--- a/Daily Reports/06_08_2026-CBOT Reports.docx
+++ b/Daily Reports/06_08_2026-CBOT Reports.docx
@@ -104,7 +104,7 @@
           <w:color w:val="5C768D"/>
           <w:sz w:val="19"/>
         </w:rPr>
-        <w:t>Cập nhật tự động qua `macro_tracker.py` vào lúc 06:32 ICT ngày 06/08/2026</w:t>
+        <w:t>Cập nhật tự động qua `macro_tracker.py` vào lúc 06:59 ICT ngày 06/08/2026</w:t>
       </w:r>
     </w:p>
     <w:tbl>
@@ -313,7 +313,7 @@
               <w:rPr>
                 <w:b/>
               </w:rPr>
-              <w:t>79.33 / thùng</w:t>
+              <w:t>79.36 / thùng</w:t>
             </w:r>
           </w:p>
         </w:tc>
@@ -344,7 +344,7 @@
               <w:rPr>
                 <w:b/>
               </w:rPr>
-              <w:t>-0.04%</w:t>
+              <w:t>+0.00%</w:t>
             </w:r>
           </w:p>
         </w:tc>
@@ -442,7 +442,7 @@
               <w:rPr>
                 <w:b/>
               </w:rPr>
-              <w:t>99.69</w:t>
+              <w:t>99.65</w:t>
             </w:r>
           </w:p>
         </w:tc>
@@ -473,7 +473,7 @@
               <w:rPr>
                 <w:b/>
               </w:rPr>
-              <w:t>-0.20%</w:t>
+              <w:t>-0.24%</w:t>
             </w:r>
           </w:p>
         </w:tc>
@@ -1228,7 +1228,7 @@
         <w:rPr>
           <w:b/>
         </w:rPr>
-        <w:t>`79.33` (-0.04%)</w:t>
+        <w:t>`79.36` (+0.00%)</w:t>
       </w:r>
       <w:r>
         <w:t xml:space="preserve"> | DXY: </w:t>
@@ -1237,7 +1237,7 @@
         <w:rPr>
           <w:b/>
         </w:rPr>
-        <w:t>`99.69` (-0.20%)</w:t>
+        <w:t>`99.65` (-0.24%)</w:t>
       </w:r>
       <w:r>
         <w:t xml:space="preserve"> | Lúa mì CBOT: </w:t>
@@ -1316,7 +1316,7 @@
           <w:color w:val="5C768D"/>
           <w:sz w:val="19"/>
         </w:rPr>
-        <w:t>Cập nhật tự động lúc 06:32 ICT ngày 06/08/2026 — Nguồn: NOAA, USDA, BOM Australia</w:t>
+        <w:t>Cập nhật tự động lúc 06:59 ICT ngày 06/08/2026 — Nguồn: NOAA, USDA, BOM Australia</w:t>
       </w:r>
     </w:p>
     <w:p>
@@ -3615,7 +3615,7 @@
               <w:rPr>
                 <w:b/>
               </w:rPr>
-              <w:t>438.09 (+0.59)</w:t>
+              <w:t>438.11 (+0.61)</w:t>
             </w:r>
           </w:p>
         </w:tc>
@@ -3863,7 +3863,7 @@
               <w:rPr>
                 <w:b/>
               </w:rPr>
-              <w:t>646.40 (+2.40)</w:t>
+              <w:t>646.43 (+2.43)</w:t>
             </w:r>
           </w:p>
         </w:tc>
@@ -11624,10 +11624,10 @@
         <w:rPr>
           <w:b/>
         </w:rPr>
-        <w:t>`438.09 cents`</w:t>
+        <w:t>`438.11 cents`</w:t>
       </w:r>
       <w:r>
-        <w:t xml:space="preserve"> (+0.59).</w:t>
+        <w:t xml:space="preserve"> (+0.61).</w:t>
       </w:r>
     </w:p>
     <w:p>
@@ -11991,7 +11991,7 @@
               <w:rPr>
                 <w:b/>
               </w:rPr>
-              <w:t>79.33</w:t>
+              <w:t>79.36</w:t>
             </w:r>
           </w:p>
         </w:tc>
@@ -12022,7 +12022,7 @@
               <w:rPr>
                 <w:b/>
               </w:rPr>
-              <w:t>-0.04%</w:t>
+              <w:t>+0.00%</w:t>
             </w:r>
           </w:p>
         </w:tc>
@@ -12050,7 +12050,7 @@
             </w:pPr>
             <w:r/>
             <w:r>
-              <w:t>Giá dầu Giảm làm giảm biên lợi nhuận pha chế Ethanol, tạo sức ép lên nhu cầu ngô.</w:t>
+              <w:t>Giá dầu Tăng hỗ trợ biên lợi nhuận pha chế Ethanol, kéo theo nhu cầu ngô tích cực.</w:t>
             </w:r>
           </w:p>
         </w:tc>
@@ -12114,7 +12114,7 @@
               <w:rPr>
                 <w:b/>
               </w:rPr>
-              <w:t>99.69</w:t>
+              <w:t>99.65</w:t>
             </w:r>
           </w:p>
         </w:tc>
@@ -12145,7 +12145,7 @@
               <w:rPr>
                 <w:b/>
               </w:rPr>
-              <w:t>-0.20%</w:t>
+              <w:t>-0.24%</w:t>
             </w:r>
           </w:p>
         </w:tc>
@@ -21806,10 +21806,10 @@
         <w:rPr>
           <w:b/>
         </w:rPr>
-        <w:t>`646.40 cents`</w:t>
+        <w:t>`646.43 cents`</w:t>
       </w:r>
       <w:r>
-        <w:t xml:space="preserve"> (+2.40).</w:t>
+        <w:t xml:space="preserve"> (+2.43).</w:t>
       </w:r>
     </w:p>
     <w:p>
@@ -22172,7 +22172,7 @@
               <w:rPr>
                 <w:b/>
               </w:rPr>
-              <w:t>79.33</w:t>
+              <w:t>79.36</w:t>
             </w:r>
           </w:p>
         </w:tc>
@@ -22203,7 +22203,7 @@
               <w:rPr>
                 <w:b/>
               </w:rPr>
-              <w:t>-0.04%</w:t>
+              <w:t>+0.00%</w:t>
             </w:r>
           </w:p>
         </w:tc>
@@ -22231,7 +22231,7 @@
             </w:pPr>
             <w:r/>
             <w:r>
-              <w:t>Giá dầu Giảm giảm bớt premium rủi ro địa chính trị, tạo áp lực chốt lời lúa mì.</w:t>
+              <w:t>Giá dầu Tăng tăng premium rủi ro địa chính trị và logistics Biển Đen, hỗ trợ giá lúa mì.</w:t>
             </w:r>
           </w:p>
         </w:tc>
@@ -22295,7 +22295,7 @@
               <w:rPr>
                 <w:b/>
               </w:rPr>
-              <w:t>99.69</w:t>
+              <w:t>99.65</w:t>
             </w:r>
           </w:p>
         </w:tc>
@@ -22326,7 +22326,7 @@
               <w:rPr>
                 <w:b/>
               </w:rPr>
-              <w:t>-0.20%</w:t>
+              <w:t>-0.24%</w:t>
             </w:r>
           </w:p>
         </w:tc>

--- a/Daily Reports/06_08_2026-CBOT Reports.docx
+++ b/Daily Reports/06_08_2026-CBOT Reports.docx
@@ -104,7 +104,7 @@
           <w:color w:val="5C768D"/>
           <w:sz w:val="19"/>
         </w:rPr>
-        <w:t>Cập nhật tự động qua `macro_tracker.py` vào lúc 06:59 ICT ngày 06/08/2026</w:t>
+        <w:t>Cập nhật tự động qua `macro_tracker.py` vào lúc 07:00 ICT ngày 06/08/2026</w:t>
       </w:r>
     </w:p>
     <w:tbl>
@@ -442,7 +442,7 @@
               <w:rPr>
                 <w:b/>
               </w:rPr>
-              <w:t>99.65</w:t>
+              <w:t>99.64</w:t>
             </w:r>
           </w:p>
         </w:tc>
@@ -1237,7 +1237,7 @@
         <w:rPr>
           <w:b/>
         </w:rPr>
-        <w:t>`99.65` (-0.24%)</w:t>
+        <w:t>`99.64` (-0.24%)</w:t>
       </w:r>
       <w:r>
         <w:t xml:space="preserve"> | Lúa mì CBOT: </w:t>
@@ -1316,7 +1316,7 @@
           <w:color w:val="5C768D"/>
           <w:sz w:val="19"/>
         </w:rPr>
-        <w:t>Cập nhật tự động lúc 06:59 ICT ngày 06/08/2026 — Nguồn: NOAA, USDA, BOM Australia</w:t>
+        <w:t>Cập nhật tự động lúc 07:00 ICT ngày 06/08/2026 — Nguồn: NOAA, USDA, BOM Australia</w:t>
       </w:r>
     </w:p>
     <w:p>
@@ -12114,7 +12114,7 @@
               <w:rPr>
                 <w:b/>
               </w:rPr>
-              <w:t>99.65</w:t>
+              <w:t>99.64</w:t>
             </w:r>
           </w:p>
         </w:tc>
@@ -22295,7 +22295,7 @@
               <w:rPr>
                 <w:b/>
               </w:rPr>
-              <w:t>99.65</w:t>
+              <w:t>99.64</w:t>
             </w:r>
           </w:p>
         </w:tc>

--- a/Daily Reports/06_08_2026-CBOT Reports.docx
+++ b/Daily Reports/06_08_2026-CBOT Reports.docx
@@ -104,7 +104,7 @@
           <w:color w:val="5C768D"/>
           <w:sz w:val="19"/>
         </w:rPr>
-        <w:t>Cập nhật tự động qua `macro_tracker.py` vào lúc 08:00 ICT ngày 06/08/2026</w:t>
+        <w:t>Cập nhật tự động qua `macro_tracker.py` vào lúc 09:01 ICT ngày 06/08/2026</w:t>
       </w:r>
     </w:p>
     <w:tbl>
@@ -313,7 +313,7 @@
               <w:rPr>
                 <w:b/>
               </w:rPr>
-              <w:t>79.33 / thùng</w:t>
+              <w:t>79.98 / thùng</w:t>
             </w:r>
           </w:p>
         </w:tc>
@@ -344,7 +344,7 @@
               <w:rPr>
                 <w:b/>
               </w:rPr>
-              <w:t>-0.04%</w:t>
+              <w:t>+0.78%</w:t>
             </w:r>
           </w:p>
         </w:tc>
@@ -1228,7 +1228,7 @@
         <w:rPr>
           <w:b/>
         </w:rPr>
-        <w:t>`79.33` (-0.04%)</w:t>
+        <w:t>`79.98` (+0.78%)</w:t>
       </w:r>
       <w:r>
         <w:t xml:space="preserve"> | DXY: </w:t>
@@ -1246,7 +1246,7 @@
         <w:rPr>
           <w:b/>
         </w:rPr>
-        <w:t>`642.75` (+0.70%)</w:t>
+        <w:t>`645.50` (+1.10%)</w:t>
       </w:r>
       <w:r>
         <w:t>.</w:t>
@@ -1316,7 +1316,7 @@
           <w:color w:val="5C768D"/>
           <w:sz w:val="19"/>
         </w:rPr>
-        <w:t>Cập nhật tự động lúc 08:00 ICT ngày 06/08/2026 — Nguồn: NOAA, USDA, BOM Australia</w:t>
+        <w:t>Cập nhật tự động lúc 09:01 ICT ngày 06/08/2026 — Nguồn: NOAA, USDA, BOM Australia</w:t>
       </w:r>
     </w:p>
     <w:p>
@@ -3584,7 +3584,7 @@
               <w:rPr>
                 <w:b/>
               </w:rPr>
-              <w:t>438.00</w:t>
+              <w:t>439.00</w:t>
             </w:r>
           </w:p>
         </w:tc>
@@ -3615,7 +3615,7 @@
               <w:rPr>
                 <w:b/>
               </w:rPr>
-              <w:t>438.58 (+0.58)</w:t>
+              <w:t>439.62 (+0.62)</w:t>
             </w:r>
           </w:p>
         </w:tc>
@@ -3643,7 +3643,7 @@
             </w:pPr>
             <w:r/>
             <w:r>
-              <w:t>Bearish (439.16 &lt; 441.60)</w:t>
+              <w:t>Bearish (439.19 &lt; 441.52)</w:t>
             </w:r>
           </w:p>
         </w:tc>
@@ -3671,7 +3671,7 @@
             </w:pPr>
             <w:r/>
             <w:r>
-              <w:t>1.75 cents</w:t>
+              <w:t>0.75 cents</w:t>
             </w:r>
           </w:p>
         </w:tc>
@@ -3832,7 +3832,7 @@
               <w:rPr>
                 <w:b/>
               </w:rPr>
-              <w:t>643.00</w:t>
+              <w:t>645.50</w:t>
             </w:r>
           </w:p>
         </w:tc>
@@ -3863,7 +3863,7 @@
               <w:rPr>
                 <w:b/>
               </w:rPr>
-              <w:t>645.31 (+2.31)</w:t>
+              <w:t>647.71 (+2.21)</w:t>
             </w:r>
           </w:p>
         </w:tc>
@@ -3891,7 +3891,7 @@
             </w:pPr>
             <w:r/>
             <w:r>
-              <w:t>Bearish (642.64 &lt; 644.05)</w:t>
+              <w:t>Bearish (642.94 &lt; 644.13)</w:t>
             </w:r>
           </w:p>
         </w:tc>
@@ -3919,7 +3919,7 @@
             </w:pPr>
             <w:r/>
             <w:r>
-              <w:t>3.00 cents</w:t>
+              <w:t>2.50 cents</w:t>
             </w:r>
           </w:p>
         </w:tc>
@@ -4357,7 +4357,7 @@
                 <w:b/>
                 <w:color w:val="15803D"/>
               </w:rPr>
-              <w:t>436.75 - 439.16 cents (Canh mua vùng hỗ trợ)</w:t>
+              <w:t>437.75 - 439.19 cents (Canh mua vùng hỗ trợ)</w:t>
             </w:r>
           </w:p>
         </w:tc>
@@ -4388,7 +4388,7 @@
               <w:rPr>
                 <w:b/>
               </w:rPr>
-              <w:t>414.11 cents (Dưới cản S2 + 1.5x ATR)</w:t>
+              <w:t>414.29 cents (Dưới cản S2 + 1.5x ATR)</w:t>
             </w:r>
           </w:p>
         </w:tc>
@@ -4424,7 +4424,7 @@
                 <w:color w:val="D97706"/>
                 <w:sz w:val="19"/>
               </w:rPr>
-              <w:t xml:space="preserve"> 439.25 cents </w:t>
+              <w:t xml:space="preserve"> 440.00 cents </w:t>
             </w:r>
             <w:r>
               <w:t xml:space="preserve"> / TP2: </w:t>
@@ -4569,7 +4569,7 @@
               <w:rPr>
                 <w:b/>
               </w:rPr>
-              <w:t>435.25 - 436.75 cents</w:t>
+              <w:t>436.25 - 437.75 cents</w:t>
             </w:r>
           </w:p>
         </w:tc>
@@ -4600,7 +4600,7 @@
               <w:rPr>
                 <w:b/>
               </w:rPr>
-              <w:t>415.16 cents (Chống quét SL tuyệt đối)</w:t>
+              <w:t>415.28 cents (Chống quét SL tuyệt đối)</w:t>
             </w:r>
           </w:p>
         </w:tc>
@@ -4762,7 +4762,7 @@
               <w:rPr>
                 <w:b/>
               </w:rPr>
-              <w:t>439.25 - 440.75 cents</w:t>
+              <w:t>440.00 - 441.50 cents</w:t>
             </w:r>
           </w:p>
         </w:tc>
@@ -4793,7 +4793,7 @@
               <w:rPr>
                 <w:b/>
               </w:rPr>
-              <w:t>441.34 cents</w:t>
+              <w:t>441.97 cents</w:t>
             </w:r>
           </w:p>
         </w:tc>
@@ -4955,7 +4955,7 @@
               <w:rPr>
                 <w:b/>
               </w:rPr>
-              <w:t>428.16 - 436.50 cents</w:t>
+              <w:t>428.62 - 436.50 cents</w:t>
             </w:r>
           </w:p>
         </w:tc>
@@ -5136,7 +5136,7 @@
                 <w:b/>
                 <w:color w:val="B91C1C"/>
               </w:rPr>
-              <w:t>642.64 - 644.05 cents (Canh bán hồi kỹ thuật H1)</w:t>
+              <w:t>642.94 - 644.13 cents (Canh bán hồi kỹ thuật H1)</w:t>
             </w:r>
           </w:p>
         </w:tc>
@@ -5167,7 +5167,7 @@
               <w:rPr>
                 <w:b/>
               </w:rPr>
-              <w:t>717.80 cents (Trên kháng cự R2 + 1.5x ATR)</w:t>
+              <w:t>717.43 cents (Trên kháng cự R2 + 1.5x ATR)</w:t>
             </w:r>
           </w:p>
         </w:tc>
@@ -5203,7 +5203,7 @@
                 <w:color w:val="D97706"/>
                 <w:sz w:val="19"/>
               </w:rPr>
-              <w:t xml:space="preserve"> 636.50 cents </w:t>
+              <w:t xml:space="preserve"> 643.25 cents </w:t>
             </w:r>
             <w:r>
               <w:t xml:space="preserve"> / TP2: </w:t>
@@ -5345,7 +5345,7 @@
               <w:rPr>
                 <w:b/>
               </w:rPr>
-              <w:t>634.50 - 636.50 cents</w:t>
+              <w:t>641.25 - 643.25 cents</w:t>
             </w:r>
           </w:p>
         </w:tc>
@@ -5376,7 +5376,7 @@
               <w:rPr>
                 <w:b/>
               </w:rPr>
-              <w:t>586.13 cents</w:t>
+              <w:t>586.38 cents</w:t>
             </w:r>
           </w:p>
         </w:tc>
@@ -5407,7 +5407,7 @@
               <w:rPr>
                 <w:b/>
               </w:rPr>
-              <w:t>647.50 cents (Đón sóng hồi trung hạn ~14.5 giá)</w:t>
+              <w:t>648.25 cents (Đón sóng hồi trung hạn ~14.5 giá)</w:t>
             </w:r>
           </w:p>
         </w:tc>
@@ -5538,7 +5538,7 @@
               <w:rPr>
                 <w:b/>
               </w:rPr>
-              <w:t>647.50 - 649.50 cents</w:t>
+              <w:t>648.25 - 650.25 cents</w:t>
             </w:r>
           </w:p>
         </w:tc>
@@ -5569,7 +5569,7 @@
               <w:rPr>
                 <w:b/>
               </w:rPr>
-              <w:t>651.87 cents</w:t>
+              <w:t>652.37 cents</w:t>
             </w:r>
           </w:p>
         </w:tc>
@@ -5731,7 +5731,7 @@
               <w:rPr>
                 <w:b/>
               </w:rPr>
-              <w:t>588.23 - 606.00 cents</w:t>
+              <w:t>589.26 - 606.00 cents</w:t>
             </w:r>
           </w:p>
         </w:tc>
@@ -11609,7 +11609,7 @@
         <w:t>Giá Chốt Phiên (Close):</w:t>
       </w:r>
       <w:r>
-        <w:t xml:space="preserve"> 438.00 cents | </w:t>
+        <w:t xml:space="preserve"> 439.00 cents | </w:t>
       </w:r>
       <w:r>
         <w:rPr>
@@ -11624,10 +11624,10 @@
         <w:rPr>
           <w:b/>
         </w:rPr>
-        <w:t>`438.58 cents`</w:t>
+        <w:t>`439.62 cents`</w:t>
       </w:r>
       <w:r>
-        <w:t xml:space="preserve"> (+0.58).</w:t>
+        <w:t xml:space="preserve"> (+0.62).</w:t>
       </w:r>
     </w:p>
     <w:p>
@@ -11648,7 +11648,7 @@
         <w:rPr>
           <w:b/>
         </w:rPr>
-        <w:t>`1,234`</w:t>
+        <w:t>`1,793`</w:t>
       </w:r>
       <w:r>
         <w:t xml:space="preserve"> (Chênh lệch: </w:t>
@@ -11657,7 +11657,7 @@
         <w:rPr>
           <w:b/>
         </w:rPr>
-        <w:t>`-127,109`</w:t>
+        <w:t>`-126,550`</w:t>
       </w:r>
       <w:r>
         <w:t xml:space="preserve">) | OI: </w:t>
@@ -11666,7 +11666,7 @@
         <w:rPr>
           <w:b/>
         </w:rPr>
-        <w:t>`510,780`</w:t>
+        <w:t>`497,935`</w:t>
       </w:r>
       <w:r>
         <w:t xml:space="preserve"> (Chênh lệch: </w:t>
@@ -11675,7 +11675,7 @@
         <w:rPr>
           <w:b/>
         </w:rPr>
-        <w:t>`-267,822`</w:t>
+        <w:t>`-280,667`</w:t>
       </w:r>
       <w:r>
         <w:t>)</w:t>
@@ -11991,7 +11991,7 @@
               <w:rPr>
                 <w:b/>
               </w:rPr>
-              <w:t>79.33</w:t>
+              <w:t>79.98</w:t>
             </w:r>
           </w:p>
         </w:tc>
@@ -12022,7 +12022,7 @@
               <w:rPr>
                 <w:b/>
               </w:rPr>
-              <w:t>-0.04%</w:t>
+              <w:t>+0.78%</w:t>
             </w:r>
           </w:p>
         </w:tc>
@@ -12050,7 +12050,7 @@
             </w:pPr>
             <w:r/>
             <w:r>
-              <w:t>Giá dầu Giảm làm giảm biên lợi nhuận pha chế Ethanol, tạo sức ép lên nhu cầu ngô.</w:t>
+              <w:t>Giá dầu Tăng hỗ trợ biên lợi nhuận pha chế Ethanol, kéo theo nhu cầu ngô tích cực.</w:t>
             </w:r>
           </w:p>
         </w:tc>
@@ -12749,7 +12749,7 @@
         <w:t xml:space="preserve"> EMA_21 </w:t>
       </w:r>
       <w:r>
-        <w:t xml:space="preserve"> (439.16) &lt; </w:t>
+        <w:t xml:space="preserve"> (439.19) &lt; </w:t>
       </w:r>
       <w:r>
         <w:rPr>
@@ -12760,7 +12760,7 @@
         <w:t xml:space="preserve"> EMA_50 </w:t>
       </w:r>
       <w:r>
-        <w:t xml:space="preserve"> (441.60).</w:t>
+        <w:t xml:space="preserve"> (441.52).</w:t>
       </w:r>
     </w:p>
     <w:p>
@@ -12781,7 +12781,7 @@
         <w:rPr>
           <w:b/>
         </w:rPr>
-        <w:t>`40.93`</w:t>
+        <w:t>`46.12`</w:t>
       </w:r>
       <w:r>
         <w:t xml:space="preserve"> | ATR (14) = </w:t>
@@ -12790,7 +12790,7 @@
         <w:rPr>
           <w:b/>
         </w:rPr>
-        <w:t>`2.09`</w:t>
+        <w:t>`1.97`</w:t>
       </w:r>
       <w:r>
         <w:t xml:space="preserve"> cents | Volatility = </w:t>
@@ -12799,7 +12799,7 @@
         <w:rPr>
           <w:b/>
         </w:rPr>
-        <w:t>`1.75 cents`</w:t>
+        <w:t>`0.75 cents`</w:t>
       </w:r>
       <w:r>
         <w:t>.</w:t>
@@ -12823,7 +12823,7 @@
         <w:rPr>
           <w:b/>
         </w:rPr>
-        <w:t>`436.75`</w:t>
+        <w:t>`437.75`</w:t>
       </w:r>
       <w:r>
         <w:t xml:space="preserve"> | S2: </w:t>
@@ -12841,7 +12841,7 @@
         <w:rPr>
           <w:b/>
         </w:rPr>
-        <w:t>`439.25`</w:t>
+        <w:t>`440.00`</w:t>
       </w:r>
       <w:r>
         <w:t xml:space="preserve"> | R2: </w:t>
@@ -13584,7 +13584,7 @@
           <w:b/>
           <w:color w:val="15803D"/>
         </w:rPr>
-        <w:t>`436.75 - 439.16 cents (Canh mua vùng hỗ trợ)`</w:t>
+        <w:t>`437.75 - 439.19 cents (Canh mua vùng hỗ trợ)`</w:t>
       </w:r>
       <w:r>
         <w:t xml:space="preserve"> | SL: </w:t>
@@ -13593,7 +13593,7 @@
         <w:rPr>
           <w:b/>
         </w:rPr>
-        <w:t>`414.11 cents (Dưới cản S2 + 1.5x ATR)`</w:t>
+        <w:t>`414.29 cents (Dưới cản S2 + 1.5x ATR)`</w:t>
       </w:r>
       <w:r>
         <w:t xml:space="preserve"> | TP: </w:t>
@@ -13604,7 +13604,7 @@
           <w:color w:val="D97706"/>
           <w:sz w:val="19"/>
         </w:rPr>
-        <w:t xml:space="preserve"> 439.25 cents </w:t>
+        <w:t xml:space="preserve"> 440.00 cents </w:t>
       </w:r>
       <w:r>
         <w:t xml:space="preserve"> / </w:t>
@@ -13655,7 +13655,7 @@
         <w:rPr>
           <w:b/>
         </w:rPr>
-        <w:t>`435.25 - 436.75 cents`</w:t>
+        <w:t>`436.25 - 437.75 cents`</w:t>
       </w:r>
       <w:r>
         <w:t xml:space="preserve"> | SL: </w:t>
@@ -13664,7 +13664,7 @@
         <w:rPr>
           <w:b/>
         </w:rPr>
-        <w:t>`415.16 cents (Chống quét SL tuyệt đối)`</w:t>
+        <w:t>`415.28 cents (Chống quét SL tuyệt đối)`</w:t>
       </w:r>
       <w:r>
         <w:t xml:space="preserve"> | TP: </w:t>
@@ -13701,7 +13701,7 @@
         <w:rPr>
           <w:b/>
         </w:rPr>
-        <w:t>`439.25 - 440.75 cents`</w:t>
+        <w:t>`440.00 - 441.50 cents`</w:t>
       </w:r>
       <w:r>
         <w:t xml:space="preserve"> | SL: </w:t>
@@ -13710,7 +13710,7 @@
         <w:rPr>
           <w:b/>
         </w:rPr>
-        <w:t>`441.34 cents`</w:t>
+        <w:t>`441.97 cents`</w:t>
       </w:r>
       <w:r>
         <w:t xml:space="preserve"> | TP: </w:t>
@@ -13759,7 +13759,7 @@
         <w:rPr>
           <w:b/>
         </w:rPr>
-        <w:t>`428.16 - 436.50 cents`</w:t>
+        <w:t>`428.62 - 436.50 cents`</w:t>
       </w:r>
     </w:p>
     <w:p>
@@ -14166,7 +14166,7 @@
             </w:pPr>
             <w:r/>
             <w:r>
-              <w:t>438.00</w:t>
+              <w:t>439.00</w:t>
             </w:r>
           </w:p>
         </w:tc>
@@ -14194,7 +14194,7 @@
             </w:pPr>
             <w:r/>
             <w:r>
-              <w:t>441.75</w:t>
+              <w:t>442.75</w:t>
             </w:r>
           </w:p>
         </w:tc>
@@ -14222,7 +14222,7 @@
             </w:pPr>
             <w:r/>
             <w:r>
-              <w:t>434.75</w:t>
+              <w:t>435.75</w:t>
             </w:r>
           </w:p>
         </w:tc>
@@ -14253,7 +14253,7 @@
               <w:rPr>
                 <w:b/>
               </w:rPr>
-              <w:t>438.25</w:t>
+              <w:t>439.25</w:t>
             </w:r>
           </w:p>
         </w:tc>
@@ -14401,7 +14401,7 @@
             </w:pPr>
             <w:r/>
             <w:r>
-              <w:t>438.25</w:t>
+              <w:t>439.25</w:t>
             </w:r>
           </w:p>
         </w:tc>
@@ -14429,7 +14429,7 @@
             </w:pPr>
             <w:r/>
             <w:r>
-              <w:t>441.00</w:t>
+              <w:t>442.00</w:t>
             </w:r>
           </w:p>
         </w:tc>
@@ -14457,7 +14457,7 @@
             </w:pPr>
             <w:r/>
             <w:r>
-              <w:t>434.50</w:t>
+              <w:t>435.50</w:t>
             </w:r>
           </w:p>
         </w:tc>
@@ -14488,7 +14488,7 @@
               <w:rPr>
                 <w:b/>
               </w:rPr>
-              <w:t>437.75</w:t>
+              <w:t>438.75</w:t>
             </w:r>
           </w:p>
         </w:tc>
@@ -14636,7 +14636,7 @@
             </w:pPr>
             <w:r/>
             <w:r>
-              <w:t>437.75</w:t>
+              <w:t>438.75</w:t>
             </w:r>
           </w:p>
         </w:tc>
@@ -14664,7 +14664,7 @@
             </w:pPr>
             <w:r/>
             <w:r>
-              <w:t>440.75</w:t>
+              <w:t>441.75</w:t>
             </w:r>
           </w:p>
         </w:tc>
@@ -14692,7 +14692,7 @@
             </w:pPr>
             <w:r/>
             <w:r>
-              <w:t>433.75</w:t>
+              <w:t>434.75</w:t>
             </w:r>
           </w:p>
         </w:tc>
@@ -14723,7 +14723,7 @@
               <w:rPr>
                 <w:b/>
               </w:rPr>
-              <w:t>438.50</w:t>
+              <w:t>439.50</w:t>
             </w:r>
           </w:p>
         </w:tc>
@@ -14871,7 +14871,7 @@
             </w:pPr>
             <w:r/>
             <w:r>
-              <w:t>438.50</w:t>
+              <w:t>439.50</w:t>
             </w:r>
           </w:p>
         </w:tc>
@@ -14899,7 +14899,7 @@
             </w:pPr>
             <w:r/>
             <w:r>
-              <w:t>443.00</w:t>
+              <w:t>444.00</w:t>
             </w:r>
           </w:p>
         </w:tc>
@@ -14927,7 +14927,7 @@
             </w:pPr>
             <w:r/>
             <w:r>
-              <w:t>433.50</w:t>
+              <w:t>434.50</w:t>
             </w:r>
           </w:p>
         </w:tc>
@@ -14958,7 +14958,7 @@
               <w:rPr>
                 <w:b/>
               </w:rPr>
-              <w:t>439.25</w:t>
+              <w:t>440.25</w:t>
             </w:r>
           </w:p>
         </w:tc>
@@ -15106,7 +15106,7 @@
             </w:pPr>
             <w:r/>
             <w:r>
-              <w:t>439.25</w:t>
+              <w:t>440.25</w:t>
             </w:r>
           </w:p>
         </w:tc>
@@ -15134,7 +15134,7 @@
             </w:pPr>
             <w:r/>
             <w:r>
-              <w:t>444.75</w:t>
+              <w:t>445.75</w:t>
             </w:r>
           </w:p>
         </w:tc>
@@ -15162,7 +15162,7 @@
             </w:pPr>
             <w:r/>
             <w:r>
-              <w:t>433.00</w:t>
+              <w:t>434.00</w:t>
             </w:r>
           </w:p>
         </w:tc>
@@ -15193,7 +15193,7 @@
               <w:rPr>
                 <w:b/>
               </w:rPr>
-              <w:t>441.50</w:t>
+              <w:t>442.50</w:t>
             </w:r>
           </w:p>
         </w:tc>
@@ -15341,7 +15341,7 @@
             </w:pPr>
             <w:r/>
             <w:r>
-              <w:t>441.50</w:t>
+              <w:t>442.50</w:t>
             </w:r>
           </w:p>
         </w:tc>
@@ -15369,7 +15369,7 @@
             </w:pPr>
             <w:r/>
             <w:r>
-              <w:t>444.50</w:t>
+              <w:t>445.50</w:t>
             </w:r>
           </w:p>
         </w:tc>
@@ -15397,7 +15397,7 @@
             </w:pPr>
             <w:r/>
             <w:r>
-              <w:t>437.25</w:t>
+              <w:t>438.25</w:t>
             </w:r>
           </w:p>
         </w:tc>
@@ -15428,7 +15428,7 @@
               <w:rPr>
                 <w:b/>
               </w:rPr>
-              <w:t>441.75</w:t>
+              <w:t>442.75</w:t>
             </w:r>
           </w:p>
         </w:tc>
@@ -15576,7 +15576,7 @@
             </w:pPr>
             <w:r/>
             <w:r>
-              <w:t>441.75</w:t>
+              <w:t>442.75</w:t>
             </w:r>
           </w:p>
         </w:tc>
@@ -15604,7 +15604,7 @@
             </w:pPr>
             <w:r/>
             <w:r>
-              <w:t>445.00</w:t>
+              <w:t>446.00</w:t>
             </w:r>
           </w:p>
         </w:tc>
@@ -15632,7 +15632,7 @@
             </w:pPr>
             <w:r/>
             <w:r>
-              <w:t>435.25</w:t>
+              <w:t>436.25</w:t>
             </w:r>
           </w:p>
         </w:tc>
@@ -15663,7 +15663,7 @@
               <w:rPr>
                 <w:b/>
               </w:rPr>
-              <w:t>442.50</w:t>
+              <w:t>443.50</w:t>
             </w:r>
           </w:p>
         </w:tc>
@@ -15811,7 +15811,7 @@
             </w:pPr>
             <w:r/>
             <w:r>
-              <w:t>442.50</w:t>
+              <w:t>443.50</w:t>
             </w:r>
           </w:p>
         </w:tc>
@@ -15839,7 +15839,7 @@
             </w:pPr>
             <w:r/>
             <w:r>
-              <w:t>445.50</w:t>
+              <w:t>446.50</w:t>
             </w:r>
           </w:p>
         </w:tc>
@@ -15867,7 +15867,7 @@
             </w:pPr>
             <w:r/>
             <w:r>
-              <w:t>438.00</w:t>
+              <w:t>439.00</w:t>
             </w:r>
           </w:p>
         </w:tc>
@@ -15898,7 +15898,7 @@
               <w:rPr>
                 <w:b/>
               </w:rPr>
-              <w:t>442.00</w:t>
+              <w:t>443.00</w:t>
             </w:r>
           </w:p>
         </w:tc>
@@ -16046,7 +16046,7 @@
             </w:pPr>
             <w:r/>
             <w:r>
-              <w:t>442.00</w:t>
+              <w:t>443.00</w:t>
             </w:r>
           </w:p>
         </w:tc>
@@ -16074,7 +16074,7 @@
             </w:pPr>
             <w:r/>
             <w:r>
-              <w:t>446.00</w:t>
+              <w:t>447.00</w:t>
             </w:r>
           </w:p>
         </w:tc>
@@ -16102,7 +16102,7 @@
             </w:pPr>
             <w:r/>
             <w:r>
-              <w:t>436.25</w:t>
+              <w:t>437.25</w:t>
             </w:r>
           </w:p>
         </w:tc>
@@ -16133,7 +16133,7 @@
               <w:rPr>
                 <w:b/>
               </w:rPr>
-              <w:t>442.50</w:t>
+              <w:t>443.50</w:t>
             </w:r>
           </w:p>
         </w:tc>
@@ -16281,7 +16281,7 @@
             </w:pPr>
             <w:r/>
             <w:r>
-              <w:t>442.50</w:t>
+              <w:t>443.50</w:t>
             </w:r>
           </w:p>
         </w:tc>
@@ -16309,7 +16309,7 @@
             </w:pPr>
             <w:r/>
             <w:r>
-              <w:t>445.00</w:t>
+              <w:t>446.00</w:t>
             </w:r>
           </w:p>
         </w:tc>
@@ -16337,7 +16337,7 @@
             </w:pPr>
             <w:r/>
             <w:r>
-              <w:t>439.25</w:t>
+              <w:t>440.25</w:t>
             </w:r>
           </w:p>
         </w:tc>
@@ -16368,7 +16368,7 @@
               <w:rPr>
                 <w:b/>
               </w:rPr>
-              <w:t>443.00</w:t>
+              <w:t>444.00</w:t>
             </w:r>
           </w:p>
         </w:tc>
@@ -16516,7 +16516,7 @@
             </w:pPr>
             <w:r/>
             <w:r>
-              <w:t>443.00</w:t>
+              <w:t>444.00</w:t>
             </w:r>
           </w:p>
         </w:tc>
@@ -16544,7 +16544,7 @@
             </w:pPr>
             <w:r/>
             <w:r>
-              <w:t>446.50</w:t>
+              <w:t>447.50</w:t>
             </w:r>
           </w:p>
         </w:tc>
@@ -16572,7 +16572,7 @@
             </w:pPr>
             <w:r/>
             <w:r>
-              <w:t>437.00</w:t>
+              <w:t>438.00</w:t>
             </w:r>
           </w:p>
         </w:tc>
@@ -16603,7 +16603,7 @@
               <w:rPr>
                 <w:b/>
               </w:rPr>
-              <w:t>444.00</w:t>
+              <w:t>445.00</w:t>
             </w:r>
           </w:p>
         </w:tc>
@@ -16751,7 +16751,7 @@
             </w:pPr>
             <w:r/>
             <w:r>
-              <w:t>444.00</w:t>
+              <w:t>445.00</w:t>
             </w:r>
           </w:p>
         </w:tc>
@@ -16779,7 +16779,7 @@
             </w:pPr>
             <w:r/>
             <w:r>
-              <w:t>446.75</w:t>
+              <w:t>447.75</w:t>
             </w:r>
           </w:p>
         </w:tc>
@@ -16807,7 +16807,7 @@
             </w:pPr>
             <w:r/>
             <w:r>
-              <w:t>441.50</w:t>
+              <w:t>442.50</w:t>
             </w:r>
           </w:p>
         </w:tc>
@@ -16838,7 +16838,7 @@
               <w:rPr>
                 <w:b/>
               </w:rPr>
-              <w:t>444.00</w:t>
+              <w:t>445.00</w:t>
             </w:r>
           </w:p>
         </w:tc>
@@ -16986,7 +16986,7 @@
             </w:pPr>
             <w:r/>
             <w:r>
-              <w:t>444.00</w:t>
+              <w:t>445.00</w:t>
             </w:r>
           </w:p>
         </w:tc>
@@ -17014,7 +17014,7 @@
             </w:pPr>
             <w:r/>
             <w:r>
-              <w:t>446.75</w:t>
+              <w:t>447.75</w:t>
             </w:r>
           </w:p>
         </w:tc>
@@ -17042,7 +17042,7 @@
             </w:pPr>
             <w:r/>
             <w:r>
-              <w:t>441.50</w:t>
+              <w:t>442.50</w:t>
             </w:r>
           </w:p>
         </w:tc>
@@ -17073,7 +17073,7 @@
               <w:rPr>
                 <w:b/>
               </w:rPr>
-              <w:t>443.50</w:t>
+              <w:t>444.50</w:t>
             </w:r>
           </w:p>
         </w:tc>
@@ -17221,7 +17221,7 @@
             </w:pPr>
             <w:r/>
             <w:r>
-              <w:t>443.50</w:t>
+              <w:t>444.50</w:t>
             </w:r>
           </w:p>
         </w:tc>
@@ -17249,7 +17249,7 @@
             </w:pPr>
             <w:r/>
             <w:r>
-              <w:t>446.50</w:t>
+              <w:t>447.50</w:t>
             </w:r>
           </w:p>
         </w:tc>
@@ -17277,7 +17277,7 @@
             </w:pPr>
             <w:r/>
             <w:r>
-              <w:t>440.25</w:t>
+              <w:t>441.25</w:t>
             </w:r>
           </w:p>
         </w:tc>
@@ -17308,7 +17308,7 @@
               <w:rPr>
                 <w:b/>
               </w:rPr>
-              <w:t>443.25</w:t>
+              <w:t>444.25</w:t>
             </w:r>
           </w:p>
         </w:tc>
@@ -17456,7 +17456,7 @@
             </w:pPr>
             <w:r/>
             <w:r>
-              <w:t>443.25</w:t>
+              <w:t>444.25</w:t>
             </w:r>
           </w:p>
         </w:tc>
@@ -17484,7 +17484,7 @@
             </w:pPr>
             <w:r/>
             <w:r>
-              <w:t>447.25</w:t>
+              <w:t>448.25</w:t>
             </w:r>
           </w:p>
         </w:tc>
@@ -17512,7 +17512,7 @@
             </w:pPr>
             <w:r/>
             <w:r>
-              <w:t>438.00</w:t>
+              <w:t>439.00</w:t>
             </w:r>
           </w:p>
         </w:tc>
@@ -17543,7 +17543,7 @@
               <w:rPr>
                 <w:b/>
               </w:rPr>
-              <w:t>443.75</w:t>
+              <w:t>444.75</w:t>
             </w:r>
           </w:p>
         </w:tc>
@@ -17691,7 +17691,7 @@
             </w:pPr>
             <w:r/>
             <w:r>
-              <w:t>443.75</w:t>
+              <w:t>444.75</w:t>
             </w:r>
           </w:p>
         </w:tc>
@@ -17719,7 +17719,7 @@
             </w:pPr>
             <w:r/>
             <w:r>
-              <w:t>448.50</w:t>
+              <w:t>449.50</w:t>
             </w:r>
           </w:p>
         </w:tc>
@@ -17747,7 +17747,7 @@
             </w:pPr>
             <w:r/>
             <w:r>
-              <w:t>436.75</w:t>
+              <w:t>437.75</w:t>
             </w:r>
           </w:p>
         </w:tc>
@@ -17778,7 +17778,7 @@
               <w:rPr>
                 <w:b/>
               </w:rPr>
-              <w:t>445.75</w:t>
+              <w:t>446.75</w:t>
             </w:r>
           </w:p>
         </w:tc>
@@ -17926,7 +17926,7 @@
             </w:pPr>
             <w:r/>
             <w:r>
-              <w:t>445.75</w:t>
+              <w:t>446.75</w:t>
             </w:r>
           </w:p>
         </w:tc>
@@ -17954,7 +17954,7 @@
             </w:pPr>
             <w:r/>
             <w:r>
-              <w:t>453.75</w:t>
+              <w:t>454.75</w:t>
             </w:r>
           </w:p>
         </w:tc>
@@ -17982,7 +17982,7 @@
             </w:pPr>
             <w:r/>
             <w:r>
-              <w:t>438.75</w:t>
+              <w:t>439.75</w:t>
             </w:r>
           </w:p>
         </w:tc>
@@ -18013,7 +18013,7 @@
               <w:rPr>
                 <w:b/>
               </w:rPr>
-              <w:t>447.25</w:t>
+              <w:t>448.25</w:t>
             </w:r>
           </w:p>
         </w:tc>
@@ -18161,7 +18161,7 @@
             </w:pPr>
             <w:r/>
             <w:r>
-              <w:t>447.25</w:t>
+              <w:t>448.25</w:t>
             </w:r>
           </w:p>
         </w:tc>
@@ -18189,7 +18189,7 @@
             </w:pPr>
             <w:r/>
             <w:r>
-              <w:t>451.75</w:t>
+              <w:t>452.75</w:t>
             </w:r>
           </w:p>
         </w:tc>
@@ -18217,7 +18217,7 @@
             </w:pPr>
             <w:r/>
             <w:r>
-              <w:t>443.00</w:t>
+              <w:t>444.00</w:t>
             </w:r>
           </w:p>
         </w:tc>
@@ -18248,7 +18248,7 @@
               <w:rPr>
                 <w:b/>
               </w:rPr>
-              <w:t>446.75</w:t>
+              <w:t>447.75</w:t>
             </w:r>
           </w:p>
         </w:tc>
@@ -18396,7 +18396,7 @@
             </w:pPr>
             <w:r/>
             <w:r>
-              <w:t>446.75</w:t>
+              <w:t>447.75</w:t>
             </w:r>
           </w:p>
         </w:tc>
@@ -18424,7 +18424,7 @@
             </w:pPr>
             <w:r/>
             <w:r>
-              <w:t>449.00</w:t>
+              <w:t>450.00</w:t>
             </w:r>
           </w:p>
         </w:tc>
@@ -18452,7 +18452,7 @@
             </w:pPr>
             <w:r/>
             <w:r>
-              <w:t>444.00</w:t>
+              <w:t>445.00</w:t>
             </w:r>
           </w:p>
         </w:tc>
@@ -18483,7 +18483,7 @@
               <w:rPr>
                 <w:b/>
               </w:rPr>
-              <w:t>446.50</w:t>
+              <w:t>447.50</w:t>
             </w:r>
           </w:p>
         </w:tc>
@@ -18631,7 +18631,7 @@
             </w:pPr>
             <w:r/>
             <w:r>
-              <w:t>446.50</w:t>
+              <w:t>447.50</w:t>
             </w:r>
           </w:p>
         </w:tc>
@@ -18659,7 +18659,7 @@
             </w:pPr>
             <w:r/>
             <w:r>
-              <w:t>448.50</w:t>
+              <w:t>449.50</w:t>
             </w:r>
           </w:p>
         </w:tc>
@@ -18687,7 +18687,7 @@
             </w:pPr>
             <w:r/>
             <w:r>
-              <w:t>442.00</w:t>
+              <w:t>443.00</w:t>
             </w:r>
           </w:p>
         </w:tc>
@@ -18718,7 +18718,7 @@
               <w:rPr>
                 <w:b/>
               </w:rPr>
-              <w:t>446.75</w:t>
+              <w:t>447.75</w:t>
             </w:r>
           </w:p>
         </w:tc>
@@ -18866,7 +18866,7 @@
             </w:pPr>
             <w:r/>
             <w:r>
-              <w:t>446.75</w:t>
+              <w:t>447.75</w:t>
             </w:r>
           </w:p>
         </w:tc>
@@ -18894,7 +18894,7 @@
             </w:pPr>
             <w:r/>
             <w:r>
-              <w:t>450.50</w:t>
+              <w:t>451.50</w:t>
             </w:r>
           </w:p>
         </w:tc>
@@ -18922,7 +18922,7 @@
             </w:pPr>
             <w:r/>
             <w:r>
-              <w:t>444.00</w:t>
+              <w:t>445.00</w:t>
             </w:r>
           </w:p>
         </w:tc>
@@ -18953,7 +18953,7 @@
               <w:rPr>
                 <w:b/>
               </w:rPr>
-              <w:t>447.25</w:t>
+              <w:t>448.25</w:t>
             </w:r>
           </w:p>
         </w:tc>
@@ -19101,7 +19101,7 @@
             </w:pPr>
             <w:r/>
             <w:r>
-              <w:t>447.25</w:t>
+              <w:t>448.25</w:t>
             </w:r>
           </w:p>
         </w:tc>
@@ -19129,7 +19129,7 @@
             </w:pPr>
             <w:r/>
             <w:r>
-              <w:t>450.25</w:t>
+              <w:t>451.25</w:t>
             </w:r>
           </w:p>
         </w:tc>
@@ -19157,7 +19157,7 @@
             </w:pPr>
             <w:r/>
             <w:r>
-              <w:t>442.75</w:t>
+              <w:t>443.75</w:t>
             </w:r>
           </w:p>
         </w:tc>
@@ -19188,7 +19188,7 @@
               <w:rPr>
                 <w:b/>
               </w:rPr>
-              <w:t>447.50</w:t>
+              <w:t>448.50</w:t>
             </w:r>
           </w:p>
         </w:tc>
@@ -19336,7 +19336,7 @@
             </w:pPr>
             <w:r/>
             <w:r>
-              <w:t>447.50</w:t>
+              <w:t>448.50</w:t>
             </w:r>
           </w:p>
         </w:tc>
@@ -19364,7 +19364,7 @@
             </w:pPr>
             <w:r/>
             <w:r>
-              <w:t>451.75</w:t>
+              <w:t>452.75</w:t>
             </w:r>
           </w:p>
         </w:tc>
@@ -19392,7 +19392,7 @@
             </w:pPr>
             <w:r/>
             <w:r>
-              <w:t>444.25</w:t>
+              <w:t>445.25</w:t>
             </w:r>
           </w:p>
         </w:tc>
@@ -19423,7 +19423,7 @@
               <w:rPr>
                 <w:b/>
               </w:rPr>
-              <w:t>448.25</w:t>
+              <w:t>449.25</w:t>
             </w:r>
           </w:p>
         </w:tc>
@@ -19571,7 +19571,7 @@
             </w:pPr>
             <w:r/>
             <w:r>
-              <w:t>448.25</w:t>
+              <w:t>449.25</w:t>
             </w:r>
           </w:p>
         </w:tc>
@@ -19599,7 +19599,7 @@
             </w:pPr>
             <w:r/>
             <w:r>
-              <w:t>451.75</w:t>
+              <w:t>452.75</w:t>
             </w:r>
           </w:p>
         </w:tc>
@@ -19627,7 +19627,7 @@
             </w:pPr>
             <w:r/>
             <w:r>
-              <w:t>446.00</w:t>
+              <w:t>447.00</w:t>
             </w:r>
           </w:p>
         </w:tc>
@@ -19658,7 +19658,7 @@
               <w:rPr>
                 <w:b/>
               </w:rPr>
-              <w:t>448.25</w:t>
+              <w:t>449.25</w:t>
             </w:r>
           </w:p>
         </w:tc>
@@ -19806,7 +19806,7 @@
             </w:pPr>
             <w:r/>
             <w:r>
-              <w:t>448.25</w:t>
+              <w:t>449.25</w:t>
             </w:r>
           </w:p>
         </w:tc>
@@ -19834,7 +19834,7 @@
             </w:pPr>
             <w:r/>
             <w:r>
-              <w:t>452.00</w:t>
+              <w:t>453.00</w:t>
             </w:r>
           </w:p>
         </w:tc>
@@ -19862,7 +19862,7 @@
             </w:pPr>
             <w:r/>
             <w:r>
-              <w:t>444.75</w:t>
+              <w:t>445.75</w:t>
             </w:r>
           </w:p>
         </w:tc>
@@ -19893,7 +19893,7 @@
               <w:rPr>
                 <w:b/>
               </w:rPr>
-              <w:t>448.00</w:t>
+              <w:t>449.00</w:t>
             </w:r>
           </w:p>
         </w:tc>
@@ -20041,7 +20041,7 @@
             </w:pPr>
             <w:r/>
             <w:r>
-              <w:t>448.00</w:t>
+              <w:t>449.00</w:t>
             </w:r>
           </w:p>
         </w:tc>
@@ -20069,7 +20069,7 @@
             </w:pPr>
             <w:r/>
             <w:r>
-              <w:t>451.50</w:t>
+              <w:t>452.50</w:t>
             </w:r>
           </w:p>
         </w:tc>
@@ -20097,7 +20097,7 @@
             </w:pPr>
             <w:r/>
             <w:r>
-              <w:t>444.75</w:t>
+              <w:t>445.75</w:t>
             </w:r>
           </w:p>
         </w:tc>
@@ -20128,7 +20128,7 @@
               <w:rPr>
                 <w:b/>
               </w:rPr>
-              <w:t>447.75</w:t>
+              <w:t>448.75</w:t>
             </w:r>
           </w:p>
         </w:tc>
@@ -20276,7 +20276,7 @@
             </w:pPr>
             <w:r/>
             <w:r>
-              <w:t>447.75</w:t>
+              <w:t>448.75</w:t>
             </w:r>
           </w:p>
         </w:tc>
@@ -20304,7 +20304,7 @@
             </w:pPr>
             <w:r/>
             <w:r>
-              <w:t>450.75</w:t>
+              <w:t>451.75</w:t>
             </w:r>
           </w:p>
         </w:tc>
@@ -20332,7 +20332,7 @@
             </w:pPr>
             <w:r/>
             <w:r>
-              <w:t>445.00</w:t>
+              <w:t>446.00</w:t>
             </w:r>
           </w:p>
         </w:tc>
@@ -20363,7 +20363,7 @@
               <w:rPr>
                 <w:b/>
               </w:rPr>
-              <w:t>448.00</w:t>
+              <w:t>449.00</w:t>
             </w:r>
           </w:p>
         </w:tc>
@@ -20511,7 +20511,7 @@
             </w:pPr>
             <w:r/>
             <w:r>
-              <w:t>448.00</w:t>
+              <w:t>449.00</w:t>
             </w:r>
           </w:p>
         </w:tc>
@@ -20539,7 +20539,7 @@
             </w:pPr>
             <w:r/>
             <w:r>
-              <w:t>451.00</w:t>
+              <w:t>452.00</w:t>
             </w:r>
           </w:p>
         </w:tc>
@@ -20567,7 +20567,7 @@
             </w:pPr>
             <w:r/>
             <w:r>
-              <w:t>445.25</w:t>
+              <w:t>446.25</w:t>
             </w:r>
           </w:p>
         </w:tc>
@@ -20598,7 +20598,7 @@
               <w:rPr>
                 <w:b/>
               </w:rPr>
-              <w:t>448.00</w:t>
+              <w:t>449.00</w:t>
             </w:r>
           </w:p>
         </w:tc>
@@ -20746,7 +20746,7 @@
             </w:pPr>
             <w:r/>
             <w:r>
-              <w:t>448.00</w:t>
+              <w:t>449.00</w:t>
             </w:r>
           </w:p>
         </w:tc>
@@ -20774,7 +20774,7 @@
             </w:pPr>
             <w:r/>
             <w:r>
-              <w:t>452.00</w:t>
+              <w:t>453.00</w:t>
             </w:r>
           </w:p>
         </w:tc>
@@ -20802,7 +20802,7 @@
             </w:pPr>
             <w:r/>
             <w:r>
-              <w:t>444.50</w:t>
+              <w:t>445.50</w:t>
             </w:r>
           </w:p>
         </w:tc>
@@ -20833,7 +20833,7 @@
               <w:rPr>
                 <w:b/>
               </w:rPr>
-              <w:t>448.50</w:t>
+              <w:t>449.50</w:t>
             </w:r>
           </w:p>
         </w:tc>
@@ -20981,7 +20981,7 @@
             </w:pPr>
             <w:r/>
             <w:r>
-              <w:t>448.50</w:t>
+              <w:t>449.50</w:t>
             </w:r>
           </w:p>
         </w:tc>
@@ -21009,7 +21009,7 @@
             </w:pPr>
             <w:r/>
             <w:r>
-              <w:t>452.50</w:t>
+              <w:t>453.50</w:t>
             </w:r>
           </w:p>
         </w:tc>
@@ -21037,7 +21037,7 @@
             </w:pPr>
             <w:r/>
             <w:r>
-              <w:t>446.75</w:t>
+              <w:t>447.75</w:t>
             </w:r>
           </w:p>
         </w:tc>
@@ -21068,7 +21068,7 @@
               <w:rPr>
                 <w:b/>
               </w:rPr>
-              <w:t>448.25</w:t>
+              <w:t>449.25</w:t>
             </w:r>
           </w:p>
         </w:tc>
@@ -21791,7 +21791,7 @@
         <w:t>Giá Chốt Phiên (Close):</w:t>
       </w:r>
       <w:r>
-        <w:t xml:space="preserve"> 643.00 cents | </w:t>
+        <w:t xml:space="preserve"> 645.50 cents | </w:t>
       </w:r>
       <w:r>
         <w:rPr>
@@ -21806,10 +21806,10 @@
         <w:rPr>
           <w:b/>
         </w:rPr>
-        <w:t>`645.31 cents`</w:t>
+        <w:t>`647.71 cents`</w:t>
       </w:r>
       <w:r>
-        <w:t xml:space="preserve"> (+2.31).</w:t>
+        <w:t xml:space="preserve"> (+2.21).</w:t>
       </w:r>
     </w:p>
     <w:p>
@@ -21830,7 +21830,7 @@
         <w:rPr>
           <w:b/>
         </w:rPr>
-        <w:t>`674`</w:t>
+        <w:t>`1,371`</w:t>
       </w:r>
       <w:r>
         <w:t xml:space="preserve"> (Chênh lệch: </w:t>
@@ -21839,7 +21839,7 @@
         <w:rPr>
           <w:b/>
         </w:rPr>
-        <w:t>`-69,834`</w:t>
+        <w:t>`-69,137`</w:t>
       </w:r>
       <w:r>
         <w:t xml:space="preserve">) | OI: </w:t>
@@ -21848,7 +21848,7 @@
         <w:rPr>
           <w:b/>
         </w:rPr>
-        <w:t>`191,819`</w:t>
+        <w:t>`188,160`</w:t>
       </w:r>
       <w:r>
         <w:t xml:space="preserve"> (Chênh lệch: </w:t>
@@ -21857,7 +21857,7 @@
         <w:rPr>
           <w:b/>
         </w:rPr>
-        <w:t>`+28`</w:t>
+        <w:t>`-3,631`</w:t>
       </w:r>
       <w:r>
         <w:t>)</w:t>
@@ -21881,7 +21881,7 @@
         <w:rPr>
           <w:b/>
         </w:rPr>
-        <w:t>`Không phát hiện mô hình nến đặc biệt`</w:t>
+        <w:t>`Bullish Engulfing (Nhấn chìm tăng trưởng)`</w:t>
       </w:r>
     </w:p>
     <w:p>
@@ -21901,8 +21901,9 @@
       <w:r>
         <w:rPr>
           <w:b/>
+          <w:color w:val="B91C1C"/>
         </w:rPr>
-        <w:t>`Tăng nhẹ tích lũy (Accumulation Rally)`</w:t>
+        <w:t>`Tăng yếu / Rủi ro đảo chiều (Short Covering Rally)`</w:t>
       </w:r>
     </w:p>
     <w:p>
@@ -21923,10 +21924,10 @@
         <w:rPr>
           <w:b/>
         </w:rPr>
-        <w:t>TÍCH LŨY TÍCH CỰC (Accumulation):</w:t>
+        <w:t>TĂNG MẠNH MẼ (Strong Bullish Confirmation):</w:t>
       </w:r>
       <w:r>
-        <w:t xml:space="preserve"> Nến đi ngang nhưng dòng tiền âm thầm gia tăng (OI tăng), báo hiệu chuẩn bị có nhịp bứt phá tăng.</w:t>
+        <w:t xml:space="preserve"> Mô hình nến tăng được củng cố bởi dòng tiền gia tăng tích cực, hỗ trợ lực mua lên bền vững.</w:t>
       </w:r>
     </w:p>
     <w:p>
@@ -22172,7 +22173,7 @@
               <w:rPr>
                 <w:b/>
               </w:rPr>
-              <w:t>79.33</w:t>
+              <w:t>79.98</w:t>
             </w:r>
           </w:p>
         </w:tc>
@@ -22203,7 +22204,7 @@
               <w:rPr>
                 <w:b/>
               </w:rPr>
-              <w:t>-0.04%</w:t>
+              <w:t>+0.78%</w:t>
             </w:r>
           </w:p>
         </w:tc>
@@ -22231,7 +22232,7 @@
             </w:pPr>
             <w:r/>
             <w:r>
-              <w:t>Giá dầu Giảm giảm bớt premium rủi ro địa chính trị, tạo áp lực chốt lời lúa mì.</w:t>
+              <w:t>Giá dầu Tăng tăng premium rủi ro địa chính trị và logistics Biển Đen, hỗ trợ giá lúa mì.</w:t>
             </w:r>
           </w:p>
         </w:tc>
@@ -22940,7 +22941,7 @@
         <w:t xml:space="preserve"> EMA_21 </w:t>
       </w:r>
       <w:r>
-        <w:t xml:space="preserve"> (642.64) &lt; </w:t>
+        <w:t xml:space="preserve"> (642.94) &lt; </w:t>
       </w:r>
       <w:r>
         <w:rPr>
@@ -22951,7 +22952,7 @@
         <w:t xml:space="preserve"> EMA_50 </w:t>
       </w:r>
       <w:r>
-        <w:t xml:space="preserve"> (644.05).</w:t>
+        <w:t xml:space="preserve"> (644.13).</w:t>
       </w:r>
     </w:p>
     <w:p>
@@ -22972,7 +22973,7 @@
         <w:rPr>
           <w:b/>
         </w:rPr>
-        <w:t>`50.86`</w:t>
+        <w:t>`56.06`</w:t>
       </w:r>
       <w:r>
         <w:t xml:space="preserve"> | ATR (14) = </w:t>
@@ -22981,7 +22982,7 @@
         <w:rPr>
           <w:b/>
         </w:rPr>
-        <w:t>`4.37`</w:t>
+        <w:t>`4.12`</w:t>
       </w:r>
       <w:r>
         <w:t xml:space="preserve"> cents | Volatility = </w:t>
@@ -22990,7 +22991,7 @@
         <w:rPr>
           <w:b/>
         </w:rPr>
-        <w:t>`3.00 cents`</w:t>
+        <w:t>`2.50 cents`</w:t>
       </w:r>
       <w:r>
         <w:t>.</w:t>
@@ -23014,7 +23015,7 @@
         <w:rPr>
           <w:b/>
         </w:rPr>
-        <w:t>`636.50`</w:t>
+        <w:t>`643.25`</w:t>
       </w:r>
       <w:r>
         <w:t xml:space="preserve"> | S2: </w:t>
@@ -23032,7 +23033,7 @@
         <w:rPr>
           <w:b/>
         </w:rPr>
-        <w:t>`647.50`</w:t>
+        <w:t>`648.25`</w:t>
       </w:r>
       <w:r>
         <w:t xml:space="preserve"> | R2: </w:t>
@@ -23765,7 +23766,7 @@
           <w:b/>
           <w:color w:val="B91C1C"/>
         </w:rPr>
-        <w:t>`642.64 - 644.05 cents (Canh bán hồi kỹ thuật H1)`</w:t>
+        <w:t>`642.94 - 644.13 cents (Canh bán hồi kỹ thuật H1)`</w:t>
       </w:r>
       <w:r>
         <w:t xml:space="preserve"> | SL: </w:t>
@@ -23774,7 +23775,7 @@
         <w:rPr>
           <w:b/>
         </w:rPr>
-        <w:t>`717.80 cents (Trên kháng cự R2 + 1.5x ATR)`</w:t>
+        <w:t>`717.43 cents (Trên kháng cự R2 + 1.5x ATR)`</w:t>
       </w:r>
       <w:r>
         <w:t xml:space="preserve"> | TP: </w:t>
@@ -23785,7 +23786,7 @@
           <w:color w:val="D97706"/>
           <w:sz w:val="19"/>
         </w:rPr>
-        <w:t xml:space="preserve"> 636.50 cents </w:t>
+        <w:t xml:space="preserve"> 643.25 cents </w:t>
       </w:r>
       <w:r>
         <w:t xml:space="preserve"> / </w:t>
@@ -23836,7 +23837,7 @@
         <w:rPr>
           <w:b/>
         </w:rPr>
-        <w:t>`634.50 - 636.50 cents`</w:t>
+        <w:t>`641.25 - 643.25 cents`</w:t>
       </w:r>
       <w:r>
         <w:t xml:space="preserve"> | SL: </w:t>
@@ -23845,7 +23846,7 @@
         <w:rPr>
           <w:b/>
         </w:rPr>
-        <w:t>`586.13 cents`</w:t>
+        <w:t>`586.38 cents`</w:t>
       </w:r>
       <w:r>
         <w:t xml:space="preserve"> | TP: </w:t>
@@ -23854,7 +23855,7 @@
         <w:rPr>
           <w:b/>
         </w:rPr>
-        <w:t>`647.50 cents (Đón sóng hồi trung hạn ~14.5 giá)`</w:t>
+        <w:t>`648.25 cents (Đón sóng hồi trung hạn ~14.5 giá)`</w:t>
       </w:r>
       <w:r>
         <w:t>.</w:t>
@@ -23882,7 +23883,7 @@
         <w:rPr>
           <w:b/>
         </w:rPr>
-        <w:t>`647.50 - 649.50 cents`</w:t>
+        <w:t>`648.25 - 650.25 cents`</w:t>
       </w:r>
       <w:r>
         <w:t xml:space="preserve"> | SL: </w:t>
@@ -23891,7 +23892,7 @@
         <w:rPr>
           <w:b/>
         </w:rPr>
-        <w:t>`651.87 cents`</w:t>
+        <w:t>`652.37 cents`</w:t>
       </w:r>
       <w:r>
         <w:t xml:space="preserve"> | TP: </w:t>
@@ -23940,7 +23941,7 @@
         <w:rPr>
           <w:b/>
         </w:rPr>
-        <w:t>`588.23 - 606.00 cents`</w:t>
+        <w:t>`589.26 - 606.00 cents`</w:t>
       </w:r>
     </w:p>
     <w:p>
@@ -24347,7 +24348,7 @@
             </w:pPr>
             <w:r/>
             <w:r>
-              <w:t>643.00</w:t>
+              <w:t>645.50</w:t>
             </w:r>
           </w:p>
         </w:tc>
@@ -24375,7 +24376,7 @@
             </w:pPr>
             <w:r/>
             <w:r>
-              <w:t>654.25</w:t>
+              <w:t>656.75</w:t>
             </w:r>
           </w:p>
         </w:tc>
@@ -24403,7 +24404,7 @@
             </w:pPr>
             <w:r/>
             <w:r>
-              <w:t>637.50</w:t>
+              <w:t>640.00</w:t>
             </w:r>
           </w:p>
         </w:tc>
@@ -24434,7 +24435,7 @@
               <w:rPr>
                 <w:b/>
               </w:rPr>
-              <w:t>642.25</w:t>
+              <w:t>644.75</w:t>
             </w:r>
           </w:p>
         </w:tc>
@@ -24582,7 +24583,7 @@
             </w:pPr>
             <w:r/>
             <w:r>
-              <w:t>642.25</w:t>
+              <w:t>644.75</w:t>
             </w:r>
           </w:p>
         </w:tc>
@@ -24610,7 +24611,7 @@
             </w:pPr>
             <w:r/>
             <w:r>
-              <w:t>649.75</w:t>
+              <w:t>652.25</w:t>
             </w:r>
           </w:p>
         </w:tc>
@@ -24638,7 +24639,7 @@
             </w:pPr>
             <w:r/>
             <w:r>
-              <w:t>636.25</w:t>
+              <w:t>638.75</w:t>
             </w:r>
           </w:p>
         </w:tc>
@@ -24669,7 +24670,7 @@
               <w:rPr>
                 <w:b/>
               </w:rPr>
-              <w:t>641.75</w:t>
+              <w:t>644.25</w:t>
             </w:r>
           </w:p>
         </w:tc>
@@ -24817,7 +24818,7 @@
             </w:pPr>
             <w:r/>
             <w:r>
-              <w:t>641.75</w:t>
+              <w:t>644.25</w:t>
             </w:r>
           </w:p>
         </w:tc>
@@ -24845,7 +24846,7 @@
             </w:pPr>
             <w:r/>
             <w:r>
-              <w:t>655.50</w:t>
+              <w:t>658.00</w:t>
             </w:r>
           </w:p>
         </w:tc>
@@ -24873,7 +24874,7 @@
             </w:pPr>
             <w:r/>
             <w:r>
-              <w:t>627.00</w:t>
+              <w:t>629.50</w:t>
             </w:r>
           </w:p>
         </w:tc>
@@ -24904,7 +24905,7 @@
               <w:rPr>
                 <w:b/>
               </w:rPr>
-              <w:t>643.75</w:t>
+              <w:t>646.25</w:t>
             </w:r>
           </w:p>
         </w:tc>
@@ -25052,7 +25053,7 @@
             </w:pPr>
             <w:r/>
             <w:r>
-              <w:t>643.75</w:t>
+              <w:t>646.25</w:t>
             </w:r>
           </w:p>
         </w:tc>
@@ -25080,7 +25081,7 @@
             </w:pPr>
             <w:r/>
             <w:r>
-              <w:t>657.00</w:t>
+              <w:t>659.50</w:t>
             </w:r>
           </w:p>
         </w:tc>
@@ -25108,7 +25109,7 @@
             </w:pPr>
             <w:r/>
             <w:r>
-              <w:t>635.50</w:t>
+              <w:t>638.00</w:t>
             </w:r>
           </w:p>
         </w:tc>
@@ -25139,7 +25140,7 @@
               <w:rPr>
                 <w:b/>
               </w:rPr>
-              <w:t>645.00</w:t>
+              <w:t>647.50</w:t>
             </w:r>
           </w:p>
         </w:tc>
@@ -25287,7 +25288,7 @@
             </w:pPr>
             <w:r/>
             <w:r>
-              <w:t>645.00</w:t>
+              <w:t>647.50</w:t>
             </w:r>
           </w:p>
         </w:tc>
@@ -25315,7 +25316,7 @@
             </w:pPr>
             <w:r/>
             <w:r>
-              <w:t>661.50</w:t>
+              <w:t>664.00</w:t>
             </w:r>
           </w:p>
         </w:tc>
@@ -25343,7 +25344,7 @@
             </w:pPr>
             <w:r/>
             <w:r>
-              <w:t>634.50</w:t>
+              <w:t>637.00</w:t>
             </w:r>
           </w:p>
         </w:tc>
@@ -25374,7 +25375,7 @@
               <w:rPr>
                 <w:b/>
               </w:rPr>
-              <w:t>649.50</w:t>
+              <w:t>652.00</w:t>
             </w:r>
           </w:p>
         </w:tc>
@@ -25522,7 +25523,7 @@
             </w:pPr>
             <w:r/>
             <w:r>
-              <w:t>649.50</w:t>
+              <w:t>652.00</w:t>
             </w:r>
           </w:p>
         </w:tc>
@@ -25550,7 +25551,7 @@
             </w:pPr>
             <w:r/>
             <w:r>
-              <w:t>657.25</w:t>
+              <w:t>659.75</w:t>
             </w:r>
           </w:p>
         </w:tc>
@@ -25578,7 +25579,7 @@
             </w:pPr>
             <w:r/>
             <w:r>
-              <w:t>638.50</w:t>
+              <w:t>641.00</w:t>
             </w:r>
           </w:p>
         </w:tc>
@@ -25609,7 +25610,7 @@
               <w:rPr>
                 <w:b/>
               </w:rPr>
-              <w:t>650.75</w:t>
+              <w:t>653.25</w:t>
             </w:r>
           </w:p>
         </w:tc>
@@ -25757,7 +25758,7 @@
             </w:pPr>
             <w:r/>
             <w:r>
-              <w:t>650.75</w:t>
+              <w:t>653.25</w:t>
             </w:r>
           </w:p>
         </w:tc>
@@ -25785,7 +25786,7 @@
             </w:pPr>
             <w:r/>
             <w:r>
-              <w:t>659.00</w:t>
+              <w:t>661.50</w:t>
             </w:r>
           </w:p>
         </w:tc>
@@ -25813,7 +25814,7 @@
             </w:pPr>
             <w:r/>
             <w:r>
-              <w:t>640.25</w:t>
+              <w:t>642.75</w:t>
             </w:r>
           </w:p>
         </w:tc>
@@ -25844,7 +25845,7 @@
               <w:rPr>
                 <w:b/>
               </w:rPr>
-              <w:t>652.50</w:t>
+              <w:t>655.00</w:t>
             </w:r>
           </w:p>
         </w:tc>
@@ -25992,7 +25993,7 @@
             </w:pPr>
             <w:r/>
             <w:r>
-              <w:t>652.50</w:t>
+              <w:t>655.00</w:t>
             </w:r>
           </w:p>
         </w:tc>
@@ -26020,7 +26021,7 @@
             </w:pPr>
             <w:r/>
             <w:r>
-              <w:t>664.75</w:t>
+              <w:t>667.25</w:t>
             </w:r>
           </w:p>
         </w:tc>
@@ -26048,7 +26049,7 @@
             </w:pPr>
             <w:r/>
             <w:r>
-              <w:t>642.75</w:t>
+              <w:t>645.25</w:t>
             </w:r>
           </w:p>
         </w:tc>
@@ -26079,7 +26080,7 @@
               <w:rPr>
                 <w:b/>
               </w:rPr>
-              <w:t>651.50</w:t>
+              <w:t>654.00</w:t>
             </w:r>
           </w:p>
         </w:tc>
@@ -26227,7 +26228,7 @@
             </w:pPr>
             <w:r/>
             <w:r>
-              <w:t>651.50</w:t>
+              <w:t>654.00</w:t>
             </w:r>
           </w:p>
         </w:tc>
@@ -26255,7 +26256,7 @@
             </w:pPr>
             <w:r/>
             <w:r>
-              <w:t>662.00</w:t>
+              <w:t>664.50</w:t>
             </w:r>
           </w:p>
         </w:tc>
@@ -26283,7 +26284,7 @@
             </w:pPr>
             <w:r/>
             <w:r>
-              <w:t>636.75</w:t>
+              <w:t>639.25</w:t>
             </w:r>
           </w:p>
         </w:tc>
@@ -26314,7 +26315,7 @@
               <w:rPr>
                 <w:b/>
               </w:rPr>
-              <w:t>653.75</w:t>
+              <w:t>656.25</w:t>
             </w:r>
           </w:p>
         </w:tc>
@@ -26462,7 +26463,7 @@
             </w:pPr>
             <w:r/>
             <w:r>
-              <w:t>653.75</w:t>
+              <w:t>656.25</w:t>
             </w:r>
           </w:p>
         </w:tc>
@@ -26490,7 +26491,7 @@
             </w:pPr>
             <w:r/>
             <w:r>
-              <w:t>664.25</w:t>
+              <w:t>666.75</w:t>
             </w:r>
           </w:p>
         </w:tc>
@@ -26518,7 +26519,7 @@
             </w:pPr>
             <w:r/>
             <w:r>
-              <w:t>647.50</w:t>
+              <w:t>650.00</w:t>
             </w:r>
           </w:p>
         </w:tc>
@@ -26549,7 +26550,7 @@
               <w:rPr>
                 <w:b/>
               </w:rPr>
-              <w:t>654.50</w:t>
+              <w:t>657.00</w:t>
             </w:r>
           </w:p>
         </w:tc>
@@ -26697,7 +26698,7 @@
             </w:pPr>
             <w:r/>
             <w:r>
-              <w:t>654.50</w:t>
+              <w:t>657.00</w:t>
             </w:r>
           </w:p>
         </w:tc>
@@ -26725,7 +26726,7 @@
             </w:pPr>
             <w:r/>
             <w:r>
-              <w:t>668.75</w:t>
+              <w:t>671.25</w:t>
             </w:r>
           </w:p>
         </w:tc>
@@ -26753,7 +26754,7 @@
             </w:pPr>
             <w:r/>
             <w:r>
-              <w:t>639.75</w:t>
+              <w:t>642.25</w:t>
             </w:r>
           </w:p>
         </w:tc>
@@ -26784,7 +26785,7 @@
               <w:rPr>
                 <w:b/>
               </w:rPr>
-              <w:t>656.50</w:t>
+              <w:t>659.00</w:t>
             </w:r>
           </w:p>
         </w:tc>
@@ -26932,7 +26933,7 @@
             </w:pPr>
             <w:r/>
             <w:r>
-              <w:t>656.50</w:t>
+              <w:t>659.00</w:t>
             </w:r>
           </w:p>
         </w:tc>
@@ -26960,7 +26961,7 @@
             </w:pPr>
             <w:r/>
             <w:r>
-              <w:t>663.00</w:t>
+              <w:t>665.50</w:t>
             </w:r>
           </w:p>
         </w:tc>
@@ -26988,7 +26989,7 @@
             </w:pPr>
             <w:r/>
             <w:r>
-              <w:t>649.75</w:t>
+              <w:t>652.25</w:t>
             </w:r>
           </w:p>
         </w:tc>
@@ -27019,7 +27020,7 @@
               <w:rPr>
                 <w:b/>
               </w:rPr>
-              <w:t>656.75</w:t>
+              <w:t>659.25</w:t>
             </w:r>
           </w:p>
         </w:tc>
@@ -27167,7 +27168,7 @@
             </w:pPr>
             <w:r/>
             <w:r>
-              <w:t>656.75</w:t>
+              <w:t>659.25</w:t>
             </w:r>
           </w:p>
         </w:tc>
@@ -27195,7 +27196,7 @@
             </w:pPr>
             <w:r/>
             <w:r>
-              <w:t>667.00</w:t>
+              <w:t>669.50</w:t>
             </w:r>
           </w:p>
         </w:tc>
@@ -27223,7 +27224,7 @@
             </w:pPr>
             <w:r/>
             <w:r>
-              <w:t>648.75</w:t>
+              <w:t>651.25</w:t>
             </w:r>
           </w:p>
         </w:tc>
@@ -27254,7 +27255,7 @@
               <w:rPr>
                 <w:b/>
               </w:rPr>
-              <w:t>657.25</w:t>
+              <w:t>659.75</w:t>
             </w:r>
           </w:p>
         </w:tc>
@@ -27402,7 +27403,7 @@
             </w:pPr>
             <w:r/>
             <w:r>
-              <w:t>657.25</w:t>
+              <w:t>659.75</w:t>
             </w:r>
           </w:p>
         </w:tc>
@@ -27430,7 +27431,7 @@
             </w:pPr>
             <w:r/>
             <w:r>
-              <w:t>664.25</w:t>
+              <w:t>666.75</w:t>
             </w:r>
           </w:p>
         </w:tc>
@@ -27458,7 +27459,7 @@
             </w:pPr>
             <w:r/>
             <w:r>
-              <w:t>651.25</w:t>
+              <w:t>653.75</w:t>
             </w:r>
           </w:p>
         </w:tc>
@@ -27489,7 +27490,7 @@
               <w:rPr>
                 <w:b/>
               </w:rPr>
-              <w:t>656.50</w:t>
+              <w:t>659.00</w:t>
             </w:r>
           </w:p>
         </w:tc>
@@ -27637,7 +27638,7 @@
             </w:pPr>
             <w:r/>
             <w:r>
-              <w:t>656.50</w:t>
+              <w:t>659.00</w:t>
             </w:r>
           </w:p>
         </w:tc>
@@ -27665,7 +27666,7 @@
             </w:pPr>
             <w:r/>
             <w:r>
-              <w:t>670.00</w:t>
+              <w:t>672.50</w:t>
             </w:r>
           </w:p>
         </w:tc>
@@ -27693,7 +27694,7 @@
             </w:pPr>
             <w:r/>
             <w:r>
-              <w:t>643.50</w:t>
+              <w:t>646.00</w:t>
             </w:r>
           </w:p>
         </w:tc>
@@ -27724,7 +27725,7 @@
               <w:rPr>
                 <w:b/>
               </w:rPr>
-              <w:t>658.25</w:t>
+              <w:t>660.75</w:t>
             </w:r>
           </w:p>
         </w:tc>
@@ -27872,7 +27873,7 @@
             </w:pPr>
             <w:r/>
             <w:r>
-              <w:t>658.25</w:t>
+              <w:t>660.75</w:t>
             </w:r>
           </w:p>
         </w:tc>
@@ -27900,7 +27901,7 @@
             </w:pPr>
             <w:r/>
             <w:r>
-              <w:t>667.50</w:t>
+              <w:t>670.00</w:t>
             </w:r>
           </w:p>
         </w:tc>
@@ -27928,7 +27929,7 @@
             </w:pPr>
             <w:r/>
             <w:r>
-              <w:t>647.50</w:t>
+              <w:t>650.00</w:t>
             </w:r>
           </w:p>
         </w:tc>
@@ -27959,7 +27960,7 @@
               <w:rPr>
                 <w:b/>
               </w:rPr>
-              <w:t>658.75</w:t>
+              <w:t>661.25</w:t>
             </w:r>
           </w:p>
         </w:tc>
@@ -28107,7 +28108,7 @@
             </w:pPr>
             <w:r/>
             <w:r>
-              <w:t>658.75</w:t>
+              <w:t>661.25</w:t>
             </w:r>
           </w:p>
         </w:tc>
@@ -28135,7 +28136,7 @@
             </w:pPr>
             <w:r/>
             <w:r>
-              <w:t>671.00</w:t>
+              <w:t>673.50</w:t>
             </w:r>
           </w:p>
         </w:tc>
@@ -28163,7 +28164,7 @@
             </w:pPr>
             <w:r/>
             <w:r>
-              <w:t>644.50</w:t>
+              <w:t>647.00</w:t>
             </w:r>
           </w:p>
         </w:tc>
@@ -28194,7 +28195,7 @@
               <w:rPr>
                 <w:b/>
               </w:rPr>
-              <w:t>657.25</w:t>
+              <w:t>659.75</w:t>
             </w:r>
           </w:p>
         </w:tc>
@@ -28342,7 +28343,7 @@
             </w:pPr>
             <w:r/>
             <w:r>
-              <w:t>657.25</w:t>
+              <w:t>659.75</w:t>
             </w:r>
           </w:p>
         </w:tc>
@@ -28370,7 +28371,7 @@
             </w:pPr>
             <w:r/>
             <w:r>
-              <w:t>664.25</w:t>
+              <w:t>666.75</w:t>
             </w:r>
           </w:p>
         </w:tc>
@@ -28398,7 +28399,7 @@
             </w:pPr>
             <w:r/>
             <w:r>
-              <w:t>647.75</w:t>
+              <w:t>650.25</w:t>
             </w:r>
           </w:p>
         </w:tc>
@@ -28429,7 +28430,7 @@
               <w:rPr>
                 <w:b/>
               </w:rPr>
-              <w:t>657.75</w:t>
+              <w:t>660.25</w:t>
             </w:r>
           </w:p>
         </w:tc>
@@ -28577,7 +28578,7 @@
             </w:pPr>
             <w:r/>
             <w:r>
-              <w:t>657.75</w:t>
+              <w:t>660.25</w:t>
             </w:r>
           </w:p>
         </w:tc>
@@ -28605,7 +28606,7 @@
             </w:pPr>
             <w:r/>
             <w:r>
-              <w:t>668.25</w:t>
+              <w:t>670.75</w:t>
             </w:r>
           </w:p>
         </w:tc>
@@ -28633,7 +28634,7 @@
             </w:pPr>
             <w:r/>
             <w:r>
-              <w:t>650.50</w:t>
+              <w:t>653.00</w:t>
             </w:r>
           </w:p>
         </w:tc>
@@ -28664,7 +28665,7 @@
               <w:rPr>
                 <w:b/>
               </w:rPr>
-              <w:t>657.50</w:t>
+              <w:t>660.00</w:t>
             </w:r>
           </w:p>
         </w:tc>
@@ -28812,7 +28813,7 @@
             </w:pPr>
             <w:r/>
             <w:r>
-              <w:t>657.50</w:t>
+              <w:t>660.00</w:t>
             </w:r>
           </w:p>
         </w:tc>
@@ -28840,7 +28841,7 @@
             </w:pPr>
             <w:r/>
             <w:r>
-              <w:t>667.25</w:t>
+              <w:t>669.75</w:t>
             </w:r>
           </w:p>
         </w:tc>
@@ -28868,7 +28869,7 @@
             </w:pPr>
             <w:r/>
             <w:r>
-              <w:t>647.75</w:t>
+              <w:t>650.25</w:t>
             </w:r>
           </w:p>
         </w:tc>
@@ -28899,7 +28900,7 @@
               <w:rPr>
                 <w:b/>
               </w:rPr>
-              <w:t>658.00</w:t>
+              <w:t>660.50</w:t>
             </w:r>
           </w:p>
         </w:tc>
@@ -29047,7 +29048,7 @@
             </w:pPr>
             <w:r/>
             <w:r>
-              <w:t>658.00</w:t>
+              <w:t>660.50</w:t>
             </w:r>
           </w:p>
         </w:tc>
@@ -29075,7 +29076,7 @@
             </w:pPr>
             <w:r/>
             <w:r>
-              <w:t>668.75</w:t>
+              <w:t>671.25</w:t>
             </w:r>
           </w:p>
         </w:tc>
@@ -29103,7 +29104,7 @@
             </w:pPr>
             <w:r/>
             <w:r>
-              <w:t>650.75</w:t>
+              <w:t>653.25</w:t>
             </w:r>
           </w:p>
         </w:tc>
@@ -29134,7 +29135,7 @@
               <w:rPr>
                 <w:b/>
               </w:rPr>
-              <w:t>658.75</w:t>
+              <w:t>661.25</w:t>
             </w:r>
           </w:p>
         </w:tc>
@@ -29282,7 +29283,7 @@
             </w:pPr>
             <w:r/>
             <w:r>
-              <w:t>658.75</w:t>
+              <w:t>661.25</w:t>
             </w:r>
           </w:p>
         </w:tc>
@@ -29310,7 +29311,7 @@
             </w:pPr>
             <w:r/>
             <w:r>
-              <w:t>665.25</w:t>
+              <w:t>667.75</w:t>
             </w:r>
           </w:p>
         </w:tc>
@@ -29338,7 +29339,7 @@
             </w:pPr>
             <w:r/>
             <w:r>
-              <w:t>650.25</w:t>
+              <w:t>652.75</w:t>
             </w:r>
           </w:p>
         </w:tc>
@@ -29369,7 +29370,7 @@
               <w:rPr>
                 <w:b/>
               </w:rPr>
-              <w:t>659.25</w:t>
+              <w:t>661.75</w:t>
             </w:r>
           </w:p>
         </w:tc>
@@ -29517,7 +29518,7 @@
             </w:pPr>
             <w:r/>
             <w:r>
-              <w:t>659.25</w:t>
+              <w:t>661.75</w:t>
             </w:r>
           </w:p>
         </w:tc>
@@ -29545,7 +29546,7 @@
             </w:pPr>
             <w:r/>
             <w:r>
-              <w:t>670.25</w:t>
+              <w:t>672.75</w:t>
             </w:r>
           </w:p>
         </w:tc>
@@ -29573,7 +29574,7 @@
             </w:pPr>
             <w:r/>
             <w:r>
-              <w:t>647.50</w:t>
+              <w:t>650.00</w:t>
             </w:r>
           </w:p>
         </w:tc>
@@ -29604,7 +29605,7 @@
               <w:rPr>
                 <w:b/>
               </w:rPr>
-              <w:t>662.75</w:t>
+              <w:t>665.25</w:t>
             </w:r>
           </w:p>
         </w:tc>
@@ -29752,7 +29753,7 @@
             </w:pPr>
             <w:r/>
             <w:r>
-              <w:t>662.75</w:t>
+              <w:t>665.25</w:t>
             </w:r>
           </w:p>
         </w:tc>
@@ -29780,7 +29781,7 @@
             </w:pPr>
             <w:r/>
             <w:r>
-              <w:t>668.25</w:t>
+              <w:t>670.75</w:t>
             </w:r>
           </w:p>
         </w:tc>
@@ -29808,7 +29809,7 @@
             </w:pPr>
             <w:r/>
             <w:r>
-              <w:t>655.00</w:t>
+              <w:t>657.50</w:t>
             </w:r>
           </w:p>
         </w:tc>
@@ -29839,7 +29840,7 @@
               <w:rPr>
                 <w:b/>
               </w:rPr>
-              <w:t>663.50</w:t>
+              <w:t>666.00</w:t>
             </w:r>
           </w:p>
         </w:tc>
@@ -29987,7 +29988,7 @@
             </w:pPr>
             <w:r/>
             <w:r>
-              <w:t>663.50</w:t>
+              <w:t>666.00</w:t>
             </w:r>
           </w:p>
         </w:tc>
@@ -30015,7 +30016,7 @@
             </w:pPr>
             <w:r/>
             <w:r>
-              <w:t>672.75</w:t>
+              <w:t>675.25</w:t>
             </w:r>
           </w:p>
         </w:tc>
@@ -30043,7 +30044,7 @@
             </w:pPr>
             <w:r/>
             <w:r>
-              <w:t>657.00</w:t>
+              <w:t>659.50</w:t>
             </w:r>
           </w:p>
         </w:tc>
@@ -30074,7 +30075,7 @@
               <w:rPr>
                 <w:b/>
               </w:rPr>
-              <w:t>662.75</w:t>
+              <w:t>665.25</w:t>
             </w:r>
           </w:p>
         </w:tc>
@@ -30222,7 +30223,7 @@
             </w:pPr>
             <w:r/>
             <w:r>
-              <w:t>662.75</w:t>
+              <w:t>665.25</w:t>
             </w:r>
           </w:p>
         </w:tc>
@@ -30250,7 +30251,7 @@
             </w:pPr>
             <w:r/>
             <w:r>
-              <w:t>670.25</w:t>
+              <w:t>672.75</w:t>
             </w:r>
           </w:p>
         </w:tc>
@@ -30278,7 +30279,7 @@
             </w:pPr>
             <w:r/>
             <w:r>
-              <w:t>656.75</w:t>
+              <w:t>659.25</w:t>
             </w:r>
           </w:p>
         </w:tc>
@@ -30309,7 +30310,7 @@
               <w:rPr>
                 <w:b/>
               </w:rPr>
-              <w:t>661.75</w:t>
+              <w:t>664.25</w:t>
             </w:r>
           </w:p>
         </w:tc>
@@ -30457,7 +30458,7 @@
             </w:pPr>
             <w:r/>
             <w:r>
-              <w:t>661.75</w:t>
+              <w:t>664.25</w:t>
             </w:r>
           </w:p>
         </w:tc>
@@ -30485,7 +30486,7 @@
             </w:pPr>
             <w:r/>
             <w:r>
-              <w:t>668.75</w:t>
+              <w:t>671.25</w:t>
             </w:r>
           </w:p>
         </w:tc>
@@ -30513,7 +30514,7 @@
             </w:pPr>
             <w:r/>
             <w:r>
-              <w:t>648.25</w:t>
+              <w:t>650.75</w:t>
             </w:r>
           </w:p>
         </w:tc>
@@ -30544,7 +30545,7 @@
               <w:rPr>
                 <w:b/>
               </w:rPr>
-              <w:t>662.50</w:t>
+              <w:t>665.00</w:t>
             </w:r>
           </w:p>
         </w:tc>
@@ -30692,7 +30693,7 @@
             </w:pPr>
             <w:r/>
             <w:r>
-              <w:t>662.50</w:t>
+              <w:t>665.00</w:t>
             </w:r>
           </w:p>
         </w:tc>
@@ -30720,7 +30721,7 @@
             </w:pPr>
             <w:r/>
             <w:r>
-              <w:t>671.75</w:t>
+              <w:t>674.25</w:t>
             </w:r>
           </w:p>
         </w:tc>
@@ -30748,7 +30749,7 @@
             </w:pPr>
             <w:r/>
             <w:r>
-              <w:t>655.25</w:t>
+              <w:t>657.75</w:t>
             </w:r>
           </w:p>
         </w:tc>
@@ -30779,7 +30780,7 @@
               <w:rPr>
                 <w:b/>
               </w:rPr>
-              <w:t>662.25</w:t>
+              <w:t>664.75</w:t>
             </w:r>
           </w:p>
         </w:tc>
@@ -30927,7 +30928,7 @@
             </w:pPr>
             <w:r/>
             <w:r>
-              <w:t>662.25</w:t>
+              <w:t>664.75</w:t>
             </w:r>
           </w:p>
         </w:tc>
@@ -30955,7 +30956,7 @@
             </w:pPr>
             <w:r/>
             <w:r>
-              <w:t>670.75</w:t>
+              <w:t>673.25</w:t>
             </w:r>
           </w:p>
         </w:tc>
@@ -30983,7 +30984,7 @@
             </w:pPr>
             <w:r/>
             <w:r>
-              <w:t>648.25</w:t>
+              <w:t>650.75</w:t>
             </w:r>
           </w:p>
         </w:tc>
@@ -31014,7 +31015,7 @@
               <w:rPr>
                 <w:b/>
               </w:rPr>
-              <w:t>664.00</w:t>
+              <w:t>666.50</w:t>
             </w:r>
           </w:p>
         </w:tc>
@@ -31162,7 +31163,7 @@
             </w:pPr>
             <w:r/>
             <w:r>
-              <w:t>664.00</w:t>
+              <w:t>666.50</w:t>
             </w:r>
           </w:p>
         </w:tc>
@@ -31190,7 +31191,7 @@
             </w:pPr>
             <w:r/>
             <w:r>
-              <w:t>670.25</w:t>
+              <w:t>672.75</w:t>
             </w:r>
           </w:p>
         </w:tc>
@@ -31218,7 +31219,7 @@
             </w:pPr>
             <w:r/>
             <w:r>
-              <w:t>657.50</w:t>
+              <w:t>660.00</w:t>
             </w:r>
           </w:p>
         </w:tc>
@@ -31249,7 +31250,7 @@
               <w:rPr>
                 <w:b/>
               </w:rPr>
-              <w:t>663.25</w:t>
+              <w:t>665.75</w:t>
             </w:r>
           </w:p>
         </w:tc>

--- a/Daily Reports/06_08_2026-CBOT Reports.docx
+++ b/Daily Reports/06_08_2026-CBOT Reports.docx
@@ -104,7 +104,7 @@
           <w:color w:val="5C768D"/>
           <w:sz w:val="19"/>
         </w:rPr>
-        <w:t>Cập nhật tự động qua `macro_tracker.py` vào lúc 12:00 ICT ngày 06/08/2026</w:t>
+        <w:t>Cập nhật tự động qua `macro_tracker.py` vào lúc 13:01 ICT ngày 06/08/2026</w:t>
       </w:r>
     </w:p>
     <w:tbl>
@@ -313,7 +313,7 @@
               <w:rPr>
                 <w:b/>
               </w:rPr>
-              <w:t>79.06 / thùng</w:t>
+              <w:t>79.23 / thùng</w:t>
             </w:r>
           </w:p>
         </w:tc>
@@ -344,7 +344,7 @@
               <w:rPr>
                 <w:b/>
               </w:rPr>
-              <w:t>-0.49%</w:t>
+              <w:t>-0.28%</w:t>
             </w:r>
           </w:p>
         </w:tc>
@@ -442,7 +442,7 @@
               <w:rPr>
                 <w:b/>
               </w:rPr>
-              <w:t>99.73</w:t>
+              <w:t>99.72</w:t>
             </w:r>
           </w:p>
         </w:tc>
@@ -473,7 +473,7 @@
               <w:rPr>
                 <w:b/>
               </w:rPr>
-              <w:t>+0.04%</w:t>
+              <w:t>+0.03%</w:t>
             </w:r>
           </w:p>
         </w:tc>
@@ -1228,7 +1228,7 @@
         <w:rPr>
           <w:b/>
         </w:rPr>
-        <w:t>`79.06` (-0.49%)</w:t>
+        <w:t>`79.23` (-0.28%)</w:t>
       </w:r>
       <w:r>
         <w:t xml:space="preserve"> | DXY: </w:t>
@@ -1237,7 +1237,7 @@
         <w:rPr>
           <w:b/>
         </w:rPr>
-        <w:t>`99.73` (+0.04%)</w:t>
+        <w:t>`99.72` (+0.03%)</w:t>
       </w:r>
       <w:r>
         <w:t xml:space="preserve"> | Lúa mì CBOT: </w:t>
@@ -1246,7 +1246,7 @@
         <w:rPr>
           <w:b/>
         </w:rPr>
-        <w:t>`641.75` (-0.08%)</w:t>
+        <w:t>`645.25` (+0.47%)</w:t>
       </w:r>
       <w:r>
         <w:t>.</w:t>
@@ -1316,7 +1316,7 @@
           <w:color w:val="5C768D"/>
           <w:sz w:val="19"/>
         </w:rPr>
-        <w:t>Cập nhật tự động lúc 12:00 ICT ngày 06/08/2026 — Nguồn: NOAA, USDA, BOM Australia</w:t>
+        <w:t>Cập nhật tự động lúc 13:01 ICT ngày 06/08/2026 — Nguồn: NOAA, USDA, BOM Australia</w:t>
       </w:r>
     </w:p>
     <w:p>
@@ -3584,7 +3584,7 @@
               <w:rPr>
                 <w:b/>
               </w:rPr>
-              <w:t>437.50</w:t>
+              <w:t>438.75</w:t>
             </w:r>
           </w:p>
         </w:tc>
@@ -3615,7 +3615,7 @@
               <w:rPr>
                 <w:b/>
               </w:rPr>
-              <w:t>437.87 (+0.37)</w:t>
+              <w:t>439.04 (+0.29)</w:t>
             </w:r>
           </w:p>
         </w:tc>
@@ -3643,7 +3643,7 @@
             </w:pPr>
             <w:r/>
             <w:r>
-              <w:t>Bearish (438.99 &lt; 441.43)</w:t>
+              <w:t>Bearish (438.77 &lt; 440.97)</w:t>
             </w:r>
           </w:p>
         </w:tc>
@@ -3671,7 +3671,7 @@
             </w:pPr>
             <w:r/>
             <w:r>
-              <w:t>0.75 cents</w:t>
+              <w:t>1.50 cents</w:t>
             </w:r>
           </w:p>
         </w:tc>
@@ -3832,7 +3832,7 @@
               <w:rPr>
                 <w:b/>
               </w:rPr>
-              <w:t>641.75</w:t>
+              <w:t>645.25</w:t>
             </w:r>
           </w:p>
         </w:tc>
@@ -3863,7 +3863,7 @@
               <w:rPr>
                 <w:b/>
               </w:rPr>
-              <w:t>643.74 (+1.99)</w:t>
+              <w:t>647.03 (+1.78)</w:t>
             </w:r>
           </w:p>
         </w:tc>
@@ -3891,7 +3891,7 @@
             </w:pPr>
             <w:r/>
             <w:r>
-              <w:t>Bearish (642.58 &lt; 643.97)</w:t>
+              <w:t>Bearish (642.96 &lt; 643.95)</w:t>
             </w:r>
           </w:p>
         </w:tc>
@@ -3919,7 +3919,7 @@
             </w:pPr>
             <w:r/>
             <w:r>
-              <w:t>1.00 cents</w:t>
+              <w:t>3.50 cents</w:t>
             </w:r>
           </w:p>
         </w:tc>
@@ -4357,7 +4357,7 @@
                 <w:b/>
                 <w:color w:val="15803D"/>
               </w:rPr>
-              <w:t>436.00 - 438.99 cents (Canh mua vùng hỗ trợ)</w:t>
+              <w:t>437.75 - 438.77 cents (Canh mua vùng hỗ trợ)</w:t>
             </w:r>
           </w:p>
         </w:tc>
@@ -4388,7 +4388,7 @@
               <w:rPr>
                 <w:b/>
               </w:rPr>
-              <w:t>418.87 cents (Dưới cản S2 + 1.5x ATR)</w:t>
+              <w:t>419.37 cents (Dưới cản S2 + 1.5x ATR)</w:t>
             </w:r>
           </w:p>
         </w:tc>
@@ -4424,7 +4424,7 @@
                 <w:color w:val="D97706"/>
                 <w:sz w:val="19"/>
               </w:rPr>
-              <w:t xml:space="preserve"> 438.50 cents </w:t>
+              <w:t xml:space="preserve"> 439.75 cents </w:t>
             </w:r>
             <w:r>
               <w:t xml:space="preserve"> / TP2: </w:t>
@@ -4569,7 +4569,7 @@
               <w:rPr>
                 <w:b/>
               </w:rPr>
-              <w:t>434.50 - 436.00 cents</w:t>
+              <w:t>436.25 - 437.75 cents</w:t>
             </w:r>
           </w:p>
         </w:tc>
@@ -4600,7 +4600,7 @@
               <w:rPr>
                 <w:b/>
               </w:rPr>
-              <w:t>419.83 cents (Chống quét SL tuyệt đối)</w:t>
+              <w:t>420.16 cents (Chống quét SL tuyệt đối)</w:t>
             </w:r>
           </w:p>
         </w:tc>
@@ -4762,7 +4762,7 @@
               <w:rPr>
                 <w:b/>
               </w:rPr>
-              <w:t>438.50 - 440.00 cents</w:t>
+              <w:t>439.75 - 441.25 cents</w:t>
             </w:r>
           </w:p>
         </w:tc>
@@ -4793,7 +4793,7 @@
               <w:rPr>
                 <w:b/>
               </w:rPr>
-              <w:t>440.42 cents</w:t>
+              <w:t>441.34 cents</w:t>
             </w:r>
           </w:p>
         </w:tc>
@@ -4955,7 +4955,7 @@
               <w:rPr>
                 <w:b/>
               </w:rPr>
-              <w:t>432.60 - 440.50 cents</w:t>
+              <w:t>433.83 - 440.50 cents</w:t>
             </w:r>
           </w:p>
         </w:tc>
@@ -5136,7 +5136,7 @@
                 <w:b/>
                 <w:color w:val="B91C1C"/>
               </w:rPr>
-              <w:t>642.58 - 643.97 cents (Canh bán hồi kỹ thuật H1)</w:t>
+              <w:t>642.96 - 643.95 cents (Canh bán hồi kỹ thuật H1)</w:t>
             </w:r>
           </w:p>
         </w:tc>
@@ -5167,7 +5167,7 @@
               <w:rPr>
                 <w:b/>
               </w:rPr>
-              <w:t>717.38 cents (Trên kháng cự R2 + 1.5x ATR)</w:t>
+              <w:t>716.59 cents (Trên kháng cự R2 + 1.5x ATR)</w:t>
             </w:r>
           </w:p>
         </w:tc>
@@ -5203,7 +5203,7 @@
                 <w:color w:val="D97706"/>
                 <w:sz w:val="19"/>
               </w:rPr>
-              <w:t xml:space="preserve"> 636.50 cents </w:t>
+              <w:t xml:space="preserve"> 643.25 cents </w:t>
             </w:r>
             <w:r>
               <w:t xml:space="preserve"> / TP2: </w:t>
@@ -5345,7 +5345,7 @@
               <w:rPr>
                 <w:b/>
               </w:rPr>
-              <w:t>634.50 - 636.50 cents</w:t>
+              <w:t>641.25 - 643.25 cents</w:t>
             </w:r>
           </w:p>
         </w:tc>
@@ -5376,7 +5376,7 @@
               <w:rPr>
                 <w:b/>
               </w:rPr>
-              <w:t>594.41 cents</w:t>
+              <w:t>594.94 cents</w:t>
             </w:r>
           </w:p>
         </w:tc>
@@ -5569,7 +5569,7 @@
               <w:rPr>
                 <w:b/>
               </w:rPr>
-              <w:t>651.59 cents</w:t>
+              <w:t>651.06 cents</w:t>
             </w:r>
           </w:p>
         </w:tc>
@@ -5731,7 +5731,7 @@
               <w:rPr>
                 <w:b/>
               </w:rPr>
-              <w:t>596.51 - 613.25 cents</w:t>
+              <w:t>598.88 - 613.25 cents</w:t>
             </w:r>
           </w:p>
         </w:tc>
@@ -11609,7 +11609,7 @@
         <w:t>Giá Chốt Phiên (Close):</w:t>
       </w:r>
       <w:r>
-        <w:t xml:space="preserve"> 437.50 cents | </w:t>
+        <w:t xml:space="preserve"> 438.75 cents | </w:t>
       </w:r>
       <w:r>
         <w:rPr>
@@ -11624,10 +11624,10 @@
         <w:rPr>
           <w:b/>
         </w:rPr>
-        <w:t>`437.87 cents`</w:t>
+        <w:t>`439.04 cents`</w:t>
       </w:r>
       <w:r>
-        <w:t xml:space="preserve"> (+0.37).</w:t>
+        <w:t xml:space="preserve"> (+0.29).</w:t>
       </w:r>
     </w:p>
     <w:p>
@@ -11648,7 +11648,7 @@
         <w:rPr>
           <w:b/>
         </w:rPr>
-        <w:t>`2,753`</w:t>
+        <w:t>`2,809`</w:t>
       </w:r>
       <w:r>
         <w:t xml:space="preserve"> (Chênh lệch: </w:t>
@@ -11657,7 +11657,7 @@
         <w:rPr>
           <w:b/>
         </w:rPr>
-        <w:t>`-133,909`</w:t>
+        <w:t>`-133,853`</w:t>
       </w:r>
       <w:r>
         <w:t xml:space="preserve">) | OI: </w:t>
@@ -11991,7 +11991,7 @@
               <w:rPr>
                 <w:b/>
               </w:rPr>
-              <w:t>79.06</w:t>
+              <w:t>79.23</w:t>
             </w:r>
           </w:p>
         </w:tc>
@@ -12022,7 +12022,7 @@
               <w:rPr>
                 <w:b/>
               </w:rPr>
-              <w:t>-0.49%</w:t>
+              <w:t>-0.28%</w:t>
             </w:r>
           </w:p>
         </w:tc>
@@ -12114,7 +12114,7 @@
               <w:rPr>
                 <w:b/>
               </w:rPr>
-              <w:t>99.73</w:t>
+              <w:t>99.72</w:t>
             </w:r>
           </w:p>
         </w:tc>
@@ -12145,7 +12145,7 @@
               <w:rPr>
                 <w:b/>
               </w:rPr>
-              <w:t>+0.04%</w:t>
+              <w:t>+0.03%</w:t>
             </w:r>
           </w:p>
         </w:tc>
@@ -12749,7 +12749,7 @@
         <w:t xml:space="preserve"> EMA_21 </w:t>
       </w:r>
       <w:r>
-        <w:t xml:space="preserve"> (438.99) &lt; </w:t>
+        <w:t xml:space="preserve"> (438.77) &lt; </w:t>
       </w:r>
       <w:r>
         <w:rPr>
@@ -12760,7 +12760,7 @@
         <w:t xml:space="preserve"> EMA_50 </w:t>
       </w:r>
       <w:r>
-        <w:t xml:space="preserve"> (441.43).</w:t>
+        <w:t xml:space="preserve"> (440.97).</w:t>
       </w:r>
     </w:p>
     <w:p>
@@ -12781,7 +12781,7 @@
         <w:rPr>
           <w:b/>
         </w:rPr>
-        <w:t>`38.55`</w:t>
+        <w:t>`47.17`</w:t>
       </w:r>
       <w:r>
         <w:t xml:space="preserve"> | ATR (14) = </w:t>
@@ -12790,7 +12790,7 @@
         <w:rPr>
           <w:b/>
         </w:rPr>
-        <w:t>`1.92`</w:t>
+        <w:t>`1.59`</w:t>
       </w:r>
       <w:r>
         <w:t xml:space="preserve"> cents | Volatility = </w:t>
@@ -12799,7 +12799,7 @@
         <w:rPr>
           <w:b/>
         </w:rPr>
-        <w:t>`0.75 cents`</w:t>
+        <w:t>`1.50 cents`</w:t>
       </w:r>
       <w:r>
         <w:t>.</w:t>
@@ -12823,7 +12823,7 @@
         <w:rPr>
           <w:b/>
         </w:rPr>
-        <w:t>`436.00`</w:t>
+        <w:t>`437.75`</w:t>
       </w:r>
       <w:r>
         <w:t xml:space="preserve"> | S2: </w:t>
@@ -12841,7 +12841,7 @@
         <w:rPr>
           <w:b/>
         </w:rPr>
-        <w:t>`438.50`</w:t>
+        <w:t>`439.75`</w:t>
       </w:r>
       <w:r>
         <w:t xml:space="preserve"> | R2: </w:t>
@@ -13584,7 +13584,7 @@
           <w:b/>
           <w:color w:val="15803D"/>
         </w:rPr>
-        <w:t>`436.00 - 438.99 cents (Canh mua vùng hỗ trợ)`</w:t>
+        <w:t>`437.75 - 438.77 cents (Canh mua vùng hỗ trợ)`</w:t>
       </w:r>
       <w:r>
         <w:t xml:space="preserve"> | SL: </w:t>
@@ -13593,7 +13593,7 @@
         <w:rPr>
           <w:b/>
         </w:rPr>
-        <w:t>`418.87 cents (Dưới cản S2 + 1.5x ATR)`</w:t>
+        <w:t>`419.37 cents (Dưới cản S2 + 1.5x ATR)`</w:t>
       </w:r>
       <w:r>
         <w:t xml:space="preserve"> | TP: </w:t>
@@ -13604,7 +13604,7 @@
           <w:color w:val="D97706"/>
           <w:sz w:val="19"/>
         </w:rPr>
-        <w:t xml:space="preserve"> 438.50 cents </w:t>
+        <w:t xml:space="preserve"> 439.75 cents </w:t>
       </w:r>
       <w:r>
         <w:t xml:space="preserve"> / </w:t>
@@ -13655,7 +13655,7 @@
         <w:rPr>
           <w:b/>
         </w:rPr>
-        <w:t>`434.50 - 436.00 cents`</w:t>
+        <w:t>`436.25 - 437.75 cents`</w:t>
       </w:r>
       <w:r>
         <w:t xml:space="preserve"> | SL: </w:t>
@@ -13664,7 +13664,7 @@
         <w:rPr>
           <w:b/>
         </w:rPr>
-        <w:t>`419.83 cents (Chống quét SL tuyệt đối)`</w:t>
+        <w:t>`420.16 cents (Chống quét SL tuyệt đối)`</w:t>
       </w:r>
       <w:r>
         <w:t xml:space="preserve"> | TP: </w:t>
@@ -13701,7 +13701,7 @@
         <w:rPr>
           <w:b/>
         </w:rPr>
-        <w:t>`438.50 - 440.00 cents`</w:t>
+        <w:t>`439.75 - 441.25 cents`</w:t>
       </w:r>
       <w:r>
         <w:t xml:space="preserve"> | SL: </w:t>
@@ -13710,7 +13710,7 @@
         <w:rPr>
           <w:b/>
         </w:rPr>
-        <w:t>`440.42 cents`</w:t>
+        <w:t>`441.34 cents`</w:t>
       </w:r>
       <w:r>
         <w:t xml:space="preserve"> | TP: </w:t>
@@ -13759,7 +13759,7 @@
         <w:rPr>
           <w:b/>
         </w:rPr>
-        <w:t>`432.60 - 440.50 cents`</w:t>
+        <w:t>`433.83 - 440.50 cents`</w:t>
       </w:r>
     </w:p>
     <w:p>
@@ -14166,7 +14166,7 @@
             </w:pPr>
             <w:r/>
             <w:r>
-              <w:t>437.50</w:t>
+              <w:t>438.75</w:t>
             </w:r>
           </w:p>
         </w:tc>
@@ -14194,7 +14194,7 @@
             </w:pPr>
             <w:r/>
             <w:r>
-              <w:t>441.25</w:t>
+              <w:t>442.50</w:t>
             </w:r>
           </w:p>
         </w:tc>
@@ -14222,7 +14222,7 @@
             </w:pPr>
             <w:r/>
             <w:r>
-              <w:t>434.25</w:t>
+              <w:t>435.50</w:t>
             </w:r>
           </w:p>
         </w:tc>
@@ -14253,7 +14253,7 @@
               <w:rPr>
                 <w:b/>
               </w:rPr>
-              <w:t>437.75</w:t>
+              <w:t>439.00</w:t>
             </w:r>
           </w:p>
         </w:tc>
@@ -14401,7 +14401,7 @@
             </w:pPr>
             <w:r/>
             <w:r>
-              <w:t>437.75</w:t>
+              <w:t>439.00</w:t>
             </w:r>
           </w:p>
         </w:tc>
@@ -14429,7 +14429,7 @@
             </w:pPr>
             <w:r/>
             <w:r>
-              <w:t>440.50</w:t>
+              <w:t>441.75</w:t>
             </w:r>
           </w:p>
         </w:tc>
@@ -14457,7 +14457,7 @@
             </w:pPr>
             <w:r/>
             <w:r>
-              <w:t>434.00</w:t>
+              <w:t>435.25</w:t>
             </w:r>
           </w:p>
         </w:tc>
@@ -14488,7 +14488,7 @@
               <w:rPr>
                 <w:b/>
               </w:rPr>
-              <w:t>437.25</w:t>
+              <w:t>438.50</w:t>
             </w:r>
           </w:p>
         </w:tc>
@@ -14636,7 +14636,7 @@
             </w:pPr>
             <w:r/>
             <w:r>
-              <w:t>437.25</w:t>
+              <w:t>438.50</w:t>
             </w:r>
           </w:p>
         </w:tc>
@@ -14664,7 +14664,7 @@
             </w:pPr>
             <w:r/>
             <w:r>
-              <w:t>440.25</w:t>
+              <w:t>441.50</w:t>
             </w:r>
           </w:p>
         </w:tc>
@@ -14692,7 +14692,7 @@
             </w:pPr>
             <w:r/>
             <w:r>
-              <w:t>433.25</w:t>
+              <w:t>434.50</w:t>
             </w:r>
           </w:p>
         </w:tc>
@@ -14723,7 +14723,7 @@
               <w:rPr>
                 <w:b/>
               </w:rPr>
-              <w:t>438.00</w:t>
+              <w:t>439.25</w:t>
             </w:r>
           </w:p>
         </w:tc>
@@ -14871,7 +14871,7 @@
             </w:pPr>
             <w:r/>
             <w:r>
-              <w:t>438.00</w:t>
+              <w:t>439.25</w:t>
             </w:r>
           </w:p>
         </w:tc>
@@ -14899,7 +14899,7 @@
             </w:pPr>
             <w:r/>
             <w:r>
-              <w:t>442.50</w:t>
+              <w:t>443.75</w:t>
             </w:r>
           </w:p>
         </w:tc>
@@ -14927,7 +14927,7 @@
             </w:pPr>
             <w:r/>
             <w:r>
-              <w:t>433.00</w:t>
+              <w:t>434.25</w:t>
             </w:r>
           </w:p>
         </w:tc>
@@ -14958,7 +14958,7 @@
               <w:rPr>
                 <w:b/>
               </w:rPr>
-              <w:t>438.75</w:t>
+              <w:t>440.00</w:t>
             </w:r>
           </w:p>
         </w:tc>
@@ -15106,7 +15106,7 @@
             </w:pPr>
             <w:r/>
             <w:r>
-              <w:t>438.75</w:t>
+              <w:t>440.00</w:t>
             </w:r>
           </w:p>
         </w:tc>
@@ -15134,7 +15134,7 @@
             </w:pPr>
             <w:r/>
             <w:r>
-              <w:t>444.25</w:t>
+              <w:t>445.50</w:t>
             </w:r>
           </w:p>
         </w:tc>
@@ -15162,7 +15162,7 @@
             </w:pPr>
             <w:r/>
             <w:r>
-              <w:t>432.50</w:t>
+              <w:t>433.75</w:t>
             </w:r>
           </w:p>
         </w:tc>
@@ -15193,7 +15193,7 @@
               <w:rPr>
                 <w:b/>
               </w:rPr>
-              <w:t>441.00</w:t>
+              <w:t>442.25</w:t>
             </w:r>
           </w:p>
         </w:tc>
@@ -15341,7 +15341,7 @@
             </w:pPr>
             <w:r/>
             <w:r>
-              <w:t>441.00</w:t>
+              <w:t>442.25</w:t>
             </w:r>
           </w:p>
         </w:tc>
@@ -15369,7 +15369,7 @@
             </w:pPr>
             <w:r/>
             <w:r>
-              <w:t>444.00</w:t>
+              <w:t>445.25</w:t>
             </w:r>
           </w:p>
         </w:tc>
@@ -15397,7 +15397,7 @@
             </w:pPr>
             <w:r/>
             <w:r>
-              <w:t>436.75</w:t>
+              <w:t>438.00</w:t>
             </w:r>
           </w:p>
         </w:tc>
@@ -15428,7 +15428,7 @@
               <w:rPr>
                 <w:b/>
               </w:rPr>
-              <w:t>441.25</w:t>
+              <w:t>442.50</w:t>
             </w:r>
           </w:p>
         </w:tc>
@@ -15576,7 +15576,7 @@
             </w:pPr>
             <w:r/>
             <w:r>
-              <w:t>441.25</w:t>
+              <w:t>442.50</w:t>
             </w:r>
           </w:p>
         </w:tc>
@@ -15604,7 +15604,7 @@
             </w:pPr>
             <w:r/>
             <w:r>
-              <w:t>444.50</w:t>
+              <w:t>445.75</w:t>
             </w:r>
           </w:p>
         </w:tc>
@@ -15632,7 +15632,7 @@
             </w:pPr>
             <w:r/>
             <w:r>
-              <w:t>434.75</w:t>
+              <w:t>436.00</w:t>
             </w:r>
           </w:p>
         </w:tc>
@@ -15663,7 +15663,7 @@
               <w:rPr>
                 <w:b/>
               </w:rPr>
-              <w:t>442.00</w:t>
+              <w:t>443.25</w:t>
             </w:r>
           </w:p>
         </w:tc>
@@ -15811,7 +15811,7 @@
             </w:pPr>
             <w:r/>
             <w:r>
-              <w:t>442.00</w:t>
+              <w:t>443.25</w:t>
             </w:r>
           </w:p>
         </w:tc>
@@ -15839,7 +15839,7 @@
             </w:pPr>
             <w:r/>
             <w:r>
-              <w:t>445.00</w:t>
+              <w:t>446.25</w:t>
             </w:r>
           </w:p>
         </w:tc>
@@ -15867,7 +15867,7 @@
             </w:pPr>
             <w:r/>
             <w:r>
-              <w:t>437.50</w:t>
+              <w:t>438.75</w:t>
             </w:r>
           </w:p>
         </w:tc>
@@ -15898,7 +15898,7 @@
               <w:rPr>
                 <w:b/>
               </w:rPr>
-              <w:t>441.50</w:t>
+              <w:t>442.75</w:t>
             </w:r>
           </w:p>
         </w:tc>
@@ -16046,7 +16046,7 @@
             </w:pPr>
             <w:r/>
             <w:r>
-              <w:t>441.50</w:t>
+              <w:t>442.75</w:t>
             </w:r>
           </w:p>
         </w:tc>
@@ -16074,7 +16074,7 @@
             </w:pPr>
             <w:r/>
             <w:r>
-              <w:t>445.50</w:t>
+              <w:t>446.75</w:t>
             </w:r>
           </w:p>
         </w:tc>
@@ -16102,7 +16102,7 @@
             </w:pPr>
             <w:r/>
             <w:r>
-              <w:t>435.75</w:t>
+              <w:t>437.00</w:t>
             </w:r>
           </w:p>
         </w:tc>
@@ -16133,7 +16133,7 @@
               <w:rPr>
                 <w:b/>
               </w:rPr>
-              <w:t>442.00</w:t>
+              <w:t>443.25</w:t>
             </w:r>
           </w:p>
         </w:tc>
@@ -16281,7 +16281,7 @@
             </w:pPr>
             <w:r/>
             <w:r>
-              <w:t>442.00</w:t>
+              <w:t>443.25</w:t>
             </w:r>
           </w:p>
         </w:tc>
@@ -16309,7 +16309,7 @@
             </w:pPr>
             <w:r/>
             <w:r>
-              <w:t>444.50</w:t>
+              <w:t>445.75</w:t>
             </w:r>
           </w:p>
         </w:tc>
@@ -16337,7 +16337,7 @@
             </w:pPr>
             <w:r/>
             <w:r>
-              <w:t>438.75</w:t>
+              <w:t>440.00</w:t>
             </w:r>
           </w:p>
         </w:tc>
@@ -16368,7 +16368,7 @@
               <w:rPr>
                 <w:b/>
               </w:rPr>
-              <w:t>442.50</w:t>
+              <w:t>443.75</w:t>
             </w:r>
           </w:p>
         </w:tc>
@@ -16516,7 +16516,7 @@
             </w:pPr>
             <w:r/>
             <w:r>
-              <w:t>442.50</w:t>
+              <w:t>443.75</w:t>
             </w:r>
           </w:p>
         </w:tc>
@@ -16544,7 +16544,7 @@
             </w:pPr>
             <w:r/>
             <w:r>
-              <w:t>446.00</w:t>
+              <w:t>447.25</w:t>
             </w:r>
           </w:p>
         </w:tc>
@@ -16572,7 +16572,7 @@
             </w:pPr>
             <w:r/>
             <w:r>
-              <w:t>436.50</w:t>
+              <w:t>437.75</w:t>
             </w:r>
           </w:p>
         </w:tc>
@@ -16603,7 +16603,7 @@
               <w:rPr>
                 <w:b/>
               </w:rPr>
-              <w:t>443.50</w:t>
+              <w:t>444.75</w:t>
             </w:r>
           </w:p>
         </w:tc>
@@ -16751,7 +16751,7 @@
             </w:pPr>
             <w:r/>
             <w:r>
-              <w:t>443.50</w:t>
+              <w:t>444.75</w:t>
             </w:r>
           </w:p>
         </w:tc>
@@ -16779,7 +16779,7 @@
             </w:pPr>
             <w:r/>
             <w:r>
-              <w:t>446.25</w:t>
+              <w:t>447.50</w:t>
             </w:r>
           </w:p>
         </w:tc>
@@ -16807,7 +16807,7 @@
             </w:pPr>
             <w:r/>
             <w:r>
-              <w:t>441.00</w:t>
+              <w:t>442.25</w:t>
             </w:r>
           </w:p>
         </w:tc>
@@ -16838,7 +16838,7 @@
               <w:rPr>
                 <w:b/>
               </w:rPr>
-              <w:t>443.50</w:t>
+              <w:t>444.75</w:t>
             </w:r>
           </w:p>
         </w:tc>
@@ -16986,7 +16986,7 @@
             </w:pPr>
             <w:r/>
             <w:r>
-              <w:t>443.50</w:t>
+              <w:t>444.75</w:t>
             </w:r>
           </w:p>
         </w:tc>
@@ -17014,7 +17014,7 @@
             </w:pPr>
             <w:r/>
             <w:r>
-              <w:t>446.25</w:t>
+              <w:t>447.50</w:t>
             </w:r>
           </w:p>
         </w:tc>
@@ -17042,7 +17042,7 @@
             </w:pPr>
             <w:r/>
             <w:r>
-              <w:t>441.00</w:t>
+              <w:t>442.25</w:t>
             </w:r>
           </w:p>
         </w:tc>
@@ -17073,7 +17073,7 @@
               <w:rPr>
                 <w:b/>
               </w:rPr>
-              <w:t>443.00</w:t>
+              <w:t>444.25</w:t>
             </w:r>
           </w:p>
         </w:tc>
@@ -17221,7 +17221,7 @@
             </w:pPr>
             <w:r/>
             <w:r>
-              <w:t>443.00</w:t>
+              <w:t>444.25</w:t>
             </w:r>
           </w:p>
         </w:tc>
@@ -17249,7 +17249,7 @@
             </w:pPr>
             <w:r/>
             <w:r>
-              <w:t>446.00</w:t>
+              <w:t>447.25</w:t>
             </w:r>
           </w:p>
         </w:tc>
@@ -17277,7 +17277,7 @@
             </w:pPr>
             <w:r/>
             <w:r>
-              <w:t>439.75</w:t>
+              <w:t>441.00</w:t>
             </w:r>
           </w:p>
         </w:tc>
@@ -17308,7 +17308,7 @@
               <w:rPr>
                 <w:b/>
               </w:rPr>
-              <w:t>442.75</w:t>
+              <w:t>444.00</w:t>
             </w:r>
           </w:p>
         </w:tc>
@@ -17456,7 +17456,7 @@
             </w:pPr>
             <w:r/>
             <w:r>
-              <w:t>442.75</w:t>
+              <w:t>444.00</w:t>
             </w:r>
           </w:p>
         </w:tc>
@@ -17484,7 +17484,7 @@
             </w:pPr>
             <w:r/>
             <w:r>
-              <w:t>446.75</w:t>
+              <w:t>448.00</w:t>
             </w:r>
           </w:p>
         </w:tc>
@@ -17512,7 +17512,7 @@
             </w:pPr>
             <w:r/>
             <w:r>
-              <w:t>437.50</w:t>
+              <w:t>438.75</w:t>
             </w:r>
           </w:p>
         </w:tc>
@@ -17543,7 +17543,7 @@
               <w:rPr>
                 <w:b/>
               </w:rPr>
-              <w:t>443.25</w:t>
+              <w:t>444.50</w:t>
             </w:r>
           </w:p>
         </w:tc>
@@ -17691,7 +17691,7 @@
             </w:pPr>
             <w:r/>
             <w:r>
-              <w:t>443.25</w:t>
+              <w:t>444.50</w:t>
             </w:r>
           </w:p>
         </w:tc>
@@ -17719,7 +17719,7 @@
             </w:pPr>
             <w:r/>
             <w:r>
-              <w:t>448.00</w:t>
+              <w:t>449.25</w:t>
             </w:r>
           </w:p>
         </w:tc>
@@ -17747,7 +17747,7 @@
             </w:pPr>
             <w:r/>
             <w:r>
-              <w:t>436.25</w:t>
+              <w:t>437.50</w:t>
             </w:r>
           </w:p>
         </w:tc>
@@ -17778,7 +17778,7 @@
               <w:rPr>
                 <w:b/>
               </w:rPr>
-              <w:t>445.25</w:t>
+              <w:t>446.50</w:t>
             </w:r>
           </w:p>
         </w:tc>
@@ -17926,7 +17926,7 @@
             </w:pPr>
             <w:r/>
             <w:r>
-              <w:t>445.25</w:t>
+              <w:t>446.50</w:t>
             </w:r>
           </w:p>
         </w:tc>
@@ -17954,7 +17954,7 @@
             </w:pPr>
             <w:r/>
             <w:r>
-              <w:t>453.25</w:t>
+              <w:t>454.50</w:t>
             </w:r>
           </w:p>
         </w:tc>
@@ -17982,7 +17982,7 @@
             </w:pPr>
             <w:r/>
             <w:r>
-              <w:t>438.25</w:t>
+              <w:t>439.50</w:t>
             </w:r>
           </w:p>
         </w:tc>
@@ -18013,7 +18013,7 @@
               <w:rPr>
                 <w:b/>
               </w:rPr>
-              <w:t>446.75</w:t>
+              <w:t>448.00</w:t>
             </w:r>
           </w:p>
         </w:tc>
@@ -18161,7 +18161,7 @@
             </w:pPr>
             <w:r/>
             <w:r>
-              <w:t>446.75</w:t>
+              <w:t>448.00</w:t>
             </w:r>
           </w:p>
         </w:tc>
@@ -18189,7 +18189,7 @@
             </w:pPr>
             <w:r/>
             <w:r>
-              <w:t>451.25</w:t>
+              <w:t>452.50</w:t>
             </w:r>
           </w:p>
         </w:tc>
@@ -18217,7 +18217,7 @@
             </w:pPr>
             <w:r/>
             <w:r>
-              <w:t>442.50</w:t>
+              <w:t>443.75</w:t>
             </w:r>
           </w:p>
         </w:tc>
@@ -18248,7 +18248,7 @@
               <w:rPr>
                 <w:b/>
               </w:rPr>
-              <w:t>446.25</w:t>
+              <w:t>447.50</w:t>
             </w:r>
           </w:p>
         </w:tc>
@@ -18396,7 +18396,7 @@
             </w:pPr>
             <w:r/>
             <w:r>
-              <w:t>446.25</w:t>
+              <w:t>447.50</w:t>
             </w:r>
           </w:p>
         </w:tc>
@@ -18424,7 +18424,7 @@
             </w:pPr>
             <w:r/>
             <w:r>
-              <w:t>448.50</w:t>
+              <w:t>449.75</w:t>
             </w:r>
           </w:p>
         </w:tc>
@@ -18452,7 +18452,7 @@
             </w:pPr>
             <w:r/>
             <w:r>
-              <w:t>443.50</w:t>
+              <w:t>444.75</w:t>
             </w:r>
           </w:p>
         </w:tc>
@@ -18483,7 +18483,7 @@
               <w:rPr>
                 <w:b/>
               </w:rPr>
-              <w:t>446.00</w:t>
+              <w:t>447.25</w:t>
             </w:r>
           </w:p>
         </w:tc>
@@ -18631,7 +18631,7 @@
             </w:pPr>
             <w:r/>
             <w:r>
-              <w:t>446.00</w:t>
+              <w:t>447.25</w:t>
             </w:r>
           </w:p>
         </w:tc>
@@ -18659,7 +18659,7 @@
             </w:pPr>
             <w:r/>
             <w:r>
-              <w:t>448.00</w:t>
+              <w:t>449.25</w:t>
             </w:r>
           </w:p>
         </w:tc>
@@ -18687,7 +18687,7 @@
             </w:pPr>
             <w:r/>
             <w:r>
-              <w:t>441.50</w:t>
+              <w:t>442.75</w:t>
             </w:r>
           </w:p>
         </w:tc>
@@ -18718,7 +18718,7 @@
               <w:rPr>
                 <w:b/>
               </w:rPr>
-              <w:t>446.25</w:t>
+              <w:t>447.50</w:t>
             </w:r>
           </w:p>
         </w:tc>
@@ -18866,7 +18866,7 @@
             </w:pPr>
             <w:r/>
             <w:r>
-              <w:t>446.25</w:t>
+              <w:t>447.50</w:t>
             </w:r>
           </w:p>
         </w:tc>
@@ -18894,7 +18894,7 @@
             </w:pPr>
             <w:r/>
             <w:r>
-              <w:t>450.00</w:t>
+              <w:t>451.25</w:t>
             </w:r>
           </w:p>
         </w:tc>
@@ -18922,7 +18922,7 @@
             </w:pPr>
             <w:r/>
             <w:r>
-              <w:t>443.50</w:t>
+              <w:t>444.75</w:t>
             </w:r>
           </w:p>
         </w:tc>
@@ -18953,7 +18953,7 @@
               <w:rPr>
                 <w:b/>
               </w:rPr>
-              <w:t>446.75</w:t>
+              <w:t>448.00</w:t>
             </w:r>
           </w:p>
         </w:tc>
@@ -19101,7 +19101,7 @@
             </w:pPr>
             <w:r/>
             <w:r>
-              <w:t>446.75</w:t>
+              <w:t>448.00</w:t>
             </w:r>
           </w:p>
         </w:tc>
@@ -19129,7 +19129,7 @@
             </w:pPr>
             <w:r/>
             <w:r>
-              <w:t>449.75</w:t>
+              <w:t>451.00</w:t>
             </w:r>
           </w:p>
         </w:tc>
@@ -19157,7 +19157,7 @@
             </w:pPr>
             <w:r/>
             <w:r>
-              <w:t>442.25</w:t>
+              <w:t>443.50</w:t>
             </w:r>
           </w:p>
         </w:tc>
@@ -19188,7 +19188,7 @@
               <w:rPr>
                 <w:b/>
               </w:rPr>
-              <w:t>447.00</w:t>
+              <w:t>448.25</w:t>
             </w:r>
           </w:p>
         </w:tc>
@@ -19336,7 +19336,7 @@
             </w:pPr>
             <w:r/>
             <w:r>
-              <w:t>447.00</w:t>
+              <w:t>448.25</w:t>
             </w:r>
           </w:p>
         </w:tc>
@@ -19364,7 +19364,7 @@
             </w:pPr>
             <w:r/>
             <w:r>
-              <w:t>451.25</w:t>
+              <w:t>452.50</w:t>
             </w:r>
           </w:p>
         </w:tc>
@@ -19392,7 +19392,7 @@
             </w:pPr>
             <w:r/>
             <w:r>
-              <w:t>443.75</w:t>
+              <w:t>445.00</w:t>
             </w:r>
           </w:p>
         </w:tc>
@@ -19423,7 +19423,7 @@
               <w:rPr>
                 <w:b/>
               </w:rPr>
-              <w:t>447.75</w:t>
+              <w:t>449.00</w:t>
             </w:r>
           </w:p>
         </w:tc>
@@ -19571,7 +19571,7 @@
             </w:pPr>
             <w:r/>
             <w:r>
-              <w:t>447.75</w:t>
+              <w:t>449.00</w:t>
             </w:r>
           </w:p>
         </w:tc>
@@ -19599,7 +19599,7 @@
             </w:pPr>
             <w:r/>
             <w:r>
-              <w:t>451.25</w:t>
+              <w:t>452.50</w:t>
             </w:r>
           </w:p>
         </w:tc>
@@ -19627,7 +19627,7 @@
             </w:pPr>
             <w:r/>
             <w:r>
-              <w:t>445.50</w:t>
+              <w:t>446.75</w:t>
             </w:r>
           </w:p>
         </w:tc>
@@ -19658,7 +19658,7 @@
               <w:rPr>
                 <w:b/>
               </w:rPr>
-              <w:t>447.75</w:t>
+              <w:t>449.00</w:t>
             </w:r>
           </w:p>
         </w:tc>
@@ -19806,7 +19806,7 @@
             </w:pPr>
             <w:r/>
             <w:r>
-              <w:t>447.75</w:t>
+              <w:t>449.00</w:t>
             </w:r>
           </w:p>
         </w:tc>
@@ -19834,7 +19834,7 @@
             </w:pPr>
             <w:r/>
             <w:r>
-              <w:t>451.50</w:t>
+              <w:t>452.75</w:t>
             </w:r>
           </w:p>
         </w:tc>
@@ -19862,7 +19862,7 @@
             </w:pPr>
             <w:r/>
             <w:r>
-              <w:t>444.25</w:t>
+              <w:t>445.50</w:t>
             </w:r>
           </w:p>
         </w:tc>
@@ -19893,7 +19893,7 @@
               <w:rPr>
                 <w:b/>
               </w:rPr>
-              <w:t>447.50</w:t>
+              <w:t>448.75</w:t>
             </w:r>
           </w:p>
         </w:tc>
@@ -20041,7 +20041,7 @@
             </w:pPr>
             <w:r/>
             <w:r>
-              <w:t>447.50</w:t>
+              <w:t>448.75</w:t>
             </w:r>
           </w:p>
         </w:tc>
@@ -20069,7 +20069,7 @@
             </w:pPr>
             <w:r/>
             <w:r>
-              <w:t>451.00</w:t>
+              <w:t>452.25</w:t>
             </w:r>
           </w:p>
         </w:tc>
@@ -20097,7 +20097,7 @@
             </w:pPr>
             <w:r/>
             <w:r>
-              <w:t>444.25</w:t>
+              <w:t>445.50</w:t>
             </w:r>
           </w:p>
         </w:tc>
@@ -20128,7 +20128,7 @@
               <w:rPr>
                 <w:b/>
               </w:rPr>
-              <w:t>447.25</w:t>
+              <w:t>448.50</w:t>
             </w:r>
           </w:p>
         </w:tc>
@@ -20276,7 +20276,7 @@
             </w:pPr>
             <w:r/>
             <w:r>
-              <w:t>447.25</w:t>
+              <w:t>448.50</w:t>
             </w:r>
           </w:p>
         </w:tc>
@@ -20304,7 +20304,7 @@
             </w:pPr>
             <w:r/>
             <w:r>
-              <w:t>450.25</w:t>
+              <w:t>451.50</w:t>
             </w:r>
           </w:p>
         </w:tc>
@@ -20332,7 +20332,7 @@
             </w:pPr>
             <w:r/>
             <w:r>
-              <w:t>444.50</w:t>
+              <w:t>445.75</w:t>
             </w:r>
           </w:p>
         </w:tc>
@@ -20363,7 +20363,7 @@
               <w:rPr>
                 <w:b/>
               </w:rPr>
-              <w:t>447.50</w:t>
+              <w:t>448.75</w:t>
             </w:r>
           </w:p>
         </w:tc>
@@ -20511,7 +20511,7 @@
             </w:pPr>
             <w:r/>
             <w:r>
-              <w:t>447.50</w:t>
+              <w:t>448.75</w:t>
             </w:r>
           </w:p>
         </w:tc>
@@ -20539,7 +20539,7 @@
             </w:pPr>
             <w:r/>
             <w:r>
-              <w:t>450.50</w:t>
+              <w:t>451.75</w:t>
             </w:r>
           </w:p>
         </w:tc>
@@ -20567,7 +20567,7 @@
             </w:pPr>
             <w:r/>
             <w:r>
-              <w:t>444.75</w:t>
+              <w:t>446.00</w:t>
             </w:r>
           </w:p>
         </w:tc>
@@ -20598,7 +20598,7 @@
               <w:rPr>
                 <w:b/>
               </w:rPr>
-              <w:t>447.50</w:t>
+              <w:t>448.75</w:t>
             </w:r>
           </w:p>
         </w:tc>
@@ -20746,7 +20746,7 @@
             </w:pPr>
             <w:r/>
             <w:r>
-              <w:t>447.50</w:t>
+              <w:t>448.75</w:t>
             </w:r>
           </w:p>
         </w:tc>
@@ -20774,7 +20774,7 @@
             </w:pPr>
             <w:r/>
             <w:r>
-              <w:t>451.50</w:t>
+              <w:t>452.75</w:t>
             </w:r>
           </w:p>
         </w:tc>
@@ -20802,7 +20802,7 @@
             </w:pPr>
             <w:r/>
             <w:r>
-              <w:t>444.00</w:t>
+              <w:t>445.25</w:t>
             </w:r>
           </w:p>
         </w:tc>
@@ -20833,7 +20833,7 @@
               <w:rPr>
                 <w:b/>
               </w:rPr>
-              <w:t>448.00</w:t>
+              <w:t>449.25</w:t>
             </w:r>
           </w:p>
         </w:tc>
@@ -20981,7 +20981,7 @@
             </w:pPr>
             <w:r/>
             <w:r>
-              <w:t>448.00</w:t>
+              <w:t>449.25</w:t>
             </w:r>
           </w:p>
         </w:tc>
@@ -21009,7 +21009,7 @@
             </w:pPr>
             <w:r/>
             <w:r>
-              <w:t>452.00</w:t>
+              <w:t>453.25</w:t>
             </w:r>
           </w:p>
         </w:tc>
@@ -21037,7 +21037,7 @@
             </w:pPr>
             <w:r/>
             <w:r>
-              <w:t>446.25</w:t>
+              <w:t>447.50</w:t>
             </w:r>
           </w:p>
         </w:tc>
@@ -21068,7 +21068,7 @@
               <w:rPr>
                 <w:b/>
               </w:rPr>
-              <w:t>447.75</w:t>
+              <w:t>449.00</w:t>
             </w:r>
           </w:p>
         </w:tc>
@@ -21791,7 +21791,7 @@
         <w:t>Giá Chốt Phiên (Close):</w:t>
       </w:r>
       <w:r>
-        <w:t xml:space="preserve"> 641.75 cents | </w:t>
+        <w:t xml:space="preserve"> 645.25 cents | </w:t>
       </w:r>
       <w:r>
         <w:rPr>
@@ -21806,10 +21806,10 @@
         <w:rPr>
           <w:b/>
         </w:rPr>
-        <w:t>`643.74 cents`</w:t>
+        <w:t>`647.03 cents`</w:t>
       </w:r>
       <w:r>
-        <w:t xml:space="preserve"> (+1.99).</w:t>
+        <w:t xml:space="preserve"> (+1.78).</w:t>
       </w:r>
     </w:p>
     <w:p>
@@ -21830,7 +21830,7 @@
         <w:rPr>
           <w:b/>
         </w:rPr>
-        <w:t>`1,914`</w:t>
+        <w:t>`2,082`</w:t>
       </w:r>
       <w:r>
         <w:t xml:space="preserve"> (Chênh lệch: </w:t>
@@ -21839,7 +21839,7 @@
         <w:rPr>
           <w:b/>
         </w:rPr>
-        <w:t>`-66,934`</w:t>
+        <w:t>`-66,766`</w:t>
       </w:r>
       <w:r>
         <w:t xml:space="preserve">) | OI: </w:t>
@@ -21901,9 +21901,9 @@
       <w:r>
         <w:rPr>
           <w:b/>
-          <w:color w:val="15803D"/>
+          <w:color w:val="B91C1C"/>
         </w:rPr>
-        <w:t>`Giảm suy yếu / Đáy ngắn hạn (Long Liquidation Decline)`</w:t>
+        <w:t>`Tăng yếu / Rủi ro đảo chiều (Short Covering Rally)`</w:t>
       </w:r>
     </w:p>
     <w:p>
@@ -21924,10 +21924,10 @@
         <w:rPr>
           <w:b/>
         </w:rPr>
-        <w:t>TÍCH LŨY TIÊU CỰC (Distribution):</w:t>
+        <w:t>TÍCH LŨY TÍCH CỰC (Accumulation):</w:t>
       </w:r>
       <w:r>
-        <w:t xml:space="preserve"> Nến đi ngang nhưng dòng tiền rút dần (OI giảm), cảnh báo rủi ro suy sụt sắp tới.</w:t>
+        <w:t xml:space="preserve"> Nến đi ngang nhưng dòng tiền âm thầm gia tăng (OI tăng), báo hiệu chuẩn bị có nhịp bứt phá tăng.</w:t>
       </w:r>
     </w:p>
     <w:p>
@@ -22173,7 +22173,7 @@
               <w:rPr>
                 <w:b/>
               </w:rPr>
-              <w:t>79.06</w:t>
+              <w:t>79.23</w:t>
             </w:r>
           </w:p>
         </w:tc>
@@ -22204,7 +22204,7 @@
               <w:rPr>
                 <w:b/>
               </w:rPr>
-              <w:t>-0.49%</w:t>
+              <w:t>-0.28%</w:t>
             </w:r>
           </w:p>
         </w:tc>
@@ -22296,7 +22296,7 @@
               <w:rPr>
                 <w:b/>
               </w:rPr>
-              <w:t>99.73</w:t>
+              <w:t>99.72</w:t>
             </w:r>
           </w:p>
         </w:tc>
@@ -22327,7 +22327,7 @@
               <w:rPr>
                 <w:b/>
               </w:rPr>
-              <w:t>+0.04%</w:t>
+              <w:t>+0.03%</w:t>
             </w:r>
           </w:p>
         </w:tc>
@@ -22941,7 +22941,7 @@
         <w:t xml:space="preserve"> EMA_21 </w:t>
       </w:r>
       <w:r>
-        <w:t xml:space="preserve"> (642.58) &lt; </w:t>
+        <w:t xml:space="preserve"> (642.96) &lt; </w:t>
       </w:r>
       <w:r>
         <w:rPr>
@@ -22952,7 +22952,7 @@
         <w:t xml:space="preserve"> EMA_50 </w:t>
       </w:r>
       <w:r>
-        <w:t xml:space="preserve"> (643.97).</w:t>
+        <w:t xml:space="preserve"> (643.95).</w:t>
       </w:r>
     </w:p>
     <w:p>
@@ -22973,7 +22973,7 @@
         <w:rPr>
           <w:b/>
         </w:rPr>
-        <w:t>`48.07`</w:t>
+        <w:t>`55.36`</w:t>
       </w:r>
       <w:r>
         <w:t xml:space="preserve"> | ATR (14) = </w:t>
@@ -22982,7 +22982,7 @@
         <w:rPr>
           <w:b/>
         </w:rPr>
-        <w:t>`4.09`</w:t>
+        <w:t>`3.56`</w:t>
       </w:r>
       <w:r>
         <w:t xml:space="preserve"> cents | Volatility = </w:t>
@@ -22991,7 +22991,7 @@
         <w:rPr>
           <w:b/>
         </w:rPr>
-        <w:t>`1.00 cents`</w:t>
+        <w:t>`3.50 cents`</w:t>
       </w:r>
       <w:r>
         <w:t>.</w:t>
@@ -23015,7 +23015,7 @@
         <w:rPr>
           <w:b/>
         </w:rPr>
-        <w:t>`636.50`</w:t>
+        <w:t>`643.25`</w:t>
       </w:r>
       <w:r>
         <w:t xml:space="preserve"> | S2: </w:t>
@@ -23766,7 +23766,7 @@
           <w:b/>
           <w:color w:val="B91C1C"/>
         </w:rPr>
-        <w:t>`642.58 - 643.97 cents (Canh bán hồi kỹ thuật H1)`</w:t>
+        <w:t>`642.96 - 643.95 cents (Canh bán hồi kỹ thuật H1)`</w:t>
       </w:r>
       <w:r>
         <w:t xml:space="preserve"> | SL: </w:t>
@@ -23775,7 +23775,7 @@
         <w:rPr>
           <w:b/>
         </w:rPr>
-        <w:t>`717.38 cents (Trên kháng cự R2 + 1.5x ATR)`</w:t>
+        <w:t>`716.59 cents (Trên kháng cự R2 + 1.5x ATR)`</w:t>
       </w:r>
       <w:r>
         <w:t xml:space="preserve"> | TP: </w:t>
@@ -23786,7 +23786,7 @@
           <w:color w:val="D97706"/>
           <w:sz w:val="19"/>
         </w:rPr>
-        <w:t xml:space="preserve"> 636.50 cents </w:t>
+        <w:t xml:space="preserve"> 643.25 cents </w:t>
       </w:r>
       <w:r>
         <w:t xml:space="preserve"> / </w:t>
@@ -23837,7 +23837,7 @@
         <w:rPr>
           <w:b/>
         </w:rPr>
-        <w:t>`634.50 - 636.50 cents`</w:t>
+        <w:t>`641.25 - 643.25 cents`</w:t>
       </w:r>
       <w:r>
         <w:t xml:space="preserve"> | SL: </w:t>
@@ -23846,7 +23846,7 @@
         <w:rPr>
           <w:b/>
         </w:rPr>
-        <w:t>`594.41 cents`</w:t>
+        <w:t>`594.94 cents`</w:t>
       </w:r>
       <w:r>
         <w:t xml:space="preserve"> | TP: </w:t>
@@ -23892,7 +23892,7 @@
         <w:rPr>
           <w:b/>
         </w:rPr>
-        <w:t>`651.59 cents`</w:t>
+        <w:t>`651.06 cents`</w:t>
       </w:r>
       <w:r>
         <w:t xml:space="preserve"> | TP: </w:t>
@@ -23941,7 +23941,7 @@
         <w:rPr>
           <w:b/>
         </w:rPr>
-        <w:t>`596.51 - 613.25 cents`</w:t>
+        <w:t>`598.88 - 613.25 cents`</w:t>
       </w:r>
     </w:p>
     <w:p>
@@ -24348,7 +24348,7 @@
             </w:pPr>
             <w:r/>
             <w:r>
-              <w:t>641.75</w:t>
+              <w:t>645.25</w:t>
             </w:r>
           </w:p>
         </w:tc>
@@ -24376,7 +24376,7 @@
             </w:pPr>
             <w:r/>
             <w:r>
-              <w:t>653.00</w:t>
+              <w:t>656.50</w:t>
             </w:r>
           </w:p>
         </w:tc>
@@ -24404,7 +24404,7 @@
             </w:pPr>
             <w:r/>
             <w:r>
-              <w:t>636.25</w:t>
+              <w:t>639.75</w:t>
             </w:r>
           </w:p>
         </w:tc>
@@ -24435,7 +24435,7 @@
               <w:rPr>
                 <w:b/>
               </w:rPr>
-              <w:t>641.00</w:t>
+              <w:t>644.50</w:t>
             </w:r>
           </w:p>
         </w:tc>
@@ -24583,7 +24583,7 @@
             </w:pPr>
             <w:r/>
             <w:r>
-              <w:t>641.00</w:t>
+              <w:t>644.50</w:t>
             </w:r>
           </w:p>
         </w:tc>
@@ -24611,7 +24611,7 @@
             </w:pPr>
             <w:r/>
             <w:r>
-              <w:t>648.50</w:t>
+              <w:t>652.00</w:t>
             </w:r>
           </w:p>
         </w:tc>
@@ -24639,7 +24639,7 @@
             </w:pPr>
             <w:r/>
             <w:r>
-              <w:t>635.00</w:t>
+              <w:t>638.50</w:t>
             </w:r>
           </w:p>
         </w:tc>
@@ -24670,7 +24670,7 @@
               <w:rPr>
                 <w:b/>
               </w:rPr>
-              <w:t>640.50</w:t>
+              <w:t>644.00</w:t>
             </w:r>
           </w:p>
         </w:tc>
@@ -24818,7 +24818,7 @@
             </w:pPr>
             <w:r/>
             <w:r>
-              <w:t>640.50</w:t>
+              <w:t>644.00</w:t>
             </w:r>
           </w:p>
         </w:tc>
@@ -24846,7 +24846,7 @@
             </w:pPr>
             <w:r/>
             <w:r>
-              <w:t>654.25</w:t>
+              <w:t>657.75</w:t>
             </w:r>
           </w:p>
         </w:tc>
@@ -24874,7 +24874,7 @@
             </w:pPr>
             <w:r/>
             <w:r>
-              <w:t>625.75</w:t>
+              <w:t>629.25</w:t>
             </w:r>
           </w:p>
         </w:tc>
@@ -24905,7 +24905,7 @@
               <w:rPr>
                 <w:b/>
               </w:rPr>
-              <w:t>642.50</w:t>
+              <w:t>646.00</w:t>
             </w:r>
           </w:p>
         </w:tc>
@@ -25053,7 +25053,7 @@
             </w:pPr>
             <w:r/>
             <w:r>
-              <w:t>642.50</w:t>
+              <w:t>646.00</w:t>
             </w:r>
           </w:p>
         </w:tc>
@@ -25081,7 +25081,7 @@
             </w:pPr>
             <w:r/>
             <w:r>
-              <w:t>655.75</w:t>
+              <w:t>659.25</w:t>
             </w:r>
           </w:p>
         </w:tc>
@@ -25109,7 +25109,7 @@
             </w:pPr>
             <w:r/>
             <w:r>
-              <w:t>634.25</w:t>
+              <w:t>637.75</w:t>
             </w:r>
           </w:p>
         </w:tc>
@@ -25140,7 +25140,7 @@
               <w:rPr>
                 <w:b/>
               </w:rPr>
-              <w:t>643.75</w:t>
+              <w:t>647.25</w:t>
             </w:r>
           </w:p>
         </w:tc>
@@ -25288,7 +25288,7 @@
             </w:pPr>
             <w:r/>
             <w:r>
-              <w:t>643.75</w:t>
+              <w:t>647.25</w:t>
             </w:r>
           </w:p>
         </w:tc>
@@ -25316,7 +25316,7 @@
             </w:pPr>
             <w:r/>
             <w:r>
-              <w:t>660.25</w:t>
+              <w:t>663.75</w:t>
             </w:r>
           </w:p>
         </w:tc>
@@ -25344,7 +25344,7 @@
             </w:pPr>
             <w:r/>
             <w:r>
-              <w:t>633.25</w:t>
+              <w:t>636.75</w:t>
             </w:r>
           </w:p>
         </w:tc>
@@ -25375,7 +25375,7 @@
               <w:rPr>
                 <w:b/>
               </w:rPr>
-              <w:t>648.25</w:t>
+              <w:t>651.75</w:t>
             </w:r>
           </w:p>
         </w:tc>
@@ -25523,7 +25523,7 @@
             </w:pPr>
             <w:r/>
             <w:r>
-              <w:t>648.25</w:t>
+              <w:t>651.75</w:t>
             </w:r>
           </w:p>
         </w:tc>
@@ -25551,7 +25551,7 @@
             </w:pPr>
             <w:r/>
             <w:r>
-              <w:t>656.00</w:t>
+              <w:t>659.50</w:t>
             </w:r>
           </w:p>
         </w:tc>
@@ -25579,7 +25579,7 @@
             </w:pPr>
             <w:r/>
             <w:r>
-              <w:t>637.25</w:t>
+              <w:t>640.75</w:t>
             </w:r>
           </w:p>
         </w:tc>
@@ -25610,7 +25610,7 @@
               <w:rPr>
                 <w:b/>
               </w:rPr>
-              <w:t>649.50</w:t>
+              <w:t>653.00</w:t>
             </w:r>
           </w:p>
         </w:tc>
@@ -25758,7 +25758,7 @@
             </w:pPr>
             <w:r/>
             <w:r>
-              <w:t>649.50</w:t>
+              <w:t>653.00</w:t>
             </w:r>
           </w:p>
         </w:tc>
@@ -25786,7 +25786,7 @@
             </w:pPr>
             <w:r/>
             <w:r>
-              <w:t>657.75</w:t>
+              <w:t>661.25</w:t>
             </w:r>
           </w:p>
         </w:tc>
@@ -25814,7 +25814,7 @@
             </w:pPr>
             <w:r/>
             <w:r>
-              <w:t>639.00</w:t>
+              <w:t>642.50</w:t>
             </w:r>
           </w:p>
         </w:tc>
@@ -25845,7 +25845,7 @@
               <w:rPr>
                 <w:b/>
               </w:rPr>
-              <w:t>651.25</w:t>
+              <w:t>654.75</w:t>
             </w:r>
           </w:p>
         </w:tc>
@@ -25993,7 +25993,7 @@
             </w:pPr>
             <w:r/>
             <w:r>
-              <w:t>651.25</w:t>
+              <w:t>654.75</w:t>
             </w:r>
           </w:p>
         </w:tc>
@@ -26021,7 +26021,7 @@
             </w:pPr>
             <w:r/>
             <w:r>
-              <w:t>663.50</w:t>
+              <w:t>667.00</w:t>
             </w:r>
           </w:p>
         </w:tc>
@@ -26049,7 +26049,7 @@
             </w:pPr>
             <w:r/>
             <w:r>
-              <w:t>641.50</w:t>
+              <w:t>645.00</w:t>
             </w:r>
           </w:p>
         </w:tc>
@@ -26080,7 +26080,7 @@
               <w:rPr>
                 <w:b/>
               </w:rPr>
-              <w:t>650.25</w:t>
+              <w:t>653.75</w:t>
             </w:r>
           </w:p>
         </w:tc>
@@ -26228,7 +26228,7 @@
             </w:pPr>
             <w:r/>
             <w:r>
-              <w:t>650.25</w:t>
+              <w:t>653.75</w:t>
             </w:r>
           </w:p>
         </w:tc>
@@ -26256,7 +26256,7 @@
             </w:pPr>
             <w:r/>
             <w:r>
-              <w:t>660.75</w:t>
+              <w:t>664.25</w:t>
             </w:r>
           </w:p>
         </w:tc>
@@ -26284,7 +26284,7 @@
             </w:pPr>
             <w:r/>
             <w:r>
-              <w:t>635.50</w:t>
+              <w:t>639.00</w:t>
             </w:r>
           </w:p>
         </w:tc>
@@ -26315,7 +26315,7 @@
               <w:rPr>
                 <w:b/>
               </w:rPr>
-              <w:t>652.50</w:t>
+              <w:t>656.00</w:t>
             </w:r>
           </w:p>
         </w:tc>
@@ -26463,7 +26463,7 @@
             </w:pPr>
             <w:r/>
             <w:r>
-              <w:t>652.50</w:t>
+              <w:t>656.00</w:t>
             </w:r>
           </w:p>
         </w:tc>
@@ -26491,7 +26491,7 @@
             </w:pPr>
             <w:r/>
             <w:r>
-              <w:t>663.00</w:t>
+              <w:t>666.50</w:t>
             </w:r>
           </w:p>
         </w:tc>
@@ -26519,7 +26519,7 @@
             </w:pPr>
             <w:r/>
             <w:r>
-              <w:t>646.25</w:t>
+              <w:t>649.75</w:t>
             </w:r>
           </w:p>
         </w:tc>
@@ -26550,7 +26550,7 @@
               <w:rPr>
                 <w:b/>
               </w:rPr>
-              <w:t>653.25</w:t>
+              <w:t>656.75</w:t>
             </w:r>
           </w:p>
         </w:tc>
@@ -26698,7 +26698,7 @@
             </w:pPr>
             <w:r/>
             <w:r>
-              <w:t>653.25</w:t>
+              <w:t>656.75</w:t>
             </w:r>
           </w:p>
         </w:tc>
@@ -26726,7 +26726,7 @@
             </w:pPr>
             <w:r/>
             <w:r>
-              <w:t>667.50</w:t>
+              <w:t>671.00</w:t>
             </w:r>
           </w:p>
         </w:tc>
@@ -26754,7 +26754,7 @@
             </w:pPr>
             <w:r/>
             <w:r>
-              <w:t>638.50</w:t>
+              <w:t>642.00</w:t>
             </w:r>
           </w:p>
         </w:tc>
@@ -26785,7 +26785,7 @@
               <w:rPr>
                 <w:b/>
               </w:rPr>
-              <w:t>655.25</w:t>
+              <w:t>658.75</w:t>
             </w:r>
           </w:p>
         </w:tc>
@@ -26933,7 +26933,7 @@
             </w:pPr>
             <w:r/>
             <w:r>
-              <w:t>655.25</w:t>
+              <w:t>658.75</w:t>
             </w:r>
           </w:p>
         </w:tc>
@@ -26961,7 +26961,7 @@
             </w:pPr>
             <w:r/>
             <w:r>
-              <w:t>661.75</w:t>
+              <w:t>665.25</w:t>
             </w:r>
           </w:p>
         </w:tc>
@@ -26989,7 +26989,7 @@
             </w:pPr>
             <w:r/>
             <w:r>
-              <w:t>648.50</w:t>
+              <w:t>652.00</w:t>
             </w:r>
           </w:p>
         </w:tc>
@@ -27020,7 +27020,7 @@
               <w:rPr>
                 <w:b/>
               </w:rPr>
-              <w:t>655.50</w:t>
+              <w:t>659.00</w:t>
             </w:r>
           </w:p>
         </w:tc>
@@ -27168,7 +27168,7 @@
             </w:pPr>
             <w:r/>
             <w:r>
-              <w:t>655.50</w:t>
+              <w:t>659.00</w:t>
             </w:r>
           </w:p>
         </w:tc>
@@ -27196,7 +27196,7 @@
             </w:pPr>
             <w:r/>
             <w:r>
-              <w:t>665.75</w:t>
+              <w:t>669.25</w:t>
             </w:r>
           </w:p>
         </w:tc>
@@ -27224,7 +27224,7 @@
             </w:pPr>
             <w:r/>
             <w:r>
-              <w:t>647.50</w:t>
+              <w:t>651.00</w:t>
             </w:r>
           </w:p>
         </w:tc>
@@ -27255,7 +27255,7 @@
               <w:rPr>
                 <w:b/>
               </w:rPr>
-              <w:t>656.00</w:t>
+              <w:t>659.50</w:t>
             </w:r>
           </w:p>
         </w:tc>
@@ -27403,7 +27403,7 @@
             </w:pPr>
             <w:r/>
             <w:r>
-              <w:t>656.00</w:t>
+              <w:t>659.50</w:t>
             </w:r>
           </w:p>
         </w:tc>
@@ -27431,7 +27431,7 @@
             </w:pPr>
             <w:r/>
             <w:r>
-              <w:t>663.00</w:t>
+              <w:t>666.50</w:t>
             </w:r>
           </w:p>
         </w:tc>
@@ -27459,7 +27459,7 @@
             </w:pPr>
             <w:r/>
             <w:r>
-              <w:t>650.00</w:t>
+              <w:t>653.50</w:t>
             </w:r>
           </w:p>
         </w:tc>
@@ -27490,7 +27490,7 @@
               <w:rPr>
                 <w:b/>
               </w:rPr>
-              <w:t>655.25</w:t>
+              <w:t>658.75</w:t>
             </w:r>
           </w:p>
         </w:tc>
@@ -27638,7 +27638,7 @@
             </w:pPr>
             <w:r/>
             <w:r>
-              <w:t>655.25</w:t>
+              <w:t>658.75</w:t>
             </w:r>
           </w:p>
         </w:tc>
@@ -27666,7 +27666,7 @@
             </w:pPr>
             <w:r/>
             <w:r>
-              <w:t>668.75</w:t>
+              <w:t>672.25</w:t>
             </w:r>
           </w:p>
         </w:tc>
@@ -27694,7 +27694,7 @@
             </w:pPr>
             <w:r/>
             <w:r>
-              <w:t>642.25</w:t>
+              <w:t>645.75</w:t>
             </w:r>
           </w:p>
         </w:tc>
@@ -27725,7 +27725,7 @@
               <w:rPr>
                 <w:b/>
               </w:rPr>
-              <w:t>657.00</w:t>
+              <w:t>660.50</w:t>
             </w:r>
           </w:p>
         </w:tc>
@@ -27873,7 +27873,7 @@
             </w:pPr>
             <w:r/>
             <w:r>
-              <w:t>657.00</w:t>
+              <w:t>660.50</w:t>
             </w:r>
           </w:p>
         </w:tc>
@@ -27901,7 +27901,7 @@
             </w:pPr>
             <w:r/>
             <w:r>
-              <w:t>666.25</w:t>
+              <w:t>669.75</w:t>
             </w:r>
           </w:p>
         </w:tc>
@@ -27929,7 +27929,7 @@
             </w:pPr>
             <w:r/>
             <w:r>
-              <w:t>646.25</w:t>
+              <w:t>649.75</w:t>
             </w:r>
           </w:p>
         </w:tc>
@@ -27960,7 +27960,7 @@
               <w:rPr>
                 <w:b/>
               </w:rPr>
-              <w:t>657.50</w:t>
+              <w:t>661.00</w:t>
             </w:r>
           </w:p>
         </w:tc>
@@ -28108,7 +28108,7 @@
             </w:pPr>
             <w:r/>
             <w:r>
-              <w:t>657.50</w:t>
+              <w:t>661.00</w:t>
             </w:r>
           </w:p>
         </w:tc>
@@ -28136,7 +28136,7 @@
             </w:pPr>
             <w:r/>
             <w:r>
-              <w:t>669.75</w:t>
+              <w:t>673.25</w:t>
             </w:r>
           </w:p>
         </w:tc>
@@ -28164,7 +28164,7 @@
             </w:pPr>
             <w:r/>
             <w:r>
-              <w:t>643.25</w:t>
+              <w:t>646.75</w:t>
             </w:r>
           </w:p>
         </w:tc>
@@ -28195,7 +28195,7 @@
               <w:rPr>
                 <w:b/>
               </w:rPr>
-              <w:t>656.00</w:t>
+              <w:t>659.50</w:t>
             </w:r>
           </w:p>
         </w:tc>
@@ -28343,7 +28343,7 @@
             </w:pPr>
             <w:r/>
             <w:r>
-              <w:t>656.00</w:t>
+              <w:t>659.50</w:t>
             </w:r>
           </w:p>
         </w:tc>
@@ -28371,7 +28371,7 @@
             </w:pPr>
             <w:r/>
             <w:r>
-              <w:t>663.00</w:t>
+              <w:t>666.50</w:t>
             </w:r>
           </w:p>
         </w:tc>
@@ -28399,7 +28399,7 @@
             </w:pPr>
             <w:r/>
             <w:r>
-              <w:t>646.50</w:t>
+              <w:t>650.00</w:t>
             </w:r>
           </w:p>
         </w:tc>
@@ -28430,7 +28430,7 @@
               <w:rPr>
                 <w:b/>
               </w:rPr>
-              <w:t>656.50</w:t>
+              <w:t>660.00</w:t>
             </w:r>
           </w:p>
         </w:tc>
@@ -28578,7 +28578,7 @@
             </w:pPr>
             <w:r/>
             <w:r>
-              <w:t>656.50</w:t>
+              <w:t>660.00</w:t>
             </w:r>
           </w:p>
         </w:tc>
@@ -28606,7 +28606,7 @@
             </w:pPr>
             <w:r/>
             <w:r>
-              <w:t>667.00</w:t>
+              <w:t>670.50</w:t>
             </w:r>
           </w:p>
         </w:tc>
@@ -28634,7 +28634,7 @@
             </w:pPr>
             <w:r/>
             <w:r>
-              <w:t>649.25</w:t>
+              <w:t>652.75</w:t>
             </w:r>
           </w:p>
         </w:tc>
@@ -28665,7 +28665,7 @@
               <w:rPr>
                 <w:b/>
               </w:rPr>
-              <w:t>656.25</w:t>
+              <w:t>659.75</w:t>
             </w:r>
           </w:p>
         </w:tc>
@@ -28813,7 +28813,7 @@
             </w:pPr>
             <w:r/>
             <w:r>
-              <w:t>656.25</w:t>
+              <w:t>659.75</w:t>
             </w:r>
           </w:p>
         </w:tc>
@@ -28841,7 +28841,7 @@
             </w:pPr>
             <w:r/>
             <w:r>
-              <w:t>666.00</w:t>
+              <w:t>669.50</w:t>
             </w:r>
           </w:p>
         </w:tc>
@@ -28869,7 +28869,7 @@
             </w:pPr>
             <w:r/>
             <w:r>
-              <w:t>646.50</w:t>
+              <w:t>650.00</w:t>
             </w:r>
           </w:p>
         </w:tc>
@@ -28900,7 +28900,7 @@
               <w:rPr>
                 <w:b/>
               </w:rPr>
-              <w:t>656.75</w:t>
+              <w:t>660.25</w:t>
             </w:r>
           </w:p>
         </w:tc>
@@ -29048,7 +29048,7 @@
             </w:pPr>
             <w:r/>
             <w:r>
-              <w:t>656.75</w:t>
+              <w:t>660.25</w:t>
             </w:r>
           </w:p>
         </w:tc>
@@ -29076,7 +29076,7 @@
             </w:pPr>
             <w:r/>
             <w:r>
-              <w:t>667.50</w:t>
+              <w:t>671.00</w:t>
             </w:r>
           </w:p>
         </w:tc>
@@ -29104,7 +29104,7 @@
             </w:pPr>
             <w:r/>
             <w:r>
-              <w:t>649.50</w:t>
+              <w:t>653.00</w:t>
             </w:r>
           </w:p>
         </w:tc>
@@ -29135,7 +29135,7 @@
               <w:rPr>
                 <w:b/>
               </w:rPr>
-              <w:t>657.50</w:t>
+              <w:t>661.00</w:t>
             </w:r>
           </w:p>
         </w:tc>
@@ -29283,7 +29283,7 @@
             </w:pPr>
             <w:r/>
             <w:r>
-              <w:t>657.50</w:t>
+              <w:t>661.00</w:t>
             </w:r>
           </w:p>
         </w:tc>
@@ -29311,7 +29311,7 @@
             </w:pPr>
             <w:r/>
             <w:r>
-              <w:t>664.00</w:t>
+              <w:t>667.50</w:t>
             </w:r>
           </w:p>
         </w:tc>
@@ -29339,7 +29339,7 @@
             </w:pPr>
             <w:r/>
             <w:r>
-              <w:t>649.00</w:t>
+              <w:t>652.50</w:t>
             </w:r>
           </w:p>
         </w:tc>
@@ -29370,7 +29370,7 @@
               <w:rPr>
                 <w:b/>
               </w:rPr>
-              <w:t>658.00</w:t>
+              <w:t>661.50</w:t>
             </w:r>
           </w:p>
         </w:tc>
@@ -29518,7 +29518,7 @@
             </w:pPr>
             <w:r/>
             <w:r>
-              <w:t>658.00</w:t>
+              <w:t>661.50</w:t>
             </w:r>
           </w:p>
         </w:tc>
@@ -29546,7 +29546,7 @@
             </w:pPr>
             <w:r/>
             <w:r>
-              <w:t>669.00</w:t>
+              <w:t>672.50</w:t>
             </w:r>
           </w:p>
         </w:tc>
@@ -29574,7 +29574,7 @@
             </w:pPr>
             <w:r/>
             <w:r>
-              <w:t>646.25</w:t>
+              <w:t>649.75</w:t>
             </w:r>
           </w:p>
         </w:tc>
@@ -29605,7 +29605,7 @@
               <w:rPr>
                 <w:b/>
               </w:rPr>
-              <w:t>661.50</w:t>
+              <w:t>665.00</w:t>
             </w:r>
           </w:p>
         </w:tc>
@@ -29753,7 +29753,7 @@
             </w:pPr>
             <w:r/>
             <w:r>
-              <w:t>661.50</w:t>
+              <w:t>665.00</w:t>
             </w:r>
           </w:p>
         </w:tc>
@@ -29781,7 +29781,7 @@
             </w:pPr>
             <w:r/>
             <w:r>
-              <w:t>667.00</w:t>
+              <w:t>670.50</w:t>
             </w:r>
           </w:p>
         </w:tc>
@@ -29809,7 +29809,7 @@
             </w:pPr>
             <w:r/>
             <w:r>
-              <w:t>653.75</w:t>
+              <w:t>657.25</w:t>
             </w:r>
           </w:p>
         </w:tc>
@@ -29840,7 +29840,7 @@
               <w:rPr>
                 <w:b/>
               </w:rPr>
-              <w:t>662.25</w:t>
+              <w:t>665.75</w:t>
             </w:r>
           </w:p>
         </w:tc>
@@ -29988,7 +29988,7 @@
             </w:pPr>
             <w:r/>
             <w:r>
-              <w:t>662.25</w:t>
+              <w:t>665.75</w:t>
             </w:r>
           </w:p>
         </w:tc>
@@ -30016,7 +30016,7 @@
             </w:pPr>
             <w:r/>
             <w:r>
-              <w:t>671.50</w:t>
+              <w:t>675.00</w:t>
             </w:r>
           </w:p>
         </w:tc>
@@ -30044,7 +30044,7 @@
             </w:pPr>
             <w:r/>
             <w:r>
-              <w:t>655.75</w:t>
+              <w:t>659.25</w:t>
             </w:r>
           </w:p>
         </w:tc>
@@ -30075,7 +30075,7 @@
               <w:rPr>
                 <w:b/>
               </w:rPr>
-              <w:t>661.50</w:t>
+              <w:t>665.00</w:t>
             </w:r>
           </w:p>
         </w:tc>
@@ -30223,7 +30223,7 @@
             </w:pPr>
             <w:r/>
             <w:r>
-              <w:t>661.50</w:t>
+              <w:t>665.00</w:t>
             </w:r>
           </w:p>
         </w:tc>
@@ -30251,7 +30251,7 @@
             </w:pPr>
             <w:r/>
             <w:r>
-              <w:t>669.00</w:t>
+              <w:t>672.50</w:t>
             </w:r>
           </w:p>
         </w:tc>
@@ -30279,7 +30279,7 @@
             </w:pPr>
             <w:r/>
             <w:r>
-              <w:t>655.50</w:t>
+              <w:t>659.00</w:t>
             </w:r>
           </w:p>
         </w:tc>
@@ -30310,7 +30310,7 @@
               <w:rPr>
                 <w:b/>
               </w:rPr>
-              <w:t>660.50</w:t>
+              <w:t>664.00</w:t>
             </w:r>
           </w:p>
         </w:tc>
@@ -30458,7 +30458,7 @@
             </w:pPr>
             <w:r/>
             <w:r>
-              <w:t>660.50</w:t>
+              <w:t>664.00</w:t>
             </w:r>
           </w:p>
         </w:tc>
@@ -30486,7 +30486,7 @@
             </w:pPr>
             <w:r/>
             <w:r>
-              <w:t>667.50</w:t>
+              <w:t>671.00</w:t>
             </w:r>
           </w:p>
         </w:tc>
@@ -30514,7 +30514,7 @@
             </w:pPr>
             <w:r/>
             <w:r>
-              <w:t>647.00</w:t>
+              <w:t>650.50</w:t>
             </w:r>
           </w:p>
         </w:tc>
@@ -30545,7 +30545,7 @@
               <w:rPr>
                 <w:b/>
               </w:rPr>
-              <w:t>661.25</w:t>
+              <w:t>664.75</w:t>
             </w:r>
           </w:p>
         </w:tc>
@@ -30693,7 +30693,7 @@
             </w:pPr>
             <w:r/>
             <w:r>
-              <w:t>661.25</w:t>
+              <w:t>664.75</w:t>
             </w:r>
           </w:p>
         </w:tc>
@@ -30721,7 +30721,7 @@
             </w:pPr>
             <w:r/>
             <w:r>
-              <w:t>670.50</w:t>
+              <w:t>674.00</w:t>
             </w:r>
           </w:p>
         </w:tc>
@@ -30749,7 +30749,7 @@
             </w:pPr>
             <w:r/>
             <w:r>
-              <w:t>654.00</w:t>
+              <w:t>657.50</w:t>
             </w:r>
           </w:p>
         </w:tc>
@@ -30780,7 +30780,7 @@
               <w:rPr>
                 <w:b/>
               </w:rPr>
-              <w:t>661.00</w:t>
+              <w:t>664.50</w:t>
             </w:r>
           </w:p>
         </w:tc>
@@ -30928,7 +30928,7 @@
             </w:pPr>
             <w:r/>
             <w:r>
-              <w:t>661.00</w:t>
+              <w:t>664.50</w:t>
             </w:r>
           </w:p>
         </w:tc>
@@ -30956,7 +30956,7 @@
             </w:pPr>
             <w:r/>
             <w:r>
-              <w:t>669.50</w:t>
+              <w:t>673.00</w:t>
             </w:r>
           </w:p>
         </w:tc>
@@ -30984,7 +30984,7 @@
             </w:pPr>
             <w:r/>
             <w:r>
-              <w:t>647.00</w:t>
+              <w:t>650.50</w:t>
             </w:r>
           </w:p>
         </w:tc>
@@ -31015,7 +31015,7 @@
               <w:rPr>
                 <w:b/>
               </w:rPr>
-              <w:t>662.75</w:t>
+              <w:t>666.25</w:t>
             </w:r>
           </w:p>
         </w:tc>
@@ -31163,7 +31163,7 @@
             </w:pPr>
             <w:r/>
             <w:r>
-              <w:t>662.75</w:t>
+              <w:t>666.25</w:t>
             </w:r>
           </w:p>
         </w:tc>
@@ -31191,7 +31191,7 @@
             </w:pPr>
             <w:r/>
             <w:r>
-              <w:t>669.00</w:t>
+              <w:t>672.50</w:t>
             </w:r>
           </w:p>
         </w:tc>
@@ -31219,7 +31219,7 @@
             </w:pPr>
             <w:r/>
             <w:r>
-              <w:t>656.25</w:t>
+              <w:t>659.75</w:t>
             </w:r>
           </w:p>
         </w:tc>
@@ -31250,7 +31250,7 @@
               <w:rPr>
                 <w:b/>
               </w:rPr>
-              <w:t>662.00</w:t>
+              <w:t>665.50</w:t>
             </w:r>
           </w:p>
         </w:tc>

--- a/Daily Reports/06_08_2026-CBOT Reports.docx
+++ b/Daily Reports/06_08_2026-CBOT Reports.docx
@@ -104,7 +104,7 @@
           <w:color w:val="5C768D"/>
           <w:sz w:val="19"/>
         </w:rPr>
-        <w:t>Cập nhật tự động qua `macro_tracker.py` vào lúc 15:20 ICT ngày 06/08/2026</w:t>
+        <w:t>Cập nhật tự động qua `macro_tracker.py` vào lúc 16:19 ICT ngày 06/08/2026</w:t>
       </w:r>
     </w:p>
     <w:tbl>
@@ -313,7 +313,7 @@
               <w:rPr>
                 <w:b/>
               </w:rPr>
-              <w:t>79.84 / thùng</w:t>
+              <w:t>79.74 / thùng</w:t>
             </w:r>
           </w:p>
         </w:tc>
@@ -344,7 +344,7 @@
               <w:rPr>
                 <w:b/>
               </w:rPr>
-              <w:t>+0.49%</w:t>
+              <w:t>+0.36%</w:t>
             </w:r>
           </w:p>
         </w:tc>
@@ -442,7 +442,7 @@
               <w:rPr>
                 <w:b/>
               </w:rPr>
-              <w:t>99.74</w:t>
+              <w:t>99.76</w:t>
             </w:r>
           </w:p>
         </w:tc>
@@ -473,7 +473,7 @@
               <w:rPr>
                 <w:b/>
               </w:rPr>
-              <w:t>+0.05%</w:t>
+              <w:t>+0.07%</w:t>
             </w:r>
           </w:p>
         </w:tc>
@@ -1228,7 +1228,7 @@
         <w:rPr>
           <w:b/>
         </w:rPr>
-        <w:t>`79.84` (+0.49%)</w:t>
+        <w:t>`79.74` (+0.36%)</w:t>
       </w:r>
       <w:r>
         <w:t xml:space="preserve"> | DXY: </w:t>
@@ -1237,7 +1237,7 @@
         <w:rPr>
           <w:b/>
         </w:rPr>
-        <w:t>`99.74` (+0.05%)</w:t>
+        <w:t>`99.76` (+0.07%)</w:t>
       </w:r>
       <w:r>
         <w:t xml:space="preserve"> | Lúa mì CBOT: </w:t>
@@ -1246,7 +1246,7 @@
         <w:rPr>
           <w:b/>
         </w:rPr>
-        <w:t>`642.50` (+0.04%)</w:t>
+        <w:t>`645.50` (+0.51%)</w:t>
       </w:r>
       <w:r>
         <w:t>.</w:t>
@@ -1316,7 +1316,7 @@
           <w:color w:val="5C768D"/>
           <w:sz w:val="19"/>
         </w:rPr>
-        <w:t>Cập nhật tự động lúc 15:20 ICT ngày 06/08/2026 — Nguồn: NOAA, USDA, BOM Australia</w:t>
+        <w:t>Cập nhật tự động lúc 16:19 ICT ngày 06/08/2026 — Nguồn: NOAA, USDA, BOM Australia</w:t>
       </w:r>
     </w:p>
     <w:p>
@@ -3615,7 +3615,7 @@
               <w:rPr>
                 <w:b/>
               </w:rPr>
-              <w:t>438.29 (+0.29)</w:t>
+              <w:t>438.27 (+0.27)</w:t>
             </w:r>
           </w:p>
         </w:tc>
@@ -3643,7 +3643,7 @@
             </w:pPr>
             <w:r/>
             <w:r>
-              <w:t>Bearish (438.52 &lt; 440.61)</w:t>
+              <w:t>Bearish (438.50 &lt; 440.52)</w:t>
             </w:r>
           </w:p>
         </w:tc>
@@ -3832,7 +3832,7 @@
               <w:rPr>
                 <w:b/>
               </w:rPr>
-              <w:t>642.50</w:t>
+              <w:t>645.50</w:t>
             </w:r>
           </w:p>
         </w:tc>
@@ -3863,7 +3863,7 @@
               <w:rPr>
                 <w:b/>
               </w:rPr>
-              <w:t>644.18 (+1.68)</w:t>
+              <w:t>647.61 (+2.11)</w:t>
             </w:r>
           </w:p>
         </w:tc>
@@ -3891,7 +3891,7 @@
             </w:pPr>
             <w:r/>
             <w:r>
-              <w:t>Bearish (642.50 &lt; 643.62)</w:t>
+              <w:t>Bearish (643.12 &lt; 643.86)</w:t>
             </w:r>
           </w:p>
         </w:tc>
@@ -3919,7 +3919,7 @@
             </w:pPr>
             <w:r/>
             <w:r>
-              <w:t>2.00 cents</w:t>
+              <w:t>3.00 cents</w:t>
             </w:r>
           </w:p>
         </w:tc>
@@ -4357,7 +4357,7 @@
                 <w:b/>
                 <w:color w:val="15803D"/>
               </w:rPr>
-              <w:t>437.00 - 438.52 cents (Canh mua vùng hỗ trợ)</w:t>
+              <w:t>437.00 - 438.50 cents (Canh mua vùng hỗ trợ)</w:t>
             </w:r>
           </w:p>
         </w:tc>
@@ -4388,7 +4388,7 @@
               <w:rPr>
                 <w:b/>
               </w:rPr>
-              <w:t>419.61 cents (Dưới cản S2 + 1.5x ATR)</w:t>
+              <w:t>419.66 cents (Dưới cản S2 + 1.5x ATR)</w:t>
             </w:r>
           </w:p>
         </w:tc>
@@ -4600,7 +4600,7 @@
               <w:rPr>
                 <w:b/>
               </w:rPr>
-              <w:t>420.32 cents (Chống quét SL tuyệt đối)</w:t>
+              <w:t>420.36 cents (Chống quét SL tuyệt đối)</w:t>
             </w:r>
           </w:p>
         </w:tc>
@@ -4793,7 +4793,7 @@
               <w:rPr>
                 <w:b/>
               </w:rPr>
-              <w:t>440.18 cents</w:t>
+              <w:t>440.14 cents</w:t>
             </w:r>
           </w:p>
         </w:tc>
@@ -4955,7 +4955,7 @@
               <w:rPr>
                 <w:b/>
               </w:rPr>
-              <w:t>434.03 - 440.50 cents</w:t>
+              <w:t>434.28 - 440.50 cents</w:t>
             </w:r>
           </w:p>
         </w:tc>
@@ -5136,7 +5136,7 @@
                 <w:b/>
                 <w:color w:val="B91C1C"/>
               </w:rPr>
-              <w:t>642.50 - 643.62 cents (Canh bán hồi kỹ thuật H1)</w:t>
+              <w:t>643.12 - 643.86 cents (Canh bán hồi kỹ thuật H1)</w:t>
             </w:r>
           </w:p>
         </w:tc>
@@ -5167,7 +5167,7 @@
               <w:rPr>
                 <w:b/>
               </w:rPr>
-              <w:t>716.42 cents (Trên kháng cự R2 + 1.5x ATR)</w:t>
+              <w:t>717.41 cents (Trên kháng cự R2 + 1.5x ATR)</w:t>
             </w:r>
           </w:p>
         </w:tc>
@@ -5203,7 +5203,7 @@
                 <w:color w:val="D97706"/>
                 <w:sz w:val="19"/>
               </w:rPr>
-              <w:t xml:space="preserve"> 639.75 cents </w:t>
+              <w:t xml:space="preserve"> 643.25 cents </w:t>
             </w:r>
             <w:r>
               <w:t xml:space="preserve"> / TP2: </w:t>
@@ -5345,7 +5345,7 @@
               <w:rPr>
                 <w:b/>
               </w:rPr>
-              <w:t>637.75 - 639.75 cents</w:t>
+              <w:t>641.25 - 643.25 cents</w:t>
             </w:r>
           </w:p>
         </w:tc>
@@ -5376,7 +5376,7 @@
               <w:rPr>
                 <w:b/>
               </w:rPr>
-              <w:t>595.06 cents</w:t>
+              <w:t>594.39 cents</w:t>
             </w:r>
           </w:p>
         </w:tc>
@@ -5407,7 +5407,7 @@
               <w:rPr>
                 <w:b/>
               </w:rPr>
-              <w:t>645.50 cents (Đón sóng hồi trung hạn ~14.5 giá)</w:t>
+              <w:t>648.25 cents (Đón sóng hồi trung hạn ~14.5 giá)</w:t>
             </w:r>
           </w:p>
         </w:tc>
@@ -5538,7 +5538,7 @@
               <w:rPr>
                 <w:b/>
               </w:rPr>
-              <w:t>645.50 - 647.50 cents</w:t>
+              <w:t>648.25 - 650.25 cents</w:t>
             </w:r>
           </w:p>
         </w:tc>
@@ -5569,7 +5569,7 @@
               <w:rPr>
                 <w:b/>
               </w:rPr>
-              <w:t>648.94 cents</w:t>
+              <w:t>652.36 cents</w:t>
             </w:r>
           </w:p>
         </w:tc>
@@ -5731,7 +5731,7 @@
               <w:rPr>
                 <w:b/>
               </w:rPr>
-              <w:t>599.73 - 613.25 cents</w:t>
+              <w:t>597.30 - 613.25 cents</w:t>
             </w:r>
           </w:p>
         </w:tc>
@@ -11624,10 +11624,10 @@
         <w:rPr>
           <w:b/>
         </w:rPr>
-        <w:t>`438.29 cents`</w:t>
+        <w:t>`438.27 cents`</w:t>
       </w:r>
       <w:r>
-        <w:t xml:space="preserve"> (+0.29).</w:t>
+        <w:t xml:space="preserve"> (+0.27).</w:t>
       </w:r>
     </w:p>
     <w:p>
@@ -11648,7 +11648,7 @@
         <w:rPr>
           <w:b/>
         </w:rPr>
-        <w:t>`4,137`</w:t>
+        <w:t>`5,378`</w:t>
       </w:r>
       <w:r>
         <w:t xml:space="preserve"> (Chênh lệch: </w:t>
@@ -11657,7 +11657,7 @@
         <w:rPr>
           <w:b/>
         </w:rPr>
-        <w:t>`-132,525`</w:t>
+        <w:t>`-131,284`</w:t>
       </w:r>
       <w:r>
         <w:t xml:space="preserve">) | OI: </w:t>
@@ -11699,7 +11699,7 @@
         <w:rPr>
           <w:b/>
         </w:rPr>
-        <w:t>`Bearish Marubozu (Lực bán áp đảo tuyệt đối)`</w:t>
+        <w:t>`Không phát hiện mô hình nến đặc biệt`</w:t>
       </w:r>
     </w:p>
     <w:p>
@@ -11736,16 +11736,16 @@
         <w:t>Đánh giá xu hướng kết hợp:</w:t>
       </w:r>
       <w:r>
-        <w:t xml:space="preserve"> ️ </w:t>
+        <w:t xml:space="preserve"> </w:t>
       </w:r>
       <w:r>
         <w:rPr>
           <w:b/>
         </w:rPr>
-        <w:t>BÁN THÁO YẾU (Weak Bearish Retest):</w:t>
+        <w:t>TÍCH LŨY TÍCH CỰC (Accumulation):</w:t>
       </w:r>
       <w:r>
-        <w:t xml:space="preserve"> Nến giảm xuất hiện nhưng thanh khoản thấp, có thể là nhịp rũ bỏ ngắn hạn trước khi hồi phục.</w:t>
+        <w:t xml:space="preserve"> Nến đi ngang nhưng dòng tiền âm thầm gia tăng (OI tăng), báo hiệu chuẩn bị có nhịp bứt phá tăng.</w:t>
       </w:r>
     </w:p>
     <w:p>
@@ -11991,7 +11991,7 @@
               <w:rPr>
                 <w:b/>
               </w:rPr>
-              <w:t>79.84</w:t>
+              <w:t>79.74</w:t>
             </w:r>
           </w:p>
         </w:tc>
@@ -12022,7 +12022,7 @@
               <w:rPr>
                 <w:b/>
               </w:rPr>
-              <w:t>+0.49%</w:t>
+              <w:t>+0.36%</w:t>
             </w:r>
           </w:p>
         </w:tc>
@@ -12114,7 +12114,7 @@
               <w:rPr>
                 <w:b/>
               </w:rPr>
-              <w:t>99.74</w:t>
+              <w:t>99.76</w:t>
             </w:r>
           </w:p>
         </w:tc>
@@ -12145,7 +12145,7 @@
               <w:rPr>
                 <w:b/>
               </w:rPr>
-              <w:t>+0.05%</w:t>
+              <w:t>+0.07%</w:t>
             </w:r>
           </w:p>
         </w:tc>
@@ -12749,7 +12749,7 @@
         <w:t xml:space="preserve"> EMA_21 </w:t>
       </w:r>
       <w:r>
-        <w:t xml:space="preserve"> (438.52) &lt; </w:t>
+        <w:t xml:space="preserve"> (438.50) &lt; </w:t>
       </w:r>
       <w:r>
         <w:rPr>
@@ -12760,7 +12760,7 @@
         <w:t xml:space="preserve"> EMA_50 </w:t>
       </w:r>
       <w:r>
-        <w:t xml:space="preserve"> (440.61).</w:t>
+        <w:t xml:space="preserve"> (440.52).</w:t>
       </w:r>
     </w:p>
     <w:p>
@@ -12781,7 +12781,7 @@
         <w:rPr>
           <w:b/>
         </w:rPr>
-        <w:t>`44.83`</w:t>
+        <w:t>`44.75`</w:t>
       </w:r>
       <w:r>
         <w:t xml:space="preserve"> | ATR (14) = </w:t>
@@ -12790,7 +12790,7 @@
         <w:rPr>
           <w:b/>
         </w:rPr>
-        <w:t>`1.43`</w:t>
+        <w:t>`1.39`</w:t>
       </w:r>
       <w:r>
         <w:t xml:space="preserve"> cents | Volatility = </w:t>
@@ -13584,7 +13584,7 @@
           <w:b/>
           <w:color w:val="15803D"/>
         </w:rPr>
-        <w:t>`437.00 - 438.52 cents (Canh mua vùng hỗ trợ)`</w:t>
+        <w:t>`437.00 - 438.50 cents (Canh mua vùng hỗ trợ)`</w:t>
       </w:r>
       <w:r>
         <w:t xml:space="preserve"> | SL: </w:t>
@@ -13593,7 +13593,7 @@
         <w:rPr>
           <w:b/>
         </w:rPr>
-        <w:t>`419.61 cents (Dưới cản S2 + 1.5x ATR)`</w:t>
+        <w:t>`419.66 cents (Dưới cản S2 + 1.5x ATR)`</w:t>
       </w:r>
       <w:r>
         <w:t xml:space="preserve"> | TP: </w:t>
@@ -13664,7 +13664,7 @@
         <w:rPr>
           <w:b/>
         </w:rPr>
-        <w:t>`420.32 cents (Chống quét SL tuyệt đối)`</w:t>
+        <w:t>`420.36 cents (Chống quét SL tuyệt đối)`</w:t>
       </w:r>
       <w:r>
         <w:t xml:space="preserve"> | TP: </w:t>
@@ -13710,7 +13710,7 @@
         <w:rPr>
           <w:b/>
         </w:rPr>
-        <w:t>`440.18 cents`</w:t>
+        <w:t>`440.14 cents`</w:t>
       </w:r>
       <w:r>
         <w:t xml:space="preserve"> | TP: </w:t>
@@ -13759,7 +13759,7 @@
         <w:rPr>
           <w:b/>
         </w:rPr>
-        <w:t>`434.03 - 440.50 cents`</w:t>
+        <w:t>`434.28 - 440.50 cents`</w:t>
       </w:r>
     </w:p>
     <w:p>
@@ -21791,7 +21791,7 @@
         <w:t>Giá Chốt Phiên (Close):</w:t>
       </w:r>
       <w:r>
-        <w:t xml:space="preserve"> 642.50 cents | </w:t>
+        <w:t xml:space="preserve"> 645.50 cents | </w:t>
       </w:r>
       <w:r>
         <w:rPr>
@@ -21806,10 +21806,10 @@
         <w:rPr>
           <w:b/>
         </w:rPr>
-        <w:t>`644.18 cents`</w:t>
+        <w:t>`647.61 cents`</w:t>
       </w:r>
       <w:r>
-        <w:t xml:space="preserve"> (+1.68).</w:t>
+        <w:t xml:space="preserve"> (+2.11).</w:t>
       </w:r>
     </w:p>
     <w:p>
@@ -21830,7 +21830,7 @@
         <w:rPr>
           <w:b/>
         </w:rPr>
-        <w:t>`3,728`</w:t>
+        <w:t>`6,703`</w:t>
       </w:r>
       <w:r>
         <w:t xml:space="preserve"> (Chênh lệch: </w:t>
@@ -21839,7 +21839,7 @@
         <w:rPr>
           <w:b/>
         </w:rPr>
-        <w:t>`-65,120`</w:t>
+        <w:t>`-62,145`</w:t>
       </w:r>
       <w:r>
         <w:t xml:space="preserve">) | OI: </w:t>
@@ -22173,7 +22173,7 @@
               <w:rPr>
                 <w:b/>
               </w:rPr>
-              <w:t>79.84</w:t>
+              <w:t>79.74</w:t>
             </w:r>
           </w:p>
         </w:tc>
@@ -22204,7 +22204,7 @@
               <w:rPr>
                 <w:b/>
               </w:rPr>
-              <w:t>+0.49%</w:t>
+              <w:t>+0.36%</w:t>
             </w:r>
           </w:p>
         </w:tc>
@@ -22296,7 +22296,7 @@
               <w:rPr>
                 <w:b/>
               </w:rPr>
-              <w:t>99.74</w:t>
+              <w:t>99.76</w:t>
             </w:r>
           </w:p>
         </w:tc>
@@ -22327,7 +22327,7 @@
               <w:rPr>
                 <w:b/>
               </w:rPr>
-              <w:t>+0.05%</w:t>
+              <w:t>+0.07%</w:t>
             </w:r>
           </w:p>
         </w:tc>
@@ -22941,7 +22941,7 @@
         <w:t xml:space="preserve"> EMA_21 </w:t>
       </w:r>
       <w:r>
-        <w:t xml:space="preserve"> (642.50) &lt; </w:t>
+        <w:t xml:space="preserve"> (643.12) &lt; </w:t>
       </w:r>
       <w:r>
         <w:rPr>
@@ -22952,7 +22952,7 @@
         <w:t xml:space="preserve"> EMA_50 </w:t>
       </w:r>
       <w:r>
-        <w:t xml:space="preserve"> (643.62).</w:t>
+        <w:t xml:space="preserve"> (643.86).</w:t>
       </w:r>
     </w:p>
     <w:p>
@@ -22973,7 +22973,7 @@
         <w:rPr>
           <w:b/>
         </w:rPr>
-        <w:t>`49.94`</w:t>
+        <w:t>`54.68`</w:t>
       </w:r>
       <w:r>
         <w:t xml:space="preserve"> | ATR (14) = </w:t>
@@ -22982,7 +22982,7 @@
         <w:rPr>
           <w:b/>
         </w:rPr>
-        <w:t>`3.44`</w:t>
+        <w:t>`4.11`</w:t>
       </w:r>
       <w:r>
         <w:t xml:space="preserve"> cents | Volatility = </w:t>
@@ -22991,7 +22991,7 @@
         <w:rPr>
           <w:b/>
         </w:rPr>
-        <w:t>`2.00 cents`</w:t>
+        <w:t>`3.00 cents`</w:t>
       </w:r>
       <w:r>
         <w:t>.</w:t>
@@ -23015,7 +23015,7 @@
         <w:rPr>
           <w:b/>
         </w:rPr>
-        <w:t>`639.75`</w:t>
+        <w:t>`643.25`</w:t>
       </w:r>
       <w:r>
         <w:t xml:space="preserve"> | S2: </w:t>
@@ -23033,7 +23033,7 @@
         <w:rPr>
           <w:b/>
         </w:rPr>
-        <w:t>`645.50`</w:t>
+        <w:t>`648.25`</w:t>
       </w:r>
       <w:r>
         <w:t xml:space="preserve"> | R2: </w:t>
@@ -23766,7 +23766,7 @@
           <w:b/>
           <w:color w:val="B91C1C"/>
         </w:rPr>
-        <w:t>`642.50 - 643.62 cents (Canh bán hồi kỹ thuật H1)`</w:t>
+        <w:t>`643.12 - 643.86 cents (Canh bán hồi kỹ thuật H1)`</w:t>
       </w:r>
       <w:r>
         <w:t xml:space="preserve"> | SL: </w:t>
@@ -23775,7 +23775,7 @@
         <w:rPr>
           <w:b/>
         </w:rPr>
-        <w:t>`716.42 cents (Trên kháng cự R2 + 1.5x ATR)`</w:t>
+        <w:t>`717.41 cents (Trên kháng cự R2 + 1.5x ATR)`</w:t>
       </w:r>
       <w:r>
         <w:t xml:space="preserve"> | TP: </w:t>
@@ -23786,7 +23786,7 @@
           <w:color w:val="D97706"/>
           <w:sz w:val="19"/>
         </w:rPr>
-        <w:t xml:space="preserve"> 639.75 cents </w:t>
+        <w:t xml:space="preserve"> 643.25 cents </w:t>
       </w:r>
       <w:r>
         <w:t xml:space="preserve"> / </w:t>
@@ -23837,7 +23837,7 @@
         <w:rPr>
           <w:b/>
         </w:rPr>
-        <w:t>`637.75 - 639.75 cents`</w:t>
+        <w:t>`641.25 - 643.25 cents`</w:t>
       </w:r>
       <w:r>
         <w:t xml:space="preserve"> | SL: </w:t>
@@ -23846,7 +23846,7 @@
         <w:rPr>
           <w:b/>
         </w:rPr>
-        <w:t>`595.06 cents`</w:t>
+        <w:t>`594.39 cents`</w:t>
       </w:r>
       <w:r>
         <w:t xml:space="preserve"> | TP: </w:t>
@@ -23855,7 +23855,7 @@
         <w:rPr>
           <w:b/>
         </w:rPr>
-        <w:t>`645.50 cents (Đón sóng hồi trung hạn ~14.5 giá)`</w:t>
+        <w:t>`648.25 cents (Đón sóng hồi trung hạn ~14.5 giá)`</w:t>
       </w:r>
       <w:r>
         <w:t>.</w:t>
@@ -23883,7 +23883,7 @@
         <w:rPr>
           <w:b/>
         </w:rPr>
-        <w:t>`645.50 - 647.50 cents`</w:t>
+        <w:t>`648.25 - 650.25 cents`</w:t>
       </w:r>
       <w:r>
         <w:t xml:space="preserve"> | SL: </w:t>
@@ -23892,7 +23892,7 @@
         <w:rPr>
           <w:b/>
         </w:rPr>
-        <w:t>`648.94 cents`</w:t>
+        <w:t>`652.36 cents`</w:t>
       </w:r>
       <w:r>
         <w:t xml:space="preserve"> | TP: </w:t>
@@ -23941,7 +23941,7 @@
         <w:rPr>
           <w:b/>
         </w:rPr>
-        <w:t>`599.73 - 613.25 cents`</w:t>
+        <w:t>`597.30 - 613.25 cents`</w:t>
       </w:r>
     </w:p>
     <w:p>
@@ -24348,7 +24348,7 @@
             </w:pPr>
             <w:r/>
             <w:r>
-              <w:t>642.50</w:t>
+              <w:t>645.50</w:t>
             </w:r>
           </w:p>
         </w:tc>
@@ -24376,7 +24376,7 @@
             </w:pPr>
             <w:r/>
             <w:r>
-              <w:t>653.75</w:t>
+              <w:t>656.75</w:t>
             </w:r>
           </w:p>
         </w:tc>
@@ -24404,7 +24404,7 @@
             </w:pPr>
             <w:r/>
             <w:r>
-              <w:t>637.00</w:t>
+              <w:t>640.00</w:t>
             </w:r>
           </w:p>
         </w:tc>
@@ -24435,7 +24435,7 @@
               <w:rPr>
                 <w:b/>
               </w:rPr>
-              <w:t>641.75</w:t>
+              <w:t>644.75</w:t>
             </w:r>
           </w:p>
         </w:tc>
@@ -24583,7 +24583,7 @@
             </w:pPr>
             <w:r/>
             <w:r>
-              <w:t>641.75</w:t>
+              <w:t>644.75</w:t>
             </w:r>
           </w:p>
         </w:tc>
@@ -24611,7 +24611,7 @@
             </w:pPr>
             <w:r/>
             <w:r>
-              <w:t>649.25</w:t>
+              <w:t>652.25</w:t>
             </w:r>
           </w:p>
         </w:tc>
@@ -24639,7 +24639,7 @@
             </w:pPr>
             <w:r/>
             <w:r>
-              <w:t>635.75</w:t>
+              <w:t>638.75</w:t>
             </w:r>
           </w:p>
         </w:tc>
@@ -24670,7 +24670,7 @@
               <w:rPr>
                 <w:b/>
               </w:rPr>
-              <w:t>641.25</w:t>
+              <w:t>644.25</w:t>
             </w:r>
           </w:p>
         </w:tc>
@@ -24818,7 +24818,7 @@
             </w:pPr>
             <w:r/>
             <w:r>
-              <w:t>641.25</w:t>
+              <w:t>644.25</w:t>
             </w:r>
           </w:p>
         </w:tc>
@@ -24846,7 +24846,7 @@
             </w:pPr>
             <w:r/>
             <w:r>
-              <w:t>655.00</w:t>
+              <w:t>658.00</w:t>
             </w:r>
           </w:p>
         </w:tc>
@@ -24874,7 +24874,7 @@
             </w:pPr>
             <w:r/>
             <w:r>
-              <w:t>626.50</w:t>
+              <w:t>629.50</w:t>
             </w:r>
           </w:p>
         </w:tc>
@@ -24905,7 +24905,7 @@
               <w:rPr>
                 <w:b/>
               </w:rPr>
-              <w:t>643.25</w:t>
+              <w:t>646.25</w:t>
             </w:r>
           </w:p>
         </w:tc>
@@ -25053,7 +25053,7 @@
             </w:pPr>
             <w:r/>
             <w:r>
-              <w:t>643.25</w:t>
+              <w:t>646.25</w:t>
             </w:r>
           </w:p>
         </w:tc>
@@ -25081,7 +25081,7 @@
             </w:pPr>
             <w:r/>
             <w:r>
-              <w:t>656.50</w:t>
+              <w:t>659.50</w:t>
             </w:r>
           </w:p>
         </w:tc>
@@ -25109,7 +25109,7 @@
             </w:pPr>
             <w:r/>
             <w:r>
-              <w:t>635.00</w:t>
+              <w:t>638.00</w:t>
             </w:r>
           </w:p>
         </w:tc>
@@ -25140,7 +25140,7 @@
               <w:rPr>
                 <w:b/>
               </w:rPr>
-              <w:t>644.50</w:t>
+              <w:t>647.50</w:t>
             </w:r>
           </w:p>
         </w:tc>
@@ -25288,7 +25288,7 @@
             </w:pPr>
             <w:r/>
             <w:r>
-              <w:t>644.50</w:t>
+              <w:t>647.50</w:t>
             </w:r>
           </w:p>
         </w:tc>
@@ -25316,7 +25316,7 @@
             </w:pPr>
             <w:r/>
             <w:r>
-              <w:t>661.00</w:t>
+              <w:t>664.00</w:t>
             </w:r>
           </w:p>
         </w:tc>
@@ -25344,7 +25344,7 @@
             </w:pPr>
             <w:r/>
             <w:r>
-              <w:t>634.00</w:t>
+              <w:t>637.00</w:t>
             </w:r>
           </w:p>
         </w:tc>
@@ -25375,7 +25375,7 @@
               <w:rPr>
                 <w:b/>
               </w:rPr>
-              <w:t>649.00</w:t>
+              <w:t>652.00</w:t>
             </w:r>
           </w:p>
         </w:tc>
@@ -25523,7 +25523,7 @@
             </w:pPr>
             <w:r/>
             <w:r>
-              <w:t>649.00</w:t>
+              <w:t>652.00</w:t>
             </w:r>
           </w:p>
         </w:tc>
@@ -25551,7 +25551,7 @@
             </w:pPr>
             <w:r/>
             <w:r>
-              <w:t>656.75</w:t>
+              <w:t>659.75</w:t>
             </w:r>
           </w:p>
         </w:tc>
@@ -25579,7 +25579,7 @@
             </w:pPr>
             <w:r/>
             <w:r>
-              <w:t>638.00</w:t>
+              <w:t>641.00</w:t>
             </w:r>
           </w:p>
         </w:tc>
@@ -25610,7 +25610,7 @@
               <w:rPr>
                 <w:b/>
               </w:rPr>
-              <w:t>650.25</w:t>
+              <w:t>653.25</w:t>
             </w:r>
           </w:p>
         </w:tc>
@@ -25758,7 +25758,7 @@
             </w:pPr>
             <w:r/>
             <w:r>
-              <w:t>650.25</w:t>
+              <w:t>653.25</w:t>
             </w:r>
           </w:p>
         </w:tc>
@@ -25786,7 +25786,7 @@
             </w:pPr>
             <w:r/>
             <w:r>
-              <w:t>658.50</w:t>
+              <w:t>661.50</w:t>
             </w:r>
           </w:p>
         </w:tc>
@@ -25814,7 +25814,7 @@
             </w:pPr>
             <w:r/>
             <w:r>
-              <w:t>639.75</w:t>
+              <w:t>642.75</w:t>
             </w:r>
           </w:p>
         </w:tc>
@@ -25845,7 +25845,7 @@
               <w:rPr>
                 <w:b/>
               </w:rPr>
-              <w:t>652.00</w:t>
+              <w:t>655.00</w:t>
             </w:r>
           </w:p>
         </w:tc>
@@ -25993,7 +25993,7 @@
             </w:pPr>
             <w:r/>
             <w:r>
-              <w:t>652.00</w:t>
+              <w:t>655.00</w:t>
             </w:r>
           </w:p>
         </w:tc>
@@ -26021,7 +26021,7 @@
             </w:pPr>
             <w:r/>
             <w:r>
-              <w:t>664.25</w:t>
+              <w:t>667.25</w:t>
             </w:r>
           </w:p>
         </w:tc>
@@ -26049,7 +26049,7 @@
             </w:pPr>
             <w:r/>
             <w:r>
-              <w:t>642.25</w:t>
+              <w:t>645.25</w:t>
             </w:r>
           </w:p>
         </w:tc>
@@ -26080,7 +26080,7 @@
               <w:rPr>
                 <w:b/>
               </w:rPr>
-              <w:t>651.00</w:t>
+              <w:t>654.00</w:t>
             </w:r>
           </w:p>
         </w:tc>
@@ -26228,7 +26228,7 @@
             </w:pPr>
             <w:r/>
             <w:r>
-              <w:t>651.00</w:t>
+              <w:t>654.00</w:t>
             </w:r>
           </w:p>
         </w:tc>
@@ -26256,7 +26256,7 @@
             </w:pPr>
             <w:r/>
             <w:r>
-              <w:t>661.50</w:t>
+              <w:t>664.50</w:t>
             </w:r>
           </w:p>
         </w:tc>
@@ -26284,7 +26284,7 @@
             </w:pPr>
             <w:r/>
             <w:r>
-              <w:t>636.25</w:t>
+              <w:t>639.25</w:t>
             </w:r>
           </w:p>
         </w:tc>
@@ -26315,7 +26315,7 @@
               <w:rPr>
                 <w:b/>
               </w:rPr>
-              <w:t>653.25</w:t>
+              <w:t>656.25</w:t>
             </w:r>
           </w:p>
         </w:tc>
@@ -26463,7 +26463,7 @@
             </w:pPr>
             <w:r/>
             <w:r>
-              <w:t>653.25</w:t>
+              <w:t>656.25</w:t>
             </w:r>
           </w:p>
         </w:tc>
@@ -26491,7 +26491,7 @@
             </w:pPr>
             <w:r/>
             <w:r>
-              <w:t>663.75</w:t>
+              <w:t>666.75</w:t>
             </w:r>
           </w:p>
         </w:tc>
@@ -26519,7 +26519,7 @@
             </w:pPr>
             <w:r/>
             <w:r>
-              <w:t>647.00</w:t>
+              <w:t>650.00</w:t>
             </w:r>
           </w:p>
         </w:tc>
@@ -26550,7 +26550,7 @@
               <w:rPr>
                 <w:b/>
               </w:rPr>
-              <w:t>654.00</w:t>
+              <w:t>657.00</w:t>
             </w:r>
           </w:p>
         </w:tc>
@@ -26698,7 +26698,7 @@
             </w:pPr>
             <w:r/>
             <w:r>
-              <w:t>654.00</w:t>
+              <w:t>657.00</w:t>
             </w:r>
           </w:p>
         </w:tc>
@@ -26726,7 +26726,7 @@
             </w:pPr>
             <w:r/>
             <w:r>
-              <w:t>668.25</w:t>
+              <w:t>671.25</w:t>
             </w:r>
           </w:p>
         </w:tc>
@@ -26754,7 +26754,7 @@
             </w:pPr>
             <w:r/>
             <w:r>
-              <w:t>639.25</w:t>
+              <w:t>642.25</w:t>
             </w:r>
           </w:p>
         </w:tc>
@@ -26785,7 +26785,7 @@
               <w:rPr>
                 <w:b/>
               </w:rPr>
-              <w:t>656.00</w:t>
+              <w:t>659.00</w:t>
             </w:r>
           </w:p>
         </w:tc>
@@ -26933,7 +26933,7 @@
             </w:pPr>
             <w:r/>
             <w:r>
-              <w:t>656.00</w:t>
+              <w:t>659.00</w:t>
             </w:r>
           </w:p>
         </w:tc>
@@ -26961,7 +26961,7 @@
             </w:pPr>
             <w:r/>
             <w:r>
-              <w:t>662.50</w:t>
+              <w:t>665.50</w:t>
             </w:r>
           </w:p>
         </w:tc>
@@ -26989,7 +26989,7 @@
             </w:pPr>
             <w:r/>
             <w:r>
-              <w:t>649.25</w:t>
+              <w:t>652.25</w:t>
             </w:r>
           </w:p>
         </w:tc>
@@ -27020,7 +27020,7 @@
               <w:rPr>
                 <w:b/>
               </w:rPr>
-              <w:t>656.25</w:t>
+              <w:t>659.25</w:t>
             </w:r>
           </w:p>
         </w:tc>
@@ -27168,7 +27168,7 @@
             </w:pPr>
             <w:r/>
             <w:r>
-              <w:t>656.25</w:t>
+              <w:t>659.25</w:t>
             </w:r>
           </w:p>
         </w:tc>
@@ -27196,7 +27196,7 @@
             </w:pPr>
             <w:r/>
             <w:r>
-              <w:t>666.50</w:t>
+              <w:t>669.50</w:t>
             </w:r>
           </w:p>
         </w:tc>
@@ -27224,7 +27224,7 @@
             </w:pPr>
             <w:r/>
             <w:r>
-              <w:t>648.25</w:t>
+              <w:t>651.25</w:t>
             </w:r>
           </w:p>
         </w:tc>
@@ -27255,7 +27255,7 @@
               <w:rPr>
                 <w:b/>
               </w:rPr>
-              <w:t>656.75</w:t>
+              <w:t>659.75</w:t>
             </w:r>
           </w:p>
         </w:tc>
@@ -27403,7 +27403,7 @@
             </w:pPr>
             <w:r/>
             <w:r>
-              <w:t>656.75</w:t>
+              <w:t>659.75</w:t>
             </w:r>
           </w:p>
         </w:tc>
@@ -27431,7 +27431,7 @@
             </w:pPr>
             <w:r/>
             <w:r>
-              <w:t>663.75</w:t>
+              <w:t>666.75</w:t>
             </w:r>
           </w:p>
         </w:tc>
@@ -27459,7 +27459,7 @@
             </w:pPr>
             <w:r/>
             <w:r>
-              <w:t>650.75</w:t>
+              <w:t>653.75</w:t>
             </w:r>
           </w:p>
         </w:tc>
@@ -27490,7 +27490,7 @@
               <w:rPr>
                 <w:b/>
               </w:rPr>
-              <w:t>656.00</w:t>
+              <w:t>659.00</w:t>
             </w:r>
           </w:p>
         </w:tc>
@@ -27638,7 +27638,7 @@
             </w:pPr>
             <w:r/>
             <w:r>
-              <w:t>656.00</w:t>
+              <w:t>659.00</w:t>
             </w:r>
           </w:p>
         </w:tc>
@@ -27666,7 +27666,7 @@
             </w:pPr>
             <w:r/>
             <w:r>
-              <w:t>669.50</w:t>
+              <w:t>672.50</w:t>
             </w:r>
           </w:p>
         </w:tc>
@@ -27694,7 +27694,7 @@
             </w:pPr>
             <w:r/>
             <w:r>
-              <w:t>643.00</w:t>
+              <w:t>646.00</w:t>
             </w:r>
           </w:p>
         </w:tc>
@@ -27725,7 +27725,7 @@
               <w:rPr>
                 <w:b/>
               </w:rPr>
-              <w:t>657.75</w:t>
+              <w:t>660.75</w:t>
             </w:r>
           </w:p>
         </w:tc>
@@ -27873,7 +27873,7 @@
             </w:pPr>
             <w:r/>
             <w:r>
-              <w:t>657.75</w:t>
+              <w:t>660.75</w:t>
             </w:r>
           </w:p>
         </w:tc>
@@ -27901,7 +27901,7 @@
             </w:pPr>
             <w:r/>
             <w:r>
-              <w:t>667.00</w:t>
+              <w:t>670.00</w:t>
             </w:r>
           </w:p>
         </w:tc>
@@ -27929,7 +27929,7 @@
             </w:pPr>
             <w:r/>
             <w:r>
-              <w:t>647.00</w:t>
+              <w:t>650.00</w:t>
             </w:r>
           </w:p>
         </w:tc>
@@ -27960,7 +27960,7 @@
               <w:rPr>
                 <w:b/>
               </w:rPr>
-              <w:t>658.25</w:t>
+              <w:t>661.25</w:t>
             </w:r>
           </w:p>
         </w:tc>
@@ -28108,7 +28108,7 @@
             </w:pPr>
             <w:r/>
             <w:r>
-              <w:t>658.25</w:t>
+              <w:t>661.25</w:t>
             </w:r>
           </w:p>
         </w:tc>
@@ -28136,7 +28136,7 @@
             </w:pPr>
             <w:r/>
             <w:r>
-              <w:t>670.50</w:t>
+              <w:t>673.50</w:t>
             </w:r>
           </w:p>
         </w:tc>
@@ -28164,7 +28164,7 @@
             </w:pPr>
             <w:r/>
             <w:r>
-              <w:t>644.00</w:t>
+              <w:t>647.00</w:t>
             </w:r>
           </w:p>
         </w:tc>
@@ -28195,7 +28195,7 @@
               <w:rPr>
                 <w:b/>
               </w:rPr>
-              <w:t>656.75</w:t>
+              <w:t>659.75</w:t>
             </w:r>
           </w:p>
         </w:tc>
@@ -28343,7 +28343,7 @@
             </w:pPr>
             <w:r/>
             <w:r>
-              <w:t>656.75</w:t>
+              <w:t>659.75</w:t>
             </w:r>
           </w:p>
         </w:tc>
@@ -28371,7 +28371,7 @@
             </w:pPr>
             <w:r/>
             <w:r>
-              <w:t>663.75</w:t>
+              <w:t>666.75</w:t>
             </w:r>
           </w:p>
         </w:tc>
@@ -28399,7 +28399,7 @@
             </w:pPr>
             <w:r/>
             <w:r>
-              <w:t>647.25</w:t>
+              <w:t>650.25</w:t>
             </w:r>
           </w:p>
         </w:tc>
@@ -28430,7 +28430,7 @@
               <w:rPr>
                 <w:b/>
               </w:rPr>
-              <w:t>657.25</w:t>
+              <w:t>660.25</w:t>
             </w:r>
           </w:p>
         </w:tc>
@@ -28578,7 +28578,7 @@
             </w:pPr>
             <w:r/>
             <w:r>
-              <w:t>657.25</w:t>
+              <w:t>660.25</w:t>
             </w:r>
           </w:p>
         </w:tc>
@@ -28606,7 +28606,7 @@
             </w:pPr>
             <w:r/>
             <w:r>
-              <w:t>667.75</w:t>
+              <w:t>670.75</w:t>
             </w:r>
           </w:p>
         </w:tc>
@@ -28634,7 +28634,7 @@
             </w:pPr>
             <w:r/>
             <w:r>
-              <w:t>650.00</w:t>
+              <w:t>653.00</w:t>
             </w:r>
           </w:p>
         </w:tc>
@@ -28665,7 +28665,7 @@
               <w:rPr>
                 <w:b/>
               </w:rPr>
-              <w:t>657.00</w:t>
+              <w:t>660.00</w:t>
             </w:r>
           </w:p>
         </w:tc>
@@ -28813,7 +28813,7 @@
             </w:pPr>
             <w:r/>
             <w:r>
-              <w:t>657.00</w:t>
+              <w:t>660.00</w:t>
             </w:r>
           </w:p>
         </w:tc>
@@ -28841,7 +28841,7 @@
             </w:pPr>
             <w:r/>
             <w:r>
-              <w:t>666.75</w:t>
+              <w:t>669.75</w:t>
             </w:r>
           </w:p>
         </w:tc>
@@ -28869,7 +28869,7 @@
             </w:pPr>
             <w:r/>
             <w:r>
-              <w:t>647.25</w:t>
+              <w:t>650.25</w:t>
             </w:r>
           </w:p>
         </w:tc>
@@ -28900,7 +28900,7 @@
               <w:rPr>
                 <w:b/>
               </w:rPr>
-              <w:t>657.50</w:t>
+              <w:t>660.50</w:t>
             </w:r>
           </w:p>
         </w:tc>
@@ -29048,7 +29048,7 @@
             </w:pPr>
             <w:r/>
             <w:r>
-              <w:t>657.50</w:t>
+              <w:t>660.50</w:t>
             </w:r>
           </w:p>
         </w:tc>
@@ -29076,7 +29076,7 @@
             </w:pPr>
             <w:r/>
             <w:r>
-              <w:t>668.25</w:t>
+              <w:t>671.25</w:t>
             </w:r>
           </w:p>
         </w:tc>
@@ -29104,7 +29104,7 @@
             </w:pPr>
             <w:r/>
             <w:r>
-              <w:t>650.25</w:t>
+              <w:t>653.25</w:t>
             </w:r>
           </w:p>
         </w:tc>
@@ -29135,7 +29135,7 @@
               <w:rPr>
                 <w:b/>
               </w:rPr>
-              <w:t>658.25</w:t>
+              <w:t>661.25</w:t>
             </w:r>
           </w:p>
         </w:tc>
@@ -29283,7 +29283,7 @@
             </w:pPr>
             <w:r/>
             <w:r>
-              <w:t>658.25</w:t>
+              <w:t>661.25</w:t>
             </w:r>
           </w:p>
         </w:tc>
@@ -29311,7 +29311,7 @@
             </w:pPr>
             <w:r/>
             <w:r>
-              <w:t>664.75</w:t>
+              <w:t>667.75</w:t>
             </w:r>
           </w:p>
         </w:tc>
@@ -29339,7 +29339,7 @@
             </w:pPr>
             <w:r/>
             <w:r>
-              <w:t>649.75</w:t>
+              <w:t>652.75</w:t>
             </w:r>
           </w:p>
         </w:tc>
@@ -29370,7 +29370,7 @@
               <w:rPr>
                 <w:b/>
               </w:rPr>
-              <w:t>658.75</w:t>
+              <w:t>661.75</w:t>
             </w:r>
           </w:p>
         </w:tc>
@@ -29518,7 +29518,7 @@
             </w:pPr>
             <w:r/>
             <w:r>
-              <w:t>658.75</w:t>
+              <w:t>661.75</w:t>
             </w:r>
           </w:p>
         </w:tc>
@@ -29546,7 +29546,7 @@
             </w:pPr>
             <w:r/>
             <w:r>
-              <w:t>669.75</w:t>
+              <w:t>672.75</w:t>
             </w:r>
           </w:p>
         </w:tc>
@@ -29574,7 +29574,7 @@
             </w:pPr>
             <w:r/>
             <w:r>
-              <w:t>647.00</w:t>
+              <w:t>650.00</w:t>
             </w:r>
           </w:p>
         </w:tc>
@@ -29605,7 +29605,7 @@
               <w:rPr>
                 <w:b/>
               </w:rPr>
-              <w:t>662.25</w:t>
+              <w:t>665.25</w:t>
             </w:r>
           </w:p>
         </w:tc>
@@ -29753,7 +29753,7 @@
             </w:pPr>
             <w:r/>
             <w:r>
-              <w:t>662.25</w:t>
+              <w:t>665.25</w:t>
             </w:r>
           </w:p>
         </w:tc>
@@ -29781,7 +29781,7 @@
             </w:pPr>
             <w:r/>
             <w:r>
-              <w:t>667.75</w:t>
+              <w:t>670.75</w:t>
             </w:r>
           </w:p>
         </w:tc>
@@ -29809,7 +29809,7 @@
             </w:pPr>
             <w:r/>
             <w:r>
-              <w:t>654.50</w:t>
+              <w:t>657.50</w:t>
             </w:r>
           </w:p>
         </w:tc>
@@ -29840,7 +29840,7 @@
               <w:rPr>
                 <w:b/>
               </w:rPr>
-              <w:t>663.00</w:t>
+              <w:t>666.00</w:t>
             </w:r>
           </w:p>
         </w:tc>
@@ -29988,7 +29988,7 @@
             </w:pPr>
             <w:r/>
             <w:r>
-              <w:t>663.00</w:t>
+              <w:t>666.00</w:t>
             </w:r>
           </w:p>
         </w:tc>
@@ -30016,7 +30016,7 @@
             </w:pPr>
             <w:r/>
             <w:r>
-              <w:t>672.25</w:t>
+              <w:t>675.25</w:t>
             </w:r>
           </w:p>
         </w:tc>
@@ -30044,7 +30044,7 @@
             </w:pPr>
             <w:r/>
             <w:r>
-              <w:t>656.50</w:t>
+              <w:t>659.50</w:t>
             </w:r>
           </w:p>
         </w:tc>
@@ -30075,7 +30075,7 @@
               <w:rPr>
                 <w:b/>
               </w:rPr>
-              <w:t>662.25</w:t>
+              <w:t>665.25</w:t>
             </w:r>
           </w:p>
         </w:tc>
@@ -30223,7 +30223,7 @@
             </w:pPr>
             <w:r/>
             <w:r>
-              <w:t>662.25</w:t>
+              <w:t>665.25</w:t>
             </w:r>
           </w:p>
         </w:tc>
@@ -30251,7 +30251,7 @@
             </w:pPr>
             <w:r/>
             <w:r>
-              <w:t>669.75</w:t>
+              <w:t>672.75</w:t>
             </w:r>
           </w:p>
         </w:tc>
@@ -30279,7 +30279,7 @@
             </w:pPr>
             <w:r/>
             <w:r>
-              <w:t>656.25</w:t>
+              <w:t>659.25</w:t>
             </w:r>
           </w:p>
         </w:tc>
@@ -30310,7 +30310,7 @@
               <w:rPr>
                 <w:b/>
               </w:rPr>
-              <w:t>661.25</w:t>
+              <w:t>664.25</w:t>
             </w:r>
           </w:p>
         </w:tc>
@@ -30458,7 +30458,7 @@
             </w:pPr>
             <w:r/>
             <w:r>
-              <w:t>661.25</w:t>
+              <w:t>664.25</w:t>
             </w:r>
           </w:p>
         </w:tc>
@@ -30486,7 +30486,7 @@
             </w:pPr>
             <w:r/>
             <w:r>
-              <w:t>668.25</w:t>
+              <w:t>671.25</w:t>
             </w:r>
           </w:p>
         </w:tc>
@@ -30514,7 +30514,7 @@
             </w:pPr>
             <w:r/>
             <w:r>
-              <w:t>647.75</w:t>
+              <w:t>650.75</w:t>
             </w:r>
           </w:p>
         </w:tc>
@@ -30545,7 +30545,7 @@
               <w:rPr>
                 <w:b/>
               </w:rPr>
-              <w:t>662.00</w:t>
+              <w:t>665.00</w:t>
             </w:r>
           </w:p>
         </w:tc>
@@ -30693,7 +30693,7 @@
             </w:pPr>
             <w:r/>
             <w:r>
-              <w:t>662.00</w:t>
+              <w:t>665.00</w:t>
             </w:r>
           </w:p>
         </w:tc>
@@ -30721,7 +30721,7 @@
             </w:pPr>
             <w:r/>
             <w:r>
-              <w:t>671.25</w:t>
+              <w:t>674.25</w:t>
             </w:r>
           </w:p>
         </w:tc>
@@ -30749,7 +30749,7 @@
             </w:pPr>
             <w:r/>
             <w:r>
-              <w:t>654.75</w:t>
+              <w:t>657.75</w:t>
             </w:r>
           </w:p>
         </w:tc>
@@ -30780,7 +30780,7 @@
               <w:rPr>
                 <w:b/>
               </w:rPr>
-              <w:t>661.75</w:t>
+              <w:t>664.75</w:t>
             </w:r>
           </w:p>
         </w:tc>
@@ -30928,7 +30928,7 @@
             </w:pPr>
             <w:r/>
             <w:r>
-              <w:t>661.75</w:t>
+              <w:t>664.75</w:t>
             </w:r>
           </w:p>
         </w:tc>
@@ -30956,7 +30956,7 @@
             </w:pPr>
             <w:r/>
             <w:r>
-              <w:t>670.25</w:t>
+              <w:t>673.25</w:t>
             </w:r>
           </w:p>
         </w:tc>
@@ -30984,7 +30984,7 @@
             </w:pPr>
             <w:r/>
             <w:r>
-              <w:t>647.75</w:t>
+              <w:t>650.75</w:t>
             </w:r>
           </w:p>
         </w:tc>
@@ -31015,7 +31015,7 @@
               <w:rPr>
                 <w:b/>
               </w:rPr>
-              <w:t>663.50</w:t>
+              <w:t>666.50</w:t>
             </w:r>
           </w:p>
         </w:tc>
@@ -31163,7 +31163,7 @@
             </w:pPr>
             <w:r/>
             <w:r>
-              <w:t>663.50</w:t>
+              <w:t>666.50</w:t>
             </w:r>
           </w:p>
         </w:tc>
@@ -31191,7 +31191,7 @@
             </w:pPr>
             <w:r/>
             <w:r>
-              <w:t>669.75</w:t>
+              <w:t>672.75</w:t>
             </w:r>
           </w:p>
         </w:tc>
@@ -31219,7 +31219,7 @@
             </w:pPr>
             <w:r/>
             <w:r>
-              <w:t>657.00</w:t>
+              <w:t>660.00</w:t>
             </w:r>
           </w:p>
         </w:tc>
@@ -31250,7 +31250,7 @@
               <w:rPr>
                 <w:b/>
               </w:rPr>
-              <w:t>662.75</w:t>
+              <w:t>665.75</w:t>
             </w:r>
           </w:p>
         </w:tc>

--- a/Daily Reports/06_08_2026-CBOT Reports.docx
+++ b/Daily Reports/06_08_2026-CBOT Reports.docx
@@ -104,7 +104,7 @@
           <w:color w:val="5C768D"/>
           <w:sz w:val="19"/>
         </w:rPr>
-        <w:t>Cập nhật tự động qua `macro_tracker.py` vào lúc 17:00 ICT ngày 06/08/2026</w:t>
+        <w:t>Cập nhật tự động qua `macro_tracker.py` vào lúc 17:01 ICT ngày 06/08/2026</w:t>
       </w:r>
     </w:p>
     <w:tbl>
@@ -1316,7 +1316,7 @@
           <w:color w:val="5C768D"/>
           <w:sz w:val="19"/>
         </w:rPr>
-        <w:t>Cập nhật tự động lúc 17:00 ICT ngày 06/08/2026 — Nguồn: NOAA, USDA, BOM Australia</w:t>
+        <w:t>Cập nhật tự động lúc 17:01 ICT ngày 06/08/2026 — Nguồn: NOAA, USDA, BOM Australia</w:t>
       </w:r>
     </w:p>
     <w:p>

--- a/Daily Reports/06_08_2026-CBOT Reports.docx
+++ b/Daily Reports/06_08_2026-CBOT Reports.docx
@@ -1246,7 +1246,7 @@
         <w:rPr>
           <w:b/>
         </w:rPr>
-        <w:t>`642.25` (+0.00%)</w:t>
+        <w:t>`642.50` (+0.00%)</w:t>
       </w:r>
       <w:r>
         <w:t>.</w:t>
@@ -3832,7 +3832,7 @@
               <w:rPr>
                 <w:b/>
               </w:rPr>
-              <w:t>642.50</w:t>
+              <w:t>642.25</w:t>
             </w:r>
           </w:p>
         </w:tc>
@@ -3863,7 +3863,7 @@
               <w:rPr>
                 <w:b/>
               </w:rPr>
-              <w:t>644.82 (+2.32)</w:t>
+              <w:t>644.56 (+2.31)</w:t>
             </w:r>
           </w:p>
         </w:tc>
@@ -3891,7 +3891,7 @@
             </w:pPr>
             <w:r/>
             <w:r>
-              <w:t>Bearish (643.22 &lt; 643.80)</w:t>
+              <w:t>Bearish (643.19 &lt; 643.79)</w:t>
             </w:r>
           </w:p>
         </w:tc>
@@ -5136,7 +5136,7 @@
                 <w:b/>
                 <w:color w:val="B91C1C"/>
               </w:rPr>
-              <w:t>643.22 - 643.80 cents (Canh bán hồi kỹ thuật H1)</w:t>
+              <w:t>643.19 - 643.79 cents (Canh bán hồi kỹ thuật H1)</w:t>
             </w:r>
           </w:p>
         </w:tc>
@@ -5731,7 +5731,7 @@
               <w:rPr>
                 <w:b/>
               </w:rPr>
-              <w:t>595.54 - 613.25 cents</w:t>
+              <w:t>599.57 - 613.25 cents</w:t>
             </w:r>
           </w:p>
         </w:tc>
@@ -11648,7 +11648,7 @@
         <w:rPr>
           <w:b/>
         </w:rPr>
-        <w:t>`20,070`</w:t>
+        <w:t>`20,092`</w:t>
       </w:r>
       <w:r>
         <w:t xml:space="preserve"> (Chênh lệch: </w:t>
@@ -11657,7 +11657,7 @@
         <w:rPr>
           <w:b/>
         </w:rPr>
-        <w:t>`-116,592`</w:t>
+        <w:t>`-116,570`</w:t>
       </w:r>
       <w:r>
         <w:t xml:space="preserve">) | OI: </w:t>
@@ -21791,7 +21791,7 @@
         <w:t>Giá Chốt Phiên (Close):</w:t>
       </w:r>
       <w:r>
-        <w:t xml:space="preserve"> 642.50 cents | </w:t>
+        <w:t xml:space="preserve"> 642.25 cents | </w:t>
       </w:r>
       <w:r>
         <w:rPr>
@@ -21806,10 +21806,10 @@
         <w:rPr>
           <w:b/>
         </w:rPr>
-        <w:t>`644.82 cents`</w:t>
+        <w:t>`644.56 cents`</w:t>
       </w:r>
       <w:r>
-        <w:t xml:space="preserve"> (+2.32).</w:t>
+        <w:t xml:space="preserve"> (+2.31).</w:t>
       </w:r>
     </w:p>
     <w:p>
@@ -21830,7 +21830,7 @@
         <w:rPr>
           <w:b/>
         </w:rPr>
-        <w:t>`14,714`</w:t>
+        <w:t>`14,792`</w:t>
       </w:r>
       <w:r>
         <w:t xml:space="preserve"> (Chênh lệch: </w:t>
@@ -21839,7 +21839,7 @@
         <w:rPr>
           <w:b/>
         </w:rPr>
-        <w:t>`-54,134`</w:t>
+        <w:t>`-54,056`</w:t>
       </w:r>
       <w:r>
         <w:t xml:space="preserve">) | OI: </w:t>
@@ -21901,9 +21901,9 @@
       <w:r>
         <w:rPr>
           <w:b/>
-          <w:color w:val="15803D"/>
+          <w:color w:val="B91C1C"/>
         </w:rPr>
-        <w:t>`Giảm suy yếu / Đáy ngắn hạn (Long Liquidation Decline)`</w:t>
+        <w:t>`Tăng yếu / Rủi ro đảo chiều (Short Covering Rally)`</w:t>
       </w:r>
     </w:p>
     <w:p>
@@ -21924,10 +21924,10 @@
         <w:rPr>
           <w:b/>
         </w:rPr>
-        <w:t>TÍCH LŨY TIÊU CỰC (Distribution):</w:t>
+        <w:t>TÍCH LŨY TÍCH CỰC (Accumulation):</w:t>
       </w:r>
       <w:r>
-        <w:t xml:space="preserve"> Nến đi ngang nhưng dòng tiền rút dần (OI giảm), cảnh báo rủi ro suy sụt sắp tới.</w:t>
+        <w:t xml:space="preserve"> Nến đi ngang nhưng dòng tiền âm thầm gia tăng (OI tăng), báo hiệu chuẩn bị có nhịp bứt phá tăng.</w:t>
       </w:r>
     </w:p>
     <w:p>
@@ -22941,7 +22941,7 @@
         <w:t xml:space="preserve"> EMA_21 </w:t>
       </w:r>
       <w:r>
-        <w:t xml:space="preserve"> (643.22) &lt; </w:t>
+        <w:t xml:space="preserve"> (643.19) &lt; </w:t>
       </w:r>
       <w:r>
         <w:rPr>
@@ -22952,7 +22952,7 @@
         <w:t xml:space="preserve"> EMA_50 </w:t>
       </w:r>
       <w:r>
-        <w:t xml:space="preserve"> (643.80).</w:t>
+        <w:t xml:space="preserve"> (643.79).</w:t>
       </w:r>
     </w:p>
     <w:p>
@@ -22973,7 +22973,7 @@
         <w:rPr>
           <w:b/>
         </w:rPr>
-        <w:t>`48.87`</w:t>
+        <w:t>`48.47`</w:t>
       </w:r>
       <w:r>
         <w:t xml:space="preserve"> | ATR (14) = </w:t>
@@ -23766,7 +23766,7 @@
           <w:b/>
           <w:color w:val="B91C1C"/>
         </w:rPr>
-        <w:t>`643.22 - 643.80 cents (Canh bán hồi kỹ thuật H1)`</w:t>
+        <w:t>`643.19 - 643.79 cents (Canh bán hồi kỹ thuật H1)`</w:t>
       </w:r>
       <w:r>
         <w:t xml:space="preserve"> | SL: </w:t>
@@ -23941,7 +23941,7 @@
         <w:rPr>
           <w:b/>
         </w:rPr>
-        <w:t>`595.54 - 613.25 cents`</w:t>
+        <w:t>`599.57 - 613.25 cents`</w:t>
       </w:r>
     </w:p>
     <w:p>
@@ -24348,7 +24348,7 @@
             </w:pPr>
             <w:r/>
             <w:r>
-              <w:t>642.50</w:t>
+              <w:t>642.25</w:t>
             </w:r>
           </w:p>
         </w:tc>
@@ -24376,7 +24376,7 @@
             </w:pPr>
             <w:r/>
             <w:r>
-              <w:t>653.75</w:t>
+              <w:t>653.50</w:t>
             </w:r>
           </w:p>
         </w:tc>
@@ -24404,7 +24404,7 @@
             </w:pPr>
             <w:r/>
             <w:r>
-              <w:t>637.00</w:t>
+              <w:t>636.75</w:t>
             </w:r>
           </w:p>
         </w:tc>
@@ -24435,7 +24435,7 @@
               <w:rPr>
                 <w:b/>
               </w:rPr>
-              <w:t>641.75</w:t>
+              <w:t>641.50</w:t>
             </w:r>
           </w:p>
         </w:tc>
@@ -24583,7 +24583,7 @@
             </w:pPr>
             <w:r/>
             <w:r>
-              <w:t>641.75</w:t>
+              <w:t>641.50</w:t>
             </w:r>
           </w:p>
         </w:tc>
@@ -24611,7 +24611,7 @@
             </w:pPr>
             <w:r/>
             <w:r>
-              <w:t>649.25</w:t>
+              <w:t>649.00</w:t>
             </w:r>
           </w:p>
         </w:tc>
@@ -24639,7 +24639,7 @@
             </w:pPr>
             <w:r/>
             <w:r>
-              <w:t>635.75</w:t>
+              <w:t>635.50</w:t>
             </w:r>
           </w:p>
         </w:tc>
@@ -24670,7 +24670,7 @@
               <w:rPr>
                 <w:b/>
               </w:rPr>
-              <w:t>641.25</w:t>
+              <w:t>641.00</w:t>
             </w:r>
           </w:p>
         </w:tc>
@@ -24818,7 +24818,7 @@
             </w:pPr>
             <w:r/>
             <w:r>
-              <w:t>641.25</w:t>
+              <w:t>641.00</w:t>
             </w:r>
           </w:p>
         </w:tc>
@@ -24846,7 +24846,7 @@
             </w:pPr>
             <w:r/>
             <w:r>
-              <w:t>655.00</w:t>
+              <w:t>654.75</w:t>
             </w:r>
           </w:p>
         </w:tc>
@@ -24874,7 +24874,7 @@
             </w:pPr>
             <w:r/>
             <w:r>
-              <w:t>626.50</w:t>
+              <w:t>626.25</w:t>
             </w:r>
           </w:p>
         </w:tc>
@@ -24905,7 +24905,7 @@
               <w:rPr>
                 <w:b/>
               </w:rPr>
-              <w:t>643.25</w:t>
+              <w:t>643.00</w:t>
             </w:r>
           </w:p>
         </w:tc>
@@ -25053,7 +25053,7 @@
             </w:pPr>
             <w:r/>
             <w:r>
-              <w:t>643.25</w:t>
+              <w:t>643.00</w:t>
             </w:r>
           </w:p>
         </w:tc>
@@ -25081,7 +25081,7 @@
             </w:pPr>
             <w:r/>
             <w:r>
-              <w:t>656.50</w:t>
+              <w:t>656.25</w:t>
             </w:r>
           </w:p>
         </w:tc>
@@ -25109,7 +25109,7 @@
             </w:pPr>
             <w:r/>
             <w:r>
-              <w:t>635.00</w:t>
+              <w:t>634.75</w:t>
             </w:r>
           </w:p>
         </w:tc>
@@ -25140,7 +25140,7 @@
               <w:rPr>
                 <w:b/>
               </w:rPr>
-              <w:t>644.50</w:t>
+              <w:t>644.25</w:t>
             </w:r>
           </w:p>
         </w:tc>
@@ -25288,7 +25288,7 @@
             </w:pPr>
             <w:r/>
             <w:r>
-              <w:t>644.50</w:t>
+              <w:t>644.25</w:t>
             </w:r>
           </w:p>
         </w:tc>
@@ -25316,7 +25316,7 @@
             </w:pPr>
             <w:r/>
             <w:r>
-              <w:t>661.00</w:t>
+              <w:t>660.75</w:t>
             </w:r>
           </w:p>
         </w:tc>
@@ -25344,7 +25344,7 @@
             </w:pPr>
             <w:r/>
             <w:r>
-              <w:t>634.00</w:t>
+              <w:t>633.75</w:t>
             </w:r>
           </w:p>
         </w:tc>
@@ -25375,7 +25375,7 @@
               <w:rPr>
                 <w:b/>
               </w:rPr>
-              <w:t>649.00</w:t>
+              <w:t>648.75</w:t>
             </w:r>
           </w:p>
         </w:tc>
@@ -25523,7 +25523,7 @@
             </w:pPr>
             <w:r/>
             <w:r>
-              <w:t>649.00</w:t>
+              <w:t>648.75</w:t>
             </w:r>
           </w:p>
         </w:tc>
@@ -25551,7 +25551,7 @@
             </w:pPr>
             <w:r/>
             <w:r>
-              <w:t>656.75</w:t>
+              <w:t>656.50</w:t>
             </w:r>
           </w:p>
         </w:tc>
@@ -25579,7 +25579,7 @@
             </w:pPr>
             <w:r/>
             <w:r>
-              <w:t>638.00</w:t>
+              <w:t>637.75</w:t>
             </w:r>
           </w:p>
         </w:tc>
@@ -25610,7 +25610,7 @@
               <w:rPr>
                 <w:b/>
               </w:rPr>
-              <w:t>650.25</w:t>
+              <w:t>650.00</w:t>
             </w:r>
           </w:p>
         </w:tc>
@@ -25758,7 +25758,7 @@
             </w:pPr>
             <w:r/>
             <w:r>
-              <w:t>650.25</w:t>
+              <w:t>650.00</w:t>
             </w:r>
           </w:p>
         </w:tc>
@@ -25786,7 +25786,7 @@
             </w:pPr>
             <w:r/>
             <w:r>
-              <w:t>658.50</w:t>
+              <w:t>658.25</w:t>
             </w:r>
           </w:p>
         </w:tc>
@@ -25814,7 +25814,7 @@
             </w:pPr>
             <w:r/>
             <w:r>
-              <w:t>639.75</w:t>
+              <w:t>639.50</w:t>
             </w:r>
           </w:p>
         </w:tc>
@@ -25845,7 +25845,7 @@
               <w:rPr>
                 <w:b/>
               </w:rPr>
-              <w:t>652.00</w:t>
+              <w:t>651.75</w:t>
             </w:r>
           </w:p>
         </w:tc>
@@ -25993,7 +25993,7 @@
             </w:pPr>
             <w:r/>
             <w:r>
-              <w:t>652.00</w:t>
+              <w:t>651.75</w:t>
             </w:r>
           </w:p>
         </w:tc>
@@ -26021,7 +26021,7 @@
             </w:pPr>
             <w:r/>
             <w:r>
-              <w:t>664.25</w:t>
+              <w:t>664.00</w:t>
             </w:r>
           </w:p>
         </w:tc>
@@ -26049,7 +26049,7 @@
             </w:pPr>
             <w:r/>
             <w:r>
-              <w:t>642.25</w:t>
+              <w:t>642.00</w:t>
             </w:r>
           </w:p>
         </w:tc>
@@ -26080,7 +26080,7 @@
               <w:rPr>
                 <w:b/>
               </w:rPr>
-              <w:t>651.00</w:t>
+              <w:t>650.75</w:t>
             </w:r>
           </w:p>
         </w:tc>
@@ -26228,7 +26228,7 @@
             </w:pPr>
             <w:r/>
             <w:r>
-              <w:t>651.00</w:t>
+              <w:t>650.75</w:t>
             </w:r>
           </w:p>
         </w:tc>
@@ -26256,7 +26256,7 @@
             </w:pPr>
             <w:r/>
             <w:r>
-              <w:t>661.50</w:t>
+              <w:t>661.25</w:t>
             </w:r>
           </w:p>
         </w:tc>
@@ -26284,7 +26284,7 @@
             </w:pPr>
             <w:r/>
             <w:r>
-              <w:t>636.25</w:t>
+              <w:t>636.00</w:t>
             </w:r>
           </w:p>
         </w:tc>
@@ -26315,7 +26315,7 @@
               <w:rPr>
                 <w:b/>
               </w:rPr>
-              <w:t>653.25</w:t>
+              <w:t>653.00</w:t>
             </w:r>
           </w:p>
         </w:tc>
@@ -26463,7 +26463,7 @@
             </w:pPr>
             <w:r/>
             <w:r>
-              <w:t>653.25</w:t>
+              <w:t>653.00</w:t>
             </w:r>
           </w:p>
         </w:tc>
@@ -26491,7 +26491,7 @@
             </w:pPr>
             <w:r/>
             <w:r>
-              <w:t>663.75</w:t>
+              <w:t>663.50</w:t>
             </w:r>
           </w:p>
         </w:tc>
@@ -26519,7 +26519,7 @@
             </w:pPr>
             <w:r/>
             <w:r>
-              <w:t>647.00</w:t>
+              <w:t>646.75</w:t>
             </w:r>
           </w:p>
         </w:tc>
@@ -26550,7 +26550,7 @@
               <w:rPr>
                 <w:b/>
               </w:rPr>
-              <w:t>654.00</w:t>
+              <w:t>653.75</w:t>
             </w:r>
           </w:p>
         </w:tc>
@@ -26698,7 +26698,7 @@
             </w:pPr>
             <w:r/>
             <w:r>
-              <w:t>654.00</w:t>
+              <w:t>653.75</w:t>
             </w:r>
           </w:p>
         </w:tc>
@@ -26726,7 +26726,7 @@
             </w:pPr>
             <w:r/>
             <w:r>
-              <w:t>668.25</w:t>
+              <w:t>668.00</w:t>
             </w:r>
           </w:p>
         </w:tc>
@@ -26754,7 +26754,7 @@
             </w:pPr>
             <w:r/>
             <w:r>
-              <w:t>639.25</w:t>
+              <w:t>639.00</w:t>
             </w:r>
           </w:p>
         </w:tc>
@@ -26762,6 +26762,241 @@
           <w:tcPr>
             <w:tcW w:type="dxa" w:w="1728"/>
             <w:shd w:fill="F8FAFC"/>
+            <w:tcMar>
+              <w:top w:w="100" w:type="dxa"/>
+              <w:bottom w:w="100" w:type="dxa"/>
+              <w:left w:w="120" w:type="dxa"/>
+              <w:right w:w="120" w:type="dxa"/>
+            </w:tcMar>
+            <w:tcBorders>
+              <w:top w:val="single" w:sz="4" w:space="0" w:color="CCCCCC"/>
+              <w:bottom w:val="single" w:sz="4" w:space="0" w:color="CCCCCC"/>
+              <w:left w:val="single" w:sz="4" w:space="0" w:color="CCCCCC"/>
+              <w:right w:val="single" w:sz="4" w:space="0" w:color="CCCCCC"/>
+            </w:tcBorders>
+          </w:tcPr>
+          <w:p>
+            <w:pPr>
+              <w:spacing w:before="60" w:after="60" w:line="252" w:lineRule="auto"/>
+              <w:jc w:val="left"/>
+            </w:pPr>
+            <w:r/>
+            <w:r>
+              <w:rPr>
+                <w:b/>
+              </w:rPr>
+              <w:t>655.75</w:t>
+            </w:r>
+          </w:p>
+        </w:tc>
+        <w:tc>
+          <w:tcPr>
+            <w:tcW w:type="dxa" w:w="3456"/>
+            <w:shd w:fill="F8FAFC"/>
+            <w:tcMar>
+              <w:top w:w="100" w:type="dxa"/>
+              <w:bottom w:w="100" w:type="dxa"/>
+              <w:left w:w="120" w:type="dxa"/>
+              <w:right w:w="120" w:type="dxa"/>
+            </w:tcMar>
+            <w:tcBorders>
+              <w:top w:val="single" w:sz="4" w:space="0" w:color="CCCCCC"/>
+              <w:bottom w:val="single" w:sz="4" w:space="0" w:color="CCCCCC"/>
+              <w:left w:val="single" w:sz="4" w:space="0" w:color="CCCCCC"/>
+              <w:right w:val="single" w:sz="4" w:space="0" w:color="CCCCCC"/>
+            </w:tcBorders>
+          </w:tcPr>
+          <w:p>
+            <w:pPr>
+              <w:spacing w:before="60" w:after="60" w:line="252" w:lineRule="auto"/>
+              <w:jc w:val="left"/>
+            </w:pPr>
+            <w:r/>
+            <w:r>
+              <w:rPr>
+                <w:b/>
+              </w:rPr>
+              <w:t>+2.00</w:t>
+            </w:r>
+          </w:p>
+        </w:tc>
+        <w:tc>
+          <w:tcPr>
+            <w:tcW w:type="dxa" w:w="1440"/>
+            <w:shd w:fill="F8FAFC"/>
+            <w:tcMar>
+              <w:top w:w="100" w:type="dxa"/>
+              <w:bottom w:w="100" w:type="dxa"/>
+              <w:left w:w="120" w:type="dxa"/>
+              <w:right w:w="120" w:type="dxa"/>
+            </w:tcMar>
+            <w:tcBorders>
+              <w:top w:val="single" w:sz="4" w:space="0" w:color="CCCCCC"/>
+              <w:bottom w:val="single" w:sz="4" w:space="0" w:color="CCCCCC"/>
+              <w:left w:val="single" w:sz="4" w:space="0" w:color="CCCCCC"/>
+              <w:right w:val="single" w:sz="4" w:space="0" w:color="CCCCCC"/>
+            </w:tcBorders>
+          </w:tcPr>
+          <w:p>
+            <w:pPr>
+              <w:spacing w:before="60" w:after="60" w:line="252" w:lineRule="auto"/>
+              <w:jc w:val="left"/>
+            </w:pPr>
+            <w:r/>
+            <w:r>
+              <w:t>BULL</w:t>
+            </w:r>
+          </w:p>
+        </w:tc>
+      </w:tr>
+      <w:tr>
+        <w:tc>
+          <w:tcPr>
+            <w:tcW w:type="dxa" w:w="1584"/>
+            <w:shd w:fill="FFFFFF"/>
+            <w:tcMar>
+              <w:top w:w="100" w:type="dxa"/>
+              <w:bottom w:w="100" w:type="dxa"/>
+              <w:left w:w="120" w:type="dxa"/>
+              <w:right w:w="120" w:type="dxa"/>
+            </w:tcMar>
+            <w:tcBorders>
+              <w:top w:val="single" w:sz="4" w:space="0" w:color="CCCCCC"/>
+              <w:bottom w:val="single" w:sz="4" w:space="0" w:color="CCCCCC"/>
+              <w:left w:val="single" w:sz="4" w:space="0" w:color="CCCCCC"/>
+              <w:right w:val="single" w:sz="4" w:space="0" w:color="CCCCCC"/>
+            </w:tcBorders>
+          </w:tcPr>
+          <w:p>
+            <w:pPr>
+              <w:spacing w:before="60" w:after="60" w:line="252" w:lineRule="auto"/>
+              <w:jc w:val="left"/>
+            </w:pPr>
+            <w:r/>
+            <w:r>
+              <w:rPr>
+                <w:b/>
+              </w:rPr>
+              <w:t>Tue 04/08</w:t>
+            </w:r>
+          </w:p>
+        </w:tc>
+        <w:tc>
+          <w:tcPr>
+            <w:tcW w:type="dxa" w:w="864"/>
+            <w:shd w:fill="FFFFFF"/>
+            <w:tcMar>
+              <w:top w:w="100" w:type="dxa"/>
+              <w:bottom w:w="100" w:type="dxa"/>
+              <w:left w:w="120" w:type="dxa"/>
+              <w:right w:w="120" w:type="dxa"/>
+            </w:tcMar>
+            <w:tcBorders>
+              <w:top w:val="single" w:sz="4" w:space="0" w:color="CCCCCC"/>
+              <w:bottom w:val="single" w:sz="4" w:space="0" w:color="CCCCCC"/>
+              <w:left w:val="single" w:sz="4" w:space="0" w:color="CCCCCC"/>
+              <w:right w:val="single" w:sz="4" w:space="0" w:color="CCCCCC"/>
+            </w:tcBorders>
+          </w:tcPr>
+          <w:p>
+            <w:pPr>
+              <w:spacing w:before="60" w:after="60" w:line="252" w:lineRule="auto"/>
+              <w:jc w:val="left"/>
+            </w:pPr>
+            <w:r/>
+            <w:r>
+              <w:t>NY Close 23-01</w:t>
+            </w:r>
+          </w:p>
+        </w:tc>
+        <w:tc>
+          <w:tcPr>
+            <w:tcW w:type="dxa" w:w="1440"/>
+            <w:shd w:fill="FFFFFF"/>
+            <w:tcMar>
+              <w:top w:w="100" w:type="dxa"/>
+              <w:bottom w:w="100" w:type="dxa"/>
+              <w:left w:w="120" w:type="dxa"/>
+              <w:right w:w="120" w:type="dxa"/>
+            </w:tcMar>
+            <w:tcBorders>
+              <w:top w:val="single" w:sz="4" w:space="0" w:color="CCCCCC"/>
+              <w:bottom w:val="single" w:sz="4" w:space="0" w:color="CCCCCC"/>
+              <w:left w:val="single" w:sz="4" w:space="0" w:color="CCCCCC"/>
+              <w:right w:val="single" w:sz="4" w:space="0" w:color="CCCCCC"/>
+            </w:tcBorders>
+          </w:tcPr>
+          <w:p>
+            <w:pPr>
+              <w:spacing w:before="60" w:after="60" w:line="252" w:lineRule="auto"/>
+              <w:jc w:val="left"/>
+            </w:pPr>
+            <w:r/>
+            <w:r>
+              <w:t>655.75</w:t>
+            </w:r>
+          </w:p>
+        </w:tc>
+        <w:tc>
+          <w:tcPr>
+            <w:tcW w:type="dxa" w:w="2016"/>
+            <w:shd w:fill="FFFFFF"/>
+            <w:tcMar>
+              <w:top w:w="100" w:type="dxa"/>
+              <w:bottom w:w="100" w:type="dxa"/>
+              <w:left w:w="120" w:type="dxa"/>
+              <w:right w:w="120" w:type="dxa"/>
+            </w:tcMar>
+            <w:tcBorders>
+              <w:top w:val="single" w:sz="4" w:space="0" w:color="CCCCCC"/>
+              <w:bottom w:val="single" w:sz="4" w:space="0" w:color="CCCCCC"/>
+              <w:left w:val="single" w:sz="4" w:space="0" w:color="CCCCCC"/>
+              <w:right w:val="single" w:sz="4" w:space="0" w:color="CCCCCC"/>
+            </w:tcBorders>
+          </w:tcPr>
+          <w:p>
+            <w:pPr>
+              <w:spacing w:before="60" w:after="60" w:line="252" w:lineRule="auto"/>
+              <w:jc w:val="left"/>
+            </w:pPr>
+            <w:r/>
+            <w:r>
+              <w:t>662.25</w:t>
+            </w:r>
+          </w:p>
+        </w:tc>
+        <w:tc>
+          <w:tcPr>
+            <w:tcW w:type="dxa" w:w="1152"/>
+            <w:shd w:fill="FFFFFF"/>
+            <w:tcMar>
+              <w:top w:w="100" w:type="dxa"/>
+              <w:bottom w:w="100" w:type="dxa"/>
+              <w:left w:w="120" w:type="dxa"/>
+              <w:right w:w="120" w:type="dxa"/>
+            </w:tcMar>
+            <w:tcBorders>
+              <w:top w:val="single" w:sz="4" w:space="0" w:color="CCCCCC"/>
+              <w:bottom w:val="single" w:sz="4" w:space="0" w:color="CCCCCC"/>
+              <w:left w:val="single" w:sz="4" w:space="0" w:color="CCCCCC"/>
+              <w:right w:val="single" w:sz="4" w:space="0" w:color="CCCCCC"/>
+            </w:tcBorders>
+          </w:tcPr>
+          <w:p>
+            <w:pPr>
+              <w:spacing w:before="60" w:after="60" w:line="252" w:lineRule="auto"/>
+              <w:jc w:val="left"/>
+            </w:pPr>
+            <w:r/>
+            <w:r>
+              <w:t>649.00</w:t>
+            </w:r>
+          </w:p>
+        </w:tc>
+        <w:tc>
+          <w:tcPr>
+            <w:tcW w:type="dxa" w:w="1728"/>
+            <w:shd w:fill="FFFFFF"/>
             <w:tcMar>
               <w:top w:w="100" w:type="dxa"/>
               <w:bottom w:w="100" w:type="dxa"/>
@@ -26792,241 +27027,6 @@
         <w:tc>
           <w:tcPr>
             <w:tcW w:type="dxa" w:w="3456"/>
-            <w:shd w:fill="F8FAFC"/>
-            <w:tcMar>
-              <w:top w:w="100" w:type="dxa"/>
-              <w:bottom w:w="100" w:type="dxa"/>
-              <w:left w:w="120" w:type="dxa"/>
-              <w:right w:w="120" w:type="dxa"/>
-            </w:tcMar>
-            <w:tcBorders>
-              <w:top w:val="single" w:sz="4" w:space="0" w:color="CCCCCC"/>
-              <w:bottom w:val="single" w:sz="4" w:space="0" w:color="CCCCCC"/>
-              <w:left w:val="single" w:sz="4" w:space="0" w:color="CCCCCC"/>
-              <w:right w:val="single" w:sz="4" w:space="0" w:color="CCCCCC"/>
-            </w:tcBorders>
-          </w:tcPr>
-          <w:p>
-            <w:pPr>
-              <w:spacing w:before="60" w:after="60" w:line="252" w:lineRule="auto"/>
-              <w:jc w:val="left"/>
-            </w:pPr>
-            <w:r/>
-            <w:r>
-              <w:rPr>
-                <w:b/>
-              </w:rPr>
-              <w:t>+2.00</w:t>
-            </w:r>
-          </w:p>
-        </w:tc>
-        <w:tc>
-          <w:tcPr>
-            <w:tcW w:type="dxa" w:w="1440"/>
-            <w:shd w:fill="F8FAFC"/>
-            <w:tcMar>
-              <w:top w:w="100" w:type="dxa"/>
-              <w:bottom w:w="100" w:type="dxa"/>
-              <w:left w:w="120" w:type="dxa"/>
-              <w:right w:w="120" w:type="dxa"/>
-            </w:tcMar>
-            <w:tcBorders>
-              <w:top w:val="single" w:sz="4" w:space="0" w:color="CCCCCC"/>
-              <w:bottom w:val="single" w:sz="4" w:space="0" w:color="CCCCCC"/>
-              <w:left w:val="single" w:sz="4" w:space="0" w:color="CCCCCC"/>
-              <w:right w:val="single" w:sz="4" w:space="0" w:color="CCCCCC"/>
-            </w:tcBorders>
-          </w:tcPr>
-          <w:p>
-            <w:pPr>
-              <w:spacing w:before="60" w:after="60" w:line="252" w:lineRule="auto"/>
-              <w:jc w:val="left"/>
-            </w:pPr>
-            <w:r/>
-            <w:r>
-              <w:t>BULL</w:t>
-            </w:r>
-          </w:p>
-        </w:tc>
-      </w:tr>
-      <w:tr>
-        <w:tc>
-          <w:tcPr>
-            <w:tcW w:type="dxa" w:w="1584"/>
-            <w:shd w:fill="FFFFFF"/>
-            <w:tcMar>
-              <w:top w:w="100" w:type="dxa"/>
-              <w:bottom w:w="100" w:type="dxa"/>
-              <w:left w:w="120" w:type="dxa"/>
-              <w:right w:w="120" w:type="dxa"/>
-            </w:tcMar>
-            <w:tcBorders>
-              <w:top w:val="single" w:sz="4" w:space="0" w:color="CCCCCC"/>
-              <w:bottom w:val="single" w:sz="4" w:space="0" w:color="CCCCCC"/>
-              <w:left w:val="single" w:sz="4" w:space="0" w:color="CCCCCC"/>
-              <w:right w:val="single" w:sz="4" w:space="0" w:color="CCCCCC"/>
-            </w:tcBorders>
-          </w:tcPr>
-          <w:p>
-            <w:pPr>
-              <w:spacing w:before="60" w:after="60" w:line="252" w:lineRule="auto"/>
-              <w:jc w:val="left"/>
-            </w:pPr>
-            <w:r/>
-            <w:r>
-              <w:rPr>
-                <w:b/>
-              </w:rPr>
-              <w:t>Tue 04/08</w:t>
-            </w:r>
-          </w:p>
-        </w:tc>
-        <w:tc>
-          <w:tcPr>
-            <w:tcW w:type="dxa" w:w="864"/>
-            <w:shd w:fill="FFFFFF"/>
-            <w:tcMar>
-              <w:top w:w="100" w:type="dxa"/>
-              <w:bottom w:w="100" w:type="dxa"/>
-              <w:left w:w="120" w:type="dxa"/>
-              <w:right w:w="120" w:type="dxa"/>
-            </w:tcMar>
-            <w:tcBorders>
-              <w:top w:val="single" w:sz="4" w:space="0" w:color="CCCCCC"/>
-              <w:bottom w:val="single" w:sz="4" w:space="0" w:color="CCCCCC"/>
-              <w:left w:val="single" w:sz="4" w:space="0" w:color="CCCCCC"/>
-              <w:right w:val="single" w:sz="4" w:space="0" w:color="CCCCCC"/>
-            </w:tcBorders>
-          </w:tcPr>
-          <w:p>
-            <w:pPr>
-              <w:spacing w:before="60" w:after="60" w:line="252" w:lineRule="auto"/>
-              <w:jc w:val="left"/>
-            </w:pPr>
-            <w:r/>
-            <w:r>
-              <w:t>NY Close 23-01</w:t>
-            </w:r>
-          </w:p>
-        </w:tc>
-        <w:tc>
-          <w:tcPr>
-            <w:tcW w:type="dxa" w:w="1440"/>
-            <w:shd w:fill="FFFFFF"/>
-            <w:tcMar>
-              <w:top w:w="100" w:type="dxa"/>
-              <w:bottom w:w="100" w:type="dxa"/>
-              <w:left w:w="120" w:type="dxa"/>
-              <w:right w:w="120" w:type="dxa"/>
-            </w:tcMar>
-            <w:tcBorders>
-              <w:top w:val="single" w:sz="4" w:space="0" w:color="CCCCCC"/>
-              <w:bottom w:val="single" w:sz="4" w:space="0" w:color="CCCCCC"/>
-              <w:left w:val="single" w:sz="4" w:space="0" w:color="CCCCCC"/>
-              <w:right w:val="single" w:sz="4" w:space="0" w:color="CCCCCC"/>
-            </w:tcBorders>
-          </w:tcPr>
-          <w:p>
-            <w:pPr>
-              <w:spacing w:before="60" w:after="60" w:line="252" w:lineRule="auto"/>
-              <w:jc w:val="left"/>
-            </w:pPr>
-            <w:r/>
-            <w:r>
-              <w:t>656.00</w:t>
-            </w:r>
-          </w:p>
-        </w:tc>
-        <w:tc>
-          <w:tcPr>
-            <w:tcW w:type="dxa" w:w="2016"/>
-            <w:shd w:fill="FFFFFF"/>
-            <w:tcMar>
-              <w:top w:w="100" w:type="dxa"/>
-              <w:bottom w:w="100" w:type="dxa"/>
-              <w:left w:w="120" w:type="dxa"/>
-              <w:right w:w="120" w:type="dxa"/>
-            </w:tcMar>
-            <w:tcBorders>
-              <w:top w:val="single" w:sz="4" w:space="0" w:color="CCCCCC"/>
-              <w:bottom w:val="single" w:sz="4" w:space="0" w:color="CCCCCC"/>
-              <w:left w:val="single" w:sz="4" w:space="0" w:color="CCCCCC"/>
-              <w:right w:val="single" w:sz="4" w:space="0" w:color="CCCCCC"/>
-            </w:tcBorders>
-          </w:tcPr>
-          <w:p>
-            <w:pPr>
-              <w:spacing w:before="60" w:after="60" w:line="252" w:lineRule="auto"/>
-              <w:jc w:val="left"/>
-            </w:pPr>
-            <w:r/>
-            <w:r>
-              <w:t>662.50</w:t>
-            </w:r>
-          </w:p>
-        </w:tc>
-        <w:tc>
-          <w:tcPr>
-            <w:tcW w:type="dxa" w:w="1152"/>
-            <w:shd w:fill="FFFFFF"/>
-            <w:tcMar>
-              <w:top w:w="100" w:type="dxa"/>
-              <w:bottom w:w="100" w:type="dxa"/>
-              <w:left w:w="120" w:type="dxa"/>
-              <w:right w:w="120" w:type="dxa"/>
-            </w:tcMar>
-            <w:tcBorders>
-              <w:top w:val="single" w:sz="4" w:space="0" w:color="CCCCCC"/>
-              <w:bottom w:val="single" w:sz="4" w:space="0" w:color="CCCCCC"/>
-              <w:left w:val="single" w:sz="4" w:space="0" w:color="CCCCCC"/>
-              <w:right w:val="single" w:sz="4" w:space="0" w:color="CCCCCC"/>
-            </w:tcBorders>
-          </w:tcPr>
-          <w:p>
-            <w:pPr>
-              <w:spacing w:before="60" w:after="60" w:line="252" w:lineRule="auto"/>
-              <w:jc w:val="left"/>
-            </w:pPr>
-            <w:r/>
-            <w:r>
-              <w:t>649.25</w:t>
-            </w:r>
-          </w:p>
-        </w:tc>
-        <w:tc>
-          <w:tcPr>
-            <w:tcW w:type="dxa" w:w="1728"/>
-            <w:shd w:fill="FFFFFF"/>
-            <w:tcMar>
-              <w:top w:w="100" w:type="dxa"/>
-              <w:bottom w:w="100" w:type="dxa"/>
-              <w:left w:w="120" w:type="dxa"/>
-              <w:right w:w="120" w:type="dxa"/>
-            </w:tcMar>
-            <w:tcBorders>
-              <w:top w:val="single" w:sz="4" w:space="0" w:color="CCCCCC"/>
-              <w:bottom w:val="single" w:sz="4" w:space="0" w:color="CCCCCC"/>
-              <w:left w:val="single" w:sz="4" w:space="0" w:color="CCCCCC"/>
-              <w:right w:val="single" w:sz="4" w:space="0" w:color="CCCCCC"/>
-            </w:tcBorders>
-          </w:tcPr>
-          <w:p>
-            <w:pPr>
-              <w:spacing w:before="60" w:after="60" w:line="252" w:lineRule="auto"/>
-              <w:jc w:val="left"/>
-            </w:pPr>
-            <w:r/>
-            <w:r>
-              <w:rPr>
-                <w:b/>
-              </w:rPr>
-              <w:t>656.25</w:t>
-            </w:r>
-          </w:p>
-        </w:tc>
-        <w:tc>
-          <w:tcPr>
-            <w:tcW w:type="dxa" w:w="3456"/>
             <w:shd w:fill="FFFFFF"/>
             <w:tcMar>
               <w:top w:w="100" w:type="dxa"/>
@@ -27168,7 +27168,7 @@
             </w:pPr>
             <w:r/>
             <w:r>
-              <w:t>656.25</w:t>
+              <w:t>656.00</w:t>
             </w:r>
           </w:p>
         </w:tc>
@@ -27196,7 +27196,7 @@
             </w:pPr>
             <w:r/>
             <w:r>
-              <w:t>666.50</w:t>
+              <w:t>666.25</w:t>
             </w:r>
           </w:p>
         </w:tc>
@@ -27224,7 +27224,1417 @@
             </w:pPr>
             <w:r/>
             <w:r>
-              <w:t>648.25</w:t>
+              <w:t>648.00</w:t>
+            </w:r>
+          </w:p>
+        </w:tc>
+        <w:tc>
+          <w:tcPr>
+            <w:tcW w:type="dxa" w:w="1728"/>
+            <w:shd w:fill="F8FAFC"/>
+            <w:tcMar>
+              <w:top w:w="100" w:type="dxa"/>
+              <w:bottom w:w="100" w:type="dxa"/>
+              <w:left w:w="120" w:type="dxa"/>
+              <w:right w:w="120" w:type="dxa"/>
+            </w:tcMar>
+            <w:tcBorders>
+              <w:top w:val="single" w:sz="4" w:space="0" w:color="CCCCCC"/>
+              <w:bottom w:val="single" w:sz="4" w:space="0" w:color="CCCCCC"/>
+              <w:left w:val="single" w:sz="4" w:space="0" w:color="CCCCCC"/>
+              <w:right w:val="single" w:sz="4" w:space="0" w:color="CCCCCC"/>
+            </w:tcBorders>
+          </w:tcPr>
+          <w:p>
+            <w:pPr>
+              <w:spacing w:before="60" w:after="60" w:line="252" w:lineRule="auto"/>
+              <w:jc w:val="left"/>
+            </w:pPr>
+            <w:r/>
+            <w:r>
+              <w:rPr>
+                <w:b/>
+              </w:rPr>
+              <w:t>656.50</w:t>
+            </w:r>
+          </w:p>
+        </w:tc>
+        <w:tc>
+          <w:tcPr>
+            <w:tcW w:type="dxa" w:w="3456"/>
+            <w:shd w:fill="F8FAFC"/>
+            <w:tcMar>
+              <w:top w:w="100" w:type="dxa"/>
+              <w:bottom w:w="100" w:type="dxa"/>
+              <w:left w:w="120" w:type="dxa"/>
+              <w:right w:w="120" w:type="dxa"/>
+            </w:tcMar>
+            <w:tcBorders>
+              <w:top w:val="single" w:sz="4" w:space="0" w:color="CCCCCC"/>
+              <w:bottom w:val="single" w:sz="4" w:space="0" w:color="CCCCCC"/>
+              <w:left w:val="single" w:sz="4" w:space="0" w:color="CCCCCC"/>
+              <w:right w:val="single" w:sz="4" w:space="0" w:color="CCCCCC"/>
+            </w:tcBorders>
+          </w:tcPr>
+          <w:p>
+            <w:pPr>
+              <w:spacing w:before="60" w:after="60" w:line="252" w:lineRule="auto"/>
+              <w:jc w:val="left"/>
+            </w:pPr>
+            <w:r/>
+            <w:r>
+              <w:rPr>
+                <w:b/>
+              </w:rPr>
+              <w:t>+0.50</w:t>
+            </w:r>
+          </w:p>
+        </w:tc>
+        <w:tc>
+          <w:tcPr>
+            <w:tcW w:type="dxa" w:w="1440"/>
+            <w:shd w:fill="F8FAFC"/>
+            <w:tcMar>
+              <w:top w:w="100" w:type="dxa"/>
+              <w:bottom w:w="100" w:type="dxa"/>
+              <w:left w:w="120" w:type="dxa"/>
+              <w:right w:w="120" w:type="dxa"/>
+            </w:tcMar>
+            <w:tcBorders>
+              <w:top w:val="single" w:sz="4" w:space="0" w:color="CCCCCC"/>
+              <w:bottom w:val="single" w:sz="4" w:space="0" w:color="CCCCCC"/>
+              <w:left w:val="single" w:sz="4" w:space="0" w:color="CCCCCC"/>
+              <w:right w:val="single" w:sz="4" w:space="0" w:color="CCCCCC"/>
+            </w:tcBorders>
+          </w:tcPr>
+          <w:p>
+            <w:pPr>
+              <w:spacing w:before="60" w:after="60" w:line="252" w:lineRule="auto"/>
+              <w:jc w:val="left"/>
+            </w:pPr>
+            <w:r/>
+            <w:r>
+              <w:t>BULL</w:t>
+            </w:r>
+          </w:p>
+        </w:tc>
+      </w:tr>
+      <w:tr>
+        <w:tc>
+          <w:tcPr>
+            <w:tcW w:type="dxa" w:w="1584"/>
+            <w:shd w:fill="FFFFFF"/>
+            <w:tcMar>
+              <w:top w:w="100" w:type="dxa"/>
+              <w:bottom w:w="100" w:type="dxa"/>
+              <w:left w:w="120" w:type="dxa"/>
+              <w:right w:w="120" w:type="dxa"/>
+            </w:tcMar>
+            <w:tcBorders>
+              <w:top w:val="single" w:sz="4" w:space="0" w:color="CCCCCC"/>
+              <w:bottom w:val="single" w:sz="4" w:space="0" w:color="CCCCCC"/>
+              <w:left w:val="single" w:sz="4" w:space="0" w:color="CCCCCC"/>
+              <w:right w:val="single" w:sz="4" w:space="0" w:color="CCCCCC"/>
+            </w:tcBorders>
+          </w:tcPr>
+          <w:p>
+            <w:pPr>
+              <w:spacing w:before="60" w:after="60" w:line="252" w:lineRule="auto"/>
+              <w:jc w:val="left"/>
+            </w:pPr>
+            <w:r/>
+            <w:r>
+              <w:rPr>
+                <w:b/>
+              </w:rPr>
+              <w:t>Wed 05/08</w:t>
+            </w:r>
+          </w:p>
+        </w:tc>
+        <w:tc>
+          <w:tcPr>
+            <w:tcW w:type="dxa" w:w="864"/>
+            <w:shd w:fill="FFFFFF"/>
+            <w:tcMar>
+              <w:top w:w="100" w:type="dxa"/>
+              <w:bottom w:w="100" w:type="dxa"/>
+              <w:left w:w="120" w:type="dxa"/>
+              <w:right w:w="120" w:type="dxa"/>
+            </w:tcMar>
+            <w:tcBorders>
+              <w:top w:val="single" w:sz="4" w:space="0" w:color="CCCCCC"/>
+              <w:bottom w:val="single" w:sz="4" w:space="0" w:color="CCCCCC"/>
+              <w:left w:val="single" w:sz="4" w:space="0" w:color="CCCCCC"/>
+              <w:right w:val="single" w:sz="4" w:space="0" w:color="CCCCCC"/>
+            </w:tcBorders>
+          </w:tcPr>
+          <w:p>
+            <w:pPr>
+              <w:spacing w:before="60" w:after="60" w:line="252" w:lineRule="auto"/>
+              <w:jc w:val="left"/>
+            </w:pPr>
+            <w:r/>
+            <w:r>
+              <w:t>Asia 11-15</w:t>
+            </w:r>
+          </w:p>
+        </w:tc>
+        <w:tc>
+          <w:tcPr>
+            <w:tcW w:type="dxa" w:w="1440"/>
+            <w:shd w:fill="FFFFFF"/>
+            <w:tcMar>
+              <w:top w:w="100" w:type="dxa"/>
+              <w:bottom w:w="100" w:type="dxa"/>
+              <w:left w:w="120" w:type="dxa"/>
+              <w:right w:w="120" w:type="dxa"/>
+            </w:tcMar>
+            <w:tcBorders>
+              <w:top w:val="single" w:sz="4" w:space="0" w:color="CCCCCC"/>
+              <w:bottom w:val="single" w:sz="4" w:space="0" w:color="CCCCCC"/>
+              <w:left w:val="single" w:sz="4" w:space="0" w:color="CCCCCC"/>
+              <w:right w:val="single" w:sz="4" w:space="0" w:color="CCCCCC"/>
+            </w:tcBorders>
+          </w:tcPr>
+          <w:p>
+            <w:pPr>
+              <w:spacing w:before="60" w:after="60" w:line="252" w:lineRule="auto"/>
+              <w:jc w:val="left"/>
+            </w:pPr>
+            <w:r/>
+            <w:r>
+              <w:t>656.50</w:t>
+            </w:r>
+          </w:p>
+        </w:tc>
+        <w:tc>
+          <w:tcPr>
+            <w:tcW w:type="dxa" w:w="2016"/>
+            <w:shd w:fill="FFFFFF"/>
+            <w:tcMar>
+              <w:top w:w="100" w:type="dxa"/>
+              <w:bottom w:w="100" w:type="dxa"/>
+              <w:left w:w="120" w:type="dxa"/>
+              <w:right w:w="120" w:type="dxa"/>
+            </w:tcMar>
+            <w:tcBorders>
+              <w:top w:val="single" w:sz="4" w:space="0" w:color="CCCCCC"/>
+              <w:bottom w:val="single" w:sz="4" w:space="0" w:color="CCCCCC"/>
+              <w:left w:val="single" w:sz="4" w:space="0" w:color="CCCCCC"/>
+              <w:right w:val="single" w:sz="4" w:space="0" w:color="CCCCCC"/>
+            </w:tcBorders>
+          </w:tcPr>
+          <w:p>
+            <w:pPr>
+              <w:spacing w:before="60" w:after="60" w:line="252" w:lineRule="auto"/>
+              <w:jc w:val="left"/>
+            </w:pPr>
+            <w:r/>
+            <w:r>
+              <w:t>663.50</w:t>
+            </w:r>
+          </w:p>
+        </w:tc>
+        <w:tc>
+          <w:tcPr>
+            <w:tcW w:type="dxa" w:w="1152"/>
+            <w:shd w:fill="FFFFFF"/>
+            <w:tcMar>
+              <w:top w:w="100" w:type="dxa"/>
+              <w:bottom w:w="100" w:type="dxa"/>
+              <w:left w:w="120" w:type="dxa"/>
+              <w:right w:w="120" w:type="dxa"/>
+            </w:tcMar>
+            <w:tcBorders>
+              <w:top w:val="single" w:sz="4" w:space="0" w:color="CCCCCC"/>
+              <w:bottom w:val="single" w:sz="4" w:space="0" w:color="CCCCCC"/>
+              <w:left w:val="single" w:sz="4" w:space="0" w:color="CCCCCC"/>
+              <w:right w:val="single" w:sz="4" w:space="0" w:color="CCCCCC"/>
+            </w:tcBorders>
+          </w:tcPr>
+          <w:p>
+            <w:pPr>
+              <w:spacing w:before="60" w:after="60" w:line="252" w:lineRule="auto"/>
+              <w:jc w:val="left"/>
+            </w:pPr>
+            <w:r/>
+            <w:r>
+              <w:t>650.50</w:t>
+            </w:r>
+          </w:p>
+        </w:tc>
+        <w:tc>
+          <w:tcPr>
+            <w:tcW w:type="dxa" w:w="1728"/>
+            <w:shd w:fill="FFFFFF"/>
+            <w:tcMar>
+              <w:top w:w="100" w:type="dxa"/>
+              <w:bottom w:w="100" w:type="dxa"/>
+              <w:left w:w="120" w:type="dxa"/>
+              <w:right w:w="120" w:type="dxa"/>
+            </w:tcMar>
+            <w:tcBorders>
+              <w:top w:val="single" w:sz="4" w:space="0" w:color="CCCCCC"/>
+              <w:bottom w:val="single" w:sz="4" w:space="0" w:color="CCCCCC"/>
+              <w:left w:val="single" w:sz="4" w:space="0" w:color="CCCCCC"/>
+              <w:right w:val="single" w:sz="4" w:space="0" w:color="CCCCCC"/>
+            </w:tcBorders>
+          </w:tcPr>
+          <w:p>
+            <w:pPr>
+              <w:spacing w:before="60" w:after="60" w:line="252" w:lineRule="auto"/>
+              <w:jc w:val="left"/>
+            </w:pPr>
+            <w:r/>
+            <w:r>
+              <w:rPr>
+                <w:b/>
+              </w:rPr>
+              <w:t>655.75</w:t>
+            </w:r>
+          </w:p>
+        </w:tc>
+        <w:tc>
+          <w:tcPr>
+            <w:tcW w:type="dxa" w:w="3456"/>
+            <w:shd w:fill="FFFFFF"/>
+            <w:tcMar>
+              <w:top w:w="100" w:type="dxa"/>
+              <w:bottom w:w="100" w:type="dxa"/>
+              <w:left w:w="120" w:type="dxa"/>
+              <w:right w:w="120" w:type="dxa"/>
+            </w:tcMar>
+            <w:tcBorders>
+              <w:top w:val="single" w:sz="4" w:space="0" w:color="CCCCCC"/>
+              <w:bottom w:val="single" w:sz="4" w:space="0" w:color="CCCCCC"/>
+              <w:left w:val="single" w:sz="4" w:space="0" w:color="CCCCCC"/>
+              <w:right w:val="single" w:sz="4" w:space="0" w:color="CCCCCC"/>
+            </w:tcBorders>
+          </w:tcPr>
+          <w:p>
+            <w:pPr>
+              <w:spacing w:before="60" w:after="60" w:line="252" w:lineRule="auto"/>
+              <w:jc w:val="left"/>
+            </w:pPr>
+            <w:r/>
+            <w:r>
+              <w:rPr>
+                <w:b/>
+              </w:rPr>
+              <w:t>-0.75</w:t>
+            </w:r>
+          </w:p>
+        </w:tc>
+        <w:tc>
+          <w:tcPr>
+            <w:tcW w:type="dxa" w:w="1440"/>
+            <w:shd w:fill="FFFFFF"/>
+            <w:tcMar>
+              <w:top w:w="100" w:type="dxa"/>
+              <w:bottom w:w="100" w:type="dxa"/>
+              <w:left w:w="120" w:type="dxa"/>
+              <w:right w:w="120" w:type="dxa"/>
+            </w:tcMar>
+            <w:tcBorders>
+              <w:top w:val="single" w:sz="4" w:space="0" w:color="CCCCCC"/>
+              <w:bottom w:val="single" w:sz="4" w:space="0" w:color="CCCCCC"/>
+              <w:left w:val="single" w:sz="4" w:space="0" w:color="CCCCCC"/>
+              <w:right w:val="single" w:sz="4" w:space="0" w:color="CCCCCC"/>
+            </w:tcBorders>
+          </w:tcPr>
+          <w:p>
+            <w:pPr>
+              <w:spacing w:before="60" w:after="60" w:line="252" w:lineRule="auto"/>
+              <w:jc w:val="left"/>
+            </w:pPr>
+            <w:r/>
+            <w:r>
+              <w:t>BEAR</w:t>
+            </w:r>
+          </w:p>
+        </w:tc>
+      </w:tr>
+      <w:tr>
+        <w:tc>
+          <w:tcPr>
+            <w:tcW w:type="dxa" w:w="1584"/>
+            <w:shd w:fill="F8FAFC"/>
+            <w:tcMar>
+              <w:top w:w="100" w:type="dxa"/>
+              <w:bottom w:w="100" w:type="dxa"/>
+              <w:left w:w="120" w:type="dxa"/>
+              <w:right w:w="120" w:type="dxa"/>
+            </w:tcMar>
+            <w:tcBorders>
+              <w:top w:val="single" w:sz="4" w:space="0" w:color="CCCCCC"/>
+              <w:bottom w:val="single" w:sz="4" w:space="0" w:color="CCCCCC"/>
+              <w:left w:val="single" w:sz="4" w:space="0" w:color="CCCCCC"/>
+              <w:right w:val="single" w:sz="4" w:space="0" w:color="CCCCCC"/>
+            </w:tcBorders>
+          </w:tcPr>
+          <w:p>
+            <w:pPr>
+              <w:spacing w:before="60" w:after="60" w:line="252" w:lineRule="auto"/>
+              <w:jc w:val="left"/>
+            </w:pPr>
+            <w:r/>
+            <w:r>
+              <w:rPr>
+                <w:b/>
+              </w:rPr>
+              <w:t>Wed 05/08</w:t>
+            </w:r>
+          </w:p>
+        </w:tc>
+        <w:tc>
+          <w:tcPr>
+            <w:tcW w:type="dxa" w:w="864"/>
+            <w:shd w:fill="F8FAFC"/>
+            <w:tcMar>
+              <w:top w:w="100" w:type="dxa"/>
+              <w:bottom w:w="100" w:type="dxa"/>
+              <w:left w:w="120" w:type="dxa"/>
+              <w:right w:w="120" w:type="dxa"/>
+            </w:tcMar>
+            <w:tcBorders>
+              <w:top w:val="single" w:sz="4" w:space="0" w:color="CCCCCC"/>
+              <w:bottom w:val="single" w:sz="4" w:space="0" w:color="CCCCCC"/>
+              <w:left w:val="single" w:sz="4" w:space="0" w:color="CCCCCC"/>
+              <w:right w:val="single" w:sz="4" w:space="0" w:color="CCCCCC"/>
+            </w:tcBorders>
+          </w:tcPr>
+          <w:p>
+            <w:pPr>
+              <w:spacing w:before="60" w:after="60" w:line="252" w:lineRule="auto"/>
+              <w:jc w:val="left"/>
+            </w:pPr>
+            <w:r/>
+            <w:r>
+              <w:t>London 15-19</w:t>
+            </w:r>
+          </w:p>
+        </w:tc>
+        <w:tc>
+          <w:tcPr>
+            <w:tcW w:type="dxa" w:w="1440"/>
+            <w:shd w:fill="F8FAFC"/>
+            <w:tcMar>
+              <w:top w:w="100" w:type="dxa"/>
+              <w:bottom w:w="100" w:type="dxa"/>
+              <w:left w:w="120" w:type="dxa"/>
+              <w:right w:w="120" w:type="dxa"/>
+            </w:tcMar>
+            <w:tcBorders>
+              <w:top w:val="single" w:sz="4" w:space="0" w:color="CCCCCC"/>
+              <w:bottom w:val="single" w:sz="4" w:space="0" w:color="CCCCCC"/>
+              <w:left w:val="single" w:sz="4" w:space="0" w:color="CCCCCC"/>
+              <w:right w:val="single" w:sz="4" w:space="0" w:color="CCCCCC"/>
+            </w:tcBorders>
+          </w:tcPr>
+          <w:p>
+            <w:pPr>
+              <w:spacing w:before="60" w:after="60" w:line="252" w:lineRule="auto"/>
+              <w:jc w:val="left"/>
+            </w:pPr>
+            <w:r/>
+            <w:r>
+              <w:t>655.75</w:t>
+            </w:r>
+          </w:p>
+        </w:tc>
+        <w:tc>
+          <w:tcPr>
+            <w:tcW w:type="dxa" w:w="2016"/>
+            <w:shd w:fill="F8FAFC"/>
+            <w:tcMar>
+              <w:top w:w="100" w:type="dxa"/>
+              <w:bottom w:w="100" w:type="dxa"/>
+              <w:left w:w="120" w:type="dxa"/>
+              <w:right w:w="120" w:type="dxa"/>
+            </w:tcMar>
+            <w:tcBorders>
+              <w:top w:val="single" w:sz="4" w:space="0" w:color="CCCCCC"/>
+              <w:bottom w:val="single" w:sz="4" w:space="0" w:color="CCCCCC"/>
+              <w:left w:val="single" w:sz="4" w:space="0" w:color="CCCCCC"/>
+              <w:right w:val="single" w:sz="4" w:space="0" w:color="CCCCCC"/>
+            </w:tcBorders>
+          </w:tcPr>
+          <w:p>
+            <w:pPr>
+              <w:spacing w:before="60" w:after="60" w:line="252" w:lineRule="auto"/>
+              <w:jc w:val="left"/>
+            </w:pPr>
+            <w:r/>
+            <w:r>
+              <w:t>669.25</w:t>
+            </w:r>
+          </w:p>
+        </w:tc>
+        <w:tc>
+          <w:tcPr>
+            <w:tcW w:type="dxa" w:w="1152"/>
+            <w:shd w:fill="F8FAFC"/>
+            <w:tcMar>
+              <w:top w:w="100" w:type="dxa"/>
+              <w:bottom w:w="100" w:type="dxa"/>
+              <w:left w:w="120" w:type="dxa"/>
+              <w:right w:w="120" w:type="dxa"/>
+            </w:tcMar>
+            <w:tcBorders>
+              <w:top w:val="single" w:sz="4" w:space="0" w:color="CCCCCC"/>
+              <w:bottom w:val="single" w:sz="4" w:space="0" w:color="CCCCCC"/>
+              <w:left w:val="single" w:sz="4" w:space="0" w:color="CCCCCC"/>
+              <w:right w:val="single" w:sz="4" w:space="0" w:color="CCCCCC"/>
+            </w:tcBorders>
+          </w:tcPr>
+          <w:p>
+            <w:pPr>
+              <w:spacing w:before="60" w:after="60" w:line="252" w:lineRule="auto"/>
+              <w:jc w:val="left"/>
+            </w:pPr>
+            <w:r/>
+            <w:r>
+              <w:t>642.75</w:t>
+            </w:r>
+          </w:p>
+        </w:tc>
+        <w:tc>
+          <w:tcPr>
+            <w:tcW w:type="dxa" w:w="1728"/>
+            <w:shd w:fill="F8FAFC"/>
+            <w:tcMar>
+              <w:top w:w="100" w:type="dxa"/>
+              <w:bottom w:w="100" w:type="dxa"/>
+              <w:left w:w="120" w:type="dxa"/>
+              <w:right w:w="120" w:type="dxa"/>
+            </w:tcMar>
+            <w:tcBorders>
+              <w:top w:val="single" w:sz="4" w:space="0" w:color="CCCCCC"/>
+              <w:bottom w:val="single" w:sz="4" w:space="0" w:color="CCCCCC"/>
+              <w:left w:val="single" w:sz="4" w:space="0" w:color="CCCCCC"/>
+              <w:right w:val="single" w:sz="4" w:space="0" w:color="CCCCCC"/>
+            </w:tcBorders>
+          </w:tcPr>
+          <w:p>
+            <w:pPr>
+              <w:spacing w:before="60" w:after="60" w:line="252" w:lineRule="auto"/>
+              <w:jc w:val="left"/>
+            </w:pPr>
+            <w:r/>
+            <w:r>
+              <w:rPr>
+                <w:b/>
+              </w:rPr>
+              <w:t>657.50</w:t>
+            </w:r>
+          </w:p>
+        </w:tc>
+        <w:tc>
+          <w:tcPr>
+            <w:tcW w:type="dxa" w:w="3456"/>
+            <w:shd w:fill="F8FAFC"/>
+            <w:tcMar>
+              <w:top w:w="100" w:type="dxa"/>
+              <w:bottom w:w="100" w:type="dxa"/>
+              <w:left w:w="120" w:type="dxa"/>
+              <w:right w:w="120" w:type="dxa"/>
+            </w:tcMar>
+            <w:tcBorders>
+              <w:top w:val="single" w:sz="4" w:space="0" w:color="CCCCCC"/>
+              <w:bottom w:val="single" w:sz="4" w:space="0" w:color="CCCCCC"/>
+              <w:left w:val="single" w:sz="4" w:space="0" w:color="CCCCCC"/>
+              <w:right w:val="single" w:sz="4" w:space="0" w:color="CCCCCC"/>
+            </w:tcBorders>
+          </w:tcPr>
+          <w:p>
+            <w:pPr>
+              <w:spacing w:before="60" w:after="60" w:line="252" w:lineRule="auto"/>
+              <w:jc w:val="left"/>
+            </w:pPr>
+            <w:r/>
+            <w:r>
+              <w:rPr>
+                <w:b/>
+              </w:rPr>
+              <w:t>+1.75</w:t>
+            </w:r>
+          </w:p>
+        </w:tc>
+        <w:tc>
+          <w:tcPr>
+            <w:tcW w:type="dxa" w:w="1440"/>
+            <w:shd w:fill="F8FAFC"/>
+            <w:tcMar>
+              <w:top w:w="100" w:type="dxa"/>
+              <w:bottom w:w="100" w:type="dxa"/>
+              <w:left w:w="120" w:type="dxa"/>
+              <w:right w:w="120" w:type="dxa"/>
+            </w:tcMar>
+            <w:tcBorders>
+              <w:top w:val="single" w:sz="4" w:space="0" w:color="CCCCCC"/>
+              <w:bottom w:val="single" w:sz="4" w:space="0" w:color="CCCCCC"/>
+              <w:left w:val="single" w:sz="4" w:space="0" w:color="CCCCCC"/>
+              <w:right w:val="single" w:sz="4" w:space="0" w:color="CCCCCC"/>
+            </w:tcBorders>
+          </w:tcPr>
+          <w:p>
+            <w:pPr>
+              <w:spacing w:before="60" w:after="60" w:line="252" w:lineRule="auto"/>
+              <w:jc w:val="left"/>
+            </w:pPr>
+            <w:r/>
+            <w:r>
+              <w:t>BULL</w:t>
+            </w:r>
+          </w:p>
+        </w:tc>
+      </w:tr>
+      <w:tr>
+        <w:tc>
+          <w:tcPr>
+            <w:tcW w:type="dxa" w:w="1584"/>
+            <w:shd w:fill="FFFFFF"/>
+            <w:tcMar>
+              <w:top w:w="100" w:type="dxa"/>
+              <w:bottom w:w="100" w:type="dxa"/>
+              <w:left w:w="120" w:type="dxa"/>
+              <w:right w:w="120" w:type="dxa"/>
+            </w:tcMar>
+            <w:tcBorders>
+              <w:top w:val="single" w:sz="4" w:space="0" w:color="CCCCCC"/>
+              <w:bottom w:val="single" w:sz="4" w:space="0" w:color="CCCCCC"/>
+              <w:left w:val="single" w:sz="4" w:space="0" w:color="CCCCCC"/>
+              <w:right w:val="single" w:sz="4" w:space="0" w:color="CCCCCC"/>
+            </w:tcBorders>
+          </w:tcPr>
+          <w:p>
+            <w:pPr>
+              <w:spacing w:before="60" w:after="60" w:line="252" w:lineRule="auto"/>
+              <w:jc w:val="left"/>
+            </w:pPr>
+            <w:r/>
+            <w:r>
+              <w:rPr>
+                <w:b/>
+              </w:rPr>
+              <w:t>Wed 05/08</w:t>
+            </w:r>
+          </w:p>
+        </w:tc>
+        <w:tc>
+          <w:tcPr>
+            <w:tcW w:type="dxa" w:w="864"/>
+            <w:shd w:fill="FFFFFF"/>
+            <w:tcMar>
+              <w:top w:w="100" w:type="dxa"/>
+              <w:bottom w:w="100" w:type="dxa"/>
+              <w:left w:w="120" w:type="dxa"/>
+              <w:right w:w="120" w:type="dxa"/>
+            </w:tcMar>
+            <w:tcBorders>
+              <w:top w:val="single" w:sz="4" w:space="0" w:color="CCCCCC"/>
+              <w:bottom w:val="single" w:sz="4" w:space="0" w:color="CCCCCC"/>
+              <w:left w:val="single" w:sz="4" w:space="0" w:color="CCCCCC"/>
+              <w:right w:val="single" w:sz="4" w:space="0" w:color="CCCCCC"/>
+            </w:tcBorders>
+          </w:tcPr>
+          <w:p>
+            <w:pPr>
+              <w:spacing w:before="60" w:after="60" w:line="252" w:lineRule="auto"/>
+              <w:jc w:val="left"/>
+            </w:pPr>
+            <w:r/>
+            <w:r>
+              <w:t>Pre-NY 19-21</w:t>
+            </w:r>
+          </w:p>
+        </w:tc>
+        <w:tc>
+          <w:tcPr>
+            <w:tcW w:type="dxa" w:w="1440"/>
+            <w:shd w:fill="FFFFFF"/>
+            <w:tcMar>
+              <w:top w:w="100" w:type="dxa"/>
+              <w:bottom w:w="100" w:type="dxa"/>
+              <w:left w:w="120" w:type="dxa"/>
+              <w:right w:w="120" w:type="dxa"/>
+            </w:tcMar>
+            <w:tcBorders>
+              <w:top w:val="single" w:sz="4" w:space="0" w:color="CCCCCC"/>
+              <w:bottom w:val="single" w:sz="4" w:space="0" w:color="CCCCCC"/>
+              <w:left w:val="single" w:sz="4" w:space="0" w:color="CCCCCC"/>
+              <w:right w:val="single" w:sz="4" w:space="0" w:color="CCCCCC"/>
+            </w:tcBorders>
+          </w:tcPr>
+          <w:p>
+            <w:pPr>
+              <w:spacing w:before="60" w:after="60" w:line="252" w:lineRule="auto"/>
+              <w:jc w:val="left"/>
+            </w:pPr>
+            <w:r/>
+            <w:r>
+              <w:t>657.50</w:t>
+            </w:r>
+          </w:p>
+        </w:tc>
+        <w:tc>
+          <w:tcPr>
+            <w:tcW w:type="dxa" w:w="2016"/>
+            <w:shd w:fill="FFFFFF"/>
+            <w:tcMar>
+              <w:top w:w="100" w:type="dxa"/>
+              <w:bottom w:w="100" w:type="dxa"/>
+              <w:left w:w="120" w:type="dxa"/>
+              <w:right w:w="120" w:type="dxa"/>
+            </w:tcMar>
+            <w:tcBorders>
+              <w:top w:val="single" w:sz="4" w:space="0" w:color="CCCCCC"/>
+              <w:bottom w:val="single" w:sz="4" w:space="0" w:color="CCCCCC"/>
+              <w:left w:val="single" w:sz="4" w:space="0" w:color="CCCCCC"/>
+              <w:right w:val="single" w:sz="4" w:space="0" w:color="CCCCCC"/>
+            </w:tcBorders>
+          </w:tcPr>
+          <w:p>
+            <w:pPr>
+              <w:spacing w:before="60" w:after="60" w:line="252" w:lineRule="auto"/>
+              <w:jc w:val="left"/>
+            </w:pPr>
+            <w:r/>
+            <w:r>
+              <w:t>666.75</w:t>
+            </w:r>
+          </w:p>
+        </w:tc>
+        <w:tc>
+          <w:tcPr>
+            <w:tcW w:type="dxa" w:w="1152"/>
+            <w:shd w:fill="FFFFFF"/>
+            <w:tcMar>
+              <w:top w:w="100" w:type="dxa"/>
+              <w:bottom w:w="100" w:type="dxa"/>
+              <w:left w:w="120" w:type="dxa"/>
+              <w:right w:w="120" w:type="dxa"/>
+            </w:tcMar>
+            <w:tcBorders>
+              <w:top w:val="single" w:sz="4" w:space="0" w:color="CCCCCC"/>
+              <w:bottom w:val="single" w:sz="4" w:space="0" w:color="CCCCCC"/>
+              <w:left w:val="single" w:sz="4" w:space="0" w:color="CCCCCC"/>
+              <w:right w:val="single" w:sz="4" w:space="0" w:color="CCCCCC"/>
+            </w:tcBorders>
+          </w:tcPr>
+          <w:p>
+            <w:pPr>
+              <w:spacing w:before="60" w:after="60" w:line="252" w:lineRule="auto"/>
+              <w:jc w:val="left"/>
+            </w:pPr>
+            <w:r/>
+            <w:r>
+              <w:t>646.75</w:t>
+            </w:r>
+          </w:p>
+        </w:tc>
+        <w:tc>
+          <w:tcPr>
+            <w:tcW w:type="dxa" w:w="1728"/>
+            <w:shd w:fill="FFFFFF"/>
+            <w:tcMar>
+              <w:top w:w="100" w:type="dxa"/>
+              <w:bottom w:w="100" w:type="dxa"/>
+              <w:left w:w="120" w:type="dxa"/>
+              <w:right w:w="120" w:type="dxa"/>
+            </w:tcMar>
+            <w:tcBorders>
+              <w:top w:val="single" w:sz="4" w:space="0" w:color="CCCCCC"/>
+              <w:bottom w:val="single" w:sz="4" w:space="0" w:color="CCCCCC"/>
+              <w:left w:val="single" w:sz="4" w:space="0" w:color="CCCCCC"/>
+              <w:right w:val="single" w:sz="4" w:space="0" w:color="CCCCCC"/>
+            </w:tcBorders>
+          </w:tcPr>
+          <w:p>
+            <w:pPr>
+              <w:spacing w:before="60" w:after="60" w:line="252" w:lineRule="auto"/>
+              <w:jc w:val="left"/>
+            </w:pPr>
+            <w:r/>
+            <w:r>
+              <w:rPr>
+                <w:b/>
+              </w:rPr>
+              <w:t>658.00</w:t>
+            </w:r>
+          </w:p>
+        </w:tc>
+        <w:tc>
+          <w:tcPr>
+            <w:tcW w:type="dxa" w:w="3456"/>
+            <w:shd w:fill="FFFFFF"/>
+            <w:tcMar>
+              <w:top w:w="100" w:type="dxa"/>
+              <w:bottom w:w="100" w:type="dxa"/>
+              <w:left w:w="120" w:type="dxa"/>
+              <w:right w:w="120" w:type="dxa"/>
+            </w:tcMar>
+            <w:tcBorders>
+              <w:top w:val="single" w:sz="4" w:space="0" w:color="CCCCCC"/>
+              <w:bottom w:val="single" w:sz="4" w:space="0" w:color="CCCCCC"/>
+              <w:left w:val="single" w:sz="4" w:space="0" w:color="CCCCCC"/>
+              <w:right w:val="single" w:sz="4" w:space="0" w:color="CCCCCC"/>
+            </w:tcBorders>
+          </w:tcPr>
+          <w:p>
+            <w:pPr>
+              <w:spacing w:before="60" w:after="60" w:line="252" w:lineRule="auto"/>
+              <w:jc w:val="left"/>
+            </w:pPr>
+            <w:r/>
+            <w:r>
+              <w:rPr>
+                <w:b/>
+              </w:rPr>
+              <w:t>+0.50</w:t>
+            </w:r>
+          </w:p>
+        </w:tc>
+        <w:tc>
+          <w:tcPr>
+            <w:tcW w:type="dxa" w:w="1440"/>
+            <w:shd w:fill="FFFFFF"/>
+            <w:tcMar>
+              <w:top w:w="100" w:type="dxa"/>
+              <w:bottom w:w="100" w:type="dxa"/>
+              <w:left w:w="120" w:type="dxa"/>
+              <w:right w:w="120" w:type="dxa"/>
+            </w:tcMar>
+            <w:tcBorders>
+              <w:top w:val="single" w:sz="4" w:space="0" w:color="CCCCCC"/>
+              <w:bottom w:val="single" w:sz="4" w:space="0" w:color="CCCCCC"/>
+              <w:left w:val="single" w:sz="4" w:space="0" w:color="CCCCCC"/>
+              <w:right w:val="single" w:sz="4" w:space="0" w:color="CCCCCC"/>
+            </w:tcBorders>
+          </w:tcPr>
+          <w:p>
+            <w:pPr>
+              <w:spacing w:before="60" w:after="60" w:line="252" w:lineRule="auto"/>
+              <w:jc w:val="left"/>
+            </w:pPr>
+            <w:r/>
+            <w:r>
+              <w:t>BULL</w:t>
+            </w:r>
+          </w:p>
+        </w:tc>
+      </w:tr>
+      <w:tr>
+        <w:tc>
+          <w:tcPr>
+            <w:tcW w:type="dxa" w:w="1584"/>
+            <w:shd w:fill="F8FAFC"/>
+            <w:tcMar>
+              <w:top w:w="100" w:type="dxa"/>
+              <w:bottom w:w="100" w:type="dxa"/>
+              <w:left w:w="120" w:type="dxa"/>
+              <w:right w:w="120" w:type="dxa"/>
+            </w:tcMar>
+            <w:tcBorders>
+              <w:top w:val="single" w:sz="4" w:space="0" w:color="CCCCCC"/>
+              <w:bottom w:val="single" w:sz="4" w:space="0" w:color="CCCCCC"/>
+              <w:left w:val="single" w:sz="4" w:space="0" w:color="CCCCCC"/>
+              <w:right w:val="single" w:sz="4" w:space="0" w:color="CCCCCC"/>
+            </w:tcBorders>
+          </w:tcPr>
+          <w:p>
+            <w:pPr>
+              <w:spacing w:before="60" w:after="60" w:line="252" w:lineRule="auto"/>
+              <w:jc w:val="left"/>
+            </w:pPr>
+            <w:r/>
+            <w:r>
+              <w:rPr>
+                <w:b/>
+              </w:rPr>
+              <w:t>Wed 05/08</w:t>
+            </w:r>
+          </w:p>
+        </w:tc>
+        <w:tc>
+          <w:tcPr>
+            <w:tcW w:type="dxa" w:w="864"/>
+            <w:shd w:fill="F8FAFC"/>
+            <w:tcMar>
+              <w:top w:w="100" w:type="dxa"/>
+              <w:bottom w:w="100" w:type="dxa"/>
+              <w:left w:w="120" w:type="dxa"/>
+              <w:right w:w="120" w:type="dxa"/>
+            </w:tcMar>
+            <w:tcBorders>
+              <w:top w:val="single" w:sz="4" w:space="0" w:color="CCCCCC"/>
+              <w:bottom w:val="single" w:sz="4" w:space="0" w:color="CCCCCC"/>
+              <w:left w:val="single" w:sz="4" w:space="0" w:color="CCCCCC"/>
+              <w:right w:val="single" w:sz="4" w:space="0" w:color="CCCCCC"/>
+            </w:tcBorders>
+          </w:tcPr>
+          <w:p>
+            <w:pPr>
+              <w:spacing w:before="60" w:after="60" w:line="252" w:lineRule="auto"/>
+              <w:jc w:val="left"/>
+            </w:pPr>
+            <w:r/>
+            <w:r>
+              <w:t>NY Open 21-23</w:t>
+            </w:r>
+          </w:p>
+        </w:tc>
+        <w:tc>
+          <w:tcPr>
+            <w:tcW w:type="dxa" w:w="1440"/>
+            <w:shd w:fill="F8FAFC"/>
+            <w:tcMar>
+              <w:top w:w="100" w:type="dxa"/>
+              <w:bottom w:w="100" w:type="dxa"/>
+              <w:left w:w="120" w:type="dxa"/>
+              <w:right w:w="120" w:type="dxa"/>
+            </w:tcMar>
+            <w:tcBorders>
+              <w:top w:val="single" w:sz="4" w:space="0" w:color="CCCCCC"/>
+              <w:bottom w:val="single" w:sz="4" w:space="0" w:color="CCCCCC"/>
+              <w:left w:val="single" w:sz="4" w:space="0" w:color="CCCCCC"/>
+              <w:right w:val="single" w:sz="4" w:space="0" w:color="CCCCCC"/>
+            </w:tcBorders>
+          </w:tcPr>
+          <w:p>
+            <w:pPr>
+              <w:spacing w:before="60" w:after="60" w:line="252" w:lineRule="auto"/>
+              <w:jc w:val="left"/>
+            </w:pPr>
+            <w:r/>
+            <w:r>
+              <w:t>658.00</w:t>
+            </w:r>
+          </w:p>
+        </w:tc>
+        <w:tc>
+          <w:tcPr>
+            <w:tcW w:type="dxa" w:w="2016"/>
+            <w:shd w:fill="F8FAFC"/>
+            <w:tcMar>
+              <w:top w:w="100" w:type="dxa"/>
+              <w:bottom w:w="100" w:type="dxa"/>
+              <w:left w:w="120" w:type="dxa"/>
+              <w:right w:w="120" w:type="dxa"/>
+            </w:tcMar>
+            <w:tcBorders>
+              <w:top w:val="single" w:sz="4" w:space="0" w:color="CCCCCC"/>
+              <w:bottom w:val="single" w:sz="4" w:space="0" w:color="CCCCCC"/>
+              <w:left w:val="single" w:sz="4" w:space="0" w:color="CCCCCC"/>
+              <w:right w:val="single" w:sz="4" w:space="0" w:color="CCCCCC"/>
+            </w:tcBorders>
+          </w:tcPr>
+          <w:p>
+            <w:pPr>
+              <w:spacing w:before="60" w:after="60" w:line="252" w:lineRule="auto"/>
+              <w:jc w:val="left"/>
+            </w:pPr>
+            <w:r/>
+            <w:r>
+              <w:t>670.25</w:t>
+            </w:r>
+          </w:p>
+        </w:tc>
+        <w:tc>
+          <w:tcPr>
+            <w:tcW w:type="dxa" w:w="1152"/>
+            <w:shd w:fill="F8FAFC"/>
+            <w:tcMar>
+              <w:top w:w="100" w:type="dxa"/>
+              <w:bottom w:w="100" w:type="dxa"/>
+              <w:left w:w="120" w:type="dxa"/>
+              <w:right w:w="120" w:type="dxa"/>
+            </w:tcMar>
+            <w:tcBorders>
+              <w:top w:val="single" w:sz="4" w:space="0" w:color="CCCCCC"/>
+              <w:bottom w:val="single" w:sz="4" w:space="0" w:color="CCCCCC"/>
+              <w:left w:val="single" w:sz="4" w:space="0" w:color="CCCCCC"/>
+              <w:right w:val="single" w:sz="4" w:space="0" w:color="CCCCCC"/>
+            </w:tcBorders>
+          </w:tcPr>
+          <w:p>
+            <w:pPr>
+              <w:spacing w:before="60" w:after="60" w:line="252" w:lineRule="auto"/>
+              <w:jc w:val="left"/>
+            </w:pPr>
+            <w:r/>
+            <w:r>
+              <w:t>643.75</w:t>
+            </w:r>
+          </w:p>
+        </w:tc>
+        <w:tc>
+          <w:tcPr>
+            <w:tcW w:type="dxa" w:w="1728"/>
+            <w:shd w:fill="F8FAFC"/>
+            <w:tcMar>
+              <w:top w:w="100" w:type="dxa"/>
+              <w:bottom w:w="100" w:type="dxa"/>
+              <w:left w:w="120" w:type="dxa"/>
+              <w:right w:w="120" w:type="dxa"/>
+            </w:tcMar>
+            <w:tcBorders>
+              <w:top w:val="single" w:sz="4" w:space="0" w:color="CCCCCC"/>
+              <w:bottom w:val="single" w:sz="4" w:space="0" w:color="CCCCCC"/>
+              <w:left w:val="single" w:sz="4" w:space="0" w:color="CCCCCC"/>
+              <w:right w:val="single" w:sz="4" w:space="0" w:color="CCCCCC"/>
+            </w:tcBorders>
+          </w:tcPr>
+          <w:p>
+            <w:pPr>
+              <w:spacing w:before="60" w:after="60" w:line="252" w:lineRule="auto"/>
+              <w:jc w:val="left"/>
+            </w:pPr>
+            <w:r/>
+            <w:r>
+              <w:rPr>
+                <w:b/>
+              </w:rPr>
+              <w:t>656.50</w:t>
+            </w:r>
+          </w:p>
+        </w:tc>
+        <w:tc>
+          <w:tcPr>
+            <w:tcW w:type="dxa" w:w="3456"/>
+            <w:shd w:fill="F8FAFC"/>
+            <w:tcMar>
+              <w:top w:w="100" w:type="dxa"/>
+              <w:bottom w:w="100" w:type="dxa"/>
+              <w:left w:w="120" w:type="dxa"/>
+              <w:right w:w="120" w:type="dxa"/>
+            </w:tcMar>
+            <w:tcBorders>
+              <w:top w:val="single" w:sz="4" w:space="0" w:color="CCCCCC"/>
+              <w:bottom w:val="single" w:sz="4" w:space="0" w:color="CCCCCC"/>
+              <w:left w:val="single" w:sz="4" w:space="0" w:color="CCCCCC"/>
+              <w:right w:val="single" w:sz="4" w:space="0" w:color="CCCCCC"/>
+            </w:tcBorders>
+          </w:tcPr>
+          <w:p>
+            <w:pPr>
+              <w:spacing w:before="60" w:after="60" w:line="252" w:lineRule="auto"/>
+              <w:jc w:val="left"/>
+            </w:pPr>
+            <w:r/>
+            <w:r>
+              <w:rPr>
+                <w:b/>
+              </w:rPr>
+              <w:t>-1.50</w:t>
+            </w:r>
+          </w:p>
+        </w:tc>
+        <w:tc>
+          <w:tcPr>
+            <w:tcW w:type="dxa" w:w="1440"/>
+            <w:shd w:fill="F8FAFC"/>
+            <w:tcMar>
+              <w:top w:w="100" w:type="dxa"/>
+              <w:bottom w:w="100" w:type="dxa"/>
+              <w:left w:w="120" w:type="dxa"/>
+              <w:right w:w="120" w:type="dxa"/>
+            </w:tcMar>
+            <w:tcBorders>
+              <w:top w:val="single" w:sz="4" w:space="0" w:color="CCCCCC"/>
+              <w:bottom w:val="single" w:sz="4" w:space="0" w:color="CCCCCC"/>
+              <w:left w:val="single" w:sz="4" w:space="0" w:color="CCCCCC"/>
+              <w:right w:val="single" w:sz="4" w:space="0" w:color="CCCCCC"/>
+            </w:tcBorders>
+          </w:tcPr>
+          <w:p>
+            <w:pPr>
+              <w:spacing w:before="60" w:after="60" w:line="252" w:lineRule="auto"/>
+              <w:jc w:val="left"/>
+            </w:pPr>
+            <w:r/>
+            <w:r>
+              <w:t>BEAR</w:t>
+            </w:r>
+          </w:p>
+        </w:tc>
+      </w:tr>
+      <w:tr>
+        <w:tc>
+          <w:tcPr>
+            <w:tcW w:type="dxa" w:w="1584"/>
+            <w:shd w:fill="FFFFFF"/>
+            <w:tcMar>
+              <w:top w:w="100" w:type="dxa"/>
+              <w:bottom w:w="100" w:type="dxa"/>
+              <w:left w:w="120" w:type="dxa"/>
+              <w:right w:w="120" w:type="dxa"/>
+            </w:tcMar>
+            <w:tcBorders>
+              <w:top w:val="single" w:sz="4" w:space="0" w:color="CCCCCC"/>
+              <w:bottom w:val="single" w:sz="4" w:space="0" w:color="CCCCCC"/>
+              <w:left w:val="single" w:sz="4" w:space="0" w:color="CCCCCC"/>
+              <w:right w:val="single" w:sz="4" w:space="0" w:color="CCCCCC"/>
+            </w:tcBorders>
+          </w:tcPr>
+          <w:p>
+            <w:pPr>
+              <w:spacing w:before="60" w:after="60" w:line="252" w:lineRule="auto"/>
+              <w:jc w:val="left"/>
+            </w:pPr>
+            <w:r/>
+            <w:r>
+              <w:rPr>
+                <w:b/>
+              </w:rPr>
+              <w:t>Wed 05/08</w:t>
+            </w:r>
+          </w:p>
+        </w:tc>
+        <w:tc>
+          <w:tcPr>
+            <w:tcW w:type="dxa" w:w="864"/>
+            <w:shd w:fill="FFFFFF"/>
+            <w:tcMar>
+              <w:top w:w="100" w:type="dxa"/>
+              <w:bottom w:w="100" w:type="dxa"/>
+              <w:left w:w="120" w:type="dxa"/>
+              <w:right w:w="120" w:type="dxa"/>
+            </w:tcMar>
+            <w:tcBorders>
+              <w:top w:val="single" w:sz="4" w:space="0" w:color="CCCCCC"/>
+              <w:bottom w:val="single" w:sz="4" w:space="0" w:color="CCCCCC"/>
+              <w:left w:val="single" w:sz="4" w:space="0" w:color="CCCCCC"/>
+              <w:right w:val="single" w:sz="4" w:space="0" w:color="CCCCCC"/>
+            </w:tcBorders>
+          </w:tcPr>
+          <w:p>
+            <w:pPr>
+              <w:spacing w:before="60" w:after="60" w:line="252" w:lineRule="auto"/>
+              <w:jc w:val="left"/>
+            </w:pPr>
+            <w:r/>
+            <w:r>
+              <w:t>NY Close 23-01</w:t>
+            </w:r>
+          </w:p>
+        </w:tc>
+        <w:tc>
+          <w:tcPr>
+            <w:tcW w:type="dxa" w:w="1440"/>
+            <w:shd w:fill="FFFFFF"/>
+            <w:tcMar>
+              <w:top w:w="100" w:type="dxa"/>
+              <w:bottom w:w="100" w:type="dxa"/>
+              <w:left w:w="120" w:type="dxa"/>
+              <w:right w:w="120" w:type="dxa"/>
+            </w:tcMar>
+            <w:tcBorders>
+              <w:top w:val="single" w:sz="4" w:space="0" w:color="CCCCCC"/>
+              <w:bottom w:val="single" w:sz="4" w:space="0" w:color="CCCCCC"/>
+              <w:left w:val="single" w:sz="4" w:space="0" w:color="CCCCCC"/>
+              <w:right w:val="single" w:sz="4" w:space="0" w:color="CCCCCC"/>
+            </w:tcBorders>
+          </w:tcPr>
+          <w:p>
+            <w:pPr>
+              <w:spacing w:before="60" w:after="60" w:line="252" w:lineRule="auto"/>
+              <w:jc w:val="left"/>
+            </w:pPr>
+            <w:r/>
+            <w:r>
+              <w:t>656.50</w:t>
+            </w:r>
+          </w:p>
+        </w:tc>
+        <w:tc>
+          <w:tcPr>
+            <w:tcW w:type="dxa" w:w="2016"/>
+            <w:shd w:fill="FFFFFF"/>
+            <w:tcMar>
+              <w:top w:w="100" w:type="dxa"/>
+              <w:bottom w:w="100" w:type="dxa"/>
+              <w:left w:w="120" w:type="dxa"/>
+              <w:right w:w="120" w:type="dxa"/>
+            </w:tcMar>
+            <w:tcBorders>
+              <w:top w:val="single" w:sz="4" w:space="0" w:color="CCCCCC"/>
+              <w:bottom w:val="single" w:sz="4" w:space="0" w:color="CCCCCC"/>
+              <w:left w:val="single" w:sz="4" w:space="0" w:color="CCCCCC"/>
+              <w:right w:val="single" w:sz="4" w:space="0" w:color="CCCCCC"/>
+            </w:tcBorders>
+          </w:tcPr>
+          <w:p>
+            <w:pPr>
+              <w:spacing w:before="60" w:after="60" w:line="252" w:lineRule="auto"/>
+              <w:jc w:val="left"/>
+            </w:pPr>
+            <w:r/>
+            <w:r>
+              <w:t>663.50</w:t>
+            </w:r>
+          </w:p>
+        </w:tc>
+        <w:tc>
+          <w:tcPr>
+            <w:tcW w:type="dxa" w:w="1152"/>
+            <w:shd w:fill="FFFFFF"/>
+            <w:tcMar>
+              <w:top w:w="100" w:type="dxa"/>
+              <w:bottom w:w="100" w:type="dxa"/>
+              <w:left w:w="120" w:type="dxa"/>
+              <w:right w:w="120" w:type="dxa"/>
+            </w:tcMar>
+            <w:tcBorders>
+              <w:top w:val="single" w:sz="4" w:space="0" w:color="CCCCCC"/>
+              <w:bottom w:val="single" w:sz="4" w:space="0" w:color="CCCCCC"/>
+              <w:left w:val="single" w:sz="4" w:space="0" w:color="CCCCCC"/>
+              <w:right w:val="single" w:sz="4" w:space="0" w:color="CCCCCC"/>
+            </w:tcBorders>
+          </w:tcPr>
+          <w:p>
+            <w:pPr>
+              <w:spacing w:before="60" w:after="60" w:line="252" w:lineRule="auto"/>
+              <w:jc w:val="left"/>
+            </w:pPr>
+            <w:r/>
+            <w:r>
+              <w:t>647.00</w:t>
+            </w:r>
+          </w:p>
+        </w:tc>
+        <w:tc>
+          <w:tcPr>
+            <w:tcW w:type="dxa" w:w="1728"/>
+            <w:shd w:fill="FFFFFF"/>
+            <w:tcMar>
+              <w:top w:w="100" w:type="dxa"/>
+              <w:bottom w:w="100" w:type="dxa"/>
+              <w:left w:w="120" w:type="dxa"/>
+              <w:right w:w="120" w:type="dxa"/>
+            </w:tcMar>
+            <w:tcBorders>
+              <w:top w:val="single" w:sz="4" w:space="0" w:color="CCCCCC"/>
+              <w:bottom w:val="single" w:sz="4" w:space="0" w:color="CCCCCC"/>
+              <w:left w:val="single" w:sz="4" w:space="0" w:color="CCCCCC"/>
+              <w:right w:val="single" w:sz="4" w:space="0" w:color="CCCCCC"/>
+            </w:tcBorders>
+          </w:tcPr>
+          <w:p>
+            <w:pPr>
+              <w:spacing w:before="60" w:after="60" w:line="252" w:lineRule="auto"/>
+              <w:jc w:val="left"/>
+            </w:pPr>
+            <w:r/>
+            <w:r>
+              <w:rPr>
+                <w:b/>
+              </w:rPr>
+              <w:t>657.00</w:t>
+            </w:r>
+          </w:p>
+        </w:tc>
+        <w:tc>
+          <w:tcPr>
+            <w:tcW w:type="dxa" w:w="3456"/>
+            <w:shd w:fill="FFFFFF"/>
+            <w:tcMar>
+              <w:top w:w="100" w:type="dxa"/>
+              <w:bottom w:w="100" w:type="dxa"/>
+              <w:left w:w="120" w:type="dxa"/>
+              <w:right w:w="120" w:type="dxa"/>
+            </w:tcMar>
+            <w:tcBorders>
+              <w:top w:val="single" w:sz="4" w:space="0" w:color="CCCCCC"/>
+              <w:bottom w:val="single" w:sz="4" w:space="0" w:color="CCCCCC"/>
+              <w:left w:val="single" w:sz="4" w:space="0" w:color="CCCCCC"/>
+              <w:right w:val="single" w:sz="4" w:space="0" w:color="CCCCCC"/>
+            </w:tcBorders>
+          </w:tcPr>
+          <w:p>
+            <w:pPr>
+              <w:spacing w:before="60" w:after="60" w:line="252" w:lineRule="auto"/>
+              <w:jc w:val="left"/>
+            </w:pPr>
+            <w:r/>
+            <w:r>
+              <w:rPr>
+                <w:b/>
+              </w:rPr>
+              <w:t>+0.50</w:t>
+            </w:r>
+          </w:p>
+        </w:tc>
+        <w:tc>
+          <w:tcPr>
+            <w:tcW w:type="dxa" w:w="1440"/>
+            <w:shd w:fill="FFFFFF"/>
+            <w:tcMar>
+              <w:top w:w="100" w:type="dxa"/>
+              <w:bottom w:w="100" w:type="dxa"/>
+              <w:left w:w="120" w:type="dxa"/>
+              <w:right w:w="120" w:type="dxa"/>
+            </w:tcMar>
+            <w:tcBorders>
+              <w:top w:val="single" w:sz="4" w:space="0" w:color="CCCCCC"/>
+              <w:bottom w:val="single" w:sz="4" w:space="0" w:color="CCCCCC"/>
+              <w:left w:val="single" w:sz="4" w:space="0" w:color="CCCCCC"/>
+              <w:right w:val="single" w:sz="4" w:space="0" w:color="CCCCCC"/>
+            </w:tcBorders>
+          </w:tcPr>
+          <w:p>
+            <w:pPr>
+              <w:spacing w:before="60" w:after="60" w:line="252" w:lineRule="auto"/>
+              <w:jc w:val="left"/>
+            </w:pPr>
+            <w:r/>
+            <w:r>
+              <w:t>BULL</w:t>
+            </w:r>
+          </w:p>
+        </w:tc>
+      </w:tr>
+      <w:tr>
+        <w:tc>
+          <w:tcPr>
+            <w:tcW w:type="dxa" w:w="1584"/>
+            <w:shd w:fill="F8FAFC"/>
+            <w:tcMar>
+              <w:top w:w="100" w:type="dxa"/>
+              <w:bottom w:w="100" w:type="dxa"/>
+              <w:left w:w="120" w:type="dxa"/>
+              <w:right w:w="120" w:type="dxa"/>
+            </w:tcMar>
+            <w:tcBorders>
+              <w:top w:val="single" w:sz="4" w:space="0" w:color="CCCCCC"/>
+              <w:bottom w:val="single" w:sz="4" w:space="0" w:color="CCCCCC"/>
+              <w:left w:val="single" w:sz="4" w:space="0" w:color="CCCCCC"/>
+              <w:right w:val="single" w:sz="4" w:space="0" w:color="CCCCCC"/>
+            </w:tcBorders>
+          </w:tcPr>
+          <w:p>
+            <w:pPr>
+              <w:spacing w:before="60" w:after="60" w:line="252" w:lineRule="auto"/>
+              <w:jc w:val="left"/>
+            </w:pPr>
+            <w:r/>
+            <w:r>
+              <w:rPr>
+                <w:b/>
+              </w:rPr>
+              <w:t>Thu 06/08</w:t>
+            </w:r>
+          </w:p>
+        </w:tc>
+        <w:tc>
+          <w:tcPr>
+            <w:tcW w:type="dxa" w:w="864"/>
+            <w:shd w:fill="F8FAFC"/>
+            <w:tcMar>
+              <w:top w:w="100" w:type="dxa"/>
+              <w:bottom w:w="100" w:type="dxa"/>
+              <w:left w:w="120" w:type="dxa"/>
+              <w:right w:w="120" w:type="dxa"/>
+            </w:tcMar>
+            <w:tcBorders>
+              <w:top w:val="single" w:sz="4" w:space="0" w:color="CCCCCC"/>
+              <w:bottom w:val="single" w:sz="4" w:space="0" w:color="CCCCCC"/>
+              <w:left w:val="single" w:sz="4" w:space="0" w:color="CCCCCC"/>
+              <w:right w:val="single" w:sz="4" w:space="0" w:color="CCCCCC"/>
+            </w:tcBorders>
+          </w:tcPr>
+          <w:p>
+            <w:pPr>
+              <w:spacing w:before="60" w:after="60" w:line="252" w:lineRule="auto"/>
+              <w:jc w:val="left"/>
+            </w:pPr>
+            <w:r/>
+            <w:r>
+              <w:t>Asia 07-11</w:t>
+            </w:r>
+          </w:p>
+        </w:tc>
+        <w:tc>
+          <w:tcPr>
+            <w:tcW w:type="dxa" w:w="1440"/>
+            <w:shd w:fill="F8FAFC"/>
+            <w:tcMar>
+              <w:top w:w="100" w:type="dxa"/>
+              <w:bottom w:w="100" w:type="dxa"/>
+              <w:left w:w="120" w:type="dxa"/>
+              <w:right w:w="120" w:type="dxa"/>
+            </w:tcMar>
+            <w:tcBorders>
+              <w:top w:val="single" w:sz="4" w:space="0" w:color="CCCCCC"/>
+              <w:bottom w:val="single" w:sz="4" w:space="0" w:color="CCCCCC"/>
+              <w:left w:val="single" w:sz="4" w:space="0" w:color="CCCCCC"/>
+              <w:right w:val="single" w:sz="4" w:space="0" w:color="CCCCCC"/>
+            </w:tcBorders>
+          </w:tcPr>
+          <w:p>
+            <w:pPr>
+              <w:spacing w:before="60" w:after="60" w:line="252" w:lineRule="auto"/>
+              <w:jc w:val="left"/>
+            </w:pPr>
+            <w:r/>
+            <w:r>
+              <w:t>657.00</w:t>
+            </w:r>
+          </w:p>
+        </w:tc>
+        <w:tc>
+          <w:tcPr>
+            <w:tcW w:type="dxa" w:w="2016"/>
+            <w:shd w:fill="F8FAFC"/>
+            <w:tcMar>
+              <w:top w:w="100" w:type="dxa"/>
+              <w:bottom w:w="100" w:type="dxa"/>
+              <w:left w:w="120" w:type="dxa"/>
+              <w:right w:w="120" w:type="dxa"/>
+            </w:tcMar>
+            <w:tcBorders>
+              <w:top w:val="single" w:sz="4" w:space="0" w:color="CCCCCC"/>
+              <w:bottom w:val="single" w:sz="4" w:space="0" w:color="CCCCCC"/>
+              <w:left w:val="single" w:sz="4" w:space="0" w:color="CCCCCC"/>
+              <w:right w:val="single" w:sz="4" w:space="0" w:color="CCCCCC"/>
+            </w:tcBorders>
+          </w:tcPr>
+          <w:p>
+            <w:pPr>
+              <w:spacing w:before="60" w:after="60" w:line="252" w:lineRule="auto"/>
+              <w:jc w:val="left"/>
+            </w:pPr>
+            <w:r/>
+            <w:r>
+              <w:t>667.50</w:t>
+            </w:r>
+          </w:p>
+        </w:tc>
+        <w:tc>
+          <w:tcPr>
+            <w:tcW w:type="dxa" w:w="1152"/>
+            <w:shd w:fill="F8FAFC"/>
+            <w:tcMar>
+              <w:top w:w="100" w:type="dxa"/>
+              <w:bottom w:w="100" w:type="dxa"/>
+              <w:left w:w="120" w:type="dxa"/>
+              <w:right w:w="120" w:type="dxa"/>
+            </w:tcMar>
+            <w:tcBorders>
+              <w:top w:val="single" w:sz="4" w:space="0" w:color="CCCCCC"/>
+              <w:bottom w:val="single" w:sz="4" w:space="0" w:color="CCCCCC"/>
+              <w:left w:val="single" w:sz="4" w:space="0" w:color="CCCCCC"/>
+              <w:right w:val="single" w:sz="4" w:space="0" w:color="CCCCCC"/>
+            </w:tcBorders>
+          </w:tcPr>
+          <w:p>
+            <w:pPr>
+              <w:spacing w:before="60" w:after="60" w:line="252" w:lineRule="auto"/>
+              <w:jc w:val="left"/>
+            </w:pPr>
+            <w:r/>
+            <w:r>
+              <w:t>649.75</w:t>
             </w:r>
           </w:p>
         </w:tc>
@@ -27286,7 +28696,7 @@
               <w:rPr>
                 <w:b/>
               </w:rPr>
-              <w:t>+0.50</w:t>
+              <w:t>-0.25</w:t>
             </w:r>
           </w:p>
         </w:tc>
@@ -27314,7 +28724,7 @@
             </w:pPr>
             <w:r/>
             <w:r>
-              <w:t>BULL</w:t>
+              <w:t>BEAR</w:t>
             </w:r>
           </w:p>
         </w:tc>
@@ -27347,7 +28757,7 @@
               <w:rPr>
                 <w:b/>
               </w:rPr>
-              <w:t>Wed 05/08</w:t>
+              <w:t>Thu 06/08</w:t>
             </w:r>
           </w:p>
         </w:tc>
@@ -27431,7 +28841,7 @@
             </w:pPr>
             <w:r/>
             <w:r>
-              <w:t>663.75</w:t>
+              <w:t>666.50</w:t>
             </w:r>
           </w:p>
         </w:tc>
@@ -27459,7 +28869,7 @@
             </w:pPr>
             <w:r/>
             <w:r>
-              <w:t>650.75</w:t>
+              <w:t>647.00</w:t>
             </w:r>
           </w:p>
         </w:tc>
@@ -27490,7 +28900,7 @@
               <w:rPr>
                 <w:b/>
               </w:rPr>
-              <w:t>656.00</w:t>
+              <w:t>657.25</w:t>
             </w:r>
           </w:p>
         </w:tc>
@@ -27498,6 +28908,1181 @@
           <w:tcPr>
             <w:tcW w:type="dxa" w:w="3456"/>
             <w:shd w:fill="FFFFFF"/>
+            <w:tcMar>
+              <w:top w:w="100" w:type="dxa"/>
+              <w:bottom w:w="100" w:type="dxa"/>
+              <w:left w:w="120" w:type="dxa"/>
+              <w:right w:w="120" w:type="dxa"/>
+            </w:tcMar>
+            <w:tcBorders>
+              <w:top w:val="single" w:sz="4" w:space="0" w:color="CCCCCC"/>
+              <w:bottom w:val="single" w:sz="4" w:space="0" w:color="CCCCCC"/>
+              <w:left w:val="single" w:sz="4" w:space="0" w:color="CCCCCC"/>
+              <w:right w:val="single" w:sz="4" w:space="0" w:color="CCCCCC"/>
+            </w:tcBorders>
+          </w:tcPr>
+          <w:p>
+            <w:pPr>
+              <w:spacing w:before="60" w:after="60" w:line="252" w:lineRule="auto"/>
+              <w:jc w:val="left"/>
+            </w:pPr>
+            <w:r/>
+            <w:r>
+              <w:rPr>
+                <w:b/>
+              </w:rPr>
+              <w:t>+0.50</w:t>
+            </w:r>
+          </w:p>
+        </w:tc>
+        <w:tc>
+          <w:tcPr>
+            <w:tcW w:type="dxa" w:w="1440"/>
+            <w:shd w:fill="FFFFFF"/>
+            <w:tcMar>
+              <w:top w:w="100" w:type="dxa"/>
+              <w:bottom w:w="100" w:type="dxa"/>
+              <w:left w:w="120" w:type="dxa"/>
+              <w:right w:w="120" w:type="dxa"/>
+            </w:tcMar>
+            <w:tcBorders>
+              <w:top w:val="single" w:sz="4" w:space="0" w:color="CCCCCC"/>
+              <w:bottom w:val="single" w:sz="4" w:space="0" w:color="CCCCCC"/>
+              <w:left w:val="single" w:sz="4" w:space="0" w:color="CCCCCC"/>
+              <w:right w:val="single" w:sz="4" w:space="0" w:color="CCCCCC"/>
+            </w:tcBorders>
+          </w:tcPr>
+          <w:p>
+            <w:pPr>
+              <w:spacing w:before="60" w:after="60" w:line="252" w:lineRule="auto"/>
+              <w:jc w:val="left"/>
+            </w:pPr>
+            <w:r/>
+            <w:r>
+              <w:t>BULL</w:t>
+            </w:r>
+          </w:p>
+        </w:tc>
+      </w:tr>
+      <w:tr>
+        <w:tc>
+          <w:tcPr>
+            <w:tcW w:type="dxa" w:w="1584"/>
+            <w:shd w:fill="F8FAFC"/>
+            <w:tcMar>
+              <w:top w:w="100" w:type="dxa"/>
+              <w:bottom w:w="100" w:type="dxa"/>
+              <w:left w:w="120" w:type="dxa"/>
+              <w:right w:w="120" w:type="dxa"/>
+            </w:tcMar>
+            <w:tcBorders>
+              <w:top w:val="single" w:sz="4" w:space="0" w:color="CCCCCC"/>
+              <w:bottom w:val="single" w:sz="4" w:space="0" w:color="CCCCCC"/>
+              <w:left w:val="single" w:sz="4" w:space="0" w:color="CCCCCC"/>
+              <w:right w:val="single" w:sz="4" w:space="0" w:color="CCCCCC"/>
+            </w:tcBorders>
+          </w:tcPr>
+          <w:p>
+            <w:pPr>
+              <w:spacing w:before="60" w:after="60" w:line="252" w:lineRule="auto"/>
+              <w:jc w:val="left"/>
+            </w:pPr>
+            <w:r/>
+            <w:r>
+              <w:rPr>
+                <w:b/>
+              </w:rPr>
+              <w:t>Thu 06/08</w:t>
+            </w:r>
+          </w:p>
+        </w:tc>
+        <w:tc>
+          <w:tcPr>
+            <w:tcW w:type="dxa" w:w="864"/>
+            <w:shd w:fill="F8FAFC"/>
+            <w:tcMar>
+              <w:top w:w="100" w:type="dxa"/>
+              <w:bottom w:w="100" w:type="dxa"/>
+              <w:left w:w="120" w:type="dxa"/>
+              <w:right w:w="120" w:type="dxa"/>
+            </w:tcMar>
+            <w:tcBorders>
+              <w:top w:val="single" w:sz="4" w:space="0" w:color="CCCCCC"/>
+              <w:bottom w:val="single" w:sz="4" w:space="0" w:color="CCCCCC"/>
+              <w:left w:val="single" w:sz="4" w:space="0" w:color="CCCCCC"/>
+              <w:right w:val="single" w:sz="4" w:space="0" w:color="CCCCCC"/>
+            </w:tcBorders>
+          </w:tcPr>
+          <w:p>
+            <w:pPr>
+              <w:spacing w:before="60" w:after="60" w:line="252" w:lineRule="auto"/>
+              <w:jc w:val="left"/>
+            </w:pPr>
+            <w:r/>
+            <w:r>
+              <w:t>London 15-19</w:t>
+            </w:r>
+          </w:p>
+        </w:tc>
+        <w:tc>
+          <w:tcPr>
+            <w:tcW w:type="dxa" w:w="1440"/>
+            <w:shd w:fill="F8FAFC"/>
+            <w:tcMar>
+              <w:top w:w="100" w:type="dxa"/>
+              <w:bottom w:w="100" w:type="dxa"/>
+              <w:left w:w="120" w:type="dxa"/>
+              <w:right w:w="120" w:type="dxa"/>
+            </w:tcMar>
+            <w:tcBorders>
+              <w:top w:val="single" w:sz="4" w:space="0" w:color="CCCCCC"/>
+              <w:bottom w:val="single" w:sz="4" w:space="0" w:color="CCCCCC"/>
+              <w:left w:val="single" w:sz="4" w:space="0" w:color="CCCCCC"/>
+              <w:right w:val="single" w:sz="4" w:space="0" w:color="CCCCCC"/>
+            </w:tcBorders>
+          </w:tcPr>
+          <w:p>
+            <w:pPr>
+              <w:spacing w:before="60" w:after="60" w:line="252" w:lineRule="auto"/>
+              <w:jc w:val="left"/>
+            </w:pPr>
+            <w:r/>
+            <w:r>
+              <w:t>657.25</w:t>
+            </w:r>
+          </w:p>
+        </w:tc>
+        <w:tc>
+          <w:tcPr>
+            <w:tcW w:type="dxa" w:w="2016"/>
+            <w:shd w:fill="F8FAFC"/>
+            <w:tcMar>
+              <w:top w:w="100" w:type="dxa"/>
+              <w:bottom w:w="100" w:type="dxa"/>
+              <w:left w:w="120" w:type="dxa"/>
+              <w:right w:w="120" w:type="dxa"/>
+            </w:tcMar>
+            <w:tcBorders>
+              <w:top w:val="single" w:sz="4" w:space="0" w:color="CCCCCC"/>
+              <w:bottom w:val="single" w:sz="4" w:space="0" w:color="CCCCCC"/>
+              <w:left w:val="single" w:sz="4" w:space="0" w:color="CCCCCC"/>
+              <w:right w:val="single" w:sz="4" w:space="0" w:color="CCCCCC"/>
+            </w:tcBorders>
+          </w:tcPr>
+          <w:p>
+            <w:pPr>
+              <w:spacing w:before="60" w:after="60" w:line="252" w:lineRule="auto"/>
+              <w:jc w:val="left"/>
+            </w:pPr>
+            <w:r/>
+            <w:r>
+              <w:t>668.00</w:t>
+            </w:r>
+          </w:p>
+        </w:tc>
+        <w:tc>
+          <w:tcPr>
+            <w:tcW w:type="dxa" w:w="1152"/>
+            <w:shd w:fill="F8FAFC"/>
+            <w:tcMar>
+              <w:top w:w="100" w:type="dxa"/>
+              <w:bottom w:w="100" w:type="dxa"/>
+              <w:left w:w="120" w:type="dxa"/>
+              <w:right w:w="120" w:type="dxa"/>
+            </w:tcMar>
+            <w:tcBorders>
+              <w:top w:val="single" w:sz="4" w:space="0" w:color="CCCCCC"/>
+              <w:bottom w:val="single" w:sz="4" w:space="0" w:color="CCCCCC"/>
+              <w:left w:val="single" w:sz="4" w:space="0" w:color="CCCCCC"/>
+              <w:right w:val="single" w:sz="4" w:space="0" w:color="CCCCCC"/>
+            </w:tcBorders>
+          </w:tcPr>
+          <w:p>
+            <w:pPr>
+              <w:spacing w:before="60" w:after="60" w:line="252" w:lineRule="auto"/>
+              <w:jc w:val="left"/>
+            </w:pPr>
+            <w:r/>
+            <w:r>
+              <w:t>650.00</w:t>
+            </w:r>
+          </w:p>
+        </w:tc>
+        <w:tc>
+          <w:tcPr>
+            <w:tcW w:type="dxa" w:w="1728"/>
+            <w:shd w:fill="F8FAFC"/>
+            <w:tcMar>
+              <w:top w:w="100" w:type="dxa"/>
+              <w:bottom w:w="100" w:type="dxa"/>
+              <w:left w:w="120" w:type="dxa"/>
+              <w:right w:w="120" w:type="dxa"/>
+            </w:tcMar>
+            <w:tcBorders>
+              <w:top w:val="single" w:sz="4" w:space="0" w:color="CCCCCC"/>
+              <w:bottom w:val="single" w:sz="4" w:space="0" w:color="CCCCCC"/>
+              <w:left w:val="single" w:sz="4" w:space="0" w:color="CCCCCC"/>
+              <w:right w:val="single" w:sz="4" w:space="0" w:color="CCCCCC"/>
+            </w:tcBorders>
+          </w:tcPr>
+          <w:p>
+            <w:pPr>
+              <w:spacing w:before="60" w:after="60" w:line="252" w:lineRule="auto"/>
+              <w:jc w:val="left"/>
+            </w:pPr>
+            <w:r/>
+            <w:r>
+              <w:rPr>
+                <w:b/>
+              </w:rPr>
+              <w:t>658.00</w:t>
+            </w:r>
+          </w:p>
+        </w:tc>
+        <w:tc>
+          <w:tcPr>
+            <w:tcW w:type="dxa" w:w="3456"/>
+            <w:shd w:fill="F8FAFC"/>
+            <w:tcMar>
+              <w:top w:w="100" w:type="dxa"/>
+              <w:bottom w:w="100" w:type="dxa"/>
+              <w:left w:w="120" w:type="dxa"/>
+              <w:right w:w="120" w:type="dxa"/>
+            </w:tcMar>
+            <w:tcBorders>
+              <w:top w:val="single" w:sz="4" w:space="0" w:color="CCCCCC"/>
+              <w:bottom w:val="single" w:sz="4" w:space="0" w:color="CCCCCC"/>
+              <w:left w:val="single" w:sz="4" w:space="0" w:color="CCCCCC"/>
+              <w:right w:val="single" w:sz="4" w:space="0" w:color="CCCCCC"/>
+            </w:tcBorders>
+          </w:tcPr>
+          <w:p>
+            <w:pPr>
+              <w:spacing w:before="60" w:after="60" w:line="252" w:lineRule="auto"/>
+              <w:jc w:val="left"/>
+            </w:pPr>
+            <w:r/>
+            <w:r>
+              <w:rPr>
+                <w:b/>
+              </w:rPr>
+              <w:t>+0.75</w:t>
+            </w:r>
+          </w:p>
+        </w:tc>
+        <w:tc>
+          <w:tcPr>
+            <w:tcW w:type="dxa" w:w="1440"/>
+            <w:shd w:fill="F8FAFC"/>
+            <w:tcMar>
+              <w:top w:w="100" w:type="dxa"/>
+              <w:bottom w:w="100" w:type="dxa"/>
+              <w:left w:w="120" w:type="dxa"/>
+              <w:right w:w="120" w:type="dxa"/>
+            </w:tcMar>
+            <w:tcBorders>
+              <w:top w:val="single" w:sz="4" w:space="0" w:color="CCCCCC"/>
+              <w:bottom w:val="single" w:sz="4" w:space="0" w:color="CCCCCC"/>
+              <w:left w:val="single" w:sz="4" w:space="0" w:color="CCCCCC"/>
+              <w:right w:val="single" w:sz="4" w:space="0" w:color="CCCCCC"/>
+            </w:tcBorders>
+          </w:tcPr>
+          <w:p>
+            <w:pPr>
+              <w:spacing w:before="60" w:after="60" w:line="252" w:lineRule="auto"/>
+              <w:jc w:val="left"/>
+            </w:pPr>
+            <w:r/>
+            <w:r>
+              <w:t>BULL</w:t>
+            </w:r>
+          </w:p>
+        </w:tc>
+      </w:tr>
+      <w:tr>
+        <w:tc>
+          <w:tcPr>
+            <w:tcW w:type="dxa" w:w="1584"/>
+            <w:shd w:fill="FFFFFF"/>
+            <w:tcMar>
+              <w:top w:w="100" w:type="dxa"/>
+              <w:bottom w:w="100" w:type="dxa"/>
+              <w:left w:w="120" w:type="dxa"/>
+              <w:right w:w="120" w:type="dxa"/>
+            </w:tcMar>
+            <w:tcBorders>
+              <w:top w:val="single" w:sz="4" w:space="0" w:color="CCCCCC"/>
+              <w:bottom w:val="single" w:sz="4" w:space="0" w:color="CCCCCC"/>
+              <w:left w:val="single" w:sz="4" w:space="0" w:color="CCCCCC"/>
+              <w:right w:val="single" w:sz="4" w:space="0" w:color="CCCCCC"/>
+            </w:tcBorders>
+          </w:tcPr>
+          <w:p>
+            <w:pPr>
+              <w:spacing w:before="60" w:after="60" w:line="252" w:lineRule="auto"/>
+              <w:jc w:val="left"/>
+            </w:pPr>
+            <w:r/>
+            <w:r>
+              <w:rPr>
+                <w:b/>
+              </w:rPr>
+              <w:t>Thu 06/08</w:t>
+            </w:r>
+          </w:p>
+        </w:tc>
+        <w:tc>
+          <w:tcPr>
+            <w:tcW w:type="dxa" w:w="864"/>
+            <w:shd w:fill="FFFFFF"/>
+            <w:tcMar>
+              <w:top w:w="100" w:type="dxa"/>
+              <w:bottom w:w="100" w:type="dxa"/>
+              <w:left w:w="120" w:type="dxa"/>
+              <w:right w:w="120" w:type="dxa"/>
+            </w:tcMar>
+            <w:tcBorders>
+              <w:top w:val="single" w:sz="4" w:space="0" w:color="CCCCCC"/>
+              <w:bottom w:val="single" w:sz="4" w:space="0" w:color="CCCCCC"/>
+              <w:left w:val="single" w:sz="4" w:space="0" w:color="CCCCCC"/>
+              <w:right w:val="single" w:sz="4" w:space="0" w:color="CCCCCC"/>
+            </w:tcBorders>
+          </w:tcPr>
+          <w:p>
+            <w:pPr>
+              <w:spacing w:before="60" w:after="60" w:line="252" w:lineRule="auto"/>
+              <w:jc w:val="left"/>
+            </w:pPr>
+            <w:r/>
+            <w:r>
+              <w:t>Pre-NY 19-21</w:t>
+            </w:r>
+          </w:p>
+        </w:tc>
+        <w:tc>
+          <w:tcPr>
+            <w:tcW w:type="dxa" w:w="1440"/>
+            <w:shd w:fill="FFFFFF"/>
+            <w:tcMar>
+              <w:top w:w="100" w:type="dxa"/>
+              <w:bottom w:w="100" w:type="dxa"/>
+              <w:left w:w="120" w:type="dxa"/>
+              <w:right w:w="120" w:type="dxa"/>
+            </w:tcMar>
+            <w:tcBorders>
+              <w:top w:val="single" w:sz="4" w:space="0" w:color="CCCCCC"/>
+              <w:bottom w:val="single" w:sz="4" w:space="0" w:color="CCCCCC"/>
+              <w:left w:val="single" w:sz="4" w:space="0" w:color="CCCCCC"/>
+              <w:right w:val="single" w:sz="4" w:space="0" w:color="CCCCCC"/>
+            </w:tcBorders>
+          </w:tcPr>
+          <w:p>
+            <w:pPr>
+              <w:spacing w:before="60" w:after="60" w:line="252" w:lineRule="auto"/>
+              <w:jc w:val="left"/>
+            </w:pPr>
+            <w:r/>
+            <w:r>
+              <w:t>658.00</w:t>
+            </w:r>
+          </w:p>
+        </w:tc>
+        <w:tc>
+          <w:tcPr>
+            <w:tcW w:type="dxa" w:w="2016"/>
+            <w:shd w:fill="FFFFFF"/>
+            <w:tcMar>
+              <w:top w:w="100" w:type="dxa"/>
+              <w:bottom w:w="100" w:type="dxa"/>
+              <w:left w:w="120" w:type="dxa"/>
+              <w:right w:w="120" w:type="dxa"/>
+            </w:tcMar>
+            <w:tcBorders>
+              <w:top w:val="single" w:sz="4" w:space="0" w:color="CCCCCC"/>
+              <w:bottom w:val="single" w:sz="4" w:space="0" w:color="CCCCCC"/>
+              <w:left w:val="single" w:sz="4" w:space="0" w:color="CCCCCC"/>
+              <w:right w:val="single" w:sz="4" w:space="0" w:color="CCCCCC"/>
+            </w:tcBorders>
+          </w:tcPr>
+          <w:p>
+            <w:pPr>
+              <w:spacing w:before="60" w:after="60" w:line="252" w:lineRule="auto"/>
+              <w:jc w:val="left"/>
+            </w:pPr>
+            <w:r/>
+            <w:r>
+              <w:t>664.50</w:t>
+            </w:r>
+          </w:p>
+        </w:tc>
+        <w:tc>
+          <w:tcPr>
+            <w:tcW w:type="dxa" w:w="1152"/>
+            <w:shd w:fill="FFFFFF"/>
+            <w:tcMar>
+              <w:top w:w="100" w:type="dxa"/>
+              <w:bottom w:w="100" w:type="dxa"/>
+              <w:left w:w="120" w:type="dxa"/>
+              <w:right w:w="120" w:type="dxa"/>
+            </w:tcMar>
+            <w:tcBorders>
+              <w:top w:val="single" w:sz="4" w:space="0" w:color="CCCCCC"/>
+              <w:bottom w:val="single" w:sz="4" w:space="0" w:color="CCCCCC"/>
+              <w:left w:val="single" w:sz="4" w:space="0" w:color="CCCCCC"/>
+              <w:right w:val="single" w:sz="4" w:space="0" w:color="CCCCCC"/>
+            </w:tcBorders>
+          </w:tcPr>
+          <w:p>
+            <w:pPr>
+              <w:spacing w:before="60" w:after="60" w:line="252" w:lineRule="auto"/>
+              <w:jc w:val="left"/>
+            </w:pPr>
+            <w:r/>
+            <w:r>
+              <w:t>649.50</w:t>
+            </w:r>
+          </w:p>
+        </w:tc>
+        <w:tc>
+          <w:tcPr>
+            <w:tcW w:type="dxa" w:w="1728"/>
+            <w:shd w:fill="FFFFFF"/>
+            <w:tcMar>
+              <w:top w:w="100" w:type="dxa"/>
+              <w:bottom w:w="100" w:type="dxa"/>
+              <w:left w:w="120" w:type="dxa"/>
+              <w:right w:w="120" w:type="dxa"/>
+            </w:tcMar>
+            <w:tcBorders>
+              <w:top w:val="single" w:sz="4" w:space="0" w:color="CCCCCC"/>
+              <w:bottom w:val="single" w:sz="4" w:space="0" w:color="CCCCCC"/>
+              <w:left w:val="single" w:sz="4" w:space="0" w:color="CCCCCC"/>
+              <w:right w:val="single" w:sz="4" w:space="0" w:color="CCCCCC"/>
+            </w:tcBorders>
+          </w:tcPr>
+          <w:p>
+            <w:pPr>
+              <w:spacing w:before="60" w:after="60" w:line="252" w:lineRule="auto"/>
+              <w:jc w:val="left"/>
+            </w:pPr>
+            <w:r/>
+            <w:r>
+              <w:rPr>
+                <w:b/>
+              </w:rPr>
+              <w:t>658.50</w:t>
+            </w:r>
+          </w:p>
+        </w:tc>
+        <w:tc>
+          <w:tcPr>
+            <w:tcW w:type="dxa" w:w="3456"/>
+            <w:shd w:fill="FFFFFF"/>
+            <w:tcMar>
+              <w:top w:w="100" w:type="dxa"/>
+              <w:bottom w:w="100" w:type="dxa"/>
+              <w:left w:w="120" w:type="dxa"/>
+              <w:right w:w="120" w:type="dxa"/>
+            </w:tcMar>
+            <w:tcBorders>
+              <w:top w:val="single" w:sz="4" w:space="0" w:color="CCCCCC"/>
+              <w:bottom w:val="single" w:sz="4" w:space="0" w:color="CCCCCC"/>
+              <w:left w:val="single" w:sz="4" w:space="0" w:color="CCCCCC"/>
+              <w:right w:val="single" w:sz="4" w:space="0" w:color="CCCCCC"/>
+            </w:tcBorders>
+          </w:tcPr>
+          <w:p>
+            <w:pPr>
+              <w:spacing w:before="60" w:after="60" w:line="252" w:lineRule="auto"/>
+              <w:jc w:val="left"/>
+            </w:pPr>
+            <w:r/>
+            <w:r>
+              <w:rPr>
+                <w:b/>
+              </w:rPr>
+              <w:t>+0.50</w:t>
+            </w:r>
+          </w:p>
+        </w:tc>
+        <w:tc>
+          <w:tcPr>
+            <w:tcW w:type="dxa" w:w="1440"/>
+            <w:shd w:fill="FFFFFF"/>
+            <w:tcMar>
+              <w:top w:w="100" w:type="dxa"/>
+              <w:bottom w:w="100" w:type="dxa"/>
+              <w:left w:w="120" w:type="dxa"/>
+              <w:right w:w="120" w:type="dxa"/>
+            </w:tcMar>
+            <w:tcBorders>
+              <w:top w:val="single" w:sz="4" w:space="0" w:color="CCCCCC"/>
+              <w:bottom w:val="single" w:sz="4" w:space="0" w:color="CCCCCC"/>
+              <w:left w:val="single" w:sz="4" w:space="0" w:color="CCCCCC"/>
+              <w:right w:val="single" w:sz="4" w:space="0" w:color="CCCCCC"/>
+            </w:tcBorders>
+          </w:tcPr>
+          <w:p>
+            <w:pPr>
+              <w:spacing w:before="60" w:after="60" w:line="252" w:lineRule="auto"/>
+              <w:jc w:val="left"/>
+            </w:pPr>
+            <w:r/>
+            <w:r>
+              <w:t>BULL</w:t>
+            </w:r>
+          </w:p>
+        </w:tc>
+      </w:tr>
+      <w:tr>
+        <w:tc>
+          <w:tcPr>
+            <w:tcW w:type="dxa" w:w="1584"/>
+            <w:shd w:fill="F8FAFC"/>
+            <w:tcMar>
+              <w:top w:w="100" w:type="dxa"/>
+              <w:bottom w:w="100" w:type="dxa"/>
+              <w:left w:w="120" w:type="dxa"/>
+              <w:right w:w="120" w:type="dxa"/>
+            </w:tcMar>
+            <w:tcBorders>
+              <w:top w:val="single" w:sz="4" w:space="0" w:color="CCCCCC"/>
+              <w:bottom w:val="single" w:sz="4" w:space="0" w:color="CCCCCC"/>
+              <w:left w:val="single" w:sz="4" w:space="0" w:color="CCCCCC"/>
+              <w:right w:val="single" w:sz="4" w:space="0" w:color="CCCCCC"/>
+            </w:tcBorders>
+          </w:tcPr>
+          <w:p>
+            <w:pPr>
+              <w:spacing w:before="60" w:after="60" w:line="252" w:lineRule="auto"/>
+              <w:jc w:val="left"/>
+            </w:pPr>
+            <w:r/>
+            <w:r>
+              <w:rPr>
+                <w:b/>
+              </w:rPr>
+              <w:t>Thu 06/08</w:t>
+            </w:r>
+          </w:p>
+        </w:tc>
+        <w:tc>
+          <w:tcPr>
+            <w:tcW w:type="dxa" w:w="864"/>
+            <w:shd w:fill="F8FAFC"/>
+            <w:tcMar>
+              <w:top w:w="100" w:type="dxa"/>
+              <w:bottom w:w="100" w:type="dxa"/>
+              <w:left w:w="120" w:type="dxa"/>
+              <w:right w:w="120" w:type="dxa"/>
+            </w:tcMar>
+            <w:tcBorders>
+              <w:top w:val="single" w:sz="4" w:space="0" w:color="CCCCCC"/>
+              <w:bottom w:val="single" w:sz="4" w:space="0" w:color="CCCCCC"/>
+              <w:left w:val="single" w:sz="4" w:space="0" w:color="CCCCCC"/>
+              <w:right w:val="single" w:sz="4" w:space="0" w:color="CCCCCC"/>
+            </w:tcBorders>
+          </w:tcPr>
+          <w:p>
+            <w:pPr>
+              <w:spacing w:before="60" w:after="60" w:line="252" w:lineRule="auto"/>
+              <w:jc w:val="left"/>
+            </w:pPr>
+            <w:r/>
+            <w:r>
+              <w:t>NY Open 21-23</w:t>
+            </w:r>
+          </w:p>
+        </w:tc>
+        <w:tc>
+          <w:tcPr>
+            <w:tcW w:type="dxa" w:w="1440"/>
+            <w:shd w:fill="F8FAFC"/>
+            <w:tcMar>
+              <w:top w:w="100" w:type="dxa"/>
+              <w:bottom w:w="100" w:type="dxa"/>
+              <w:left w:w="120" w:type="dxa"/>
+              <w:right w:w="120" w:type="dxa"/>
+            </w:tcMar>
+            <w:tcBorders>
+              <w:top w:val="single" w:sz="4" w:space="0" w:color="CCCCCC"/>
+              <w:bottom w:val="single" w:sz="4" w:space="0" w:color="CCCCCC"/>
+              <w:left w:val="single" w:sz="4" w:space="0" w:color="CCCCCC"/>
+              <w:right w:val="single" w:sz="4" w:space="0" w:color="CCCCCC"/>
+            </w:tcBorders>
+          </w:tcPr>
+          <w:p>
+            <w:pPr>
+              <w:spacing w:before="60" w:after="60" w:line="252" w:lineRule="auto"/>
+              <w:jc w:val="left"/>
+            </w:pPr>
+            <w:r/>
+            <w:r>
+              <w:t>658.50</w:t>
+            </w:r>
+          </w:p>
+        </w:tc>
+        <w:tc>
+          <w:tcPr>
+            <w:tcW w:type="dxa" w:w="2016"/>
+            <w:shd w:fill="F8FAFC"/>
+            <w:tcMar>
+              <w:top w:w="100" w:type="dxa"/>
+              <w:bottom w:w="100" w:type="dxa"/>
+              <w:left w:w="120" w:type="dxa"/>
+              <w:right w:w="120" w:type="dxa"/>
+            </w:tcMar>
+            <w:tcBorders>
+              <w:top w:val="single" w:sz="4" w:space="0" w:color="CCCCCC"/>
+              <w:bottom w:val="single" w:sz="4" w:space="0" w:color="CCCCCC"/>
+              <w:left w:val="single" w:sz="4" w:space="0" w:color="CCCCCC"/>
+              <w:right w:val="single" w:sz="4" w:space="0" w:color="CCCCCC"/>
+            </w:tcBorders>
+          </w:tcPr>
+          <w:p>
+            <w:pPr>
+              <w:spacing w:before="60" w:after="60" w:line="252" w:lineRule="auto"/>
+              <w:jc w:val="left"/>
+            </w:pPr>
+            <w:r/>
+            <w:r>
+              <w:t>669.50</w:t>
+            </w:r>
+          </w:p>
+        </w:tc>
+        <w:tc>
+          <w:tcPr>
+            <w:tcW w:type="dxa" w:w="1152"/>
+            <w:shd w:fill="F8FAFC"/>
+            <w:tcMar>
+              <w:top w:w="100" w:type="dxa"/>
+              <w:bottom w:w="100" w:type="dxa"/>
+              <w:left w:w="120" w:type="dxa"/>
+              <w:right w:w="120" w:type="dxa"/>
+            </w:tcMar>
+            <w:tcBorders>
+              <w:top w:val="single" w:sz="4" w:space="0" w:color="CCCCCC"/>
+              <w:bottom w:val="single" w:sz="4" w:space="0" w:color="CCCCCC"/>
+              <w:left w:val="single" w:sz="4" w:space="0" w:color="CCCCCC"/>
+              <w:right w:val="single" w:sz="4" w:space="0" w:color="CCCCCC"/>
+            </w:tcBorders>
+          </w:tcPr>
+          <w:p>
+            <w:pPr>
+              <w:spacing w:before="60" w:after="60" w:line="252" w:lineRule="auto"/>
+              <w:jc w:val="left"/>
+            </w:pPr>
+            <w:r/>
+            <w:r>
+              <w:t>646.75</w:t>
+            </w:r>
+          </w:p>
+        </w:tc>
+        <w:tc>
+          <w:tcPr>
+            <w:tcW w:type="dxa" w:w="1728"/>
+            <w:shd w:fill="F8FAFC"/>
+            <w:tcMar>
+              <w:top w:w="100" w:type="dxa"/>
+              <w:bottom w:w="100" w:type="dxa"/>
+              <w:left w:w="120" w:type="dxa"/>
+              <w:right w:w="120" w:type="dxa"/>
+            </w:tcMar>
+            <w:tcBorders>
+              <w:top w:val="single" w:sz="4" w:space="0" w:color="CCCCCC"/>
+              <w:bottom w:val="single" w:sz="4" w:space="0" w:color="CCCCCC"/>
+              <w:left w:val="single" w:sz="4" w:space="0" w:color="CCCCCC"/>
+              <w:right w:val="single" w:sz="4" w:space="0" w:color="CCCCCC"/>
+            </w:tcBorders>
+          </w:tcPr>
+          <w:p>
+            <w:pPr>
+              <w:spacing w:before="60" w:after="60" w:line="252" w:lineRule="auto"/>
+              <w:jc w:val="left"/>
+            </w:pPr>
+            <w:r/>
+            <w:r>
+              <w:rPr>
+                <w:b/>
+              </w:rPr>
+              <w:t>662.00</w:t>
+            </w:r>
+          </w:p>
+        </w:tc>
+        <w:tc>
+          <w:tcPr>
+            <w:tcW w:type="dxa" w:w="3456"/>
+            <w:shd w:fill="F8FAFC"/>
+            <w:tcMar>
+              <w:top w:w="100" w:type="dxa"/>
+              <w:bottom w:w="100" w:type="dxa"/>
+              <w:left w:w="120" w:type="dxa"/>
+              <w:right w:w="120" w:type="dxa"/>
+            </w:tcMar>
+            <w:tcBorders>
+              <w:top w:val="single" w:sz="4" w:space="0" w:color="CCCCCC"/>
+              <w:bottom w:val="single" w:sz="4" w:space="0" w:color="CCCCCC"/>
+              <w:left w:val="single" w:sz="4" w:space="0" w:color="CCCCCC"/>
+              <w:right w:val="single" w:sz="4" w:space="0" w:color="CCCCCC"/>
+            </w:tcBorders>
+          </w:tcPr>
+          <w:p>
+            <w:pPr>
+              <w:spacing w:before="60" w:after="60" w:line="252" w:lineRule="auto"/>
+              <w:jc w:val="left"/>
+            </w:pPr>
+            <w:r/>
+            <w:r>
+              <w:rPr>
+                <w:b/>
+              </w:rPr>
+              <w:t>+3.50</w:t>
+            </w:r>
+          </w:p>
+        </w:tc>
+        <w:tc>
+          <w:tcPr>
+            <w:tcW w:type="dxa" w:w="1440"/>
+            <w:shd w:fill="F8FAFC"/>
+            <w:tcMar>
+              <w:top w:w="100" w:type="dxa"/>
+              <w:bottom w:w="100" w:type="dxa"/>
+              <w:left w:w="120" w:type="dxa"/>
+              <w:right w:w="120" w:type="dxa"/>
+            </w:tcMar>
+            <w:tcBorders>
+              <w:top w:val="single" w:sz="4" w:space="0" w:color="CCCCCC"/>
+              <w:bottom w:val="single" w:sz="4" w:space="0" w:color="CCCCCC"/>
+              <w:left w:val="single" w:sz="4" w:space="0" w:color="CCCCCC"/>
+              <w:right w:val="single" w:sz="4" w:space="0" w:color="CCCCCC"/>
+            </w:tcBorders>
+          </w:tcPr>
+          <w:p>
+            <w:pPr>
+              <w:spacing w:before="60" w:after="60" w:line="252" w:lineRule="auto"/>
+              <w:jc w:val="left"/>
+            </w:pPr>
+            <w:r/>
+            <w:r>
+              <w:t>BULL</w:t>
+            </w:r>
+          </w:p>
+        </w:tc>
+      </w:tr>
+      <w:tr>
+        <w:tc>
+          <w:tcPr>
+            <w:tcW w:type="dxa" w:w="1584"/>
+            <w:shd w:fill="FFFFFF"/>
+            <w:tcMar>
+              <w:top w:w="100" w:type="dxa"/>
+              <w:bottom w:w="100" w:type="dxa"/>
+              <w:left w:w="120" w:type="dxa"/>
+              <w:right w:w="120" w:type="dxa"/>
+            </w:tcMar>
+            <w:tcBorders>
+              <w:top w:val="single" w:sz="4" w:space="0" w:color="CCCCCC"/>
+              <w:bottom w:val="single" w:sz="4" w:space="0" w:color="CCCCCC"/>
+              <w:left w:val="single" w:sz="4" w:space="0" w:color="CCCCCC"/>
+              <w:right w:val="single" w:sz="4" w:space="0" w:color="CCCCCC"/>
+            </w:tcBorders>
+          </w:tcPr>
+          <w:p>
+            <w:pPr>
+              <w:spacing w:before="60" w:after="60" w:line="252" w:lineRule="auto"/>
+              <w:jc w:val="left"/>
+            </w:pPr>
+            <w:r/>
+            <w:r>
+              <w:rPr>
+                <w:b/>
+              </w:rPr>
+              <w:t>Thu 06/08</w:t>
+            </w:r>
+          </w:p>
+        </w:tc>
+        <w:tc>
+          <w:tcPr>
+            <w:tcW w:type="dxa" w:w="864"/>
+            <w:shd w:fill="FFFFFF"/>
+            <w:tcMar>
+              <w:top w:w="100" w:type="dxa"/>
+              <w:bottom w:w="100" w:type="dxa"/>
+              <w:left w:w="120" w:type="dxa"/>
+              <w:right w:w="120" w:type="dxa"/>
+            </w:tcMar>
+            <w:tcBorders>
+              <w:top w:val="single" w:sz="4" w:space="0" w:color="CCCCCC"/>
+              <w:bottom w:val="single" w:sz="4" w:space="0" w:color="CCCCCC"/>
+              <w:left w:val="single" w:sz="4" w:space="0" w:color="CCCCCC"/>
+              <w:right w:val="single" w:sz="4" w:space="0" w:color="CCCCCC"/>
+            </w:tcBorders>
+          </w:tcPr>
+          <w:p>
+            <w:pPr>
+              <w:spacing w:before="60" w:after="60" w:line="252" w:lineRule="auto"/>
+              <w:jc w:val="left"/>
+            </w:pPr>
+            <w:r/>
+            <w:r>
+              <w:t>NY Close 23-01</w:t>
+            </w:r>
+          </w:p>
+        </w:tc>
+        <w:tc>
+          <w:tcPr>
+            <w:tcW w:type="dxa" w:w="1440"/>
+            <w:shd w:fill="FFFFFF"/>
+            <w:tcMar>
+              <w:top w:w="100" w:type="dxa"/>
+              <w:bottom w:w="100" w:type="dxa"/>
+              <w:left w:w="120" w:type="dxa"/>
+              <w:right w:w="120" w:type="dxa"/>
+            </w:tcMar>
+            <w:tcBorders>
+              <w:top w:val="single" w:sz="4" w:space="0" w:color="CCCCCC"/>
+              <w:bottom w:val="single" w:sz="4" w:space="0" w:color="CCCCCC"/>
+              <w:left w:val="single" w:sz="4" w:space="0" w:color="CCCCCC"/>
+              <w:right w:val="single" w:sz="4" w:space="0" w:color="CCCCCC"/>
+            </w:tcBorders>
+          </w:tcPr>
+          <w:p>
+            <w:pPr>
+              <w:spacing w:before="60" w:after="60" w:line="252" w:lineRule="auto"/>
+              <w:jc w:val="left"/>
+            </w:pPr>
+            <w:r/>
+            <w:r>
+              <w:t>662.00</w:t>
+            </w:r>
+          </w:p>
+        </w:tc>
+        <w:tc>
+          <w:tcPr>
+            <w:tcW w:type="dxa" w:w="2016"/>
+            <w:shd w:fill="FFFFFF"/>
+            <w:tcMar>
+              <w:top w:w="100" w:type="dxa"/>
+              <w:bottom w:w="100" w:type="dxa"/>
+              <w:left w:w="120" w:type="dxa"/>
+              <w:right w:w="120" w:type="dxa"/>
+            </w:tcMar>
+            <w:tcBorders>
+              <w:top w:val="single" w:sz="4" w:space="0" w:color="CCCCCC"/>
+              <w:bottom w:val="single" w:sz="4" w:space="0" w:color="CCCCCC"/>
+              <w:left w:val="single" w:sz="4" w:space="0" w:color="CCCCCC"/>
+              <w:right w:val="single" w:sz="4" w:space="0" w:color="CCCCCC"/>
+            </w:tcBorders>
+          </w:tcPr>
+          <w:p>
+            <w:pPr>
+              <w:spacing w:before="60" w:after="60" w:line="252" w:lineRule="auto"/>
+              <w:jc w:val="left"/>
+            </w:pPr>
+            <w:r/>
+            <w:r>
+              <w:t>667.50</w:t>
+            </w:r>
+          </w:p>
+        </w:tc>
+        <w:tc>
+          <w:tcPr>
+            <w:tcW w:type="dxa" w:w="1152"/>
+            <w:shd w:fill="FFFFFF"/>
+            <w:tcMar>
+              <w:top w:w="100" w:type="dxa"/>
+              <w:bottom w:w="100" w:type="dxa"/>
+              <w:left w:w="120" w:type="dxa"/>
+              <w:right w:w="120" w:type="dxa"/>
+            </w:tcMar>
+            <w:tcBorders>
+              <w:top w:val="single" w:sz="4" w:space="0" w:color="CCCCCC"/>
+              <w:bottom w:val="single" w:sz="4" w:space="0" w:color="CCCCCC"/>
+              <w:left w:val="single" w:sz="4" w:space="0" w:color="CCCCCC"/>
+              <w:right w:val="single" w:sz="4" w:space="0" w:color="CCCCCC"/>
+            </w:tcBorders>
+          </w:tcPr>
+          <w:p>
+            <w:pPr>
+              <w:spacing w:before="60" w:after="60" w:line="252" w:lineRule="auto"/>
+              <w:jc w:val="left"/>
+            </w:pPr>
+            <w:r/>
+            <w:r>
+              <w:t>654.25</w:t>
+            </w:r>
+          </w:p>
+        </w:tc>
+        <w:tc>
+          <w:tcPr>
+            <w:tcW w:type="dxa" w:w="1728"/>
+            <w:shd w:fill="FFFFFF"/>
+            <w:tcMar>
+              <w:top w:w="100" w:type="dxa"/>
+              <w:bottom w:w="100" w:type="dxa"/>
+              <w:left w:w="120" w:type="dxa"/>
+              <w:right w:w="120" w:type="dxa"/>
+            </w:tcMar>
+            <w:tcBorders>
+              <w:top w:val="single" w:sz="4" w:space="0" w:color="CCCCCC"/>
+              <w:bottom w:val="single" w:sz="4" w:space="0" w:color="CCCCCC"/>
+              <w:left w:val="single" w:sz="4" w:space="0" w:color="CCCCCC"/>
+              <w:right w:val="single" w:sz="4" w:space="0" w:color="CCCCCC"/>
+            </w:tcBorders>
+          </w:tcPr>
+          <w:p>
+            <w:pPr>
+              <w:spacing w:before="60" w:after="60" w:line="252" w:lineRule="auto"/>
+              <w:jc w:val="left"/>
+            </w:pPr>
+            <w:r/>
+            <w:r>
+              <w:rPr>
+                <w:b/>
+              </w:rPr>
+              <w:t>662.75</w:t>
+            </w:r>
+          </w:p>
+        </w:tc>
+        <w:tc>
+          <w:tcPr>
+            <w:tcW w:type="dxa" w:w="3456"/>
+            <w:shd w:fill="FFFFFF"/>
+            <w:tcMar>
+              <w:top w:w="100" w:type="dxa"/>
+              <w:bottom w:w="100" w:type="dxa"/>
+              <w:left w:w="120" w:type="dxa"/>
+              <w:right w:w="120" w:type="dxa"/>
+            </w:tcMar>
+            <w:tcBorders>
+              <w:top w:val="single" w:sz="4" w:space="0" w:color="CCCCCC"/>
+              <w:bottom w:val="single" w:sz="4" w:space="0" w:color="CCCCCC"/>
+              <w:left w:val="single" w:sz="4" w:space="0" w:color="CCCCCC"/>
+              <w:right w:val="single" w:sz="4" w:space="0" w:color="CCCCCC"/>
+            </w:tcBorders>
+          </w:tcPr>
+          <w:p>
+            <w:pPr>
+              <w:spacing w:before="60" w:after="60" w:line="252" w:lineRule="auto"/>
+              <w:jc w:val="left"/>
+            </w:pPr>
+            <w:r/>
+            <w:r>
+              <w:rPr>
+                <w:b/>
+              </w:rPr>
+              <w:t>+0.75</w:t>
+            </w:r>
+          </w:p>
+        </w:tc>
+        <w:tc>
+          <w:tcPr>
+            <w:tcW w:type="dxa" w:w="1440"/>
+            <w:shd w:fill="FFFFFF"/>
+            <w:tcMar>
+              <w:top w:w="100" w:type="dxa"/>
+              <w:bottom w:w="100" w:type="dxa"/>
+              <w:left w:w="120" w:type="dxa"/>
+              <w:right w:w="120" w:type="dxa"/>
+            </w:tcMar>
+            <w:tcBorders>
+              <w:top w:val="single" w:sz="4" w:space="0" w:color="CCCCCC"/>
+              <w:bottom w:val="single" w:sz="4" w:space="0" w:color="CCCCCC"/>
+              <w:left w:val="single" w:sz="4" w:space="0" w:color="CCCCCC"/>
+              <w:right w:val="single" w:sz="4" w:space="0" w:color="CCCCCC"/>
+            </w:tcBorders>
+          </w:tcPr>
+          <w:p>
+            <w:pPr>
+              <w:spacing w:before="60" w:after="60" w:line="252" w:lineRule="auto"/>
+              <w:jc w:val="left"/>
+            </w:pPr>
+            <w:r/>
+            <w:r>
+              <w:t>BULL</w:t>
+            </w:r>
+          </w:p>
+        </w:tc>
+      </w:tr>
+      <w:tr>
+        <w:tc>
+          <w:tcPr>
+            <w:tcW w:type="dxa" w:w="1584"/>
+            <w:shd w:fill="F8FAFC"/>
+            <w:tcMar>
+              <w:top w:w="100" w:type="dxa"/>
+              <w:bottom w:w="100" w:type="dxa"/>
+              <w:left w:w="120" w:type="dxa"/>
+              <w:right w:w="120" w:type="dxa"/>
+            </w:tcMar>
+            <w:tcBorders>
+              <w:top w:val="single" w:sz="4" w:space="0" w:color="CCCCCC"/>
+              <w:bottom w:val="single" w:sz="4" w:space="0" w:color="CCCCCC"/>
+              <w:left w:val="single" w:sz="4" w:space="0" w:color="CCCCCC"/>
+              <w:right w:val="single" w:sz="4" w:space="0" w:color="CCCCCC"/>
+            </w:tcBorders>
+          </w:tcPr>
+          <w:p>
+            <w:pPr>
+              <w:spacing w:before="60" w:after="60" w:line="252" w:lineRule="auto"/>
+              <w:jc w:val="left"/>
+            </w:pPr>
+            <w:r/>
+            <w:r>
+              <w:rPr>
+                <w:b/>
+              </w:rPr>
+              <w:t>Fri 07/08</w:t>
+            </w:r>
+          </w:p>
+        </w:tc>
+        <w:tc>
+          <w:tcPr>
+            <w:tcW w:type="dxa" w:w="864"/>
+            <w:shd w:fill="F8FAFC"/>
+            <w:tcMar>
+              <w:top w:w="100" w:type="dxa"/>
+              <w:bottom w:w="100" w:type="dxa"/>
+              <w:left w:w="120" w:type="dxa"/>
+              <w:right w:w="120" w:type="dxa"/>
+            </w:tcMar>
+            <w:tcBorders>
+              <w:top w:val="single" w:sz="4" w:space="0" w:color="CCCCCC"/>
+              <w:bottom w:val="single" w:sz="4" w:space="0" w:color="CCCCCC"/>
+              <w:left w:val="single" w:sz="4" w:space="0" w:color="CCCCCC"/>
+              <w:right w:val="single" w:sz="4" w:space="0" w:color="CCCCCC"/>
+            </w:tcBorders>
+          </w:tcPr>
+          <w:p>
+            <w:pPr>
+              <w:spacing w:before="60" w:after="60" w:line="252" w:lineRule="auto"/>
+              <w:jc w:val="left"/>
+            </w:pPr>
+            <w:r/>
+            <w:r>
+              <w:t>Asia 07-11</w:t>
+            </w:r>
+          </w:p>
+        </w:tc>
+        <w:tc>
+          <w:tcPr>
+            <w:tcW w:type="dxa" w:w="1440"/>
+            <w:shd w:fill="F8FAFC"/>
+            <w:tcMar>
+              <w:top w:w="100" w:type="dxa"/>
+              <w:bottom w:w="100" w:type="dxa"/>
+              <w:left w:w="120" w:type="dxa"/>
+              <w:right w:w="120" w:type="dxa"/>
+            </w:tcMar>
+            <w:tcBorders>
+              <w:top w:val="single" w:sz="4" w:space="0" w:color="CCCCCC"/>
+              <w:bottom w:val="single" w:sz="4" w:space="0" w:color="CCCCCC"/>
+              <w:left w:val="single" w:sz="4" w:space="0" w:color="CCCCCC"/>
+              <w:right w:val="single" w:sz="4" w:space="0" w:color="CCCCCC"/>
+            </w:tcBorders>
+          </w:tcPr>
+          <w:p>
+            <w:pPr>
+              <w:spacing w:before="60" w:after="60" w:line="252" w:lineRule="auto"/>
+              <w:jc w:val="left"/>
+            </w:pPr>
+            <w:r/>
+            <w:r>
+              <w:t>662.75</w:t>
+            </w:r>
+          </w:p>
+        </w:tc>
+        <w:tc>
+          <w:tcPr>
+            <w:tcW w:type="dxa" w:w="2016"/>
+            <w:shd w:fill="F8FAFC"/>
+            <w:tcMar>
+              <w:top w:w="100" w:type="dxa"/>
+              <w:bottom w:w="100" w:type="dxa"/>
+              <w:left w:w="120" w:type="dxa"/>
+              <w:right w:w="120" w:type="dxa"/>
+            </w:tcMar>
+            <w:tcBorders>
+              <w:top w:val="single" w:sz="4" w:space="0" w:color="CCCCCC"/>
+              <w:bottom w:val="single" w:sz="4" w:space="0" w:color="CCCCCC"/>
+              <w:left w:val="single" w:sz="4" w:space="0" w:color="CCCCCC"/>
+              <w:right w:val="single" w:sz="4" w:space="0" w:color="CCCCCC"/>
+            </w:tcBorders>
+          </w:tcPr>
+          <w:p>
+            <w:pPr>
+              <w:spacing w:before="60" w:after="60" w:line="252" w:lineRule="auto"/>
+              <w:jc w:val="left"/>
+            </w:pPr>
+            <w:r/>
+            <w:r>
+              <w:t>672.00</w:t>
+            </w:r>
+          </w:p>
+        </w:tc>
+        <w:tc>
+          <w:tcPr>
+            <w:tcW w:type="dxa" w:w="1152"/>
+            <w:shd w:fill="F8FAFC"/>
+            <w:tcMar>
+              <w:top w:w="100" w:type="dxa"/>
+              <w:bottom w:w="100" w:type="dxa"/>
+              <w:left w:w="120" w:type="dxa"/>
+              <w:right w:w="120" w:type="dxa"/>
+            </w:tcMar>
+            <w:tcBorders>
+              <w:top w:val="single" w:sz="4" w:space="0" w:color="CCCCCC"/>
+              <w:bottom w:val="single" w:sz="4" w:space="0" w:color="CCCCCC"/>
+              <w:left w:val="single" w:sz="4" w:space="0" w:color="CCCCCC"/>
+              <w:right w:val="single" w:sz="4" w:space="0" w:color="CCCCCC"/>
+            </w:tcBorders>
+          </w:tcPr>
+          <w:p>
+            <w:pPr>
+              <w:spacing w:before="60" w:after="60" w:line="252" w:lineRule="auto"/>
+              <w:jc w:val="left"/>
+            </w:pPr>
+            <w:r/>
+            <w:r>
+              <w:t>656.25</w:t>
+            </w:r>
+          </w:p>
+        </w:tc>
+        <w:tc>
+          <w:tcPr>
+            <w:tcW w:type="dxa" w:w="1728"/>
+            <w:shd w:fill="F8FAFC"/>
+            <w:tcMar>
+              <w:top w:w="100" w:type="dxa"/>
+              <w:bottom w:w="100" w:type="dxa"/>
+              <w:left w:w="120" w:type="dxa"/>
+              <w:right w:w="120" w:type="dxa"/>
+            </w:tcMar>
+            <w:tcBorders>
+              <w:top w:val="single" w:sz="4" w:space="0" w:color="CCCCCC"/>
+              <w:bottom w:val="single" w:sz="4" w:space="0" w:color="CCCCCC"/>
+              <w:left w:val="single" w:sz="4" w:space="0" w:color="CCCCCC"/>
+              <w:right w:val="single" w:sz="4" w:space="0" w:color="CCCCCC"/>
+            </w:tcBorders>
+          </w:tcPr>
+          <w:p>
+            <w:pPr>
+              <w:spacing w:before="60" w:after="60" w:line="252" w:lineRule="auto"/>
+              <w:jc w:val="left"/>
+            </w:pPr>
+            <w:r/>
+            <w:r>
+              <w:rPr>
+                <w:b/>
+              </w:rPr>
+              <w:t>662.00</w:t>
+            </w:r>
+          </w:p>
+        </w:tc>
+        <w:tc>
+          <w:tcPr>
+            <w:tcW w:type="dxa" w:w="3456"/>
+            <w:shd w:fill="F8FAFC"/>
             <w:tcMar>
               <w:top w:w="100" w:type="dxa"/>
               <w:bottom w:w="100" w:type="dxa"/>
@@ -27528,7 +30113,7 @@
         <w:tc>
           <w:tcPr>
             <w:tcW w:type="dxa" w:w="1440"/>
-            <w:shd w:fill="FFFFFF"/>
+            <w:shd w:fill="F8FAFC"/>
             <w:tcMar>
               <w:top w:w="100" w:type="dxa"/>
               <w:bottom w:w="100" w:type="dxa"/>
@@ -27558,7 +30143,7 @@
         <w:tc>
           <w:tcPr>
             <w:tcW w:type="dxa" w:w="1584"/>
-            <w:shd w:fill="F8FAFC"/>
+            <w:shd w:fill="FFFFFF"/>
             <w:tcMar>
               <w:top w:w="100" w:type="dxa"/>
               <w:bottom w:w="100" w:type="dxa"/>
@@ -27582,42 +30167,98 @@
               <w:rPr>
                 <w:b/>
               </w:rPr>
-              <w:t>Wed 05/08</w:t>
+              <w:t>Fri 07/08</w:t>
             </w:r>
           </w:p>
         </w:tc>
         <w:tc>
           <w:tcPr>
             <w:tcW w:type="dxa" w:w="864"/>
-            <w:shd w:fill="F8FAFC"/>
-            <w:tcMar>
-              <w:top w:w="100" w:type="dxa"/>
-              <w:bottom w:w="100" w:type="dxa"/>
-              <w:left w:w="120" w:type="dxa"/>
-              <w:right w:w="120" w:type="dxa"/>
-            </w:tcMar>
-            <w:tcBorders>
-              <w:top w:val="single" w:sz="4" w:space="0" w:color="CCCCCC"/>
-              <w:bottom w:val="single" w:sz="4" w:space="0" w:color="CCCCCC"/>
-              <w:left w:val="single" w:sz="4" w:space="0" w:color="CCCCCC"/>
-              <w:right w:val="single" w:sz="4" w:space="0" w:color="CCCCCC"/>
-            </w:tcBorders>
-          </w:tcPr>
-          <w:p>
-            <w:pPr>
-              <w:spacing w:before="60" w:after="60" w:line="252" w:lineRule="auto"/>
-              <w:jc w:val="left"/>
-            </w:pPr>
-            <w:r/>
-            <w:r>
-              <w:t>London 15-19</w:t>
+            <w:shd w:fill="FFFFFF"/>
+            <w:tcMar>
+              <w:top w:w="100" w:type="dxa"/>
+              <w:bottom w:w="100" w:type="dxa"/>
+              <w:left w:w="120" w:type="dxa"/>
+              <w:right w:w="120" w:type="dxa"/>
+            </w:tcMar>
+            <w:tcBorders>
+              <w:top w:val="single" w:sz="4" w:space="0" w:color="CCCCCC"/>
+              <w:bottom w:val="single" w:sz="4" w:space="0" w:color="CCCCCC"/>
+              <w:left w:val="single" w:sz="4" w:space="0" w:color="CCCCCC"/>
+              <w:right w:val="single" w:sz="4" w:space="0" w:color="CCCCCC"/>
+            </w:tcBorders>
+          </w:tcPr>
+          <w:p>
+            <w:pPr>
+              <w:spacing w:before="60" w:after="60" w:line="252" w:lineRule="auto"/>
+              <w:jc w:val="left"/>
+            </w:pPr>
+            <w:r/>
+            <w:r>
+              <w:t>Asia 11-15</w:t>
             </w:r>
           </w:p>
         </w:tc>
         <w:tc>
           <w:tcPr>
             <w:tcW w:type="dxa" w:w="1440"/>
-            <w:shd w:fill="F8FAFC"/>
+            <w:shd w:fill="FFFFFF"/>
+            <w:tcMar>
+              <w:top w:w="100" w:type="dxa"/>
+              <w:bottom w:w="100" w:type="dxa"/>
+              <w:left w:w="120" w:type="dxa"/>
+              <w:right w:w="120" w:type="dxa"/>
+            </w:tcMar>
+            <w:tcBorders>
+              <w:top w:val="single" w:sz="4" w:space="0" w:color="CCCCCC"/>
+              <w:bottom w:val="single" w:sz="4" w:space="0" w:color="CCCCCC"/>
+              <w:left w:val="single" w:sz="4" w:space="0" w:color="CCCCCC"/>
+              <w:right w:val="single" w:sz="4" w:space="0" w:color="CCCCCC"/>
+            </w:tcBorders>
+          </w:tcPr>
+          <w:p>
+            <w:pPr>
+              <w:spacing w:before="60" w:after="60" w:line="252" w:lineRule="auto"/>
+              <w:jc w:val="left"/>
+            </w:pPr>
+            <w:r/>
+            <w:r>
+              <w:t>662.00</w:t>
+            </w:r>
+          </w:p>
+        </w:tc>
+        <w:tc>
+          <w:tcPr>
+            <w:tcW w:type="dxa" w:w="2016"/>
+            <w:shd w:fill="FFFFFF"/>
+            <w:tcMar>
+              <w:top w:w="100" w:type="dxa"/>
+              <w:bottom w:w="100" w:type="dxa"/>
+              <w:left w:w="120" w:type="dxa"/>
+              <w:right w:w="120" w:type="dxa"/>
+            </w:tcMar>
+            <w:tcBorders>
+              <w:top w:val="single" w:sz="4" w:space="0" w:color="CCCCCC"/>
+              <w:bottom w:val="single" w:sz="4" w:space="0" w:color="CCCCCC"/>
+              <w:left w:val="single" w:sz="4" w:space="0" w:color="CCCCCC"/>
+              <w:right w:val="single" w:sz="4" w:space="0" w:color="CCCCCC"/>
+            </w:tcBorders>
+          </w:tcPr>
+          <w:p>
+            <w:pPr>
+              <w:spacing w:before="60" w:after="60" w:line="252" w:lineRule="auto"/>
+              <w:jc w:val="left"/>
+            </w:pPr>
+            <w:r/>
+            <w:r>
+              <w:t>669.50</w:t>
+            </w:r>
+          </w:p>
+        </w:tc>
+        <w:tc>
+          <w:tcPr>
+            <w:tcW w:type="dxa" w:w="1152"/>
+            <w:shd w:fill="FFFFFF"/>
             <w:tcMar>
               <w:top w:w="100" w:type="dxa"/>
               <w:bottom w:w="100" w:type="dxa"/>
@@ -27644,64 +30285,8 @@
         </w:tc>
         <w:tc>
           <w:tcPr>
-            <w:tcW w:type="dxa" w:w="2016"/>
-            <w:shd w:fill="F8FAFC"/>
-            <w:tcMar>
-              <w:top w:w="100" w:type="dxa"/>
-              <w:bottom w:w="100" w:type="dxa"/>
-              <w:left w:w="120" w:type="dxa"/>
-              <w:right w:w="120" w:type="dxa"/>
-            </w:tcMar>
-            <w:tcBorders>
-              <w:top w:val="single" w:sz="4" w:space="0" w:color="CCCCCC"/>
-              <w:bottom w:val="single" w:sz="4" w:space="0" w:color="CCCCCC"/>
-              <w:left w:val="single" w:sz="4" w:space="0" w:color="CCCCCC"/>
-              <w:right w:val="single" w:sz="4" w:space="0" w:color="CCCCCC"/>
-            </w:tcBorders>
-          </w:tcPr>
-          <w:p>
-            <w:pPr>
-              <w:spacing w:before="60" w:after="60" w:line="252" w:lineRule="auto"/>
-              <w:jc w:val="left"/>
-            </w:pPr>
-            <w:r/>
-            <w:r>
-              <w:t>669.50</w:t>
-            </w:r>
-          </w:p>
-        </w:tc>
-        <w:tc>
-          <w:tcPr>
-            <w:tcW w:type="dxa" w:w="1152"/>
-            <w:shd w:fill="F8FAFC"/>
-            <w:tcMar>
-              <w:top w:w="100" w:type="dxa"/>
-              <w:bottom w:w="100" w:type="dxa"/>
-              <w:left w:w="120" w:type="dxa"/>
-              <w:right w:w="120" w:type="dxa"/>
-            </w:tcMar>
-            <w:tcBorders>
-              <w:top w:val="single" w:sz="4" w:space="0" w:color="CCCCCC"/>
-              <w:bottom w:val="single" w:sz="4" w:space="0" w:color="CCCCCC"/>
-              <w:left w:val="single" w:sz="4" w:space="0" w:color="CCCCCC"/>
-              <w:right w:val="single" w:sz="4" w:space="0" w:color="CCCCCC"/>
-            </w:tcBorders>
-          </w:tcPr>
-          <w:p>
-            <w:pPr>
-              <w:spacing w:before="60" w:after="60" w:line="252" w:lineRule="auto"/>
-              <w:jc w:val="left"/>
-            </w:pPr>
-            <w:r/>
-            <w:r>
-              <w:t>643.00</w:t>
-            </w:r>
-          </w:p>
-        </w:tc>
-        <w:tc>
-          <w:tcPr>
             <w:tcW w:type="dxa" w:w="1728"/>
-            <w:shd w:fill="F8FAFC"/>
+            <w:shd w:fill="FFFFFF"/>
             <w:tcMar>
               <w:top w:w="100" w:type="dxa"/>
               <w:bottom w:w="100" w:type="dxa"/>
@@ -27725,7 +30310,712 @@
               <w:rPr>
                 <w:b/>
               </w:rPr>
-              <w:t>657.75</w:t>
+              <w:t>661.00</w:t>
+            </w:r>
+          </w:p>
+        </w:tc>
+        <w:tc>
+          <w:tcPr>
+            <w:tcW w:type="dxa" w:w="3456"/>
+            <w:shd w:fill="FFFFFF"/>
+            <w:tcMar>
+              <w:top w:w="100" w:type="dxa"/>
+              <w:bottom w:w="100" w:type="dxa"/>
+              <w:left w:w="120" w:type="dxa"/>
+              <w:right w:w="120" w:type="dxa"/>
+            </w:tcMar>
+            <w:tcBorders>
+              <w:top w:val="single" w:sz="4" w:space="0" w:color="CCCCCC"/>
+              <w:bottom w:val="single" w:sz="4" w:space="0" w:color="CCCCCC"/>
+              <w:left w:val="single" w:sz="4" w:space="0" w:color="CCCCCC"/>
+              <w:right w:val="single" w:sz="4" w:space="0" w:color="CCCCCC"/>
+            </w:tcBorders>
+          </w:tcPr>
+          <w:p>
+            <w:pPr>
+              <w:spacing w:before="60" w:after="60" w:line="252" w:lineRule="auto"/>
+              <w:jc w:val="left"/>
+            </w:pPr>
+            <w:r/>
+            <w:r>
+              <w:rPr>
+                <w:b/>
+              </w:rPr>
+              <w:t>-1.00</w:t>
+            </w:r>
+          </w:p>
+        </w:tc>
+        <w:tc>
+          <w:tcPr>
+            <w:tcW w:type="dxa" w:w="1440"/>
+            <w:shd w:fill="FFFFFF"/>
+            <w:tcMar>
+              <w:top w:w="100" w:type="dxa"/>
+              <w:bottom w:w="100" w:type="dxa"/>
+              <w:left w:w="120" w:type="dxa"/>
+              <w:right w:w="120" w:type="dxa"/>
+            </w:tcMar>
+            <w:tcBorders>
+              <w:top w:val="single" w:sz="4" w:space="0" w:color="CCCCCC"/>
+              <w:bottom w:val="single" w:sz="4" w:space="0" w:color="CCCCCC"/>
+              <w:left w:val="single" w:sz="4" w:space="0" w:color="CCCCCC"/>
+              <w:right w:val="single" w:sz="4" w:space="0" w:color="CCCCCC"/>
+            </w:tcBorders>
+          </w:tcPr>
+          <w:p>
+            <w:pPr>
+              <w:spacing w:before="60" w:after="60" w:line="252" w:lineRule="auto"/>
+              <w:jc w:val="left"/>
+            </w:pPr>
+            <w:r/>
+            <w:r>
+              <w:t>BEAR</w:t>
+            </w:r>
+          </w:p>
+        </w:tc>
+      </w:tr>
+      <w:tr>
+        <w:tc>
+          <w:tcPr>
+            <w:tcW w:type="dxa" w:w="1584"/>
+            <w:shd w:fill="F8FAFC"/>
+            <w:tcMar>
+              <w:top w:w="100" w:type="dxa"/>
+              <w:bottom w:w="100" w:type="dxa"/>
+              <w:left w:w="120" w:type="dxa"/>
+              <w:right w:w="120" w:type="dxa"/>
+            </w:tcMar>
+            <w:tcBorders>
+              <w:top w:val="single" w:sz="4" w:space="0" w:color="CCCCCC"/>
+              <w:bottom w:val="single" w:sz="4" w:space="0" w:color="CCCCCC"/>
+              <w:left w:val="single" w:sz="4" w:space="0" w:color="CCCCCC"/>
+              <w:right w:val="single" w:sz="4" w:space="0" w:color="CCCCCC"/>
+            </w:tcBorders>
+          </w:tcPr>
+          <w:p>
+            <w:pPr>
+              <w:spacing w:before="60" w:after="60" w:line="252" w:lineRule="auto"/>
+              <w:jc w:val="left"/>
+            </w:pPr>
+            <w:r/>
+            <w:r>
+              <w:rPr>
+                <w:b/>
+              </w:rPr>
+              <w:t>Fri 07/08</w:t>
+            </w:r>
+          </w:p>
+        </w:tc>
+        <w:tc>
+          <w:tcPr>
+            <w:tcW w:type="dxa" w:w="864"/>
+            <w:shd w:fill="F8FAFC"/>
+            <w:tcMar>
+              <w:top w:w="100" w:type="dxa"/>
+              <w:bottom w:w="100" w:type="dxa"/>
+              <w:left w:w="120" w:type="dxa"/>
+              <w:right w:w="120" w:type="dxa"/>
+            </w:tcMar>
+            <w:tcBorders>
+              <w:top w:val="single" w:sz="4" w:space="0" w:color="CCCCCC"/>
+              <w:bottom w:val="single" w:sz="4" w:space="0" w:color="CCCCCC"/>
+              <w:left w:val="single" w:sz="4" w:space="0" w:color="CCCCCC"/>
+              <w:right w:val="single" w:sz="4" w:space="0" w:color="CCCCCC"/>
+            </w:tcBorders>
+          </w:tcPr>
+          <w:p>
+            <w:pPr>
+              <w:spacing w:before="60" w:after="60" w:line="252" w:lineRule="auto"/>
+              <w:jc w:val="left"/>
+            </w:pPr>
+            <w:r/>
+            <w:r>
+              <w:t>London 15-19</w:t>
+            </w:r>
+          </w:p>
+        </w:tc>
+        <w:tc>
+          <w:tcPr>
+            <w:tcW w:type="dxa" w:w="1440"/>
+            <w:shd w:fill="F8FAFC"/>
+            <w:tcMar>
+              <w:top w:w="100" w:type="dxa"/>
+              <w:bottom w:w="100" w:type="dxa"/>
+              <w:left w:w="120" w:type="dxa"/>
+              <w:right w:w="120" w:type="dxa"/>
+            </w:tcMar>
+            <w:tcBorders>
+              <w:top w:val="single" w:sz="4" w:space="0" w:color="CCCCCC"/>
+              <w:bottom w:val="single" w:sz="4" w:space="0" w:color="CCCCCC"/>
+              <w:left w:val="single" w:sz="4" w:space="0" w:color="CCCCCC"/>
+              <w:right w:val="single" w:sz="4" w:space="0" w:color="CCCCCC"/>
+            </w:tcBorders>
+          </w:tcPr>
+          <w:p>
+            <w:pPr>
+              <w:spacing w:before="60" w:after="60" w:line="252" w:lineRule="auto"/>
+              <w:jc w:val="left"/>
+            </w:pPr>
+            <w:r/>
+            <w:r>
+              <w:t>661.00</w:t>
+            </w:r>
+          </w:p>
+        </w:tc>
+        <w:tc>
+          <w:tcPr>
+            <w:tcW w:type="dxa" w:w="2016"/>
+            <w:shd w:fill="F8FAFC"/>
+            <w:tcMar>
+              <w:top w:w="100" w:type="dxa"/>
+              <w:bottom w:w="100" w:type="dxa"/>
+              <w:left w:w="120" w:type="dxa"/>
+              <w:right w:w="120" w:type="dxa"/>
+            </w:tcMar>
+            <w:tcBorders>
+              <w:top w:val="single" w:sz="4" w:space="0" w:color="CCCCCC"/>
+              <w:bottom w:val="single" w:sz="4" w:space="0" w:color="CCCCCC"/>
+              <w:left w:val="single" w:sz="4" w:space="0" w:color="CCCCCC"/>
+              <w:right w:val="single" w:sz="4" w:space="0" w:color="CCCCCC"/>
+            </w:tcBorders>
+          </w:tcPr>
+          <w:p>
+            <w:pPr>
+              <w:spacing w:before="60" w:after="60" w:line="252" w:lineRule="auto"/>
+              <w:jc w:val="left"/>
+            </w:pPr>
+            <w:r/>
+            <w:r>
+              <w:t>668.00</w:t>
+            </w:r>
+          </w:p>
+        </w:tc>
+        <w:tc>
+          <w:tcPr>
+            <w:tcW w:type="dxa" w:w="1152"/>
+            <w:shd w:fill="F8FAFC"/>
+            <w:tcMar>
+              <w:top w:w="100" w:type="dxa"/>
+              <w:bottom w:w="100" w:type="dxa"/>
+              <w:left w:w="120" w:type="dxa"/>
+              <w:right w:w="120" w:type="dxa"/>
+            </w:tcMar>
+            <w:tcBorders>
+              <w:top w:val="single" w:sz="4" w:space="0" w:color="CCCCCC"/>
+              <w:bottom w:val="single" w:sz="4" w:space="0" w:color="CCCCCC"/>
+              <w:left w:val="single" w:sz="4" w:space="0" w:color="CCCCCC"/>
+              <w:right w:val="single" w:sz="4" w:space="0" w:color="CCCCCC"/>
+            </w:tcBorders>
+          </w:tcPr>
+          <w:p>
+            <w:pPr>
+              <w:spacing w:before="60" w:after="60" w:line="252" w:lineRule="auto"/>
+              <w:jc w:val="left"/>
+            </w:pPr>
+            <w:r/>
+            <w:r>
+              <w:t>647.50</w:t>
+            </w:r>
+          </w:p>
+        </w:tc>
+        <w:tc>
+          <w:tcPr>
+            <w:tcW w:type="dxa" w:w="1728"/>
+            <w:shd w:fill="F8FAFC"/>
+            <w:tcMar>
+              <w:top w:w="100" w:type="dxa"/>
+              <w:bottom w:w="100" w:type="dxa"/>
+              <w:left w:w="120" w:type="dxa"/>
+              <w:right w:w="120" w:type="dxa"/>
+            </w:tcMar>
+            <w:tcBorders>
+              <w:top w:val="single" w:sz="4" w:space="0" w:color="CCCCCC"/>
+              <w:bottom w:val="single" w:sz="4" w:space="0" w:color="CCCCCC"/>
+              <w:left w:val="single" w:sz="4" w:space="0" w:color="CCCCCC"/>
+              <w:right w:val="single" w:sz="4" w:space="0" w:color="CCCCCC"/>
+            </w:tcBorders>
+          </w:tcPr>
+          <w:p>
+            <w:pPr>
+              <w:spacing w:before="60" w:after="60" w:line="252" w:lineRule="auto"/>
+              <w:jc w:val="left"/>
+            </w:pPr>
+            <w:r/>
+            <w:r>
+              <w:rPr>
+                <w:b/>
+              </w:rPr>
+              <w:t>661.75</w:t>
+            </w:r>
+          </w:p>
+        </w:tc>
+        <w:tc>
+          <w:tcPr>
+            <w:tcW w:type="dxa" w:w="3456"/>
+            <w:shd w:fill="F8FAFC"/>
+            <w:tcMar>
+              <w:top w:w="100" w:type="dxa"/>
+              <w:bottom w:w="100" w:type="dxa"/>
+              <w:left w:w="120" w:type="dxa"/>
+              <w:right w:w="120" w:type="dxa"/>
+            </w:tcMar>
+            <w:tcBorders>
+              <w:top w:val="single" w:sz="4" w:space="0" w:color="CCCCCC"/>
+              <w:bottom w:val="single" w:sz="4" w:space="0" w:color="CCCCCC"/>
+              <w:left w:val="single" w:sz="4" w:space="0" w:color="CCCCCC"/>
+              <w:right w:val="single" w:sz="4" w:space="0" w:color="CCCCCC"/>
+            </w:tcBorders>
+          </w:tcPr>
+          <w:p>
+            <w:pPr>
+              <w:spacing w:before="60" w:after="60" w:line="252" w:lineRule="auto"/>
+              <w:jc w:val="left"/>
+            </w:pPr>
+            <w:r/>
+            <w:r>
+              <w:rPr>
+                <w:b/>
+              </w:rPr>
+              <w:t>+0.75</w:t>
+            </w:r>
+          </w:p>
+        </w:tc>
+        <w:tc>
+          <w:tcPr>
+            <w:tcW w:type="dxa" w:w="1440"/>
+            <w:shd w:fill="F8FAFC"/>
+            <w:tcMar>
+              <w:top w:w="100" w:type="dxa"/>
+              <w:bottom w:w="100" w:type="dxa"/>
+              <w:left w:w="120" w:type="dxa"/>
+              <w:right w:w="120" w:type="dxa"/>
+            </w:tcMar>
+            <w:tcBorders>
+              <w:top w:val="single" w:sz="4" w:space="0" w:color="CCCCCC"/>
+              <w:bottom w:val="single" w:sz="4" w:space="0" w:color="CCCCCC"/>
+              <w:left w:val="single" w:sz="4" w:space="0" w:color="CCCCCC"/>
+              <w:right w:val="single" w:sz="4" w:space="0" w:color="CCCCCC"/>
+            </w:tcBorders>
+          </w:tcPr>
+          <w:p>
+            <w:pPr>
+              <w:spacing w:before="60" w:after="60" w:line="252" w:lineRule="auto"/>
+              <w:jc w:val="left"/>
+            </w:pPr>
+            <w:r/>
+            <w:r>
+              <w:t>BULL</w:t>
+            </w:r>
+          </w:p>
+        </w:tc>
+      </w:tr>
+      <w:tr>
+        <w:tc>
+          <w:tcPr>
+            <w:tcW w:type="dxa" w:w="1584"/>
+            <w:shd w:fill="FFFFFF"/>
+            <w:tcMar>
+              <w:top w:w="100" w:type="dxa"/>
+              <w:bottom w:w="100" w:type="dxa"/>
+              <w:left w:w="120" w:type="dxa"/>
+              <w:right w:w="120" w:type="dxa"/>
+            </w:tcMar>
+            <w:tcBorders>
+              <w:top w:val="single" w:sz="4" w:space="0" w:color="CCCCCC"/>
+              <w:bottom w:val="single" w:sz="4" w:space="0" w:color="CCCCCC"/>
+              <w:left w:val="single" w:sz="4" w:space="0" w:color="CCCCCC"/>
+              <w:right w:val="single" w:sz="4" w:space="0" w:color="CCCCCC"/>
+            </w:tcBorders>
+          </w:tcPr>
+          <w:p>
+            <w:pPr>
+              <w:spacing w:before="60" w:after="60" w:line="252" w:lineRule="auto"/>
+              <w:jc w:val="left"/>
+            </w:pPr>
+            <w:r/>
+            <w:r>
+              <w:rPr>
+                <w:b/>
+              </w:rPr>
+              <w:t>Fri 07/08</w:t>
+            </w:r>
+          </w:p>
+        </w:tc>
+        <w:tc>
+          <w:tcPr>
+            <w:tcW w:type="dxa" w:w="864"/>
+            <w:shd w:fill="FFFFFF"/>
+            <w:tcMar>
+              <w:top w:w="100" w:type="dxa"/>
+              <w:bottom w:w="100" w:type="dxa"/>
+              <w:left w:w="120" w:type="dxa"/>
+              <w:right w:w="120" w:type="dxa"/>
+            </w:tcMar>
+            <w:tcBorders>
+              <w:top w:val="single" w:sz="4" w:space="0" w:color="CCCCCC"/>
+              <w:bottom w:val="single" w:sz="4" w:space="0" w:color="CCCCCC"/>
+              <w:left w:val="single" w:sz="4" w:space="0" w:color="CCCCCC"/>
+              <w:right w:val="single" w:sz="4" w:space="0" w:color="CCCCCC"/>
+            </w:tcBorders>
+          </w:tcPr>
+          <w:p>
+            <w:pPr>
+              <w:spacing w:before="60" w:after="60" w:line="252" w:lineRule="auto"/>
+              <w:jc w:val="left"/>
+            </w:pPr>
+            <w:r/>
+            <w:r>
+              <w:t>Pre-NY 19-21</w:t>
+            </w:r>
+          </w:p>
+        </w:tc>
+        <w:tc>
+          <w:tcPr>
+            <w:tcW w:type="dxa" w:w="1440"/>
+            <w:shd w:fill="FFFFFF"/>
+            <w:tcMar>
+              <w:top w:w="100" w:type="dxa"/>
+              <w:bottom w:w="100" w:type="dxa"/>
+              <w:left w:w="120" w:type="dxa"/>
+              <w:right w:w="120" w:type="dxa"/>
+            </w:tcMar>
+            <w:tcBorders>
+              <w:top w:val="single" w:sz="4" w:space="0" w:color="CCCCCC"/>
+              <w:bottom w:val="single" w:sz="4" w:space="0" w:color="CCCCCC"/>
+              <w:left w:val="single" w:sz="4" w:space="0" w:color="CCCCCC"/>
+              <w:right w:val="single" w:sz="4" w:space="0" w:color="CCCCCC"/>
+            </w:tcBorders>
+          </w:tcPr>
+          <w:p>
+            <w:pPr>
+              <w:spacing w:before="60" w:after="60" w:line="252" w:lineRule="auto"/>
+              <w:jc w:val="left"/>
+            </w:pPr>
+            <w:r/>
+            <w:r>
+              <w:t>661.75</w:t>
+            </w:r>
+          </w:p>
+        </w:tc>
+        <w:tc>
+          <w:tcPr>
+            <w:tcW w:type="dxa" w:w="2016"/>
+            <w:shd w:fill="FFFFFF"/>
+            <w:tcMar>
+              <w:top w:w="100" w:type="dxa"/>
+              <w:bottom w:w="100" w:type="dxa"/>
+              <w:left w:w="120" w:type="dxa"/>
+              <w:right w:w="120" w:type="dxa"/>
+            </w:tcMar>
+            <w:tcBorders>
+              <w:top w:val="single" w:sz="4" w:space="0" w:color="CCCCCC"/>
+              <w:bottom w:val="single" w:sz="4" w:space="0" w:color="CCCCCC"/>
+              <w:left w:val="single" w:sz="4" w:space="0" w:color="CCCCCC"/>
+              <w:right w:val="single" w:sz="4" w:space="0" w:color="CCCCCC"/>
+            </w:tcBorders>
+          </w:tcPr>
+          <w:p>
+            <w:pPr>
+              <w:spacing w:before="60" w:after="60" w:line="252" w:lineRule="auto"/>
+              <w:jc w:val="left"/>
+            </w:pPr>
+            <w:r/>
+            <w:r>
+              <w:t>671.00</w:t>
+            </w:r>
+          </w:p>
+        </w:tc>
+        <w:tc>
+          <w:tcPr>
+            <w:tcW w:type="dxa" w:w="1152"/>
+            <w:shd w:fill="FFFFFF"/>
+            <w:tcMar>
+              <w:top w:w="100" w:type="dxa"/>
+              <w:bottom w:w="100" w:type="dxa"/>
+              <w:left w:w="120" w:type="dxa"/>
+              <w:right w:w="120" w:type="dxa"/>
+            </w:tcMar>
+            <w:tcBorders>
+              <w:top w:val="single" w:sz="4" w:space="0" w:color="CCCCCC"/>
+              <w:bottom w:val="single" w:sz="4" w:space="0" w:color="CCCCCC"/>
+              <w:left w:val="single" w:sz="4" w:space="0" w:color="CCCCCC"/>
+              <w:right w:val="single" w:sz="4" w:space="0" w:color="CCCCCC"/>
+            </w:tcBorders>
+          </w:tcPr>
+          <w:p>
+            <w:pPr>
+              <w:spacing w:before="60" w:after="60" w:line="252" w:lineRule="auto"/>
+              <w:jc w:val="left"/>
+            </w:pPr>
+            <w:r/>
+            <w:r>
+              <w:t>654.50</w:t>
+            </w:r>
+          </w:p>
+        </w:tc>
+        <w:tc>
+          <w:tcPr>
+            <w:tcW w:type="dxa" w:w="1728"/>
+            <w:shd w:fill="FFFFFF"/>
+            <w:tcMar>
+              <w:top w:w="100" w:type="dxa"/>
+              <w:bottom w:w="100" w:type="dxa"/>
+              <w:left w:w="120" w:type="dxa"/>
+              <w:right w:w="120" w:type="dxa"/>
+            </w:tcMar>
+            <w:tcBorders>
+              <w:top w:val="single" w:sz="4" w:space="0" w:color="CCCCCC"/>
+              <w:bottom w:val="single" w:sz="4" w:space="0" w:color="CCCCCC"/>
+              <w:left w:val="single" w:sz="4" w:space="0" w:color="CCCCCC"/>
+              <w:right w:val="single" w:sz="4" w:space="0" w:color="CCCCCC"/>
+            </w:tcBorders>
+          </w:tcPr>
+          <w:p>
+            <w:pPr>
+              <w:spacing w:before="60" w:after="60" w:line="252" w:lineRule="auto"/>
+              <w:jc w:val="left"/>
+            </w:pPr>
+            <w:r/>
+            <w:r>
+              <w:rPr>
+                <w:b/>
+              </w:rPr>
+              <w:t>661.50</w:t>
+            </w:r>
+          </w:p>
+        </w:tc>
+        <w:tc>
+          <w:tcPr>
+            <w:tcW w:type="dxa" w:w="3456"/>
+            <w:shd w:fill="FFFFFF"/>
+            <w:tcMar>
+              <w:top w:w="100" w:type="dxa"/>
+              <w:bottom w:w="100" w:type="dxa"/>
+              <w:left w:w="120" w:type="dxa"/>
+              <w:right w:w="120" w:type="dxa"/>
+            </w:tcMar>
+            <w:tcBorders>
+              <w:top w:val="single" w:sz="4" w:space="0" w:color="CCCCCC"/>
+              <w:bottom w:val="single" w:sz="4" w:space="0" w:color="CCCCCC"/>
+              <w:left w:val="single" w:sz="4" w:space="0" w:color="CCCCCC"/>
+              <w:right w:val="single" w:sz="4" w:space="0" w:color="CCCCCC"/>
+            </w:tcBorders>
+          </w:tcPr>
+          <w:p>
+            <w:pPr>
+              <w:spacing w:before="60" w:after="60" w:line="252" w:lineRule="auto"/>
+              <w:jc w:val="left"/>
+            </w:pPr>
+            <w:r/>
+            <w:r>
+              <w:rPr>
+                <w:b/>
+              </w:rPr>
+              <w:t>-0.25</w:t>
+            </w:r>
+          </w:p>
+        </w:tc>
+        <w:tc>
+          <w:tcPr>
+            <w:tcW w:type="dxa" w:w="1440"/>
+            <w:shd w:fill="FFFFFF"/>
+            <w:tcMar>
+              <w:top w:w="100" w:type="dxa"/>
+              <w:bottom w:w="100" w:type="dxa"/>
+              <w:left w:w="120" w:type="dxa"/>
+              <w:right w:w="120" w:type="dxa"/>
+            </w:tcMar>
+            <w:tcBorders>
+              <w:top w:val="single" w:sz="4" w:space="0" w:color="CCCCCC"/>
+              <w:bottom w:val="single" w:sz="4" w:space="0" w:color="CCCCCC"/>
+              <w:left w:val="single" w:sz="4" w:space="0" w:color="CCCCCC"/>
+              <w:right w:val="single" w:sz="4" w:space="0" w:color="CCCCCC"/>
+            </w:tcBorders>
+          </w:tcPr>
+          <w:p>
+            <w:pPr>
+              <w:spacing w:before="60" w:after="60" w:line="252" w:lineRule="auto"/>
+              <w:jc w:val="left"/>
+            </w:pPr>
+            <w:r/>
+            <w:r>
+              <w:t>BEAR</w:t>
+            </w:r>
+          </w:p>
+        </w:tc>
+      </w:tr>
+      <w:tr>
+        <w:tc>
+          <w:tcPr>
+            <w:tcW w:type="dxa" w:w="1584"/>
+            <w:shd w:fill="F8FAFC"/>
+            <w:tcMar>
+              <w:top w:w="100" w:type="dxa"/>
+              <w:bottom w:w="100" w:type="dxa"/>
+              <w:left w:w="120" w:type="dxa"/>
+              <w:right w:w="120" w:type="dxa"/>
+            </w:tcMar>
+            <w:tcBorders>
+              <w:top w:val="single" w:sz="4" w:space="0" w:color="CCCCCC"/>
+              <w:bottom w:val="single" w:sz="4" w:space="0" w:color="CCCCCC"/>
+              <w:left w:val="single" w:sz="4" w:space="0" w:color="CCCCCC"/>
+              <w:right w:val="single" w:sz="4" w:space="0" w:color="CCCCCC"/>
+            </w:tcBorders>
+          </w:tcPr>
+          <w:p>
+            <w:pPr>
+              <w:spacing w:before="60" w:after="60" w:line="252" w:lineRule="auto"/>
+              <w:jc w:val="left"/>
+            </w:pPr>
+            <w:r/>
+            <w:r>
+              <w:rPr>
+                <w:b/>
+              </w:rPr>
+              <w:t>Fri 07/08</w:t>
+            </w:r>
+          </w:p>
+        </w:tc>
+        <w:tc>
+          <w:tcPr>
+            <w:tcW w:type="dxa" w:w="864"/>
+            <w:shd w:fill="F8FAFC"/>
+            <w:tcMar>
+              <w:top w:w="100" w:type="dxa"/>
+              <w:bottom w:w="100" w:type="dxa"/>
+              <w:left w:w="120" w:type="dxa"/>
+              <w:right w:w="120" w:type="dxa"/>
+            </w:tcMar>
+            <w:tcBorders>
+              <w:top w:val="single" w:sz="4" w:space="0" w:color="CCCCCC"/>
+              <w:bottom w:val="single" w:sz="4" w:space="0" w:color="CCCCCC"/>
+              <w:left w:val="single" w:sz="4" w:space="0" w:color="CCCCCC"/>
+              <w:right w:val="single" w:sz="4" w:space="0" w:color="CCCCCC"/>
+            </w:tcBorders>
+          </w:tcPr>
+          <w:p>
+            <w:pPr>
+              <w:spacing w:before="60" w:after="60" w:line="252" w:lineRule="auto"/>
+              <w:jc w:val="left"/>
+            </w:pPr>
+            <w:r/>
+            <w:r>
+              <w:t>NY Open 21-23</w:t>
+            </w:r>
+          </w:p>
+        </w:tc>
+        <w:tc>
+          <w:tcPr>
+            <w:tcW w:type="dxa" w:w="1440"/>
+            <w:shd w:fill="F8FAFC"/>
+            <w:tcMar>
+              <w:top w:w="100" w:type="dxa"/>
+              <w:bottom w:w="100" w:type="dxa"/>
+              <w:left w:w="120" w:type="dxa"/>
+              <w:right w:w="120" w:type="dxa"/>
+            </w:tcMar>
+            <w:tcBorders>
+              <w:top w:val="single" w:sz="4" w:space="0" w:color="CCCCCC"/>
+              <w:bottom w:val="single" w:sz="4" w:space="0" w:color="CCCCCC"/>
+              <w:left w:val="single" w:sz="4" w:space="0" w:color="CCCCCC"/>
+              <w:right w:val="single" w:sz="4" w:space="0" w:color="CCCCCC"/>
+            </w:tcBorders>
+          </w:tcPr>
+          <w:p>
+            <w:pPr>
+              <w:spacing w:before="60" w:after="60" w:line="252" w:lineRule="auto"/>
+              <w:jc w:val="left"/>
+            </w:pPr>
+            <w:r/>
+            <w:r>
+              <w:t>661.50</w:t>
+            </w:r>
+          </w:p>
+        </w:tc>
+        <w:tc>
+          <w:tcPr>
+            <w:tcW w:type="dxa" w:w="2016"/>
+            <w:shd w:fill="F8FAFC"/>
+            <w:tcMar>
+              <w:top w:w="100" w:type="dxa"/>
+              <w:bottom w:w="100" w:type="dxa"/>
+              <w:left w:w="120" w:type="dxa"/>
+              <w:right w:w="120" w:type="dxa"/>
+            </w:tcMar>
+            <w:tcBorders>
+              <w:top w:val="single" w:sz="4" w:space="0" w:color="CCCCCC"/>
+              <w:bottom w:val="single" w:sz="4" w:space="0" w:color="CCCCCC"/>
+              <w:left w:val="single" w:sz="4" w:space="0" w:color="CCCCCC"/>
+              <w:right w:val="single" w:sz="4" w:space="0" w:color="CCCCCC"/>
+            </w:tcBorders>
+          </w:tcPr>
+          <w:p>
+            <w:pPr>
+              <w:spacing w:before="60" w:after="60" w:line="252" w:lineRule="auto"/>
+              <w:jc w:val="left"/>
+            </w:pPr>
+            <w:r/>
+            <w:r>
+              <w:t>670.00</w:t>
+            </w:r>
+          </w:p>
+        </w:tc>
+        <w:tc>
+          <w:tcPr>
+            <w:tcW w:type="dxa" w:w="1152"/>
+            <w:shd w:fill="F8FAFC"/>
+            <w:tcMar>
+              <w:top w:w="100" w:type="dxa"/>
+              <w:bottom w:w="100" w:type="dxa"/>
+              <w:left w:w="120" w:type="dxa"/>
+              <w:right w:w="120" w:type="dxa"/>
+            </w:tcMar>
+            <w:tcBorders>
+              <w:top w:val="single" w:sz="4" w:space="0" w:color="CCCCCC"/>
+              <w:bottom w:val="single" w:sz="4" w:space="0" w:color="CCCCCC"/>
+              <w:left w:val="single" w:sz="4" w:space="0" w:color="CCCCCC"/>
+              <w:right w:val="single" w:sz="4" w:space="0" w:color="CCCCCC"/>
+            </w:tcBorders>
+          </w:tcPr>
+          <w:p>
+            <w:pPr>
+              <w:spacing w:before="60" w:after="60" w:line="252" w:lineRule="auto"/>
+              <w:jc w:val="left"/>
+            </w:pPr>
+            <w:r/>
+            <w:r>
+              <w:t>647.50</w:t>
+            </w:r>
+          </w:p>
+        </w:tc>
+        <w:tc>
+          <w:tcPr>
+            <w:tcW w:type="dxa" w:w="1728"/>
+            <w:shd w:fill="F8FAFC"/>
+            <w:tcMar>
+              <w:top w:w="100" w:type="dxa"/>
+              <w:bottom w:w="100" w:type="dxa"/>
+              <w:left w:w="120" w:type="dxa"/>
+              <w:right w:w="120" w:type="dxa"/>
+            </w:tcMar>
+            <w:tcBorders>
+              <w:top w:val="single" w:sz="4" w:space="0" w:color="CCCCCC"/>
+              <w:bottom w:val="single" w:sz="4" w:space="0" w:color="CCCCCC"/>
+              <w:left w:val="single" w:sz="4" w:space="0" w:color="CCCCCC"/>
+              <w:right w:val="single" w:sz="4" w:space="0" w:color="CCCCCC"/>
+            </w:tcBorders>
+          </w:tcPr>
+          <w:p>
+            <w:pPr>
+              <w:spacing w:before="60" w:after="60" w:line="252" w:lineRule="auto"/>
+              <w:jc w:val="left"/>
+            </w:pPr>
+            <w:r/>
+            <w:r>
+              <w:rPr>
+                <w:b/>
+              </w:rPr>
+              <w:t>663.25</w:t>
             </w:r>
           </w:p>
         </w:tc>
@@ -27817,7 +31107,7 @@
               <w:rPr>
                 <w:b/>
               </w:rPr>
-              <w:t>Wed 05/08</w:t>
+              <w:t>Fri 07/08</w:t>
             </w:r>
           </w:p>
         </w:tc>
@@ -27845,7 +31135,7 @@
             </w:pPr>
             <w:r/>
             <w:r>
-              <w:t>Pre-NY 19-21</w:t>
+              <w:t>NY Close 23-01</w:t>
             </w:r>
           </w:p>
         </w:tc>
@@ -27873,7 +31163,7 @@
             </w:pPr>
             <w:r/>
             <w:r>
-              <w:t>657.75</w:t>
+              <w:t>663.25</w:t>
             </w:r>
           </w:p>
         </w:tc>
@@ -27901,7 +31191,7 @@
             </w:pPr>
             <w:r/>
             <w:r>
-              <w:t>667.00</w:t>
+              <w:t>669.50</w:t>
             </w:r>
           </w:p>
         </w:tc>
@@ -27929,7 +31219,7 @@
             </w:pPr>
             <w:r/>
             <w:r>
-              <w:t>647.00</w:t>
+              <w:t>656.75</w:t>
             </w:r>
           </w:p>
         </w:tc>
@@ -27960,3297 +31250,7 @@
               <w:rPr>
                 <w:b/>
               </w:rPr>
-              <w:t>658.25</w:t>
-            </w:r>
-          </w:p>
-        </w:tc>
-        <w:tc>
-          <w:tcPr>
-            <w:tcW w:type="dxa" w:w="3456"/>
-            <w:shd w:fill="FFFFFF"/>
-            <w:tcMar>
-              <w:top w:w="100" w:type="dxa"/>
-              <w:bottom w:w="100" w:type="dxa"/>
-              <w:left w:w="120" w:type="dxa"/>
-              <w:right w:w="120" w:type="dxa"/>
-            </w:tcMar>
-            <w:tcBorders>
-              <w:top w:val="single" w:sz="4" w:space="0" w:color="CCCCCC"/>
-              <w:bottom w:val="single" w:sz="4" w:space="0" w:color="CCCCCC"/>
-              <w:left w:val="single" w:sz="4" w:space="0" w:color="CCCCCC"/>
-              <w:right w:val="single" w:sz="4" w:space="0" w:color="CCCCCC"/>
-            </w:tcBorders>
-          </w:tcPr>
-          <w:p>
-            <w:pPr>
-              <w:spacing w:before="60" w:after="60" w:line="252" w:lineRule="auto"/>
-              <w:jc w:val="left"/>
-            </w:pPr>
-            <w:r/>
-            <w:r>
-              <w:rPr>
-                <w:b/>
-              </w:rPr>
-              <w:t>+0.50</w:t>
-            </w:r>
-          </w:p>
-        </w:tc>
-        <w:tc>
-          <w:tcPr>
-            <w:tcW w:type="dxa" w:w="1440"/>
-            <w:shd w:fill="FFFFFF"/>
-            <w:tcMar>
-              <w:top w:w="100" w:type="dxa"/>
-              <w:bottom w:w="100" w:type="dxa"/>
-              <w:left w:w="120" w:type="dxa"/>
-              <w:right w:w="120" w:type="dxa"/>
-            </w:tcMar>
-            <w:tcBorders>
-              <w:top w:val="single" w:sz="4" w:space="0" w:color="CCCCCC"/>
-              <w:bottom w:val="single" w:sz="4" w:space="0" w:color="CCCCCC"/>
-              <w:left w:val="single" w:sz="4" w:space="0" w:color="CCCCCC"/>
-              <w:right w:val="single" w:sz="4" w:space="0" w:color="CCCCCC"/>
-            </w:tcBorders>
-          </w:tcPr>
-          <w:p>
-            <w:pPr>
-              <w:spacing w:before="60" w:after="60" w:line="252" w:lineRule="auto"/>
-              <w:jc w:val="left"/>
-            </w:pPr>
-            <w:r/>
-            <w:r>
-              <w:t>BULL</w:t>
-            </w:r>
-          </w:p>
-        </w:tc>
-      </w:tr>
-      <w:tr>
-        <w:tc>
-          <w:tcPr>
-            <w:tcW w:type="dxa" w:w="1584"/>
-            <w:shd w:fill="F8FAFC"/>
-            <w:tcMar>
-              <w:top w:w="100" w:type="dxa"/>
-              <w:bottom w:w="100" w:type="dxa"/>
-              <w:left w:w="120" w:type="dxa"/>
-              <w:right w:w="120" w:type="dxa"/>
-            </w:tcMar>
-            <w:tcBorders>
-              <w:top w:val="single" w:sz="4" w:space="0" w:color="CCCCCC"/>
-              <w:bottom w:val="single" w:sz="4" w:space="0" w:color="CCCCCC"/>
-              <w:left w:val="single" w:sz="4" w:space="0" w:color="CCCCCC"/>
-              <w:right w:val="single" w:sz="4" w:space="0" w:color="CCCCCC"/>
-            </w:tcBorders>
-          </w:tcPr>
-          <w:p>
-            <w:pPr>
-              <w:spacing w:before="60" w:after="60" w:line="252" w:lineRule="auto"/>
-              <w:jc w:val="left"/>
-            </w:pPr>
-            <w:r/>
-            <w:r>
-              <w:rPr>
-                <w:b/>
-              </w:rPr>
-              <w:t>Wed 05/08</w:t>
-            </w:r>
-          </w:p>
-        </w:tc>
-        <w:tc>
-          <w:tcPr>
-            <w:tcW w:type="dxa" w:w="864"/>
-            <w:shd w:fill="F8FAFC"/>
-            <w:tcMar>
-              <w:top w:w="100" w:type="dxa"/>
-              <w:bottom w:w="100" w:type="dxa"/>
-              <w:left w:w="120" w:type="dxa"/>
-              <w:right w:w="120" w:type="dxa"/>
-            </w:tcMar>
-            <w:tcBorders>
-              <w:top w:val="single" w:sz="4" w:space="0" w:color="CCCCCC"/>
-              <w:bottom w:val="single" w:sz="4" w:space="0" w:color="CCCCCC"/>
-              <w:left w:val="single" w:sz="4" w:space="0" w:color="CCCCCC"/>
-              <w:right w:val="single" w:sz="4" w:space="0" w:color="CCCCCC"/>
-            </w:tcBorders>
-          </w:tcPr>
-          <w:p>
-            <w:pPr>
-              <w:spacing w:before="60" w:after="60" w:line="252" w:lineRule="auto"/>
-              <w:jc w:val="left"/>
-            </w:pPr>
-            <w:r/>
-            <w:r>
-              <w:t>NY Open 21-23</w:t>
-            </w:r>
-          </w:p>
-        </w:tc>
-        <w:tc>
-          <w:tcPr>
-            <w:tcW w:type="dxa" w:w="1440"/>
-            <w:shd w:fill="F8FAFC"/>
-            <w:tcMar>
-              <w:top w:w="100" w:type="dxa"/>
-              <w:bottom w:w="100" w:type="dxa"/>
-              <w:left w:w="120" w:type="dxa"/>
-              <w:right w:w="120" w:type="dxa"/>
-            </w:tcMar>
-            <w:tcBorders>
-              <w:top w:val="single" w:sz="4" w:space="0" w:color="CCCCCC"/>
-              <w:bottom w:val="single" w:sz="4" w:space="0" w:color="CCCCCC"/>
-              <w:left w:val="single" w:sz="4" w:space="0" w:color="CCCCCC"/>
-              <w:right w:val="single" w:sz="4" w:space="0" w:color="CCCCCC"/>
-            </w:tcBorders>
-          </w:tcPr>
-          <w:p>
-            <w:pPr>
-              <w:spacing w:before="60" w:after="60" w:line="252" w:lineRule="auto"/>
-              <w:jc w:val="left"/>
-            </w:pPr>
-            <w:r/>
-            <w:r>
-              <w:t>658.25</w:t>
-            </w:r>
-          </w:p>
-        </w:tc>
-        <w:tc>
-          <w:tcPr>
-            <w:tcW w:type="dxa" w:w="2016"/>
-            <w:shd w:fill="F8FAFC"/>
-            <w:tcMar>
-              <w:top w:w="100" w:type="dxa"/>
-              <w:bottom w:w="100" w:type="dxa"/>
-              <w:left w:w="120" w:type="dxa"/>
-              <w:right w:w="120" w:type="dxa"/>
-            </w:tcMar>
-            <w:tcBorders>
-              <w:top w:val="single" w:sz="4" w:space="0" w:color="CCCCCC"/>
-              <w:bottom w:val="single" w:sz="4" w:space="0" w:color="CCCCCC"/>
-              <w:left w:val="single" w:sz="4" w:space="0" w:color="CCCCCC"/>
-              <w:right w:val="single" w:sz="4" w:space="0" w:color="CCCCCC"/>
-            </w:tcBorders>
-          </w:tcPr>
-          <w:p>
-            <w:pPr>
-              <w:spacing w:before="60" w:after="60" w:line="252" w:lineRule="auto"/>
-              <w:jc w:val="left"/>
-            </w:pPr>
-            <w:r/>
-            <w:r>
-              <w:t>670.50</w:t>
-            </w:r>
-          </w:p>
-        </w:tc>
-        <w:tc>
-          <w:tcPr>
-            <w:tcW w:type="dxa" w:w="1152"/>
-            <w:shd w:fill="F8FAFC"/>
-            <w:tcMar>
-              <w:top w:w="100" w:type="dxa"/>
-              <w:bottom w:w="100" w:type="dxa"/>
-              <w:left w:w="120" w:type="dxa"/>
-              <w:right w:w="120" w:type="dxa"/>
-            </w:tcMar>
-            <w:tcBorders>
-              <w:top w:val="single" w:sz="4" w:space="0" w:color="CCCCCC"/>
-              <w:bottom w:val="single" w:sz="4" w:space="0" w:color="CCCCCC"/>
-              <w:left w:val="single" w:sz="4" w:space="0" w:color="CCCCCC"/>
-              <w:right w:val="single" w:sz="4" w:space="0" w:color="CCCCCC"/>
-            </w:tcBorders>
-          </w:tcPr>
-          <w:p>
-            <w:pPr>
-              <w:spacing w:before="60" w:after="60" w:line="252" w:lineRule="auto"/>
-              <w:jc w:val="left"/>
-            </w:pPr>
-            <w:r/>
-            <w:r>
-              <w:t>644.00</w:t>
-            </w:r>
-          </w:p>
-        </w:tc>
-        <w:tc>
-          <w:tcPr>
-            <w:tcW w:type="dxa" w:w="1728"/>
-            <w:shd w:fill="F8FAFC"/>
-            <w:tcMar>
-              <w:top w:w="100" w:type="dxa"/>
-              <w:bottom w:w="100" w:type="dxa"/>
-              <w:left w:w="120" w:type="dxa"/>
-              <w:right w:w="120" w:type="dxa"/>
-            </w:tcMar>
-            <w:tcBorders>
-              <w:top w:val="single" w:sz="4" w:space="0" w:color="CCCCCC"/>
-              <w:bottom w:val="single" w:sz="4" w:space="0" w:color="CCCCCC"/>
-              <w:left w:val="single" w:sz="4" w:space="0" w:color="CCCCCC"/>
-              <w:right w:val="single" w:sz="4" w:space="0" w:color="CCCCCC"/>
-            </w:tcBorders>
-          </w:tcPr>
-          <w:p>
-            <w:pPr>
-              <w:spacing w:before="60" w:after="60" w:line="252" w:lineRule="auto"/>
-              <w:jc w:val="left"/>
-            </w:pPr>
-            <w:r/>
-            <w:r>
-              <w:rPr>
-                <w:b/>
-              </w:rPr>
-              <w:t>656.75</w:t>
-            </w:r>
-          </w:p>
-        </w:tc>
-        <w:tc>
-          <w:tcPr>
-            <w:tcW w:type="dxa" w:w="3456"/>
-            <w:shd w:fill="F8FAFC"/>
-            <w:tcMar>
-              <w:top w:w="100" w:type="dxa"/>
-              <w:bottom w:w="100" w:type="dxa"/>
-              <w:left w:w="120" w:type="dxa"/>
-              <w:right w:w="120" w:type="dxa"/>
-            </w:tcMar>
-            <w:tcBorders>
-              <w:top w:val="single" w:sz="4" w:space="0" w:color="CCCCCC"/>
-              <w:bottom w:val="single" w:sz="4" w:space="0" w:color="CCCCCC"/>
-              <w:left w:val="single" w:sz="4" w:space="0" w:color="CCCCCC"/>
-              <w:right w:val="single" w:sz="4" w:space="0" w:color="CCCCCC"/>
-            </w:tcBorders>
-          </w:tcPr>
-          <w:p>
-            <w:pPr>
-              <w:spacing w:before="60" w:after="60" w:line="252" w:lineRule="auto"/>
-              <w:jc w:val="left"/>
-            </w:pPr>
-            <w:r/>
-            <w:r>
-              <w:rPr>
-                <w:b/>
-              </w:rPr>
-              <w:t>-1.50</w:t>
-            </w:r>
-          </w:p>
-        </w:tc>
-        <w:tc>
-          <w:tcPr>
-            <w:tcW w:type="dxa" w:w="1440"/>
-            <w:shd w:fill="F8FAFC"/>
-            <w:tcMar>
-              <w:top w:w="100" w:type="dxa"/>
-              <w:bottom w:w="100" w:type="dxa"/>
-              <w:left w:w="120" w:type="dxa"/>
-              <w:right w:w="120" w:type="dxa"/>
-            </w:tcMar>
-            <w:tcBorders>
-              <w:top w:val="single" w:sz="4" w:space="0" w:color="CCCCCC"/>
-              <w:bottom w:val="single" w:sz="4" w:space="0" w:color="CCCCCC"/>
-              <w:left w:val="single" w:sz="4" w:space="0" w:color="CCCCCC"/>
-              <w:right w:val="single" w:sz="4" w:space="0" w:color="CCCCCC"/>
-            </w:tcBorders>
-          </w:tcPr>
-          <w:p>
-            <w:pPr>
-              <w:spacing w:before="60" w:after="60" w:line="252" w:lineRule="auto"/>
-              <w:jc w:val="left"/>
-            </w:pPr>
-            <w:r/>
-            <w:r>
-              <w:t>BEAR</w:t>
-            </w:r>
-          </w:p>
-        </w:tc>
-      </w:tr>
-      <w:tr>
-        <w:tc>
-          <w:tcPr>
-            <w:tcW w:type="dxa" w:w="1584"/>
-            <w:shd w:fill="FFFFFF"/>
-            <w:tcMar>
-              <w:top w:w="100" w:type="dxa"/>
-              <w:bottom w:w="100" w:type="dxa"/>
-              <w:left w:w="120" w:type="dxa"/>
-              <w:right w:w="120" w:type="dxa"/>
-            </w:tcMar>
-            <w:tcBorders>
-              <w:top w:val="single" w:sz="4" w:space="0" w:color="CCCCCC"/>
-              <w:bottom w:val="single" w:sz="4" w:space="0" w:color="CCCCCC"/>
-              <w:left w:val="single" w:sz="4" w:space="0" w:color="CCCCCC"/>
-              <w:right w:val="single" w:sz="4" w:space="0" w:color="CCCCCC"/>
-            </w:tcBorders>
-          </w:tcPr>
-          <w:p>
-            <w:pPr>
-              <w:spacing w:before="60" w:after="60" w:line="252" w:lineRule="auto"/>
-              <w:jc w:val="left"/>
-            </w:pPr>
-            <w:r/>
-            <w:r>
-              <w:rPr>
-                <w:b/>
-              </w:rPr>
-              <w:t>Wed 05/08</w:t>
-            </w:r>
-          </w:p>
-        </w:tc>
-        <w:tc>
-          <w:tcPr>
-            <w:tcW w:type="dxa" w:w="864"/>
-            <w:shd w:fill="FFFFFF"/>
-            <w:tcMar>
-              <w:top w:w="100" w:type="dxa"/>
-              <w:bottom w:w="100" w:type="dxa"/>
-              <w:left w:w="120" w:type="dxa"/>
-              <w:right w:w="120" w:type="dxa"/>
-            </w:tcMar>
-            <w:tcBorders>
-              <w:top w:val="single" w:sz="4" w:space="0" w:color="CCCCCC"/>
-              <w:bottom w:val="single" w:sz="4" w:space="0" w:color="CCCCCC"/>
-              <w:left w:val="single" w:sz="4" w:space="0" w:color="CCCCCC"/>
-              <w:right w:val="single" w:sz="4" w:space="0" w:color="CCCCCC"/>
-            </w:tcBorders>
-          </w:tcPr>
-          <w:p>
-            <w:pPr>
-              <w:spacing w:before="60" w:after="60" w:line="252" w:lineRule="auto"/>
-              <w:jc w:val="left"/>
-            </w:pPr>
-            <w:r/>
-            <w:r>
-              <w:t>NY Close 23-01</w:t>
-            </w:r>
-          </w:p>
-        </w:tc>
-        <w:tc>
-          <w:tcPr>
-            <w:tcW w:type="dxa" w:w="1440"/>
-            <w:shd w:fill="FFFFFF"/>
-            <w:tcMar>
-              <w:top w:w="100" w:type="dxa"/>
-              <w:bottom w:w="100" w:type="dxa"/>
-              <w:left w:w="120" w:type="dxa"/>
-              <w:right w:w="120" w:type="dxa"/>
-            </w:tcMar>
-            <w:tcBorders>
-              <w:top w:val="single" w:sz="4" w:space="0" w:color="CCCCCC"/>
-              <w:bottom w:val="single" w:sz="4" w:space="0" w:color="CCCCCC"/>
-              <w:left w:val="single" w:sz="4" w:space="0" w:color="CCCCCC"/>
-              <w:right w:val="single" w:sz="4" w:space="0" w:color="CCCCCC"/>
-            </w:tcBorders>
-          </w:tcPr>
-          <w:p>
-            <w:pPr>
-              <w:spacing w:before="60" w:after="60" w:line="252" w:lineRule="auto"/>
-              <w:jc w:val="left"/>
-            </w:pPr>
-            <w:r/>
-            <w:r>
-              <w:t>656.75</w:t>
-            </w:r>
-          </w:p>
-        </w:tc>
-        <w:tc>
-          <w:tcPr>
-            <w:tcW w:type="dxa" w:w="2016"/>
-            <w:shd w:fill="FFFFFF"/>
-            <w:tcMar>
-              <w:top w:w="100" w:type="dxa"/>
-              <w:bottom w:w="100" w:type="dxa"/>
-              <w:left w:w="120" w:type="dxa"/>
-              <w:right w:w="120" w:type="dxa"/>
-            </w:tcMar>
-            <w:tcBorders>
-              <w:top w:val="single" w:sz="4" w:space="0" w:color="CCCCCC"/>
-              <w:bottom w:val="single" w:sz="4" w:space="0" w:color="CCCCCC"/>
-              <w:left w:val="single" w:sz="4" w:space="0" w:color="CCCCCC"/>
-              <w:right w:val="single" w:sz="4" w:space="0" w:color="CCCCCC"/>
-            </w:tcBorders>
-          </w:tcPr>
-          <w:p>
-            <w:pPr>
-              <w:spacing w:before="60" w:after="60" w:line="252" w:lineRule="auto"/>
-              <w:jc w:val="left"/>
-            </w:pPr>
-            <w:r/>
-            <w:r>
-              <w:t>663.75</w:t>
-            </w:r>
-          </w:p>
-        </w:tc>
-        <w:tc>
-          <w:tcPr>
-            <w:tcW w:type="dxa" w:w="1152"/>
-            <w:shd w:fill="FFFFFF"/>
-            <w:tcMar>
-              <w:top w:w="100" w:type="dxa"/>
-              <w:bottom w:w="100" w:type="dxa"/>
-              <w:left w:w="120" w:type="dxa"/>
-              <w:right w:w="120" w:type="dxa"/>
-            </w:tcMar>
-            <w:tcBorders>
-              <w:top w:val="single" w:sz="4" w:space="0" w:color="CCCCCC"/>
-              <w:bottom w:val="single" w:sz="4" w:space="0" w:color="CCCCCC"/>
-              <w:left w:val="single" w:sz="4" w:space="0" w:color="CCCCCC"/>
-              <w:right w:val="single" w:sz="4" w:space="0" w:color="CCCCCC"/>
-            </w:tcBorders>
-          </w:tcPr>
-          <w:p>
-            <w:pPr>
-              <w:spacing w:before="60" w:after="60" w:line="252" w:lineRule="auto"/>
-              <w:jc w:val="left"/>
-            </w:pPr>
-            <w:r/>
-            <w:r>
-              <w:t>647.25</w:t>
-            </w:r>
-          </w:p>
-        </w:tc>
-        <w:tc>
-          <w:tcPr>
-            <w:tcW w:type="dxa" w:w="1728"/>
-            <w:shd w:fill="FFFFFF"/>
-            <w:tcMar>
-              <w:top w:w="100" w:type="dxa"/>
-              <w:bottom w:w="100" w:type="dxa"/>
-              <w:left w:w="120" w:type="dxa"/>
-              <w:right w:w="120" w:type="dxa"/>
-            </w:tcMar>
-            <w:tcBorders>
-              <w:top w:val="single" w:sz="4" w:space="0" w:color="CCCCCC"/>
-              <w:bottom w:val="single" w:sz="4" w:space="0" w:color="CCCCCC"/>
-              <w:left w:val="single" w:sz="4" w:space="0" w:color="CCCCCC"/>
-              <w:right w:val="single" w:sz="4" w:space="0" w:color="CCCCCC"/>
-            </w:tcBorders>
-          </w:tcPr>
-          <w:p>
-            <w:pPr>
-              <w:spacing w:before="60" w:after="60" w:line="252" w:lineRule="auto"/>
-              <w:jc w:val="left"/>
-            </w:pPr>
-            <w:r/>
-            <w:r>
-              <w:rPr>
-                <w:b/>
-              </w:rPr>
-              <w:t>657.25</w:t>
-            </w:r>
-          </w:p>
-        </w:tc>
-        <w:tc>
-          <w:tcPr>
-            <w:tcW w:type="dxa" w:w="3456"/>
-            <w:shd w:fill="FFFFFF"/>
-            <w:tcMar>
-              <w:top w:w="100" w:type="dxa"/>
-              <w:bottom w:w="100" w:type="dxa"/>
-              <w:left w:w="120" w:type="dxa"/>
-              <w:right w:w="120" w:type="dxa"/>
-            </w:tcMar>
-            <w:tcBorders>
-              <w:top w:val="single" w:sz="4" w:space="0" w:color="CCCCCC"/>
-              <w:bottom w:val="single" w:sz="4" w:space="0" w:color="CCCCCC"/>
-              <w:left w:val="single" w:sz="4" w:space="0" w:color="CCCCCC"/>
-              <w:right w:val="single" w:sz="4" w:space="0" w:color="CCCCCC"/>
-            </w:tcBorders>
-          </w:tcPr>
-          <w:p>
-            <w:pPr>
-              <w:spacing w:before="60" w:after="60" w:line="252" w:lineRule="auto"/>
-              <w:jc w:val="left"/>
-            </w:pPr>
-            <w:r/>
-            <w:r>
-              <w:rPr>
-                <w:b/>
-              </w:rPr>
-              <w:t>+0.50</w:t>
-            </w:r>
-          </w:p>
-        </w:tc>
-        <w:tc>
-          <w:tcPr>
-            <w:tcW w:type="dxa" w:w="1440"/>
-            <w:shd w:fill="FFFFFF"/>
-            <w:tcMar>
-              <w:top w:w="100" w:type="dxa"/>
-              <w:bottom w:w="100" w:type="dxa"/>
-              <w:left w:w="120" w:type="dxa"/>
-              <w:right w:w="120" w:type="dxa"/>
-            </w:tcMar>
-            <w:tcBorders>
-              <w:top w:val="single" w:sz="4" w:space="0" w:color="CCCCCC"/>
-              <w:bottom w:val="single" w:sz="4" w:space="0" w:color="CCCCCC"/>
-              <w:left w:val="single" w:sz="4" w:space="0" w:color="CCCCCC"/>
-              <w:right w:val="single" w:sz="4" w:space="0" w:color="CCCCCC"/>
-            </w:tcBorders>
-          </w:tcPr>
-          <w:p>
-            <w:pPr>
-              <w:spacing w:before="60" w:after="60" w:line="252" w:lineRule="auto"/>
-              <w:jc w:val="left"/>
-            </w:pPr>
-            <w:r/>
-            <w:r>
-              <w:t>BULL</w:t>
-            </w:r>
-          </w:p>
-        </w:tc>
-      </w:tr>
-      <w:tr>
-        <w:tc>
-          <w:tcPr>
-            <w:tcW w:type="dxa" w:w="1584"/>
-            <w:shd w:fill="F8FAFC"/>
-            <w:tcMar>
-              <w:top w:w="100" w:type="dxa"/>
-              <w:bottom w:w="100" w:type="dxa"/>
-              <w:left w:w="120" w:type="dxa"/>
-              <w:right w:w="120" w:type="dxa"/>
-            </w:tcMar>
-            <w:tcBorders>
-              <w:top w:val="single" w:sz="4" w:space="0" w:color="CCCCCC"/>
-              <w:bottom w:val="single" w:sz="4" w:space="0" w:color="CCCCCC"/>
-              <w:left w:val="single" w:sz="4" w:space="0" w:color="CCCCCC"/>
-              <w:right w:val="single" w:sz="4" w:space="0" w:color="CCCCCC"/>
-            </w:tcBorders>
-          </w:tcPr>
-          <w:p>
-            <w:pPr>
-              <w:spacing w:before="60" w:after="60" w:line="252" w:lineRule="auto"/>
-              <w:jc w:val="left"/>
-            </w:pPr>
-            <w:r/>
-            <w:r>
-              <w:rPr>
-                <w:b/>
-              </w:rPr>
-              <w:t>Thu 06/08</w:t>
-            </w:r>
-          </w:p>
-        </w:tc>
-        <w:tc>
-          <w:tcPr>
-            <w:tcW w:type="dxa" w:w="864"/>
-            <w:shd w:fill="F8FAFC"/>
-            <w:tcMar>
-              <w:top w:w="100" w:type="dxa"/>
-              <w:bottom w:w="100" w:type="dxa"/>
-              <w:left w:w="120" w:type="dxa"/>
-              <w:right w:w="120" w:type="dxa"/>
-            </w:tcMar>
-            <w:tcBorders>
-              <w:top w:val="single" w:sz="4" w:space="0" w:color="CCCCCC"/>
-              <w:bottom w:val="single" w:sz="4" w:space="0" w:color="CCCCCC"/>
-              <w:left w:val="single" w:sz="4" w:space="0" w:color="CCCCCC"/>
-              <w:right w:val="single" w:sz="4" w:space="0" w:color="CCCCCC"/>
-            </w:tcBorders>
-          </w:tcPr>
-          <w:p>
-            <w:pPr>
-              <w:spacing w:before="60" w:after="60" w:line="252" w:lineRule="auto"/>
-              <w:jc w:val="left"/>
-            </w:pPr>
-            <w:r/>
-            <w:r>
-              <w:t>Asia 07-11</w:t>
-            </w:r>
-          </w:p>
-        </w:tc>
-        <w:tc>
-          <w:tcPr>
-            <w:tcW w:type="dxa" w:w="1440"/>
-            <w:shd w:fill="F8FAFC"/>
-            <w:tcMar>
-              <w:top w:w="100" w:type="dxa"/>
-              <w:bottom w:w="100" w:type="dxa"/>
-              <w:left w:w="120" w:type="dxa"/>
-              <w:right w:w="120" w:type="dxa"/>
-            </w:tcMar>
-            <w:tcBorders>
-              <w:top w:val="single" w:sz="4" w:space="0" w:color="CCCCCC"/>
-              <w:bottom w:val="single" w:sz="4" w:space="0" w:color="CCCCCC"/>
-              <w:left w:val="single" w:sz="4" w:space="0" w:color="CCCCCC"/>
-              <w:right w:val="single" w:sz="4" w:space="0" w:color="CCCCCC"/>
-            </w:tcBorders>
-          </w:tcPr>
-          <w:p>
-            <w:pPr>
-              <w:spacing w:before="60" w:after="60" w:line="252" w:lineRule="auto"/>
-              <w:jc w:val="left"/>
-            </w:pPr>
-            <w:r/>
-            <w:r>
-              <w:t>657.25</w:t>
-            </w:r>
-          </w:p>
-        </w:tc>
-        <w:tc>
-          <w:tcPr>
-            <w:tcW w:type="dxa" w:w="2016"/>
-            <w:shd w:fill="F8FAFC"/>
-            <w:tcMar>
-              <w:top w:w="100" w:type="dxa"/>
-              <w:bottom w:w="100" w:type="dxa"/>
-              <w:left w:w="120" w:type="dxa"/>
-              <w:right w:w="120" w:type="dxa"/>
-            </w:tcMar>
-            <w:tcBorders>
-              <w:top w:val="single" w:sz="4" w:space="0" w:color="CCCCCC"/>
-              <w:bottom w:val="single" w:sz="4" w:space="0" w:color="CCCCCC"/>
-              <w:left w:val="single" w:sz="4" w:space="0" w:color="CCCCCC"/>
-              <w:right w:val="single" w:sz="4" w:space="0" w:color="CCCCCC"/>
-            </w:tcBorders>
-          </w:tcPr>
-          <w:p>
-            <w:pPr>
-              <w:spacing w:before="60" w:after="60" w:line="252" w:lineRule="auto"/>
-              <w:jc w:val="left"/>
-            </w:pPr>
-            <w:r/>
-            <w:r>
-              <w:t>667.75</w:t>
-            </w:r>
-          </w:p>
-        </w:tc>
-        <w:tc>
-          <w:tcPr>
-            <w:tcW w:type="dxa" w:w="1152"/>
-            <w:shd w:fill="F8FAFC"/>
-            <w:tcMar>
-              <w:top w:w="100" w:type="dxa"/>
-              <w:bottom w:w="100" w:type="dxa"/>
-              <w:left w:w="120" w:type="dxa"/>
-              <w:right w:w="120" w:type="dxa"/>
-            </w:tcMar>
-            <w:tcBorders>
-              <w:top w:val="single" w:sz="4" w:space="0" w:color="CCCCCC"/>
-              <w:bottom w:val="single" w:sz="4" w:space="0" w:color="CCCCCC"/>
-              <w:left w:val="single" w:sz="4" w:space="0" w:color="CCCCCC"/>
-              <w:right w:val="single" w:sz="4" w:space="0" w:color="CCCCCC"/>
-            </w:tcBorders>
-          </w:tcPr>
-          <w:p>
-            <w:pPr>
-              <w:spacing w:before="60" w:after="60" w:line="252" w:lineRule="auto"/>
-              <w:jc w:val="left"/>
-            </w:pPr>
-            <w:r/>
-            <w:r>
-              <w:t>650.00</w:t>
-            </w:r>
-          </w:p>
-        </w:tc>
-        <w:tc>
-          <w:tcPr>
-            <w:tcW w:type="dxa" w:w="1728"/>
-            <w:shd w:fill="F8FAFC"/>
-            <w:tcMar>
-              <w:top w:w="100" w:type="dxa"/>
-              <w:bottom w:w="100" w:type="dxa"/>
-              <w:left w:w="120" w:type="dxa"/>
-              <w:right w:w="120" w:type="dxa"/>
-            </w:tcMar>
-            <w:tcBorders>
-              <w:top w:val="single" w:sz="4" w:space="0" w:color="CCCCCC"/>
-              <w:bottom w:val="single" w:sz="4" w:space="0" w:color="CCCCCC"/>
-              <w:left w:val="single" w:sz="4" w:space="0" w:color="CCCCCC"/>
-              <w:right w:val="single" w:sz="4" w:space="0" w:color="CCCCCC"/>
-            </w:tcBorders>
-          </w:tcPr>
-          <w:p>
-            <w:pPr>
-              <w:spacing w:before="60" w:after="60" w:line="252" w:lineRule="auto"/>
-              <w:jc w:val="left"/>
-            </w:pPr>
-            <w:r/>
-            <w:r>
-              <w:rPr>
-                <w:b/>
-              </w:rPr>
-              <w:t>657.00</w:t>
-            </w:r>
-          </w:p>
-        </w:tc>
-        <w:tc>
-          <w:tcPr>
-            <w:tcW w:type="dxa" w:w="3456"/>
-            <w:shd w:fill="F8FAFC"/>
-            <w:tcMar>
-              <w:top w:w="100" w:type="dxa"/>
-              <w:bottom w:w="100" w:type="dxa"/>
-              <w:left w:w="120" w:type="dxa"/>
-              <w:right w:w="120" w:type="dxa"/>
-            </w:tcMar>
-            <w:tcBorders>
-              <w:top w:val="single" w:sz="4" w:space="0" w:color="CCCCCC"/>
-              <w:bottom w:val="single" w:sz="4" w:space="0" w:color="CCCCCC"/>
-              <w:left w:val="single" w:sz="4" w:space="0" w:color="CCCCCC"/>
-              <w:right w:val="single" w:sz="4" w:space="0" w:color="CCCCCC"/>
-            </w:tcBorders>
-          </w:tcPr>
-          <w:p>
-            <w:pPr>
-              <w:spacing w:before="60" w:after="60" w:line="252" w:lineRule="auto"/>
-              <w:jc w:val="left"/>
-            </w:pPr>
-            <w:r/>
-            <w:r>
-              <w:rPr>
-                <w:b/>
-              </w:rPr>
-              <w:t>-0.25</w:t>
-            </w:r>
-          </w:p>
-        </w:tc>
-        <w:tc>
-          <w:tcPr>
-            <w:tcW w:type="dxa" w:w="1440"/>
-            <w:shd w:fill="F8FAFC"/>
-            <w:tcMar>
-              <w:top w:w="100" w:type="dxa"/>
-              <w:bottom w:w="100" w:type="dxa"/>
-              <w:left w:w="120" w:type="dxa"/>
-              <w:right w:w="120" w:type="dxa"/>
-            </w:tcMar>
-            <w:tcBorders>
-              <w:top w:val="single" w:sz="4" w:space="0" w:color="CCCCCC"/>
-              <w:bottom w:val="single" w:sz="4" w:space="0" w:color="CCCCCC"/>
-              <w:left w:val="single" w:sz="4" w:space="0" w:color="CCCCCC"/>
-              <w:right w:val="single" w:sz="4" w:space="0" w:color="CCCCCC"/>
-            </w:tcBorders>
-          </w:tcPr>
-          <w:p>
-            <w:pPr>
-              <w:spacing w:before="60" w:after="60" w:line="252" w:lineRule="auto"/>
-              <w:jc w:val="left"/>
-            </w:pPr>
-            <w:r/>
-            <w:r>
-              <w:t>BEAR</w:t>
-            </w:r>
-          </w:p>
-        </w:tc>
-      </w:tr>
-      <w:tr>
-        <w:tc>
-          <w:tcPr>
-            <w:tcW w:type="dxa" w:w="1584"/>
-            <w:shd w:fill="FFFFFF"/>
-            <w:tcMar>
-              <w:top w:w="100" w:type="dxa"/>
-              <w:bottom w:w="100" w:type="dxa"/>
-              <w:left w:w="120" w:type="dxa"/>
-              <w:right w:w="120" w:type="dxa"/>
-            </w:tcMar>
-            <w:tcBorders>
-              <w:top w:val="single" w:sz="4" w:space="0" w:color="CCCCCC"/>
-              <w:bottom w:val="single" w:sz="4" w:space="0" w:color="CCCCCC"/>
-              <w:left w:val="single" w:sz="4" w:space="0" w:color="CCCCCC"/>
-              <w:right w:val="single" w:sz="4" w:space="0" w:color="CCCCCC"/>
-            </w:tcBorders>
-          </w:tcPr>
-          <w:p>
-            <w:pPr>
-              <w:spacing w:before="60" w:after="60" w:line="252" w:lineRule="auto"/>
-              <w:jc w:val="left"/>
-            </w:pPr>
-            <w:r/>
-            <w:r>
-              <w:rPr>
-                <w:b/>
-              </w:rPr>
-              <w:t>Thu 06/08</w:t>
-            </w:r>
-          </w:p>
-        </w:tc>
-        <w:tc>
-          <w:tcPr>
-            <w:tcW w:type="dxa" w:w="864"/>
-            <w:shd w:fill="FFFFFF"/>
-            <w:tcMar>
-              <w:top w:w="100" w:type="dxa"/>
-              <w:bottom w:w="100" w:type="dxa"/>
-              <w:left w:w="120" w:type="dxa"/>
-              <w:right w:w="120" w:type="dxa"/>
-            </w:tcMar>
-            <w:tcBorders>
-              <w:top w:val="single" w:sz="4" w:space="0" w:color="CCCCCC"/>
-              <w:bottom w:val="single" w:sz="4" w:space="0" w:color="CCCCCC"/>
-              <w:left w:val="single" w:sz="4" w:space="0" w:color="CCCCCC"/>
-              <w:right w:val="single" w:sz="4" w:space="0" w:color="CCCCCC"/>
-            </w:tcBorders>
-          </w:tcPr>
-          <w:p>
-            <w:pPr>
-              <w:spacing w:before="60" w:after="60" w:line="252" w:lineRule="auto"/>
-              <w:jc w:val="left"/>
-            </w:pPr>
-            <w:r/>
-            <w:r>
-              <w:t>Asia 11-15</w:t>
-            </w:r>
-          </w:p>
-        </w:tc>
-        <w:tc>
-          <w:tcPr>
-            <w:tcW w:type="dxa" w:w="1440"/>
-            <w:shd w:fill="FFFFFF"/>
-            <w:tcMar>
-              <w:top w:w="100" w:type="dxa"/>
-              <w:bottom w:w="100" w:type="dxa"/>
-              <w:left w:w="120" w:type="dxa"/>
-              <w:right w:w="120" w:type="dxa"/>
-            </w:tcMar>
-            <w:tcBorders>
-              <w:top w:val="single" w:sz="4" w:space="0" w:color="CCCCCC"/>
-              <w:bottom w:val="single" w:sz="4" w:space="0" w:color="CCCCCC"/>
-              <w:left w:val="single" w:sz="4" w:space="0" w:color="CCCCCC"/>
-              <w:right w:val="single" w:sz="4" w:space="0" w:color="CCCCCC"/>
-            </w:tcBorders>
-          </w:tcPr>
-          <w:p>
-            <w:pPr>
-              <w:spacing w:before="60" w:after="60" w:line="252" w:lineRule="auto"/>
-              <w:jc w:val="left"/>
-            </w:pPr>
-            <w:r/>
-            <w:r>
-              <w:t>657.00</w:t>
-            </w:r>
-          </w:p>
-        </w:tc>
-        <w:tc>
-          <w:tcPr>
-            <w:tcW w:type="dxa" w:w="2016"/>
-            <w:shd w:fill="FFFFFF"/>
-            <w:tcMar>
-              <w:top w:w="100" w:type="dxa"/>
-              <w:bottom w:w="100" w:type="dxa"/>
-              <w:left w:w="120" w:type="dxa"/>
-              <w:right w:w="120" w:type="dxa"/>
-            </w:tcMar>
-            <w:tcBorders>
-              <w:top w:val="single" w:sz="4" w:space="0" w:color="CCCCCC"/>
-              <w:bottom w:val="single" w:sz="4" w:space="0" w:color="CCCCCC"/>
-              <w:left w:val="single" w:sz="4" w:space="0" w:color="CCCCCC"/>
-              <w:right w:val="single" w:sz="4" w:space="0" w:color="CCCCCC"/>
-            </w:tcBorders>
-          </w:tcPr>
-          <w:p>
-            <w:pPr>
-              <w:spacing w:before="60" w:after="60" w:line="252" w:lineRule="auto"/>
-              <w:jc w:val="left"/>
-            </w:pPr>
-            <w:r/>
-            <w:r>
-              <w:t>666.75</w:t>
-            </w:r>
-          </w:p>
-        </w:tc>
-        <w:tc>
-          <w:tcPr>
-            <w:tcW w:type="dxa" w:w="1152"/>
-            <w:shd w:fill="FFFFFF"/>
-            <w:tcMar>
-              <w:top w:w="100" w:type="dxa"/>
-              <w:bottom w:w="100" w:type="dxa"/>
-              <w:left w:w="120" w:type="dxa"/>
-              <w:right w:w="120" w:type="dxa"/>
-            </w:tcMar>
-            <w:tcBorders>
-              <w:top w:val="single" w:sz="4" w:space="0" w:color="CCCCCC"/>
-              <w:bottom w:val="single" w:sz="4" w:space="0" w:color="CCCCCC"/>
-              <w:left w:val="single" w:sz="4" w:space="0" w:color="CCCCCC"/>
-              <w:right w:val="single" w:sz="4" w:space="0" w:color="CCCCCC"/>
-            </w:tcBorders>
-          </w:tcPr>
-          <w:p>
-            <w:pPr>
-              <w:spacing w:before="60" w:after="60" w:line="252" w:lineRule="auto"/>
-              <w:jc w:val="left"/>
-            </w:pPr>
-            <w:r/>
-            <w:r>
-              <w:t>647.25</w:t>
-            </w:r>
-          </w:p>
-        </w:tc>
-        <w:tc>
-          <w:tcPr>
-            <w:tcW w:type="dxa" w:w="1728"/>
-            <w:shd w:fill="FFFFFF"/>
-            <w:tcMar>
-              <w:top w:w="100" w:type="dxa"/>
-              <w:bottom w:w="100" w:type="dxa"/>
-              <w:left w:w="120" w:type="dxa"/>
-              <w:right w:w="120" w:type="dxa"/>
-            </w:tcMar>
-            <w:tcBorders>
-              <w:top w:val="single" w:sz="4" w:space="0" w:color="CCCCCC"/>
-              <w:bottom w:val="single" w:sz="4" w:space="0" w:color="CCCCCC"/>
-              <w:left w:val="single" w:sz="4" w:space="0" w:color="CCCCCC"/>
-              <w:right w:val="single" w:sz="4" w:space="0" w:color="CCCCCC"/>
-            </w:tcBorders>
-          </w:tcPr>
-          <w:p>
-            <w:pPr>
-              <w:spacing w:before="60" w:after="60" w:line="252" w:lineRule="auto"/>
-              <w:jc w:val="left"/>
-            </w:pPr>
-            <w:r/>
-            <w:r>
-              <w:rPr>
-                <w:b/>
-              </w:rPr>
-              <w:t>657.50</w:t>
-            </w:r>
-          </w:p>
-        </w:tc>
-        <w:tc>
-          <w:tcPr>
-            <w:tcW w:type="dxa" w:w="3456"/>
-            <w:shd w:fill="FFFFFF"/>
-            <w:tcMar>
-              <w:top w:w="100" w:type="dxa"/>
-              <w:bottom w:w="100" w:type="dxa"/>
-              <w:left w:w="120" w:type="dxa"/>
-              <w:right w:w="120" w:type="dxa"/>
-            </w:tcMar>
-            <w:tcBorders>
-              <w:top w:val="single" w:sz="4" w:space="0" w:color="CCCCCC"/>
-              <w:bottom w:val="single" w:sz="4" w:space="0" w:color="CCCCCC"/>
-              <w:left w:val="single" w:sz="4" w:space="0" w:color="CCCCCC"/>
-              <w:right w:val="single" w:sz="4" w:space="0" w:color="CCCCCC"/>
-            </w:tcBorders>
-          </w:tcPr>
-          <w:p>
-            <w:pPr>
-              <w:spacing w:before="60" w:after="60" w:line="252" w:lineRule="auto"/>
-              <w:jc w:val="left"/>
-            </w:pPr>
-            <w:r/>
-            <w:r>
-              <w:rPr>
-                <w:b/>
-              </w:rPr>
-              <w:t>+0.50</w:t>
-            </w:r>
-          </w:p>
-        </w:tc>
-        <w:tc>
-          <w:tcPr>
-            <w:tcW w:type="dxa" w:w="1440"/>
-            <w:shd w:fill="FFFFFF"/>
-            <w:tcMar>
-              <w:top w:w="100" w:type="dxa"/>
-              <w:bottom w:w="100" w:type="dxa"/>
-              <w:left w:w="120" w:type="dxa"/>
-              <w:right w:w="120" w:type="dxa"/>
-            </w:tcMar>
-            <w:tcBorders>
-              <w:top w:val="single" w:sz="4" w:space="0" w:color="CCCCCC"/>
-              <w:bottom w:val="single" w:sz="4" w:space="0" w:color="CCCCCC"/>
-              <w:left w:val="single" w:sz="4" w:space="0" w:color="CCCCCC"/>
-              <w:right w:val="single" w:sz="4" w:space="0" w:color="CCCCCC"/>
-            </w:tcBorders>
-          </w:tcPr>
-          <w:p>
-            <w:pPr>
-              <w:spacing w:before="60" w:after="60" w:line="252" w:lineRule="auto"/>
-              <w:jc w:val="left"/>
-            </w:pPr>
-            <w:r/>
-            <w:r>
-              <w:t>BULL</w:t>
-            </w:r>
-          </w:p>
-        </w:tc>
-      </w:tr>
-      <w:tr>
-        <w:tc>
-          <w:tcPr>
-            <w:tcW w:type="dxa" w:w="1584"/>
-            <w:shd w:fill="F8FAFC"/>
-            <w:tcMar>
-              <w:top w:w="100" w:type="dxa"/>
-              <w:bottom w:w="100" w:type="dxa"/>
-              <w:left w:w="120" w:type="dxa"/>
-              <w:right w:w="120" w:type="dxa"/>
-            </w:tcMar>
-            <w:tcBorders>
-              <w:top w:val="single" w:sz="4" w:space="0" w:color="CCCCCC"/>
-              <w:bottom w:val="single" w:sz="4" w:space="0" w:color="CCCCCC"/>
-              <w:left w:val="single" w:sz="4" w:space="0" w:color="CCCCCC"/>
-              <w:right w:val="single" w:sz="4" w:space="0" w:color="CCCCCC"/>
-            </w:tcBorders>
-          </w:tcPr>
-          <w:p>
-            <w:pPr>
-              <w:spacing w:before="60" w:after="60" w:line="252" w:lineRule="auto"/>
-              <w:jc w:val="left"/>
-            </w:pPr>
-            <w:r/>
-            <w:r>
-              <w:rPr>
-                <w:b/>
-              </w:rPr>
-              <w:t>Thu 06/08</w:t>
-            </w:r>
-          </w:p>
-        </w:tc>
-        <w:tc>
-          <w:tcPr>
-            <w:tcW w:type="dxa" w:w="864"/>
-            <w:shd w:fill="F8FAFC"/>
-            <w:tcMar>
-              <w:top w:w="100" w:type="dxa"/>
-              <w:bottom w:w="100" w:type="dxa"/>
-              <w:left w:w="120" w:type="dxa"/>
-              <w:right w:w="120" w:type="dxa"/>
-            </w:tcMar>
-            <w:tcBorders>
-              <w:top w:val="single" w:sz="4" w:space="0" w:color="CCCCCC"/>
-              <w:bottom w:val="single" w:sz="4" w:space="0" w:color="CCCCCC"/>
-              <w:left w:val="single" w:sz="4" w:space="0" w:color="CCCCCC"/>
-              <w:right w:val="single" w:sz="4" w:space="0" w:color="CCCCCC"/>
-            </w:tcBorders>
-          </w:tcPr>
-          <w:p>
-            <w:pPr>
-              <w:spacing w:before="60" w:after="60" w:line="252" w:lineRule="auto"/>
-              <w:jc w:val="left"/>
-            </w:pPr>
-            <w:r/>
-            <w:r>
-              <w:t>London 15-19</w:t>
-            </w:r>
-          </w:p>
-        </w:tc>
-        <w:tc>
-          <w:tcPr>
-            <w:tcW w:type="dxa" w:w="1440"/>
-            <w:shd w:fill="F8FAFC"/>
-            <w:tcMar>
-              <w:top w:w="100" w:type="dxa"/>
-              <w:bottom w:w="100" w:type="dxa"/>
-              <w:left w:w="120" w:type="dxa"/>
-              <w:right w:w="120" w:type="dxa"/>
-            </w:tcMar>
-            <w:tcBorders>
-              <w:top w:val="single" w:sz="4" w:space="0" w:color="CCCCCC"/>
-              <w:bottom w:val="single" w:sz="4" w:space="0" w:color="CCCCCC"/>
-              <w:left w:val="single" w:sz="4" w:space="0" w:color="CCCCCC"/>
-              <w:right w:val="single" w:sz="4" w:space="0" w:color="CCCCCC"/>
-            </w:tcBorders>
-          </w:tcPr>
-          <w:p>
-            <w:pPr>
-              <w:spacing w:before="60" w:after="60" w:line="252" w:lineRule="auto"/>
-              <w:jc w:val="left"/>
-            </w:pPr>
-            <w:r/>
-            <w:r>
-              <w:t>657.50</w:t>
-            </w:r>
-          </w:p>
-        </w:tc>
-        <w:tc>
-          <w:tcPr>
-            <w:tcW w:type="dxa" w:w="2016"/>
-            <w:shd w:fill="F8FAFC"/>
-            <w:tcMar>
-              <w:top w:w="100" w:type="dxa"/>
-              <w:bottom w:w="100" w:type="dxa"/>
-              <w:left w:w="120" w:type="dxa"/>
-              <w:right w:w="120" w:type="dxa"/>
-            </w:tcMar>
-            <w:tcBorders>
-              <w:top w:val="single" w:sz="4" w:space="0" w:color="CCCCCC"/>
-              <w:bottom w:val="single" w:sz="4" w:space="0" w:color="CCCCCC"/>
-              <w:left w:val="single" w:sz="4" w:space="0" w:color="CCCCCC"/>
-              <w:right w:val="single" w:sz="4" w:space="0" w:color="CCCCCC"/>
-            </w:tcBorders>
-          </w:tcPr>
-          <w:p>
-            <w:pPr>
-              <w:spacing w:before="60" w:after="60" w:line="252" w:lineRule="auto"/>
-              <w:jc w:val="left"/>
-            </w:pPr>
-            <w:r/>
-            <w:r>
-              <w:t>668.25</w:t>
-            </w:r>
-          </w:p>
-        </w:tc>
-        <w:tc>
-          <w:tcPr>
-            <w:tcW w:type="dxa" w:w="1152"/>
-            <w:shd w:fill="F8FAFC"/>
-            <w:tcMar>
-              <w:top w:w="100" w:type="dxa"/>
-              <w:bottom w:w="100" w:type="dxa"/>
-              <w:left w:w="120" w:type="dxa"/>
-              <w:right w:w="120" w:type="dxa"/>
-            </w:tcMar>
-            <w:tcBorders>
-              <w:top w:val="single" w:sz="4" w:space="0" w:color="CCCCCC"/>
-              <w:bottom w:val="single" w:sz="4" w:space="0" w:color="CCCCCC"/>
-              <w:left w:val="single" w:sz="4" w:space="0" w:color="CCCCCC"/>
-              <w:right w:val="single" w:sz="4" w:space="0" w:color="CCCCCC"/>
-            </w:tcBorders>
-          </w:tcPr>
-          <w:p>
-            <w:pPr>
-              <w:spacing w:before="60" w:after="60" w:line="252" w:lineRule="auto"/>
-              <w:jc w:val="left"/>
-            </w:pPr>
-            <w:r/>
-            <w:r>
-              <w:t>650.25</w:t>
-            </w:r>
-          </w:p>
-        </w:tc>
-        <w:tc>
-          <w:tcPr>
-            <w:tcW w:type="dxa" w:w="1728"/>
-            <w:shd w:fill="F8FAFC"/>
-            <w:tcMar>
-              <w:top w:w="100" w:type="dxa"/>
-              <w:bottom w:w="100" w:type="dxa"/>
-              <w:left w:w="120" w:type="dxa"/>
-              <w:right w:w="120" w:type="dxa"/>
-            </w:tcMar>
-            <w:tcBorders>
-              <w:top w:val="single" w:sz="4" w:space="0" w:color="CCCCCC"/>
-              <w:bottom w:val="single" w:sz="4" w:space="0" w:color="CCCCCC"/>
-              <w:left w:val="single" w:sz="4" w:space="0" w:color="CCCCCC"/>
-              <w:right w:val="single" w:sz="4" w:space="0" w:color="CCCCCC"/>
-            </w:tcBorders>
-          </w:tcPr>
-          <w:p>
-            <w:pPr>
-              <w:spacing w:before="60" w:after="60" w:line="252" w:lineRule="auto"/>
-              <w:jc w:val="left"/>
-            </w:pPr>
-            <w:r/>
-            <w:r>
-              <w:rPr>
-                <w:b/>
-              </w:rPr>
-              <w:t>658.25</w:t>
-            </w:r>
-          </w:p>
-        </w:tc>
-        <w:tc>
-          <w:tcPr>
-            <w:tcW w:type="dxa" w:w="3456"/>
-            <w:shd w:fill="F8FAFC"/>
-            <w:tcMar>
-              <w:top w:w="100" w:type="dxa"/>
-              <w:bottom w:w="100" w:type="dxa"/>
-              <w:left w:w="120" w:type="dxa"/>
-              <w:right w:w="120" w:type="dxa"/>
-            </w:tcMar>
-            <w:tcBorders>
-              <w:top w:val="single" w:sz="4" w:space="0" w:color="CCCCCC"/>
-              <w:bottom w:val="single" w:sz="4" w:space="0" w:color="CCCCCC"/>
-              <w:left w:val="single" w:sz="4" w:space="0" w:color="CCCCCC"/>
-              <w:right w:val="single" w:sz="4" w:space="0" w:color="CCCCCC"/>
-            </w:tcBorders>
-          </w:tcPr>
-          <w:p>
-            <w:pPr>
-              <w:spacing w:before="60" w:after="60" w:line="252" w:lineRule="auto"/>
-              <w:jc w:val="left"/>
-            </w:pPr>
-            <w:r/>
-            <w:r>
-              <w:rPr>
-                <w:b/>
-              </w:rPr>
-              <w:t>+0.75</w:t>
-            </w:r>
-          </w:p>
-        </w:tc>
-        <w:tc>
-          <w:tcPr>
-            <w:tcW w:type="dxa" w:w="1440"/>
-            <w:shd w:fill="F8FAFC"/>
-            <w:tcMar>
-              <w:top w:w="100" w:type="dxa"/>
-              <w:bottom w:w="100" w:type="dxa"/>
-              <w:left w:w="120" w:type="dxa"/>
-              <w:right w:w="120" w:type="dxa"/>
-            </w:tcMar>
-            <w:tcBorders>
-              <w:top w:val="single" w:sz="4" w:space="0" w:color="CCCCCC"/>
-              <w:bottom w:val="single" w:sz="4" w:space="0" w:color="CCCCCC"/>
-              <w:left w:val="single" w:sz="4" w:space="0" w:color="CCCCCC"/>
-              <w:right w:val="single" w:sz="4" w:space="0" w:color="CCCCCC"/>
-            </w:tcBorders>
-          </w:tcPr>
-          <w:p>
-            <w:pPr>
-              <w:spacing w:before="60" w:after="60" w:line="252" w:lineRule="auto"/>
-              <w:jc w:val="left"/>
-            </w:pPr>
-            <w:r/>
-            <w:r>
-              <w:t>BULL</w:t>
-            </w:r>
-          </w:p>
-        </w:tc>
-      </w:tr>
-      <w:tr>
-        <w:tc>
-          <w:tcPr>
-            <w:tcW w:type="dxa" w:w="1584"/>
-            <w:shd w:fill="FFFFFF"/>
-            <w:tcMar>
-              <w:top w:w="100" w:type="dxa"/>
-              <w:bottom w:w="100" w:type="dxa"/>
-              <w:left w:w="120" w:type="dxa"/>
-              <w:right w:w="120" w:type="dxa"/>
-            </w:tcMar>
-            <w:tcBorders>
-              <w:top w:val="single" w:sz="4" w:space="0" w:color="CCCCCC"/>
-              <w:bottom w:val="single" w:sz="4" w:space="0" w:color="CCCCCC"/>
-              <w:left w:val="single" w:sz="4" w:space="0" w:color="CCCCCC"/>
-              <w:right w:val="single" w:sz="4" w:space="0" w:color="CCCCCC"/>
-            </w:tcBorders>
-          </w:tcPr>
-          <w:p>
-            <w:pPr>
-              <w:spacing w:before="60" w:after="60" w:line="252" w:lineRule="auto"/>
-              <w:jc w:val="left"/>
-            </w:pPr>
-            <w:r/>
-            <w:r>
-              <w:rPr>
-                <w:b/>
-              </w:rPr>
-              <w:t>Thu 06/08</w:t>
-            </w:r>
-          </w:p>
-        </w:tc>
-        <w:tc>
-          <w:tcPr>
-            <w:tcW w:type="dxa" w:w="864"/>
-            <w:shd w:fill="FFFFFF"/>
-            <w:tcMar>
-              <w:top w:w="100" w:type="dxa"/>
-              <w:bottom w:w="100" w:type="dxa"/>
-              <w:left w:w="120" w:type="dxa"/>
-              <w:right w:w="120" w:type="dxa"/>
-            </w:tcMar>
-            <w:tcBorders>
-              <w:top w:val="single" w:sz="4" w:space="0" w:color="CCCCCC"/>
-              <w:bottom w:val="single" w:sz="4" w:space="0" w:color="CCCCCC"/>
-              <w:left w:val="single" w:sz="4" w:space="0" w:color="CCCCCC"/>
-              <w:right w:val="single" w:sz="4" w:space="0" w:color="CCCCCC"/>
-            </w:tcBorders>
-          </w:tcPr>
-          <w:p>
-            <w:pPr>
-              <w:spacing w:before="60" w:after="60" w:line="252" w:lineRule="auto"/>
-              <w:jc w:val="left"/>
-            </w:pPr>
-            <w:r/>
-            <w:r>
-              <w:t>Pre-NY 19-21</w:t>
-            </w:r>
-          </w:p>
-        </w:tc>
-        <w:tc>
-          <w:tcPr>
-            <w:tcW w:type="dxa" w:w="1440"/>
-            <w:shd w:fill="FFFFFF"/>
-            <w:tcMar>
-              <w:top w:w="100" w:type="dxa"/>
-              <w:bottom w:w="100" w:type="dxa"/>
-              <w:left w:w="120" w:type="dxa"/>
-              <w:right w:w="120" w:type="dxa"/>
-            </w:tcMar>
-            <w:tcBorders>
-              <w:top w:val="single" w:sz="4" w:space="0" w:color="CCCCCC"/>
-              <w:bottom w:val="single" w:sz="4" w:space="0" w:color="CCCCCC"/>
-              <w:left w:val="single" w:sz="4" w:space="0" w:color="CCCCCC"/>
-              <w:right w:val="single" w:sz="4" w:space="0" w:color="CCCCCC"/>
-            </w:tcBorders>
-          </w:tcPr>
-          <w:p>
-            <w:pPr>
-              <w:spacing w:before="60" w:after="60" w:line="252" w:lineRule="auto"/>
-              <w:jc w:val="left"/>
-            </w:pPr>
-            <w:r/>
-            <w:r>
-              <w:t>658.25</w:t>
-            </w:r>
-          </w:p>
-        </w:tc>
-        <w:tc>
-          <w:tcPr>
-            <w:tcW w:type="dxa" w:w="2016"/>
-            <w:shd w:fill="FFFFFF"/>
-            <w:tcMar>
-              <w:top w:w="100" w:type="dxa"/>
-              <w:bottom w:w="100" w:type="dxa"/>
-              <w:left w:w="120" w:type="dxa"/>
-              <w:right w:w="120" w:type="dxa"/>
-            </w:tcMar>
-            <w:tcBorders>
-              <w:top w:val="single" w:sz="4" w:space="0" w:color="CCCCCC"/>
-              <w:bottom w:val="single" w:sz="4" w:space="0" w:color="CCCCCC"/>
-              <w:left w:val="single" w:sz="4" w:space="0" w:color="CCCCCC"/>
-              <w:right w:val="single" w:sz="4" w:space="0" w:color="CCCCCC"/>
-            </w:tcBorders>
-          </w:tcPr>
-          <w:p>
-            <w:pPr>
-              <w:spacing w:before="60" w:after="60" w:line="252" w:lineRule="auto"/>
-              <w:jc w:val="left"/>
-            </w:pPr>
-            <w:r/>
-            <w:r>
-              <w:t>664.75</w:t>
-            </w:r>
-          </w:p>
-        </w:tc>
-        <w:tc>
-          <w:tcPr>
-            <w:tcW w:type="dxa" w:w="1152"/>
-            <w:shd w:fill="FFFFFF"/>
-            <w:tcMar>
-              <w:top w:w="100" w:type="dxa"/>
-              <w:bottom w:w="100" w:type="dxa"/>
-              <w:left w:w="120" w:type="dxa"/>
-              <w:right w:w="120" w:type="dxa"/>
-            </w:tcMar>
-            <w:tcBorders>
-              <w:top w:val="single" w:sz="4" w:space="0" w:color="CCCCCC"/>
-              <w:bottom w:val="single" w:sz="4" w:space="0" w:color="CCCCCC"/>
-              <w:left w:val="single" w:sz="4" w:space="0" w:color="CCCCCC"/>
-              <w:right w:val="single" w:sz="4" w:space="0" w:color="CCCCCC"/>
-            </w:tcBorders>
-          </w:tcPr>
-          <w:p>
-            <w:pPr>
-              <w:spacing w:before="60" w:after="60" w:line="252" w:lineRule="auto"/>
-              <w:jc w:val="left"/>
-            </w:pPr>
-            <w:r/>
-            <w:r>
-              <w:t>649.75</w:t>
-            </w:r>
-          </w:p>
-        </w:tc>
-        <w:tc>
-          <w:tcPr>
-            <w:tcW w:type="dxa" w:w="1728"/>
-            <w:shd w:fill="FFFFFF"/>
-            <w:tcMar>
-              <w:top w:w="100" w:type="dxa"/>
-              <w:bottom w:w="100" w:type="dxa"/>
-              <w:left w:w="120" w:type="dxa"/>
-              <w:right w:w="120" w:type="dxa"/>
-            </w:tcMar>
-            <w:tcBorders>
-              <w:top w:val="single" w:sz="4" w:space="0" w:color="CCCCCC"/>
-              <w:bottom w:val="single" w:sz="4" w:space="0" w:color="CCCCCC"/>
-              <w:left w:val="single" w:sz="4" w:space="0" w:color="CCCCCC"/>
-              <w:right w:val="single" w:sz="4" w:space="0" w:color="CCCCCC"/>
-            </w:tcBorders>
-          </w:tcPr>
-          <w:p>
-            <w:pPr>
-              <w:spacing w:before="60" w:after="60" w:line="252" w:lineRule="auto"/>
-              <w:jc w:val="left"/>
-            </w:pPr>
-            <w:r/>
-            <w:r>
-              <w:rPr>
-                <w:b/>
-              </w:rPr>
-              <w:t>658.75</w:t>
-            </w:r>
-          </w:p>
-        </w:tc>
-        <w:tc>
-          <w:tcPr>
-            <w:tcW w:type="dxa" w:w="3456"/>
-            <w:shd w:fill="FFFFFF"/>
-            <w:tcMar>
-              <w:top w:w="100" w:type="dxa"/>
-              <w:bottom w:w="100" w:type="dxa"/>
-              <w:left w:w="120" w:type="dxa"/>
-              <w:right w:w="120" w:type="dxa"/>
-            </w:tcMar>
-            <w:tcBorders>
-              <w:top w:val="single" w:sz="4" w:space="0" w:color="CCCCCC"/>
-              <w:bottom w:val="single" w:sz="4" w:space="0" w:color="CCCCCC"/>
-              <w:left w:val="single" w:sz="4" w:space="0" w:color="CCCCCC"/>
-              <w:right w:val="single" w:sz="4" w:space="0" w:color="CCCCCC"/>
-            </w:tcBorders>
-          </w:tcPr>
-          <w:p>
-            <w:pPr>
-              <w:spacing w:before="60" w:after="60" w:line="252" w:lineRule="auto"/>
-              <w:jc w:val="left"/>
-            </w:pPr>
-            <w:r/>
-            <w:r>
-              <w:rPr>
-                <w:b/>
-              </w:rPr>
-              <w:t>+0.50</w:t>
-            </w:r>
-          </w:p>
-        </w:tc>
-        <w:tc>
-          <w:tcPr>
-            <w:tcW w:type="dxa" w:w="1440"/>
-            <w:shd w:fill="FFFFFF"/>
-            <w:tcMar>
-              <w:top w:w="100" w:type="dxa"/>
-              <w:bottom w:w="100" w:type="dxa"/>
-              <w:left w:w="120" w:type="dxa"/>
-              <w:right w:w="120" w:type="dxa"/>
-            </w:tcMar>
-            <w:tcBorders>
-              <w:top w:val="single" w:sz="4" w:space="0" w:color="CCCCCC"/>
-              <w:bottom w:val="single" w:sz="4" w:space="0" w:color="CCCCCC"/>
-              <w:left w:val="single" w:sz="4" w:space="0" w:color="CCCCCC"/>
-              <w:right w:val="single" w:sz="4" w:space="0" w:color="CCCCCC"/>
-            </w:tcBorders>
-          </w:tcPr>
-          <w:p>
-            <w:pPr>
-              <w:spacing w:before="60" w:after="60" w:line="252" w:lineRule="auto"/>
-              <w:jc w:val="left"/>
-            </w:pPr>
-            <w:r/>
-            <w:r>
-              <w:t>BULL</w:t>
-            </w:r>
-          </w:p>
-        </w:tc>
-      </w:tr>
-      <w:tr>
-        <w:tc>
-          <w:tcPr>
-            <w:tcW w:type="dxa" w:w="1584"/>
-            <w:shd w:fill="F8FAFC"/>
-            <w:tcMar>
-              <w:top w:w="100" w:type="dxa"/>
-              <w:bottom w:w="100" w:type="dxa"/>
-              <w:left w:w="120" w:type="dxa"/>
-              <w:right w:w="120" w:type="dxa"/>
-            </w:tcMar>
-            <w:tcBorders>
-              <w:top w:val="single" w:sz="4" w:space="0" w:color="CCCCCC"/>
-              <w:bottom w:val="single" w:sz="4" w:space="0" w:color="CCCCCC"/>
-              <w:left w:val="single" w:sz="4" w:space="0" w:color="CCCCCC"/>
-              <w:right w:val="single" w:sz="4" w:space="0" w:color="CCCCCC"/>
-            </w:tcBorders>
-          </w:tcPr>
-          <w:p>
-            <w:pPr>
-              <w:spacing w:before="60" w:after="60" w:line="252" w:lineRule="auto"/>
-              <w:jc w:val="left"/>
-            </w:pPr>
-            <w:r/>
-            <w:r>
-              <w:rPr>
-                <w:b/>
-              </w:rPr>
-              <w:t>Thu 06/08</w:t>
-            </w:r>
-          </w:p>
-        </w:tc>
-        <w:tc>
-          <w:tcPr>
-            <w:tcW w:type="dxa" w:w="864"/>
-            <w:shd w:fill="F8FAFC"/>
-            <w:tcMar>
-              <w:top w:w="100" w:type="dxa"/>
-              <w:bottom w:w="100" w:type="dxa"/>
-              <w:left w:w="120" w:type="dxa"/>
-              <w:right w:w="120" w:type="dxa"/>
-            </w:tcMar>
-            <w:tcBorders>
-              <w:top w:val="single" w:sz="4" w:space="0" w:color="CCCCCC"/>
-              <w:bottom w:val="single" w:sz="4" w:space="0" w:color="CCCCCC"/>
-              <w:left w:val="single" w:sz="4" w:space="0" w:color="CCCCCC"/>
-              <w:right w:val="single" w:sz="4" w:space="0" w:color="CCCCCC"/>
-            </w:tcBorders>
-          </w:tcPr>
-          <w:p>
-            <w:pPr>
-              <w:spacing w:before="60" w:after="60" w:line="252" w:lineRule="auto"/>
-              <w:jc w:val="left"/>
-            </w:pPr>
-            <w:r/>
-            <w:r>
-              <w:t>NY Open 21-23</w:t>
-            </w:r>
-          </w:p>
-        </w:tc>
-        <w:tc>
-          <w:tcPr>
-            <w:tcW w:type="dxa" w:w="1440"/>
-            <w:shd w:fill="F8FAFC"/>
-            <w:tcMar>
-              <w:top w:w="100" w:type="dxa"/>
-              <w:bottom w:w="100" w:type="dxa"/>
-              <w:left w:w="120" w:type="dxa"/>
-              <w:right w:w="120" w:type="dxa"/>
-            </w:tcMar>
-            <w:tcBorders>
-              <w:top w:val="single" w:sz="4" w:space="0" w:color="CCCCCC"/>
-              <w:bottom w:val="single" w:sz="4" w:space="0" w:color="CCCCCC"/>
-              <w:left w:val="single" w:sz="4" w:space="0" w:color="CCCCCC"/>
-              <w:right w:val="single" w:sz="4" w:space="0" w:color="CCCCCC"/>
-            </w:tcBorders>
-          </w:tcPr>
-          <w:p>
-            <w:pPr>
-              <w:spacing w:before="60" w:after="60" w:line="252" w:lineRule="auto"/>
-              <w:jc w:val="left"/>
-            </w:pPr>
-            <w:r/>
-            <w:r>
-              <w:t>658.75</w:t>
-            </w:r>
-          </w:p>
-        </w:tc>
-        <w:tc>
-          <w:tcPr>
-            <w:tcW w:type="dxa" w:w="2016"/>
-            <w:shd w:fill="F8FAFC"/>
-            <w:tcMar>
-              <w:top w:w="100" w:type="dxa"/>
-              <w:bottom w:w="100" w:type="dxa"/>
-              <w:left w:w="120" w:type="dxa"/>
-              <w:right w:w="120" w:type="dxa"/>
-            </w:tcMar>
-            <w:tcBorders>
-              <w:top w:val="single" w:sz="4" w:space="0" w:color="CCCCCC"/>
-              <w:bottom w:val="single" w:sz="4" w:space="0" w:color="CCCCCC"/>
-              <w:left w:val="single" w:sz="4" w:space="0" w:color="CCCCCC"/>
-              <w:right w:val="single" w:sz="4" w:space="0" w:color="CCCCCC"/>
-            </w:tcBorders>
-          </w:tcPr>
-          <w:p>
-            <w:pPr>
-              <w:spacing w:before="60" w:after="60" w:line="252" w:lineRule="auto"/>
-              <w:jc w:val="left"/>
-            </w:pPr>
-            <w:r/>
-            <w:r>
-              <w:t>669.75</w:t>
-            </w:r>
-          </w:p>
-        </w:tc>
-        <w:tc>
-          <w:tcPr>
-            <w:tcW w:type="dxa" w:w="1152"/>
-            <w:shd w:fill="F8FAFC"/>
-            <w:tcMar>
-              <w:top w:w="100" w:type="dxa"/>
-              <w:bottom w:w="100" w:type="dxa"/>
-              <w:left w:w="120" w:type="dxa"/>
-              <w:right w:w="120" w:type="dxa"/>
-            </w:tcMar>
-            <w:tcBorders>
-              <w:top w:val="single" w:sz="4" w:space="0" w:color="CCCCCC"/>
-              <w:bottom w:val="single" w:sz="4" w:space="0" w:color="CCCCCC"/>
-              <w:left w:val="single" w:sz="4" w:space="0" w:color="CCCCCC"/>
-              <w:right w:val="single" w:sz="4" w:space="0" w:color="CCCCCC"/>
-            </w:tcBorders>
-          </w:tcPr>
-          <w:p>
-            <w:pPr>
-              <w:spacing w:before="60" w:after="60" w:line="252" w:lineRule="auto"/>
-              <w:jc w:val="left"/>
-            </w:pPr>
-            <w:r/>
-            <w:r>
-              <w:t>647.00</w:t>
-            </w:r>
-          </w:p>
-        </w:tc>
-        <w:tc>
-          <w:tcPr>
-            <w:tcW w:type="dxa" w:w="1728"/>
-            <w:shd w:fill="F8FAFC"/>
-            <w:tcMar>
-              <w:top w:w="100" w:type="dxa"/>
-              <w:bottom w:w="100" w:type="dxa"/>
-              <w:left w:w="120" w:type="dxa"/>
-              <w:right w:w="120" w:type="dxa"/>
-            </w:tcMar>
-            <w:tcBorders>
-              <w:top w:val="single" w:sz="4" w:space="0" w:color="CCCCCC"/>
-              <w:bottom w:val="single" w:sz="4" w:space="0" w:color="CCCCCC"/>
-              <w:left w:val="single" w:sz="4" w:space="0" w:color="CCCCCC"/>
-              <w:right w:val="single" w:sz="4" w:space="0" w:color="CCCCCC"/>
-            </w:tcBorders>
-          </w:tcPr>
-          <w:p>
-            <w:pPr>
-              <w:spacing w:before="60" w:after="60" w:line="252" w:lineRule="auto"/>
-              <w:jc w:val="left"/>
-            </w:pPr>
-            <w:r/>
-            <w:r>
-              <w:rPr>
-                <w:b/>
-              </w:rPr>
-              <w:t>662.25</w:t>
-            </w:r>
-          </w:p>
-        </w:tc>
-        <w:tc>
-          <w:tcPr>
-            <w:tcW w:type="dxa" w:w="3456"/>
-            <w:shd w:fill="F8FAFC"/>
-            <w:tcMar>
-              <w:top w:w="100" w:type="dxa"/>
-              <w:bottom w:w="100" w:type="dxa"/>
-              <w:left w:w="120" w:type="dxa"/>
-              <w:right w:w="120" w:type="dxa"/>
-            </w:tcMar>
-            <w:tcBorders>
-              <w:top w:val="single" w:sz="4" w:space="0" w:color="CCCCCC"/>
-              <w:bottom w:val="single" w:sz="4" w:space="0" w:color="CCCCCC"/>
-              <w:left w:val="single" w:sz="4" w:space="0" w:color="CCCCCC"/>
-              <w:right w:val="single" w:sz="4" w:space="0" w:color="CCCCCC"/>
-            </w:tcBorders>
-          </w:tcPr>
-          <w:p>
-            <w:pPr>
-              <w:spacing w:before="60" w:after="60" w:line="252" w:lineRule="auto"/>
-              <w:jc w:val="left"/>
-            </w:pPr>
-            <w:r/>
-            <w:r>
-              <w:rPr>
-                <w:b/>
-              </w:rPr>
-              <w:t>+3.50</w:t>
-            </w:r>
-          </w:p>
-        </w:tc>
-        <w:tc>
-          <w:tcPr>
-            <w:tcW w:type="dxa" w:w="1440"/>
-            <w:shd w:fill="F8FAFC"/>
-            <w:tcMar>
-              <w:top w:w="100" w:type="dxa"/>
-              <w:bottom w:w="100" w:type="dxa"/>
-              <w:left w:w="120" w:type="dxa"/>
-              <w:right w:w="120" w:type="dxa"/>
-            </w:tcMar>
-            <w:tcBorders>
-              <w:top w:val="single" w:sz="4" w:space="0" w:color="CCCCCC"/>
-              <w:bottom w:val="single" w:sz="4" w:space="0" w:color="CCCCCC"/>
-              <w:left w:val="single" w:sz="4" w:space="0" w:color="CCCCCC"/>
-              <w:right w:val="single" w:sz="4" w:space="0" w:color="CCCCCC"/>
-            </w:tcBorders>
-          </w:tcPr>
-          <w:p>
-            <w:pPr>
-              <w:spacing w:before="60" w:after="60" w:line="252" w:lineRule="auto"/>
-              <w:jc w:val="left"/>
-            </w:pPr>
-            <w:r/>
-            <w:r>
-              <w:t>BULL</w:t>
-            </w:r>
-          </w:p>
-        </w:tc>
-      </w:tr>
-      <w:tr>
-        <w:tc>
-          <w:tcPr>
-            <w:tcW w:type="dxa" w:w="1584"/>
-            <w:shd w:fill="FFFFFF"/>
-            <w:tcMar>
-              <w:top w:w="100" w:type="dxa"/>
-              <w:bottom w:w="100" w:type="dxa"/>
-              <w:left w:w="120" w:type="dxa"/>
-              <w:right w:w="120" w:type="dxa"/>
-            </w:tcMar>
-            <w:tcBorders>
-              <w:top w:val="single" w:sz="4" w:space="0" w:color="CCCCCC"/>
-              <w:bottom w:val="single" w:sz="4" w:space="0" w:color="CCCCCC"/>
-              <w:left w:val="single" w:sz="4" w:space="0" w:color="CCCCCC"/>
-              <w:right w:val="single" w:sz="4" w:space="0" w:color="CCCCCC"/>
-            </w:tcBorders>
-          </w:tcPr>
-          <w:p>
-            <w:pPr>
-              <w:spacing w:before="60" w:after="60" w:line="252" w:lineRule="auto"/>
-              <w:jc w:val="left"/>
-            </w:pPr>
-            <w:r/>
-            <w:r>
-              <w:rPr>
-                <w:b/>
-              </w:rPr>
-              <w:t>Thu 06/08</w:t>
-            </w:r>
-          </w:p>
-        </w:tc>
-        <w:tc>
-          <w:tcPr>
-            <w:tcW w:type="dxa" w:w="864"/>
-            <w:shd w:fill="FFFFFF"/>
-            <w:tcMar>
-              <w:top w:w="100" w:type="dxa"/>
-              <w:bottom w:w="100" w:type="dxa"/>
-              <w:left w:w="120" w:type="dxa"/>
-              <w:right w:w="120" w:type="dxa"/>
-            </w:tcMar>
-            <w:tcBorders>
-              <w:top w:val="single" w:sz="4" w:space="0" w:color="CCCCCC"/>
-              <w:bottom w:val="single" w:sz="4" w:space="0" w:color="CCCCCC"/>
-              <w:left w:val="single" w:sz="4" w:space="0" w:color="CCCCCC"/>
-              <w:right w:val="single" w:sz="4" w:space="0" w:color="CCCCCC"/>
-            </w:tcBorders>
-          </w:tcPr>
-          <w:p>
-            <w:pPr>
-              <w:spacing w:before="60" w:after="60" w:line="252" w:lineRule="auto"/>
-              <w:jc w:val="left"/>
-            </w:pPr>
-            <w:r/>
-            <w:r>
-              <w:t>NY Close 23-01</w:t>
-            </w:r>
-          </w:p>
-        </w:tc>
-        <w:tc>
-          <w:tcPr>
-            <w:tcW w:type="dxa" w:w="1440"/>
-            <w:shd w:fill="FFFFFF"/>
-            <w:tcMar>
-              <w:top w:w="100" w:type="dxa"/>
-              <w:bottom w:w="100" w:type="dxa"/>
-              <w:left w:w="120" w:type="dxa"/>
-              <w:right w:w="120" w:type="dxa"/>
-            </w:tcMar>
-            <w:tcBorders>
-              <w:top w:val="single" w:sz="4" w:space="0" w:color="CCCCCC"/>
-              <w:bottom w:val="single" w:sz="4" w:space="0" w:color="CCCCCC"/>
-              <w:left w:val="single" w:sz="4" w:space="0" w:color="CCCCCC"/>
-              <w:right w:val="single" w:sz="4" w:space="0" w:color="CCCCCC"/>
-            </w:tcBorders>
-          </w:tcPr>
-          <w:p>
-            <w:pPr>
-              <w:spacing w:before="60" w:after="60" w:line="252" w:lineRule="auto"/>
-              <w:jc w:val="left"/>
-            </w:pPr>
-            <w:r/>
-            <w:r>
-              <w:t>662.25</w:t>
-            </w:r>
-          </w:p>
-        </w:tc>
-        <w:tc>
-          <w:tcPr>
-            <w:tcW w:type="dxa" w:w="2016"/>
-            <w:shd w:fill="FFFFFF"/>
-            <w:tcMar>
-              <w:top w:w="100" w:type="dxa"/>
-              <w:bottom w:w="100" w:type="dxa"/>
-              <w:left w:w="120" w:type="dxa"/>
-              <w:right w:w="120" w:type="dxa"/>
-            </w:tcMar>
-            <w:tcBorders>
-              <w:top w:val="single" w:sz="4" w:space="0" w:color="CCCCCC"/>
-              <w:bottom w:val="single" w:sz="4" w:space="0" w:color="CCCCCC"/>
-              <w:left w:val="single" w:sz="4" w:space="0" w:color="CCCCCC"/>
-              <w:right w:val="single" w:sz="4" w:space="0" w:color="CCCCCC"/>
-            </w:tcBorders>
-          </w:tcPr>
-          <w:p>
-            <w:pPr>
-              <w:spacing w:before="60" w:after="60" w:line="252" w:lineRule="auto"/>
-              <w:jc w:val="left"/>
-            </w:pPr>
-            <w:r/>
-            <w:r>
-              <w:t>667.75</w:t>
-            </w:r>
-          </w:p>
-        </w:tc>
-        <w:tc>
-          <w:tcPr>
-            <w:tcW w:type="dxa" w:w="1152"/>
-            <w:shd w:fill="FFFFFF"/>
-            <w:tcMar>
-              <w:top w:w="100" w:type="dxa"/>
-              <w:bottom w:w="100" w:type="dxa"/>
-              <w:left w:w="120" w:type="dxa"/>
-              <w:right w:w="120" w:type="dxa"/>
-            </w:tcMar>
-            <w:tcBorders>
-              <w:top w:val="single" w:sz="4" w:space="0" w:color="CCCCCC"/>
-              <w:bottom w:val="single" w:sz="4" w:space="0" w:color="CCCCCC"/>
-              <w:left w:val="single" w:sz="4" w:space="0" w:color="CCCCCC"/>
-              <w:right w:val="single" w:sz="4" w:space="0" w:color="CCCCCC"/>
-            </w:tcBorders>
-          </w:tcPr>
-          <w:p>
-            <w:pPr>
-              <w:spacing w:before="60" w:after="60" w:line="252" w:lineRule="auto"/>
-              <w:jc w:val="left"/>
-            </w:pPr>
-            <w:r/>
-            <w:r>
-              <w:t>654.50</w:t>
-            </w:r>
-          </w:p>
-        </w:tc>
-        <w:tc>
-          <w:tcPr>
-            <w:tcW w:type="dxa" w:w="1728"/>
-            <w:shd w:fill="FFFFFF"/>
-            <w:tcMar>
-              <w:top w:w="100" w:type="dxa"/>
-              <w:bottom w:w="100" w:type="dxa"/>
-              <w:left w:w="120" w:type="dxa"/>
-              <w:right w:w="120" w:type="dxa"/>
-            </w:tcMar>
-            <w:tcBorders>
-              <w:top w:val="single" w:sz="4" w:space="0" w:color="CCCCCC"/>
-              <w:bottom w:val="single" w:sz="4" w:space="0" w:color="CCCCCC"/>
-              <w:left w:val="single" w:sz="4" w:space="0" w:color="CCCCCC"/>
-              <w:right w:val="single" w:sz="4" w:space="0" w:color="CCCCCC"/>
-            </w:tcBorders>
-          </w:tcPr>
-          <w:p>
-            <w:pPr>
-              <w:spacing w:before="60" w:after="60" w:line="252" w:lineRule="auto"/>
-              <w:jc w:val="left"/>
-            </w:pPr>
-            <w:r/>
-            <w:r>
-              <w:rPr>
-                <w:b/>
-              </w:rPr>
-              <w:t>663.00</w:t>
-            </w:r>
-          </w:p>
-        </w:tc>
-        <w:tc>
-          <w:tcPr>
-            <w:tcW w:type="dxa" w:w="3456"/>
-            <w:shd w:fill="FFFFFF"/>
-            <w:tcMar>
-              <w:top w:w="100" w:type="dxa"/>
-              <w:bottom w:w="100" w:type="dxa"/>
-              <w:left w:w="120" w:type="dxa"/>
-              <w:right w:w="120" w:type="dxa"/>
-            </w:tcMar>
-            <w:tcBorders>
-              <w:top w:val="single" w:sz="4" w:space="0" w:color="CCCCCC"/>
-              <w:bottom w:val="single" w:sz="4" w:space="0" w:color="CCCCCC"/>
-              <w:left w:val="single" w:sz="4" w:space="0" w:color="CCCCCC"/>
-              <w:right w:val="single" w:sz="4" w:space="0" w:color="CCCCCC"/>
-            </w:tcBorders>
-          </w:tcPr>
-          <w:p>
-            <w:pPr>
-              <w:spacing w:before="60" w:after="60" w:line="252" w:lineRule="auto"/>
-              <w:jc w:val="left"/>
-            </w:pPr>
-            <w:r/>
-            <w:r>
-              <w:rPr>
-                <w:b/>
-              </w:rPr>
-              <w:t>+0.75</w:t>
-            </w:r>
-          </w:p>
-        </w:tc>
-        <w:tc>
-          <w:tcPr>
-            <w:tcW w:type="dxa" w:w="1440"/>
-            <w:shd w:fill="FFFFFF"/>
-            <w:tcMar>
-              <w:top w:w="100" w:type="dxa"/>
-              <w:bottom w:w="100" w:type="dxa"/>
-              <w:left w:w="120" w:type="dxa"/>
-              <w:right w:w="120" w:type="dxa"/>
-            </w:tcMar>
-            <w:tcBorders>
-              <w:top w:val="single" w:sz="4" w:space="0" w:color="CCCCCC"/>
-              <w:bottom w:val="single" w:sz="4" w:space="0" w:color="CCCCCC"/>
-              <w:left w:val="single" w:sz="4" w:space="0" w:color="CCCCCC"/>
-              <w:right w:val="single" w:sz="4" w:space="0" w:color="CCCCCC"/>
-            </w:tcBorders>
-          </w:tcPr>
-          <w:p>
-            <w:pPr>
-              <w:spacing w:before="60" w:after="60" w:line="252" w:lineRule="auto"/>
-              <w:jc w:val="left"/>
-            </w:pPr>
-            <w:r/>
-            <w:r>
-              <w:t>BULL</w:t>
-            </w:r>
-          </w:p>
-        </w:tc>
-      </w:tr>
-      <w:tr>
-        <w:tc>
-          <w:tcPr>
-            <w:tcW w:type="dxa" w:w="1584"/>
-            <w:shd w:fill="F8FAFC"/>
-            <w:tcMar>
-              <w:top w:w="100" w:type="dxa"/>
-              <w:bottom w:w="100" w:type="dxa"/>
-              <w:left w:w="120" w:type="dxa"/>
-              <w:right w:w="120" w:type="dxa"/>
-            </w:tcMar>
-            <w:tcBorders>
-              <w:top w:val="single" w:sz="4" w:space="0" w:color="CCCCCC"/>
-              <w:bottom w:val="single" w:sz="4" w:space="0" w:color="CCCCCC"/>
-              <w:left w:val="single" w:sz="4" w:space="0" w:color="CCCCCC"/>
-              <w:right w:val="single" w:sz="4" w:space="0" w:color="CCCCCC"/>
-            </w:tcBorders>
-          </w:tcPr>
-          <w:p>
-            <w:pPr>
-              <w:spacing w:before="60" w:after="60" w:line="252" w:lineRule="auto"/>
-              <w:jc w:val="left"/>
-            </w:pPr>
-            <w:r/>
-            <w:r>
-              <w:rPr>
-                <w:b/>
-              </w:rPr>
-              <w:t>Fri 07/08</w:t>
-            </w:r>
-          </w:p>
-        </w:tc>
-        <w:tc>
-          <w:tcPr>
-            <w:tcW w:type="dxa" w:w="864"/>
-            <w:shd w:fill="F8FAFC"/>
-            <w:tcMar>
-              <w:top w:w="100" w:type="dxa"/>
-              <w:bottom w:w="100" w:type="dxa"/>
-              <w:left w:w="120" w:type="dxa"/>
-              <w:right w:w="120" w:type="dxa"/>
-            </w:tcMar>
-            <w:tcBorders>
-              <w:top w:val="single" w:sz="4" w:space="0" w:color="CCCCCC"/>
-              <w:bottom w:val="single" w:sz="4" w:space="0" w:color="CCCCCC"/>
-              <w:left w:val="single" w:sz="4" w:space="0" w:color="CCCCCC"/>
-              <w:right w:val="single" w:sz="4" w:space="0" w:color="CCCCCC"/>
-            </w:tcBorders>
-          </w:tcPr>
-          <w:p>
-            <w:pPr>
-              <w:spacing w:before="60" w:after="60" w:line="252" w:lineRule="auto"/>
-              <w:jc w:val="left"/>
-            </w:pPr>
-            <w:r/>
-            <w:r>
-              <w:t>Asia 07-11</w:t>
-            </w:r>
-          </w:p>
-        </w:tc>
-        <w:tc>
-          <w:tcPr>
-            <w:tcW w:type="dxa" w:w="1440"/>
-            <w:shd w:fill="F8FAFC"/>
-            <w:tcMar>
-              <w:top w:w="100" w:type="dxa"/>
-              <w:bottom w:w="100" w:type="dxa"/>
-              <w:left w:w="120" w:type="dxa"/>
-              <w:right w:w="120" w:type="dxa"/>
-            </w:tcMar>
-            <w:tcBorders>
-              <w:top w:val="single" w:sz="4" w:space="0" w:color="CCCCCC"/>
-              <w:bottom w:val="single" w:sz="4" w:space="0" w:color="CCCCCC"/>
-              <w:left w:val="single" w:sz="4" w:space="0" w:color="CCCCCC"/>
-              <w:right w:val="single" w:sz="4" w:space="0" w:color="CCCCCC"/>
-            </w:tcBorders>
-          </w:tcPr>
-          <w:p>
-            <w:pPr>
-              <w:spacing w:before="60" w:after="60" w:line="252" w:lineRule="auto"/>
-              <w:jc w:val="left"/>
-            </w:pPr>
-            <w:r/>
-            <w:r>
-              <w:t>663.00</w:t>
-            </w:r>
-          </w:p>
-        </w:tc>
-        <w:tc>
-          <w:tcPr>
-            <w:tcW w:type="dxa" w:w="2016"/>
-            <w:shd w:fill="F8FAFC"/>
-            <w:tcMar>
-              <w:top w:w="100" w:type="dxa"/>
-              <w:bottom w:w="100" w:type="dxa"/>
-              <w:left w:w="120" w:type="dxa"/>
-              <w:right w:w="120" w:type="dxa"/>
-            </w:tcMar>
-            <w:tcBorders>
-              <w:top w:val="single" w:sz="4" w:space="0" w:color="CCCCCC"/>
-              <w:bottom w:val="single" w:sz="4" w:space="0" w:color="CCCCCC"/>
-              <w:left w:val="single" w:sz="4" w:space="0" w:color="CCCCCC"/>
-              <w:right w:val="single" w:sz="4" w:space="0" w:color="CCCCCC"/>
-            </w:tcBorders>
-          </w:tcPr>
-          <w:p>
-            <w:pPr>
-              <w:spacing w:before="60" w:after="60" w:line="252" w:lineRule="auto"/>
-              <w:jc w:val="left"/>
-            </w:pPr>
-            <w:r/>
-            <w:r>
-              <w:t>672.25</w:t>
-            </w:r>
-          </w:p>
-        </w:tc>
-        <w:tc>
-          <w:tcPr>
-            <w:tcW w:type="dxa" w:w="1152"/>
-            <w:shd w:fill="F8FAFC"/>
-            <w:tcMar>
-              <w:top w:w="100" w:type="dxa"/>
-              <w:bottom w:w="100" w:type="dxa"/>
-              <w:left w:w="120" w:type="dxa"/>
-              <w:right w:w="120" w:type="dxa"/>
-            </w:tcMar>
-            <w:tcBorders>
-              <w:top w:val="single" w:sz="4" w:space="0" w:color="CCCCCC"/>
-              <w:bottom w:val="single" w:sz="4" w:space="0" w:color="CCCCCC"/>
-              <w:left w:val="single" w:sz="4" w:space="0" w:color="CCCCCC"/>
-              <w:right w:val="single" w:sz="4" w:space="0" w:color="CCCCCC"/>
-            </w:tcBorders>
-          </w:tcPr>
-          <w:p>
-            <w:pPr>
-              <w:spacing w:before="60" w:after="60" w:line="252" w:lineRule="auto"/>
-              <w:jc w:val="left"/>
-            </w:pPr>
-            <w:r/>
-            <w:r>
-              <w:t>656.50</w:t>
-            </w:r>
-          </w:p>
-        </w:tc>
-        <w:tc>
-          <w:tcPr>
-            <w:tcW w:type="dxa" w:w="1728"/>
-            <w:shd w:fill="F8FAFC"/>
-            <w:tcMar>
-              <w:top w:w="100" w:type="dxa"/>
-              <w:bottom w:w="100" w:type="dxa"/>
-              <w:left w:w="120" w:type="dxa"/>
-              <w:right w:w="120" w:type="dxa"/>
-            </w:tcMar>
-            <w:tcBorders>
-              <w:top w:val="single" w:sz="4" w:space="0" w:color="CCCCCC"/>
-              <w:bottom w:val="single" w:sz="4" w:space="0" w:color="CCCCCC"/>
-              <w:left w:val="single" w:sz="4" w:space="0" w:color="CCCCCC"/>
-              <w:right w:val="single" w:sz="4" w:space="0" w:color="CCCCCC"/>
-            </w:tcBorders>
-          </w:tcPr>
-          <w:p>
-            <w:pPr>
-              <w:spacing w:before="60" w:after="60" w:line="252" w:lineRule="auto"/>
-              <w:jc w:val="left"/>
-            </w:pPr>
-            <w:r/>
-            <w:r>
-              <w:rPr>
-                <w:b/>
-              </w:rPr>
-              <w:t>662.25</w:t>
-            </w:r>
-          </w:p>
-        </w:tc>
-        <w:tc>
-          <w:tcPr>
-            <w:tcW w:type="dxa" w:w="3456"/>
-            <w:shd w:fill="F8FAFC"/>
-            <w:tcMar>
-              <w:top w:w="100" w:type="dxa"/>
-              <w:bottom w:w="100" w:type="dxa"/>
-              <w:left w:w="120" w:type="dxa"/>
-              <w:right w:w="120" w:type="dxa"/>
-            </w:tcMar>
-            <w:tcBorders>
-              <w:top w:val="single" w:sz="4" w:space="0" w:color="CCCCCC"/>
-              <w:bottom w:val="single" w:sz="4" w:space="0" w:color="CCCCCC"/>
-              <w:left w:val="single" w:sz="4" w:space="0" w:color="CCCCCC"/>
-              <w:right w:val="single" w:sz="4" w:space="0" w:color="CCCCCC"/>
-            </w:tcBorders>
-          </w:tcPr>
-          <w:p>
-            <w:pPr>
-              <w:spacing w:before="60" w:after="60" w:line="252" w:lineRule="auto"/>
-              <w:jc w:val="left"/>
-            </w:pPr>
-            <w:r/>
-            <w:r>
-              <w:rPr>
-                <w:b/>
-              </w:rPr>
-              <w:t>-0.75</w:t>
-            </w:r>
-          </w:p>
-        </w:tc>
-        <w:tc>
-          <w:tcPr>
-            <w:tcW w:type="dxa" w:w="1440"/>
-            <w:shd w:fill="F8FAFC"/>
-            <w:tcMar>
-              <w:top w:w="100" w:type="dxa"/>
-              <w:bottom w:w="100" w:type="dxa"/>
-              <w:left w:w="120" w:type="dxa"/>
-              <w:right w:w="120" w:type="dxa"/>
-            </w:tcMar>
-            <w:tcBorders>
-              <w:top w:val="single" w:sz="4" w:space="0" w:color="CCCCCC"/>
-              <w:bottom w:val="single" w:sz="4" w:space="0" w:color="CCCCCC"/>
-              <w:left w:val="single" w:sz="4" w:space="0" w:color="CCCCCC"/>
-              <w:right w:val="single" w:sz="4" w:space="0" w:color="CCCCCC"/>
-            </w:tcBorders>
-          </w:tcPr>
-          <w:p>
-            <w:pPr>
-              <w:spacing w:before="60" w:after="60" w:line="252" w:lineRule="auto"/>
-              <w:jc w:val="left"/>
-            </w:pPr>
-            <w:r/>
-            <w:r>
-              <w:t>BEAR</w:t>
-            </w:r>
-          </w:p>
-        </w:tc>
-      </w:tr>
-      <w:tr>
-        <w:tc>
-          <w:tcPr>
-            <w:tcW w:type="dxa" w:w="1584"/>
-            <w:shd w:fill="FFFFFF"/>
-            <w:tcMar>
-              <w:top w:w="100" w:type="dxa"/>
-              <w:bottom w:w="100" w:type="dxa"/>
-              <w:left w:w="120" w:type="dxa"/>
-              <w:right w:w="120" w:type="dxa"/>
-            </w:tcMar>
-            <w:tcBorders>
-              <w:top w:val="single" w:sz="4" w:space="0" w:color="CCCCCC"/>
-              <w:bottom w:val="single" w:sz="4" w:space="0" w:color="CCCCCC"/>
-              <w:left w:val="single" w:sz="4" w:space="0" w:color="CCCCCC"/>
-              <w:right w:val="single" w:sz="4" w:space="0" w:color="CCCCCC"/>
-            </w:tcBorders>
-          </w:tcPr>
-          <w:p>
-            <w:pPr>
-              <w:spacing w:before="60" w:after="60" w:line="252" w:lineRule="auto"/>
-              <w:jc w:val="left"/>
-            </w:pPr>
-            <w:r/>
-            <w:r>
-              <w:rPr>
-                <w:b/>
-              </w:rPr>
-              <w:t>Fri 07/08</w:t>
-            </w:r>
-          </w:p>
-        </w:tc>
-        <w:tc>
-          <w:tcPr>
-            <w:tcW w:type="dxa" w:w="864"/>
-            <w:shd w:fill="FFFFFF"/>
-            <w:tcMar>
-              <w:top w:w="100" w:type="dxa"/>
-              <w:bottom w:w="100" w:type="dxa"/>
-              <w:left w:w="120" w:type="dxa"/>
-              <w:right w:w="120" w:type="dxa"/>
-            </w:tcMar>
-            <w:tcBorders>
-              <w:top w:val="single" w:sz="4" w:space="0" w:color="CCCCCC"/>
-              <w:bottom w:val="single" w:sz="4" w:space="0" w:color="CCCCCC"/>
-              <w:left w:val="single" w:sz="4" w:space="0" w:color="CCCCCC"/>
-              <w:right w:val="single" w:sz="4" w:space="0" w:color="CCCCCC"/>
-            </w:tcBorders>
-          </w:tcPr>
-          <w:p>
-            <w:pPr>
-              <w:spacing w:before="60" w:after="60" w:line="252" w:lineRule="auto"/>
-              <w:jc w:val="left"/>
-            </w:pPr>
-            <w:r/>
-            <w:r>
-              <w:t>Asia 11-15</w:t>
-            </w:r>
-          </w:p>
-        </w:tc>
-        <w:tc>
-          <w:tcPr>
-            <w:tcW w:type="dxa" w:w="1440"/>
-            <w:shd w:fill="FFFFFF"/>
-            <w:tcMar>
-              <w:top w:w="100" w:type="dxa"/>
-              <w:bottom w:w="100" w:type="dxa"/>
-              <w:left w:w="120" w:type="dxa"/>
-              <w:right w:w="120" w:type="dxa"/>
-            </w:tcMar>
-            <w:tcBorders>
-              <w:top w:val="single" w:sz="4" w:space="0" w:color="CCCCCC"/>
-              <w:bottom w:val="single" w:sz="4" w:space="0" w:color="CCCCCC"/>
-              <w:left w:val="single" w:sz="4" w:space="0" w:color="CCCCCC"/>
-              <w:right w:val="single" w:sz="4" w:space="0" w:color="CCCCCC"/>
-            </w:tcBorders>
-          </w:tcPr>
-          <w:p>
-            <w:pPr>
-              <w:spacing w:before="60" w:after="60" w:line="252" w:lineRule="auto"/>
-              <w:jc w:val="left"/>
-            </w:pPr>
-            <w:r/>
-            <w:r>
-              <w:t>662.25</w:t>
-            </w:r>
-          </w:p>
-        </w:tc>
-        <w:tc>
-          <w:tcPr>
-            <w:tcW w:type="dxa" w:w="2016"/>
-            <w:shd w:fill="FFFFFF"/>
-            <w:tcMar>
-              <w:top w:w="100" w:type="dxa"/>
-              <w:bottom w:w="100" w:type="dxa"/>
-              <w:left w:w="120" w:type="dxa"/>
-              <w:right w:w="120" w:type="dxa"/>
-            </w:tcMar>
-            <w:tcBorders>
-              <w:top w:val="single" w:sz="4" w:space="0" w:color="CCCCCC"/>
-              <w:bottom w:val="single" w:sz="4" w:space="0" w:color="CCCCCC"/>
-              <w:left w:val="single" w:sz="4" w:space="0" w:color="CCCCCC"/>
-              <w:right w:val="single" w:sz="4" w:space="0" w:color="CCCCCC"/>
-            </w:tcBorders>
-          </w:tcPr>
-          <w:p>
-            <w:pPr>
-              <w:spacing w:before="60" w:after="60" w:line="252" w:lineRule="auto"/>
-              <w:jc w:val="left"/>
-            </w:pPr>
-            <w:r/>
-            <w:r>
-              <w:t>669.75</w:t>
-            </w:r>
-          </w:p>
-        </w:tc>
-        <w:tc>
-          <w:tcPr>
-            <w:tcW w:type="dxa" w:w="1152"/>
-            <w:shd w:fill="FFFFFF"/>
-            <w:tcMar>
-              <w:top w:w="100" w:type="dxa"/>
-              <w:bottom w:w="100" w:type="dxa"/>
-              <w:left w:w="120" w:type="dxa"/>
-              <w:right w:w="120" w:type="dxa"/>
-            </w:tcMar>
-            <w:tcBorders>
-              <w:top w:val="single" w:sz="4" w:space="0" w:color="CCCCCC"/>
-              <w:bottom w:val="single" w:sz="4" w:space="0" w:color="CCCCCC"/>
-              <w:left w:val="single" w:sz="4" w:space="0" w:color="CCCCCC"/>
-              <w:right w:val="single" w:sz="4" w:space="0" w:color="CCCCCC"/>
-            </w:tcBorders>
-          </w:tcPr>
-          <w:p>
-            <w:pPr>
-              <w:spacing w:before="60" w:after="60" w:line="252" w:lineRule="auto"/>
-              <w:jc w:val="left"/>
-            </w:pPr>
-            <w:r/>
-            <w:r>
-              <w:t>656.25</w:t>
-            </w:r>
-          </w:p>
-        </w:tc>
-        <w:tc>
-          <w:tcPr>
-            <w:tcW w:type="dxa" w:w="1728"/>
-            <w:shd w:fill="FFFFFF"/>
-            <w:tcMar>
-              <w:top w:w="100" w:type="dxa"/>
-              <w:bottom w:w="100" w:type="dxa"/>
-              <w:left w:w="120" w:type="dxa"/>
-              <w:right w:w="120" w:type="dxa"/>
-            </w:tcMar>
-            <w:tcBorders>
-              <w:top w:val="single" w:sz="4" w:space="0" w:color="CCCCCC"/>
-              <w:bottom w:val="single" w:sz="4" w:space="0" w:color="CCCCCC"/>
-              <w:left w:val="single" w:sz="4" w:space="0" w:color="CCCCCC"/>
-              <w:right w:val="single" w:sz="4" w:space="0" w:color="CCCCCC"/>
-            </w:tcBorders>
-          </w:tcPr>
-          <w:p>
-            <w:pPr>
-              <w:spacing w:before="60" w:after="60" w:line="252" w:lineRule="auto"/>
-              <w:jc w:val="left"/>
-            </w:pPr>
-            <w:r/>
-            <w:r>
-              <w:rPr>
-                <w:b/>
-              </w:rPr>
-              <w:t>661.25</w:t>
-            </w:r>
-          </w:p>
-        </w:tc>
-        <w:tc>
-          <w:tcPr>
-            <w:tcW w:type="dxa" w:w="3456"/>
-            <w:shd w:fill="FFFFFF"/>
-            <w:tcMar>
-              <w:top w:w="100" w:type="dxa"/>
-              <w:bottom w:w="100" w:type="dxa"/>
-              <w:left w:w="120" w:type="dxa"/>
-              <w:right w:w="120" w:type="dxa"/>
-            </w:tcMar>
-            <w:tcBorders>
-              <w:top w:val="single" w:sz="4" w:space="0" w:color="CCCCCC"/>
-              <w:bottom w:val="single" w:sz="4" w:space="0" w:color="CCCCCC"/>
-              <w:left w:val="single" w:sz="4" w:space="0" w:color="CCCCCC"/>
-              <w:right w:val="single" w:sz="4" w:space="0" w:color="CCCCCC"/>
-            </w:tcBorders>
-          </w:tcPr>
-          <w:p>
-            <w:pPr>
-              <w:spacing w:before="60" w:after="60" w:line="252" w:lineRule="auto"/>
-              <w:jc w:val="left"/>
-            </w:pPr>
-            <w:r/>
-            <w:r>
-              <w:rPr>
-                <w:b/>
-              </w:rPr>
-              <w:t>-1.00</w:t>
-            </w:r>
-          </w:p>
-        </w:tc>
-        <w:tc>
-          <w:tcPr>
-            <w:tcW w:type="dxa" w:w="1440"/>
-            <w:shd w:fill="FFFFFF"/>
-            <w:tcMar>
-              <w:top w:w="100" w:type="dxa"/>
-              <w:bottom w:w="100" w:type="dxa"/>
-              <w:left w:w="120" w:type="dxa"/>
-              <w:right w:w="120" w:type="dxa"/>
-            </w:tcMar>
-            <w:tcBorders>
-              <w:top w:val="single" w:sz="4" w:space="0" w:color="CCCCCC"/>
-              <w:bottom w:val="single" w:sz="4" w:space="0" w:color="CCCCCC"/>
-              <w:left w:val="single" w:sz="4" w:space="0" w:color="CCCCCC"/>
-              <w:right w:val="single" w:sz="4" w:space="0" w:color="CCCCCC"/>
-            </w:tcBorders>
-          </w:tcPr>
-          <w:p>
-            <w:pPr>
-              <w:spacing w:before="60" w:after="60" w:line="252" w:lineRule="auto"/>
-              <w:jc w:val="left"/>
-            </w:pPr>
-            <w:r/>
-            <w:r>
-              <w:t>BEAR</w:t>
-            </w:r>
-          </w:p>
-        </w:tc>
-      </w:tr>
-      <w:tr>
-        <w:tc>
-          <w:tcPr>
-            <w:tcW w:type="dxa" w:w="1584"/>
-            <w:shd w:fill="F8FAFC"/>
-            <w:tcMar>
-              <w:top w:w="100" w:type="dxa"/>
-              <w:bottom w:w="100" w:type="dxa"/>
-              <w:left w:w="120" w:type="dxa"/>
-              <w:right w:w="120" w:type="dxa"/>
-            </w:tcMar>
-            <w:tcBorders>
-              <w:top w:val="single" w:sz="4" w:space="0" w:color="CCCCCC"/>
-              <w:bottom w:val="single" w:sz="4" w:space="0" w:color="CCCCCC"/>
-              <w:left w:val="single" w:sz="4" w:space="0" w:color="CCCCCC"/>
-              <w:right w:val="single" w:sz="4" w:space="0" w:color="CCCCCC"/>
-            </w:tcBorders>
-          </w:tcPr>
-          <w:p>
-            <w:pPr>
-              <w:spacing w:before="60" w:after="60" w:line="252" w:lineRule="auto"/>
-              <w:jc w:val="left"/>
-            </w:pPr>
-            <w:r/>
-            <w:r>
-              <w:rPr>
-                <w:b/>
-              </w:rPr>
-              <w:t>Fri 07/08</w:t>
-            </w:r>
-          </w:p>
-        </w:tc>
-        <w:tc>
-          <w:tcPr>
-            <w:tcW w:type="dxa" w:w="864"/>
-            <w:shd w:fill="F8FAFC"/>
-            <w:tcMar>
-              <w:top w:w="100" w:type="dxa"/>
-              <w:bottom w:w="100" w:type="dxa"/>
-              <w:left w:w="120" w:type="dxa"/>
-              <w:right w:w="120" w:type="dxa"/>
-            </w:tcMar>
-            <w:tcBorders>
-              <w:top w:val="single" w:sz="4" w:space="0" w:color="CCCCCC"/>
-              <w:bottom w:val="single" w:sz="4" w:space="0" w:color="CCCCCC"/>
-              <w:left w:val="single" w:sz="4" w:space="0" w:color="CCCCCC"/>
-              <w:right w:val="single" w:sz="4" w:space="0" w:color="CCCCCC"/>
-            </w:tcBorders>
-          </w:tcPr>
-          <w:p>
-            <w:pPr>
-              <w:spacing w:before="60" w:after="60" w:line="252" w:lineRule="auto"/>
-              <w:jc w:val="left"/>
-            </w:pPr>
-            <w:r/>
-            <w:r>
-              <w:t>London 15-19</w:t>
-            </w:r>
-          </w:p>
-        </w:tc>
-        <w:tc>
-          <w:tcPr>
-            <w:tcW w:type="dxa" w:w="1440"/>
-            <w:shd w:fill="F8FAFC"/>
-            <w:tcMar>
-              <w:top w:w="100" w:type="dxa"/>
-              <w:bottom w:w="100" w:type="dxa"/>
-              <w:left w:w="120" w:type="dxa"/>
-              <w:right w:w="120" w:type="dxa"/>
-            </w:tcMar>
-            <w:tcBorders>
-              <w:top w:val="single" w:sz="4" w:space="0" w:color="CCCCCC"/>
-              <w:bottom w:val="single" w:sz="4" w:space="0" w:color="CCCCCC"/>
-              <w:left w:val="single" w:sz="4" w:space="0" w:color="CCCCCC"/>
-              <w:right w:val="single" w:sz="4" w:space="0" w:color="CCCCCC"/>
-            </w:tcBorders>
-          </w:tcPr>
-          <w:p>
-            <w:pPr>
-              <w:spacing w:before="60" w:after="60" w:line="252" w:lineRule="auto"/>
-              <w:jc w:val="left"/>
-            </w:pPr>
-            <w:r/>
-            <w:r>
-              <w:t>661.25</w:t>
-            </w:r>
-          </w:p>
-        </w:tc>
-        <w:tc>
-          <w:tcPr>
-            <w:tcW w:type="dxa" w:w="2016"/>
-            <w:shd w:fill="F8FAFC"/>
-            <w:tcMar>
-              <w:top w:w="100" w:type="dxa"/>
-              <w:bottom w:w="100" w:type="dxa"/>
-              <w:left w:w="120" w:type="dxa"/>
-              <w:right w:w="120" w:type="dxa"/>
-            </w:tcMar>
-            <w:tcBorders>
-              <w:top w:val="single" w:sz="4" w:space="0" w:color="CCCCCC"/>
-              <w:bottom w:val="single" w:sz="4" w:space="0" w:color="CCCCCC"/>
-              <w:left w:val="single" w:sz="4" w:space="0" w:color="CCCCCC"/>
-              <w:right w:val="single" w:sz="4" w:space="0" w:color="CCCCCC"/>
-            </w:tcBorders>
-          </w:tcPr>
-          <w:p>
-            <w:pPr>
-              <w:spacing w:before="60" w:after="60" w:line="252" w:lineRule="auto"/>
-              <w:jc w:val="left"/>
-            </w:pPr>
-            <w:r/>
-            <w:r>
-              <w:t>668.25</w:t>
-            </w:r>
-          </w:p>
-        </w:tc>
-        <w:tc>
-          <w:tcPr>
-            <w:tcW w:type="dxa" w:w="1152"/>
-            <w:shd w:fill="F8FAFC"/>
-            <w:tcMar>
-              <w:top w:w="100" w:type="dxa"/>
-              <w:bottom w:w="100" w:type="dxa"/>
-              <w:left w:w="120" w:type="dxa"/>
-              <w:right w:w="120" w:type="dxa"/>
-            </w:tcMar>
-            <w:tcBorders>
-              <w:top w:val="single" w:sz="4" w:space="0" w:color="CCCCCC"/>
-              <w:bottom w:val="single" w:sz="4" w:space="0" w:color="CCCCCC"/>
-              <w:left w:val="single" w:sz="4" w:space="0" w:color="CCCCCC"/>
-              <w:right w:val="single" w:sz="4" w:space="0" w:color="CCCCCC"/>
-            </w:tcBorders>
-          </w:tcPr>
-          <w:p>
-            <w:pPr>
-              <w:spacing w:before="60" w:after="60" w:line="252" w:lineRule="auto"/>
-              <w:jc w:val="left"/>
-            </w:pPr>
-            <w:r/>
-            <w:r>
-              <w:t>647.75</w:t>
-            </w:r>
-          </w:p>
-        </w:tc>
-        <w:tc>
-          <w:tcPr>
-            <w:tcW w:type="dxa" w:w="1728"/>
-            <w:shd w:fill="F8FAFC"/>
-            <w:tcMar>
-              <w:top w:w="100" w:type="dxa"/>
-              <w:bottom w:w="100" w:type="dxa"/>
-              <w:left w:w="120" w:type="dxa"/>
-              <w:right w:w="120" w:type="dxa"/>
-            </w:tcMar>
-            <w:tcBorders>
-              <w:top w:val="single" w:sz="4" w:space="0" w:color="CCCCCC"/>
-              <w:bottom w:val="single" w:sz="4" w:space="0" w:color="CCCCCC"/>
-              <w:left w:val="single" w:sz="4" w:space="0" w:color="CCCCCC"/>
-              <w:right w:val="single" w:sz="4" w:space="0" w:color="CCCCCC"/>
-            </w:tcBorders>
-          </w:tcPr>
-          <w:p>
-            <w:pPr>
-              <w:spacing w:before="60" w:after="60" w:line="252" w:lineRule="auto"/>
-              <w:jc w:val="left"/>
-            </w:pPr>
-            <w:r/>
-            <w:r>
-              <w:rPr>
-                <w:b/>
-              </w:rPr>
-              <w:t>662.00</w:t>
-            </w:r>
-          </w:p>
-        </w:tc>
-        <w:tc>
-          <w:tcPr>
-            <w:tcW w:type="dxa" w:w="3456"/>
-            <w:shd w:fill="F8FAFC"/>
-            <w:tcMar>
-              <w:top w:w="100" w:type="dxa"/>
-              <w:bottom w:w="100" w:type="dxa"/>
-              <w:left w:w="120" w:type="dxa"/>
-              <w:right w:w="120" w:type="dxa"/>
-            </w:tcMar>
-            <w:tcBorders>
-              <w:top w:val="single" w:sz="4" w:space="0" w:color="CCCCCC"/>
-              <w:bottom w:val="single" w:sz="4" w:space="0" w:color="CCCCCC"/>
-              <w:left w:val="single" w:sz="4" w:space="0" w:color="CCCCCC"/>
-              <w:right w:val="single" w:sz="4" w:space="0" w:color="CCCCCC"/>
-            </w:tcBorders>
-          </w:tcPr>
-          <w:p>
-            <w:pPr>
-              <w:spacing w:before="60" w:after="60" w:line="252" w:lineRule="auto"/>
-              <w:jc w:val="left"/>
-            </w:pPr>
-            <w:r/>
-            <w:r>
-              <w:rPr>
-                <w:b/>
-              </w:rPr>
-              <w:t>+0.75</w:t>
-            </w:r>
-          </w:p>
-        </w:tc>
-        <w:tc>
-          <w:tcPr>
-            <w:tcW w:type="dxa" w:w="1440"/>
-            <w:shd w:fill="F8FAFC"/>
-            <w:tcMar>
-              <w:top w:w="100" w:type="dxa"/>
-              <w:bottom w:w="100" w:type="dxa"/>
-              <w:left w:w="120" w:type="dxa"/>
-              <w:right w:w="120" w:type="dxa"/>
-            </w:tcMar>
-            <w:tcBorders>
-              <w:top w:val="single" w:sz="4" w:space="0" w:color="CCCCCC"/>
-              <w:bottom w:val="single" w:sz="4" w:space="0" w:color="CCCCCC"/>
-              <w:left w:val="single" w:sz="4" w:space="0" w:color="CCCCCC"/>
-              <w:right w:val="single" w:sz="4" w:space="0" w:color="CCCCCC"/>
-            </w:tcBorders>
-          </w:tcPr>
-          <w:p>
-            <w:pPr>
-              <w:spacing w:before="60" w:after="60" w:line="252" w:lineRule="auto"/>
-              <w:jc w:val="left"/>
-            </w:pPr>
-            <w:r/>
-            <w:r>
-              <w:t>BULL</w:t>
-            </w:r>
-          </w:p>
-        </w:tc>
-      </w:tr>
-      <w:tr>
-        <w:tc>
-          <w:tcPr>
-            <w:tcW w:type="dxa" w:w="1584"/>
-            <w:shd w:fill="FFFFFF"/>
-            <w:tcMar>
-              <w:top w:w="100" w:type="dxa"/>
-              <w:bottom w:w="100" w:type="dxa"/>
-              <w:left w:w="120" w:type="dxa"/>
-              <w:right w:w="120" w:type="dxa"/>
-            </w:tcMar>
-            <w:tcBorders>
-              <w:top w:val="single" w:sz="4" w:space="0" w:color="CCCCCC"/>
-              <w:bottom w:val="single" w:sz="4" w:space="0" w:color="CCCCCC"/>
-              <w:left w:val="single" w:sz="4" w:space="0" w:color="CCCCCC"/>
-              <w:right w:val="single" w:sz="4" w:space="0" w:color="CCCCCC"/>
-            </w:tcBorders>
-          </w:tcPr>
-          <w:p>
-            <w:pPr>
-              <w:spacing w:before="60" w:after="60" w:line="252" w:lineRule="auto"/>
-              <w:jc w:val="left"/>
-            </w:pPr>
-            <w:r/>
-            <w:r>
-              <w:rPr>
-                <w:b/>
-              </w:rPr>
-              <w:t>Fri 07/08</w:t>
-            </w:r>
-          </w:p>
-        </w:tc>
-        <w:tc>
-          <w:tcPr>
-            <w:tcW w:type="dxa" w:w="864"/>
-            <w:shd w:fill="FFFFFF"/>
-            <w:tcMar>
-              <w:top w:w="100" w:type="dxa"/>
-              <w:bottom w:w="100" w:type="dxa"/>
-              <w:left w:w="120" w:type="dxa"/>
-              <w:right w:w="120" w:type="dxa"/>
-            </w:tcMar>
-            <w:tcBorders>
-              <w:top w:val="single" w:sz="4" w:space="0" w:color="CCCCCC"/>
-              <w:bottom w:val="single" w:sz="4" w:space="0" w:color="CCCCCC"/>
-              <w:left w:val="single" w:sz="4" w:space="0" w:color="CCCCCC"/>
-              <w:right w:val="single" w:sz="4" w:space="0" w:color="CCCCCC"/>
-            </w:tcBorders>
-          </w:tcPr>
-          <w:p>
-            <w:pPr>
-              <w:spacing w:before="60" w:after="60" w:line="252" w:lineRule="auto"/>
-              <w:jc w:val="left"/>
-            </w:pPr>
-            <w:r/>
-            <w:r>
-              <w:t>Pre-NY 19-21</w:t>
-            </w:r>
-          </w:p>
-        </w:tc>
-        <w:tc>
-          <w:tcPr>
-            <w:tcW w:type="dxa" w:w="1440"/>
-            <w:shd w:fill="FFFFFF"/>
-            <w:tcMar>
-              <w:top w:w="100" w:type="dxa"/>
-              <w:bottom w:w="100" w:type="dxa"/>
-              <w:left w:w="120" w:type="dxa"/>
-              <w:right w:w="120" w:type="dxa"/>
-            </w:tcMar>
-            <w:tcBorders>
-              <w:top w:val="single" w:sz="4" w:space="0" w:color="CCCCCC"/>
-              <w:bottom w:val="single" w:sz="4" w:space="0" w:color="CCCCCC"/>
-              <w:left w:val="single" w:sz="4" w:space="0" w:color="CCCCCC"/>
-              <w:right w:val="single" w:sz="4" w:space="0" w:color="CCCCCC"/>
-            </w:tcBorders>
-          </w:tcPr>
-          <w:p>
-            <w:pPr>
-              <w:spacing w:before="60" w:after="60" w:line="252" w:lineRule="auto"/>
-              <w:jc w:val="left"/>
-            </w:pPr>
-            <w:r/>
-            <w:r>
-              <w:t>662.00</w:t>
-            </w:r>
-          </w:p>
-        </w:tc>
-        <w:tc>
-          <w:tcPr>
-            <w:tcW w:type="dxa" w:w="2016"/>
-            <w:shd w:fill="FFFFFF"/>
-            <w:tcMar>
-              <w:top w:w="100" w:type="dxa"/>
-              <w:bottom w:w="100" w:type="dxa"/>
-              <w:left w:w="120" w:type="dxa"/>
-              <w:right w:w="120" w:type="dxa"/>
-            </w:tcMar>
-            <w:tcBorders>
-              <w:top w:val="single" w:sz="4" w:space="0" w:color="CCCCCC"/>
-              <w:bottom w:val="single" w:sz="4" w:space="0" w:color="CCCCCC"/>
-              <w:left w:val="single" w:sz="4" w:space="0" w:color="CCCCCC"/>
-              <w:right w:val="single" w:sz="4" w:space="0" w:color="CCCCCC"/>
-            </w:tcBorders>
-          </w:tcPr>
-          <w:p>
-            <w:pPr>
-              <w:spacing w:before="60" w:after="60" w:line="252" w:lineRule="auto"/>
-              <w:jc w:val="left"/>
-            </w:pPr>
-            <w:r/>
-            <w:r>
-              <w:t>671.25</w:t>
-            </w:r>
-          </w:p>
-        </w:tc>
-        <w:tc>
-          <w:tcPr>
-            <w:tcW w:type="dxa" w:w="1152"/>
-            <w:shd w:fill="FFFFFF"/>
-            <w:tcMar>
-              <w:top w:w="100" w:type="dxa"/>
-              <w:bottom w:w="100" w:type="dxa"/>
-              <w:left w:w="120" w:type="dxa"/>
-              <w:right w:w="120" w:type="dxa"/>
-            </w:tcMar>
-            <w:tcBorders>
-              <w:top w:val="single" w:sz="4" w:space="0" w:color="CCCCCC"/>
-              <w:bottom w:val="single" w:sz="4" w:space="0" w:color="CCCCCC"/>
-              <w:left w:val="single" w:sz="4" w:space="0" w:color="CCCCCC"/>
-              <w:right w:val="single" w:sz="4" w:space="0" w:color="CCCCCC"/>
-            </w:tcBorders>
-          </w:tcPr>
-          <w:p>
-            <w:pPr>
-              <w:spacing w:before="60" w:after="60" w:line="252" w:lineRule="auto"/>
-              <w:jc w:val="left"/>
-            </w:pPr>
-            <w:r/>
-            <w:r>
-              <w:t>654.75</w:t>
-            </w:r>
-          </w:p>
-        </w:tc>
-        <w:tc>
-          <w:tcPr>
-            <w:tcW w:type="dxa" w:w="1728"/>
-            <w:shd w:fill="FFFFFF"/>
-            <w:tcMar>
-              <w:top w:w="100" w:type="dxa"/>
-              <w:bottom w:w="100" w:type="dxa"/>
-              <w:left w:w="120" w:type="dxa"/>
-              <w:right w:w="120" w:type="dxa"/>
-            </w:tcMar>
-            <w:tcBorders>
-              <w:top w:val="single" w:sz="4" w:space="0" w:color="CCCCCC"/>
-              <w:bottom w:val="single" w:sz="4" w:space="0" w:color="CCCCCC"/>
-              <w:left w:val="single" w:sz="4" w:space="0" w:color="CCCCCC"/>
-              <w:right w:val="single" w:sz="4" w:space="0" w:color="CCCCCC"/>
-            </w:tcBorders>
-          </w:tcPr>
-          <w:p>
-            <w:pPr>
-              <w:spacing w:before="60" w:after="60" w:line="252" w:lineRule="auto"/>
-              <w:jc w:val="left"/>
-            </w:pPr>
-            <w:r/>
-            <w:r>
-              <w:rPr>
-                <w:b/>
-              </w:rPr>
-              <w:t>661.75</w:t>
-            </w:r>
-          </w:p>
-        </w:tc>
-        <w:tc>
-          <w:tcPr>
-            <w:tcW w:type="dxa" w:w="3456"/>
-            <w:shd w:fill="FFFFFF"/>
-            <w:tcMar>
-              <w:top w:w="100" w:type="dxa"/>
-              <w:bottom w:w="100" w:type="dxa"/>
-              <w:left w:w="120" w:type="dxa"/>
-              <w:right w:w="120" w:type="dxa"/>
-            </w:tcMar>
-            <w:tcBorders>
-              <w:top w:val="single" w:sz="4" w:space="0" w:color="CCCCCC"/>
-              <w:bottom w:val="single" w:sz="4" w:space="0" w:color="CCCCCC"/>
-              <w:left w:val="single" w:sz="4" w:space="0" w:color="CCCCCC"/>
-              <w:right w:val="single" w:sz="4" w:space="0" w:color="CCCCCC"/>
-            </w:tcBorders>
-          </w:tcPr>
-          <w:p>
-            <w:pPr>
-              <w:spacing w:before="60" w:after="60" w:line="252" w:lineRule="auto"/>
-              <w:jc w:val="left"/>
-            </w:pPr>
-            <w:r/>
-            <w:r>
-              <w:rPr>
-                <w:b/>
-              </w:rPr>
-              <w:t>-0.25</w:t>
-            </w:r>
-          </w:p>
-        </w:tc>
-        <w:tc>
-          <w:tcPr>
-            <w:tcW w:type="dxa" w:w="1440"/>
-            <w:shd w:fill="FFFFFF"/>
-            <w:tcMar>
-              <w:top w:w="100" w:type="dxa"/>
-              <w:bottom w:w="100" w:type="dxa"/>
-              <w:left w:w="120" w:type="dxa"/>
-              <w:right w:w="120" w:type="dxa"/>
-            </w:tcMar>
-            <w:tcBorders>
-              <w:top w:val="single" w:sz="4" w:space="0" w:color="CCCCCC"/>
-              <w:bottom w:val="single" w:sz="4" w:space="0" w:color="CCCCCC"/>
-              <w:left w:val="single" w:sz="4" w:space="0" w:color="CCCCCC"/>
-              <w:right w:val="single" w:sz="4" w:space="0" w:color="CCCCCC"/>
-            </w:tcBorders>
-          </w:tcPr>
-          <w:p>
-            <w:pPr>
-              <w:spacing w:before="60" w:after="60" w:line="252" w:lineRule="auto"/>
-              <w:jc w:val="left"/>
-            </w:pPr>
-            <w:r/>
-            <w:r>
-              <w:t>BEAR</w:t>
-            </w:r>
-          </w:p>
-        </w:tc>
-      </w:tr>
-      <w:tr>
-        <w:tc>
-          <w:tcPr>
-            <w:tcW w:type="dxa" w:w="1584"/>
-            <w:shd w:fill="F8FAFC"/>
-            <w:tcMar>
-              <w:top w:w="100" w:type="dxa"/>
-              <w:bottom w:w="100" w:type="dxa"/>
-              <w:left w:w="120" w:type="dxa"/>
-              <w:right w:w="120" w:type="dxa"/>
-            </w:tcMar>
-            <w:tcBorders>
-              <w:top w:val="single" w:sz="4" w:space="0" w:color="CCCCCC"/>
-              <w:bottom w:val="single" w:sz="4" w:space="0" w:color="CCCCCC"/>
-              <w:left w:val="single" w:sz="4" w:space="0" w:color="CCCCCC"/>
-              <w:right w:val="single" w:sz="4" w:space="0" w:color="CCCCCC"/>
-            </w:tcBorders>
-          </w:tcPr>
-          <w:p>
-            <w:pPr>
-              <w:spacing w:before="60" w:after="60" w:line="252" w:lineRule="auto"/>
-              <w:jc w:val="left"/>
-            </w:pPr>
-            <w:r/>
-            <w:r>
-              <w:rPr>
-                <w:b/>
-              </w:rPr>
-              <w:t>Fri 07/08</w:t>
-            </w:r>
-          </w:p>
-        </w:tc>
-        <w:tc>
-          <w:tcPr>
-            <w:tcW w:type="dxa" w:w="864"/>
-            <w:shd w:fill="F8FAFC"/>
-            <w:tcMar>
-              <w:top w:w="100" w:type="dxa"/>
-              <w:bottom w:w="100" w:type="dxa"/>
-              <w:left w:w="120" w:type="dxa"/>
-              <w:right w:w="120" w:type="dxa"/>
-            </w:tcMar>
-            <w:tcBorders>
-              <w:top w:val="single" w:sz="4" w:space="0" w:color="CCCCCC"/>
-              <w:bottom w:val="single" w:sz="4" w:space="0" w:color="CCCCCC"/>
-              <w:left w:val="single" w:sz="4" w:space="0" w:color="CCCCCC"/>
-              <w:right w:val="single" w:sz="4" w:space="0" w:color="CCCCCC"/>
-            </w:tcBorders>
-          </w:tcPr>
-          <w:p>
-            <w:pPr>
-              <w:spacing w:before="60" w:after="60" w:line="252" w:lineRule="auto"/>
-              <w:jc w:val="left"/>
-            </w:pPr>
-            <w:r/>
-            <w:r>
-              <w:t>NY Open 21-23</w:t>
-            </w:r>
-          </w:p>
-        </w:tc>
-        <w:tc>
-          <w:tcPr>
-            <w:tcW w:type="dxa" w:w="1440"/>
-            <w:shd w:fill="F8FAFC"/>
-            <w:tcMar>
-              <w:top w:w="100" w:type="dxa"/>
-              <w:bottom w:w="100" w:type="dxa"/>
-              <w:left w:w="120" w:type="dxa"/>
-              <w:right w:w="120" w:type="dxa"/>
-            </w:tcMar>
-            <w:tcBorders>
-              <w:top w:val="single" w:sz="4" w:space="0" w:color="CCCCCC"/>
-              <w:bottom w:val="single" w:sz="4" w:space="0" w:color="CCCCCC"/>
-              <w:left w:val="single" w:sz="4" w:space="0" w:color="CCCCCC"/>
-              <w:right w:val="single" w:sz="4" w:space="0" w:color="CCCCCC"/>
-            </w:tcBorders>
-          </w:tcPr>
-          <w:p>
-            <w:pPr>
-              <w:spacing w:before="60" w:after="60" w:line="252" w:lineRule="auto"/>
-              <w:jc w:val="left"/>
-            </w:pPr>
-            <w:r/>
-            <w:r>
-              <w:t>661.75</w:t>
-            </w:r>
-          </w:p>
-        </w:tc>
-        <w:tc>
-          <w:tcPr>
-            <w:tcW w:type="dxa" w:w="2016"/>
-            <w:shd w:fill="F8FAFC"/>
-            <w:tcMar>
-              <w:top w:w="100" w:type="dxa"/>
-              <w:bottom w:w="100" w:type="dxa"/>
-              <w:left w:w="120" w:type="dxa"/>
-              <w:right w:w="120" w:type="dxa"/>
-            </w:tcMar>
-            <w:tcBorders>
-              <w:top w:val="single" w:sz="4" w:space="0" w:color="CCCCCC"/>
-              <w:bottom w:val="single" w:sz="4" w:space="0" w:color="CCCCCC"/>
-              <w:left w:val="single" w:sz="4" w:space="0" w:color="CCCCCC"/>
-              <w:right w:val="single" w:sz="4" w:space="0" w:color="CCCCCC"/>
-            </w:tcBorders>
-          </w:tcPr>
-          <w:p>
-            <w:pPr>
-              <w:spacing w:before="60" w:after="60" w:line="252" w:lineRule="auto"/>
-              <w:jc w:val="left"/>
-            </w:pPr>
-            <w:r/>
-            <w:r>
-              <w:t>670.25</w:t>
-            </w:r>
-          </w:p>
-        </w:tc>
-        <w:tc>
-          <w:tcPr>
-            <w:tcW w:type="dxa" w:w="1152"/>
-            <w:shd w:fill="F8FAFC"/>
-            <w:tcMar>
-              <w:top w:w="100" w:type="dxa"/>
-              <w:bottom w:w="100" w:type="dxa"/>
-              <w:left w:w="120" w:type="dxa"/>
-              <w:right w:w="120" w:type="dxa"/>
-            </w:tcMar>
-            <w:tcBorders>
-              <w:top w:val="single" w:sz="4" w:space="0" w:color="CCCCCC"/>
-              <w:bottom w:val="single" w:sz="4" w:space="0" w:color="CCCCCC"/>
-              <w:left w:val="single" w:sz="4" w:space="0" w:color="CCCCCC"/>
-              <w:right w:val="single" w:sz="4" w:space="0" w:color="CCCCCC"/>
-            </w:tcBorders>
-          </w:tcPr>
-          <w:p>
-            <w:pPr>
-              <w:spacing w:before="60" w:after="60" w:line="252" w:lineRule="auto"/>
-              <w:jc w:val="left"/>
-            </w:pPr>
-            <w:r/>
-            <w:r>
-              <w:t>647.75</w:t>
-            </w:r>
-          </w:p>
-        </w:tc>
-        <w:tc>
-          <w:tcPr>
-            <w:tcW w:type="dxa" w:w="1728"/>
-            <w:shd w:fill="F8FAFC"/>
-            <w:tcMar>
-              <w:top w:w="100" w:type="dxa"/>
-              <w:bottom w:w="100" w:type="dxa"/>
-              <w:left w:w="120" w:type="dxa"/>
-              <w:right w:w="120" w:type="dxa"/>
-            </w:tcMar>
-            <w:tcBorders>
-              <w:top w:val="single" w:sz="4" w:space="0" w:color="CCCCCC"/>
-              <w:bottom w:val="single" w:sz="4" w:space="0" w:color="CCCCCC"/>
-              <w:left w:val="single" w:sz="4" w:space="0" w:color="CCCCCC"/>
-              <w:right w:val="single" w:sz="4" w:space="0" w:color="CCCCCC"/>
-            </w:tcBorders>
-          </w:tcPr>
-          <w:p>
-            <w:pPr>
-              <w:spacing w:before="60" w:after="60" w:line="252" w:lineRule="auto"/>
-              <w:jc w:val="left"/>
-            </w:pPr>
-            <w:r/>
-            <w:r>
-              <w:rPr>
-                <w:b/>
-              </w:rPr>
-              <w:t>663.50</w:t>
-            </w:r>
-          </w:p>
-        </w:tc>
-        <w:tc>
-          <w:tcPr>
-            <w:tcW w:type="dxa" w:w="3456"/>
-            <w:shd w:fill="F8FAFC"/>
-            <w:tcMar>
-              <w:top w:w="100" w:type="dxa"/>
-              <w:bottom w:w="100" w:type="dxa"/>
-              <w:left w:w="120" w:type="dxa"/>
-              <w:right w:w="120" w:type="dxa"/>
-            </w:tcMar>
-            <w:tcBorders>
-              <w:top w:val="single" w:sz="4" w:space="0" w:color="CCCCCC"/>
-              <w:bottom w:val="single" w:sz="4" w:space="0" w:color="CCCCCC"/>
-              <w:left w:val="single" w:sz="4" w:space="0" w:color="CCCCCC"/>
-              <w:right w:val="single" w:sz="4" w:space="0" w:color="CCCCCC"/>
-            </w:tcBorders>
-          </w:tcPr>
-          <w:p>
-            <w:pPr>
-              <w:spacing w:before="60" w:after="60" w:line="252" w:lineRule="auto"/>
-              <w:jc w:val="left"/>
-            </w:pPr>
-            <w:r/>
-            <w:r>
-              <w:rPr>
-                <w:b/>
-              </w:rPr>
-              <w:t>+1.75</w:t>
-            </w:r>
-          </w:p>
-        </w:tc>
-        <w:tc>
-          <w:tcPr>
-            <w:tcW w:type="dxa" w:w="1440"/>
-            <w:shd w:fill="F8FAFC"/>
-            <w:tcMar>
-              <w:top w:w="100" w:type="dxa"/>
-              <w:bottom w:w="100" w:type="dxa"/>
-              <w:left w:w="120" w:type="dxa"/>
-              <w:right w:w="120" w:type="dxa"/>
-            </w:tcMar>
-            <w:tcBorders>
-              <w:top w:val="single" w:sz="4" w:space="0" w:color="CCCCCC"/>
-              <w:bottom w:val="single" w:sz="4" w:space="0" w:color="CCCCCC"/>
-              <w:left w:val="single" w:sz="4" w:space="0" w:color="CCCCCC"/>
-              <w:right w:val="single" w:sz="4" w:space="0" w:color="CCCCCC"/>
-            </w:tcBorders>
-          </w:tcPr>
-          <w:p>
-            <w:pPr>
-              <w:spacing w:before="60" w:after="60" w:line="252" w:lineRule="auto"/>
-              <w:jc w:val="left"/>
-            </w:pPr>
-            <w:r/>
-            <w:r>
-              <w:t>BULL</w:t>
-            </w:r>
-          </w:p>
-        </w:tc>
-      </w:tr>
-      <w:tr>
-        <w:tc>
-          <w:tcPr>
-            <w:tcW w:type="dxa" w:w="1584"/>
-            <w:shd w:fill="FFFFFF"/>
-            <w:tcMar>
-              <w:top w:w="100" w:type="dxa"/>
-              <w:bottom w:w="100" w:type="dxa"/>
-              <w:left w:w="120" w:type="dxa"/>
-              <w:right w:w="120" w:type="dxa"/>
-            </w:tcMar>
-            <w:tcBorders>
-              <w:top w:val="single" w:sz="4" w:space="0" w:color="CCCCCC"/>
-              <w:bottom w:val="single" w:sz="4" w:space="0" w:color="CCCCCC"/>
-              <w:left w:val="single" w:sz="4" w:space="0" w:color="CCCCCC"/>
-              <w:right w:val="single" w:sz="4" w:space="0" w:color="CCCCCC"/>
-            </w:tcBorders>
-          </w:tcPr>
-          <w:p>
-            <w:pPr>
-              <w:spacing w:before="60" w:after="60" w:line="252" w:lineRule="auto"/>
-              <w:jc w:val="left"/>
-            </w:pPr>
-            <w:r/>
-            <w:r>
-              <w:rPr>
-                <w:b/>
-              </w:rPr>
-              <w:t>Fri 07/08</w:t>
-            </w:r>
-          </w:p>
-        </w:tc>
-        <w:tc>
-          <w:tcPr>
-            <w:tcW w:type="dxa" w:w="864"/>
-            <w:shd w:fill="FFFFFF"/>
-            <w:tcMar>
-              <w:top w:w="100" w:type="dxa"/>
-              <w:bottom w:w="100" w:type="dxa"/>
-              <w:left w:w="120" w:type="dxa"/>
-              <w:right w:w="120" w:type="dxa"/>
-            </w:tcMar>
-            <w:tcBorders>
-              <w:top w:val="single" w:sz="4" w:space="0" w:color="CCCCCC"/>
-              <w:bottom w:val="single" w:sz="4" w:space="0" w:color="CCCCCC"/>
-              <w:left w:val="single" w:sz="4" w:space="0" w:color="CCCCCC"/>
-              <w:right w:val="single" w:sz="4" w:space="0" w:color="CCCCCC"/>
-            </w:tcBorders>
-          </w:tcPr>
-          <w:p>
-            <w:pPr>
-              <w:spacing w:before="60" w:after="60" w:line="252" w:lineRule="auto"/>
-              <w:jc w:val="left"/>
-            </w:pPr>
-            <w:r/>
-            <w:r>
-              <w:t>NY Close 23-01</w:t>
-            </w:r>
-          </w:p>
-        </w:tc>
-        <w:tc>
-          <w:tcPr>
-            <w:tcW w:type="dxa" w:w="1440"/>
-            <w:shd w:fill="FFFFFF"/>
-            <w:tcMar>
-              <w:top w:w="100" w:type="dxa"/>
-              <w:bottom w:w="100" w:type="dxa"/>
-              <w:left w:w="120" w:type="dxa"/>
-              <w:right w:w="120" w:type="dxa"/>
-            </w:tcMar>
-            <w:tcBorders>
-              <w:top w:val="single" w:sz="4" w:space="0" w:color="CCCCCC"/>
-              <w:bottom w:val="single" w:sz="4" w:space="0" w:color="CCCCCC"/>
-              <w:left w:val="single" w:sz="4" w:space="0" w:color="CCCCCC"/>
-              <w:right w:val="single" w:sz="4" w:space="0" w:color="CCCCCC"/>
-            </w:tcBorders>
-          </w:tcPr>
-          <w:p>
-            <w:pPr>
-              <w:spacing w:before="60" w:after="60" w:line="252" w:lineRule="auto"/>
-              <w:jc w:val="left"/>
-            </w:pPr>
-            <w:r/>
-            <w:r>
-              <w:t>663.50</w:t>
-            </w:r>
-          </w:p>
-        </w:tc>
-        <w:tc>
-          <w:tcPr>
-            <w:tcW w:type="dxa" w:w="2016"/>
-            <w:shd w:fill="FFFFFF"/>
-            <w:tcMar>
-              <w:top w:w="100" w:type="dxa"/>
-              <w:bottom w:w="100" w:type="dxa"/>
-              <w:left w:w="120" w:type="dxa"/>
-              <w:right w:w="120" w:type="dxa"/>
-            </w:tcMar>
-            <w:tcBorders>
-              <w:top w:val="single" w:sz="4" w:space="0" w:color="CCCCCC"/>
-              <w:bottom w:val="single" w:sz="4" w:space="0" w:color="CCCCCC"/>
-              <w:left w:val="single" w:sz="4" w:space="0" w:color="CCCCCC"/>
-              <w:right w:val="single" w:sz="4" w:space="0" w:color="CCCCCC"/>
-            </w:tcBorders>
-          </w:tcPr>
-          <w:p>
-            <w:pPr>
-              <w:spacing w:before="60" w:after="60" w:line="252" w:lineRule="auto"/>
-              <w:jc w:val="left"/>
-            </w:pPr>
-            <w:r/>
-            <w:r>
-              <w:t>669.75</w:t>
-            </w:r>
-          </w:p>
-        </w:tc>
-        <w:tc>
-          <w:tcPr>
-            <w:tcW w:type="dxa" w:w="1152"/>
-            <w:shd w:fill="FFFFFF"/>
-            <w:tcMar>
-              <w:top w:w="100" w:type="dxa"/>
-              <w:bottom w:w="100" w:type="dxa"/>
-              <w:left w:w="120" w:type="dxa"/>
-              <w:right w:w="120" w:type="dxa"/>
-            </w:tcMar>
-            <w:tcBorders>
-              <w:top w:val="single" w:sz="4" w:space="0" w:color="CCCCCC"/>
-              <w:bottom w:val="single" w:sz="4" w:space="0" w:color="CCCCCC"/>
-              <w:left w:val="single" w:sz="4" w:space="0" w:color="CCCCCC"/>
-              <w:right w:val="single" w:sz="4" w:space="0" w:color="CCCCCC"/>
-            </w:tcBorders>
-          </w:tcPr>
-          <w:p>
-            <w:pPr>
-              <w:spacing w:before="60" w:after="60" w:line="252" w:lineRule="auto"/>
-              <w:jc w:val="left"/>
-            </w:pPr>
-            <w:r/>
-            <w:r>
-              <w:t>657.00</w:t>
-            </w:r>
-          </w:p>
-        </w:tc>
-        <w:tc>
-          <w:tcPr>
-            <w:tcW w:type="dxa" w:w="1728"/>
-            <w:shd w:fill="FFFFFF"/>
-            <w:tcMar>
-              <w:top w:w="100" w:type="dxa"/>
-              <w:bottom w:w="100" w:type="dxa"/>
-              <w:left w:w="120" w:type="dxa"/>
-              <w:right w:w="120" w:type="dxa"/>
-            </w:tcMar>
-            <w:tcBorders>
-              <w:top w:val="single" w:sz="4" w:space="0" w:color="CCCCCC"/>
-              <w:bottom w:val="single" w:sz="4" w:space="0" w:color="CCCCCC"/>
-              <w:left w:val="single" w:sz="4" w:space="0" w:color="CCCCCC"/>
-              <w:right w:val="single" w:sz="4" w:space="0" w:color="CCCCCC"/>
-            </w:tcBorders>
-          </w:tcPr>
-          <w:p>
-            <w:pPr>
-              <w:spacing w:before="60" w:after="60" w:line="252" w:lineRule="auto"/>
-              <w:jc w:val="left"/>
-            </w:pPr>
-            <w:r/>
-            <w:r>
-              <w:rPr>
-                <w:b/>
-              </w:rPr>
-              <w:t>662.75</w:t>
+              <w:t>662.50</w:t>
             </w:r>
           </w:p>
         </w:tc>

--- a/Daily Reports/06_08_2026-CBOT Reports.docx
+++ b/Daily Reports/06_08_2026-CBOT Reports.docx
@@ -3594,7 +3594,7 @@
               <w:rPr>
                 <w:b/>
               </w:rPr>
-              <w:t>436.00</w:t>
+              <w:t>436.25</w:t>
             </w:r>
           </w:p>
         </w:tc>
@@ -3625,7 +3625,7 @@
               <w:rPr>
                 <w:b/>
               </w:rPr>
-              <w:t>436.72 (+0.72)</w:t>
+              <w:t>436.97 (+0.72)</w:t>
             </w:r>
           </w:p>
         </w:tc>
@@ -3653,7 +3653,7 @@
             </w:pPr>
             <w:r/>
             <w:r>
-              <w:t>Bearish (437.70 &lt; 439.70)</w:t>
+              <w:t>Bearish (437.72 &lt; 439.71)</w:t>
             </w:r>
           </w:p>
         </w:tc>
@@ -4367,7 +4367,7 @@
                 <w:b/>
                 <w:color w:val="15803D"/>
               </w:rPr>
-              <w:t>434.75 - 437.70 cents (Canh mua vùng hỗ trợ)</w:t>
+              <w:t>435.25 - 437.72 cents (Canh mua vùng hỗ trợ)</w:t>
             </w:r>
           </w:p>
         </w:tc>
@@ -4579,7 +4579,7 @@
               <w:rPr>
                 <w:b/>
               </w:rPr>
-              <w:t>433.25 - 434.75 cents</w:t>
+              <w:t>433.75 - 435.25 cents</w:t>
             </w:r>
           </w:p>
         </w:tc>
@@ -11619,7 +11619,7 @@
         <w:t>Giá Chốt Phiên (Close):</w:t>
       </w:r>
       <w:r>
-        <w:t xml:space="preserve"> 436.00 cents | </w:t>
+        <w:t xml:space="preserve"> 436.25 cents | </w:t>
       </w:r>
       <w:r>
         <w:rPr>
@@ -11634,7 +11634,7 @@
         <w:rPr>
           <w:b/>
         </w:rPr>
-        <w:t>`436.72 cents`</w:t>
+        <w:t>`436.97 cents`</w:t>
       </w:r>
       <w:r>
         <w:t xml:space="preserve"> (+0.72).</w:t>
@@ -12758,7 +12758,7 @@
         <w:t xml:space="preserve"> EMA_21 </w:t>
       </w:r>
       <w:r>
-        <w:t xml:space="preserve"> (437.70) &lt; </w:t>
+        <w:t xml:space="preserve"> (437.72) &lt; </w:t>
       </w:r>
       <w:r>
         <w:rPr>
@@ -12769,7 +12769,7 @@
         <w:t xml:space="preserve"> EMA_50 </w:t>
       </w:r>
       <w:r>
-        <w:t xml:space="preserve"> (439.70).</w:t>
+        <w:t xml:space="preserve"> (439.71).</w:t>
       </w:r>
     </w:p>
     <w:p>
@@ -12790,7 +12790,7 @@
         <w:rPr>
           <w:b/>
         </w:rPr>
-        <w:t>`39.18`</w:t>
+        <w:t>`40.13`</w:t>
       </w:r>
       <w:r>
         <w:t xml:space="preserve"> | ATR (14) = </w:t>
@@ -12832,7 +12832,7 @@
         <w:rPr>
           <w:b/>
         </w:rPr>
-        <w:t>`434.75`</w:t>
+        <w:t>`435.25`</w:t>
       </w:r>
       <w:r>
         <w:t xml:space="preserve"> | S2: </w:t>
@@ -13593,7 +13593,7 @@
           <w:b/>
           <w:color w:val="15803D"/>
         </w:rPr>
-        <w:t>`434.75 - 437.70 cents (Canh mua vùng hỗ trợ)`</w:t>
+        <w:t>`435.25 - 437.72 cents (Canh mua vùng hỗ trợ)`</w:t>
       </w:r>
       <w:r>
         <w:t xml:space="preserve"> | SL: </w:t>
@@ -13664,7 +13664,7 @@
         <w:rPr>
           <w:b/>
         </w:rPr>
-        <w:t>`433.25 - 434.75 cents`</w:t>
+        <w:t>`433.75 - 435.25 cents`</w:t>
       </w:r>
       <w:r>
         <w:t xml:space="preserve"> | SL: </w:t>
@@ -14175,7 +14175,7 @@
             </w:pPr>
             <w:r/>
             <w:r>
-              <w:t>436.00</w:t>
+              <w:t>436.25</w:t>
             </w:r>
           </w:p>
         </w:tc>
@@ -14203,7 +14203,7 @@
             </w:pPr>
             <w:r/>
             <w:r>
-              <w:t>439.75</w:t>
+              <w:t>440.00</w:t>
             </w:r>
           </w:p>
         </w:tc>
@@ -14231,7 +14231,7 @@
             </w:pPr>
             <w:r/>
             <w:r>
-              <w:t>432.75</w:t>
+              <w:t>433.00</w:t>
             </w:r>
           </w:p>
         </w:tc>
@@ -14262,7 +14262,7 @@
               <w:rPr>
                 <w:b/>
               </w:rPr>
-              <w:t>436.25</w:t>
+              <w:t>436.50</w:t>
             </w:r>
           </w:p>
         </w:tc>
@@ -14410,7 +14410,7 @@
             </w:pPr>
             <w:r/>
             <w:r>
-              <w:t>436.25</w:t>
+              <w:t>436.50</w:t>
             </w:r>
           </w:p>
         </w:tc>
@@ -14438,7 +14438,7 @@
             </w:pPr>
             <w:r/>
             <w:r>
-              <w:t>439.00</w:t>
+              <w:t>439.25</w:t>
             </w:r>
           </w:p>
         </w:tc>
@@ -14466,7 +14466,7 @@
             </w:pPr>
             <w:r/>
             <w:r>
-              <w:t>432.50</w:t>
+              <w:t>432.75</w:t>
             </w:r>
           </w:p>
         </w:tc>
@@ -14497,7 +14497,7 @@
               <w:rPr>
                 <w:b/>
               </w:rPr>
-              <w:t>435.75</w:t>
+              <w:t>436.00</w:t>
             </w:r>
           </w:p>
         </w:tc>
@@ -14645,7 +14645,7 @@
             </w:pPr>
             <w:r/>
             <w:r>
-              <w:t>435.75</w:t>
+              <w:t>436.00</w:t>
             </w:r>
           </w:p>
         </w:tc>
@@ -14673,7 +14673,7 @@
             </w:pPr>
             <w:r/>
             <w:r>
-              <w:t>438.75</w:t>
+              <w:t>439.00</w:t>
             </w:r>
           </w:p>
         </w:tc>
@@ -14701,7 +14701,7 @@
             </w:pPr>
             <w:r/>
             <w:r>
-              <w:t>431.75</w:t>
+              <w:t>432.00</w:t>
             </w:r>
           </w:p>
         </w:tc>
@@ -14732,7 +14732,7 @@
               <w:rPr>
                 <w:b/>
               </w:rPr>
-              <w:t>436.50</w:t>
+              <w:t>436.75</w:t>
             </w:r>
           </w:p>
         </w:tc>
@@ -14880,7 +14880,7 @@
             </w:pPr>
             <w:r/>
             <w:r>
-              <w:t>436.50</w:t>
+              <w:t>436.75</w:t>
             </w:r>
           </w:p>
         </w:tc>
@@ -14908,7 +14908,7 @@
             </w:pPr>
             <w:r/>
             <w:r>
-              <w:t>441.00</w:t>
+              <w:t>441.25</w:t>
             </w:r>
           </w:p>
         </w:tc>
@@ -14936,7 +14936,7 @@
             </w:pPr>
             <w:r/>
             <w:r>
-              <w:t>431.50</w:t>
+              <w:t>431.75</w:t>
             </w:r>
           </w:p>
         </w:tc>
@@ -14967,7 +14967,7 @@
               <w:rPr>
                 <w:b/>
               </w:rPr>
-              <w:t>437.25</w:t>
+              <w:t>437.50</w:t>
             </w:r>
           </w:p>
         </w:tc>
@@ -15115,7 +15115,7 @@
             </w:pPr>
             <w:r/>
             <w:r>
-              <w:t>437.25</w:t>
+              <w:t>437.50</w:t>
             </w:r>
           </w:p>
         </w:tc>
@@ -15143,7 +15143,7 @@
             </w:pPr>
             <w:r/>
             <w:r>
-              <w:t>442.75</w:t>
+              <w:t>443.00</w:t>
             </w:r>
           </w:p>
         </w:tc>
@@ -15171,7 +15171,7 @@
             </w:pPr>
             <w:r/>
             <w:r>
-              <w:t>431.00</w:t>
+              <w:t>431.25</w:t>
             </w:r>
           </w:p>
         </w:tc>
@@ -15202,7 +15202,7 @@
               <w:rPr>
                 <w:b/>
               </w:rPr>
-              <w:t>439.50</w:t>
+              <w:t>439.75</w:t>
             </w:r>
           </w:p>
         </w:tc>
@@ -15350,7 +15350,7 @@
             </w:pPr>
             <w:r/>
             <w:r>
-              <w:t>439.50</w:t>
+              <w:t>439.75</w:t>
             </w:r>
           </w:p>
         </w:tc>
@@ -15378,7 +15378,7 @@
             </w:pPr>
             <w:r/>
             <w:r>
-              <w:t>442.50</w:t>
+              <w:t>442.75</w:t>
             </w:r>
           </w:p>
         </w:tc>
@@ -15406,7 +15406,7 @@
             </w:pPr>
             <w:r/>
             <w:r>
-              <w:t>435.25</w:t>
+              <w:t>435.50</w:t>
             </w:r>
           </w:p>
         </w:tc>
@@ -15437,7 +15437,7 @@
               <w:rPr>
                 <w:b/>
               </w:rPr>
-              <w:t>439.75</w:t>
+              <w:t>440.00</w:t>
             </w:r>
           </w:p>
         </w:tc>
@@ -15585,7 +15585,7 @@
             </w:pPr>
             <w:r/>
             <w:r>
-              <w:t>439.75</w:t>
+              <w:t>440.00</w:t>
             </w:r>
           </w:p>
         </w:tc>
@@ -15613,7 +15613,7 @@
             </w:pPr>
             <w:r/>
             <w:r>
-              <w:t>443.00</w:t>
+              <w:t>443.25</w:t>
             </w:r>
           </w:p>
         </w:tc>
@@ -15641,7 +15641,7 @@
             </w:pPr>
             <w:r/>
             <w:r>
-              <w:t>433.25</w:t>
+              <w:t>433.50</w:t>
             </w:r>
           </w:p>
         </w:tc>
@@ -15672,7 +15672,7 @@
               <w:rPr>
                 <w:b/>
               </w:rPr>
-              <w:t>440.50</w:t>
+              <w:t>440.75</w:t>
             </w:r>
           </w:p>
         </w:tc>
@@ -15820,7 +15820,7 @@
             </w:pPr>
             <w:r/>
             <w:r>
-              <w:t>440.50</w:t>
+              <w:t>440.75</w:t>
             </w:r>
           </w:p>
         </w:tc>
@@ -15848,7 +15848,7 @@
             </w:pPr>
             <w:r/>
             <w:r>
-              <w:t>443.50</w:t>
+              <w:t>443.75</w:t>
             </w:r>
           </w:p>
         </w:tc>
@@ -15876,7 +15876,7 @@
             </w:pPr>
             <w:r/>
             <w:r>
-              <w:t>436.00</w:t>
+              <w:t>436.25</w:t>
             </w:r>
           </w:p>
         </w:tc>
@@ -15907,7 +15907,7 @@
               <w:rPr>
                 <w:b/>
               </w:rPr>
-              <w:t>440.00</w:t>
+              <w:t>440.25</w:t>
             </w:r>
           </w:p>
         </w:tc>
@@ -16055,7 +16055,7 @@
             </w:pPr>
             <w:r/>
             <w:r>
-              <w:t>440.00</w:t>
+              <w:t>440.25</w:t>
             </w:r>
           </w:p>
         </w:tc>
@@ -16083,7 +16083,7 @@
             </w:pPr>
             <w:r/>
             <w:r>
-              <w:t>444.00</w:t>
+              <w:t>444.25</w:t>
             </w:r>
           </w:p>
         </w:tc>
@@ -16111,7 +16111,7 @@
             </w:pPr>
             <w:r/>
             <w:r>
-              <w:t>434.25</w:t>
+              <w:t>434.50</w:t>
             </w:r>
           </w:p>
         </w:tc>
@@ -16142,7 +16142,7 @@
               <w:rPr>
                 <w:b/>
               </w:rPr>
-              <w:t>440.50</w:t>
+              <w:t>440.75</w:t>
             </w:r>
           </w:p>
         </w:tc>
@@ -16290,7 +16290,7 @@
             </w:pPr>
             <w:r/>
             <w:r>
-              <w:t>440.50</w:t>
+              <w:t>440.75</w:t>
             </w:r>
           </w:p>
         </w:tc>
@@ -16318,7 +16318,7 @@
             </w:pPr>
             <w:r/>
             <w:r>
-              <w:t>443.00</w:t>
+              <w:t>443.25</w:t>
             </w:r>
           </w:p>
         </w:tc>
@@ -16346,7 +16346,7 @@
             </w:pPr>
             <w:r/>
             <w:r>
-              <w:t>437.25</w:t>
+              <w:t>437.50</w:t>
             </w:r>
           </w:p>
         </w:tc>
@@ -16377,7 +16377,7 @@
               <w:rPr>
                 <w:b/>
               </w:rPr>
-              <w:t>441.00</w:t>
+              <w:t>441.25</w:t>
             </w:r>
           </w:p>
         </w:tc>
@@ -16525,7 +16525,7 @@
             </w:pPr>
             <w:r/>
             <w:r>
-              <w:t>441.00</w:t>
+              <w:t>441.25</w:t>
             </w:r>
           </w:p>
         </w:tc>
@@ -16553,7 +16553,7 @@
             </w:pPr>
             <w:r/>
             <w:r>
-              <w:t>444.50</w:t>
+              <w:t>444.75</w:t>
             </w:r>
           </w:p>
         </w:tc>
@@ -16581,7 +16581,947 @@
             </w:pPr>
             <w:r/>
             <w:r>
-              <w:t>435.00</w:t>
+              <w:t>435.25</w:t>
+            </w:r>
+          </w:p>
+        </w:tc>
+        <w:tc>
+          <w:tcPr>
+            <w:tcW w:type="dxa" w:w="1728"/>
+            <w:shd w:fill="F8FAFC"/>
+            <w:tcMar>
+              <w:top w:w="100" w:type="dxa"/>
+              <w:bottom w:w="100" w:type="dxa"/>
+              <w:left w:w="120" w:type="dxa"/>
+              <w:right w:w="120" w:type="dxa"/>
+            </w:tcMar>
+            <w:tcBorders>
+              <w:top w:val="single" w:sz="4" w:space="0" w:color="CCCCCC"/>
+              <w:bottom w:val="single" w:sz="4" w:space="0" w:color="CCCCCC"/>
+              <w:left w:val="single" w:sz="4" w:space="0" w:color="CCCCCC"/>
+              <w:right w:val="single" w:sz="4" w:space="0" w:color="CCCCCC"/>
+            </w:tcBorders>
+          </w:tcPr>
+          <w:p>
+            <w:pPr>
+              <w:spacing w:before="60" w:after="60" w:line="252" w:lineRule="auto"/>
+              <w:jc w:val="left"/>
+            </w:pPr>
+            <w:r/>
+            <w:r>
+              <w:rPr>
+                <w:b/>
+              </w:rPr>
+              <w:t>442.25</w:t>
+            </w:r>
+          </w:p>
+        </w:tc>
+        <w:tc>
+          <w:tcPr>
+            <w:tcW w:type="dxa" w:w="3456"/>
+            <w:shd w:fill="F8FAFC"/>
+            <w:tcMar>
+              <w:top w:w="100" w:type="dxa"/>
+              <w:bottom w:w="100" w:type="dxa"/>
+              <w:left w:w="120" w:type="dxa"/>
+              <w:right w:w="120" w:type="dxa"/>
+            </w:tcMar>
+            <w:tcBorders>
+              <w:top w:val="single" w:sz="4" w:space="0" w:color="CCCCCC"/>
+              <w:bottom w:val="single" w:sz="4" w:space="0" w:color="CCCCCC"/>
+              <w:left w:val="single" w:sz="4" w:space="0" w:color="CCCCCC"/>
+              <w:right w:val="single" w:sz="4" w:space="0" w:color="CCCCCC"/>
+            </w:tcBorders>
+          </w:tcPr>
+          <w:p>
+            <w:pPr>
+              <w:spacing w:before="60" w:after="60" w:line="252" w:lineRule="auto"/>
+              <w:jc w:val="left"/>
+            </w:pPr>
+            <w:r/>
+            <w:r>
+              <w:rPr>
+                <w:b/>
+              </w:rPr>
+              <w:t>+1.00</w:t>
+            </w:r>
+          </w:p>
+        </w:tc>
+        <w:tc>
+          <w:tcPr>
+            <w:tcW w:type="dxa" w:w="1440"/>
+            <w:shd w:fill="F8FAFC"/>
+            <w:tcMar>
+              <w:top w:w="100" w:type="dxa"/>
+              <w:bottom w:w="100" w:type="dxa"/>
+              <w:left w:w="120" w:type="dxa"/>
+              <w:right w:w="120" w:type="dxa"/>
+            </w:tcMar>
+            <w:tcBorders>
+              <w:top w:val="single" w:sz="4" w:space="0" w:color="CCCCCC"/>
+              <w:bottom w:val="single" w:sz="4" w:space="0" w:color="CCCCCC"/>
+              <w:left w:val="single" w:sz="4" w:space="0" w:color="CCCCCC"/>
+              <w:right w:val="single" w:sz="4" w:space="0" w:color="CCCCCC"/>
+            </w:tcBorders>
+          </w:tcPr>
+          <w:p>
+            <w:pPr>
+              <w:spacing w:before="60" w:after="60" w:line="252" w:lineRule="auto"/>
+              <w:jc w:val="left"/>
+            </w:pPr>
+            <w:r/>
+            <w:r>
+              <w:t>BULL</w:t>
+            </w:r>
+          </w:p>
+        </w:tc>
+      </w:tr>
+      <w:tr>
+        <w:tc>
+          <w:tcPr>
+            <w:tcW w:type="dxa" w:w="1584"/>
+            <w:shd w:fill="FFFFFF"/>
+            <w:tcMar>
+              <w:top w:w="100" w:type="dxa"/>
+              <w:bottom w:w="100" w:type="dxa"/>
+              <w:left w:w="120" w:type="dxa"/>
+              <w:right w:w="120" w:type="dxa"/>
+            </w:tcMar>
+            <w:tcBorders>
+              <w:top w:val="single" w:sz="4" w:space="0" w:color="CCCCCC"/>
+              <w:bottom w:val="single" w:sz="4" w:space="0" w:color="CCCCCC"/>
+              <w:left w:val="single" w:sz="4" w:space="0" w:color="CCCCCC"/>
+              <w:right w:val="single" w:sz="4" w:space="0" w:color="CCCCCC"/>
+            </w:tcBorders>
+          </w:tcPr>
+          <w:p>
+            <w:pPr>
+              <w:spacing w:before="60" w:after="60" w:line="252" w:lineRule="auto"/>
+              <w:jc w:val="left"/>
+            </w:pPr>
+            <w:r/>
+            <w:r>
+              <w:rPr>
+                <w:b/>
+              </w:rPr>
+              <w:t>Tue 04/08</w:t>
+            </w:r>
+          </w:p>
+        </w:tc>
+        <w:tc>
+          <w:tcPr>
+            <w:tcW w:type="dxa" w:w="864"/>
+            <w:shd w:fill="FFFFFF"/>
+            <w:tcMar>
+              <w:top w:w="100" w:type="dxa"/>
+              <w:bottom w:w="100" w:type="dxa"/>
+              <w:left w:w="120" w:type="dxa"/>
+              <w:right w:w="120" w:type="dxa"/>
+            </w:tcMar>
+            <w:tcBorders>
+              <w:top w:val="single" w:sz="4" w:space="0" w:color="CCCCCC"/>
+              <w:bottom w:val="single" w:sz="4" w:space="0" w:color="CCCCCC"/>
+              <w:left w:val="single" w:sz="4" w:space="0" w:color="CCCCCC"/>
+              <w:right w:val="single" w:sz="4" w:space="0" w:color="CCCCCC"/>
+            </w:tcBorders>
+          </w:tcPr>
+          <w:p>
+            <w:pPr>
+              <w:spacing w:before="60" w:after="60" w:line="252" w:lineRule="auto"/>
+              <w:jc w:val="left"/>
+            </w:pPr>
+            <w:r/>
+            <w:r>
+              <w:t>NY Close 23-01</w:t>
+            </w:r>
+          </w:p>
+        </w:tc>
+        <w:tc>
+          <w:tcPr>
+            <w:tcW w:type="dxa" w:w="1440"/>
+            <w:shd w:fill="FFFFFF"/>
+            <w:tcMar>
+              <w:top w:w="100" w:type="dxa"/>
+              <w:bottom w:w="100" w:type="dxa"/>
+              <w:left w:w="120" w:type="dxa"/>
+              <w:right w:w="120" w:type="dxa"/>
+            </w:tcMar>
+            <w:tcBorders>
+              <w:top w:val="single" w:sz="4" w:space="0" w:color="CCCCCC"/>
+              <w:bottom w:val="single" w:sz="4" w:space="0" w:color="CCCCCC"/>
+              <w:left w:val="single" w:sz="4" w:space="0" w:color="CCCCCC"/>
+              <w:right w:val="single" w:sz="4" w:space="0" w:color="CCCCCC"/>
+            </w:tcBorders>
+          </w:tcPr>
+          <w:p>
+            <w:pPr>
+              <w:spacing w:before="60" w:after="60" w:line="252" w:lineRule="auto"/>
+              <w:jc w:val="left"/>
+            </w:pPr>
+            <w:r/>
+            <w:r>
+              <w:t>442.25</w:t>
+            </w:r>
+          </w:p>
+        </w:tc>
+        <w:tc>
+          <w:tcPr>
+            <w:tcW w:type="dxa" w:w="2016"/>
+            <w:shd w:fill="FFFFFF"/>
+            <w:tcMar>
+              <w:top w:w="100" w:type="dxa"/>
+              <w:bottom w:w="100" w:type="dxa"/>
+              <w:left w:w="120" w:type="dxa"/>
+              <w:right w:w="120" w:type="dxa"/>
+            </w:tcMar>
+            <w:tcBorders>
+              <w:top w:val="single" w:sz="4" w:space="0" w:color="CCCCCC"/>
+              <w:bottom w:val="single" w:sz="4" w:space="0" w:color="CCCCCC"/>
+              <w:left w:val="single" w:sz="4" w:space="0" w:color="CCCCCC"/>
+              <w:right w:val="single" w:sz="4" w:space="0" w:color="CCCCCC"/>
+            </w:tcBorders>
+          </w:tcPr>
+          <w:p>
+            <w:pPr>
+              <w:spacing w:before="60" w:after="60" w:line="252" w:lineRule="auto"/>
+              <w:jc w:val="left"/>
+            </w:pPr>
+            <w:r/>
+            <w:r>
+              <w:t>445.00</w:t>
+            </w:r>
+          </w:p>
+        </w:tc>
+        <w:tc>
+          <w:tcPr>
+            <w:tcW w:type="dxa" w:w="1152"/>
+            <w:shd w:fill="FFFFFF"/>
+            <w:tcMar>
+              <w:top w:w="100" w:type="dxa"/>
+              <w:bottom w:w="100" w:type="dxa"/>
+              <w:left w:w="120" w:type="dxa"/>
+              <w:right w:w="120" w:type="dxa"/>
+            </w:tcMar>
+            <w:tcBorders>
+              <w:top w:val="single" w:sz="4" w:space="0" w:color="CCCCCC"/>
+              <w:bottom w:val="single" w:sz="4" w:space="0" w:color="CCCCCC"/>
+              <w:left w:val="single" w:sz="4" w:space="0" w:color="CCCCCC"/>
+              <w:right w:val="single" w:sz="4" w:space="0" w:color="CCCCCC"/>
+            </w:tcBorders>
+          </w:tcPr>
+          <w:p>
+            <w:pPr>
+              <w:spacing w:before="60" w:after="60" w:line="252" w:lineRule="auto"/>
+              <w:jc w:val="left"/>
+            </w:pPr>
+            <w:r/>
+            <w:r>
+              <w:t>439.75</w:t>
+            </w:r>
+          </w:p>
+        </w:tc>
+        <w:tc>
+          <w:tcPr>
+            <w:tcW w:type="dxa" w:w="1728"/>
+            <w:shd w:fill="FFFFFF"/>
+            <w:tcMar>
+              <w:top w:w="100" w:type="dxa"/>
+              <w:bottom w:w="100" w:type="dxa"/>
+              <w:left w:w="120" w:type="dxa"/>
+              <w:right w:w="120" w:type="dxa"/>
+            </w:tcMar>
+            <w:tcBorders>
+              <w:top w:val="single" w:sz="4" w:space="0" w:color="CCCCCC"/>
+              <w:bottom w:val="single" w:sz="4" w:space="0" w:color="CCCCCC"/>
+              <w:left w:val="single" w:sz="4" w:space="0" w:color="CCCCCC"/>
+              <w:right w:val="single" w:sz="4" w:space="0" w:color="CCCCCC"/>
+            </w:tcBorders>
+          </w:tcPr>
+          <w:p>
+            <w:pPr>
+              <w:spacing w:before="60" w:after="60" w:line="252" w:lineRule="auto"/>
+              <w:jc w:val="left"/>
+            </w:pPr>
+            <w:r/>
+            <w:r>
+              <w:rPr>
+                <w:b/>
+              </w:rPr>
+              <w:t>442.25</w:t>
+            </w:r>
+          </w:p>
+        </w:tc>
+        <w:tc>
+          <w:tcPr>
+            <w:tcW w:type="dxa" w:w="3456"/>
+            <w:shd w:fill="FFFFFF"/>
+            <w:tcMar>
+              <w:top w:w="100" w:type="dxa"/>
+              <w:bottom w:w="100" w:type="dxa"/>
+              <w:left w:w="120" w:type="dxa"/>
+              <w:right w:w="120" w:type="dxa"/>
+            </w:tcMar>
+            <w:tcBorders>
+              <w:top w:val="single" w:sz="4" w:space="0" w:color="CCCCCC"/>
+              <w:bottom w:val="single" w:sz="4" w:space="0" w:color="CCCCCC"/>
+              <w:left w:val="single" w:sz="4" w:space="0" w:color="CCCCCC"/>
+              <w:right w:val="single" w:sz="4" w:space="0" w:color="CCCCCC"/>
+            </w:tcBorders>
+          </w:tcPr>
+          <w:p>
+            <w:pPr>
+              <w:spacing w:before="60" w:after="60" w:line="252" w:lineRule="auto"/>
+              <w:jc w:val="left"/>
+            </w:pPr>
+            <w:r/>
+            <w:r>
+              <w:rPr>
+                <w:b/>
+              </w:rPr>
+              <w:t>+0.00</w:t>
+            </w:r>
+          </w:p>
+        </w:tc>
+        <w:tc>
+          <w:tcPr>
+            <w:tcW w:type="dxa" w:w="1440"/>
+            <w:shd w:fill="FFFFFF"/>
+            <w:tcMar>
+              <w:top w:w="100" w:type="dxa"/>
+              <w:bottom w:w="100" w:type="dxa"/>
+              <w:left w:w="120" w:type="dxa"/>
+              <w:right w:w="120" w:type="dxa"/>
+            </w:tcMar>
+            <w:tcBorders>
+              <w:top w:val="single" w:sz="4" w:space="0" w:color="CCCCCC"/>
+              <w:bottom w:val="single" w:sz="4" w:space="0" w:color="CCCCCC"/>
+              <w:left w:val="single" w:sz="4" w:space="0" w:color="CCCCCC"/>
+              <w:right w:val="single" w:sz="4" w:space="0" w:color="CCCCCC"/>
+            </w:tcBorders>
+          </w:tcPr>
+          <w:p>
+            <w:pPr>
+              <w:spacing w:before="60" w:after="60" w:line="252" w:lineRule="auto"/>
+              <w:jc w:val="left"/>
+            </w:pPr>
+            <w:r/>
+            <w:r>
+              <w:t>BULL</w:t>
+            </w:r>
+          </w:p>
+        </w:tc>
+      </w:tr>
+      <w:tr>
+        <w:tc>
+          <w:tcPr>
+            <w:tcW w:type="dxa" w:w="1584"/>
+            <w:shd w:fill="F8FAFC"/>
+            <w:tcMar>
+              <w:top w:w="100" w:type="dxa"/>
+              <w:bottom w:w="100" w:type="dxa"/>
+              <w:left w:w="120" w:type="dxa"/>
+              <w:right w:w="120" w:type="dxa"/>
+            </w:tcMar>
+            <w:tcBorders>
+              <w:top w:val="single" w:sz="4" w:space="0" w:color="CCCCCC"/>
+              <w:bottom w:val="single" w:sz="4" w:space="0" w:color="CCCCCC"/>
+              <w:left w:val="single" w:sz="4" w:space="0" w:color="CCCCCC"/>
+              <w:right w:val="single" w:sz="4" w:space="0" w:color="CCCCCC"/>
+            </w:tcBorders>
+          </w:tcPr>
+          <w:p>
+            <w:pPr>
+              <w:spacing w:before="60" w:after="60" w:line="252" w:lineRule="auto"/>
+              <w:jc w:val="left"/>
+            </w:pPr>
+            <w:r/>
+            <w:r>
+              <w:rPr>
+                <w:b/>
+              </w:rPr>
+              <w:t>Wed 05/08</w:t>
+            </w:r>
+          </w:p>
+        </w:tc>
+        <w:tc>
+          <w:tcPr>
+            <w:tcW w:type="dxa" w:w="864"/>
+            <w:shd w:fill="F8FAFC"/>
+            <w:tcMar>
+              <w:top w:w="100" w:type="dxa"/>
+              <w:bottom w:w="100" w:type="dxa"/>
+              <w:left w:w="120" w:type="dxa"/>
+              <w:right w:w="120" w:type="dxa"/>
+            </w:tcMar>
+            <w:tcBorders>
+              <w:top w:val="single" w:sz="4" w:space="0" w:color="CCCCCC"/>
+              <w:bottom w:val="single" w:sz="4" w:space="0" w:color="CCCCCC"/>
+              <w:left w:val="single" w:sz="4" w:space="0" w:color="CCCCCC"/>
+              <w:right w:val="single" w:sz="4" w:space="0" w:color="CCCCCC"/>
+            </w:tcBorders>
+          </w:tcPr>
+          <w:p>
+            <w:pPr>
+              <w:spacing w:before="60" w:after="60" w:line="252" w:lineRule="auto"/>
+              <w:jc w:val="left"/>
+            </w:pPr>
+            <w:r/>
+            <w:r>
+              <w:t>Asia 07-11</w:t>
+            </w:r>
+          </w:p>
+        </w:tc>
+        <w:tc>
+          <w:tcPr>
+            <w:tcW w:type="dxa" w:w="1440"/>
+            <w:shd w:fill="F8FAFC"/>
+            <w:tcMar>
+              <w:top w:w="100" w:type="dxa"/>
+              <w:bottom w:w="100" w:type="dxa"/>
+              <w:left w:w="120" w:type="dxa"/>
+              <w:right w:w="120" w:type="dxa"/>
+            </w:tcMar>
+            <w:tcBorders>
+              <w:top w:val="single" w:sz="4" w:space="0" w:color="CCCCCC"/>
+              <w:bottom w:val="single" w:sz="4" w:space="0" w:color="CCCCCC"/>
+              <w:left w:val="single" w:sz="4" w:space="0" w:color="CCCCCC"/>
+              <w:right w:val="single" w:sz="4" w:space="0" w:color="CCCCCC"/>
+            </w:tcBorders>
+          </w:tcPr>
+          <w:p>
+            <w:pPr>
+              <w:spacing w:before="60" w:after="60" w:line="252" w:lineRule="auto"/>
+              <w:jc w:val="left"/>
+            </w:pPr>
+            <w:r/>
+            <w:r>
+              <w:t>442.25</w:t>
+            </w:r>
+          </w:p>
+        </w:tc>
+        <w:tc>
+          <w:tcPr>
+            <w:tcW w:type="dxa" w:w="2016"/>
+            <w:shd w:fill="F8FAFC"/>
+            <w:tcMar>
+              <w:top w:w="100" w:type="dxa"/>
+              <w:bottom w:w="100" w:type="dxa"/>
+              <w:left w:w="120" w:type="dxa"/>
+              <w:right w:w="120" w:type="dxa"/>
+            </w:tcMar>
+            <w:tcBorders>
+              <w:top w:val="single" w:sz="4" w:space="0" w:color="CCCCCC"/>
+              <w:bottom w:val="single" w:sz="4" w:space="0" w:color="CCCCCC"/>
+              <w:left w:val="single" w:sz="4" w:space="0" w:color="CCCCCC"/>
+              <w:right w:val="single" w:sz="4" w:space="0" w:color="CCCCCC"/>
+            </w:tcBorders>
+          </w:tcPr>
+          <w:p>
+            <w:pPr>
+              <w:spacing w:before="60" w:after="60" w:line="252" w:lineRule="auto"/>
+              <w:jc w:val="left"/>
+            </w:pPr>
+            <w:r/>
+            <w:r>
+              <w:t>445.00</w:t>
+            </w:r>
+          </w:p>
+        </w:tc>
+        <w:tc>
+          <w:tcPr>
+            <w:tcW w:type="dxa" w:w="1152"/>
+            <w:shd w:fill="F8FAFC"/>
+            <w:tcMar>
+              <w:top w:w="100" w:type="dxa"/>
+              <w:bottom w:w="100" w:type="dxa"/>
+              <w:left w:w="120" w:type="dxa"/>
+              <w:right w:w="120" w:type="dxa"/>
+            </w:tcMar>
+            <w:tcBorders>
+              <w:top w:val="single" w:sz="4" w:space="0" w:color="CCCCCC"/>
+              <w:bottom w:val="single" w:sz="4" w:space="0" w:color="CCCCCC"/>
+              <w:left w:val="single" w:sz="4" w:space="0" w:color="CCCCCC"/>
+              <w:right w:val="single" w:sz="4" w:space="0" w:color="CCCCCC"/>
+            </w:tcBorders>
+          </w:tcPr>
+          <w:p>
+            <w:pPr>
+              <w:spacing w:before="60" w:after="60" w:line="252" w:lineRule="auto"/>
+              <w:jc w:val="left"/>
+            </w:pPr>
+            <w:r/>
+            <w:r>
+              <w:t>439.75</w:t>
+            </w:r>
+          </w:p>
+        </w:tc>
+        <w:tc>
+          <w:tcPr>
+            <w:tcW w:type="dxa" w:w="1728"/>
+            <w:shd w:fill="F8FAFC"/>
+            <w:tcMar>
+              <w:top w:w="100" w:type="dxa"/>
+              <w:bottom w:w="100" w:type="dxa"/>
+              <w:left w:w="120" w:type="dxa"/>
+              <w:right w:w="120" w:type="dxa"/>
+            </w:tcMar>
+            <w:tcBorders>
+              <w:top w:val="single" w:sz="4" w:space="0" w:color="CCCCCC"/>
+              <w:bottom w:val="single" w:sz="4" w:space="0" w:color="CCCCCC"/>
+              <w:left w:val="single" w:sz="4" w:space="0" w:color="CCCCCC"/>
+              <w:right w:val="single" w:sz="4" w:space="0" w:color="CCCCCC"/>
+            </w:tcBorders>
+          </w:tcPr>
+          <w:p>
+            <w:pPr>
+              <w:spacing w:before="60" w:after="60" w:line="252" w:lineRule="auto"/>
+              <w:jc w:val="left"/>
+            </w:pPr>
+            <w:r/>
+            <w:r>
+              <w:rPr>
+                <w:b/>
+              </w:rPr>
+              <w:t>441.75</w:t>
+            </w:r>
+          </w:p>
+        </w:tc>
+        <w:tc>
+          <w:tcPr>
+            <w:tcW w:type="dxa" w:w="3456"/>
+            <w:shd w:fill="F8FAFC"/>
+            <w:tcMar>
+              <w:top w:w="100" w:type="dxa"/>
+              <w:bottom w:w="100" w:type="dxa"/>
+              <w:left w:w="120" w:type="dxa"/>
+              <w:right w:w="120" w:type="dxa"/>
+            </w:tcMar>
+            <w:tcBorders>
+              <w:top w:val="single" w:sz="4" w:space="0" w:color="CCCCCC"/>
+              <w:bottom w:val="single" w:sz="4" w:space="0" w:color="CCCCCC"/>
+              <w:left w:val="single" w:sz="4" w:space="0" w:color="CCCCCC"/>
+              <w:right w:val="single" w:sz="4" w:space="0" w:color="CCCCCC"/>
+            </w:tcBorders>
+          </w:tcPr>
+          <w:p>
+            <w:pPr>
+              <w:spacing w:before="60" w:after="60" w:line="252" w:lineRule="auto"/>
+              <w:jc w:val="left"/>
+            </w:pPr>
+            <w:r/>
+            <w:r>
+              <w:rPr>
+                <w:b/>
+              </w:rPr>
+              <w:t>-0.50</w:t>
+            </w:r>
+          </w:p>
+        </w:tc>
+        <w:tc>
+          <w:tcPr>
+            <w:tcW w:type="dxa" w:w="1440"/>
+            <w:shd w:fill="F8FAFC"/>
+            <w:tcMar>
+              <w:top w:w="100" w:type="dxa"/>
+              <w:bottom w:w="100" w:type="dxa"/>
+              <w:left w:w="120" w:type="dxa"/>
+              <w:right w:w="120" w:type="dxa"/>
+            </w:tcMar>
+            <w:tcBorders>
+              <w:top w:val="single" w:sz="4" w:space="0" w:color="CCCCCC"/>
+              <w:bottom w:val="single" w:sz="4" w:space="0" w:color="CCCCCC"/>
+              <w:left w:val="single" w:sz="4" w:space="0" w:color="CCCCCC"/>
+              <w:right w:val="single" w:sz="4" w:space="0" w:color="CCCCCC"/>
+            </w:tcBorders>
+          </w:tcPr>
+          <w:p>
+            <w:pPr>
+              <w:spacing w:before="60" w:after="60" w:line="252" w:lineRule="auto"/>
+              <w:jc w:val="left"/>
+            </w:pPr>
+            <w:r/>
+            <w:r>
+              <w:t>BEAR</w:t>
+            </w:r>
+          </w:p>
+        </w:tc>
+      </w:tr>
+      <w:tr>
+        <w:tc>
+          <w:tcPr>
+            <w:tcW w:type="dxa" w:w="1584"/>
+            <w:shd w:fill="FFFFFF"/>
+            <w:tcMar>
+              <w:top w:w="100" w:type="dxa"/>
+              <w:bottom w:w="100" w:type="dxa"/>
+              <w:left w:w="120" w:type="dxa"/>
+              <w:right w:w="120" w:type="dxa"/>
+            </w:tcMar>
+            <w:tcBorders>
+              <w:top w:val="single" w:sz="4" w:space="0" w:color="CCCCCC"/>
+              <w:bottom w:val="single" w:sz="4" w:space="0" w:color="CCCCCC"/>
+              <w:left w:val="single" w:sz="4" w:space="0" w:color="CCCCCC"/>
+              <w:right w:val="single" w:sz="4" w:space="0" w:color="CCCCCC"/>
+            </w:tcBorders>
+          </w:tcPr>
+          <w:p>
+            <w:pPr>
+              <w:spacing w:before="60" w:after="60" w:line="252" w:lineRule="auto"/>
+              <w:jc w:val="left"/>
+            </w:pPr>
+            <w:r/>
+            <w:r>
+              <w:rPr>
+                <w:b/>
+              </w:rPr>
+              <w:t>Wed 05/08</w:t>
+            </w:r>
+          </w:p>
+        </w:tc>
+        <w:tc>
+          <w:tcPr>
+            <w:tcW w:type="dxa" w:w="864"/>
+            <w:shd w:fill="FFFFFF"/>
+            <w:tcMar>
+              <w:top w:w="100" w:type="dxa"/>
+              <w:bottom w:w="100" w:type="dxa"/>
+              <w:left w:w="120" w:type="dxa"/>
+              <w:right w:w="120" w:type="dxa"/>
+            </w:tcMar>
+            <w:tcBorders>
+              <w:top w:val="single" w:sz="4" w:space="0" w:color="CCCCCC"/>
+              <w:bottom w:val="single" w:sz="4" w:space="0" w:color="CCCCCC"/>
+              <w:left w:val="single" w:sz="4" w:space="0" w:color="CCCCCC"/>
+              <w:right w:val="single" w:sz="4" w:space="0" w:color="CCCCCC"/>
+            </w:tcBorders>
+          </w:tcPr>
+          <w:p>
+            <w:pPr>
+              <w:spacing w:before="60" w:after="60" w:line="252" w:lineRule="auto"/>
+              <w:jc w:val="left"/>
+            </w:pPr>
+            <w:r/>
+            <w:r>
+              <w:t>Asia 11-15</w:t>
+            </w:r>
+          </w:p>
+        </w:tc>
+        <w:tc>
+          <w:tcPr>
+            <w:tcW w:type="dxa" w:w="1440"/>
+            <w:shd w:fill="FFFFFF"/>
+            <w:tcMar>
+              <w:top w:w="100" w:type="dxa"/>
+              <w:bottom w:w="100" w:type="dxa"/>
+              <w:left w:w="120" w:type="dxa"/>
+              <w:right w:w="120" w:type="dxa"/>
+            </w:tcMar>
+            <w:tcBorders>
+              <w:top w:val="single" w:sz="4" w:space="0" w:color="CCCCCC"/>
+              <w:bottom w:val="single" w:sz="4" w:space="0" w:color="CCCCCC"/>
+              <w:left w:val="single" w:sz="4" w:space="0" w:color="CCCCCC"/>
+              <w:right w:val="single" w:sz="4" w:space="0" w:color="CCCCCC"/>
+            </w:tcBorders>
+          </w:tcPr>
+          <w:p>
+            <w:pPr>
+              <w:spacing w:before="60" w:after="60" w:line="252" w:lineRule="auto"/>
+              <w:jc w:val="left"/>
+            </w:pPr>
+            <w:r/>
+            <w:r>
+              <w:t>441.75</w:t>
+            </w:r>
+          </w:p>
+        </w:tc>
+        <w:tc>
+          <w:tcPr>
+            <w:tcW w:type="dxa" w:w="2016"/>
+            <w:shd w:fill="FFFFFF"/>
+            <w:tcMar>
+              <w:top w:w="100" w:type="dxa"/>
+              <w:bottom w:w="100" w:type="dxa"/>
+              <w:left w:w="120" w:type="dxa"/>
+              <w:right w:w="120" w:type="dxa"/>
+            </w:tcMar>
+            <w:tcBorders>
+              <w:top w:val="single" w:sz="4" w:space="0" w:color="CCCCCC"/>
+              <w:bottom w:val="single" w:sz="4" w:space="0" w:color="CCCCCC"/>
+              <w:left w:val="single" w:sz="4" w:space="0" w:color="CCCCCC"/>
+              <w:right w:val="single" w:sz="4" w:space="0" w:color="CCCCCC"/>
+            </w:tcBorders>
+          </w:tcPr>
+          <w:p>
+            <w:pPr>
+              <w:spacing w:before="60" w:after="60" w:line="252" w:lineRule="auto"/>
+              <w:jc w:val="left"/>
+            </w:pPr>
+            <w:r/>
+            <w:r>
+              <w:t>444.75</w:t>
+            </w:r>
+          </w:p>
+        </w:tc>
+        <w:tc>
+          <w:tcPr>
+            <w:tcW w:type="dxa" w:w="1152"/>
+            <w:shd w:fill="FFFFFF"/>
+            <w:tcMar>
+              <w:top w:w="100" w:type="dxa"/>
+              <w:bottom w:w="100" w:type="dxa"/>
+              <w:left w:w="120" w:type="dxa"/>
+              <w:right w:w="120" w:type="dxa"/>
+            </w:tcMar>
+            <w:tcBorders>
+              <w:top w:val="single" w:sz="4" w:space="0" w:color="CCCCCC"/>
+              <w:bottom w:val="single" w:sz="4" w:space="0" w:color="CCCCCC"/>
+              <w:left w:val="single" w:sz="4" w:space="0" w:color="CCCCCC"/>
+              <w:right w:val="single" w:sz="4" w:space="0" w:color="CCCCCC"/>
+            </w:tcBorders>
+          </w:tcPr>
+          <w:p>
+            <w:pPr>
+              <w:spacing w:before="60" w:after="60" w:line="252" w:lineRule="auto"/>
+              <w:jc w:val="left"/>
+            </w:pPr>
+            <w:r/>
+            <w:r>
+              <w:t>438.50</w:t>
+            </w:r>
+          </w:p>
+        </w:tc>
+        <w:tc>
+          <w:tcPr>
+            <w:tcW w:type="dxa" w:w="1728"/>
+            <w:shd w:fill="FFFFFF"/>
+            <w:tcMar>
+              <w:top w:w="100" w:type="dxa"/>
+              <w:bottom w:w="100" w:type="dxa"/>
+              <w:left w:w="120" w:type="dxa"/>
+              <w:right w:w="120" w:type="dxa"/>
+            </w:tcMar>
+            <w:tcBorders>
+              <w:top w:val="single" w:sz="4" w:space="0" w:color="CCCCCC"/>
+              <w:bottom w:val="single" w:sz="4" w:space="0" w:color="CCCCCC"/>
+              <w:left w:val="single" w:sz="4" w:space="0" w:color="CCCCCC"/>
+              <w:right w:val="single" w:sz="4" w:space="0" w:color="CCCCCC"/>
+            </w:tcBorders>
+          </w:tcPr>
+          <w:p>
+            <w:pPr>
+              <w:spacing w:before="60" w:after="60" w:line="252" w:lineRule="auto"/>
+              <w:jc w:val="left"/>
+            </w:pPr>
+            <w:r/>
+            <w:r>
+              <w:rPr>
+                <w:b/>
+              </w:rPr>
+              <w:t>441.50</w:t>
+            </w:r>
+          </w:p>
+        </w:tc>
+        <w:tc>
+          <w:tcPr>
+            <w:tcW w:type="dxa" w:w="3456"/>
+            <w:shd w:fill="FFFFFF"/>
+            <w:tcMar>
+              <w:top w:w="100" w:type="dxa"/>
+              <w:bottom w:w="100" w:type="dxa"/>
+              <w:left w:w="120" w:type="dxa"/>
+              <w:right w:w="120" w:type="dxa"/>
+            </w:tcMar>
+            <w:tcBorders>
+              <w:top w:val="single" w:sz="4" w:space="0" w:color="CCCCCC"/>
+              <w:bottom w:val="single" w:sz="4" w:space="0" w:color="CCCCCC"/>
+              <w:left w:val="single" w:sz="4" w:space="0" w:color="CCCCCC"/>
+              <w:right w:val="single" w:sz="4" w:space="0" w:color="CCCCCC"/>
+            </w:tcBorders>
+          </w:tcPr>
+          <w:p>
+            <w:pPr>
+              <w:spacing w:before="60" w:after="60" w:line="252" w:lineRule="auto"/>
+              <w:jc w:val="left"/>
+            </w:pPr>
+            <w:r/>
+            <w:r>
+              <w:rPr>
+                <w:b/>
+              </w:rPr>
+              <w:t>-0.25</w:t>
+            </w:r>
+          </w:p>
+        </w:tc>
+        <w:tc>
+          <w:tcPr>
+            <w:tcW w:type="dxa" w:w="1440"/>
+            <w:shd w:fill="FFFFFF"/>
+            <w:tcMar>
+              <w:top w:w="100" w:type="dxa"/>
+              <w:bottom w:w="100" w:type="dxa"/>
+              <w:left w:w="120" w:type="dxa"/>
+              <w:right w:w="120" w:type="dxa"/>
+            </w:tcMar>
+            <w:tcBorders>
+              <w:top w:val="single" w:sz="4" w:space="0" w:color="CCCCCC"/>
+              <w:bottom w:val="single" w:sz="4" w:space="0" w:color="CCCCCC"/>
+              <w:left w:val="single" w:sz="4" w:space="0" w:color="CCCCCC"/>
+              <w:right w:val="single" w:sz="4" w:space="0" w:color="CCCCCC"/>
+            </w:tcBorders>
+          </w:tcPr>
+          <w:p>
+            <w:pPr>
+              <w:spacing w:before="60" w:after="60" w:line="252" w:lineRule="auto"/>
+              <w:jc w:val="left"/>
+            </w:pPr>
+            <w:r/>
+            <w:r>
+              <w:t>BEAR</w:t>
+            </w:r>
+          </w:p>
+        </w:tc>
+      </w:tr>
+      <w:tr>
+        <w:tc>
+          <w:tcPr>
+            <w:tcW w:type="dxa" w:w="1584"/>
+            <w:shd w:fill="F8FAFC"/>
+            <w:tcMar>
+              <w:top w:w="100" w:type="dxa"/>
+              <w:bottom w:w="100" w:type="dxa"/>
+              <w:left w:w="120" w:type="dxa"/>
+              <w:right w:w="120" w:type="dxa"/>
+            </w:tcMar>
+            <w:tcBorders>
+              <w:top w:val="single" w:sz="4" w:space="0" w:color="CCCCCC"/>
+              <w:bottom w:val="single" w:sz="4" w:space="0" w:color="CCCCCC"/>
+              <w:left w:val="single" w:sz="4" w:space="0" w:color="CCCCCC"/>
+              <w:right w:val="single" w:sz="4" w:space="0" w:color="CCCCCC"/>
+            </w:tcBorders>
+          </w:tcPr>
+          <w:p>
+            <w:pPr>
+              <w:spacing w:before="60" w:after="60" w:line="252" w:lineRule="auto"/>
+              <w:jc w:val="left"/>
+            </w:pPr>
+            <w:r/>
+            <w:r>
+              <w:rPr>
+                <w:b/>
+              </w:rPr>
+              <w:t>Wed 05/08</w:t>
+            </w:r>
+          </w:p>
+        </w:tc>
+        <w:tc>
+          <w:tcPr>
+            <w:tcW w:type="dxa" w:w="864"/>
+            <w:shd w:fill="F8FAFC"/>
+            <w:tcMar>
+              <w:top w:w="100" w:type="dxa"/>
+              <w:bottom w:w="100" w:type="dxa"/>
+              <w:left w:w="120" w:type="dxa"/>
+              <w:right w:w="120" w:type="dxa"/>
+            </w:tcMar>
+            <w:tcBorders>
+              <w:top w:val="single" w:sz="4" w:space="0" w:color="CCCCCC"/>
+              <w:bottom w:val="single" w:sz="4" w:space="0" w:color="CCCCCC"/>
+              <w:left w:val="single" w:sz="4" w:space="0" w:color="CCCCCC"/>
+              <w:right w:val="single" w:sz="4" w:space="0" w:color="CCCCCC"/>
+            </w:tcBorders>
+          </w:tcPr>
+          <w:p>
+            <w:pPr>
+              <w:spacing w:before="60" w:after="60" w:line="252" w:lineRule="auto"/>
+              <w:jc w:val="left"/>
+            </w:pPr>
+            <w:r/>
+            <w:r>
+              <w:t>London 15-19</w:t>
+            </w:r>
+          </w:p>
+        </w:tc>
+        <w:tc>
+          <w:tcPr>
+            <w:tcW w:type="dxa" w:w="1440"/>
+            <w:shd w:fill="F8FAFC"/>
+            <w:tcMar>
+              <w:top w:w="100" w:type="dxa"/>
+              <w:bottom w:w="100" w:type="dxa"/>
+              <w:left w:w="120" w:type="dxa"/>
+              <w:right w:w="120" w:type="dxa"/>
+            </w:tcMar>
+            <w:tcBorders>
+              <w:top w:val="single" w:sz="4" w:space="0" w:color="CCCCCC"/>
+              <w:bottom w:val="single" w:sz="4" w:space="0" w:color="CCCCCC"/>
+              <w:left w:val="single" w:sz="4" w:space="0" w:color="CCCCCC"/>
+              <w:right w:val="single" w:sz="4" w:space="0" w:color="CCCCCC"/>
+            </w:tcBorders>
+          </w:tcPr>
+          <w:p>
+            <w:pPr>
+              <w:spacing w:before="60" w:after="60" w:line="252" w:lineRule="auto"/>
+              <w:jc w:val="left"/>
+            </w:pPr>
+            <w:r/>
+            <w:r>
+              <w:t>441.50</w:t>
+            </w:r>
+          </w:p>
+        </w:tc>
+        <w:tc>
+          <w:tcPr>
+            <w:tcW w:type="dxa" w:w="2016"/>
+            <w:shd w:fill="F8FAFC"/>
+            <w:tcMar>
+              <w:top w:w="100" w:type="dxa"/>
+              <w:bottom w:w="100" w:type="dxa"/>
+              <w:left w:w="120" w:type="dxa"/>
+              <w:right w:w="120" w:type="dxa"/>
+            </w:tcMar>
+            <w:tcBorders>
+              <w:top w:val="single" w:sz="4" w:space="0" w:color="CCCCCC"/>
+              <w:bottom w:val="single" w:sz="4" w:space="0" w:color="CCCCCC"/>
+              <w:left w:val="single" w:sz="4" w:space="0" w:color="CCCCCC"/>
+              <w:right w:val="single" w:sz="4" w:space="0" w:color="CCCCCC"/>
+            </w:tcBorders>
+          </w:tcPr>
+          <w:p>
+            <w:pPr>
+              <w:spacing w:before="60" w:after="60" w:line="252" w:lineRule="auto"/>
+              <w:jc w:val="left"/>
+            </w:pPr>
+            <w:r/>
+            <w:r>
+              <w:t>445.50</w:t>
+            </w:r>
+          </w:p>
+        </w:tc>
+        <w:tc>
+          <w:tcPr>
+            <w:tcW w:type="dxa" w:w="1152"/>
+            <w:shd w:fill="F8FAFC"/>
+            <w:tcMar>
+              <w:top w:w="100" w:type="dxa"/>
+              <w:bottom w:w="100" w:type="dxa"/>
+              <w:left w:w="120" w:type="dxa"/>
+              <w:right w:w="120" w:type="dxa"/>
+            </w:tcMar>
+            <w:tcBorders>
+              <w:top w:val="single" w:sz="4" w:space="0" w:color="CCCCCC"/>
+              <w:bottom w:val="single" w:sz="4" w:space="0" w:color="CCCCCC"/>
+              <w:left w:val="single" w:sz="4" w:space="0" w:color="CCCCCC"/>
+              <w:right w:val="single" w:sz="4" w:space="0" w:color="CCCCCC"/>
+            </w:tcBorders>
+          </w:tcPr>
+          <w:p>
+            <w:pPr>
+              <w:spacing w:before="60" w:after="60" w:line="252" w:lineRule="auto"/>
+              <w:jc w:val="left"/>
+            </w:pPr>
+            <w:r/>
+            <w:r>
+              <w:t>436.25</w:t>
             </w:r>
           </w:p>
         </w:tc>
@@ -16643,7 +17583,7 @@
               <w:rPr>
                 <w:b/>
               </w:rPr>
-              <w:t>+1.00</w:t>
+              <w:t>+0.50</w:t>
             </w:r>
           </w:p>
         </w:tc>
@@ -16704,7 +17644,7 @@
               <w:rPr>
                 <w:b/>
               </w:rPr>
-              <w:t>Tue 04/08</w:t>
+              <w:t>Wed 05/08</w:t>
             </w:r>
           </w:p>
         </w:tc>
@@ -16732,7 +17672,7 @@
             </w:pPr>
             <w:r/>
             <w:r>
-              <w:t>NY Close 23-01</w:t>
+              <w:t>Pre-NY 19-21</w:t>
             </w:r>
           </w:p>
         </w:tc>
@@ -16788,7 +17728,7 @@
             </w:pPr>
             <w:r/>
             <w:r>
-              <w:t>444.75</w:t>
+              <w:t>446.75</w:t>
             </w:r>
           </w:p>
         </w:tc>
@@ -16816,7 +17756,7 @@
             </w:pPr>
             <w:r/>
             <w:r>
-              <w:t>439.50</w:t>
+              <w:t>435.00</w:t>
             </w:r>
           </w:p>
         </w:tc>
@@ -16847,7 +17787,1887 @@
               <w:rPr>
                 <w:b/>
               </w:rPr>
-              <w:t>442.00</w:t>
+              <w:t>444.00</w:t>
+            </w:r>
+          </w:p>
+        </w:tc>
+        <w:tc>
+          <w:tcPr>
+            <w:tcW w:type="dxa" w:w="3456"/>
+            <w:shd w:fill="FFFFFF"/>
+            <w:tcMar>
+              <w:top w:w="100" w:type="dxa"/>
+              <w:bottom w:w="100" w:type="dxa"/>
+              <w:left w:w="120" w:type="dxa"/>
+              <w:right w:w="120" w:type="dxa"/>
+            </w:tcMar>
+            <w:tcBorders>
+              <w:top w:val="single" w:sz="4" w:space="0" w:color="CCCCCC"/>
+              <w:bottom w:val="single" w:sz="4" w:space="0" w:color="CCCCCC"/>
+              <w:left w:val="single" w:sz="4" w:space="0" w:color="CCCCCC"/>
+              <w:right w:val="single" w:sz="4" w:space="0" w:color="CCCCCC"/>
+            </w:tcBorders>
+          </w:tcPr>
+          <w:p>
+            <w:pPr>
+              <w:spacing w:before="60" w:after="60" w:line="252" w:lineRule="auto"/>
+              <w:jc w:val="left"/>
+            </w:pPr>
+            <w:r/>
+            <w:r>
+              <w:rPr>
+                <w:b/>
+              </w:rPr>
+              <w:t>+2.00</w:t>
+            </w:r>
+          </w:p>
+        </w:tc>
+        <w:tc>
+          <w:tcPr>
+            <w:tcW w:type="dxa" w:w="1440"/>
+            <w:shd w:fill="FFFFFF"/>
+            <w:tcMar>
+              <w:top w:w="100" w:type="dxa"/>
+              <w:bottom w:w="100" w:type="dxa"/>
+              <w:left w:w="120" w:type="dxa"/>
+              <w:right w:w="120" w:type="dxa"/>
+            </w:tcMar>
+            <w:tcBorders>
+              <w:top w:val="single" w:sz="4" w:space="0" w:color="CCCCCC"/>
+              <w:bottom w:val="single" w:sz="4" w:space="0" w:color="CCCCCC"/>
+              <w:left w:val="single" w:sz="4" w:space="0" w:color="CCCCCC"/>
+              <w:right w:val="single" w:sz="4" w:space="0" w:color="CCCCCC"/>
+            </w:tcBorders>
+          </w:tcPr>
+          <w:p>
+            <w:pPr>
+              <w:spacing w:before="60" w:after="60" w:line="252" w:lineRule="auto"/>
+              <w:jc w:val="left"/>
+            </w:pPr>
+            <w:r/>
+            <w:r>
+              <w:t>BULL</w:t>
+            </w:r>
+          </w:p>
+        </w:tc>
+      </w:tr>
+      <w:tr>
+        <w:tc>
+          <w:tcPr>
+            <w:tcW w:type="dxa" w:w="1584"/>
+            <w:shd w:fill="F8FAFC"/>
+            <w:tcMar>
+              <w:top w:w="100" w:type="dxa"/>
+              <w:bottom w:w="100" w:type="dxa"/>
+              <w:left w:w="120" w:type="dxa"/>
+              <w:right w:w="120" w:type="dxa"/>
+            </w:tcMar>
+            <w:tcBorders>
+              <w:top w:val="single" w:sz="4" w:space="0" w:color="CCCCCC"/>
+              <w:bottom w:val="single" w:sz="4" w:space="0" w:color="CCCCCC"/>
+              <w:left w:val="single" w:sz="4" w:space="0" w:color="CCCCCC"/>
+              <w:right w:val="single" w:sz="4" w:space="0" w:color="CCCCCC"/>
+            </w:tcBorders>
+          </w:tcPr>
+          <w:p>
+            <w:pPr>
+              <w:spacing w:before="60" w:after="60" w:line="252" w:lineRule="auto"/>
+              <w:jc w:val="left"/>
+            </w:pPr>
+            <w:r/>
+            <w:r>
+              <w:rPr>
+                <w:b/>
+              </w:rPr>
+              <w:t>Wed 05/08</w:t>
+            </w:r>
+          </w:p>
+        </w:tc>
+        <w:tc>
+          <w:tcPr>
+            <w:tcW w:type="dxa" w:w="864"/>
+            <w:shd w:fill="F8FAFC"/>
+            <w:tcMar>
+              <w:top w:w="100" w:type="dxa"/>
+              <w:bottom w:w="100" w:type="dxa"/>
+              <w:left w:w="120" w:type="dxa"/>
+              <w:right w:w="120" w:type="dxa"/>
+            </w:tcMar>
+            <w:tcBorders>
+              <w:top w:val="single" w:sz="4" w:space="0" w:color="CCCCCC"/>
+              <w:bottom w:val="single" w:sz="4" w:space="0" w:color="CCCCCC"/>
+              <w:left w:val="single" w:sz="4" w:space="0" w:color="CCCCCC"/>
+              <w:right w:val="single" w:sz="4" w:space="0" w:color="CCCCCC"/>
+            </w:tcBorders>
+          </w:tcPr>
+          <w:p>
+            <w:pPr>
+              <w:spacing w:before="60" w:after="60" w:line="252" w:lineRule="auto"/>
+              <w:jc w:val="left"/>
+            </w:pPr>
+            <w:r/>
+            <w:r>
+              <w:t>NY Open 21-23</w:t>
+            </w:r>
+          </w:p>
+        </w:tc>
+        <w:tc>
+          <w:tcPr>
+            <w:tcW w:type="dxa" w:w="1440"/>
+            <w:shd w:fill="F8FAFC"/>
+            <w:tcMar>
+              <w:top w:w="100" w:type="dxa"/>
+              <w:bottom w:w="100" w:type="dxa"/>
+              <w:left w:w="120" w:type="dxa"/>
+              <w:right w:w="120" w:type="dxa"/>
+            </w:tcMar>
+            <w:tcBorders>
+              <w:top w:val="single" w:sz="4" w:space="0" w:color="CCCCCC"/>
+              <w:bottom w:val="single" w:sz="4" w:space="0" w:color="CCCCCC"/>
+              <w:left w:val="single" w:sz="4" w:space="0" w:color="CCCCCC"/>
+              <w:right w:val="single" w:sz="4" w:space="0" w:color="CCCCCC"/>
+            </w:tcBorders>
+          </w:tcPr>
+          <w:p>
+            <w:pPr>
+              <w:spacing w:before="60" w:after="60" w:line="252" w:lineRule="auto"/>
+              <w:jc w:val="left"/>
+            </w:pPr>
+            <w:r/>
+            <w:r>
+              <w:t>444.00</w:t>
+            </w:r>
+          </w:p>
+        </w:tc>
+        <w:tc>
+          <w:tcPr>
+            <w:tcW w:type="dxa" w:w="2016"/>
+            <w:shd w:fill="F8FAFC"/>
+            <w:tcMar>
+              <w:top w:w="100" w:type="dxa"/>
+              <w:bottom w:w="100" w:type="dxa"/>
+              <w:left w:w="120" w:type="dxa"/>
+              <w:right w:w="120" w:type="dxa"/>
+            </w:tcMar>
+            <w:tcBorders>
+              <w:top w:val="single" w:sz="4" w:space="0" w:color="CCCCCC"/>
+              <w:bottom w:val="single" w:sz="4" w:space="0" w:color="CCCCCC"/>
+              <w:left w:val="single" w:sz="4" w:space="0" w:color="CCCCCC"/>
+              <w:right w:val="single" w:sz="4" w:space="0" w:color="CCCCCC"/>
+            </w:tcBorders>
+          </w:tcPr>
+          <w:p>
+            <w:pPr>
+              <w:spacing w:before="60" w:after="60" w:line="252" w:lineRule="auto"/>
+              <w:jc w:val="left"/>
+            </w:pPr>
+            <w:r/>
+            <w:r>
+              <w:t>452.00</w:t>
+            </w:r>
+          </w:p>
+        </w:tc>
+        <w:tc>
+          <w:tcPr>
+            <w:tcW w:type="dxa" w:w="1152"/>
+            <w:shd w:fill="F8FAFC"/>
+            <w:tcMar>
+              <w:top w:w="100" w:type="dxa"/>
+              <w:bottom w:w="100" w:type="dxa"/>
+              <w:left w:w="120" w:type="dxa"/>
+              <w:right w:w="120" w:type="dxa"/>
+            </w:tcMar>
+            <w:tcBorders>
+              <w:top w:val="single" w:sz="4" w:space="0" w:color="CCCCCC"/>
+              <w:bottom w:val="single" w:sz="4" w:space="0" w:color="CCCCCC"/>
+              <w:left w:val="single" w:sz="4" w:space="0" w:color="CCCCCC"/>
+              <w:right w:val="single" w:sz="4" w:space="0" w:color="CCCCCC"/>
+            </w:tcBorders>
+          </w:tcPr>
+          <w:p>
+            <w:pPr>
+              <w:spacing w:before="60" w:after="60" w:line="252" w:lineRule="auto"/>
+              <w:jc w:val="left"/>
+            </w:pPr>
+            <w:r/>
+            <w:r>
+              <w:t>437.00</w:t>
+            </w:r>
+          </w:p>
+        </w:tc>
+        <w:tc>
+          <w:tcPr>
+            <w:tcW w:type="dxa" w:w="1728"/>
+            <w:shd w:fill="F8FAFC"/>
+            <w:tcMar>
+              <w:top w:w="100" w:type="dxa"/>
+              <w:bottom w:w="100" w:type="dxa"/>
+              <w:left w:w="120" w:type="dxa"/>
+              <w:right w:w="120" w:type="dxa"/>
+            </w:tcMar>
+            <w:tcBorders>
+              <w:top w:val="single" w:sz="4" w:space="0" w:color="CCCCCC"/>
+              <w:bottom w:val="single" w:sz="4" w:space="0" w:color="CCCCCC"/>
+              <w:left w:val="single" w:sz="4" w:space="0" w:color="CCCCCC"/>
+              <w:right w:val="single" w:sz="4" w:space="0" w:color="CCCCCC"/>
+            </w:tcBorders>
+          </w:tcPr>
+          <w:p>
+            <w:pPr>
+              <w:spacing w:before="60" w:after="60" w:line="252" w:lineRule="auto"/>
+              <w:jc w:val="left"/>
+            </w:pPr>
+            <w:r/>
+            <w:r>
+              <w:rPr>
+                <w:b/>
+              </w:rPr>
+              <w:t>445.50</w:t>
+            </w:r>
+          </w:p>
+        </w:tc>
+        <w:tc>
+          <w:tcPr>
+            <w:tcW w:type="dxa" w:w="3456"/>
+            <w:shd w:fill="F8FAFC"/>
+            <w:tcMar>
+              <w:top w:w="100" w:type="dxa"/>
+              <w:bottom w:w="100" w:type="dxa"/>
+              <w:left w:w="120" w:type="dxa"/>
+              <w:right w:w="120" w:type="dxa"/>
+            </w:tcMar>
+            <w:tcBorders>
+              <w:top w:val="single" w:sz="4" w:space="0" w:color="CCCCCC"/>
+              <w:bottom w:val="single" w:sz="4" w:space="0" w:color="CCCCCC"/>
+              <w:left w:val="single" w:sz="4" w:space="0" w:color="CCCCCC"/>
+              <w:right w:val="single" w:sz="4" w:space="0" w:color="CCCCCC"/>
+            </w:tcBorders>
+          </w:tcPr>
+          <w:p>
+            <w:pPr>
+              <w:spacing w:before="60" w:after="60" w:line="252" w:lineRule="auto"/>
+              <w:jc w:val="left"/>
+            </w:pPr>
+            <w:r/>
+            <w:r>
+              <w:rPr>
+                <w:b/>
+              </w:rPr>
+              <w:t>+1.50</w:t>
+            </w:r>
+          </w:p>
+        </w:tc>
+        <w:tc>
+          <w:tcPr>
+            <w:tcW w:type="dxa" w:w="1440"/>
+            <w:shd w:fill="F8FAFC"/>
+            <w:tcMar>
+              <w:top w:w="100" w:type="dxa"/>
+              <w:bottom w:w="100" w:type="dxa"/>
+              <w:left w:w="120" w:type="dxa"/>
+              <w:right w:w="120" w:type="dxa"/>
+            </w:tcMar>
+            <w:tcBorders>
+              <w:top w:val="single" w:sz="4" w:space="0" w:color="CCCCCC"/>
+              <w:bottom w:val="single" w:sz="4" w:space="0" w:color="CCCCCC"/>
+              <w:left w:val="single" w:sz="4" w:space="0" w:color="CCCCCC"/>
+              <w:right w:val="single" w:sz="4" w:space="0" w:color="CCCCCC"/>
+            </w:tcBorders>
+          </w:tcPr>
+          <w:p>
+            <w:pPr>
+              <w:spacing w:before="60" w:after="60" w:line="252" w:lineRule="auto"/>
+              <w:jc w:val="left"/>
+            </w:pPr>
+            <w:r/>
+            <w:r>
+              <w:t>BULL</w:t>
+            </w:r>
+          </w:p>
+        </w:tc>
+      </w:tr>
+      <w:tr>
+        <w:tc>
+          <w:tcPr>
+            <w:tcW w:type="dxa" w:w="1584"/>
+            <w:shd w:fill="FFFFFF"/>
+            <w:tcMar>
+              <w:top w:w="100" w:type="dxa"/>
+              <w:bottom w:w="100" w:type="dxa"/>
+              <w:left w:w="120" w:type="dxa"/>
+              <w:right w:w="120" w:type="dxa"/>
+            </w:tcMar>
+            <w:tcBorders>
+              <w:top w:val="single" w:sz="4" w:space="0" w:color="CCCCCC"/>
+              <w:bottom w:val="single" w:sz="4" w:space="0" w:color="CCCCCC"/>
+              <w:left w:val="single" w:sz="4" w:space="0" w:color="CCCCCC"/>
+              <w:right w:val="single" w:sz="4" w:space="0" w:color="CCCCCC"/>
+            </w:tcBorders>
+          </w:tcPr>
+          <w:p>
+            <w:pPr>
+              <w:spacing w:before="60" w:after="60" w:line="252" w:lineRule="auto"/>
+              <w:jc w:val="left"/>
+            </w:pPr>
+            <w:r/>
+            <w:r>
+              <w:rPr>
+                <w:b/>
+              </w:rPr>
+              <w:t>Wed 05/08</w:t>
+            </w:r>
+          </w:p>
+        </w:tc>
+        <w:tc>
+          <w:tcPr>
+            <w:tcW w:type="dxa" w:w="864"/>
+            <w:shd w:fill="FFFFFF"/>
+            <w:tcMar>
+              <w:top w:w="100" w:type="dxa"/>
+              <w:bottom w:w="100" w:type="dxa"/>
+              <w:left w:w="120" w:type="dxa"/>
+              <w:right w:w="120" w:type="dxa"/>
+            </w:tcMar>
+            <w:tcBorders>
+              <w:top w:val="single" w:sz="4" w:space="0" w:color="CCCCCC"/>
+              <w:bottom w:val="single" w:sz="4" w:space="0" w:color="CCCCCC"/>
+              <w:left w:val="single" w:sz="4" w:space="0" w:color="CCCCCC"/>
+              <w:right w:val="single" w:sz="4" w:space="0" w:color="CCCCCC"/>
+            </w:tcBorders>
+          </w:tcPr>
+          <w:p>
+            <w:pPr>
+              <w:spacing w:before="60" w:after="60" w:line="252" w:lineRule="auto"/>
+              <w:jc w:val="left"/>
+            </w:pPr>
+            <w:r/>
+            <w:r>
+              <w:t>NY Close 23-01</w:t>
+            </w:r>
+          </w:p>
+        </w:tc>
+        <w:tc>
+          <w:tcPr>
+            <w:tcW w:type="dxa" w:w="1440"/>
+            <w:shd w:fill="FFFFFF"/>
+            <w:tcMar>
+              <w:top w:w="100" w:type="dxa"/>
+              <w:bottom w:w="100" w:type="dxa"/>
+              <w:left w:w="120" w:type="dxa"/>
+              <w:right w:w="120" w:type="dxa"/>
+            </w:tcMar>
+            <w:tcBorders>
+              <w:top w:val="single" w:sz="4" w:space="0" w:color="CCCCCC"/>
+              <w:bottom w:val="single" w:sz="4" w:space="0" w:color="CCCCCC"/>
+              <w:left w:val="single" w:sz="4" w:space="0" w:color="CCCCCC"/>
+              <w:right w:val="single" w:sz="4" w:space="0" w:color="CCCCCC"/>
+            </w:tcBorders>
+          </w:tcPr>
+          <w:p>
+            <w:pPr>
+              <w:spacing w:before="60" w:after="60" w:line="252" w:lineRule="auto"/>
+              <w:jc w:val="left"/>
+            </w:pPr>
+            <w:r/>
+            <w:r>
+              <w:t>445.50</w:t>
+            </w:r>
+          </w:p>
+        </w:tc>
+        <w:tc>
+          <w:tcPr>
+            <w:tcW w:type="dxa" w:w="2016"/>
+            <w:shd w:fill="FFFFFF"/>
+            <w:tcMar>
+              <w:top w:w="100" w:type="dxa"/>
+              <w:bottom w:w="100" w:type="dxa"/>
+              <w:left w:w="120" w:type="dxa"/>
+              <w:right w:w="120" w:type="dxa"/>
+            </w:tcMar>
+            <w:tcBorders>
+              <w:top w:val="single" w:sz="4" w:space="0" w:color="CCCCCC"/>
+              <w:bottom w:val="single" w:sz="4" w:space="0" w:color="CCCCCC"/>
+              <w:left w:val="single" w:sz="4" w:space="0" w:color="CCCCCC"/>
+              <w:right w:val="single" w:sz="4" w:space="0" w:color="CCCCCC"/>
+            </w:tcBorders>
+          </w:tcPr>
+          <w:p>
+            <w:pPr>
+              <w:spacing w:before="60" w:after="60" w:line="252" w:lineRule="auto"/>
+              <w:jc w:val="left"/>
+            </w:pPr>
+            <w:r/>
+            <w:r>
+              <w:t>450.00</w:t>
+            </w:r>
+          </w:p>
+        </w:tc>
+        <w:tc>
+          <w:tcPr>
+            <w:tcW w:type="dxa" w:w="1152"/>
+            <w:shd w:fill="FFFFFF"/>
+            <w:tcMar>
+              <w:top w:w="100" w:type="dxa"/>
+              <w:bottom w:w="100" w:type="dxa"/>
+              <w:left w:w="120" w:type="dxa"/>
+              <w:right w:w="120" w:type="dxa"/>
+            </w:tcMar>
+            <w:tcBorders>
+              <w:top w:val="single" w:sz="4" w:space="0" w:color="CCCCCC"/>
+              <w:bottom w:val="single" w:sz="4" w:space="0" w:color="CCCCCC"/>
+              <w:left w:val="single" w:sz="4" w:space="0" w:color="CCCCCC"/>
+              <w:right w:val="single" w:sz="4" w:space="0" w:color="CCCCCC"/>
+            </w:tcBorders>
+          </w:tcPr>
+          <w:p>
+            <w:pPr>
+              <w:spacing w:before="60" w:after="60" w:line="252" w:lineRule="auto"/>
+              <w:jc w:val="left"/>
+            </w:pPr>
+            <w:r/>
+            <w:r>
+              <w:t>441.25</w:t>
+            </w:r>
+          </w:p>
+        </w:tc>
+        <w:tc>
+          <w:tcPr>
+            <w:tcW w:type="dxa" w:w="1728"/>
+            <w:shd w:fill="FFFFFF"/>
+            <w:tcMar>
+              <w:top w:w="100" w:type="dxa"/>
+              <w:bottom w:w="100" w:type="dxa"/>
+              <w:left w:w="120" w:type="dxa"/>
+              <w:right w:w="120" w:type="dxa"/>
+            </w:tcMar>
+            <w:tcBorders>
+              <w:top w:val="single" w:sz="4" w:space="0" w:color="CCCCCC"/>
+              <w:bottom w:val="single" w:sz="4" w:space="0" w:color="CCCCCC"/>
+              <w:left w:val="single" w:sz="4" w:space="0" w:color="CCCCCC"/>
+              <w:right w:val="single" w:sz="4" w:space="0" w:color="CCCCCC"/>
+            </w:tcBorders>
+          </w:tcPr>
+          <w:p>
+            <w:pPr>
+              <w:spacing w:before="60" w:after="60" w:line="252" w:lineRule="auto"/>
+              <w:jc w:val="left"/>
+            </w:pPr>
+            <w:r/>
+            <w:r>
+              <w:rPr>
+                <w:b/>
+              </w:rPr>
+              <w:t>445.00</w:t>
+            </w:r>
+          </w:p>
+        </w:tc>
+        <w:tc>
+          <w:tcPr>
+            <w:tcW w:type="dxa" w:w="3456"/>
+            <w:shd w:fill="FFFFFF"/>
+            <w:tcMar>
+              <w:top w:w="100" w:type="dxa"/>
+              <w:bottom w:w="100" w:type="dxa"/>
+              <w:left w:w="120" w:type="dxa"/>
+              <w:right w:w="120" w:type="dxa"/>
+            </w:tcMar>
+            <w:tcBorders>
+              <w:top w:val="single" w:sz="4" w:space="0" w:color="CCCCCC"/>
+              <w:bottom w:val="single" w:sz="4" w:space="0" w:color="CCCCCC"/>
+              <w:left w:val="single" w:sz="4" w:space="0" w:color="CCCCCC"/>
+              <w:right w:val="single" w:sz="4" w:space="0" w:color="CCCCCC"/>
+            </w:tcBorders>
+          </w:tcPr>
+          <w:p>
+            <w:pPr>
+              <w:spacing w:before="60" w:after="60" w:line="252" w:lineRule="auto"/>
+              <w:jc w:val="left"/>
+            </w:pPr>
+            <w:r/>
+            <w:r>
+              <w:rPr>
+                <w:b/>
+              </w:rPr>
+              <w:t>-0.50</w:t>
+            </w:r>
+          </w:p>
+        </w:tc>
+        <w:tc>
+          <w:tcPr>
+            <w:tcW w:type="dxa" w:w="1440"/>
+            <w:shd w:fill="FFFFFF"/>
+            <w:tcMar>
+              <w:top w:w="100" w:type="dxa"/>
+              <w:bottom w:w="100" w:type="dxa"/>
+              <w:left w:w="120" w:type="dxa"/>
+              <w:right w:w="120" w:type="dxa"/>
+            </w:tcMar>
+            <w:tcBorders>
+              <w:top w:val="single" w:sz="4" w:space="0" w:color="CCCCCC"/>
+              <w:bottom w:val="single" w:sz="4" w:space="0" w:color="CCCCCC"/>
+              <w:left w:val="single" w:sz="4" w:space="0" w:color="CCCCCC"/>
+              <w:right w:val="single" w:sz="4" w:space="0" w:color="CCCCCC"/>
+            </w:tcBorders>
+          </w:tcPr>
+          <w:p>
+            <w:pPr>
+              <w:spacing w:before="60" w:after="60" w:line="252" w:lineRule="auto"/>
+              <w:jc w:val="left"/>
+            </w:pPr>
+            <w:r/>
+            <w:r>
+              <w:t>BEAR</w:t>
+            </w:r>
+          </w:p>
+        </w:tc>
+      </w:tr>
+      <w:tr>
+        <w:tc>
+          <w:tcPr>
+            <w:tcW w:type="dxa" w:w="1584"/>
+            <w:shd w:fill="F8FAFC"/>
+            <w:tcMar>
+              <w:top w:w="100" w:type="dxa"/>
+              <w:bottom w:w="100" w:type="dxa"/>
+              <w:left w:w="120" w:type="dxa"/>
+              <w:right w:w="120" w:type="dxa"/>
+            </w:tcMar>
+            <w:tcBorders>
+              <w:top w:val="single" w:sz="4" w:space="0" w:color="CCCCCC"/>
+              <w:bottom w:val="single" w:sz="4" w:space="0" w:color="CCCCCC"/>
+              <w:left w:val="single" w:sz="4" w:space="0" w:color="CCCCCC"/>
+              <w:right w:val="single" w:sz="4" w:space="0" w:color="CCCCCC"/>
+            </w:tcBorders>
+          </w:tcPr>
+          <w:p>
+            <w:pPr>
+              <w:spacing w:before="60" w:after="60" w:line="252" w:lineRule="auto"/>
+              <w:jc w:val="left"/>
+            </w:pPr>
+            <w:r/>
+            <w:r>
+              <w:rPr>
+                <w:b/>
+              </w:rPr>
+              <w:t>Thu 06/08</w:t>
+            </w:r>
+          </w:p>
+        </w:tc>
+        <w:tc>
+          <w:tcPr>
+            <w:tcW w:type="dxa" w:w="864"/>
+            <w:shd w:fill="F8FAFC"/>
+            <w:tcMar>
+              <w:top w:w="100" w:type="dxa"/>
+              <w:bottom w:w="100" w:type="dxa"/>
+              <w:left w:w="120" w:type="dxa"/>
+              <w:right w:w="120" w:type="dxa"/>
+            </w:tcMar>
+            <w:tcBorders>
+              <w:top w:val="single" w:sz="4" w:space="0" w:color="CCCCCC"/>
+              <w:bottom w:val="single" w:sz="4" w:space="0" w:color="CCCCCC"/>
+              <w:left w:val="single" w:sz="4" w:space="0" w:color="CCCCCC"/>
+              <w:right w:val="single" w:sz="4" w:space="0" w:color="CCCCCC"/>
+            </w:tcBorders>
+          </w:tcPr>
+          <w:p>
+            <w:pPr>
+              <w:spacing w:before="60" w:after="60" w:line="252" w:lineRule="auto"/>
+              <w:jc w:val="left"/>
+            </w:pPr>
+            <w:r/>
+            <w:r>
+              <w:t>Asia 07-11</w:t>
+            </w:r>
+          </w:p>
+        </w:tc>
+        <w:tc>
+          <w:tcPr>
+            <w:tcW w:type="dxa" w:w="1440"/>
+            <w:shd w:fill="F8FAFC"/>
+            <w:tcMar>
+              <w:top w:w="100" w:type="dxa"/>
+              <w:bottom w:w="100" w:type="dxa"/>
+              <w:left w:w="120" w:type="dxa"/>
+              <w:right w:w="120" w:type="dxa"/>
+            </w:tcMar>
+            <w:tcBorders>
+              <w:top w:val="single" w:sz="4" w:space="0" w:color="CCCCCC"/>
+              <w:bottom w:val="single" w:sz="4" w:space="0" w:color="CCCCCC"/>
+              <w:left w:val="single" w:sz="4" w:space="0" w:color="CCCCCC"/>
+              <w:right w:val="single" w:sz="4" w:space="0" w:color="CCCCCC"/>
+            </w:tcBorders>
+          </w:tcPr>
+          <w:p>
+            <w:pPr>
+              <w:spacing w:before="60" w:after="60" w:line="252" w:lineRule="auto"/>
+              <w:jc w:val="left"/>
+            </w:pPr>
+            <w:r/>
+            <w:r>
+              <w:t>445.00</w:t>
+            </w:r>
+          </w:p>
+        </w:tc>
+        <w:tc>
+          <w:tcPr>
+            <w:tcW w:type="dxa" w:w="2016"/>
+            <w:shd w:fill="F8FAFC"/>
+            <w:tcMar>
+              <w:top w:w="100" w:type="dxa"/>
+              <w:bottom w:w="100" w:type="dxa"/>
+              <w:left w:w="120" w:type="dxa"/>
+              <w:right w:w="120" w:type="dxa"/>
+            </w:tcMar>
+            <w:tcBorders>
+              <w:top w:val="single" w:sz="4" w:space="0" w:color="CCCCCC"/>
+              <w:bottom w:val="single" w:sz="4" w:space="0" w:color="CCCCCC"/>
+              <w:left w:val="single" w:sz="4" w:space="0" w:color="CCCCCC"/>
+              <w:right w:val="single" w:sz="4" w:space="0" w:color="CCCCCC"/>
+            </w:tcBorders>
+          </w:tcPr>
+          <w:p>
+            <w:pPr>
+              <w:spacing w:before="60" w:after="60" w:line="252" w:lineRule="auto"/>
+              <w:jc w:val="left"/>
+            </w:pPr>
+            <w:r/>
+            <w:r>
+              <w:t>447.25</w:t>
+            </w:r>
+          </w:p>
+        </w:tc>
+        <w:tc>
+          <w:tcPr>
+            <w:tcW w:type="dxa" w:w="1152"/>
+            <w:shd w:fill="F8FAFC"/>
+            <w:tcMar>
+              <w:top w:w="100" w:type="dxa"/>
+              <w:bottom w:w="100" w:type="dxa"/>
+              <w:left w:w="120" w:type="dxa"/>
+              <w:right w:w="120" w:type="dxa"/>
+            </w:tcMar>
+            <w:tcBorders>
+              <w:top w:val="single" w:sz="4" w:space="0" w:color="CCCCCC"/>
+              <w:bottom w:val="single" w:sz="4" w:space="0" w:color="CCCCCC"/>
+              <w:left w:val="single" w:sz="4" w:space="0" w:color="CCCCCC"/>
+              <w:right w:val="single" w:sz="4" w:space="0" w:color="CCCCCC"/>
+            </w:tcBorders>
+          </w:tcPr>
+          <w:p>
+            <w:pPr>
+              <w:spacing w:before="60" w:after="60" w:line="252" w:lineRule="auto"/>
+              <w:jc w:val="left"/>
+            </w:pPr>
+            <w:r/>
+            <w:r>
+              <w:t>442.25</w:t>
+            </w:r>
+          </w:p>
+        </w:tc>
+        <w:tc>
+          <w:tcPr>
+            <w:tcW w:type="dxa" w:w="1728"/>
+            <w:shd w:fill="F8FAFC"/>
+            <w:tcMar>
+              <w:top w:w="100" w:type="dxa"/>
+              <w:bottom w:w="100" w:type="dxa"/>
+              <w:left w:w="120" w:type="dxa"/>
+              <w:right w:w="120" w:type="dxa"/>
+            </w:tcMar>
+            <w:tcBorders>
+              <w:top w:val="single" w:sz="4" w:space="0" w:color="CCCCCC"/>
+              <w:bottom w:val="single" w:sz="4" w:space="0" w:color="CCCCCC"/>
+              <w:left w:val="single" w:sz="4" w:space="0" w:color="CCCCCC"/>
+              <w:right w:val="single" w:sz="4" w:space="0" w:color="CCCCCC"/>
+            </w:tcBorders>
+          </w:tcPr>
+          <w:p>
+            <w:pPr>
+              <w:spacing w:before="60" w:after="60" w:line="252" w:lineRule="auto"/>
+              <w:jc w:val="left"/>
+            </w:pPr>
+            <w:r/>
+            <w:r>
+              <w:rPr>
+                <w:b/>
+              </w:rPr>
+              <w:t>444.75</w:t>
+            </w:r>
+          </w:p>
+        </w:tc>
+        <w:tc>
+          <w:tcPr>
+            <w:tcW w:type="dxa" w:w="3456"/>
+            <w:shd w:fill="F8FAFC"/>
+            <w:tcMar>
+              <w:top w:w="100" w:type="dxa"/>
+              <w:bottom w:w="100" w:type="dxa"/>
+              <w:left w:w="120" w:type="dxa"/>
+              <w:right w:w="120" w:type="dxa"/>
+            </w:tcMar>
+            <w:tcBorders>
+              <w:top w:val="single" w:sz="4" w:space="0" w:color="CCCCCC"/>
+              <w:bottom w:val="single" w:sz="4" w:space="0" w:color="CCCCCC"/>
+              <w:left w:val="single" w:sz="4" w:space="0" w:color="CCCCCC"/>
+              <w:right w:val="single" w:sz="4" w:space="0" w:color="CCCCCC"/>
+            </w:tcBorders>
+          </w:tcPr>
+          <w:p>
+            <w:pPr>
+              <w:spacing w:before="60" w:after="60" w:line="252" w:lineRule="auto"/>
+              <w:jc w:val="left"/>
+            </w:pPr>
+            <w:r/>
+            <w:r>
+              <w:rPr>
+                <w:b/>
+              </w:rPr>
+              <w:t>-0.25</w:t>
+            </w:r>
+          </w:p>
+        </w:tc>
+        <w:tc>
+          <w:tcPr>
+            <w:tcW w:type="dxa" w:w="1440"/>
+            <w:shd w:fill="F8FAFC"/>
+            <w:tcMar>
+              <w:top w:w="100" w:type="dxa"/>
+              <w:bottom w:w="100" w:type="dxa"/>
+              <w:left w:w="120" w:type="dxa"/>
+              <w:right w:w="120" w:type="dxa"/>
+            </w:tcMar>
+            <w:tcBorders>
+              <w:top w:val="single" w:sz="4" w:space="0" w:color="CCCCCC"/>
+              <w:bottom w:val="single" w:sz="4" w:space="0" w:color="CCCCCC"/>
+              <w:left w:val="single" w:sz="4" w:space="0" w:color="CCCCCC"/>
+              <w:right w:val="single" w:sz="4" w:space="0" w:color="CCCCCC"/>
+            </w:tcBorders>
+          </w:tcPr>
+          <w:p>
+            <w:pPr>
+              <w:spacing w:before="60" w:after="60" w:line="252" w:lineRule="auto"/>
+              <w:jc w:val="left"/>
+            </w:pPr>
+            <w:r/>
+            <w:r>
+              <w:t>BEAR</w:t>
+            </w:r>
+          </w:p>
+        </w:tc>
+      </w:tr>
+      <w:tr>
+        <w:tc>
+          <w:tcPr>
+            <w:tcW w:type="dxa" w:w="1584"/>
+            <w:shd w:fill="FFFFFF"/>
+            <w:tcMar>
+              <w:top w:w="100" w:type="dxa"/>
+              <w:bottom w:w="100" w:type="dxa"/>
+              <w:left w:w="120" w:type="dxa"/>
+              <w:right w:w="120" w:type="dxa"/>
+            </w:tcMar>
+            <w:tcBorders>
+              <w:top w:val="single" w:sz="4" w:space="0" w:color="CCCCCC"/>
+              <w:bottom w:val="single" w:sz="4" w:space="0" w:color="CCCCCC"/>
+              <w:left w:val="single" w:sz="4" w:space="0" w:color="CCCCCC"/>
+              <w:right w:val="single" w:sz="4" w:space="0" w:color="CCCCCC"/>
+            </w:tcBorders>
+          </w:tcPr>
+          <w:p>
+            <w:pPr>
+              <w:spacing w:before="60" w:after="60" w:line="252" w:lineRule="auto"/>
+              <w:jc w:val="left"/>
+            </w:pPr>
+            <w:r/>
+            <w:r>
+              <w:rPr>
+                <w:b/>
+              </w:rPr>
+              <w:t>Thu 06/08</w:t>
+            </w:r>
+          </w:p>
+        </w:tc>
+        <w:tc>
+          <w:tcPr>
+            <w:tcW w:type="dxa" w:w="864"/>
+            <w:shd w:fill="FFFFFF"/>
+            <w:tcMar>
+              <w:top w:w="100" w:type="dxa"/>
+              <w:bottom w:w="100" w:type="dxa"/>
+              <w:left w:w="120" w:type="dxa"/>
+              <w:right w:w="120" w:type="dxa"/>
+            </w:tcMar>
+            <w:tcBorders>
+              <w:top w:val="single" w:sz="4" w:space="0" w:color="CCCCCC"/>
+              <w:bottom w:val="single" w:sz="4" w:space="0" w:color="CCCCCC"/>
+              <w:left w:val="single" w:sz="4" w:space="0" w:color="CCCCCC"/>
+              <w:right w:val="single" w:sz="4" w:space="0" w:color="CCCCCC"/>
+            </w:tcBorders>
+          </w:tcPr>
+          <w:p>
+            <w:pPr>
+              <w:spacing w:before="60" w:after="60" w:line="252" w:lineRule="auto"/>
+              <w:jc w:val="left"/>
+            </w:pPr>
+            <w:r/>
+            <w:r>
+              <w:t>Asia 11-15</w:t>
+            </w:r>
+          </w:p>
+        </w:tc>
+        <w:tc>
+          <w:tcPr>
+            <w:tcW w:type="dxa" w:w="1440"/>
+            <w:shd w:fill="FFFFFF"/>
+            <w:tcMar>
+              <w:top w:w="100" w:type="dxa"/>
+              <w:bottom w:w="100" w:type="dxa"/>
+              <w:left w:w="120" w:type="dxa"/>
+              <w:right w:w="120" w:type="dxa"/>
+            </w:tcMar>
+            <w:tcBorders>
+              <w:top w:val="single" w:sz="4" w:space="0" w:color="CCCCCC"/>
+              <w:bottom w:val="single" w:sz="4" w:space="0" w:color="CCCCCC"/>
+              <w:left w:val="single" w:sz="4" w:space="0" w:color="CCCCCC"/>
+              <w:right w:val="single" w:sz="4" w:space="0" w:color="CCCCCC"/>
+            </w:tcBorders>
+          </w:tcPr>
+          <w:p>
+            <w:pPr>
+              <w:spacing w:before="60" w:after="60" w:line="252" w:lineRule="auto"/>
+              <w:jc w:val="left"/>
+            </w:pPr>
+            <w:r/>
+            <w:r>
+              <w:t>444.75</w:t>
+            </w:r>
+          </w:p>
+        </w:tc>
+        <w:tc>
+          <w:tcPr>
+            <w:tcW w:type="dxa" w:w="2016"/>
+            <w:shd w:fill="FFFFFF"/>
+            <w:tcMar>
+              <w:top w:w="100" w:type="dxa"/>
+              <w:bottom w:w="100" w:type="dxa"/>
+              <w:left w:w="120" w:type="dxa"/>
+              <w:right w:w="120" w:type="dxa"/>
+            </w:tcMar>
+            <w:tcBorders>
+              <w:top w:val="single" w:sz="4" w:space="0" w:color="CCCCCC"/>
+              <w:bottom w:val="single" w:sz="4" w:space="0" w:color="CCCCCC"/>
+              <w:left w:val="single" w:sz="4" w:space="0" w:color="CCCCCC"/>
+              <w:right w:val="single" w:sz="4" w:space="0" w:color="CCCCCC"/>
+            </w:tcBorders>
+          </w:tcPr>
+          <w:p>
+            <w:pPr>
+              <w:spacing w:before="60" w:after="60" w:line="252" w:lineRule="auto"/>
+              <w:jc w:val="left"/>
+            </w:pPr>
+            <w:r/>
+            <w:r>
+              <w:t>446.75</w:t>
+            </w:r>
+          </w:p>
+        </w:tc>
+        <w:tc>
+          <w:tcPr>
+            <w:tcW w:type="dxa" w:w="1152"/>
+            <w:shd w:fill="FFFFFF"/>
+            <w:tcMar>
+              <w:top w:w="100" w:type="dxa"/>
+              <w:bottom w:w="100" w:type="dxa"/>
+              <w:left w:w="120" w:type="dxa"/>
+              <w:right w:w="120" w:type="dxa"/>
+            </w:tcMar>
+            <w:tcBorders>
+              <w:top w:val="single" w:sz="4" w:space="0" w:color="CCCCCC"/>
+              <w:bottom w:val="single" w:sz="4" w:space="0" w:color="CCCCCC"/>
+              <w:left w:val="single" w:sz="4" w:space="0" w:color="CCCCCC"/>
+              <w:right w:val="single" w:sz="4" w:space="0" w:color="CCCCCC"/>
+            </w:tcBorders>
+          </w:tcPr>
+          <w:p>
+            <w:pPr>
+              <w:spacing w:before="60" w:after="60" w:line="252" w:lineRule="auto"/>
+              <w:jc w:val="left"/>
+            </w:pPr>
+            <w:r/>
+            <w:r>
+              <w:t>440.25</w:t>
+            </w:r>
+          </w:p>
+        </w:tc>
+        <w:tc>
+          <w:tcPr>
+            <w:tcW w:type="dxa" w:w="1728"/>
+            <w:shd w:fill="FFFFFF"/>
+            <w:tcMar>
+              <w:top w:w="100" w:type="dxa"/>
+              <w:bottom w:w="100" w:type="dxa"/>
+              <w:left w:w="120" w:type="dxa"/>
+              <w:right w:w="120" w:type="dxa"/>
+            </w:tcMar>
+            <w:tcBorders>
+              <w:top w:val="single" w:sz="4" w:space="0" w:color="CCCCCC"/>
+              <w:bottom w:val="single" w:sz="4" w:space="0" w:color="CCCCCC"/>
+              <w:left w:val="single" w:sz="4" w:space="0" w:color="CCCCCC"/>
+              <w:right w:val="single" w:sz="4" w:space="0" w:color="CCCCCC"/>
+            </w:tcBorders>
+          </w:tcPr>
+          <w:p>
+            <w:pPr>
+              <w:spacing w:before="60" w:after="60" w:line="252" w:lineRule="auto"/>
+              <w:jc w:val="left"/>
+            </w:pPr>
+            <w:r/>
+            <w:r>
+              <w:rPr>
+                <w:b/>
+              </w:rPr>
+              <w:t>445.00</w:t>
+            </w:r>
+          </w:p>
+        </w:tc>
+        <w:tc>
+          <w:tcPr>
+            <w:tcW w:type="dxa" w:w="3456"/>
+            <w:shd w:fill="FFFFFF"/>
+            <w:tcMar>
+              <w:top w:w="100" w:type="dxa"/>
+              <w:bottom w:w="100" w:type="dxa"/>
+              <w:left w:w="120" w:type="dxa"/>
+              <w:right w:w="120" w:type="dxa"/>
+            </w:tcMar>
+            <w:tcBorders>
+              <w:top w:val="single" w:sz="4" w:space="0" w:color="CCCCCC"/>
+              <w:bottom w:val="single" w:sz="4" w:space="0" w:color="CCCCCC"/>
+              <w:left w:val="single" w:sz="4" w:space="0" w:color="CCCCCC"/>
+              <w:right w:val="single" w:sz="4" w:space="0" w:color="CCCCCC"/>
+            </w:tcBorders>
+          </w:tcPr>
+          <w:p>
+            <w:pPr>
+              <w:spacing w:before="60" w:after="60" w:line="252" w:lineRule="auto"/>
+              <w:jc w:val="left"/>
+            </w:pPr>
+            <w:r/>
+            <w:r>
+              <w:rPr>
+                <w:b/>
+              </w:rPr>
+              <w:t>+0.25</w:t>
+            </w:r>
+          </w:p>
+        </w:tc>
+        <w:tc>
+          <w:tcPr>
+            <w:tcW w:type="dxa" w:w="1440"/>
+            <w:shd w:fill="FFFFFF"/>
+            <w:tcMar>
+              <w:top w:w="100" w:type="dxa"/>
+              <w:bottom w:w="100" w:type="dxa"/>
+              <w:left w:w="120" w:type="dxa"/>
+              <w:right w:w="120" w:type="dxa"/>
+            </w:tcMar>
+            <w:tcBorders>
+              <w:top w:val="single" w:sz="4" w:space="0" w:color="CCCCCC"/>
+              <w:bottom w:val="single" w:sz="4" w:space="0" w:color="CCCCCC"/>
+              <w:left w:val="single" w:sz="4" w:space="0" w:color="CCCCCC"/>
+              <w:right w:val="single" w:sz="4" w:space="0" w:color="CCCCCC"/>
+            </w:tcBorders>
+          </w:tcPr>
+          <w:p>
+            <w:pPr>
+              <w:spacing w:before="60" w:after="60" w:line="252" w:lineRule="auto"/>
+              <w:jc w:val="left"/>
+            </w:pPr>
+            <w:r/>
+            <w:r>
+              <w:t>BULL</w:t>
+            </w:r>
+          </w:p>
+        </w:tc>
+      </w:tr>
+      <w:tr>
+        <w:tc>
+          <w:tcPr>
+            <w:tcW w:type="dxa" w:w="1584"/>
+            <w:shd w:fill="F8FAFC"/>
+            <w:tcMar>
+              <w:top w:w="100" w:type="dxa"/>
+              <w:bottom w:w="100" w:type="dxa"/>
+              <w:left w:w="120" w:type="dxa"/>
+              <w:right w:w="120" w:type="dxa"/>
+            </w:tcMar>
+            <w:tcBorders>
+              <w:top w:val="single" w:sz="4" w:space="0" w:color="CCCCCC"/>
+              <w:bottom w:val="single" w:sz="4" w:space="0" w:color="CCCCCC"/>
+              <w:left w:val="single" w:sz="4" w:space="0" w:color="CCCCCC"/>
+              <w:right w:val="single" w:sz="4" w:space="0" w:color="CCCCCC"/>
+            </w:tcBorders>
+          </w:tcPr>
+          <w:p>
+            <w:pPr>
+              <w:spacing w:before="60" w:after="60" w:line="252" w:lineRule="auto"/>
+              <w:jc w:val="left"/>
+            </w:pPr>
+            <w:r/>
+            <w:r>
+              <w:rPr>
+                <w:b/>
+              </w:rPr>
+              <w:t>Thu 06/08</w:t>
+            </w:r>
+          </w:p>
+        </w:tc>
+        <w:tc>
+          <w:tcPr>
+            <w:tcW w:type="dxa" w:w="864"/>
+            <w:shd w:fill="F8FAFC"/>
+            <w:tcMar>
+              <w:top w:w="100" w:type="dxa"/>
+              <w:bottom w:w="100" w:type="dxa"/>
+              <w:left w:w="120" w:type="dxa"/>
+              <w:right w:w="120" w:type="dxa"/>
+            </w:tcMar>
+            <w:tcBorders>
+              <w:top w:val="single" w:sz="4" w:space="0" w:color="CCCCCC"/>
+              <w:bottom w:val="single" w:sz="4" w:space="0" w:color="CCCCCC"/>
+              <w:left w:val="single" w:sz="4" w:space="0" w:color="CCCCCC"/>
+              <w:right w:val="single" w:sz="4" w:space="0" w:color="CCCCCC"/>
+            </w:tcBorders>
+          </w:tcPr>
+          <w:p>
+            <w:pPr>
+              <w:spacing w:before="60" w:after="60" w:line="252" w:lineRule="auto"/>
+              <w:jc w:val="left"/>
+            </w:pPr>
+            <w:r/>
+            <w:r>
+              <w:t>London 15-19</w:t>
+            </w:r>
+          </w:p>
+        </w:tc>
+        <w:tc>
+          <w:tcPr>
+            <w:tcW w:type="dxa" w:w="1440"/>
+            <w:shd w:fill="F8FAFC"/>
+            <w:tcMar>
+              <w:top w:w="100" w:type="dxa"/>
+              <w:bottom w:w="100" w:type="dxa"/>
+              <w:left w:w="120" w:type="dxa"/>
+              <w:right w:w="120" w:type="dxa"/>
+            </w:tcMar>
+            <w:tcBorders>
+              <w:top w:val="single" w:sz="4" w:space="0" w:color="CCCCCC"/>
+              <w:bottom w:val="single" w:sz="4" w:space="0" w:color="CCCCCC"/>
+              <w:left w:val="single" w:sz="4" w:space="0" w:color="CCCCCC"/>
+              <w:right w:val="single" w:sz="4" w:space="0" w:color="CCCCCC"/>
+            </w:tcBorders>
+          </w:tcPr>
+          <w:p>
+            <w:pPr>
+              <w:spacing w:before="60" w:after="60" w:line="252" w:lineRule="auto"/>
+              <w:jc w:val="left"/>
+            </w:pPr>
+            <w:r/>
+            <w:r>
+              <w:t>445.00</w:t>
+            </w:r>
+          </w:p>
+        </w:tc>
+        <w:tc>
+          <w:tcPr>
+            <w:tcW w:type="dxa" w:w="2016"/>
+            <w:shd w:fill="F8FAFC"/>
+            <w:tcMar>
+              <w:top w:w="100" w:type="dxa"/>
+              <w:bottom w:w="100" w:type="dxa"/>
+              <w:left w:w="120" w:type="dxa"/>
+              <w:right w:w="120" w:type="dxa"/>
+            </w:tcMar>
+            <w:tcBorders>
+              <w:top w:val="single" w:sz="4" w:space="0" w:color="CCCCCC"/>
+              <w:bottom w:val="single" w:sz="4" w:space="0" w:color="CCCCCC"/>
+              <w:left w:val="single" w:sz="4" w:space="0" w:color="CCCCCC"/>
+              <w:right w:val="single" w:sz="4" w:space="0" w:color="CCCCCC"/>
+            </w:tcBorders>
+          </w:tcPr>
+          <w:p>
+            <w:pPr>
+              <w:spacing w:before="60" w:after="60" w:line="252" w:lineRule="auto"/>
+              <w:jc w:val="left"/>
+            </w:pPr>
+            <w:r/>
+            <w:r>
+              <w:t>448.75</w:t>
+            </w:r>
+          </w:p>
+        </w:tc>
+        <w:tc>
+          <w:tcPr>
+            <w:tcW w:type="dxa" w:w="1152"/>
+            <w:shd w:fill="F8FAFC"/>
+            <w:tcMar>
+              <w:top w:w="100" w:type="dxa"/>
+              <w:bottom w:w="100" w:type="dxa"/>
+              <w:left w:w="120" w:type="dxa"/>
+              <w:right w:w="120" w:type="dxa"/>
+            </w:tcMar>
+            <w:tcBorders>
+              <w:top w:val="single" w:sz="4" w:space="0" w:color="CCCCCC"/>
+              <w:bottom w:val="single" w:sz="4" w:space="0" w:color="CCCCCC"/>
+              <w:left w:val="single" w:sz="4" w:space="0" w:color="CCCCCC"/>
+              <w:right w:val="single" w:sz="4" w:space="0" w:color="CCCCCC"/>
+            </w:tcBorders>
+          </w:tcPr>
+          <w:p>
+            <w:pPr>
+              <w:spacing w:before="60" w:after="60" w:line="252" w:lineRule="auto"/>
+              <w:jc w:val="left"/>
+            </w:pPr>
+            <w:r/>
+            <w:r>
+              <w:t>442.25</w:t>
+            </w:r>
+          </w:p>
+        </w:tc>
+        <w:tc>
+          <w:tcPr>
+            <w:tcW w:type="dxa" w:w="1728"/>
+            <w:shd w:fill="F8FAFC"/>
+            <w:tcMar>
+              <w:top w:w="100" w:type="dxa"/>
+              <w:bottom w:w="100" w:type="dxa"/>
+              <w:left w:w="120" w:type="dxa"/>
+              <w:right w:w="120" w:type="dxa"/>
+            </w:tcMar>
+            <w:tcBorders>
+              <w:top w:val="single" w:sz="4" w:space="0" w:color="CCCCCC"/>
+              <w:bottom w:val="single" w:sz="4" w:space="0" w:color="CCCCCC"/>
+              <w:left w:val="single" w:sz="4" w:space="0" w:color="CCCCCC"/>
+              <w:right w:val="single" w:sz="4" w:space="0" w:color="CCCCCC"/>
+            </w:tcBorders>
+          </w:tcPr>
+          <w:p>
+            <w:pPr>
+              <w:spacing w:before="60" w:after="60" w:line="252" w:lineRule="auto"/>
+              <w:jc w:val="left"/>
+            </w:pPr>
+            <w:r/>
+            <w:r>
+              <w:rPr>
+                <w:b/>
+              </w:rPr>
+              <w:t>445.50</w:t>
+            </w:r>
+          </w:p>
+        </w:tc>
+        <w:tc>
+          <w:tcPr>
+            <w:tcW w:type="dxa" w:w="3456"/>
+            <w:shd w:fill="F8FAFC"/>
+            <w:tcMar>
+              <w:top w:w="100" w:type="dxa"/>
+              <w:bottom w:w="100" w:type="dxa"/>
+              <w:left w:w="120" w:type="dxa"/>
+              <w:right w:w="120" w:type="dxa"/>
+            </w:tcMar>
+            <w:tcBorders>
+              <w:top w:val="single" w:sz="4" w:space="0" w:color="CCCCCC"/>
+              <w:bottom w:val="single" w:sz="4" w:space="0" w:color="CCCCCC"/>
+              <w:left w:val="single" w:sz="4" w:space="0" w:color="CCCCCC"/>
+              <w:right w:val="single" w:sz="4" w:space="0" w:color="CCCCCC"/>
+            </w:tcBorders>
+          </w:tcPr>
+          <w:p>
+            <w:pPr>
+              <w:spacing w:before="60" w:after="60" w:line="252" w:lineRule="auto"/>
+              <w:jc w:val="left"/>
+            </w:pPr>
+            <w:r/>
+            <w:r>
+              <w:rPr>
+                <w:b/>
+              </w:rPr>
+              <w:t>+0.50</w:t>
+            </w:r>
+          </w:p>
+        </w:tc>
+        <w:tc>
+          <w:tcPr>
+            <w:tcW w:type="dxa" w:w="1440"/>
+            <w:shd w:fill="F8FAFC"/>
+            <w:tcMar>
+              <w:top w:w="100" w:type="dxa"/>
+              <w:bottom w:w="100" w:type="dxa"/>
+              <w:left w:w="120" w:type="dxa"/>
+              <w:right w:w="120" w:type="dxa"/>
+            </w:tcMar>
+            <w:tcBorders>
+              <w:top w:val="single" w:sz="4" w:space="0" w:color="CCCCCC"/>
+              <w:bottom w:val="single" w:sz="4" w:space="0" w:color="CCCCCC"/>
+              <w:left w:val="single" w:sz="4" w:space="0" w:color="CCCCCC"/>
+              <w:right w:val="single" w:sz="4" w:space="0" w:color="CCCCCC"/>
+            </w:tcBorders>
+          </w:tcPr>
+          <w:p>
+            <w:pPr>
+              <w:spacing w:before="60" w:after="60" w:line="252" w:lineRule="auto"/>
+              <w:jc w:val="left"/>
+            </w:pPr>
+            <w:r/>
+            <w:r>
+              <w:t>BULL</w:t>
+            </w:r>
+          </w:p>
+        </w:tc>
+      </w:tr>
+      <w:tr>
+        <w:tc>
+          <w:tcPr>
+            <w:tcW w:type="dxa" w:w="1584"/>
+            <w:shd w:fill="FFFFFF"/>
+            <w:tcMar>
+              <w:top w:w="100" w:type="dxa"/>
+              <w:bottom w:w="100" w:type="dxa"/>
+              <w:left w:w="120" w:type="dxa"/>
+              <w:right w:w="120" w:type="dxa"/>
+            </w:tcMar>
+            <w:tcBorders>
+              <w:top w:val="single" w:sz="4" w:space="0" w:color="CCCCCC"/>
+              <w:bottom w:val="single" w:sz="4" w:space="0" w:color="CCCCCC"/>
+              <w:left w:val="single" w:sz="4" w:space="0" w:color="CCCCCC"/>
+              <w:right w:val="single" w:sz="4" w:space="0" w:color="CCCCCC"/>
+            </w:tcBorders>
+          </w:tcPr>
+          <w:p>
+            <w:pPr>
+              <w:spacing w:before="60" w:after="60" w:line="252" w:lineRule="auto"/>
+              <w:jc w:val="left"/>
+            </w:pPr>
+            <w:r/>
+            <w:r>
+              <w:rPr>
+                <w:b/>
+              </w:rPr>
+              <w:t>Thu 06/08</w:t>
+            </w:r>
+          </w:p>
+        </w:tc>
+        <w:tc>
+          <w:tcPr>
+            <w:tcW w:type="dxa" w:w="864"/>
+            <w:shd w:fill="FFFFFF"/>
+            <w:tcMar>
+              <w:top w:w="100" w:type="dxa"/>
+              <w:bottom w:w="100" w:type="dxa"/>
+              <w:left w:w="120" w:type="dxa"/>
+              <w:right w:w="120" w:type="dxa"/>
+            </w:tcMar>
+            <w:tcBorders>
+              <w:top w:val="single" w:sz="4" w:space="0" w:color="CCCCCC"/>
+              <w:bottom w:val="single" w:sz="4" w:space="0" w:color="CCCCCC"/>
+              <w:left w:val="single" w:sz="4" w:space="0" w:color="CCCCCC"/>
+              <w:right w:val="single" w:sz="4" w:space="0" w:color="CCCCCC"/>
+            </w:tcBorders>
+          </w:tcPr>
+          <w:p>
+            <w:pPr>
+              <w:spacing w:before="60" w:after="60" w:line="252" w:lineRule="auto"/>
+              <w:jc w:val="left"/>
+            </w:pPr>
+            <w:r/>
+            <w:r>
+              <w:t>Pre-NY 19-21</w:t>
+            </w:r>
+          </w:p>
+        </w:tc>
+        <w:tc>
+          <w:tcPr>
+            <w:tcW w:type="dxa" w:w="1440"/>
+            <w:shd w:fill="FFFFFF"/>
+            <w:tcMar>
+              <w:top w:w="100" w:type="dxa"/>
+              <w:bottom w:w="100" w:type="dxa"/>
+              <w:left w:w="120" w:type="dxa"/>
+              <w:right w:w="120" w:type="dxa"/>
+            </w:tcMar>
+            <w:tcBorders>
+              <w:top w:val="single" w:sz="4" w:space="0" w:color="CCCCCC"/>
+              <w:bottom w:val="single" w:sz="4" w:space="0" w:color="CCCCCC"/>
+              <w:left w:val="single" w:sz="4" w:space="0" w:color="CCCCCC"/>
+              <w:right w:val="single" w:sz="4" w:space="0" w:color="CCCCCC"/>
+            </w:tcBorders>
+          </w:tcPr>
+          <w:p>
+            <w:pPr>
+              <w:spacing w:before="60" w:after="60" w:line="252" w:lineRule="auto"/>
+              <w:jc w:val="left"/>
+            </w:pPr>
+            <w:r/>
+            <w:r>
+              <w:t>445.50</w:t>
+            </w:r>
+          </w:p>
+        </w:tc>
+        <w:tc>
+          <w:tcPr>
+            <w:tcW w:type="dxa" w:w="2016"/>
+            <w:shd w:fill="FFFFFF"/>
+            <w:tcMar>
+              <w:top w:w="100" w:type="dxa"/>
+              <w:bottom w:w="100" w:type="dxa"/>
+              <w:left w:w="120" w:type="dxa"/>
+              <w:right w:w="120" w:type="dxa"/>
+            </w:tcMar>
+            <w:tcBorders>
+              <w:top w:val="single" w:sz="4" w:space="0" w:color="CCCCCC"/>
+              <w:bottom w:val="single" w:sz="4" w:space="0" w:color="CCCCCC"/>
+              <w:left w:val="single" w:sz="4" w:space="0" w:color="CCCCCC"/>
+              <w:right w:val="single" w:sz="4" w:space="0" w:color="CCCCCC"/>
+            </w:tcBorders>
+          </w:tcPr>
+          <w:p>
+            <w:pPr>
+              <w:spacing w:before="60" w:after="60" w:line="252" w:lineRule="auto"/>
+              <w:jc w:val="left"/>
+            </w:pPr>
+            <w:r/>
+            <w:r>
+              <w:t>448.50</w:t>
+            </w:r>
+          </w:p>
+        </w:tc>
+        <w:tc>
+          <w:tcPr>
+            <w:tcW w:type="dxa" w:w="1152"/>
+            <w:shd w:fill="FFFFFF"/>
+            <w:tcMar>
+              <w:top w:w="100" w:type="dxa"/>
+              <w:bottom w:w="100" w:type="dxa"/>
+              <w:left w:w="120" w:type="dxa"/>
+              <w:right w:w="120" w:type="dxa"/>
+            </w:tcMar>
+            <w:tcBorders>
+              <w:top w:val="single" w:sz="4" w:space="0" w:color="CCCCCC"/>
+              <w:bottom w:val="single" w:sz="4" w:space="0" w:color="CCCCCC"/>
+              <w:left w:val="single" w:sz="4" w:space="0" w:color="CCCCCC"/>
+              <w:right w:val="single" w:sz="4" w:space="0" w:color="CCCCCC"/>
+            </w:tcBorders>
+          </w:tcPr>
+          <w:p>
+            <w:pPr>
+              <w:spacing w:before="60" w:after="60" w:line="252" w:lineRule="auto"/>
+              <w:jc w:val="left"/>
+            </w:pPr>
+            <w:r/>
+            <w:r>
+              <w:t>441.00</w:t>
+            </w:r>
+          </w:p>
+        </w:tc>
+        <w:tc>
+          <w:tcPr>
+            <w:tcW w:type="dxa" w:w="1728"/>
+            <w:shd w:fill="FFFFFF"/>
+            <w:tcMar>
+              <w:top w:w="100" w:type="dxa"/>
+              <w:bottom w:w="100" w:type="dxa"/>
+              <w:left w:w="120" w:type="dxa"/>
+              <w:right w:w="120" w:type="dxa"/>
+            </w:tcMar>
+            <w:tcBorders>
+              <w:top w:val="single" w:sz="4" w:space="0" w:color="CCCCCC"/>
+              <w:bottom w:val="single" w:sz="4" w:space="0" w:color="CCCCCC"/>
+              <w:left w:val="single" w:sz="4" w:space="0" w:color="CCCCCC"/>
+              <w:right w:val="single" w:sz="4" w:space="0" w:color="CCCCCC"/>
+            </w:tcBorders>
+          </w:tcPr>
+          <w:p>
+            <w:pPr>
+              <w:spacing w:before="60" w:after="60" w:line="252" w:lineRule="auto"/>
+              <w:jc w:val="left"/>
+            </w:pPr>
+            <w:r/>
+            <w:r>
+              <w:rPr>
+                <w:b/>
+              </w:rPr>
+              <w:t>445.75</w:t>
+            </w:r>
+          </w:p>
+        </w:tc>
+        <w:tc>
+          <w:tcPr>
+            <w:tcW w:type="dxa" w:w="3456"/>
+            <w:shd w:fill="FFFFFF"/>
+            <w:tcMar>
+              <w:top w:w="100" w:type="dxa"/>
+              <w:bottom w:w="100" w:type="dxa"/>
+              <w:left w:w="120" w:type="dxa"/>
+              <w:right w:w="120" w:type="dxa"/>
+            </w:tcMar>
+            <w:tcBorders>
+              <w:top w:val="single" w:sz="4" w:space="0" w:color="CCCCCC"/>
+              <w:bottom w:val="single" w:sz="4" w:space="0" w:color="CCCCCC"/>
+              <w:left w:val="single" w:sz="4" w:space="0" w:color="CCCCCC"/>
+              <w:right w:val="single" w:sz="4" w:space="0" w:color="CCCCCC"/>
+            </w:tcBorders>
+          </w:tcPr>
+          <w:p>
+            <w:pPr>
+              <w:spacing w:before="60" w:after="60" w:line="252" w:lineRule="auto"/>
+              <w:jc w:val="left"/>
+            </w:pPr>
+            <w:r/>
+            <w:r>
+              <w:rPr>
+                <w:b/>
+              </w:rPr>
+              <w:t>+0.25</w:t>
+            </w:r>
+          </w:p>
+        </w:tc>
+        <w:tc>
+          <w:tcPr>
+            <w:tcW w:type="dxa" w:w="1440"/>
+            <w:shd w:fill="FFFFFF"/>
+            <w:tcMar>
+              <w:top w:w="100" w:type="dxa"/>
+              <w:bottom w:w="100" w:type="dxa"/>
+              <w:left w:w="120" w:type="dxa"/>
+              <w:right w:w="120" w:type="dxa"/>
+            </w:tcMar>
+            <w:tcBorders>
+              <w:top w:val="single" w:sz="4" w:space="0" w:color="CCCCCC"/>
+              <w:bottom w:val="single" w:sz="4" w:space="0" w:color="CCCCCC"/>
+              <w:left w:val="single" w:sz="4" w:space="0" w:color="CCCCCC"/>
+              <w:right w:val="single" w:sz="4" w:space="0" w:color="CCCCCC"/>
+            </w:tcBorders>
+          </w:tcPr>
+          <w:p>
+            <w:pPr>
+              <w:spacing w:before="60" w:after="60" w:line="252" w:lineRule="auto"/>
+              <w:jc w:val="left"/>
+            </w:pPr>
+            <w:r/>
+            <w:r>
+              <w:t>BULL</w:t>
+            </w:r>
+          </w:p>
+        </w:tc>
+      </w:tr>
+      <w:tr>
+        <w:tc>
+          <w:tcPr>
+            <w:tcW w:type="dxa" w:w="1584"/>
+            <w:shd w:fill="F8FAFC"/>
+            <w:tcMar>
+              <w:top w:w="100" w:type="dxa"/>
+              <w:bottom w:w="100" w:type="dxa"/>
+              <w:left w:w="120" w:type="dxa"/>
+              <w:right w:w="120" w:type="dxa"/>
+            </w:tcMar>
+            <w:tcBorders>
+              <w:top w:val="single" w:sz="4" w:space="0" w:color="CCCCCC"/>
+              <w:bottom w:val="single" w:sz="4" w:space="0" w:color="CCCCCC"/>
+              <w:left w:val="single" w:sz="4" w:space="0" w:color="CCCCCC"/>
+              <w:right w:val="single" w:sz="4" w:space="0" w:color="CCCCCC"/>
+            </w:tcBorders>
+          </w:tcPr>
+          <w:p>
+            <w:pPr>
+              <w:spacing w:before="60" w:after="60" w:line="252" w:lineRule="auto"/>
+              <w:jc w:val="left"/>
+            </w:pPr>
+            <w:r/>
+            <w:r>
+              <w:rPr>
+                <w:b/>
+              </w:rPr>
+              <w:t>Thu 06/08</w:t>
+            </w:r>
+          </w:p>
+        </w:tc>
+        <w:tc>
+          <w:tcPr>
+            <w:tcW w:type="dxa" w:w="864"/>
+            <w:shd w:fill="F8FAFC"/>
+            <w:tcMar>
+              <w:top w:w="100" w:type="dxa"/>
+              <w:bottom w:w="100" w:type="dxa"/>
+              <w:left w:w="120" w:type="dxa"/>
+              <w:right w:w="120" w:type="dxa"/>
+            </w:tcMar>
+            <w:tcBorders>
+              <w:top w:val="single" w:sz="4" w:space="0" w:color="CCCCCC"/>
+              <w:bottom w:val="single" w:sz="4" w:space="0" w:color="CCCCCC"/>
+              <w:left w:val="single" w:sz="4" w:space="0" w:color="CCCCCC"/>
+              <w:right w:val="single" w:sz="4" w:space="0" w:color="CCCCCC"/>
+            </w:tcBorders>
+          </w:tcPr>
+          <w:p>
+            <w:pPr>
+              <w:spacing w:before="60" w:after="60" w:line="252" w:lineRule="auto"/>
+              <w:jc w:val="left"/>
+            </w:pPr>
+            <w:r/>
+            <w:r>
+              <w:t>NY Open 21-23</w:t>
+            </w:r>
+          </w:p>
+        </w:tc>
+        <w:tc>
+          <w:tcPr>
+            <w:tcW w:type="dxa" w:w="1440"/>
+            <w:shd w:fill="F8FAFC"/>
+            <w:tcMar>
+              <w:top w:w="100" w:type="dxa"/>
+              <w:bottom w:w="100" w:type="dxa"/>
+              <w:left w:w="120" w:type="dxa"/>
+              <w:right w:w="120" w:type="dxa"/>
+            </w:tcMar>
+            <w:tcBorders>
+              <w:top w:val="single" w:sz="4" w:space="0" w:color="CCCCCC"/>
+              <w:bottom w:val="single" w:sz="4" w:space="0" w:color="CCCCCC"/>
+              <w:left w:val="single" w:sz="4" w:space="0" w:color="CCCCCC"/>
+              <w:right w:val="single" w:sz="4" w:space="0" w:color="CCCCCC"/>
+            </w:tcBorders>
+          </w:tcPr>
+          <w:p>
+            <w:pPr>
+              <w:spacing w:before="60" w:after="60" w:line="252" w:lineRule="auto"/>
+              <w:jc w:val="left"/>
+            </w:pPr>
+            <w:r/>
+            <w:r>
+              <w:t>445.75</w:t>
+            </w:r>
+          </w:p>
+        </w:tc>
+        <w:tc>
+          <w:tcPr>
+            <w:tcW w:type="dxa" w:w="2016"/>
+            <w:shd w:fill="F8FAFC"/>
+            <w:tcMar>
+              <w:top w:w="100" w:type="dxa"/>
+              <w:bottom w:w="100" w:type="dxa"/>
+              <w:left w:w="120" w:type="dxa"/>
+              <w:right w:w="120" w:type="dxa"/>
+            </w:tcMar>
+            <w:tcBorders>
+              <w:top w:val="single" w:sz="4" w:space="0" w:color="CCCCCC"/>
+              <w:bottom w:val="single" w:sz="4" w:space="0" w:color="CCCCCC"/>
+              <w:left w:val="single" w:sz="4" w:space="0" w:color="CCCCCC"/>
+              <w:right w:val="single" w:sz="4" w:space="0" w:color="CCCCCC"/>
+            </w:tcBorders>
+          </w:tcPr>
+          <w:p>
+            <w:pPr>
+              <w:spacing w:before="60" w:after="60" w:line="252" w:lineRule="auto"/>
+              <w:jc w:val="left"/>
+            </w:pPr>
+            <w:r/>
+            <w:r>
+              <w:t>450.00</w:t>
+            </w:r>
+          </w:p>
+        </w:tc>
+        <w:tc>
+          <w:tcPr>
+            <w:tcW w:type="dxa" w:w="1152"/>
+            <w:shd w:fill="F8FAFC"/>
+            <w:tcMar>
+              <w:top w:w="100" w:type="dxa"/>
+              <w:bottom w:w="100" w:type="dxa"/>
+              <w:left w:w="120" w:type="dxa"/>
+              <w:right w:w="120" w:type="dxa"/>
+            </w:tcMar>
+            <w:tcBorders>
+              <w:top w:val="single" w:sz="4" w:space="0" w:color="CCCCCC"/>
+              <w:bottom w:val="single" w:sz="4" w:space="0" w:color="CCCCCC"/>
+              <w:left w:val="single" w:sz="4" w:space="0" w:color="CCCCCC"/>
+              <w:right w:val="single" w:sz="4" w:space="0" w:color="CCCCCC"/>
+            </w:tcBorders>
+          </w:tcPr>
+          <w:p>
+            <w:pPr>
+              <w:spacing w:before="60" w:after="60" w:line="252" w:lineRule="auto"/>
+              <w:jc w:val="left"/>
+            </w:pPr>
+            <w:r/>
+            <w:r>
+              <w:t>442.50</w:t>
+            </w:r>
+          </w:p>
+        </w:tc>
+        <w:tc>
+          <w:tcPr>
+            <w:tcW w:type="dxa" w:w="1728"/>
+            <w:shd w:fill="F8FAFC"/>
+            <w:tcMar>
+              <w:top w:w="100" w:type="dxa"/>
+              <w:bottom w:w="100" w:type="dxa"/>
+              <w:left w:w="120" w:type="dxa"/>
+              <w:right w:w="120" w:type="dxa"/>
+            </w:tcMar>
+            <w:tcBorders>
+              <w:top w:val="single" w:sz="4" w:space="0" w:color="CCCCCC"/>
+              <w:bottom w:val="single" w:sz="4" w:space="0" w:color="CCCCCC"/>
+              <w:left w:val="single" w:sz="4" w:space="0" w:color="CCCCCC"/>
+              <w:right w:val="single" w:sz="4" w:space="0" w:color="CCCCCC"/>
+            </w:tcBorders>
+          </w:tcPr>
+          <w:p>
+            <w:pPr>
+              <w:spacing w:before="60" w:after="60" w:line="252" w:lineRule="auto"/>
+              <w:jc w:val="left"/>
+            </w:pPr>
+            <w:r/>
+            <w:r>
+              <w:rPr>
+                <w:b/>
+              </w:rPr>
+              <w:t>446.50</w:t>
+            </w:r>
+          </w:p>
+        </w:tc>
+        <w:tc>
+          <w:tcPr>
+            <w:tcW w:type="dxa" w:w="3456"/>
+            <w:shd w:fill="F8FAFC"/>
+            <w:tcMar>
+              <w:top w:w="100" w:type="dxa"/>
+              <w:bottom w:w="100" w:type="dxa"/>
+              <w:left w:w="120" w:type="dxa"/>
+              <w:right w:w="120" w:type="dxa"/>
+            </w:tcMar>
+            <w:tcBorders>
+              <w:top w:val="single" w:sz="4" w:space="0" w:color="CCCCCC"/>
+              <w:bottom w:val="single" w:sz="4" w:space="0" w:color="CCCCCC"/>
+              <w:left w:val="single" w:sz="4" w:space="0" w:color="CCCCCC"/>
+              <w:right w:val="single" w:sz="4" w:space="0" w:color="CCCCCC"/>
+            </w:tcBorders>
+          </w:tcPr>
+          <w:p>
+            <w:pPr>
+              <w:spacing w:before="60" w:after="60" w:line="252" w:lineRule="auto"/>
+              <w:jc w:val="left"/>
+            </w:pPr>
+            <w:r/>
+            <w:r>
+              <w:rPr>
+                <w:b/>
+              </w:rPr>
+              <w:t>+0.75</w:t>
+            </w:r>
+          </w:p>
+        </w:tc>
+        <w:tc>
+          <w:tcPr>
+            <w:tcW w:type="dxa" w:w="1440"/>
+            <w:shd w:fill="F8FAFC"/>
+            <w:tcMar>
+              <w:top w:w="100" w:type="dxa"/>
+              <w:bottom w:w="100" w:type="dxa"/>
+              <w:left w:w="120" w:type="dxa"/>
+              <w:right w:w="120" w:type="dxa"/>
+            </w:tcMar>
+            <w:tcBorders>
+              <w:top w:val="single" w:sz="4" w:space="0" w:color="CCCCCC"/>
+              <w:bottom w:val="single" w:sz="4" w:space="0" w:color="CCCCCC"/>
+              <w:left w:val="single" w:sz="4" w:space="0" w:color="CCCCCC"/>
+              <w:right w:val="single" w:sz="4" w:space="0" w:color="CCCCCC"/>
+            </w:tcBorders>
+          </w:tcPr>
+          <w:p>
+            <w:pPr>
+              <w:spacing w:before="60" w:after="60" w:line="252" w:lineRule="auto"/>
+              <w:jc w:val="left"/>
+            </w:pPr>
+            <w:r/>
+            <w:r>
+              <w:t>BULL</w:t>
+            </w:r>
+          </w:p>
+        </w:tc>
+      </w:tr>
+      <w:tr>
+        <w:tc>
+          <w:tcPr>
+            <w:tcW w:type="dxa" w:w="1584"/>
+            <w:shd w:fill="FFFFFF"/>
+            <w:tcMar>
+              <w:top w:w="100" w:type="dxa"/>
+              <w:bottom w:w="100" w:type="dxa"/>
+              <w:left w:w="120" w:type="dxa"/>
+              <w:right w:w="120" w:type="dxa"/>
+            </w:tcMar>
+            <w:tcBorders>
+              <w:top w:val="single" w:sz="4" w:space="0" w:color="CCCCCC"/>
+              <w:bottom w:val="single" w:sz="4" w:space="0" w:color="CCCCCC"/>
+              <w:left w:val="single" w:sz="4" w:space="0" w:color="CCCCCC"/>
+              <w:right w:val="single" w:sz="4" w:space="0" w:color="CCCCCC"/>
+            </w:tcBorders>
+          </w:tcPr>
+          <w:p>
+            <w:pPr>
+              <w:spacing w:before="60" w:after="60" w:line="252" w:lineRule="auto"/>
+              <w:jc w:val="left"/>
+            </w:pPr>
+            <w:r/>
+            <w:r>
+              <w:rPr>
+                <w:b/>
+              </w:rPr>
+              <w:t>Thu 06/08</w:t>
+            </w:r>
+          </w:p>
+        </w:tc>
+        <w:tc>
+          <w:tcPr>
+            <w:tcW w:type="dxa" w:w="864"/>
+            <w:shd w:fill="FFFFFF"/>
+            <w:tcMar>
+              <w:top w:w="100" w:type="dxa"/>
+              <w:bottom w:w="100" w:type="dxa"/>
+              <w:left w:w="120" w:type="dxa"/>
+              <w:right w:w="120" w:type="dxa"/>
+            </w:tcMar>
+            <w:tcBorders>
+              <w:top w:val="single" w:sz="4" w:space="0" w:color="CCCCCC"/>
+              <w:bottom w:val="single" w:sz="4" w:space="0" w:color="CCCCCC"/>
+              <w:left w:val="single" w:sz="4" w:space="0" w:color="CCCCCC"/>
+              <w:right w:val="single" w:sz="4" w:space="0" w:color="CCCCCC"/>
+            </w:tcBorders>
+          </w:tcPr>
+          <w:p>
+            <w:pPr>
+              <w:spacing w:before="60" w:after="60" w:line="252" w:lineRule="auto"/>
+              <w:jc w:val="left"/>
+            </w:pPr>
+            <w:r/>
+            <w:r>
+              <w:t>NY Close 23-01</w:t>
+            </w:r>
+          </w:p>
+        </w:tc>
+        <w:tc>
+          <w:tcPr>
+            <w:tcW w:type="dxa" w:w="1440"/>
+            <w:shd w:fill="FFFFFF"/>
+            <w:tcMar>
+              <w:top w:w="100" w:type="dxa"/>
+              <w:bottom w:w="100" w:type="dxa"/>
+              <w:left w:w="120" w:type="dxa"/>
+              <w:right w:w="120" w:type="dxa"/>
+            </w:tcMar>
+            <w:tcBorders>
+              <w:top w:val="single" w:sz="4" w:space="0" w:color="CCCCCC"/>
+              <w:bottom w:val="single" w:sz="4" w:space="0" w:color="CCCCCC"/>
+              <w:left w:val="single" w:sz="4" w:space="0" w:color="CCCCCC"/>
+              <w:right w:val="single" w:sz="4" w:space="0" w:color="CCCCCC"/>
+            </w:tcBorders>
+          </w:tcPr>
+          <w:p>
+            <w:pPr>
+              <w:spacing w:before="60" w:after="60" w:line="252" w:lineRule="auto"/>
+              <w:jc w:val="left"/>
+            </w:pPr>
+            <w:r/>
+            <w:r>
+              <w:t>446.50</w:t>
+            </w:r>
+          </w:p>
+        </w:tc>
+        <w:tc>
+          <w:tcPr>
+            <w:tcW w:type="dxa" w:w="2016"/>
+            <w:shd w:fill="FFFFFF"/>
+            <w:tcMar>
+              <w:top w:w="100" w:type="dxa"/>
+              <w:bottom w:w="100" w:type="dxa"/>
+              <w:left w:w="120" w:type="dxa"/>
+              <w:right w:w="120" w:type="dxa"/>
+            </w:tcMar>
+            <w:tcBorders>
+              <w:top w:val="single" w:sz="4" w:space="0" w:color="CCCCCC"/>
+              <w:bottom w:val="single" w:sz="4" w:space="0" w:color="CCCCCC"/>
+              <w:left w:val="single" w:sz="4" w:space="0" w:color="CCCCCC"/>
+              <w:right w:val="single" w:sz="4" w:space="0" w:color="CCCCCC"/>
+            </w:tcBorders>
+          </w:tcPr>
+          <w:p>
+            <w:pPr>
+              <w:spacing w:before="60" w:after="60" w:line="252" w:lineRule="auto"/>
+              <w:jc w:val="left"/>
+            </w:pPr>
+            <w:r/>
+            <w:r>
+              <w:t>450.00</w:t>
+            </w:r>
+          </w:p>
+        </w:tc>
+        <w:tc>
+          <w:tcPr>
+            <w:tcW w:type="dxa" w:w="1152"/>
+            <w:shd w:fill="FFFFFF"/>
+            <w:tcMar>
+              <w:top w:w="100" w:type="dxa"/>
+              <w:bottom w:w="100" w:type="dxa"/>
+              <w:left w:w="120" w:type="dxa"/>
+              <w:right w:w="120" w:type="dxa"/>
+            </w:tcMar>
+            <w:tcBorders>
+              <w:top w:val="single" w:sz="4" w:space="0" w:color="CCCCCC"/>
+              <w:bottom w:val="single" w:sz="4" w:space="0" w:color="CCCCCC"/>
+              <w:left w:val="single" w:sz="4" w:space="0" w:color="CCCCCC"/>
+              <w:right w:val="single" w:sz="4" w:space="0" w:color="CCCCCC"/>
+            </w:tcBorders>
+          </w:tcPr>
+          <w:p>
+            <w:pPr>
+              <w:spacing w:before="60" w:after="60" w:line="252" w:lineRule="auto"/>
+              <w:jc w:val="left"/>
+            </w:pPr>
+            <w:r/>
+            <w:r>
+              <w:t>444.25</w:t>
+            </w:r>
+          </w:p>
+        </w:tc>
+        <w:tc>
+          <w:tcPr>
+            <w:tcW w:type="dxa" w:w="1728"/>
+            <w:shd w:fill="FFFFFF"/>
+            <w:tcMar>
+              <w:top w:w="100" w:type="dxa"/>
+              <w:bottom w:w="100" w:type="dxa"/>
+              <w:left w:w="120" w:type="dxa"/>
+              <w:right w:w="120" w:type="dxa"/>
+            </w:tcMar>
+            <w:tcBorders>
+              <w:top w:val="single" w:sz="4" w:space="0" w:color="CCCCCC"/>
+              <w:bottom w:val="single" w:sz="4" w:space="0" w:color="CCCCCC"/>
+              <w:left w:val="single" w:sz="4" w:space="0" w:color="CCCCCC"/>
+              <w:right w:val="single" w:sz="4" w:space="0" w:color="CCCCCC"/>
+            </w:tcBorders>
+          </w:tcPr>
+          <w:p>
+            <w:pPr>
+              <w:spacing w:before="60" w:after="60" w:line="252" w:lineRule="auto"/>
+              <w:jc w:val="left"/>
+            </w:pPr>
+            <w:r/>
+            <w:r>
+              <w:rPr>
+                <w:b/>
+              </w:rPr>
+              <w:t>446.50</w:t>
             </w:r>
           </w:p>
         </w:tc>
@@ -16939,7 +19759,7 @@
               <w:rPr>
                 <w:b/>
               </w:rPr>
-              <w:t>Wed 05/08</w:t>
+              <w:t>Fri 07/08</w:t>
             </w:r>
           </w:p>
         </w:tc>
@@ -16995,7 +19815,7 @@
             </w:pPr>
             <w:r/>
             <w:r>
-              <w:t>442.00</w:t>
+              <w:t>446.50</w:t>
             </w:r>
           </w:p>
         </w:tc>
@@ -17023,7 +19843,7 @@
             </w:pPr>
             <w:r/>
             <w:r>
-              <w:t>444.75</w:t>
+              <w:t>450.25</w:t>
             </w:r>
           </w:p>
         </w:tc>
@@ -17051,7 +19871,7 @@
             </w:pPr>
             <w:r/>
             <w:r>
-              <w:t>439.50</w:t>
+              <w:t>443.00</w:t>
             </w:r>
           </w:p>
         </w:tc>
@@ -17082,7 +19902,7 @@
               <w:rPr>
                 <w:b/>
               </w:rPr>
-              <w:t>441.50</w:t>
+              <w:t>446.25</w:t>
             </w:r>
           </w:p>
         </w:tc>
@@ -17090,241 +19910,6 @@
           <w:tcPr>
             <w:tcW w:type="dxa" w:w="3456"/>
             <w:shd w:fill="F8FAFC"/>
-            <w:tcMar>
-              <w:top w:w="100" w:type="dxa"/>
-              <w:bottom w:w="100" w:type="dxa"/>
-              <w:left w:w="120" w:type="dxa"/>
-              <w:right w:w="120" w:type="dxa"/>
-            </w:tcMar>
-            <w:tcBorders>
-              <w:top w:val="single" w:sz="4" w:space="0" w:color="CCCCCC"/>
-              <w:bottom w:val="single" w:sz="4" w:space="0" w:color="CCCCCC"/>
-              <w:left w:val="single" w:sz="4" w:space="0" w:color="CCCCCC"/>
-              <w:right w:val="single" w:sz="4" w:space="0" w:color="CCCCCC"/>
-            </w:tcBorders>
-          </w:tcPr>
-          <w:p>
-            <w:pPr>
-              <w:spacing w:before="60" w:after="60" w:line="252" w:lineRule="auto"/>
-              <w:jc w:val="left"/>
-            </w:pPr>
-            <w:r/>
-            <w:r>
-              <w:rPr>
-                <w:b/>
-              </w:rPr>
-              <w:t>-0.50</w:t>
-            </w:r>
-          </w:p>
-        </w:tc>
-        <w:tc>
-          <w:tcPr>
-            <w:tcW w:type="dxa" w:w="1440"/>
-            <w:shd w:fill="F8FAFC"/>
-            <w:tcMar>
-              <w:top w:w="100" w:type="dxa"/>
-              <w:bottom w:w="100" w:type="dxa"/>
-              <w:left w:w="120" w:type="dxa"/>
-              <w:right w:w="120" w:type="dxa"/>
-            </w:tcMar>
-            <w:tcBorders>
-              <w:top w:val="single" w:sz="4" w:space="0" w:color="CCCCCC"/>
-              <w:bottom w:val="single" w:sz="4" w:space="0" w:color="CCCCCC"/>
-              <w:left w:val="single" w:sz="4" w:space="0" w:color="CCCCCC"/>
-              <w:right w:val="single" w:sz="4" w:space="0" w:color="CCCCCC"/>
-            </w:tcBorders>
-          </w:tcPr>
-          <w:p>
-            <w:pPr>
-              <w:spacing w:before="60" w:after="60" w:line="252" w:lineRule="auto"/>
-              <w:jc w:val="left"/>
-            </w:pPr>
-            <w:r/>
-            <w:r>
-              <w:t>BEAR</w:t>
-            </w:r>
-          </w:p>
-        </w:tc>
-      </w:tr>
-      <w:tr>
-        <w:tc>
-          <w:tcPr>
-            <w:tcW w:type="dxa" w:w="1584"/>
-            <w:shd w:fill="FFFFFF"/>
-            <w:tcMar>
-              <w:top w:w="100" w:type="dxa"/>
-              <w:bottom w:w="100" w:type="dxa"/>
-              <w:left w:w="120" w:type="dxa"/>
-              <w:right w:w="120" w:type="dxa"/>
-            </w:tcMar>
-            <w:tcBorders>
-              <w:top w:val="single" w:sz="4" w:space="0" w:color="CCCCCC"/>
-              <w:bottom w:val="single" w:sz="4" w:space="0" w:color="CCCCCC"/>
-              <w:left w:val="single" w:sz="4" w:space="0" w:color="CCCCCC"/>
-              <w:right w:val="single" w:sz="4" w:space="0" w:color="CCCCCC"/>
-            </w:tcBorders>
-          </w:tcPr>
-          <w:p>
-            <w:pPr>
-              <w:spacing w:before="60" w:after="60" w:line="252" w:lineRule="auto"/>
-              <w:jc w:val="left"/>
-            </w:pPr>
-            <w:r/>
-            <w:r>
-              <w:rPr>
-                <w:b/>
-              </w:rPr>
-              <w:t>Wed 05/08</w:t>
-            </w:r>
-          </w:p>
-        </w:tc>
-        <w:tc>
-          <w:tcPr>
-            <w:tcW w:type="dxa" w:w="864"/>
-            <w:shd w:fill="FFFFFF"/>
-            <w:tcMar>
-              <w:top w:w="100" w:type="dxa"/>
-              <w:bottom w:w="100" w:type="dxa"/>
-              <w:left w:w="120" w:type="dxa"/>
-              <w:right w:w="120" w:type="dxa"/>
-            </w:tcMar>
-            <w:tcBorders>
-              <w:top w:val="single" w:sz="4" w:space="0" w:color="CCCCCC"/>
-              <w:bottom w:val="single" w:sz="4" w:space="0" w:color="CCCCCC"/>
-              <w:left w:val="single" w:sz="4" w:space="0" w:color="CCCCCC"/>
-              <w:right w:val="single" w:sz="4" w:space="0" w:color="CCCCCC"/>
-            </w:tcBorders>
-          </w:tcPr>
-          <w:p>
-            <w:pPr>
-              <w:spacing w:before="60" w:after="60" w:line="252" w:lineRule="auto"/>
-              <w:jc w:val="left"/>
-            </w:pPr>
-            <w:r/>
-            <w:r>
-              <w:t>Asia 11-15</w:t>
-            </w:r>
-          </w:p>
-        </w:tc>
-        <w:tc>
-          <w:tcPr>
-            <w:tcW w:type="dxa" w:w="1440"/>
-            <w:shd w:fill="FFFFFF"/>
-            <w:tcMar>
-              <w:top w:w="100" w:type="dxa"/>
-              <w:bottom w:w="100" w:type="dxa"/>
-              <w:left w:w="120" w:type="dxa"/>
-              <w:right w:w="120" w:type="dxa"/>
-            </w:tcMar>
-            <w:tcBorders>
-              <w:top w:val="single" w:sz="4" w:space="0" w:color="CCCCCC"/>
-              <w:bottom w:val="single" w:sz="4" w:space="0" w:color="CCCCCC"/>
-              <w:left w:val="single" w:sz="4" w:space="0" w:color="CCCCCC"/>
-              <w:right w:val="single" w:sz="4" w:space="0" w:color="CCCCCC"/>
-            </w:tcBorders>
-          </w:tcPr>
-          <w:p>
-            <w:pPr>
-              <w:spacing w:before="60" w:after="60" w:line="252" w:lineRule="auto"/>
-              <w:jc w:val="left"/>
-            </w:pPr>
-            <w:r/>
-            <w:r>
-              <w:t>441.50</w:t>
-            </w:r>
-          </w:p>
-        </w:tc>
-        <w:tc>
-          <w:tcPr>
-            <w:tcW w:type="dxa" w:w="2016"/>
-            <w:shd w:fill="FFFFFF"/>
-            <w:tcMar>
-              <w:top w:w="100" w:type="dxa"/>
-              <w:bottom w:w="100" w:type="dxa"/>
-              <w:left w:w="120" w:type="dxa"/>
-              <w:right w:w="120" w:type="dxa"/>
-            </w:tcMar>
-            <w:tcBorders>
-              <w:top w:val="single" w:sz="4" w:space="0" w:color="CCCCCC"/>
-              <w:bottom w:val="single" w:sz="4" w:space="0" w:color="CCCCCC"/>
-              <w:left w:val="single" w:sz="4" w:space="0" w:color="CCCCCC"/>
-              <w:right w:val="single" w:sz="4" w:space="0" w:color="CCCCCC"/>
-            </w:tcBorders>
-          </w:tcPr>
-          <w:p>
-            <w:pPr>
-              <w:spacing w:before="60" w:after="60" w:line="252" w:lineRule="auto"/>
-              <w:jc w:val="left"/>
-            </w:pPr>
-            <w:r/>
-            <w:r>
-              <w:t>444.50</w:t>
-            </w:r>
-          </w:p>
-        </w:tc>
-        <w:tc>
-          <w:tcPr>
-            <w:tcW w:type="dxa" w:w="1152"/>
-            <w:shd w:fill="FFFFFF"/>
-            <w:tcMar>
-              <w:top w:w="100" w:type="dxa"/>
-              <w:bottom w:w="100" w:type="dxa"/>
-              <w:left w:w="120" w:type="dxa"/>
-              <w:right w:w="120" w:type="dxa"/>
-            </w:tcMar>
-            <w:tcBorders>
-              <w:top w:val="single" w:sz="4" w:space="0" w:color="CCCCCC"/>
-              <w:bottom w:val="single" w:sz="4" w:space="0" w:color="CCCCCC"/>
-              <w:left w:val="single" w:sz="4" w:space="0" w:color="CCCCCC"/>
-              <w:right w:val="single" w:sz="4" w:space="0" w:color="CCCCCC"/>
-            </w:tcBorders>
-          </w:tcPr>
-          <w:p>
-            <w:pPr>
-              <w:spacing w:before="60" w:after="60" w:line="252" w:lineRule="auto"/>
-              <w:jc w:val="left"/>
-            </w:pPr>
-            <w:r/>
-            <w:r>
-              <w:t>438.25</w:t>
-            </w:r>
-          </w:p>
-        </w:tc>
-        <w:tc>
-          <w:tcPr>
-            <w:tcW w:type="dxa" w:w="1728"/>
-            <w:shd w:fill="FFFFFF"/>
-            <w:tcMar>
-              <w:top w:w="100" w:type="dxa"/>
-              <w:bottom w:w="100" w:type="dxa"/>
-              <w:left w:w="120" w:type="dxa"/>
-              <w:right w:w="120" w:type="dxa"/>
-            </w:tcMar>
-            <w:tcBorders>
-              <w:top w:val="single" w:sz="4" w:space="0" w:color="CCCCCC"/>
-              <w:bottom w:val="single" w:sz="4" w:space="0" w:color="CCCCCC"/>
-              <w:left w:val="single" w:sz="4" w:space="0" w:color="CCCCCC"/>
-              <w:right w:val="single" w:sz="4" w:space="0" w:color="CCCCCC"/>
-            </w:tcBorders>
-          </w:tcPr>
-          <w:p>
-            <w:pPr>
-              <w:spacing w:before="60" w:after="60" w:line="252" w:lineRule="auto"/>
-              <w:jc w:val="left"/>
-            </w:pPr>
-            <w:r/>
-            <w:r>
-              <w:rPr>
-                <w:b/>
-              </w:rPr>
-              <w:t>441.25</w:t>
-            </w:r>
-          </w:p>
-        </w:tc>
-        <w:tc>
-          <w:tcPr>
-            <w:tcW w:type="dxa" w:w="3456"/>
-            <w:shd w:fill="FFFFFF"/>
             <w:tcMar>
               <w:top w:w="100" w:type="dxa"/>
               <w:bottom w:w="100" w:type="dxa"/>
@@ -17355,7 +19940,7 @@
         <w:tc>
           <w:tcPr>
             <w:tcW w:type="dxa" w:w="1440"/>
-            <w:shd w:fill="FFFFFF"/>
+            <w:shd w:fill="F8FAFC"/>
             <w:tcMar>
               <w:top w:w="100" w:type="dxa"/>
               <w:bottom w:w="100" w:type="dxa"/>
@@ -17385,7 +19970,7 @@
         <w:tc>
           <w:tcPr>
             <w:tcW w:type="dxa" w:w="1584"/>
-            <w:shd w:fill="F8FAFC"/>
+            <w:shd w:fill="FFFFFF"/>
             <w:tcMar>
               <w:top w:w="100" w:type="dxa"/>
               <w:bottom w:w="100" w:type="dxa"/>
@@ -17409,126 +19994,126 @@
               <w:rPr>
                 <w:b/>
               </w:rPr>
-              <w:t>Wed 05/08</w:t>
+              <w:t>Fri 07/08</w:t>
             </w:r>
           </w:p>
         </w:tc>
         <w:tc>
           <w:tcPr>
             <w:tcW w:type="dxa" w:w="864"/>
-            <w:shd w:fill="F8FAFC"/>
-            <w:tcMar>
-              <w:top w:w="100" w:type="dxa"/>
-              <w:bottom w:w="100" w:type="dxa"/>
-              <w:left w:w="120" w:type="dxa"/>
-              <w:right w:w="120" w:type="dxa"/>
-            </w:tcMar>
-            <w:tcBorders>
-              <w:top w:val="single" w:sz="4" w:space="0" w:color="CCCCCC"/>
-              <w:bottom w:val="single" w:sz="4" w:space="0" w:color="CCCCCC"/>
-              <w:left w:val="single" w:sz="4" w:space="0" w:color="CCCCCC"/>
-              <w:right w:val="single" w:sz="4" w:space="0" w:color="CCCCCC"/>
-            </w:tcBorders>
-          </w:tcPr>
-          <w:p>
-            <w:pPr>
-              <w:spacing w:before="60" w:after="60" w:line="252" w:lineRule="auto"/>
-              <w:jc w:val="left"/>
-            </w:pPr>
-            <w:r/>
-            <w:r>
-              <w:t>London 15-19</w:t>
+            <w:shd w:fill="FFFFFF"/>
+            <w:tcMar>
+              <w:top w:w="100" w:type="dxa"/>
+              <w:bottom w:w="100" w:type="dxa"/>
+              <w:left w:w="120" w:type="dxa"/>
+              <w:right w:w="120" w:type="dxa"/>
+            </w:tcMar>
+            <w:tcBorders>
+              <w:top w:val="single" w:sz="4" w:space="0" w:color="CCCCCC"/>
+              <w:bottom w:val="single" w:sz="4" w:space="0" w:color="CCCCCC"/>
+              <w:left w:val="single" w:sz="4" w:space="0" w:color="CCCCCC"/>
+              <w:right w:val="single" w:sz="4" w:space="0" w:color="CCCCCC"/>
+            </w:tcBorders>
+          </w:tcPr>
+          <w:p>
+            <w:pPr>
+              <w:spacing w:before="60" w:after="60" w:line="252" w:lineRule="auto"/>
+              <w:jc w:val="left"/>
+            </w:pPr>
+            <w:r/>
+            <w:r>
+              <w:t>Asia 11-15</w:t>
             </w:r>
           </w:p>
         </w:tc>
         <w:tc>
           <w:tcPr>
             <w:tcW w:type="dxa" w:w="1440"/>
-            <w:shd w:fill="F8FAFC"/>
-            <w:tcMar>
-              <w:top w:w="100" w:type="dxa"/>
-              <w:bottom w:w="100" w:type="dxa"/>
-              <w:left w:w="120" w:type="dxa"/>
-              <w:right w:w="120" w:type="dxa"/>
-            </w:tcMar>
-            <w:tcBorders>
-              <w:top w:val="single" w:sz="4" w:space="0" w:color="CCCCCC"/>
-              <w:bottom w:val="single" w:sz="4" w:space="0" w:color="CCCCCC"/>
-              <w:left w:val="single" w:sz="4" w:space="0" w:color="CCCCCC"/>
-              <w:right w:val="single" w:sz="4" w:space="0" w:color="CCCCCC"/>
-            </w:tcBorders>
-          </w:tcPr>
-          <w:p>
-            <w:pPr>
-              <w:spacing w:before="60" w:after="60" w:line="252" w:lineRule="auto"/>
-              <w:jc w:val="left"/>
-            </w:pPr>
-            <w:r/>
-            <w:r>
-              <w:t>441.25</w:t>
+            <w:shd w:fill="FFFFFF"/>
+            <w:tcMar>
+              <w:top w:w="100" w:type="dxa"/>
+              <w:bottom w:w="100" w:type="dxa"/>
+              <w:left w:w="120" w:type="dxa"/>
+              <w:right w:w="120" w:type="dxa"/>
+            </w:tcMar>
+            <w:tcBorders>
+              <w:top w:val="single" w:sz="4" w:space="0" w:color="CCCCCC"/>
+              <w:bottom w:val="single" w:sz="4" w:space="0" w:color="CCCCCC"/>
+              <w:left w:val="single" w:sz="4" w:space="0" w:color="CCCCCC"/>
+              <w:right w:val="single" w:sz="4" w:space="0" w:color="CCCCCC"/>
+            </w:tcBorders>
+          </w:tcPr>
+          <w:p>
+            <w:pPr>
+              <w:spacing w:before="60" w:after="60" w:line="252" w:lineRule="auto"/>
+              <w:jc w:val="left"/>
+            </w:pPr>
+            <w:r/>
+            <w:r>
+              <w:t>446.25</w:t>
             </w:r>
           </w:p>
         </w:tc>
         <w:tc>
           <w:tcPr>
             <w:tcW w:type="dxa" w:w="2016"/>
-            <w:shd w:fill="F8FAFC"/>
-            <w:tcMar>
-              <w:top w:w="100" w:type="dxa"/>
-              <w:bottom w:w="100" w:type="dxa"/>
-              <w:left w:w="120" w:type="dxa"/>
-              <w:right w:w="120" w:type="dxa"/>
-            </w:tcMar>
-            <w:tcBorders>
-              <w:top w:val="single" w:sz="4" w:space="0" w:color="CCCCCC"/>
-              <w:bottom w:val="single" w:sz="4" w:space="0" w:color="CCCCCC"/>
-              <w:left w:val="single" w:sz="4" w:space="0" w:color="CCCCCC"/>
-              <w:right w:val="single" w:sz="4" w:space="0" w:color="CCCCCC"/>
-            </w:tcBorders>
-          </w:tcPr>
-          <w:p>
-            <w:pPr>
-              <w:spacing w:before="60" w:after="60" w:line="252" w:lineRule="auto"/>
-              <w:jc w:val="left"/>
-            </w:pPr>
-            <w:r/>
-            <w:r>
-              <w:t>445.25</w:t>
+            <w:shd w:fill="FFFFFF"/>
+            <w:tcMar>
+              <w:top w:w="100" w:type="dxa"/>
+              <w:bottom w:w="100" w:type="dxa"/>
+              <w:left w:w="120" w:type="dxa"/>
+              <w:right w:w="120" w:type="dxa"/>
+            </w:tcMar>
+            <w:tcBorders>
+              <w:top w:val="single" w:sz="4" w:space="0" w:color="CCCCCC"/>
+              <w:bottom w:val="single" w:sz="4" w:space="0" w:color="CCCCCC"/>
+              <w:left w:val="single" w:sz="4" w:space="0" w:color="CCCCCC"/>
+              <w:right w:val="single" w:sz="4" w:space="0" w:color="CCCCCC"/>
+            </w:tcBorders>
+          </w:tcPr>
+          <w:p>
+            <w:pPr>
+              <w:spacing w:before="60" w:after="60" w:line="252" w:lineRule="auto"/>
+              <w:jc w:val="left"/>
+            </w:pPr>
+            <w:r/>
+            <w:r>
+              <w:t>449.75</w:t>
             </w:r>
           </w:p>
         </w:tc>
         <w:tc>
           <w:tcPr>
             <w:tcW w:type="dxa" w:w="1152"/>
-            <w:shd w:fill="F8FAFC"/>
-            <w:tcMar>
-              <w:top w:w="100" w:type="dxa"/>
-              <w:bottom w:w="100" w:type="dxa"/>
-              <w:left w:w="120" w:type="dxa"/>
-              <w:right w:w="120" w:type="dxa"/>
-            </w:tcMar>
-            <w:tcBorders>
-              <w:top w:val="single" w:sz="4" w:space="0" w:color="CCCCCC"/>
-              <w:bottom w:val="single" w:sz="4" w:space="0" w:color="CCCCCC"/>
-              <w:left w:val="single" w:sz="4" w:space="0" w:color="CCCCCC"/>
-              <w:right w:val="single" w:sz="4" w:space="0" w:color="CCCCCC"/>
-            </w:tcBorders>
-          </w:tcPr>
-          <w:p>
-            <w:pPr>
-              <w:spacing w:before="60" w:after="60" w:line="252" w:lineRule="auto"/>
-              <w:jc w:val="left"/>
-            </w:pPr>
-            <w:r/>
-            <w:r>
-              <w:t>436.00</w:t>
+            <w:shd w:fill="FFFFFF"/>
+            <w:tcMar>
+              <w:top w:w="100" w:type="dxa"/>
+              <w:bottom w:w="100" w:type="dxa"/>
+              <w:left w:w="120" w:type="dxa"/>
+              <w:right w:w="120" w:type="dxa"/>
+            </w:tcMar>
+            <w:tcBorders>
+              <w:top w:val="single" w:sz="4" w:space="0" w:color="CCCCCC"/>
+              <w:bottom w:val="single" w:sz="4" w:space="0" w:color="CCCCCC"/>
+              <w:left w:val="single" w:sz="4" w:space="0" w:color="CCCCCC"/>
+              <w:right w:val="single" w:sz="4" w:space="0" w:color="CCCCCC"/>
+            </w:tcBorders>
+          </w:tcPr>
+          <w:p>
+            <w:pPr>
+              <w:spacing w:before="60" w:after="60" w:line="252" w:lineRule="auto"/>
+              <w:jc w:val="left"/>
+            </w:pPr>
+            <w:r/>
+            <w:r>
+              <w:t>443.00</w:t>
             </w:r>
           </w:p>
         </w:tc>
         <w:tc>
           <w:tcPr>
             <w:tcW w:type="dxa" w:w="1728"/>
-            <w:shd w:fill="F8FAFC"/>
+            <w:shd w:fill="FFFFFF"/>
             <w:tcMar>
               <w:top w:w="100" w:type="dxa"/>
               <w:bottom w:w="100" w:type="dxa"/>
@@ -17552,7 +20137,712 @@
               <w:rPr>
                 <w:b/>
               </w:rPr>
-              <w:t>441.75</w:t>
+              <w:t>446.00</w:t>
+            </w:r>
+          </w:p>
+        </w:tc>
+        <w:tc>
+          <w:tcPr>
+            <w:tcW w:type="dxa" w:w="3456"/>
+            <w:shd w:fill="FFFFFF"/>
+            <w:tcMar>
+              <w:top w:w="100" w:type="dxa"/>
+              <w:bottom w:w="100" w:type="dxa"/>
+              <w:left w:w="120" w:type="dxa"/>
+              <w:right w:w="120" w:type="dxa"/>
+            </w:tcMar>
+            <w:tcBorders>
+              <w:top w:val="single" w:sz="4" w:space="0" w:color="CCCCCC"/>
+              <w:bottom w:val="single" w:sz="4" w:space="0" w:color="CCCCCC"/>
+              <w:left w:val="single" w:sz="4" w:space="0" w:color="CCCCCC"/>
+              <w:right w:val="single" w:sz="4" w:space="0" w:color="CCCCCC"/>
+            </w:tcBorders>
+          </w:tcPr>
+          <w:p>
+            <w:pPr>
+              <w:spacing w:before="60" w:after="60" w:line="252" w:lineRule="auto"/>
+              <w:jc w:val="left"/>
+            </w:pPr>
+            <w:r/>
+            <w:r>
+              <w:rPr>
+                <w:b/>
+              </w:rPr>
+              <w:t>-0.25</w:t>
+            </w:r>
+          </w:p>
+        </w:tc>
+        <w:tc>
+          <w:tcPr>
+            <w:tcW w:type="dxa" w:w="1440"/>
+            <w:shd w:fill="FFFFFF"/>
+            <w:tcMar>
+              <w:top w:w="100" w:type="dxa"/>
+              <w:bottom w:w="100" w:type="dxa"/>
+              <w:left w:w="120" w:type="dxa"/>
+              <w:right w:w="120" w:type="dxa"/>
+            </w:tcMar>
+            <w:tcBorders>
+              <w:top w:val="single" w:sz="4" w:space="0" w:color="CCCCCC"/>
+              <w:bottom w:val="single" w:sz="4" w:space="0" w:color="CCCCCC"/>
+              <w:left w:val="single" w:sz="4" w:space="0" w:color="CCCCCC"/>
+              <w:right w:val="single" w:sz="4" w:space="0" w:color="CCCCCC"/>
+            </w:tcBorders>
+          </w:tcPr>
+          <w:p>
+            <w:pPr>
+              <w:spacing w:before="60" w:after="60" w:line="252" w:lineRule="auto"/>
+              <w:jc w:val="left"/>
+            </w:pPr>
+            <w:r/>
+            <w:r>
+              <w:t>BEAR</w:t>
+            </w:r>
+          </w:p>
+        </w:tc>
+      </w:tr>
+      <w:tr>
+        <w:tc>
+          <w:tcPr>
+            <w:tcW w:type="dxa" w:w="1584"/>
+            <w:shd w:fill="F8FAFC"/>
+            <w:tcMar>
+              <w:top w:w="100" w:type="dxa"/>
+              <w:bottom w:w="100" w:type="dxa"/>
+              <w:left w:w="120" w:type="dxa"/>
+              <w:right w:w="120" w:type="dxa"/>
+            </w:tcMar>
+            <w:tcBorders>
+              <w:top w:val="single" w:sz="4" w:space="0" w:color="CCCCCC"/>
+              <w:bottom w:val="single" w:sz="4" w:space="0" w:color="CCCCCC"/>
+              <w:left w:val="single" w:sz="4" w:space="0" w:color="CCCCCC"/>
+              <w:right w:val="single" w:sz="4" w:space="0" w:color="CCCCCC"/>
+            </w:tcBorders>
+          </w:tcPr>
+          <w:p>
+            <w:pPr>
+              <w:spacing w:before="60" w:after="60" w:line="252" w:lineRule="auto"/>
+              <w:jc w:val="left"/>
+            </w:pPr>
+            <w:r/>
+            <w:r>
+              <w:rPr>
+                <w:b/>
+              </w:rPr>
+              <w:t>Fri 07/08</w:t>
+            </w:r>
+          </w:p>
+        </w:tc>
+        <w:tc>
+          <w:tcPr>
+            <w:tcW w:type="dxa" w:w="864"/>
+            <w:shd w:fill="F8FAFC"/>
+            <w:tcMar>
+              <w:top w:w="100" w:type="dxa"/>
+              <w:bottom w:w="100" w:type="dxa"/>
+              <w:left w:w="120" w:type="dxa"/>
+              <w:right w:w="120" w:type="dxa"/>
+            </w:tcMar>
+            <w:tcBorders>
+              <w:top w:val="single" w:sz="4" w:space="0" w:color="CCCCCC"/>
+              <w:bottom w:val="single" w:sz="4" w:space="0" w:color="CCCCCC"/>
+              <w:left w:val="single" w:sz="4" w:space="0" w:color="CCCCCC"/>
+              <w:right w:val="single" w:sz="4" w:space="0" w:color="CCCCCC"/>
+            </w:tcBorders>
+          </w:tcPr>
+          <w:p>
+            <w:pPr>
+              <w:spacing w:before="60" w:after="60" w:line="252" w:lineRule="auto"/>
+              <w:jc w:val="left"/>
+            </w:pPr>
+            <w:r/>
+            <w:r>
+              <w:t>London 15-19</w:t>
+            </w:r>
+          </w:p>
+        </w:tc>
+        <w:tc>
+          <w:tcPr>
+            <w:tcW w:type="dxa" w:w="1440"/>
+            <w:shd w:fill="F8FAFC"/>
+            <w:tcMar>
+              <w:top w:w="100" w:type="dxa"/>
+              <w:bottom w:w="100" w:type="dxa"/>
+              <w:left w:w="120" w:type="dxa"/>
+              <w:right w:w="120" w:type="dxa"/>
+            </w:tcMar>
+            <w:tcBorders>
+              <w:top w:val="single" w:sz="4" w:space="0" w:color="CCCCCC"/>
+              <w:bottom w:val="single" w:sz="4" w:space="0" w:color="CCCCCC"/>
+              <w:left w:val="single" w:sz="4" w:space="0" w:color="CCCCCC"/>
+              <w:right w:val="single" w:sz="4" w:space="0" w:color="CCCCCC"/>
+            </w:tcBorders>
+          </w:tcPr>
+          <w:p>
+            <w:pPr>
+              <w:spacing w:before="60" w:after="60" w:line="252" w:lineRule="auto"/>
+              <w:jc w:val="left"/>
+            </w:pPr>
+            <w:r/>
+            <w:r>
+              <w:t>446.00</w:t>
+            </w:r>
+          </w:p>
+        </w:tc>
+        <w:tc>
+          <w:tcPr>
+            <w:tcW w:type="dxa" w:w="2016"/>
+            <w:shd w:fill="F8FAFC"/>
+            <w:tcMar>
+              <w:top w:w="100" w:type="dxa"/>
+              <w:bottom w:w="100" w:type="dxa"/>
+              <w:left w:w="120" w:type="dxa"/>
+              <w:right w:w="120" w:type="dxa"/>
+            </w:tcMar>
+            <w:tcBorders>
+              <w:top w:val="single" w:sz="4" w:space="0" w:color="CCCCCC"/>
+              <w:bottom w:val="single" w:sz="4" w:space="0" w:color="CCCCCC"/>
+              <w:left w:val="single" w:sz="4" w:space="0" w:color="CCCCCC"/>
+              <w:right w:val="single" w:sz="4" w:space="0" w:color="CCCCCC"/>
+            </w:tcBorders>
+          </w:tcPr>
+          <w:p>
+            <w:pPr>
+              <w:spacing w:before="60" w:after="60" w:line="252" w:lineRule="auto"/>
+              <w:jc w:val="left"/>
+            </w:pPr>
+            <w:r/>
+            <w:r>
+              <w:t>449.00</w:t>
+            </w:r>
+          </w:p>
+        </w:tc>
+        <w:tc>
+          <w:tcPr>
+            <w:tcW w:type="dxa" w:w="1152"/>
+            <w:shd w:fill="F8FAFC"/>
+            <w:tcMar>
+              <w:top w:w="100" w:type="dxa"/>
+              <w:bottom w:w="100" w:type="dxa"/>
+              <w:left w:w="120" w:type="dxa"/>
+              <w:right w:w="120" w:type="dxa"/>
+            </w:tcMar>
+            <w:tcBorders>
+              <w:top w:val="single" w:sz="4" w:space="0" w:color="CCCCCC"/>
+              <w:bottom w:val="single" w:sz="4" w:space="0" w:color="CCCCCC"/>
+              <w:left w:val="single" w:sz="4" w:space="0" w:color="CCCCCC"/>
+              <w:right w:val="single" w:sz="4" w:space="0" w:color="CCCCCC"/>
+            </w:tcBorders>
+          </w:tcPr>
+          <w:p>
+            <w:pPr>
+              <w:spacing w:before="60" w:after="60" w:line="252" w:lineRule="auto"/>
+              <w:jc w:val="left"/>
+            </w:pPr>
+            <w:r/>
+            <w:r>
+              <w:t>443.25</w:t>
+            </w:r>
+          </w:p>
+        </w:tc>
+        <w:tc>
+          <w:tcPr>
+            <w:tcW w:type="dxa" w:w="1728"/>
+            <w:shd w:fill="F8FAFC"/>
+            <w:tcMar>
+              <w:top w:w="100" w:type="dxa"/>
+              <w:bottom w:w="100" w:type="dxa"/>
+              <w:left w:w="120" w:type="dxa"/>
+              <w:right w:w="120" w:type="dxa"/>
+            </w:tcMar>
+            <w:tcBorders>
+              <w:top w:val="single" w:sz="4" w:space="0" w:color="CCCCCC"/>
+              <w:bottom w:val="single" w:sz="4" w:space="0" w:color="CCCCCC"/>
+              <w:left w:val="single" w:sz="4" w:space="0" w:color="CCCCCC"/>
+              <w:right w:val="single" w:sz="4" w:space="0" w:color="CCCCCC"/>
+            </w:tcBorders>
+          </w:tcPr>
+          <w:p>
+            <w:pPr>
+              <w:spacing w:before="60" w:after="60" w:line="252" w:lineRule="auto"/>
+              <w:jc w:val="left"/>
+            </w:pPr>
+            <w:r/>
+            <w:r>
+              <w:rPr>
+                <w:b/>
+              </w:rPr>
+              <w:t>446.25</w:t>
+            </w:r>
+          </w:p>
+        </w:tc>
+        <w:tc>
+          <w:tcPr>
+            <w:tcW w:type="dxa" w:w="3456"/>
+            <w:shd w:fill="F8FAFC"/>
+            <w:tcMar>
+              <w:top w:w="100" w:type="dxa"/>
+              <w:bottom w:w="100" w:type="dxa"/>
+              <w:left w:w="120" w:type="dxa"/>
+              <w:right w:w="120" w:type="dxa"/>
+            </w:tcMar>
+            <w:tcBorders>
+              <w:top w:val="single" w:sz="4" w:space="0" w:color="CCCCCC"/>
+              <w:bottom w:val="single" w:sz="4" w:space="0" w:color="CCCCCC"/>
+              <w:left w:val="single" w:sz="4" w:space="0" w:color="CCCCCC"/>
+              <w:right w:val="single" w:sz="4" w:space="0" w:color="CCCCCC"/>
+            </w:tcBorders>
+          </w:tcPr>
+          <w:p>
+            <w:pPr>
+              <w:spacing w:before="60" w:after="60" w:line="252" w:lineRule="auto"/>
+              <w:jc w:val="left"/>
+            </w:pPr>
+            <w:r/>
+            <w:r>
+              <w:rPr>
+                <w:b/>
+              </w:rPr>
+              <w:t>+0.25</w:t>
+            </w:r>
+          </w:p>
+        </w:tc>
+        <w:tc>
+          <w:tcPr>
+            <w:tcW w:type="dxa" w:w="1440"/>
+            <w:shd w:fill="F8FAFC"/>
+            <w:tcMar>
+              <w:top w:w="100" w:type="dxa"/>
+              <w:bottom w:w="100" w:type="dxa"/>
+              <w:left w:w="120" w:type="dxa"/>
+              <w:right w:w="120" w:type="dxa"/>
+            </w:tcMar>
+            <w:tcBorders>
+              <w:top w:val="single" w:sz="4" w:space="0" w:color="CCCCCC"/>
+              <w:bottom w:val="single" w:sz="4" w:space="0" w:color="CCCCCC"/>
+              <w:left w:val="single" w:sz="4" w:space="0" w:color="CCCCCC"/>
+              <w:right w:val="single" w:sz="4" w:space="0" w:color="CCCCCC"/>
+            </w:tcBorders>
+          </w:tcPr>
+          <w:p>
+            <w:pPr>
+              <w:spacing w:before="60" w:after="60" w:line="252" w:lineRule="auto"/>
+              <w:jc w:val="left"/>
+            </w:pPr>
+            <w:r/>
+            <w:r>
+              <w:t>BULL</w:t>
+            </w:r>
+          </w:p>
+        </w:tc>
+      </w:tr>
+      <w:tr>
+        <w:tc>
+          <w:tcPr>
+            <w:tcW w:type="dxa" w:w="1584"/>
+            <w:shd w:fill="FFFFFF"/>
+            <w:tcMar>
+              <w:top w:w="100" w:type="dxa"/>
+              <w:bottom w:w="100" w:type="dxa"/>
+              <w:left w:w="120" w:type="dxa"/>
+              <w:right w:w="120" w:type="dxa"/>
+            </w:tcMar>
+            <w:tcBorders>
+              <w:top w:val="single" w:sz="4" w:space="0" w:color="CCCCCC"/>
+              <w:bottom w:val="single" w:sz="4" w:space="0" w:color="CCCCCC"/>
+              <w:left w:val="single" w:sz="4" w:space="0" w:color="CCCCCC"/>
+              <w:right w:val="single" w:sz="4" w:space="0" w:color="CCCCCC"/>
+            </w:tcBorders>
+          </w:tcPr>
+          <w:p>
+            <w:pPr>
+              <w:spacing w:before="60" w:after="60" w:line="252" w:lineRule="auto"/>
+              <w:jc w:val="left"/>
+            </w:pPr>
+            <w:r/>
+            <w:r>
+              <w:rPr>
+                <w:b/>
+              </w:rPr>
+              <w:t>Fri 07/08</w:t>
+            </w:r>
+          </w:p>
+        </w:tc>
+        <w:tc>
+          <w:tcPr>
+            <w:tcW w:type="dxa" w:w="864"/>
+            <w:shd w:fill="FFFFFF"/>
+            <w:tcMar>
+              <w:top w:w="100" w:type="dxa"/>
+              <w:bottom w:w="100" w:type="dxa"/>
+              <w:left w:w="120" w:type="dxa"/>
+              <w:right w:w="120" w:type="dxa"/>
+            </w:tcMar>
+            <w:tcBorders>
+              <w:top w:val="single" w:sz="4" w:space="0" w:color="CCCCCC"/>
+              <w:bottom w:val="single" w:sz="4" w:space="0" w:color="CCCCCC"/>
+              <w:left w:val="single" w:sz="4" w:space="0" w:color="CCCCCC"/>
+              <w:right w:val="single" w:sz="4" w:space="0" w:color="CCCCCC"/>
+            </w:tcBorders>
+          </w:tcPr>
+          <w:p>
+            <w:pPr>
+              <w:spacing w:before="60" w:after="60" w:line="252" w:lineRule="auto"/>
+              <w:jc w:val="left"/>
+            </w:pPr>
+            <w:r/>
+            <w:r>
+              <w:t>Pre-NY 19-21</w:t>
+            </w:r>
+          </w:p>
+        </w:tc>
+        <w:tc>
+          <w:tcPr>
+            <w:tcW w:type="dxa" w:w="1440"/>
+            <w:shd w:fill="FFFFFF"/>
+            <w:tcMar>
+              <w:top w:w="100" w:type="dxa"/>
+              <w:bottom w:w="100" w:type="dxa"/>
+              <w:left w:w="120" w:type="dxa"/>
+              <w:right w:w="120" w:type="dxa"/>
+            </w:tcMar>
+            <w:tcBorders>
+              <w:top w:val="single" w:sz="4" w:space="0" w:color="CCCCCC"/>
+              <w:bottom w:val="single" w:sz="4" w:space="0" w:color="CCCCCC"/>
+              <w:left w:val="single" w:sz="4" w:space="0" w:color="CCCCCC"/>
+              <w:right w:val="single" w:sz="4" w:space="0" w:color="CCCCCC"/>
+            </w:tcBorders>
+          </w:tcPr>
+          <w:p>
+            <w:pPr>
+              <w:spacing w:before="60" w:after="60" w:line="252" w:lineRule="auto"/>
+              <w:jc w:val="left"/>
+            </w:pPr>
+            <w:r/>
+            <w:r>
+              <w:t>446.25</w:t>
+            </w:r>
+          </w:p>
+        </w:tc>
+        <w:tc>
+          <w:tcPr>
+            <w:tcW w:type="dxa" w:w="2016"/>
+            <w:shd w:fill="FFFFFF"/>
+            <w:tcMar>
+              <w:top w:w="100" w:type="dxa"/>
+              <w:bottom w:w="100" w:type="dxa"/>
+              <w:left w:w="120" w:type="dxa"/>
+              <w:right w:w="120" w:type="dxa"/>
+            </w:tcMar>
+            <w:tcBorders>
+              <w:top w:val="single" w:sz="4" w:space="0" w:color="CCCCCC"/>
+              <w:bottom w:val="single" w:sz="4" w:space="0" w:color="CCCCCC"/>
+              <w:left w:val="single" w:sz="4" w:space="0" w:color="CCCCCC"/>
+              <w:right w:val="single" w:sz="4" w:space="0" w:color="CCCCCC"/>
+            </w:tcBorders>
+          </w:tcPr>
+          <w:p>
+            <w:pPr>
+              <w:spacing w:before="60" w:after="60" w:line="252" w:lineRule="auto"/>
+              <w:jc w:val="left"/>
+            </w:pPr>
+            <w:r/>
+            <w:r>
+              <w:t>449.25</w:t>
+            </w:r>
+          </w:p>
+        </w:tc>
+        <w:tc>
+          <w:tcPr>
+            <w:tcW w:type="dxa" w:w="1152"/>
+            <w:shd w:fill="FFFFFF"/>
+            <w:tcMar>
+              <w:top w:w="100" w:type="dxa"/>
+              <w:bottom w:w="100" w:type="dxa"/>
+              <w:left w:w="120" w:type="dxa"/>
+              <w:right w:w="120" w:type="dxa"/>
+            </w:tcMar>
+            <w:tcBorders>
+              <w:top w:val="single" w:sz="4" w:space="0" w:color="CCCCCC"/>
+              <w:bottom w:val="single" w:sz="4" w:space="0" w:color="CCCCCC"/>
+              <w:left w:val="single" w:sz="4" w:space="0" w:color="CCCCCC"/>
+              <w:right w:val="single" w:sz="4" w:space="0" w:color="CCCCCC"/>
+            </w:tcBorders>
+          </w:tcPr>
+          <w:p>
+            <w:pPr>
+              <w:spacing w:before="60" w:after="60" w:line="252" w:lineRule="auto"/>
+              <w:jc w:val="left"/>
+            </w:pPr>
+            <w:r/>
+            <w:r>
+              <w:t>443.50</w:t>
+            </w:r>
+          </w:p>
+        </w:tc>
+        <w:tc>
+          <w:tcPr>
+            <w:tcW w:type="dxa" w:w="1728"/>
+            <w:shd w:fill="FFFFFF"/>
+            <w:tcMar>
+              <w:top w:w="100" w:type="dxa"/>
+              <w:bottom w:w="100" w:type="dxa"/>
+              <w:left w:w="120" w:type="dxa"/>
+              <w:right w:w="120" w:type="dxa"/>
+            </w:tcMar>
+            <w:tcBorders>
+              <w:top w:val="single" w:sz="4" w:space="0" w:color="CCCCCC"/>
+              <w:bottom w:val="single" w:sz="4" w:space="0" w:color="CCCCCC"/>
+              <w:left w:val="single" w:sz="4" w:space="0" w:color="CCCCCC"/>
+              <w:right w:val="single" w:sz="4" w:space="0" w:color="CCCCCC"/>
+            </w:tcBorders>
+          </w:tcPr>
+          <w:p>
+            <w:pPr>
+              <w:spacing w:before="60" w:after="60" w:line="252" w:lineRule="auto"/>
+              <w:jc w:val="left"/>
+            </w:pPr>
+            <w:r/>
+            <w:r>
+              <w:rPr>
+                <w:b/>
+              </w:rPr>
+              <w:t>446.25</w:t>
+            </w:r>
+          </w:p>
+        </w:tc>
+        <w:tc>
+          <w:tcPr>
+            <w:tcW w:type="dxa" w:w="3456"/>
+            <w:shd w:fill="FFFFFF"/>
+            <w:tcMar>
+              <w:top w:w="100" w:type="dxa"/>
+              <w:bottom w:w="100" w:type="dxa"/>
+              <w:left w:w="120" w:type="dxa"/>
+              <w:right w:w="120" w:type="dxa"/>
+            </w:tcMar>
+            <w:tcBorders>
+              <w:top w:val="single" w:sz="4" w:space="0" w:color="CCCCCC"/>
+              <w:bottom w:val="single" w:sz="4" w:space="0" w:color="CCCCCC"/>
+              <w:left w:val="single" w:sz="4" w:space="0" w:color="CCCCCC"/>
+              <w:right w:val="single" w:sz="4" w:space="0" w:color="CCCCCC"/>
+            </w:tcBorders>
+          </w:tcPr>
+          <w:p>
+            <w:pPr>
+              <w:spacing w:before="60" w:after="60" w:line="252" w:lineRule="auto"/>
+              <w:jc w:val="left"/>
+            </w:pPr>
+            <w:r/>
+            <w:r>
+              <w:rPr>
+                <w:b/>
+              </w:rPr>
+              <w:t>+0.00</w:t>
+            </w:r>
+          </w:p>
+        </w:tc>
+        <w:tc>
+          <w:tcPr>
+            <w:tcW w:type="dxa" w:w="1440"/>
+            <w:shd w:fill="FFFFFF"/>
+            <w:tcMar>
+              <w:top w:w="100" w:type="dxa"/>
+              <w:bottom w:w="100" w:type="dxa"/>
+              <w:left w:w="120" w:type="dxa"/>
+              <w:right w:w="120" w:type="dxa"/>
+            </w:tcMar>
+            <w:tcBorders>
+              <w:top w:val="single" w:sz="4" w:space="0" w:color="CCCCCC"/>
+              <w:bottom w:val="single" w:sz="4" w:space="0" w:color="CCCCCC"/>
+              <w:left w:val="single" w:sz="4" w:space="0" w:color="CCCCCC"/>
+              <w:right w:val="single" w:sz="4" w:space="0" w:color="CCCCCC"/>
+            </w:tcBorders>
+          </w:tcPr>
+          <w:p>
+            <w:pPr>
+              <w:spacing w:before="60" w:after="60" w:line="252" w:lineRule="auto"/>
+              <w:jc w:val="left"/>
+            </w:pPr>
+            <w:r/>
+            <w:r>
+              <w:t>BEAR</w:t>
+            </w:r>
+          </w:p>
+        </w:tc>
+      </w:tr>
+      <w:tr>
+        <w:tc>
+          <w:tcPr>
+            <w:tcW w:type="dxa" w:w="1584"/>
+            <w:shd w:fill="F8FAFC"/>
+            <w:tcMar>
+              <w:top w:w="100" w:type="dxa"/>
+              <w:bottom w:w="100" w:type="dxa"/>
+              <w:left w:w="120" w:type="dxa"/>
+              <w:right w:w="120" w:type="dxa"/>
+            </w:tcMar>
+            <w:tcBorders>
+              <w:top w:val="single" w:sz="4" w:space="0" w:color="CCCCCC"/>
+              <w:bottom w:val="single" w:sz="4" w:space="0" w:color="CCCCCC"/>
+              <w:left w:val="single" w:sz="4" w:space="0" w:color="CCCCCC"/>
+              <w:right w:val="single" w:sz="4" w:space="0" w:color="CCCCCC"/>
+            </w:tcBorders>
+          </w:tcPr>
+          <w:p>
+            <w:pPr>
+              <w:spacing w:before="60" w:after="60" w:line="252" w:lineRule="auto"/>
+              <w:jc w:val="left"/>
+            </w:pPr>
+            <w:r/>
+            <w:r>
+              <w:rPr>
+                <w:b/>
+              </w:rPr>
+              <w:t>Fri 07/08</w:t>
+            </w:r>
+          </w:p>
+        </w:tc>
+        <w:tc>
+          <w:tcPr>
+            <w:tcW w:type="dxa" w:w="864"/>
+            <w:shd w:fill="F8FAFC"/>
+            <w:tcMar>
+              <w:top w:w="100" w:type="dxa"/>
+              <w:bottom w:w="100" w:type="dxa"/>
+              <w:left w:w="120" w:type="dxa"/>
+              <w:right w:w="120" w:type="dxa"/>
+            </w:tcMar>
+            <w:tcBorders>
+              <w:top w:val="single" w:sz="4" w:space="0" w:color="CCCCCC"/>
+              <w:bottom w:val="single" w:sz="4" w:space="0" w:color="CCCCCC"/>
+              <w:left w:val="single" w:sz="4" w:space="0" w:color="CCCCCC"/>
+              <w:right w:val="single" w:sz="4" w:space="0" w:color="CCCCCC"/>
+            </w:tcBorders>
+          </w:tcPr>
+          <w:p>
+            <w:pPr>
+              <w:spacing w:before="60" w:after="60" w:line="252" w:lineRule="auto"/>
+              <w:jc w:val="left"/>
+            </w:pPr>
+            <w:r/>
+            <w:r>
+              <w:t>NY Open 21-23</w:t>
+            </w:r>
+          </w:p>
+        </w:tc>
+        <w:tc>
+          <w:tcPr>
+            <w:tcW w:type="dxa" w:w="1440"/>
+            <w:shd w:fill="F8FAFC"/>
+            <w:tcMar>
+              <w:top w:w="100" w:type="dxa"/>
+              <w:bottom w:w="100" w:type="dxa"/>
+              <w:left w:w="120" w:type="dxa"/>
+              <w:right w:w="120" w:type="dxa"/>
+            </w:tcMar>
+            <w:tcBorders>
+              <w:top w:val="single" w:sz="4" w:space="0" w:color="CCCCCC"/>
+              <w:bottom w:val="single" w:sz="4" w:space="0" w:color="CCCCCC"/>
+              <w:left w:val="single" w:sz="4" w:space="0" w:color="CCCCCC"/>
+              <w:right w:val="single" w:sz="4" w:space="0" w:color="CCCCCC"/>
+            </w:tcBorders>
+          </w:tcPr>
+          <w:p>
+            <w:pPr>
+              <w:spacing w:before="60" w:after="60" w:line="252" w:lineRule="auto"/>
+              <w:jc w:val="left"/>
+            </w:pPr>
+            <w:r/>
+            <w:r>
+              <w:t>446.25</w:t>
+            </w:r>
+          </w:p>
+        </w:tc>
+        <w:tc>
+          <w:tcPr>
+            <w:tcW w:type="dxa" w:w="2016"/>
+            <w:shd w:fill="F8FAFC"/>
+            <w:tcMar>
+              <w:top w:w="100" w:type="dxa"/>
+              <w:bottom w:w="100" w:type="dxa"/>
+              <w:left w:w="120" w:type="dxa"/>
+              <w:right w:w="120" w:type="dxa"/>
+            </w:tcMar>
+            <w:tcBorders>
+              <w:top w:val="single" w:sz="4" w:space="0" w:color="CCCCCC"/>
+              <w:bottom w:val="single" w:sz="4" w:space="0" w:color="CCCCCC"/>
+              <w:left w:val="single" w:sz="4" w:space="0" w:color="CCCCCC"/>
+              <w:right w:val="single" w:sz="4" w:space="0" w:color="CCCCCC"/>
+            </w:tcBorders>
+          </w:tcPr>
+          <w:p>
+            <w:pPr>
+              <w:spacing w:before="60" w:after="60" w:line="252" w:lineRule="auto"/>
+              <w:jc w:val="left"/>
+            </w:pPr>
+            <w:r/>
+            <w:r>
+              <w:t>450.25</w:t>
+            </w:r>
+          </w:p>
+        </w:tc>
+        <w:tc>
+          <w:tcPr>
+            <w:tcW w:type="dxa" w:w="1152"/>
+            <w:shd w:fill="F8FAFC"/>
+            <w:tcMar>
+              <w:top w:w="100" w:type="dxa"/>
+              <w:bottom w:w="100" w:type="dxa"/>
+              <w:left w:w="120" w:type="dxa"/>
+              <w:right w:w="120" w:type="dxa"/>
+            </w:tcMar>
+            <w:tcBorders>
+              <w:top w:val="single" w:sz="4" w:space="0" w:color="CCCCCC"/>
+              <w:bottom w:val="single" w:sz="4" w:space="0" w:color="CCCCCC"/>
+              <w:left w:val="single" w:sz="4" w:space="0" w:color="CCCCCC"/>
+              <w:right w:val="single" w:sz="4" w:space="0" w:color="CCCCCC"/>
+            </w:tcBorders>
+          </w:tcPr>
+          <w:p>
+            <w:pPr>
+              <w:spacing w:before="60" w:after="60" w:line="252" w:lineRule="auto"/>
+              <w:jc w:val="left"/>
+            </w:pPr>
+            <w:r/>
+            <w:r>
+              <w:t>442.75</w:t>
+            </w:r>
+          </w:p>
+        </w:tc>
+        <w:tc>
+          <w:tcPr>
+            <w:tcW w:type="dxa" w:w="1728"/>
+            <w:shd w:fill="F8FAFC"/>
+            <w:tcMar>
+              <w:top w:w="100" w:type="dxa"/>
+              <w:bottom w:w="100" w:type="dxa"/>
+              <w:left w:w="120" w:type="dxa"/>
+              <w:right w:w="120" w:type="dxa"/>
+            </w:tcMar>
+            <w:tcBorders>
+              <w:top w:val="single" w:sz="4" w:space="0" w:color="CCCCCC"/>
+              <w:bottom w:val="single" w:sz="4" w:space="0" w:color="CCCCCC"/>
+              <w:left w:val="single" w:sz="4" w:space="0" w:color="CCCCCC"/>
+              <w:right w:val="single" w:sz="4" w:space="0" w:color="CCCCCC"/>
+            </w:tcBorders>
+          </w:tcPr>
+          <w:p>
+            <w:pPr>
+              <w:spacing w:before="60" w:after="60" w:line="252" w:lineRule="auto"/>
+              <w:jc w:val="left"/>
+            </w:pPr>
+            <w:r/>
+            <w:r>
+              <w:rPr>
+                <w:b/>
+              </w:rPr>
+              <w:t>446.75</w:t>
             </w:r>
           </w:p>
         </w:tc>
@@ -17644,7 +20934,7 @@
               <w:rPr>
                 <w:b/>
               </w:rPr>
-              <w:t>Wed 05/08</w:t>
+              <w:t>Fri 07/08</w:t>
             </w:r>
           </w:p>
         </w:tc>
@@ -17672,7 +20962,7 @@
             </w:pPr>
             <w:r/>
             <w:r>
-              <w:t>Pre-NY 19-21</w:t>
+              <w:t>NY Close 23-01</w:t>
             </w:r>
           </w:p>
         </w:tc>
@@ -17700,7 +20990,7 @@
             </w:pPr>
             <w:r/>
             <w:r>
-              <w:t>441.75</w:t>
+              <w:t>446.75</w:t>
             </w:r>
           </w:p>
         </w:tc>
@@ -17728,7 +21018,7 @@
             </w:pPr>
             <w:r/>
             <w:r>
-              <w:t>446.50</w:t>
+              <w:t>450.75</w:t>
             </w:r>
           </w:p>
         </w:tc>
@@ -17756,7 +21046,7 @@
             </w:pPr>
             <w:r/>
             <w:r>
-              <w:t>434.75</w:t>
+              <w:t>445.00</w:t>
             </w:r>
           </w:p>
         </w:tc>
@@ -17764,3061 +21054,6 @@
           <w:tcPr>
             <w:tcW w:type="dxa" w:w="1728"/>
             <w:shd w:fill="FFFFFF"/>
-            <w:tcMar>
-              <w:top w:w="100" w:type="dxa"/>
-              <w:bottom w:w="100" w:type="dxa"/>
-              <w:left w:w="120" w:type="dxa"/>
-              <w:right w:w="120" w:type="dxa"/>
-            </w:tcMar>
-            <w:tcBorders>
-              <w:top w:val="single" w:sz="4" w:space="0" w:color="CCCCCC"/>
-              <w:bottom w:val="single" w:sz="4" w:space="0" w:color="CCCCCC"/>
-              <w:left w:val="single" w:sz="4" w:space="0" w:color="CCCCCC"/>
-              <w:right w:val="single" w:sz="4" w:space="0" w:color="CCCCCC"/>
-            </w:tcBorders>
-          </w:tcPr>
-          <w:p>
-            <w:pPr>
-              <w:spacing w:before="60" w:after="60" w:line="252" w:lineRule="auto"/>
-              <w:jc w:val="left"/>
-            </w:pPr>
-            <w:r/>
-            <w:r>
-              <w:rPr>
-                <w:b/>
-              </w:rPr>
-              <w:t>443.75</w:t>
-            </w:r>
-          </w:p>
-        </w:tc>
-        <w:tc>
-          <w:tcPr>
-            <w:tcW w:type="dxa" w:w="3456"/>
-            <w:shd w:fill="FFFFFF"/>
-            <w:tcMar>
-              <w:top w:w="100" w:type="dxa"/>
-              <w:bottom w:w="100" w:type="dxa"/>
-              <w:left w:w="120" w:type="dxa"/>
-              <w:right w:w="120" w:type="dxa"/>
-            </w:tcMar>
-            <w:tcBorders>
-              <w:top w:val="single" w:sz="4" w:space="0" w:color="CCCCCC"/>
-              <w:bottom w:val="single" w:sz="4" w:space="0" w:color="CCCCCC"/>
-              <w:left w:val="single" w:sz="4" w:space="0" w:color="CCCCCC"/>
-              <w:right w:val="single" w:sz="4" w:space="0" w:color="CCCCCC"/>
-            </w:tcBorders>
-          </w:tcPr>
-          <w:p>
-            <w:pPr>
-              <w:spacing w:before="60" w:after="60" w:line="252" w:lineRule="auto"/>
-              <w:jc w:val="left"/>
-            </w:pPr>
-            <w:r/>
-            <w:r>
-              <w:rPr>
-                <w:b/>
-              </w:rPr>
-              <w:t>+2.00</w:t>
-            </w:r>
-          </w:p>
-        </w:tc>
-        <w:tc>
-          <w:tcPr>
-            <w:tcW w:type="dxa" w:w="1440"/>
-            <w:shd w:fill="FFFFFF"/>
-            <w:tcMar>
-              <w:top w:w="100" w:type="dxa"/>
-              <w:bottom w:w="100" w:type="dxa"/>
-              <w:left w:w="120" w:type="dxa"/>
-              <w:right w:w="120" w:type="dxa"/>
-            </w:tcMar>
-            <w:tcBorders>
-              <w:top w:val="single" w:sz="4" w:space="0" w:color="CCCCCC"/>
-              <w:bottom w:val="single" w:sz="4" w:space="0" w:color="CCCCCC"/>
-              <w:left w:val="single" w:sz="4" w:space="0" w:color="CCCCCC"/>
-              <w:right w:val="single" w:sz="4" w:space="0" w:color="CCCCCC"/>
-            </w:tcBorders>
-          </w:tcPr>
-          <w:p>
-            <w:pPr>
-              <w:spacing w:before="60" w:after="60" w:line="252" w:lineRule="auto"/>
-              <w:jc w:val="left"/>
-            </w:pPr>
-            <w:r/>
-            <w:r>
-              <w:t>BULL</w:t>
-            </w:r>
-          </w:p>
-        </w:tc>
-      </w:tr>
-      <w:tr>
-        <w:tc>
-          <w:tcPr>
-            <w:tcW w:type="dxa" w:w="1584"/>
-            <w:shd w:fill="F8FAFC"/>
-            <w:tcMar>
-              <w:top w:w="100" w:type="dxa"/>
-              <w:bottom w:w="100" w:type="dxa"/>
-              <w:left w:w="120" w:type="dxa"/>
-              <w:right w:w="120" w:type="dxa"/>
-            </w:tcMar>
-            <w:tcBorders>
-              <w:top w:val="single" w:sz="4" w:space="0" w:color="CCCCCC"/>
-              <w:bottom w:val="single" w:sz="4" w:space="0" w:color="CCCCCC"/>
-              <w:left w:val="single" w:sz="4" w:space="0" w:color="CCCCCC"/>
-              <w:right w:val="single" w:sz="4" w:space="0" w:color="CCCCCC"/>
-            </w:tcBorders>
-          </w:tcPr>
-          <w:p>
-            <w:pPr>
-              <w:spacing w:before="60" w:after="60" w:line="252" w:lineRule="auto"/>
-              <w:jc w:val="left"/>
-            </w:pPr>
-            <w:r/>
-            <w:r>
-              <w:rPr>
-                <w:b/>
-              </w:rPr>
-              <w:t>Wed 05/08</w:t>
-            </w:r>
-          </w:p>
-        </w:tc>
-        <w:tc>
-          <w:tcPr>
-            <w:tcW w:type="dxa" w:w="864"/>
-            <w:shd w:fill="F8FAFC"/>
-            <w:tcMar>
-              <w:top w:w="100" w:type="dxa"/>
-              <w:bottom w:w="100" w:type="dxa"/>
-              <w:left w:w="120" w:type="dxa"/>
-              <w:right w:w="120" w:type="dxa"/>
-            </w:tcMar>
-            <w:tcBorders>
-              <w:top w:val="single" w:sz="4" w:space="0" w:color="CCCCCC"/>
-              <w:bottom w:val="single" w:sz="4" w:space="0" w:color="CCCCCC"/>
-              <w:left w:val="single" w:sz="4" w:space="0" w:color="CCCCCC"/>
-              <w:right w:val="single" w:sz="4" w:space="0" w:color="CCCCCC"/>
-            </w:tcBorders>
-          </w:tcPr>
-          <w:p>
-            <w:pPr>
-              <w:spacing w:before="60" w:after="60" w:line="252" w:lineRule="auto"/>
-              <w:jc w:val="left"/>
-            </w:pPr>
-            <w:r/>
-            <w:r>
-              <w:t>NY Open 21-23</w:t>
-            </w:r>
-          </w:p>
-        </w:tc>
-        <w:tc>
-          <w:tcPr>
-            <w:tcW w:type="dxa" w:w="1440"/>
-            <w:shd w:fill="F8FAFC"/>
-            <w:tcMar>
-              <w:top w:w="100" w:type="dxa"/>
-              <w:bottom w:w="100" w:type="dxa"/>
-              <w:left w:w="120" w:type="dxa"/>
-              <w:right w:w="120" w:type="dxa"/>
-            </w:tcMar>
-            <w:tcBorders>
-              <w:top w:val="single" w:sz="4" w:space="0" w:color="CCCCCC"/>
-              <w:bottom w:val="single" w:sz="4" w:space="0" w:color="CCCCCC"/>
-              <w:left w:val="single" w:sz="4" w:space="0" w:color="CCCCCC"/>
-              <w:right w:val="single" w:sz="4" w:space="0" w:color="CCCCCC"/>
-            </w:tcBorders>
-          </w:tcPr>
-          <w:p>
-            <w:pPr>
-              <w:spacing w:before="60" w:after="60" w:line="252" w:lineRule="auto"/>
-              <w:jc w:val="left"/>
-            </w:pPr>
-            <w:r/>
-            <w:r>
-              <w:t>443.75</w:t>
-            </w:r>
-          </w:p>
-        </w:tc>
-        <w:tc>
-          <w:tcPr>
-            <w:tcW w:type="dxa" w:w="2016"/>
-            <w:shd w:fill="F8FAFC"/>
-            <w:tcMar>
-              <w:top w:w="100" w:type="dxa"/>
-              <w:bottom w:w="100" w:type="dxa"/>
-              <w:left w:w="120" w:type="dxa"/>
-              <w:right w:w="120" w:type="dxa"/>
-            </w:tcMar>
-            <w:tcBorders>
-              <w:top w:val="single" w:sz="4" w:space="0" w:color="CCCCCC"/>
-              <w:bottom w:val="single" w:sz="4" w:space="0" w:color="CCCCCC"/>
-              <w:left w:val="single" w:sz="4" w:space="0" w:color="CCCCCC"/>
-              <w:right w:val="single" w:sz="4" w:space="0" w:color="CCCCCC"/>
-            </w:tcBorders>
-          </w:tcPr>
-          <w:p>
-            <w:pPr>
-              <w:spacing w:before="60" w:after="60" w:line="252" w:lineRule="auto"/>
-              <w:jc w:val="left"/>
-            </w:pPr>
-            <w:r/>
-            <w:r>
-              <w:t>451.75</w:t>
-            </w:r>
-          </w:p>
-        </w:tc>
-        <w:tc>
-          <w:tcPr>
-            <w:tcW w:type="dxa" w:w="1152"/>
-            <w:shd w:fill="F8FAFC"/>
-            <w:tcMar>
-              <w:top w:w="100" w:type="dxa"/>
-              <w:bottom w:w="100" w:type="dxa"/>
-              <w:left w:w="120" w:type="dxa"/>
-              <w:right w:w="120" w:type="dxa"/>
-            </w:tcMar>
-            <w:tcBorders>
-              <w:top w:val="single" w:sz="4" w:space="0" w:color="CCCCCC"/>
-              <w:bottom w:val="single" w:sz="4" w:space="0" w:color="CCCCCC"/>
-              <w:left w:val="single" w:sz="4" w:space="0" w:color="CCCCCC"/>
-              <w:right w:val="single" w:sz="4" w:space="0" w:color="CCCCCC"/>
-            </w:tcBorders>
-          </w:tcPr>
-          <w:p>
-            <w:pPr>
-              <w:spacing w:before="60" w:after="60" w:line="252" w:lineRule="auto"/>
-              <w:jc w:val="left"/>
-            </w:pPr>
-            <w:r/>
-            <w:r>
-              <w:t>436.75</w:t>
-            </w:r>
-          </w:p>
-        </w:tc>
-        <w:tc>
-          <w:tcPr>
-            <w:tcW w:type="dxa" w:w="1728"/>
-            <w:shd w:fill="F8FAFC"/>
-            <w:tcMar>
-              <w:top w:w="100" w:type="dxa"/>
-              <w:bottom w:w="100" w:type="dxa"/>
-              <w:left w:w="120" w:type="dxa"/>
-              <w:right w:w="120" w:type="dxa"/>
-            </w:tcMar>
-            <w:tcBorders>
-              <w:top w:val="single" w:sz="4" w:space="0" w:color="CCCCCC"/>
-              <w:bottom w:val="single" w:sz="4" w:space="0" w:color="CCCCCC"/>
-              <w:left w:val="single" w:sz="4" w:space="0" w:color="CCCCCC"/>
-              <w:right w:val="single" w:sz="4" w:space="0" w:color="CCCCCC"/>
-            </w:tcBorders>
-          </w:tcPr>
-          <w:p>
-            <w:pPr>
-              <w:spacing w:before="60" w:after="60" w:line="252" w:lineRule="auto"/>
-              <w:jc w:val="left"/>
-            </w:pPr>
-            <w:r/>
-            <w:r>
-              <w:rPr>
-                <w:b/>
-              </w:rPr>
-              <w:t>445.25</w:t>
-            </w:r>
-          </w:p>
-        </w:tc>
-        <w:tc>
-          <w:tcPr>
-            <w:tcW w:type="dxa" w:w="3456"/>
-            <w:shd w:fill="F8FAFC"/>
-            <w:tcMar>
-              <w:top w:w="100" w:type="dxa"/>
-              <w:bottom w:w="100" w:type="dxa"/>
-              <w:left w:w="120" w:type="dxa"/>
-              <w:right w:w="120" w:type="dxa"/>
-            </w:tcMar>
-            <w:tcBorders>
-              <w:top w:val="single" w:sz="4" w:space="0" w:color="CCCCCC"/>
-              <w:bottom w:val="single" w:sz="4" w:space="0" w:color="CCCCCC"/>
-              <w:left w:val="single" w:sz="4" w:space="0" w:color="CCCCCC"/>
-              <w:right w:val="single" w:sz="4" w:space="0" w:color="CCCCCC"/>
-            </w:tcBorders>
-          </w:tcPr>
-          <w:p>
-            <w:pPr>
-              <w:spacing w:before="60" w:after="60" w:line="252" w:lineRule="auto"/>
-              <w:jc w:val="left"/>
-            </w:pPr>
-            <w:r/>
-            <w:r>
-              <w:rPr>
-                <w:b/>
-              </w:rPr>
-              <w:t>+1.50</w:t>
-            </w:r>
-          </w:p>
-        </w:tc>
-        <w:tc>
-          <w:tcPr>
-            <w:tcW w:type="dxa" w:w="1440"/>
-            <w:shd w:fill="F8FAFC"/>
-            <w:tcMar>
-              <w:top w:w="100" w:type="dxa"/>
-              <w:bottom w:w="100" w:type="dxa"/>
-              <w:left w:w="120" w:type="dxa"/>
-              <w:right w:w="120" w:type="dxa"/>
-            </w:tcMar>
-            <w:tcBorders>
-              <w:top w:val="single" w:sz="4" w:space="0" w:color="CCCCCC"/>
-              <w:bottom w:val="single" w:sz="4" w:space="0" w:color="CCCCCC"/>
-              <w:left w:val="single" w:sz="4" w:space="0" w:color="CCCCCC"/>
-              <w:right w:val="single" w:sz="4" w:space="0" w:color="CCCCCC"/>
-            </w:tcBorders>
-          </w:tcPr>
-          <w:p>
-            <w:pPr>
-              <w:spacing w:before="60" w:after="60" w:line="252" w:lineRule="auto"/>
-              <w:jc w:val="left"/>
-            </w:pPr>
-            <w:r/>
-            <w:r>
-              <w:t>BULL</w:t>
-            </w:r>
-          </w:p>
-        </w:tc>
-      </w:tr>
-      <w:tr>
-        <w:tc>
-          <w:tcPr>
-            <w:tcW w:type="dxa" w:w="1584"/>
-            <w:shd w:fill="FFFFFF"/>
-            <w:tcMar>
-              <w:top w:w="100" w:type="dxa"/>
-              <w:bottom w:w="100" w:type="dxa"/>
-              <w:left w:w="120" w:type="dxa"/>
-              <w:right w:w="120" w:type="dxa"/>
-            </w:tcMar>
-            <w:tcBorders>
-              <w:top w:val="single" w:sz="4" w:space="0" w:color="CCCCCC"/>
-              <w:bottom w:val="single" w:sz="4" w:space="0" w:color="CCCCCC"/>
-              <w:left w:val="single" w:sz="4" w:space="0" w:color="CCCCCC"/>
-              <w:right w:val="single" w:sz="4" w:space="0" w:color="CCCCCC"/>
-            </w:tcBorders>
-          </w:tcPr>
-          <w:p>
-            <w:pPr>
-              <w:spacing w:before="60" w:after="60" w:line="252" w:lineRule="auto"/>
-              <w:jc w:val="left"/>
-            </w:pPr>
-            <w:r/>
-            <w:r>
-              <w:rPr>
-                <w:b/>
-              </w:rPr>
-              <w:t>Wed 05/08</w:t>
-            </w:r>
-          </w:p>
-        </w:tc>
-        <w:tc>
-          <w:tcPr>
-            <w:tcW w:type="dxa" w:w="864"/>
-            <w:shd w:fill="FFFFFF"/>
-            <w:tcMar>
-              <w:top w:w="100" w:type="dxa"/>
-              <w:bottom w:w="100" w:type="dxa"/>
-              <w:left w:w="120" w:type="dxa"/>
-              <w:right w:w="120" w:type="dxa"/>
-            </w:tcMar>
-            <w:tcBorders>
-              <w:top w:val="single" w:sz="4" w:space="0" w:color="CCCCCC"/>
-              <w:bottom w:val="single" w:sz="4" w:space="0" w:color="CCCCCC"/>
-              <w:left w:val="single" w:sz="4" w:space="0" w:color="CCCCCC"/>
-              <w:right w:val="single" w:sz="4" w:space="0" w:color="CCCCCC"/>
-            </w:tcBorders>
-          </w:tcPr>
-          <w:p>
-            <w:pPr>
-              <w:spacing w:before="60" w:after="60" w:line="252" w:lineRule="auto"/>
-              <w:jc w:val="left"/>
-            </w:pPr>
-            <w:r/>
-            <w:r>
-              <w:t>NY Close 23-01</w:t>
-            </w:r>
-          </w:p>
-        </w:tc>
-        <w:tc>
-          <w:tcPr>
-            <w:tcW w:type="dxa" w:w="1440"/>
-            <w:shd w:fill="FFFFFF"/>
-            <w:tcMar>
-              <w:top w:w="100" w:type="dxa"/>
-              <w:bottom w:w="100" w:type="dxa"/>
-              <w:left w:w="120" w:type="dxa"/>
-              <w:right w:w="120" w:type="dxa"/>
-            </w:tcMar>
-            <w:tcBorders>
-              <w:top w:val="single" w:sz="4" w:space="0" w:color="CCCCCC"/>
-              <w:bottom w:val="single" w:sz="4" w:space="0" w:color="CCCCCC"/>
-              <w:left w:val="single" w:sz="4" w:space="0" w:color="CCCCCC"/>
-              <w:right w:val="single" w:sz="4" w:space="0" w:color="CCCCCC"/>
-            </w:tcBorders>
-          </w:tcPr>
-          <w:p>
-            <w:pPr>
-              <w:spacing w:before="60" w:after="60" w:line="252" w:lineRule="auto"/>
-              <w:jc w:val="left"/>
-            </w:pPr>
-            <w:r/>
-            <w:r>
-              <w:t>445.25</w:t>
-            </w:r>
-          </w:p>
-        </w:tc>
-        <w:tc>
-          <w:tcPr>
-            <w:tcW w:type="dxa" w:w="2016"/>
-            <w:shd w:fill="FFFFFF"/>
-            <w:tcMar>
-              <w:top w:w="100" w:type="dxa"/>
-              <w:bottom w:w="100" w:type="dxa"/>
-              <w:left w:w="120" w:type="dxa"/>
-              <w:right w:w="120" w:type="dxa"/>
-            </w:tcMar>
-            <w:tcBorders>
-              <w:top w:val="single" w:sz="4" w:space="0" w:color="CCCCCC"/>
-              <w:bottom w:val="single" w:sz="4" w:space="0" w:color="CCCCCC"/>
-              <w:left w:val="single" w:sz="4" w:space="0" w:color="CCCCCC"/>
-              <w:right w:val="single" w:sz="4" w:space="0" w:color="CCCCCC"/>
-            </w:tcBorders>
-          </w:tcPr>
-          <w:p>
-            <w:pPr>
-              <w:spacing w:before="60" w:after="60" w:line="252" w:lineRule="auto"/>
-              <w:jc w:val="left"/>
-            </w:pPr>
-            <w:r/>
-            <w:r>
-              <w:t>449.75</w:t>
-            </w:r>
-          </w:p>
-        </w:tc>
-        <w:tc>
-          <w:tcPr>
-            <w:tcW w:type="dxa" w:w="1152"/>
-            <w:shd w:fill="FFFFFF"/>
-            <w:tcMar>
-              <w:top w:w="100" w:type="dxa"/>
-              <w:bottom w:w="100" w:type="dxa"/>
-              <w:left w:w="120" w:type="dxa"/>
-              <w:right w:w="120" w:type="dxa"/>
-            </w:tcMar>
-            <w:tcBorders>
-              <w:top w:val="single" w:sz="4" w:space="0" w:color="CCCCCC"/>
-              <w:bottom w:val="single" w:sz="4" w:space="0" w:color="CCCCCC"/>
-              <w:left w:val="single" w:sz="4" w:space="0" w:color="CCCCCC"/>
-              <w:right w:val="single" w:sz="4" w:space="0" w:color="CCCCCC"/>
-            </w:tcBorders>
-          </w:tcPr>
-          <w:p>
-            <w:pPr>
-              <w:spacing w:before="60" w:after="60" w:line="252" w:lineRule="auto"/>
-              <w:jc w:val="left"/>
-            </w:pPr>
-            <w:r/>
-            <w:r>
-              <w:t>441.00</w:t>
-            </w:r>
-          </w:p>
-        </w:tc>
-        <w:tc>
-          <w:tcPr>
-            <w:tcW w:type="dxa" w:w="1728"/>
-            <w:shd w:fill="FFFFFF"/>
-            <w:tcMar>
-              <w:top w:w="100" w:type="dxa"/>
-              <w:bottom w:w="100" w:type="dxa"/>
-              <w:left w:w="120" w:type="dxa"/>
-              <w:right w:w="120" w:type="dxa"/>
-            </w:tcMar>
-            <w:tcBorders>
-              <w:top w:val="single" w:sz="4" w:space="0" w:color="CCCCCC"/>
-              <w:bottom w:val="single" w:sz="4" w:space="0" w:color="CCCCCC"/>
-              <w:left w:val="single" w:sz="4" w:space="0" w:color="CCCCCC"/>
-              <w:right w:val="single" w:sz="4" w:space="0" w:color="CCCCCC"/>
-            </w:tcBorders>
-          </w:tcPr>
-          <w:p>
-            <w:pPr>
-              <w:spacing w:before="60" w:after="60" w:line="252" w:lineRule="auto"/>
-              <w:jc w:val="left"/>
-            </w:pPr>
-            <w:r/>
-            <w:r>
-              <w:rPr>
-                <w:b/>
-              </w:rPr>
-              <w:t>444.75</w:t>
-            </w:r>
-          </w:p>
-        </w:tc>
-        <w:tc>
-          <w:tcPr>
-            <w:tcW w:type="dxa" w:w="3456"/>
-            <w:shd w:fill="FFFFFF"/>
-            <w:tcMar>
-              <w:top w:w="100" w:type="dxa"/>
-              <w:bottom w:w="100" w:type="dxa"/>
-              <w:left w:w="120" w:type="dxa"/>
-              <w:right w:w="120" w:type="dxa"/>
-            </w:tcMar>
-            <w:tcBorders>
-              <w:top w:val="single" w:sz="4" w:space="0" w:color="CCCCCC"/>
-              <w:bottom w:val="single" w:sz="4" w:space="0" w:color="CCCCCC"/>
-              <w:left w:val="single" w:sz="4" w:space="0" w:color="CCCCCC"/>
-              <w:right w:val="single" w:sz="4" w:space="0" w:color="CCCCCC"/>
-            </w:tcBorders>
-          </w:tcPr>
-          <w:p>
-            <w:pPr>
-              <w:spacing w:before="60" w:after="60" w:line="252" w:lineRule="auto"/>
-              <w:jc w:val="left"/>
-            </w:pPr>
-            <w:r/>
-            <w:r>
-              <w:rPr>
-                <w:b/>
-              </w:rPr>
-              <w:t>-0.50</w:t>
-            </w:r>
-          </w:p>
-        </w:tc>
-        <w:tc>
-          <w:tcPr>
-            <w:tcW w:type="dxa" w:w="1440"/>
-            <w:shd w:fill="FFFFFF"/>
-            <w:tcMar>
-              <w:top w:w="100" w:type="dxa"/>
-              <w:bottom w:w="100" w:type="dxa"/>
-              <w:left w:w="120" w:type="dxa"/>
-              <w:right w:w="120" w:type="dxa"/>
-            </w:tcMar>
-            <w:tcBorders>
-              <w:top w:val="single" w:sz="4" w:space="0" w:color="CCCCCC"/>
-              <w:bottom w:val="single" w:sz="4" w:space="0" w:color="CCCCCC"/>
-              <w:left w:val="single" w:sz="4" w:space="0" w:color="CCCCCC"/>
-              <w:right w:val="single" w:sz="4" w:space="0" w:color="CCCCCC"/>
-            </w:tcBorders>
-          </w:tcPr>
-          <w:p>
-            <w:pPr>
-              <w:spacing w:before="60" w:after="60" w:line="252" w:lineRule="auto"/>
-              <w:jc w:val="left"/>
-            </w:pPr>
-            <w:r/>
-            <w:r>
-              <w:t>BEAR</w:t>
-            </w:r>
-          </w:p>
-        </w:tc>
-      </w:tr>
-      <w:tr>
-        <w:tc>
-          <w:tcPr>
-            <w:tcW w:type="dxa" w:w="1584"/>
-            <w:shd w:fill="F8FAFC"/>
-            <w:tcMar>
-              <w:top w:w="100" w:type="dxa"/>
-              <w:bottom w:w="100" w:type="dxa"/>
-              <w:left w:w="120" w:type="dxa"/>
-              <w:right w:w="120" w:type="dxa"/>
-            </w:tcMar>
-            <w:tcBorders>
-              <w:top w:val="single" w:sz="4" w:space="0" w:color="CCCCCC"/>
-              <w:bottom w:val="single" w:sz="4" w:space="0" w:color="CCCCCC"/>
-              <w:left w:val="single" w:sz="4" w:space="0" w:color="CCCCCC"/>
-              <w:right w:val="single" w:sz="4" w:space="0" w:color="CCCCCC"/>
-            </w:tcBorders>
-          </w:tcPr>
-          <w:p>
-            <w:pPr>
-              <w:spacing w:before="60" w:after="60" w:line="252" w:lineRule="auto"/>
-              <w:jc w:val="left"/>
-            </w:pPr>
-            <w:r/>
-            <w:r>
-              <w:rPr>
-                <w:b/>
-              </w:rPr>
-              <w:t>Thu 06/08</w:t>
-            </w:r>
-          </w:p>
-        </w:tc>
-        <w:tc>
-          <w:tcPr>
-            <w:tcW w:type="dxa" w:w="864"/>
-            <w:shd w:fill="F8FAFC"/>
-            <w:tcMar>
-              <w:top w:w="100" w:type="dxa"/>
-              <w:bottom w:w="100" w:type="dxa"/>
-              <w:left w:w="120" w:type="dxa"/>
-              <w:right w:w="120" w:type="dxa"/>
-            </w:tcMar>
-            <w:tcBorders>
-              <w:top w:val="single" w:sz="4" w:space="0" w:color="CCCCCC"/>
-              <w:bottom w:val="single" w:sz="4" w:space="0" w:color="CCCCCC"/>
-              <w:left w:val="single" w:sz="4" w:space="0" w:color="CCCCCC"/>
-              <w:right w:val="single" w:sz="4" w:space="0" w:color="CCCCCC"/>
-            </w:tcBorders>
-          </w:tcPr>
-          <w:p>
-            <w:pPr>
-              <w:spacing w:before="60" w:after="60" w:line="252" w:lineRule="auto"/>
-              <w:jc w:val="left"/>
-            </w:pPr>
-            <w:r/>
-            <w:r>
-              <w:t>Asia 07-11</w:t>
-            </w:r>
-          </w:p>
-        </w:tc>
-        <w:tc>
-          <w:tcPr>
-            <w:tcW w:type="dxa" w:w="1440"/>
-            <w:shd w:fill="F8FAFC"/>
-            <w:tcMar>
-              <w:top w:w="100" w:type="dxa"/>
-              <w:bottom w:w="100" w:type="dxa"/>
-              <w:left w:w="120" w:type="dxa"/>
-              <w:right w:w="120" w:type="dxa"/>
-            </w:tcMar>
-            <w:tcBorders>
-              <w:top w:val="single" w:sz="4" w:space="0" w:color="CCCCCC"/>
-              <w:bottom w:val="single" w:sz="4" w:space="0" w:color="CCCCCC"/>
-              <w:left w:val="single" w:sz="4" w:space="0" w:color="CCCCCC"/>
-              <w:right w:val="single" w:sz="4" w:space="0" w:color="CCCCCC"/>
-            </w:tcBorders>
-          </w:tcPr>
-          <w:p>
-            <w:pPr>
-              <w:spacing w:before="60" w:after="60" w:line="252" w:lineRule="auto"/>
-              <w:jc w:val="left"/>
-            </w:pPr>
-            <w:r/>
-            <w:r>
-              <w:t>444.75</w:t>
-            </w:r>
-          </w:p>
-        </w:tc>
-        <w:tc>
-          <w:tcPr>
-            <w:tcW w:type="dxa" w:w="2016"/>
-            <w:shd w:fill="F8FAFC"/>
-            <w:tcMar>
-              <w:top w:w="100" w:type="dxa"/>
-              <w:bottom w:w="100" w:type="dxa"/>
-              <w:left w:w="120" w:type="dxa"/>
-              <w:right w:w="120" w:type="dxa"/>
-            </w:tcMar>
-            <w:tcBorders>
-              <w:top w:val="single" w:sz="4" w:space="0" w:color="CCCCCC"/>
-              <w:bottom w:val="single" w:sz="4" w:space="0" w:color="CCCCCC"/>
-              <w:left w:val="single" w:sz="4" w:space="0" w:color="CCCCCC"/>
-              <w:right w:val="single" w:sz="4" w:space="0" w:color="CCCCCC"/>
-            </w:tcBorders>
-          </w:tcPr>
-          <w:p>
-            <w:pPr>
-              <w:spacing w:before="60" w:after="60" w:line="252" w:lineRule="auto"/>
-              <w:jc w:val="left"/>
-            </w:pPr>
-            <w:r/>
-            <w:r>
-              <w:t>447.00</w:t>
-            </w:r>
-          </w:p>
-        </w:tc>
-        <w:tc>
-          <w:tcPr>
-            <w:tcW w:type="dxa" w:w="1152"/>
-            <w:shd w:fill="F8FAFC"/>
-            <w:tcMar>
-              <w:top w:w="100" w:type="dxa"/>
-              <w:bottom w:w="100" w:type="dxa"/>
-              <w:left w:w="120" w:type="dxa"/>
-              <w:right w:w="120" w:type="dxa"/>
-            </w:tcMar>
-            <w:tcBorders>
-              <w:top w:val="single" w:sz="4" w:space="0" w:color="CCCCCC"/>
-              <w:bottom w:val="single" w:sz="4" w:space="0" w:color="CCCCCC"/>
-              <w:left w:val="single" w:sz="4" w:space="0" w:color="CCCCCC"/>
-              <w:right w:val="single" w:sz="4" w:space="0" w:color="CCCCCC"/>
-            </w:tcBorders>
-          </w:tcPr>
-          <w:p>
-            <w:pPr>
-              <w:spacing w:before="60" w:after="60" w:line="252" w:lineRule="auto"/>
-              <w:jc w:val="left"/>
-            </w:pPr>
-            <w:r/>
-            <w:r>
-              <w:t>442.00</w:t>
-            </w:r>
-          </w:p>
-        </w:tc>
-        <w:tc>
-          <w:tcPr>
-            <w:tcW w:type="dxa" w:w="1728"/>
-            <w:shd w:fill="F8FAFC"/>
-            <w:tcMar>
-              <w:top w:w="100" w:type="dxa"/>
-              <w:bottom w:w="100" w:type="dxa"/>
-              <w:left w:w="120" w:type="dxa"/>
-              <w:right w:w="120" w:type="dxa"/>
-            </w:tcMar>
-            <w:tcBorders>
-              <w:top w:val="single" w:sz="4" w:space="0" w:color="CCCCCC"/>
-              <w:bottom w:val="single" w:sz="4" w:space="0" w:color="CCCCCC"/>
-              <w:left w:val="single" w:sz="4" w:space="0" w:color="CCCCCC"/>
-              <w:right w:val="single" w:sz="4" w:space="0" w:color="CCCCCC"/>
-            </w:tcBorders>
-          </w:tcPr>
-          <w:p>
-            <w:pPr>
-              <w:spacing w:before="60" w:after="60" w:line="252" w:lineRule="auto"/>
-              <w:jc w:val="left"/>
-            </w:pPr>
-            <w:r/>
-            <w:r>
-              <w:rPr>
-                <w:b/>
-              </w:rPr>
-              <w:t>444.50</w:t>
-            </w:r>
-          </w:p>
-        </w:tc>
-        <w:tc>
-          <w:tcPr>
-            <w:tcW w:type="dxa" w:w="3456"/>
-            <w:shd w:fill="F8FAFC"/>
-            <w:tcMar>
-              <w:top w:w="100" w:type="dxa"/>
-              <w:bottom w:w="100" w:type="dxa"/>
-              <w:left w:w="120" w:type="dxa"/>
-              <w:right w:w="120" w:type="dxa"/>
-            </w:tcMar>
-            <w:tcBorders>
-              <w:top w:val="single" w:sz="4" w:space="0" w:color="CCCCCC"/>
-              <w:bottom w:val="single" w:sz="4" w:space="0" w:color="CCCCCC"/>
-              <w:left w:val="single" w:sz="4" w:space="0" w:color="CCCCCC"/>
-              <w:right w:val="single" w:sz="4" w:space="0" w:color="CCCCCC"/>
-            </w:tcBorders>
-          </w:tcPr>
-          <w:p>
-            <w:pPr>
-              <w:spacing w:before="60" w:after="60" w:line="252" w:lineRule="auto"/>
-              <w:jc w:val="left"/>
-            </w:pPr>
-            <w:r/>
-            <w:r>
-              <w:rPr>
-                <w:b/>
-              </w:rPr>
-              <w:t>-0.25</w:t>
-            </w:r>
-          </w:p>
-        </w:tc>
-        <w:tc>
-          <w:tcPr>
-            <w:tcW w:type="dxa" w:w="1440"/>
-            <w:shd w:fill="F8FAFC"/>
-            <w:tcMar>
-              <w:top w:w="100" w:type="dxa"/>
-              <w:bottom w:w="100" w:type="dxa"/>
-              <w:left w:w="120" w:type="dxa"/>
-              <w:right w:w="120" w:type="dxa"/>
-            </w:tcMar>
-            <w:tcBorders>
-              <w:top w:val="single" w:sz="4" w:space="0" w:color="CCCCCC"/>
-              <w:bottom w:val="single" w:sz="4" w:space="0" w:color="CCCCCC"/>
-              <w:left w:val="single" w:sz="4" w:space="0" w:color="CCCCCC"/>
-              <w:right w:val="single" w:sz="4" w:space="0" w:color="CCCCCC"/>
-            </w:tcBorders>
-          </w:tcPr>
-          <w:p>
-            <w:pPr>
-              <w:spacing w:before="60" w:after="60" w:line="252" w:lineRule="auto"/>
-              <w:jc w:val="left"/>
-            </w:pPr>
-            <w:r/>
-            <w:r>
-              <w:t>BEAR</w:t>
-            </w:r>
-          </w:p>
-        </w:tc>
-      </w:tr>
-      <w:tr>
-        <w:tc>
-          <w:tcPr>
-            <w:tcW w:type="dxa" w:w="1584"/>
-            <w:shd w:fill="FFFFFF"/>
-            <w:tcMar>
-              <w:top w:w="100" w:type="dxa"/>
-              <w:bottom w:w="100" w:type="dxa"/>
-              <w:left w:w="120" w:type="dxa"/>
-              <w:right w:w="120" w:type="dxa"/>
-            </w:tcMar>
-            <w:tcBorders>
-              <w:top w:val="single" w:sz="4" w:space="0" w:color="CCCCCC"/>
-              <w:bottom w:val="single" w:sz="4" w:space="0" w:color="CCCCCC"/>
-              <w:left w:val="single" w:sz="4" w:space="0" w:color="CCCCCC"/>
-              <w:right w:val="single" w:sz="4" w:space="0" w:color="CCCCCC"/>
-            </w:tcBorders>
-          </w:tcPr>
-          <w:p>
-            <w:pPr>
-              <w:spacing w:before="60" w:after="60" w:line="252" w:lineRule="auto"/>
-              <w:jc w:val="left"/>
-            </w:pPr>
-            <w:r/>
-            <w:r>
-              <w:rPr>
-                <w:b/>
-              </w:rPr>
-              <w:t>Thu 06/08</w:t>
-            </w:r>
-          </w:p>
-        </w:tc>
-        <w:tc>
-          <w:tcPr>
-            <w:tcW w:type="dxa" w:w="864"/>
-            <w:shd w:fill="FFFFFF"/>
-            <w:tcMar>
-              <w:top w:w="100" w:type="dxa"/>
-              <w:bottom w:w="100" w:type="dxa"/>
-              <w:left w:w="120" w:type="dxa"/>
-              <w:right w:w="120" w:type="dxa"/>
-            </w:tcMar>
-            <w:tcBorders>
-              <w:top w:val="single" w:sz="4" w:space="0" w:color="CCCCCC"/>
-              <w:bottom w:val="single" w:sz="4" w:space="0" w:color="CCCCCC"/>
-              <w:left w:val="single" w:sz="4" w:space="0" w:color="CCCCCC"/>
-              <w:right w:val="single" w:sz="4" w:space="0" w:color="CCCCCC"/>
-            </w:tcBorders>
-          </w:tcPr>
-          <w:p>
-            <w:pPr>
-              <w:spacing w:before="60" w:after="60" w:line="252" w:lineRule="auto"/>
-              <w:jc w:val="left"/>
-            </w:pPr>
-            <w:r/>
-            <w:r>
-              <w:t>Asia 11-15</w:t>
-            </w:r>
-          </w:p>
-        </w:tc>
-        <w:tc>
-          <w:tcPr>
-            <w:tcW w:type="dxa" w:w="1440"/>
-            <w:shd w:fill="FFFFFF"/>
-            <w:tcMar>
-              <w:top w:w="100" w:type="dxa"/>
-              <w:bottom w:w="100" w:type="dxa"/>
-              <w:left w:w="120" w:type="dxa"/>
-              <w:right w:w="120" w:type="dxa"/>
-            </w:tcMar>
-            <w:tcBorders>
-              <w:top w:val="single" w:sz="4" w:space="0" w:color="CCCCCC"/>
-              <w:bottom w:val="single" w:sz="4" w:space="0" w:color="CCCCCC"/>
-              <w:left w:val="single" w:sz="4" w:space="0" w:color="CCCCCC"/>
-              <w:right w:val="single" w:sz="4" w:space="0" w:color="CCCCCC"/>
-            </w:tcBorders>
-          </w:tcPr>
-          <w:p>
-            <w:pPr>
-              <w:spacing w:before="60" w:after="60" w:line="252" w:lineRule="auto"/>
-              <w:jc w:val="left"/>
-            </w:pPr>
-            <w:r/>
-            <w:r>
-              <w:t>444.50</w:t>
-            </w:r>
-          </w:p>
-        </w:tc>
-        <w:tc>
-          <w:tcPr>
-            <w:tcW w:type="dxa" w:w="2016"/>
-            <w:shd w:fill="FFFFFF"/>
-            <w:tcMar>
-              <w:top w:w="100" w:type="dxa"/>
-              <w:bottom w:w="100" w:type="dxa"/>
-              <w:left w:w="120" w:type="dxa"/>
-              <w:right w:w="120" w:type="dxa"/>
-            </w:tcMar>
-            <w:tcBorders>
-              <w:top w:val="single" w:sz="4" w:space="0" w:color="CCCCCC"/>
-              <w:bottom w:val="single" w:sz="4" w:space="0" w:color="CCCCCC"/>
-              <w:left w:val="single" w:sz="4" w:space="0" w:color="CCCCCC"/>
-              <w:right w:val="single" w:sz="4" w:space="0" w:color="CCCCCC"/>
-            </w:tcBorders>
-          </w:tcPr>
-          <w:p>
-            <w:pPr>
-              <w:spacing w:before="60" w:after="60" w:line="252" w:lineRule="auto"/>
-              <w:jc w:val="left"/>
-            </w:pPr>
-            <w:r/>
-            <w:r>
-              <w:t>446.50</w:t>
-            </w:r>
-          </w:p>
-        </w:tc>
-        <w:tc>
-          <w:tcPr>
-            <w:tcW w:type="dxa" w:w="1152"/>
-            <w:shd w:fill="FFFFFF"/>
-            <w:tcMar>
-              <w:top w:w="100" w:type="dxa"/>
-              <w:bottom w:w="100" w:type="dxa"/>
-              <w:left w:w="120" w:type="dxa"/>
-              <w:right w:w="120" w:type="dxa"/>
-            </w:tcMar>
-            <w:tcBorders>
-              <w:top w:val="single" w:sz="4" w:space="0" w:color="CCCCCC"/>
-              <w:bottom w:val="single" w:sz="4" w:space="0" w:color="CCCCCC"/>
-              <w:left w:val="single" w:sz="4" w:space="0" w:color="CCCCCC"/>
-              <w:right w:val="single" w:sz="4" w:space="0" w:color="CCCCCC"/>
-            </w:tcBorders>
-          </w:tcPr>
-          <w:p>
-            <w:pPr>
-              <w:spacing w:before="60" w:after="60" w:line="252" w:lineRule="auto"/>
-              <w:jc w:val="left"/>
-            </w:pPr>
-            <w:r/>
-            <w:r>
-              <w:t>440.00</w:t>
-            </w:r>
-          </w:p>
-        </w:tc>
-        <w:tc>
-          <w:tcPr>
-            <w:tcW w:type="dxa" w:w="1728"/>
-            <w:shd w:fill="FFFFFF"/>
-            <w:tcMar>
-              <w:top w:w="100" w:type="dxa"/>
-              <w:bottom w:w="100" w:type="dxa"/>
-              <w:left w:w="120" w:type="dxa"/>
-              <w:right w:w="120" w:type="dxa"/>
-            </w:tcMar>
-            <w:tcBorders>
-              <w:top w:val="single" w:sz="4" w:space="0" w:color="CCCCCC"/>
-              <w:bottom w:val="single" w:sz="4" w:space="0" w:color="CCCCCC"/>
-              <w:left w:val="single" w:sz="4" w:space="0" w:color="CCCCCC"/>
-              <w:right w:val="single" w:sz="4" w:space="0" w:color="CCCCCC"/>
-            </w:tcBorders>
-          </w:tcPr>
-          <w:p>
-            <w:pPr>
-              <w:spacing w:before="60" w:after="60" w:line="252" w:lineRule="auto"/>
-              <w:jc w:val="left"/>
-            </w:pPr>
-            <w:r/>
-            <w:r>
-              <w:rPr>
-                <w:b/>
-              </w:rPr>
-              <w:t>444.75</w:t>
-            </w:r>
-          </w:p>
-        </w:tc>
-        <w:tc>
-          <w:tcPr>
-            <w:tcW w:type="dxa" w:w="3456"/>
-            <w:shd w:fill="FFFFFF"/>
-            <w:tcMar>
-              <w:top w:w="100" w:type="dxa"/>
-              <w:bottom w:w="100" w:type="dxa"/>
-              <w:left w:w="120" w:type="dxa"/>
-              <w:right w:w="120" w:type="dxa"/>
-            </w:tcMar>
-            <w:tcBorders>
-              <w:top w:val="single" w:sz="4" w:space="0" w:color="CCCCCC"/>
-              <w:bottom w:val="single" w:sz="4" w:space="0" w:color="CCCCCC"/>
-              <w:left w:val="single" w:sz="4" w:space="0" w:color="CCCCCC"/>
-              <w:right w:val="single" w:sz="4" w:space="0" w:color="CCCCCC"/>
-            </w:tcBorders>
-          </w:tcPr>
-          <w:p>
-            <w:pPr>
-              <w:spacing w:before="60" w:after="60" w:line="252" w:lineRule="auto"/>
-              <w:jc w:val="left"/>
-            </w:pPr>
-            <w:r/>
-            <w:r>
-              <w:rPr>
-                <w:b/>
-              </w:rPr>
-              <w:t>+0.25</w:t>
-            </w:r>
-          </w:p>
-        </w:tc>
-        <w:tc>
-          <w:tcPr>
-            <w:tcW w:type="dxa" w:w="1440"/>
-            <w:shd w:fill="FFFFFF"/>
-            <w:tcMar>
-              <w:top w:w="100" w:type="dxa"/>
-              <w:bottom w:w="100" w:type="dxa"/>
-              <w:left w:w="120" w:type="dxa"/>
-              <w:right w:w="120" w:type="dxa"/>
-            </w:tcMar>
-            <w:tcBorders>
-              <w:top w:val="single" w:sz="4" w:space="0" w:color="CCCCCC"/>
-              <w:bottom w:val="single" w:sz="4" w:space="0" w:color="CCCCCC"/>
-              <w:left w:val="single" w:sz="4" w:space="0" w:color="CCCCCC"/>
-              <w:right w:val="single" w:sz="4" w:space="0" w:color="CCCCCC"/>
-            </w:tcBorders>
-          </w:tcPr>
-          <w:p>
-            <w:pPr>
-              <w:spacing w:before="60" w:after="60" w:line="252" w:lineRule="auto"/>
-              <w:jc w:val="left"/>
-            </w:pPr>
-            <w:r/>
-            <w:r>
-              <w:t>BULL</w:t>
-            </w:r>
-          </w:p>
-        </w:tc>
-      </w:tr>
-      <w:tr>
-        <w:tc>
-          <w:tcPr>
-            <w:tcW w:type="dxa" w:w="1584"/>
-            <w:shd w:fill="F8FAFC"/>
-            <w:tcMar>
-              <w:top w:w="100" w:type="dxa"/>
-              <w:bottom w:w="100" w:type="dxa"/>
-              <w:left w:w="120" w:type="dxa"/>
-              <w:right w:w="120" w:type="dxa"/>
-            </w:tcMar>
-            <w:tcBorders>
-              <w:top w:val="single" w:sz="4" w:space="0" w:color="CCCCCC"/>
-              <w:bottom w:val="single" w:sz="4" w:space="0" w:color="CCCCCC"/>
-              <w:left w:val="single" w:sz="4" w:space="0" w:color="CCCCCC"/>
-              <w:right w:val="single" w:sz="4" w:space="0" w:color="CCCCCC"/>
-            </w:tcBorders>
-          </w:tcPr>
-          <w:p>
-            <w:pPr>
-              <w:spacing w:before="60" w:after="60" w:line="252" w:lineRule="auto"/>
-              <w:jc w:val="left"/>
-            </w:pPr>
-            <w:r/>
-            <w:r>
-              <w:rPr>
-                <w:b/>
-              </w:rPr>
-              <w:t>Thu 06/08</w:t>
-            </w:r>
-          </w:p>
-        </w:tc>
-        <w:tc>
-          <w:tcPr>
-            <w:tcW w:type="dxa" w:w="864"/>
-            <w:shd w:fill="F8FAFC"/>
-            <w:tcMar>
-              <w:top w:w="100" w:type="dxa"/>
-              <w:bottom w:w="100" w:type="dxa"/>
-              <w:left w:w="120" w:type="dxa"/>
-              <w:right w:w="120" w:type="dxa"/>
-            </w:tcMar>
-            <w:tcBorders>
-              <w:top w:val="single" w:sz="4" w:space="0" w:color="CCCCCC"/>
-              <w:bottom w:val="single" w:sz="4" w:space="0" w:color="CCCCCC"/>
-              <w:left w:val="single" w:sz="4" w:space="0" w:color="CCCCCC"/>
-              <w:right w:val="single" w:sz="4" w:space="0" w:color="CCCCCC"/>
-            </w:tcBorders>
-          </w:tcPr>
-          <w:p>
-            <w:pPr>
-              <w:spacing w:before="60" w:after="60" w:line="252" w:lineRule="auto"/>
-              <w:jc w:val="left"/>
-            </w:pPr>
-            <w:r/>
-            <w:r>
-              <w:t>London 15-19</w:t>
-            </w:r>
-          </w:p>
-        </w:tc>
-        <w:tc>
-          <w:tcPr>
-            <w:tcW w:type="dxa" w:w="1440"/>
-            <w:shd w:fill="F8FAFC"/>
-            <w:tcMar>
-              <w:top w:w="100" w:type="dxa"/>
-              <w:bottom w:w="100" w:type="dxa"/>
-              <w:left w:w="120" w:type="dxa"/>
-              <w:right w:w="120" w:type="dxa"/>
-            </w:tcMar>
-            <w:tcBorders>
-              <w:top w:val="single" w:sz="4" w:space="0" w:color="CCCCCC"/>
-              <w:bottom w:val="single" w:sz="4" w:space="0" w:color="CCCCCC"/>
-              <w:left w:val="single" w:sz="4" w:space="0" w:color="CCCCCC"/>
-              <w:right w:val="single" w:sz="4" w:space="0" w:color="CCCCCC"/>
-            </w:tcBorders>
-          </w:tcPr>
-          <w:p>
-            <w:pPr>
-              <w:spacing w:before="60" w:after="60" w:line="252" w:lineRule="auto"/>
-              <w:jc w:val="left"/>
-            </w:pPr>
-            <w:r/>
-            <w:r>
-              <w:t>444.75</w:t>
-            </w:r>
-          </w:p>
-        </w:tc>
-        <w:tc>
-          <w:tcPr>
-            <w:tcW w:type="dxa" w:w="2016"/>
-            <w:shd w:fill="F8FAFC"/>
-            <w:tcMar>
-              <w:top w:w="100" w:type="dxa"/>
-              <w:bottom w:w="100" w:type="dxa"/>
-              <w:left w:w="120" w:type="dxa"/>
-              <w:right w:w="120" w:type="dxa"/>
-            </w:tcMar>
-            <w:tcBorders>
-              <w:top w:val="single" w:sz="4" w:space="0" w:color="CCCCCC"/>
-              <w:bottom w:val="single" w:sz="4" w:space="0" w:color="CCCCCC"/>
-              <w:left w:val="single" w:sz="4" w:space="0" w:color="CCCCCC"/>
-              <w:right w:val="single" w:sz="4" w:space="0" w:color="CCCCCC"/>
-            </w:tcBorders>
-          </w:tcPr>
-          <w:p>
-            <w:pPr>
-              <w:spacing w:before="60" w:after="60" w:line="252" w:lineRule="auto"/>
-              <w:jc w:val="left"/>
-            </w:pPr>
-            <w:r/>
-            <w:r>
-              <w:t>448.50</w:t>
-            </w:r>
-          </w:p>
-        </w:tc>
-        <w:tc>
-          <w:tcPr>
-            <w:tcW w:type="dxa" w:w="1152"/>
-            <w:shd w:fill="F8FAFC"/>
-            <w:tcMar>
-              <w:top w:w="100" w:type="dxa"/>
-              <w:bottom w:w="100" w:type="dxa"/>
-              <w:left w:w="120" w:type="dxa"/>
-              <w:right w:w="120" w:type="dxa"/>
-            </w:tcMar>
-            <w:tcBorders>
-              <w:top w:val="single" w:sz="4" w:space="0" w:color="CCCCCC"/>
-              <w:bottom w:val="single" w:sz="4" w:space="0" w:color="CCCCCC"/>
-              <w:left w:val="single" w:sz="4" w:space="0" w:color="CCCCCC"/>
-              <w:right w:val="single" w:sz="4" w:space="0" w:color="CCCCCC"/>
-            </w:tcBorders>
-          </w:tcPr>
-          <w:p>
-            <w:pPr>
-              <w:spacing w:before="60" w:after="60" w:line="252" w:lineRule="auto"/>
-              <w:jc w:val="left"/>
-            </w:pPr>
-            <w:r/>
-            <w:r>
-              <w:t>442.00</w:t>
-            </w:r>
-          </w:p>
-        </w:tc>
-        <w:tc>
-          <w:tcPr>
-            <w:tcW w:type="dxa" w:w="1728"/>
-            <w:shd w:fill="F8FAFC"/>
-            <w:tcMar>
-              <w:top w:w="100" w:type="dxa"/>
-              <w:bottom w:w="100" w:type="dxa"/>
-              <w:left w:w="120" w:type="dxa"/>
-              <w:right w:w="120" w:type="dxa"/>
-            </w:tcMar>
-            <w:tcBorders>
-              <w:top w:val="single" w:sz="4" w:space="0" w:color="CCCCCC"/>
-              <w:bottom w:val="single" w:sz="4" w:space="0" w:color="CCCCCC"/>
-              <w:left w:val="single" w:sz="4" w:space="0" w:color="CCCCCC"/>
-              <w:right w:val="single" w:sz="4" w:space="0" w:color="CCCCCC"/>
-            </w:tcBorders>
-          </w:tcPr>
-          <w:p>
-            <w:pPr>
-              <w:spacing w:before="60" w:after="60" w:line="252" w:lineRule="auto"/>
-              <w:jc w:val="left"/>
-            </w:pPr>
-            <w:r/>
-            <w:r>
-              <w:rPr>
-                <w:b/>
-              </w:rPr>
-              <w:t>445.25</w:t>
-            </w:r>
-          </w:p>
-        </w:tc>
-        <w:tc>
-          <w:tcPr>
-            <w:tcW w:type="dxa" w:w="3456"/>
-            <w:shd w:fill="F8FAFC"/>
-            <w:tcMar>
-              <w:top w:w="100" w:type="dxa"/>
-              <w:bottom w:w="100" w:type="dxa"/>
-              <w:left w:w="120" w:type="dxa"/>
-              <w:right w:w="120" w:type="dxa"/>
-            </w:tcMar>
-            <w:tcBorders>
-              <w:top w:val="single" w:sz="4" w:space="0" w:color="CCCCCC"/>
-              <w:bottom w:val="single" w:sz="4" w:space="0" w:color="CCCCCC"/>
-              <w:left w:val="single" w:sz="4" w:space="0" w:color="CCCCCC"/>
-              <w:right w:val="single" w:sz="4" w:space="0" w:color="CCCCCC"/>
-            </w:tcBorders>
-          </w:tcPr>
-          <w:p>
-            <w:pPr>
-              <w:spacing w:before="60" w:after="60" w:line="252" w:lineRule="auto"/>
-              <w:jc w:val="left"/>
-            </w:pPr>
-            <w:r/>
-            <w:r>
-              <w:rPr>
-                <w:b/>
-              </w:rPr>
-              <w:t>+0.50</w:t>
-            </w:r>
-          </w:p>
-        </w:tc>
-        <w:tc>
-          <w:tcPr>
-            <w:tcW w:type="dxa" w:w="1440"/>
-            <w:shd w:fill="F8FAFC"/>
-            <w:tcMar>
-              <w:top w:w="100" w:type="dxa"/>
-              <w:bottom w:w="100" w:type="dxa"/>
-              <w:left w:w="120" w:type="dxa"/>
-              <w:right w:w="120" w:type="dxa"/>
-            </w:tcMar>
-            <w:tcBorders>
-              <w:top w:val="single" w:sz="4" w:space="0" w:color="CCCCCC"/>
-              <w:bottom w:val="single" w:sz="4" w:space="0" w:color="CCCCCC"/>
-              <w:left w:val="single" w:sz="4" w:space="0" w:color="CCCCCC"/>
-              <w:right w:val="single" w:sz="4" w:space="0" w:color="CCCCCC"/>
-            </w:tcBorders>
-          </w:tcPr>
-          <w:p>
-            <w:pPr>
-              <w:spacing w:before="60" w:after="60" w:line="252" w:lineRule="auto"/>
-              <w:jc w:val="left"/>
-            </w:pPr>
-            <w:r/>
-            <w:r>
-              <w:t>BULL</w:t>
-            </w:r>
-          </w:p>
-        </w:tc>
-      </w:tr>
-      <w:tr>
-        <w:tc>
-          <w:tcPr>
-            <w:tcW w:type="dxa" w:w="1584"/>
-            <w:shd w:fill="FFFFFF"/>
-            <w:tcMar>
-              <w:top w:w="100" w:type="dxa"/>
-              <w:bottom w:w="100" w:type="dxa"/>
-              <w:left w:w="120" w:type="dxa"/>
-              <w:right w:w="120" w:type="dxa"/>
-            </w:tcMar>
-            <w:tcBorders>
-              <w:top w:val="single" w:sz="4" w:space="0" w:color="CCCCCC"/>
-              <w:bottom w:val="single" w:sz="4" w:space="0" w:color="CCCCCC"/>
-              <w:left w:val="single" w:sz="4" w:space="0" w:color="CCCCCC"/>
-              <w:right w:val="single" w:sz="4" w:space="0" w:color="CCCCCC"/>
-            </w:tcBorders>
-          </w:tcPr>
-          <w:p>
-            <w:pPr>
-              <w:spacing w:before="60" w:after="60" w:line="252" w:lineRule="auto"/>
-              <w:jc w:val="left"/>
-            </w:pPr>
-            <w:r/>
-            <w:r>
-              <w:rPr>
-                <w:b/>
-              </w:rPr>
-              <w:t>Thu 06/08</w:t>
-            </w:r>
-          </w:p>
-        </w:tc>
-        <w:tc>
-          <w:tcPr>
-            <w:tcW w:type="dxa" w:w="864"/>
-            <w:shd w:fill="FFFFFF"/>
-            <w:tcMar>
-              <w:top w:w="100" w:type="dxa"/>
-              <w:bottom w:w="100" w:type="dxa"/>
-              <w:left w:w="120" w:type="dxa"/>
-              <w:right w:w="120" w:type="dxa"/>
-            </w:tcMar>
-            <w:tcBorders>
-              <w:top w:val="single" w:sz="4" w:space="0" w:color="CCCCCC"/>
-              <w:bottom w:val="single" w:sz="4" w:space="0" w:color="CCCCCC"/>
-              <w:left w:val="single" w:sz="4" w:space="0" w:color="CCCCCC"/>
-              <w:right w:val="single" w:sz="4" w:space="0" w:color="CCCCCC"/>
-            </w:tcBorders>
-          </w:tcPr>
-          <w:p>
-            <w:pPr>
-              <w:spacing w:before="60" w:after="60" w:line="252" w:lineRule="auto"/>
-              <w:jc w:val="left"/>
-            </w:pPr>
-            <w:r/>
-            <w:r>
-              <w:t>Pre-NY 19-21</w:t>
-            </w:r>
-          </w:p>
-        </w:tc>
-        <w:tc>
-          <w:tcPr>
-            <w:tcW w:type="dxa" w:w="1440"/>
-            <w:shd w:fill="FFFFFF"/>
-            <w:tcMar>
-              <w:top w:w="100" w:type="dxa"/>
-              <w:bottom w:w="100" w:type="dxa"/>
-              <w:left w:w="120" w:type="dxa"/>
-              <w:right w:w="120" w:type="dxa"/>
-            </w:tcMar>
-            <w:tcBorders>
-              <w:top w:val="single" w:sz="4" w:space="0" w:color="CCCCCC"/>
-              <w:bottom w:val="single" w:sz="4" w:space="0" w:color="CCCCCC"/>
-              <w:left w:val="single" w:sz="4" w:space="0" w:color="CCCCCC"/>
-              <w:right w:val="single" w:sz="4" w:space="0" w:color="CCCCCC"/>
-            </w:tcBorders>
-          </w:tcPr>
-          <w:p>
-            <w:pPr>
-              <w:spacing w:before="60" w:after="60" w:line="252" w:lineRule="auto"/>
-              <w:jc w:val="left"/>
-            </w:pPr>
-            <w:r/>
-            <w:r>
-              <w:t>445.25</w:t>
-            </w:r>
-          </w:p>
-        </w:tc>
-        <w:tc>
-          <w:tcPr>
-            <w:tcW w:type="dxa" w:w="2016"/>
-            <w:shd w:fill="FFFFFF"/>
-            <w:tcMar>
-              <w:top w:w="100" w:type="dxa"/>
-              <w:bottom w:w="100" w:type="dxa"/>
-              <w:left w:w="120" w:type="dxa"/>
-              <w:right w:w="120" w:type="dxa"/>
-            </w:tcMar>
-            <w:tcBorders>
-              <w:top w:val="single" w:sz="4" w:space="0" w:color="CCCCCC"/>
-              <w:bottom w:val="single" w:sz="4" w:space="0" w:color="CCCCCC"/>
-              <w:left w:val="single" w:sz="4" w:space="0" w:color="CCCCCC"/>
-              <w:right w:val="single" w:sz="4" w:space="0" w:color="CCCCCC"/>
-            </w:tcBorders>
-          </w:tcPr>
-          <w:p>
-            <w:pPr>
-              <w:spacing w:before="60" w:after="60" w:line="252" w:lineRule="auto"/>
-              <w:jc w:val="left"/>
-            </w:pPr>
-            <w:r/>
-            <w:r>
-              <w:t>448.25</w:t>
-            </w:r>
-          </w:p>
-        </w:tc>
-        <w:tc>
-          <w:tcPr>
-            <w:tcW w:type="dxa" w:w="1152"/>
-            <w:shd w:fill="FFFFFF"/>
-            <w:tcMar>
-              <w:top w:w="100" w:type="dxa"/>
-              <w:bottom w:w="100" w:type="dxa"/>
-              <w:left w:w="120" w:type="dxa"/>
-              <w:right w:w="120" w:type="dxa"/>
-            </w:tcMar>
-            <w:tcBorders>
-              <w:top w:val="single" w:sz="4" w:space="0" w:color="CCCCCC"/>
-              <w:bottom w:val="single" w:sz="4" w:space="0" w:color="CCCCCC"/>
-              <w:left w:val="single" w:sz="4" w:space="0" w:color="CCCCCC"/>
-              <w:right w:val="single" w:sz="4" w:space="0" w:color="CCCCCC"/>
-            </w:tcBorders>
-          </w:tcPr>
-          <w:p>
-            <w:pPr>
-              <w:spacing w:before="60" w:after="60" w:line="252" w:lineRule="auto"/>
-              <w:jc w:val="left"/>
-            </w:pPr>
-            <w:r/>
-            <w:r>
-              <w:t>440.75</w:t>
-            </w:r>
-          </w:p>
-        </w:tc>
-        <w:tc>
-          <w:tcPr>
-            <w:tcW w:type="dxa" w:w="1728"/>
-            <w:shd w:fill="FFFFFF"/>
-            <w:tcMar>
-              <w:top w:w="100" w:type="dxa"/>
-              <w:bottom w:w="100" w:type="dxa"/>
-              <w:left w:w="120" w:type="dxa"/>
-              <w:right w:w="120" w:type="dxa"/>
-            </w:tcMar>
-            <w:tcBorders>
-              <w:top w:val="single" w:sz="4" w:space="0" w:color="CCCCCC"/>
-              <w:bottom w:val="single" w:sz="4" w:space="0" w:color="CCCCCC"/>
-              <w:left w:val="single" w:sz="4" w:space="0" w:color="CCCCCC"/>
-              <w:right w:val="single" w:sz="4" w:space="0" w:color="CCCCCC"/>
-            </w:tcBorders>
-          </w:tcPr>
-          <w:p>
-            <w:pPr>
-              <w:spacing w:before="60" w:after="60" w:line="252" w:lineRule="auto"/>
-              <w:jc w:val="left"/>
-            </w:pPr>
-            <w:r/>
-            <w:r>
-              <w:rPr>
-                <w:b/>
-              </w:rPr>
-              <w:t>445.50</w:t>
-            </w:r>
-          </w:p>
-        </w:tc>
-        <w:tc>
-          <w:tcPr>
-            <w:tcW w:type="dxa" w:w="3456"/>
-            <w:shd w:fill="FFFFFF"/>
-            <w:tcMar>
-              <w:top w:w="100" w:type="dxa"/>
-              <w:bottom w:w="100" w:type="dxa"/>
-              <w:left w:w="120" w:type="dxa"/>
-              <w:right w:w="120" w:type="dxa"/>
-            </w:tcMar>
-            <w:tcBorders>
-              <w:top w:val="single" w:sz="4" w:space="0" w:color="CCCCCC"/>
-              <w:bottom w:val="single" w:sz="4" w:space="0" w:color="CCCCCC"/>
-              <w:left w:val="single" w:sz="4" w:space="0" w:color="CCCCCC"/>
-              <w:right w:val="single" w:sz="4" w:space="0" w:color="CCCCCC"/>
-            </w:tcBorders>
-          </w:tcPr>
-          <w:p>
-            <w:pPr>
-              <w:spacing w:before="60" w:after="60" w:line="252" w:lineRule="auto"/>
-              <w:jc w:val="left"/>
-            </w:pPr>
-            <w:r/>
-            <w:r>
-              <w:rPr>
-                <w:b/>
-              </w:rPr>
-              <w:t>+0.25</w:t>
-            </w:r>
-          </w:p>
-        </w:tc>
-        <w:tc>
-          <w:tcPr>
-            <w:tcW w:type="dxa" w:w="1440"/>
-            <w:shd w:fill="FFFFFF"/>
-            <w:tcMar>
-              <w:top w:w="100" w:type="dxa"/>
-              <w:bottom w:w="100" w:type="dxa"/>
-              <w:left w:w="120" w:type="dxa"/>
-              <w:right w:w="120" w:type="dxa"/>
-            </w:tcMar>
-            <w:tcBorders>
-              <w:top w:val="single" w:sz="4" w:space="0" w:color="CCCCCC"/>
-              <w:bottom w:val="single" w:sz="4" w:space="0" w:color="CCCCCC"/>
-              <w:left w:val="single" w:sz="4" w:space="0" w:color="CCCCCC"/>
-              <w:right w:val="single" w:sz="4" w:space="0" w:color="CCCCCC"/>
-            </w:tcBorders>
-          </w:tcPr>
-          <w:p>
-            <w:pPr>
-              <w:spacing w:before="60" w:after="60" w:line="252" w:lineRule="auto"/>
-              <w:jc w:val="left"/>
-            </w:pPr>
-            <w:r/>
-            <w:r>
-              <w:t>BULL</w:t>
-            </w:r>
-          </w:p>
-        </w:tc>
-      </w:tr>
-      <w:tr>
-        <w:tc>
-          <w:tcPr>
-            <w:tcW w:type="dxa" w:w="1584"/>
-            <w:shd w:fill="F8FAFC"/>
-            <w:tcMar>
-              <w:top w:w="100" w:type="dxa"/>
-              <w:bottom w:w="100" w:type="dxa"/>
-              <w:left w:w="120" w:type="dxa"/>
-              <w:right w:w="120" w:type="dxa"/>
-            </w:tcMar>
-            <w:tcBorders>
-              <w:top w:val="single" w:sz="4" w:space="0" w:color="CCCCCC"/>
-              <w:bottom w:val="single" w:sz="4" w:space="0" w:color="CCCCCC"/>
-              <w:left w:val="single" w:sz="4" w:space="0" w:color="CCCCCC"/>
-              <w:right w:val="single" w:sz="4" w:space="0" w:color="CCCCCC"/>
-            </w:tcBorders>
-          </w:tcPr>
-          <w:p>
-            <w:pPr>
-              <w:spacing w:before="60" w:after="60" w:line="252" w:lineRule="auto"/>
-              <w:jc w:val="left"/>
-            </w:pPr>
-            <w:r/>
-            <w:r>
-              <w:rPr>
-                <w:b/>
-              </w:rPr>
-              <w:t>Thu 06/08</w:t>
-            </w:r>
-          </w:p>
-        </w:tc>
-        <w:tc>
-          <w:tcPr>
-            <w:tcW w:type="dxa" w:w="864"/>
-            <w:shd w:fill="F8FAFC"/>
-            <w:tcMar>
-              <w:top w:w="100" w:type="dxa"/>
-              <w:bottom w:w="100" w:type="dxa"/>
-              <w:left w:w="120" w:type="dxa"/>
-              <w:right w:w="120" w:type="dxa"/>
-            </w:tcMar>
-            <w:tcBorders>
-              <w:top w:val="single" w:sz="4" w:space="0" w:color="CCCCCC"/>
-              <w:bottom w:val="single" w:sz="4" w:space="0" w:color="CCCCCC"/>
-              <w:left w:val="single" w:sz="4" w:space="0" w:color="CCCCCC"/>
-              <w:right w:val="single" w:sz="4" w:space="0" w:color="CCCCCC"/>
-            </w:tcBorders>
-          </w:tcPr>
-          <w:p>
-            <w:pPr>
-              <w:spacing w:before="60" w:after="60" w:line="252" w:lineRule="auto"/>
-              <w:jc w:val="left"/>
-            </w:pPr>
-            <w:r/>
-            <w:r>
-              <w:t>NY Open 21-23</w:t>
-            </w:r>
-          </w:p>
-        </w:tc>
-        <w:tc>
-          <w:tcPr>
-            <w:tcW w:type="dxa" w:w="1440"/>
-            <w:shd w:fill="F8FAFC"/>
-            <w:tcMar>
-              <w:top w:w="100" w:type="dxa"/>
-              <w:bottom w:w="100" w:type="dxa"/>
-              <w:left w:w="120" w:type="dxa"/>
-              <w:right w:w="120" w:type="dxa"/>
-            </w:tcMar>
-            <w:tcBorders>
-              <w:top w:val="single" w:sz="4" w:space="0" w:color="CCCCCC"/>
-              <w:bottom w:val="single" w:sz="4" w:space="0" w:color="CCCCCC"/>
-              <w:left w:val="single" w:sz="4" w:space="0" w:color="CCCCCC"/>
-              <w:right w:val="single" w:sz="4" w:space="0" w:color="CCCCCC"/>
-            </w:tcBorders>
-          </w:tcPr>
-          <w:p>
-            <w:pPr>
-              <w:spacing w:before="60" w:after="60" w:line="252" w:lineRule="auto"/>
-              <w:jc w:val="left"/>
-            </w:pPr>
-            <w:r/>
-            <w:r>
-              <w:t>445.50</w:t>
-            </w:r>
-          </w:p>
-        </w:tc>
-        <w:tc>
-          <w:tcPr>
-            <w:tcW w:type="dxa" w:w="2016"/>
-            <w:shd w:fill="F8FAFC"/>
-            <w:tcMar>
-              <w:top w:w="100" w:type="dxa"/>
-              <w:bottom w:w="100" w:type="dxa"/>
-              <w:left w:w="120" w:type="dxa"/>
-              <w:right w:w="120" w:type="dxa"/>
-            </w:tcMar>
-            <w:tcBorders>
-              <w:top w:val="single" w:sz="4" w:space="0" w:color="CCCCCC"/>
-              <w:bottom w:val="single" w:sz="4" w:space="0" w:color="CCCCCC"/>
-              <w:left w:val="single" w:sz="4" w:space="0" w:color="CCCCCC"/>
-              <w:right w:val="single" w:sz="4" w:space="0" w:color="CCCCCC"/>
-            </w:tcBorders>
-          </w:tcPr>
-          <w:p>
-            <w:pPr>
-              <w:spacing w:before="60" w:after="60" w:line="252" w:lineRule="auto"/>
-              <w:jc w:val="left"/>
-            </w:pPr>
-            <w:r/>
-            <w:r>
-              <w:t>449.75</w:t>
-            </w:r>
-          </w:p>
-        </w:tc>
-        <w:tc>
-          <w:tcPr>
-            <w:tcW w:type="dxa" w:w="1152"/>
-            <w:shd w:fill="F8FAFC"/>
-            <w:tcMar>
-              <w:top w:w="100" w:type="dxa"/>
-              <w:bottom w:w="100" w:type="dxa"/>
-              <w:left w:w="120" w:type="dxa"/>
-              <w:right w:w="120" w:type="dxa"/>
-            </w:tcMar>
-            <w:tcBorders>
-              <w:top w:val="single" w:sz="4" w:space="0" w:color="CCCCCC"/>
-              <w:bottom w:val="single" w:sz="4" w:space="0" w:color="CCCCCC"/>
-              <w:left w:val="single" w:sz="4" w:space="0" w:color="CCCCCC"/>
-              <w:right w:val="single" w:sz="4" w:space="0" w:color="CCCCCC"/>
-            </w:tcBorders>
-          </w:tcPr>
-          <w:p>
-            <w:pPr>
-              <w:spacing w:before="60" w:after="60" w:line="252" w:lineRule="auto"/>
-              <w:jc w:val="left"/>
-            </w:pPr>
-            <w:r/>
-            <w:r>
-              <w:t>442.25</w:t>
-            </w:r>
-          </w:p>
-        </w:tc>
-        <w:tc>
-          <w:tcPr>
-            <w:tcW w:type="dxa" w:w="1728"/>
-            <w:shd w:fill="F8FAFC"/>
-            <w:tcMar>
-              <w:top w:w="100" w:type="dxa"/>
-              <w:bottom w:w="100" w:type="dxa"/>
-              <w:left w:w="120" w:type="dxa"/>
-              <w:right w:w="120" w:type="dxa"/>
-            </w:tcMar>
-            <w:tcBorders>
-              <w:top w:val="single" w:sz="4" w:space="0" w:color="CCCCCC"/>
-              <w:bottom w:val="single" w:sz="4" w:space="0" w:color="CCCCCC"/>
-              <w:left w:val="single" w:sz="4" w:space="0" w:color="CCCCCC"/>
-              <w:right w:val="single" w:sz="4" w:space="0" w:color="CCCCCC"/>
-            </w:tcBorders>
-          </w:tcPr>
-          <w:p>
-            <w:pPr>
-              <w:spacing w:before="60" w:after="60" w:line="252" w:lineRule="auto"/>
-              <w:jc w:val="left"/>
-            </w:pPr>
-            <w:r/>
-            <w:r>
-              <w:rPr>
-                <w:b/>
-              </w:rPr>
-              <w:t>446.25</w:t>
-            </w:r>
-          </w:p>
-        </w:tc>
-        <w:tc>
-          <w:tcPr>
-            <w:tcW w:type="dxa" w:w="3456"/>
-            <w:shd w:fill="F8FAFC"/>
-            <w:tcMar>
-              <w:top w:w="100" w:type="dxa"/>
-              <w:bottom w:w="100" w:type="dxa"/>
-              <w:left w:w="120" w:type="dxa"/>
-              <w:right w:w="120" w:type="dxa"/>
-            </w:tcMar>
-            <w:tcBorders>
-              <w:top w:val="single" w:sz="4" w:space="0" w:color="CCCCCC"/>
-              <w:bottom w:val="single" w:sz="4" w:space="0" w:color="CCCCCC"/>
-              <w:left w:val="single" w:sz="4" w:space="0" w:color="CCCCCC"/>
-              <w:right w:val="single" w:sz="4" w:space="0" w:color="CCCCCC"/>
-            </w:tcBorders>
-          </w:tcPr>
-          <w:p>
-            <w:pPr>
-              <w:spacing w:before="60" w:after="60" w:line="252" w:lineRule="auto"/>
-              <w:jc w:val="left"/>
-            </w:pPr>
-            <w:r/>
-            <w:r>
-              <w:rPr>
-                <w:b/>
-              </w:rPr>
-              <w:t>+0.75</w:t>
-            </w:r>
-          </w:p>
-        </w:tc>
-        <w:tc>
-          <w:tcPr>
-            <w:tcW w:type="dxa" w:w="1440"/>
-            <w:shd w:fill="F8FAFC"/>
-            <w:tcMar>
-              <w:top w:w="100" w:type="dxa"/>
-              <w:bottom w:w="100" w:type="dxa"/>
-              <w:left w:w="120" w:type="dxa"/>
-              <w:right w:w="120" w:type="dxa"/>
-            </w:tcMar>
-            <w:tcBorders>
-              <w:top w:val="single" w:sz="4" w:space="0" w:color="CCCCCC"/>
-              <w:bottom w:val="single" w:sz="4" w:space="0" w:color="CCCCCC"/>
-              <w:left w:val="single" w:sz="4" w:space="0" w:color="CCCCCC"/>
-              <w:right w:val="single" w:sz="4" w:space="0" w:color="CCCCCC"/>
-            </w:tcBorders>
-          </w:tcPr>
-          <w:p>
-            <w:pPr>
-              <w:spacing w:before="60" w:after="60" w:line="252" w:lineRule="auto"/>
-              <w:jc w:val="left"/>
-            </w:pPr>
-            <w:r/>
-            <w:r>
-              <w:t>BULL</w:t>
-            </w:r>
-          </w:p>
-        </w:tc>
-      </w:tr>
-      <w:tr>
-        <w:tc>
-          <w:tcPr>
-            <w:tcW w:type="dxa" w:w="1584"/>
-            <w:shd w:fill="FFFFFF"/>
-            <w:tcMar>
-              <w:top w:w="100" w:type="dxa"/>
-              <w:bottom w:w="100" w:type="dxa"/>
-              <w:left w:w="120" w:type="dxa"/>
-              <w:right w:w="120" w:type="dxa"/>
-            </w:tcMar>
-            <w:tcBorders>
-              <w:top w:val="single" w:sz="4" w:space="0" w:color="CCCCCC"/>
-              <w:bottom w:val="single" w:sz="4" w:space="0" w:color="CCCCCC"/>
-              <w:left w:val="single" w:sz="4" w:space="0" w:color="CCCCCC"/>
-              <w:right w:val="single" w:sz="4" w:space="0" w:color="CCCCCC"/>
-            </w:tcBorders>
-          </w:tcPr>
-          <w:p>
-            <w:pPr>
-              <w:spacing w:before="60" w:after="60" w:line="252" w:lineRule="auto"/>
-              <w:jc w:val="left"/>
-            </w:pPr>
-            <w:r/>
-            <w:r>
-              <w:rPr>
-                <w:b/>
-              </w:rPr>
-              <w:t>Thu 06/08</w:t>
-            </w:r>
-          </w:p>
-        </w:tc>
-        <w:tc>
-          <w:tcPr>
-            <w:tcW w:type="dxa" w:w="864"/>
-            <w:shd w:fill="FFFFFF"/>
-            <w:tcMar>
-              <w:top w:w="100" w:type="dxa"/>
-              <w:bottom w:w="100" w:type="dxa"/>
-              <w:left w:w="120" w:type="dxa"/>
-              <w:right w:w="120" w:type="dxa"/>
-            </w:tcMar>
-            <w:tcBorders>
-              <w:top w:val="single" w:sz="4" w:space="0" w:color="CCCCCC"/>
-              <w:bottom w:val="single" w:sz="4" w:space="0" w:color="CCCCCC"/>
-              <w:left w:val="single" w:sz="4" w:space="0" w:color="CCCCCC"/>
-              <w:right w:val="single" w:sz="4" w:space="0" w:color="CCCCCC"/>
-            </w:tcBorders>
-          </w:tcPr>
-          <w:p>
-            <w:pPr>
-              <w:spacing w:before="60" w:after="60" w:line="252" w:lineRule="auto"/>
-              <w:jc w:val="left"/>
-            </w:pPr>
-            <w:r/>
-            <w:r>
-              <w:t>NY Close 23-01</w:t>
-            </w:r>
-          </w:p>
-        </w:tc>
-        <w:tc>
-          <w:tcPr>
-            <w:tcW w:type="dxa" w:w="1440"/>
-            <w:shd w:fill="FFFFFF"/>
-            <w:tcMar>
-              <w:top w:w="100" w:type="dxa"/>
-              <w:bottom w:w="100" w:type="dxa"/>
-              <w:left w:w="120" w:type="dxa"/>
-              <w:right w:w="120" w:type="dxa"/>
-            </w:tcMar>
-            <w:tcBorders>
-              <w:top w:val="single" w:sz="4" w:space="0" w:color="CCCCCC"/>
-              <w:bottom w:val="single" w:sz="4" w:space="0" w:color="CCCCCC"/>
-              <w:left w:val="single" w:sz="4" w:space="0" w:color="CCCCCC"/>
-              <w:right w:val="single" w:sz="4" w:space="0" w:color="CCCCCC"/>
-            </w:tcBorders>
-          </w:tcPr>
-          <w:p>
-            <w:pPr>
-              <w:spacing w:before="60" w:after="60" w:line="252" w:lineRule="auto"/>
-              <w:jc w:val="left"/>
-            </w:pPr>
-            <w:r/>
-            <w:r>
-              <w:t>446.25</w:t>
-            </w:r>
-          </w:p>
-        </w:tc>
-        <w:tc>
-          <w:tcPr>
-            <w:tcW w:type="dxa" w:w="2016"/>
-            <w:shd w:fill="FFFFFF"/>
-            <w:tcMar>
-              <w:top w:w="100" w:type="dxa"/>
-              <w:bottom w:w="100" w:type="dxa"/>
-              <w:left w:w="120" w:type="dxa"/>
-              <w:right w:w="120" w:type="dxa"/>
-            </w:tcMar>
-            <w:tcBorders>
-              <w:top w:val="single" w:sz="4" w:space="0" w:color="CCCCCC"/>
-              <w:bottom w:val="single" w:sz="4" w:space="0" w:color="CCCCCC"/>
-              <w:left w:val="single" w:sz="4" w:space="0" w:color="CCCCCC"/>
-              <w:right w:val="single" w:sz="4" w:space="0" w:color="CCCCCC"/>
-            </w:tcBorders>
-          </w:tcPr>
-          <w:p>
-            <w:pPr>
-              <w:spacing w:before="60" w:after="60" w:line="252" w:lineRule="auto"/>
-              <w:jc w:val="left"/>
-            </w:pPr>
-            <w:r/>
-            <w:r>
-              <w:t>449.75</w:t>
-            </w:r>
-          </w:p>
-        </w:tc>
-        <w:tc>
-          <w:tcPr>
-            <w:tcW w:type="dxa" w:w="1152"/>
-            <w:shd w:fill="FFFFFF"/>
-            <w:tcMar>
-              <w:top w:w="100" w:type="dxa"/>
-              <w:bottom w:w="100" w:type="dxa"/>
-              <w:left w:w="120" w:type="dxa"/>
-              <w:right w:w="120" w:type="dxa"/>
-            </w:tcMar>
-            <w:tcBorders>
-              <w:top w:val="single" w:sz="4" w:space="0" w:color="CCCCCC"/>
-              <w:bottom w:val="single" w:sz="4" w:space="0" w:color="CCCCCC"/>
-              <w:left w:val="single" w:sz="4" w:space="0" w:color="CCCCCC"/>
-              <w:right w:val="single" w:sz="4" w:space="0" w:color="CCCCCC"/>
-            </w:tcBorders>
-          </w:tcPr>
-          <w:p>
-            <w:pPr>
-              <w:spacing w:before="60" w:after="60" w:line="252" w:lineRule="auto"/>
-              <w:jc w:val="left"/>
-            </w:pPr>
-            <w:r/>
-            <w:r>
-              <w:t>444.00</w:t>
-            </w:r>
-          </w:p>
-        </w:tc>
-        <w:tc>
-          <w:tcPr>
-            <w:tcW w:type="dxa" w:w="1728"/>
-            <w:shd w:fill="FFFFFF"/>
-            <w:tcMar>
-              <w:top w:w="100" w:type="dxa"/>
-              <w:bottom w:w="100" w:type="dxa"/>
-              <w:left w:w="120" w:type="dxa"/>
-              <w:right w:w="120" w:type="dxa"/>
-            </w:tcMar>
-            <w:tcBorders>
-              <w:top w:val="single" w:sz="4" w:space="0" w:color="CCCCCC"/>
-              <w:bottom w:val="single" w:sz="4" w:space="0" w:color="CCCCCC"/>
-              <w:left w:val="single" w:sz="4" w:space="0" w:color="CCCCCC"/>
-              <w:right w:val="single" w:sz="4" w:space="0" w:color="CCCCCC"/>
-            </w:tcBorders>
-          </w:tcPr>
-          <w:p>
-            <w:pPr>
-              <w:spacing w:before="60" w:after="60" w:line="252" w:lineRule="auto"/>
-              <w:jc w:val="left"/>
-            </w:pPr>
-            <w:r/>
-            <w:r>
-              <w:rPr>
-                <w:b/>
-              </w:rPr>
-              <w:t>446.25</w:t>
-            </w:r>
-          </w:p>
-        </w:tc>
-        <w:tc>
-          <w:tcPr>
-            <w:tcW w:type="dxa" w:w="3456"/>
-            <w:shd w:fill="FFFFFF"/>
-            <w:tcMar>
-              <w:top w:w="100" w:type="dxa"/>
-              <w:bottom w:w="100" w:type="dxa"/>
-              <w:left w:w="120" w:type="dxa"/>
-              <w:right w:w="120" w:type="dxa"/>
-            </w:tcMar>
-            <w:tcBorders>
-              <w:top w:val="single" w:sz="4" w:space="0" w:color="CCCCCC"/>
-              <w:bottom w:val="single" w:sz="4" w:space="0" w:color="CCCCCC"/>
-              <w:left w:val="single" w:sz="4" w:space="0" w:color="CCCCCC"/>
-              <w:right w:val="single" w:sz="4" w:space="0" w:color="CCCCCC"/>
-            </w:tcBorders>
-          </w:tcPr>
-          <w:p>
-            <w:pPr>
-              <w:spacing w:before="60" w:after="60" w:line="252" w:lineRule="auto"/>
-              <w:jc w:val="left"/>
-            </w:pPr>
-            <w:r/>
-            <w:r>
-              <w:rPr>
-                <w:b/>
-              </w:rPr>
-              <w:t>+0.00</w:t>
-            </w:r>
-          </w:p>
-        </w:tc>
-        <w:tc>
-          <w:tcPr>
-            <w:tcW w:type="dxa" w:w="1440"/>
-            <w:shd w:fill="FFFFFF"/>
-            <w:tcMar>
-              <w:top w:w="100" w:type="dxa"/>
-              <w:bottom w:w="100" w:type="dxa"/>
-              <w:left w:w="120" w:type="dxa"/>
-              <w:right w:w="120" w:type="dxa"/>
-            </w:tcMar>
-            <w:tcBorders>
-              <w:top w:val="single" w:sz="4" w:space="0" w:color="CCCCCC"/>
-              <w:bottom w:val="single" w:sz="4" w:space="0" w:color="CCCCCC"/>
-              <w:left w:val="single" w:sz="4" w:space="0" w:color="CCCCCC"/>
-              <w:right w:val="single" w:sz="4" w:space="0" w:color="CCCCCC"/>
-            </w:tcBorders>
-          </w:tcPr>
-          <w:p>
-            <w:pPr>
-              <w:spacing w:before="60" w:after="60" w:line="252" w:lineRule="auto"/>
-              <w:jc w:val="left"/>
-            </w:pPr>
-            <w:r/>
-            <w:r>
-              <w:t>BULL</w:t>
-            </w:r>
-          </w:p>
-        </w:tc>
-      </w:tr>
-      <w:tr>
-        <w:tc>
-          <w:tcPr>
-            <w:tcW w:type="dxa" w:w="1584"/>
-            <w:shd w:fill="F8FAFC"/>
-            <w:tcMar>
-              <w:top w:w="100" w:type="dxa"/>
-              <w:bottom w:w="100" w:type="dxa"/>
-              <w:left w:w="120" w:type="dxa"/>
-              <w:right w:w="120" w:type="dxa"/>
-            </w:tcMar>
-            <w:tcBorders>
-              <w:top w:val="single" w:sz="4" w:space="0" w:color="CCCCCC"/>
-              <w:bottom w:val="single" w:sz="4" w:space="0" w:color="CCCCCC"/>
-              <w:left w:val="single" w:sz="4" w:space="0" w:color="CCCCCC"/>
-              <w:right w:val="single" w:sz="4" w:space="0" w:color="CCCCCC"/>
-            </w:tcBorders>
-          </w:tcPr>
-          <w:p>
-            <w:pPr>
-              <w:spacing w:before="60" w:after="60" w:line="252" w:lineRule="auto"/>
-              <w:jc w:val="left"/>
-            </w:pPr>
-            <w:r/>
-            <w:r>
-              <w:rPr>
-                <w:b/>
-              </w:rPr>
-              <w:t>Fri 07/08</w:t>
-            </w:r>
-          </w:p>
-        </w:tc>
-        <w:tc>
-          <w:tcPr>
-            <w:tcW w:type="dxa" w:w="864"/>
-            <w:shd w:fill="F8FAFC"/>
-            <w:tcMar>
-              <w:top w:w="100" w:type="dxa"/>
-              <w:bottom w:w="100" w:type="dxa"/>
-              <w:left w:w="120" w:type="dxa"/>
-              <w:right w:w="120" w:type="dxa"/>
-            </w:tcMar>
-            <w:tcBorders>
-              <w:top w:val="single" w:sz="4" w:space="0" w:color="CCCCCC"/>
-              <w:bottom w:val="single" w:sz="4" w:space="0" w:color="CCCCCC"/>
-              <w:left w:val="single" w:sz="4" w:space="0" w:color="CCCCCC"/>
-              <w:right w:val="single" w:sz="4" w:space="0" w:color="CCCCCC"/>
-            </w:tcBorders>
-          </w:tcPr>
-          <w:p>
-            <w:pPr>
-              <w:spacing w:before="60" w:after="60" w:line="252" w:lineRule="auto"/>
-              <w:jc w:val="left"/>
-            </w:pPr>
-            <w:r/>
-            <w:r>
-              <w:t>Asia 07-11</w:t>
-            </w:r>
-          </w:p>
-        </w:tc>
-        <w:tc>
-          <w:tcPr>
-            <w:tcW w:type="dxa" w:w="1440"/>
-            <w:shd w:fill="F8FAFC"/>
-            <w:tcMar>
-              <w:top w:w="100" w:type="dxa"/>
-              <w:bottom w:w="100" w:type="dxa"/>
-              <w:left w:w="120" w:type="dxa"/>
-              <w:right w:w="120" w:type="dxa"/>
-            </w:tcMar>
-            <w:tcBorders>
-              <w:top w:val="single" w:sz="4" w:space="0" w:color="CCCCCC"/>
-              <w:bottom w:val="single" w:sz="4" w:space="0" w:color="CCCCCC"/>
-              <w:left w:val="single" w:sz="4" w:space="0" w:color="CCCCCC"/>
-              <w:right w:val="single" w:sz="4" w:space="0" w:color="CCCCCC"/>
-            </w:tcBorders>
-          </w:tcPr>
-          <w:p>
-            <w:pPr>
-              <w:spacing w:before="60" w:after="60" w:line="252" w:lineRule="auto"/>
-              <w:jc w:val="left"/>
-            </w:pPr>
-            <w:r/>
-            <w:r>
-              <w:t>446.25</w:t>
-            </w:r>
-          </w:p>
-        </w:tc>
-        <w:tc>
-          <w:tcPr>
-            <w:tcW w:type="dxa" w:w="2016"/>
-            <w:shd w:fill="F8FAFC"/>
-            <w:tcMar>
-              <w:top w:w="100" w:type="dxa"/>
-              <w:bottom w:w="100" w:type="dxa"/>
-              <w:left w:w="120" w:type="dxa"/>
-              <w:right w:w="120" w:type="dxa"/>
-            </w:tcMar>
-            <w:tcBorders>
-              <w:top w:val="single" w:sz="4" w:space="0" w:color="CCCCCC"/>
-              <w:bottom w:val="single" w:sz="4" w:space="0" w:color="CCCCCC"/>
-              <w:left w:val="single" w:sz="4" w:space="0" w:color="CCCCCC"/>
-              <w:right w:val="single" w:sz="4" w:space="0" w:color="CCCCCC"/>
-            </w:tcBorders>
-          </w:tcPr>
-          <w:p>
-            <w:pPr>
-              <w:spacing w:before="60" w:after="60" w:line="252" w:lineRule="auto"/>
-              <w:jc w:val="left"/>
-            </w:pPr>
-            <w:r/>
-            <w:r>
-              <w:t>450.00</w:t>
-            </w:r>
-          </w:p>
-        </w:tc>
-        <w:tc>
-          <w:tcPr>
-            <w:tcW w:type="dxa" w:w="1152"/>
-            <w:shd w:fill="F8FAFC"/>
-            <w:tcMar>
-              <w:top w:w="100" w:type="dxa"/>
-              <w:bottom w:w="100" w:type="dxa"/>
-              <w:left w:w="120" w:type="dxa"/>
-              <w:right w:w="120" w:type="dxa"/>
-            </w:tcMar>
-            <w:tcBorders>
-              <w:top w:val="single" w:sz="4" w:space="0" w:color="CCCCCC"/>
-              <w:bottom w:val="single" w:sz="4" w:space="0" w:color="CCCCCC"/>
-              <w:left w:val="single" w:sz="4" w:space="0" w:color="CCCCCC"/>
-              <w:right w:val="single" w:sz="4" w:space="0" w:color="CCCCCC"/>
-            </w:tcBorders>
-          </w:tcPr>
-          <w:p>
-            <w:pPr>
-              <w:spacing w:before="60" w:after="60" w:line="252" w:lineRule="auto"/>
-              <w:jc w:val="left"/>
-            </w:pPr>
-            <w:r/>
-            <w:r>
-              <w:t>442.75</w:t>
-            </w:r>
-          </w:p>
-        </w:tc>
-        <w:tc>
-          <w:tcPr>
-            <w:tcW w:type="dxa" w:w="1728"/>
-            <w:shd w:fill="F8FAFC"/>
-            <w:tcMar>
-              <w:top w:w="100" w:type="dxa"/>
-              <w:bottom w:w="100" w:type="dxa"/>
-              <w:left w:w="120" w:type="dxa"/>
-              <w:right w:w="120" w:type="dxa"/>
-            </w:tcMar>
-            <w:tcBorders>
-              <w:top w:val="single" w:sz="4" w:space="0" w:color="CCCCCC"/>
-              <w:bottom w:val="single" w:sz="4" w:space="0" w:color="CCCCCC"/>
-              <w:left w:val="single" w:sz="4" w:space="0" w:color="CCCCCC"/>
-              <w:right w:val="single" w:sz="4" w:space="0" w:color="CCCCCC"/>
-            </w:tcBorders>
-          </w:tcPr>
-          <w:p>
-            <w:pPr>
-              <w:spacing w:before="60" w:after="60" w:line="252" w:lineRule="auto"/>
-              <w:jc w:val="left"/>
-            </w:pPr>
-            <w:r/>
-            <w:r>
-              <w:rPr>
-                <w:b/>
-              </w:rPr>
-              <w:t>446.00</w:t>
-            </w:r>
-          </w:p>
-        </w:tc>
-        <w:tc>
-          <w:tcPr>
-            <w:tcW w:type="dxa" w:w="3456"/>
-            <w:shd w:fill="F8FAFC"/>
-            <w:tcMar>
-              <w:top w:w="100" w:type="dxa"/>
-              <w:bottom w:w="100" w:type="dxa"/>
-              <w:left w:w="120" w:type="dxa"/>
-              <w:right w:w="120" w:type="dxa"/>
-            </w:tcMar>
-            <w:tcBorders>
-              <w:top w:val="single" w:sz="4" w:space="0" w:color="CCCCCC"/>
-              <w:bottom w:val="single" w:sz="4" w:space="0" w:color="CCCCCC"/>
-              <w:left w:val="single" w:sz="4" w:space="0" w:color="CCCCCC"/>
-              <w:right w:val="single" w:sz="4" w:space="0" w:color="CCCCCC"/>
-            </w:tcBorders>
-          </w:tcPr>
-          <w:p>
-            <w:pPr>
-              <w:spacing w:before="60" w:after="60" w:line="252" w:lineRule="auto"/>
-              <w:jc w:val="left"/>
-            </w:pPr>
-            <w:r/>
-            <w:r>
-              <w:rPr>
-                <w:b/>
-              </w:rPr>
-              <w:t>-0.25</w:t>
-            </w:r>
-          </w:p>
-        </w:tc>
-        <w:tc>
-          <w:tcPr>
-            <w:tcW w:type="dxa" w:w="1440"/>
-            <w:shd w:fill="F8FAFC"/>
-            <w:tcMar>
-              <w:top w:w="100" w:type="dxa"/>
-              <w:bottom w:w="100" w:type="dxa"/>
-              <w:left w:w="120" w:type="dxa"/>
-              <w:right w:w="120" w:type="dxa"/>
-            </w:tcMar>
-            <w:tcBorders>
-              <w:top w:val="single" w:sz="4" w:space="0" w:color="CCCCCC"/>
-              <w:bottom w:val="single" w:sz="4" w:space="0" w:color="CCCCCC"/>
-              <w:left w:val="single" w:sz="4" w:space="0" w:color="CCCCCC"/>
-              <w:right w:val="single" w:sz="4" w:space="0" w:color="CCCCCC"/>
-            </w:tcBorders>
-          </w:tcPr>
-          <w:p>
-            <w:pPr>
-              <w:spacing w:before="60" w:after="60" w:line="252" w:lineRule="auto"/>
-              <w:jc w:val="left"/>
-            </w:pPr>
-            <w:r/>
-            <w:r>
-              <w:t>BEAR</w:t>
-            </w:r>
-          </w:p>
-        </w:tc>
-      </w:tr>
-      <w:tr>
-        <w:tc>
-          <w:tcPr>
-            <w:tcW w:type="dxa" w:w="1584"/>
-            <w:shd w:fill="FFFFFF"/>
-            <w:tcMar>
-              <w:top w:w="100" w:type="dxa"/>
-              <w:bottom w:w="100" w:type="dxa"/>
-              <w:left w:w="120" w:type="dxa"/>
-              <w:right w:w="120" w:type="dxa"/>
-            </w:tcMar>
-            <w:tcBorders>
-              <w:top w:val="single" w:sz="4" w:space="0" w:color="CCCCCC"/>
-              <w:bottom w:val="single" w:sz="4" w:space="0" w:color="CCCCCC"/>
-              <w:left w:val="single" w:sz="4" w:space="0" w:color="CCCCCC"/>
-              <w:right w:val="single" w:sz="4" w:space="0" w:color="CCCCCC"/>
-            </w:tcBorders>
-          </w:tcPr>
-          <w:p>
-            <w:pPr>
-              <w:spacing w:before="60" w:after="60" w:line="252" w:lineRule="auto"/>
-              <w:jc w:val="left"/>
-            </w:pPr>
-            <w:r/>
-            <w:r>
-              <w:rPr>
-                <w:b/>
-              </w:rPr>
-              <w:t>Fri 07/08</w:t>
-            </w:r>
-          </w:p>
-        </w:tc>
-        <w:tc>
-          <w:tcPr>
-            <w:tcW w:type="dxa" w:w="864"/>
-            <w:shd w:fill="FFFFFF"/>
-            <w:tcMar>
-              <w:top w:w="100" w:type="dxa"/>
-              <w:bottom w:w="100" w:type="dxa"/>
-              <w:left w:w="120" w:type="dxa"/>
-              <w:right w:w="120" w:type="dxa"/>
-            </w:tcMar>
-            <w:tcBorders>
-              <w:top w:val="single" w:sz="4" w:space="0" w:color="CCCCCC"/>
-              <w:bottom w:val="single" w:sz="4" w:space="0" w:color="CCCCCC"/>
-              <w:left w:val="single" w:sz="4" w:space="0" w:color="CCCCCC"/>
-              <w:right w:val="single" w:sz="4" w:space="0" w:color="CCCCCC"/>
-            </w:tcBorders>
-          </w:tcPr>
-          <w:p>
-            <w:pPr>
-              <w:spacing w:before="60" w:after="60" w:line="252" w:lineRule="auto"/>
-              <w:jc w:val="left"/>
-            </w:pPr>
-            <w:r/>
-            <w:r>
-              <w:t>Asia 11-15</w:t>
-            </w:r>
-          </w:p>
-        </w:tc>
-        <w:tc>
-          <w:tcPr>
-            <w:tcW w:type="dxa" w:w="1440"/>
-            <w:shd w:fill="FFFFFF"/>
-            <w:tcMar>
-              <w:top w:w="100" w:type="dxa"/>
-              <w:bottom w:w="100" w:type="dxa"/>
-              <w:left w:w="120" w:type="dxa"/>
-              <w:right w:w="120" w:type="dxa"/>
-            </w:tcMar>
-            <w:tcBorders>
-              <w:top w:val="single" w:sz="4" w:space="0" w:color="CCCCCC"/>
-              <w:bottom w:val="single" w:sz="4" w:space="0" w:color="CCCCCC"/>
-              <w:left w:val="single" w:sz="4" w:space="0" w:color="CCCCCC"/>
-              <w:right w:val="single" w:sz="4" w:space="0" w:color="CCCCCC"/>
-            </w:tcBorders>
-          </w:tcPr>
-          <w:p>
-            <w:pPr>
-              <w:spacing w:before="60" w:after="60" w:line="252" w:lineRule="auto"/>
-              <w:jc w:val="left"/>
-            </w:pPr>
-            <w:r/>
-            <w:r>
-              <w:t>446.00</w:t>
-            </w:r>
-          </w:p>
-        </w:tc>
-        <w:tc>
-          <w:tcPr>
-            <w:tcW w:type="dxa" w:w="2016"/>
-            <w:shd w:fill="FFFFFF"/>
-            <w:tcMar>
-              <w:top w:w="100" w:type="dxa"/>
-              <w:bottom w:w="100" w:type="dxa"/>
-              <w:left w:w="120" w:type="dxa"/>
-              <w:right w:w="120" w:type="dxa"/>
-            </w:tcMar>
-            <w:tcBorders>
-              <w:top w:val="single" w:sz="4" w:space="0" w:color="CCCCCC"/>
-              <w:bottom w:val="single" w:sz="4" w:space="0" w:color="CCCCCC"/>
-              <w:left w:val="single" w:sz="4" w:space="0" w:color="CCCCCC"/>
-              <w:right w:val="single" w:sz="4" w:space="0" w:color="CCCCCC"/>
-            </w:tcBorders>
-          </w:tcPr>
-          <w:p>
-            <w:pPr>
-              <w:spacing w:before="60" w:after="60" w:line="252" w:lineRule="auto"/>
-              <w:jc w:val="left"/>
-            </w:pPr>
-            <w:r/>
-            <w:r>
-              <w:t>449.50</w:t>
-            </w:r>
-          </w:p>
-        </w:tc>
-        <w:tc>
-          <w:tcPr>
-            <w:tcW w:type="dxa" w:w="1152"/>
-            <w:shd w:fill="FFFFFF"/>
-            <w:tcMar>
-              <w:top w:w="100" w:type="dxa"/>
-              <w:bottom w:w="100" w:type="dxa"/>
-              <w:left w:w="120" w:type="dxa"/>
-              <w:right w:w="120" w:type="dxa"/>
-            </w:tcMar>
-            <w:tcBorders>
-              <w:top w:val="single" w:sz="4" w:space="0" w:color="CCCCCC"/>
-              <w:bottom w:val="single" w:sz="4" w:space="0" w:color="CCCCCC"/>
-              <w:left w:val="single" w:sz="4" w:space="0" w:color="CCCCCC"/>
-              <w:right w:val="single" w:sz="4" w:space="0" w:color="CCCCCC"/>
-            </w:tcBorders>
-          </w:tcPr>
-          <w:p>
-            <w:pPr>
-              <w:spacing w:before="60" w:after="60" w:line="252" w:lineRule="auto"/>
-              <w:jc w:val="left"/>
-            </w:pPr>
-            <w:r/>
-            <w:r>
-              <w:t>442.75</w:t>
-            </w:r>
-          </w:p>
-        </w:tc>
-        <w:tc>
-          <w:tcPr>
-            <w:tcW w:type="dxa" w:w="1728"/>
-            <w:shd w:fill="FFFFFF"/>
-            <w:tcMar>
-              <w:top w:w="100" w:type="dxa"/>
-              <w:bottom w:w="100" w:type="dxa"/>
-              <w:left w:w="120" w:type="dxa"/>
-              <w:right w:w="120" w:type="dxa"/>
-            </w:tcMar>
-            <w:tcBorders>
-              <w:top w:val="single" w:sz="4" w:space="0" w:color="CCCCCC"/>
-              <w:bottom w:val="single" w:sz="4" w:space="0" w:color="CCCCCC"/>
-              <w:left w:val="single" w:sz="4" w:space="0" w:color="CCCCCC"/>
-              <w:right w:val="single" w:sz="4" w:space="0" w:color="CCCCCC"/>
-            </w:tcBorders>
-          </w:tcPr>
-          <w:p>
-            <w:pPr>
-              <w:spacing w:before="60" w:after="60" w:line="252" w:lineRule="auto"/>
-              <w:jc w:val="left"/>
-            </w:pPr>
-            <w:r/>
-            <w:r>
-              <w:rPr>
-                <w:b/>
-              </w:rPr>
-              <w:t>445.75</w:t>
-            </w:r>
-          </w:p>
-        </w:tc>
-        <w:tc>
-          <w:tcPr>
-            <w:tcW w:type="dxa" w:w="3456"/>
-            <w:shd w:fill="FFFFFF"/>
-            <w:tcMar>
-              <w:top w:w="100" w:type="dxa"/>
-              <w:bottom w:w="100" w:type="dxa"/>
-              <w:left w:w="120" w:type="dxa"/>
-              <w:right w:w="120" w:type="dxa"/>
-            </w:tcMar>
-            <w:tcBorders>
-              <w:top w:val="single" w:sz="4" w:space="0" w:color="CCCCCC"/>
-              <w:bottom w:val="single" w:sz="4" w:space="0" w:color="CCCCCC"/>
-              <w:left w:val="single" w:sz="4" w:space="0" w:color="CCCCCC"/>
-              <w:right w:val="single" w:sz="4" w:space="0" w:color="CCCCCC"/>
-            </w:tcBorders>
-          </w:tcPr>
-          <w:p>
-            <w:pPr>
-              <w:spacing w:before="60" w:after="60" w:line="252" w:lineRule="auto"/>
-              <w:jc w:val="left"/>
-            </w:pPr>
-            <w:r/>
-            <w:r>
-              <w:rPr>
-                <w:b/>
-              </w:rPr>
-              <w:t>-0.25</w:t>
-            </w:r>
-          </w:p>
-        </w:tc>
-        <w:tc>
-          <w:tcPr>
-            <w:tcW w:type="dxa" w:w="1440"/>
-            <w:shd w:fill="FFFFFF"/>
-            <w:tcMar>
-              <w:top w:w="100" w:type="dxa"/>
-              <w:bottom w:w="100" w:type="dxa"/>
-              <w:left w:w="120" w:type="dxa"/>
-              <w:right w:w="120" w:type="dxa"/>
-            </w:tcMar>
-            <w:tcBorders>
-              <w:top w:val="single" w:sz="4" w:space="0" w:color="CCCCCC"/>
-              <w:bottom w:val="single" w:sz="4" w:space="0" w:color="CCCCCC"/>
-              <w:left w:val="single" w:sz="4" w:space="0" w:color="CCCCCC"/>
-              <w:right w:val="single" w:sz="4" w:space="0" w:color="CCCCCC"/>
-            </w:tcBorders>
-          </w:tcPr>
-          <w:p>
-            <w:pPr>
-              <w:spacing w:before="60" w:after="60" w:line="252" w:lineRule="auto"/>
-              <w:jc w:val="left"/>
-            </w:pPr>
-            <w:r/>
-            <w:r>
-              <w:t>BEAR</w:t>
-            </w:r>
-          </w:p>
-        </w:tc>
-      </w:tr>
-      <w:tr>
-        <w:tc>
-          <w:tcPr>
-            <w:tcW w:type="dxa" w:w="1584"/>
-            <w:shd w:fill="F8FAFC"/>
-            <w:tcMar>
-              <w:top w:w="100" w:type="dxa"/>
-              <w:bottom w:w="100" w:type="dxa"/>
-              <w:left w:w="120" w:type="dxa"/>
-              <w:right w:w="120" w:type="dxa"/>
-            </w:tcMar>
-            <w:tcBorders>
-              <w:top w:val="single" w:sz="4" w:space="0" w:color="CCCCCC"/>
-              <w:bottom w:val="single" w:sz="4" w:space="0" w:color="CCCCCC"/>
-              <w:left w:val="single" w:sz="4" w:space="0" w:color="CCCCCC"/>
-              <w:right w:val="single" w:sz="4" w:space="0" w:color="CCCCCC"/>
-            </w:tcBorders>
-          </w:tcPr>
-          <w:p>
-            <w:pPr>
-              <w:spacing w:before="60" w:after="60" w:line="252" w:lineRule="auto"/>
-              <w:jc w:val="left"/>
-            </w:pPr>
-            <w:r/>
-            <w:r>
-              <w:rPr>
-                <w:b/>
-              </w:rPr>
-              <w:t>Fri 07/08</w:t>
-            </w:r>
-          </w:p>
-        </w:tc>
-        <w:tc>
-          <w:tcPr>
-            <w:tcW w:type="dxa" w:w="864"/>
-            <w:shd w:fill="F8FAFC"/>
-            <w:tcMar>
-              <w:top w:w="100" w:type="dxa"/>
-              <w:bottom w:w="100" w:type="dxa"/>
-              <w:left w:w="120" w:type="dxa"/>
-              <w:right w:w="120" w:type="dxa"/>
-            </w:tcMar>
-            <w:tcBorders>
-              <w:top w:val="single" w:sz="4" w:space="0" w:color="CCCCCC"/>
-              <w:bottom w:val="single" w:sz="4" w:space="0" w:color="CCCCCC"/>
-              <w:left w:val="single" w:sz="4" w:space="0" w:color="CCCCCC"/>
-              <w:right w:val="single" w:sz="4" w:space="0" w:color="CCCCCC"/>
-            </w:tcBorders>
-          </w:tcPr>
-          <w:p>
-            <w:pPr>
-              <w:spacing w:before="60" w:after="60" w:line="252" w:lineRule="auto"/>
-              <w:jc w:val="left"/>
-            </w:pPr>
-            <w:r/>
-            <w:r>
-              <w:t>London 15-19</w:t>
-            </w:r>
-          </w:p>
-        </w:tc>
-        <w:tc>
-          <w:tcPr>
-            <w:tcW w:type="dxa" w:w="1440"/>
-            <w:shd w:fill="F8FAFC"/>
-            <w:tcMar>
-              <w:top w:w="100" w:type="dxa"/>
-              <w:bottom w:w="100" w:type="dxa"/>
-              <w:left w:w="120" w:type="dxa"/>
-              <w:right w:w="120" w:type="dxa"/>
-            </w:tcMar>
-            <w:tcBorders>
-              <w:top w:val="single" w:sz="4" w:space="0" w:color="CCCCCC"/>
-              <w:bottom w:val="single" w:sz="4" w:space="0" w:color="CCCCCC"/>
-              <w:left w:val="single" w:sz="4" w:space="0" w:color="CCCCCC"/>
-              <w:right w:val="single" w:sz="4" w:space="0" w:color="CCCCCC"/>
-            </w:tcBorders>
-          </w:tcPr>
-          <w:p>
-            <w:pPr>
-              <w:spacing w:before="60" w:after="60" w:line="252" w:lineRule="auto"/>
-              <w:jc w:val="left"/>
-            </w:pPr>
-            <w:r/>
-            <w:r>
-              <w:t>445.75</w:t>
-            </w:r>
-          </w:p>
-        </w:tc>
-        <w:tc>
-          <w:tcPr>
-            <w:tcW w:type="dxa" w:w="2016"/>
-            <w:shd w:fill="F8FAFC"/>
-            <w:tcMar>
-              <w:top w:w="100" w:type="dxa"/>
-              <w:bottom w:w="100" w:type="dxa"/>
-              <w:left w:w="120" w:type="dxa"/>
-              <w:right w:w="120" w:type="dxa"/>
-            </w:tcMar>
-            <w:tcBorders>
-              <w:top w:val="single" w:sz="4" w:space="0" w:color="CCCCCC"/>
-              <w:bottom w:val="single" w:sz="4" w:space="0" w:color="CCCCCC"/>
-              <w:left w:val="single" w:sz="4" w:space="0" w:color="CCCCCC"/>
-              <w:right w:val="single" w:sz="4" w:space="0" w:color="CCCCCC"/>
-            </w:tcBorders>
-          </w:tcPr>
-          <w:p>
-            <w:pPr>
-              <w:spacing w:before="60" w:after="60" w:line="252" w:lineRule="auto"/>
-              <w:jc w:val="left"/>
-            </w:pPr>
-            <w:r/>
-            <w:r>
-              <w:t>448.75</w:t>
-            </w:r>
-          </w:p>
-        </w:tc>
-        <w:tc>
-          <w:tcPr>
-            <w:tcW w:type="dxa" w:w="1152"/>
-            <w:shd w:fill="F8FAFC"/>
-            <w:tcMar>
-              <w:top w:w="100" w:type="dxa"/>
-              <w:bottom w:w="100" w:type="dxa"/>
-              <w:left w:w="120" w:type="dxa"/>
-              <w:right w:w="120" w:type="dxa"/>
-            </w:tcMar>
-            <w:tcBorders>
-              <w:top w:val="single" w:sz="4" w:space="0" w:color="CCCCCC"/>
-              <w:bottom w:val="single" w:sz="4" w:space="0" w:color="CCCCCC"/>
-              <w:left w:val="single" w:sz="4" w:space="0" w:color="CCCCCC"/>
-              <w:right w:val="single" w:sz="4" w:space="0" w:color="CCCCCC"/>
-            </w:tcBorders>
-          </w:tcPr>
-          <w:p>
-            <w:pPr>
-              <w:spacing w:before="60" w:after="60" w:line="252" w:lineRule="auto"/>
-              <w:jc w:val="left"/>
-            </w:pPr>
-            <w:r/>
-            <w:r>
-              <w:t>443.00</w:t>
-            </w:r>
-          </w:p>
-        </w:tc>
-        <w:tc>
-          <w:tcPr>
-            <w:tcW w:type="dxa" w:w="1728"/>
-            <w:shd w:fill="F8FAFC"/>
-            <w:tcMar>
-              <w:top w:w="100" w:type="dxa"/>
-              <w:bottom w:w="100" w:type="dxa"/>
-              <w:left w:w="120" w:type="dxa"/>
-              <w:right w:w="120" w:type="dxa"/>
-            </w:tcMar>
-            <w:tcBorders>
-              <w:top w:val="single" w:sz="4" w:space="0" w:color="CCCCCC"/>
-              <w:bottom w:val="single" w:sz="4" w:space="0" w:color="CCCCCC"/>
-              <w:left w:val="single" w:sz="4" w:space="0" w:color="CCCCCC"/>
-              <w:right w:val="single" w:sz="4" w:space="0" w:color="CCCCCC"/>
-            </w:tcBorders>
-          </w:tcPr>
-          <w:p>
-            <w:pPr>
-              <w:spacing w:before="60" w:after="60" w:line="252" w:lineRule="auto"/>
-              <w:jc w:val="left"/>
-            </w:pPr>
-            <w:r/>
-            <w:r>
-              <w:rPr>
-                <w:b/>
-              </w:rPr>
-              <w:t>446.00</w:t>
-            </w:r>
-          </w:p>
-        </w:tc>
-        <w:tc>
-          <w:tcPr>
-            <w:tcW w:type="dxa" w:w="3456"/>
-            <w:shd w:fill="F8FAFC"/>
-            <w:tcMar>
-              <w:top w:w="100" w:type="dxa"/>
-              <w:bottom w:w="100" w:type="dxa"/>
-              <w:left w:w="120" w:type="dxa"/>
-              <w:right w:w="120" w:type="dxa"/>
-            </w:tcMar>
-            <w:tcBorders>
-              <w:top w:val="single" w:sz="4" w:space="0" w:color="CCCCCC"/>
-              <w:bottom w:val="single" w:sz="4" w:space="0" w:color="CCCCCC"/>
-              <w:left w:val="single" w:sz="4" w:space="0" w:color="CCCCCC"/>
-              <w:right w:val="single" w:sz="4" w:space="0" w:color="CCCCCC"/>
-            </w:tcBorders>
-          </w:tcPr>
-          <w:p>
-            <w:pPr>
-              <w:spacing w:before="60" w:after="60" w:line="252" w:lineRule="auto"/>
-              <w:jc w:val="left"/>
-            </w:pPr>
-            <w:r/>
-            <w:r>
-              <w:rPr>
-                <w:b/>
-              </w:rPr>
-              <w:t>+0.25</w:t>
-            </w:r>
-          </w:p>
-        </w:tc>
-        <w:tc>
-          <w:tcPr>
-            <w:tcW w:type="dxa" w:w="1440"/>
-            <w:shd w:fill="F8FAFC"/>
-            <w:tcMar>
-              <w:top w:w="100" w:type="dxa"/>
-              <w:bottom w:w="100" w:type="dxa"/>
-              <w:left w:w="120" w:type="dxa"/>
-              <w:right w:w="120" w:type="dxa"/>
-            </w:tcMar>
-            <w:tcBorders>
-              <w:top w:val="single" w:sz="4" w:space="0" w:color="CCCCCC"/>
-              <w:bottom w:val="single" w:sz="4" w:space="0" w:color="CCCCCC"/>
-              <w:left w:val="single" w:sz="4" w:space="0" w:color="CCCCCC"/>
-              <w:right w:val="single" w:sz="4" w:space="0" w:color="CCCCCC"/>
-            </w:tcBorders>
-          </w:tcPr>
-          <w:p>
-            <w:pPr>
-              <w:spacing w:before="60" w:after="60" w:line="252" w:lineRule="auto"/>
-              <w:jc w:val="left"/>
-            </w:pPr>
-            <w:r/>
-            <w:r>
-              <w:t>BULL</w:t>
-            </w:r>
-          </w:p>
-        </w:tc>
-      </w:tr>
-      <w:tr>
-        <w:tc>
-          <w:tcPr>
-            <w:tcW w:type="dxa" w:w="1584"/>
-            <w:shd w:fill="FFFFFF"/>
-            <w:tcMar>
-              <w:top w:w="100" w:type="dxa"/>
-              <w:bottom w:w="100" w:type="dxa"/>
-              <w:left w:w="120" w:type="dxa"/>
-              <w:right w:w="120" w:type="dxa"/>
-            </w:tcMar>
-            <w:tcBorders>
-              <w:top w:val="single" w:sz="4" w:space="0" w:color="CCCCCC"/>
-              <w:bottom w:val="single" w:sz="4" w:space="0" w:color="CCCCCC"/>
-              <w:left w:val="single" w:sz="4" w:space="0" w:color="CCCCCC"/>
-              <w:right w:val="single" w:sz="4" w:space="0" w:color="CCCCCC"/>
-            </w:tcBorders>
-          </w:tcPr>
-          <w:p>
-            <w:pPr>
-              <w:spacing w:before="60" w:after="60" w:line="252" w:lineRule="auto"/>
-              <w:jc w:val="left"/>
-            </w:pPr>
-            <w:r/>
-            <w:r>
-              <w:rPr>
-                <w:b/>
-              </w:rPr>
-              <w:t>Fri 07/08</w:t>
-            </w:r>
-          </w:p>
-        </w:tc>
-        <w:tc>
-          <w:tcPr>
-            <w:tcW w:type="dxa" w:w="864"/>
-            <w:shd w:fill="FFFFFF"/>
-            <w:tcMar>
-              <w:top w:w="100" w:type="dxa"/>
-              <w:bottom w:w="100" w:type="dxa"/>
-              <w:left w:w="120" w:type="dxa"/>
-              <w:right w:w="120" w:type="dxa"/>
-            </w:tcMar>
-            <w:tcBorders>
-              <w:top w:val="single" w:sz="4" w:space="0" w:color="CCCCCC"/>
-              <w:bottom w:val="single" w:sz="4" w:space="0" w:color="CCCCCC"/>
-              <w:left w:val="single" w:sz="4" w:space="0" w:color="CCCCCC"/>
-              <w:right w:val="single" w:sz="4" w:space="0" w:color="CCCCCC"/>
-            </w:tcBorders>
-          </w:tcPr>
-          <w:p>
-            <w:pPr>
-              <w:spacing w:before="60" w:after="60" w:line="252" w:lineRule="auto"/>
-              <w:jc w:val="left"/>
-            </w:pPr>
-            <w:r/>
-            <w:r>
-              <w:t>Pre-NY 19-21</w:t>
-            </w:r>
-          </w:p>
-        </w:tc>
-        <w:tc>
-          <w:tcPr>
-            <w:tcW w:type="dxa" w:w="1440"/>
-            <w:shd w:fill="FFFFFF"/>
-            <w:tcMar>
-              <w:top w:w="100" w:type="dxa"/>
-              <w:bottom w:w="100" w:type="dxa"/>
-              <w:left w:w="120" w:type="dxa"/>
-              <w:right w:w="120" w:type="dxa"/>
-            </w:tcMar>
-            <w:tcBorders>
-              <w:top w:val="single" w:sz="4" w:space="0" w:color="CCCCCC"/>
-              <w:bottom w:val="single" w:sz="4" w:space="0" w:color="CCCCCC"/>
-              <w:left w:val="single" w:sz="4" w:space="0" w:color="CCCCCC"/>
-              <w:right w:val="single" w:sz="4" w:space="0" w:color="CCCCCC"/>
-            </w:tcBorders>
-          </w:tcPr>
-          <w:p>
-            <w:pPr>
-              <w:spacing w:before="60" w:after="60" w:line="252" w:lineRule="auto"/>
-              <w:jc w:val="left"/>
-            </w:pPr>
-            <w:r/>
-            <w:r>
-              <w:t>446.00</w:t>
-            </w:r>
-          </w:p>
-        </w:tc>
-        <w:tc>
-          <w:tcPr>
-            <w:tcW w:type="dxa" w:w="2016"/>
-            <w:shd w:fill="FFFFFF"/>
-            <w:tcMar>
-              <w:top w:w="100" w:type="dxa"/>
-              <w:bottom w:w="100" w:type="dxa"/>
-              <w:left w:w="120" w:type="dxa"/>
-              <w:right w:w="120" w:type="dxa"/>
-            </w:tcMar>
-            <w:tcBorders>
-              <w:top w:val="single" w:sz="4" w:space="0" w:color="CCCCCC"/>
-              <w:bottom w:val="single" w:sz="4" w:space="0" w:color="CCCCCC"/>
-              <w:left w:val="single" w:sz="4" w:space="0" w:color="CCCCCC"/>
-              <w:right w:val="single" w:sz="4" w:space="0" w:color="CCCCCC"/>
-            </w:tcBorders>
-          </w:tcPr>
-          <w:p>
-            <w:pPr>
-              <w:spacing w:before="60" w:after="60" w:line="252" w:lineRule="auto"/>
-              <w:jc w:val="left"/>
-            </w:pPr>
-            <w:r/>
-            <w:r>
-              <w:t>449.00</w:t>
-            </w:r>
-          </w:p>
-        </w:tc>
-        <w:tc>
-          <w:tcPr>
-            <w:tcW w:type="dxa" w:w="1152"/>
-            <w:shd w:fill="FFFFFF"/>
-            <w:tcMar>
-              <w:top w:w="100" w:type="dxa"/>
-              <w:bottom w:w="100" w:type="dxa"/>
-              <w:left w:w="120" w:type="dxa"/>
-              <w:right w:w="120" w:type="dxa"/>
-            </w:tcMar>
-            <w:tcBorders>
-              <w:top w:val="single" w:sz="4" w:space="0" w:color="CCCCCC"/>
-              <w:bottom w:val="single" w:sz="4" w:space="0" w:color="CCCCCC"/>
-              <w:left w:val="single" w:sz="4" w:space="0" w:color="CCCCCC"/>
-              <w:right w:val="single" w:sz="4" w:space="0" w:color="CCCCCC"/>
-            </w:tcBorders>
-          </w:tcPr>
-          <w:p>
-            <w:pPr>
-              <w:spacing w:before="60" w:after="60" w:line="252" w:lineRule="auto"/>
-              <w:jc w:val="left"/>
-            </w:pPr>
-            <w:r/>
-            <w:r>
-              <w:t>443.25</w:t>
-            </w:r>
-          </w:p>
-        </w:tc>
-        <w:tc>
-          <w:tcPr>
-            <w:tcW w:type="dxa" w:w="1728"/>
-            <w:shd w:fill="FFFFFF"/>
-            <w:tcMar>
-              <w:top w:w="100" w:type="dxa"/>
-              <w:bottom w:w="100" w:type="dxa"/>
-              <w:left w:w="120" w:type="dxa"/>
-              <w:right w:w="120" w:type="dxa"/>
-            </w:tcMar>
-            <w:tcBorders>
-              <w:top w:val="single" w:sz="4" w:space="0" w:color="CCCCCC"/>
-              <w:bottom w:val="single" w:sz="4" w:space="0" w:color="CCCCCC"/>
-              <w:left w:val="single" w:sz="4" w:space="0" w:color="CCCCCC"/>
-              <w:right w:val="single" w:sz="4" w:space="0" w:color="CCCCCC"/>
-            </w:tcBorders>
-          </w:tcPr>
-          <w:p>
-            <w:pPr>
-              <w:spacing w:before="60" w:after="60" w:line="252" w:lineRule="auto"/>
-              <w:jc w:val="left"/>
-            </w:pPr>
-            <w:r/>
-            <w:r>
-              <w:rPr>
-                <w:b/>
-              </w:rPr>
-              <w:t>446.00</w:t>
-            </w:r>
-          </w:p>
-        </w:tc>
-        <w:tc>
-          <w:tcPr>
-            <w:tcW w:type="dxa" w:w="3456"/>
-            <w:shd w:fill="FFFFFF"/>
-            <w:tcMar>
-              <w:top w:w="100" w:type="dxa"/>
-              <w:bottom w:w="100" w:type="dxa"/>
-              <w:left w:w="120" w:type="dxa"/>
-              <w:right w:w="120" w:type="dxa"/>
-            </w:tcMar>
-            <w:tcBorders>
-              <w:top w:val="single" w:sz="4" w:space="0" w:color="CCCCCC"/>
-              <w:bottom w:val="single" w:sz="4" w:space="0" w:color="CCCCCC"/>
-              <w:left w:val="single" w:sz="4" w:space="0" w:color="CCCCCC"/>
-              <w:right w:val="single" w:sz="4" w:space="0" w:color="CCCCCC"/>
-            </w:tcBorders>
-          </w:tcPr>
-          <w:p>
-            <w:pPr>
-              <w:spacing w:before="60" w:after="60" w:line="252" w:lineRule="auto"/>
-              <w:jc w:val="left"/>
-            </w:pPr>
-            <w:r/>
-            <w:r>
-              <w:rPr>
-                <w:b/>
-              </w:rPr>
-              <w:t>+0.00</w:t>
-            </w:r>
-          </w:p>
-        </w:tc>
-        <w:tc>
-          <w:tcPr>
-            <w:tcW w:type="dxa" w:w="1440"/>
-            <w:shd w:fill="FFFFFF"/>
-            <w:tcMar>
-              <w:top w:w="100" w:type="dxa"/>
-              <w:bottom w:w="100" w:type="dxa"/>
-              <w:left w:w="120" w:type="dxa"/>
-              <w:right w:w="120" w:type="dxa"/>
-            </w:tcMar>
-            <w:tcBorders>
-              <w:top w:val="single" w:sz="4" w:space="0" w:color="CCCCCC"/>
-              <w:bottom w:val="single" w:sz="4" w:space="0" w:color="CCCCCC"/>
-              <w:left w:val="single" w:sz="4" w:space="0" w:color="CCCCCC"/>
-              <w:right w:val="single" w:sz="4" w:space="0" w:color="CCCCCC"/>
-            </w:tcBorders>
-          </w:tcPr>
-          <w:p>
-            <w:pPr>
-              <w:spacing w:before="60" w:after="60" w:line="252" w:lineRule="auto"/>
-              <w:jc w:val="left"/>
-            </w:pPr>
-            <w:r/>
-            <w:r>
-              <w:t>BEAR</w:t>
-            </w:r>
-          </w:p>
-        </w:tc>
-      </w:tr>
-      <w:tr>
-        <w:tc>
-          <w:tcPr>
-            <w:tcW w:type="dxa" w:w="1584"/>
-            <w:shd w:fill="F8FAFC"/>
-            <w:tcMar>
-              <w:top w:w="100" w:type="dxa"/>
-              <w:bottom w:w="100" w:type="dxa"/>
-              <w:left w:w="120" w:type="dxa"/>
-              <w:right w:w="120" w:type="dxa"/>
-            </w:tcMar>
-            <w:tcBorders>
-              <w:top w:val="single" w:sz="4" w:space="0" w:color="CCCCCC"/>
-              <w:bottom w:val="single" w:sz="4" w:space="0" w:color="CCCCCC"/>
-              <w:left w:val="single" w:sz="4" w:space="0" w:color="CCCCCC"/>
-              <w:right w:val="single" w:sz="4" w:space="0" w:color="CCCCCC"/>
-            </w:tcBorders>
-          </w:tcPr>
-          <w:p>
-            <w:pPr>
-              <w:spacing w:before="60" w:after="60" w:line="252" w:lineRule="auto"/>
-              <w:jc w:val="left"/>
-            </w:pPr>
-            <w:r/>
-            <w:r>
-              <w:rPr>
-                <w:b/>
-              </w:rPr>
-              <w:t>Fri 07/08</w:t>
-            </w:r>
-          </w:p>
-        </w:tc>
-        <w:tc>
-          <w:tcPr>
-            <w:tcW w:type="dxa" w:w="864"/>
-            <w:shd w:fill="F8FAFC"/>
-            <w:tcMar>
-              <w:top w:w="100" w:type="dxa"/>
-              <w:bottom w:w="100" w:type="dxa"/>
-              <w:left w:w="120" w:type="dxa"/>
-              <w:right w:w="120" w:type="dxa"/>
-            </w:tcMar>
-            <w:tcBorders>
-              <w:top w:val="single" w:sz="4" w:space="0" w:color="CCCCCC"/>
-              <w:bottom w:val="single" w:sz="4" w:space="0" w:color="CCCCCC"/>
-              <w:left w:val="single" w:sz="4" w:space="0" w:color="CCCCCC"/>
-              <w:right w:val="single" w:sz="4" w:space="0" w:color="CCCCCC"/>
-            </w:tcBorders>
-          </w:tcPr>
-          <w:p>
-            <w:pPr>
-              <w:spacing w:before="60" w:after="60" w:line="252" w:lineRule="auto"/>
-              <w:jc w:val="left"/>
-            </w:pPr>
-            <w:r/>
-            <w:r>
-              <w:t>NY Open 21-23</w:t>
-            </w:r>
-          </w:p>
-        </w:tc>
-        <w:tc>
-          <w:tcPr>
-            <w:tcW w:type="dxa" w:w="1440"/>
-            <w:shd w:fill="F8FAFC"/>
-            <w:tcMar>
-              <w:top w:w="100" w:type="dxa"/>
-              <w:bottom w:w="100" w:type="dxa"/>
-              <w:left w:w="120" w:type="dxa"/>
-              <w:right w:w="120" w:type="dxa"/>
-            </w:tcMar>
-            <w:tcBorders>
-              <w:top w:val="single" w:sz="4" w:space="0" w:color="CCCCCC"/>
-              <w:bottom w:val="single" w:sz="4" w:space="0" w:color="CCCCCC"/>
-              <w:left w:val="single" w:sz="4" w:space="0" w:color="CCCCCC"/>
-              <w:right w:val="single" w:sz="4" w:space="0" w:color="CCCCCC"/>
-            </w:tcBorders>
-          </w:tcPr>
-          <w:p>
-            <w:pPr>
-              <w:spacing w:before="60" w:after="60" w:line="252" w:lineRule="auto"/>
-              <w:jc w:val="left"/>
-            </w:pPr>
-            <w:r/>
-            <w:r>
-              <w:t>446.00</w:t>
-            </w:r>
-          </w:p>
-        </w:tc>
-        <w:tc>
-          <w:tcPr>
-            <w:tcW w:type="dxa" w:w="2016"/>
-            <w:shd w:fill="F8FAFC"/>
-            <w:tcMar>
-              <w:top w:w="100" w:type="dxa"/>
-              <w:bottom w:w="100" w:type="dxa"/>
-              <w:left w:w="120" w:type="dxa"/>
-              <w:right w:w="120" w:type="dxa"/>
-            </w:tcMar>
-            <w:tcBorders>
-              <w:top w:val="single" w:sz="4" w:space="0" w:color="CCCCCC"/>
-              <w:bottom w:val="single" w:sz="4" w:space="0" w:color="CCCCCC"/>
-              <w:left w:val="single" w:sz="4" w:space="0" w:color="CCCCCC"/>
-              <w:right w:val="single" w:sz="4" w:space="0" w:color="CCCCCC"/>
-            </w:tcBorders>
-          </w:tcPr>
-          <w:p>
-            <w:pPr>
-              <w:spacing w:before="60" w:after="60" w:line="252" w:lineRule="auto"/>
-              <w:jc w:val="left"/>
-            </w:pPr>
-            <w:r/>
-            <w:r>
-              <w:t>450.00</w:t>
-            </w:r>
-          </w:p>
-        </w:tc>
-        <w:tc>
-          <w:tcPr>
-            <w:tcW w:type="dxa" w:w="1152"/>
-            <w:shd w:fill="F8FAFC"/>
-            <w:tcMar>
-              <w:top w:w="100" w:type="dxa"/>
-              <w:bottom w:w="100" w:type="dxa"/>
-              <w:left w:w="120" w:type="dxa"/>
-              <w:right w:w="120" w:type="dxa"/>
-            </w:tcMar>
-            <w:tcBorders>
-              <w:top w:val="single" w:sz="4" w:space="0" w:color="CCCCCC"/>
-              <w:bottom w:val="single" w:sz="4" w:space="0" w:color="CCCCCC"/>
-              <w:left w:val="single" w:sz="4" w:space="0" w:color="CCCCCC"/>
-              <w:right w:val="single" w:sz="4" w:space="0" w:color="CCCCCC"/>
-            </w:tcBorders>
-          </w:tcPr>
-          <w:p>
-            <w:pPr>
-              <w:spacing w:before="60" w:after="60" w:line="252" w:lineRule="auto"/>
-              <w:jc w:val="left"/>
-            </w:pPr>
-            <w:r/>
-            <w:r>
-              <w:t>442.50</w:t>
-            </w:r>
-          </w:p>
-        </w:tc>
-        <w:tc>
-          <w:tcPr>
-            <w:tcW w:type="dxa" w:w="1728"/>
-            <w:shd w:fill="F8FAFC"/>
             <w:tcMar>
               <w:top w:w="100" w:type="dxa"/>
               <w:bottom w:w="100" w:type="dxa"/>
@@ -20843,241 +21078,6 @@
                 <w:b/>
               </w:rPr>
               <w:t>446.50</w:t>
-            </w:r>
-          </w:p>
-        </w:tc>
-        <w:tc>
-          <w:tcPr>
-            <w:tcW w:type="dxa" w:w="3456"/>
-            <w:shd w:fill="F8FAFC"/>
-            <w:tcMar>
-              <w:top w:w="100" w:type="dxa"/>
-              <w:bottom w:w="100" w:type="dxa"/>
-              <w:left w:w="120" w:type="dxa"/>
-              <w:right w:w="120" w:type="dxa"/>
-            </w:tcMar>
-            <w:tcBorders>
-              <w:top w:val="single" w:sz="4" w:space="0" w:color="CCCCCC"/>
-              <w:bottom w:val="single" w:sz="4" w:space="0" w:color="CCCCCC"/>
-              <w:left w:val="single" w:sz="4" w:space="0" w:color="CCCCCC"/>
-              <w:right w:val="single" w:sz="4" w:space="0" w:color="CCCCCC"/>
-            </w:tcBorders>
-          </w:tcPr>
-          <w:p>
-            <w:pPr>
-              <w:spacing w:before="60" w:after="60" w:line="252" w:lineRule="auto"/>
-              <w:jc w:val="left"/>
-            </w:pPr>
-            <w:r/>
-            <w:r>
-              <w:rPr>
-                <w:b/>
-              </w:rPr>
-              <w:t>+0.50</w:t>
-            </w:r>
-          </w:p>
-        </w:tc>
-        <w:tc>
-          <w:tcPr>
-            <w:tcW w:type="dxa" w:w="1440"/>
-            <w:shd w:fill="F8FAFC"/>
-            <w:tcMar>
-              <w:top w:w="100" w:type="dxa"/>
-              <w:bottom w:w="100" w:type="dxa"/>
-              <w:left w:w="120" w:type="dxa"/>
-              <w:right w:w="120" w:type="dxa"/>
-            </w:tcMar>
-            <w:tcBorders>
-              <w:top w:val="single" w:sz="4" w:space="0" w:color="CCCCCC"/>
-              <w:bottom w:val="single" w:sz="4" w:space="0" w:color="CCCCCC"/>
-              <w:left w:val="single" w:sz="4" w:space="0" w:color="CCCCCC"/>
-              <w:right w:val="single" w:sz="4" w:space="0" w:color="CCCCCC"/>
-            </w:tcBorders>
-          </w:tcPr>
-          <w:p>
-            <w:pPr>
-              <w:spacing w:before="60" w:after="60" w:line="252" w:lineRule="auto"/>
-              <w:jc w:val="left"/>
-            </w:pPr>
-            <w:r/>
-            <w:r>
-              <w:t>BULL</w:t>
-            </w:r>
-          </w:p>
-        </w:tc>
-      </w:tr>
-      <w:tr>
-        <w:tc>
-          <w:tcPr>
-            <w:tcW w:type="dxa" w:w="1584"/>
-            <w:shd w:fill="FFFFFF"/>
-            <w:tcMar>
-              <w:top w:w="100" w:type="dxa"/>
-              <w:bottom w:w="100" w:type="dxa"/>
-              <w:left w:w="120" w:type="dxa"/>
-              <w:right w:w="120" w:type="dxa"/>
-            </w:tcMar>
-            <w:tcBorders>
-              <w:top w:val="single" w:sz="4" w:space="0" w:color="CCCCCC"/>
-              <w:bottom w:val="single" w:sz="4" w:space="0" w:color="CCCCCC"/>
-              <w:left w:val="single" w:sz="4" w:space="0" w:color="CCCCCC"/>
-              <w:right w:val="single" w:sz="4" w:space="0" w:color="CCCCCC"/>
-            </w:tcBorders>
-          </w:tcPr>
-          <w:p>
-            <w:pPr>
-              <w:spacing w:before="60" w:after="60" w:line="252" w:lineRule="auto"/>
-              <w:jc w:val="left"/>
-            </w:pPr>
-            <w:r/>
-            <w:r>
-              <w:rPr>
-                <w:b/>
-              </w:rPr>
-              <w:t>Fri 07/08</w:t>
-            </w:r>
-          </w:p>
-        </w:tc>
-        <w:tc>
-          <w:tcPr>
-            <w:tcW w:type="dxa" w:w="864"/>
-            <w:shd w:fill="FFFFFF"/>
-            <w:tcMar>
-              <w:top w:w="100" w:type="dxa"/>
-              <w:bottom w:w="100" w:type="dxa"/>
-              <w:left w:w="120" w:type="dxa"/>
-              <w:right w:w="120" w:type="dxa"/>
-            </w:tcMar>
-            <w:tcBorders>
-              <w:top w:val="single" w:sz="4" w:space="0" w:color="CCCCCC"/>
-              <w:bottom w:val="single" w:sz="4" w:space="0" w:color="CCCCCC"/>
-              <w:left w:val="single" w:sz="4" w:space="0" w:color="CCCCCC"/>
-              <w:right w:val="single" w:sz="4" w:space="0" w:color="CCCCCC"/>
-            </w:tcBorders>
-          </w:tcPr>
-          <w:p>
-            <w:pPr>
-              <w:spacing w:before="60" w:after="60" w:line="252" w:lineRule="auto"/>
-              <w:jc w:val="left"/>
-            </w:pPr>
-            <w:r/>
-            <w:r>
-              <w:t>NY Close 23-01</w:t>
-            </w:r>
-          </w:p>
-        </w:tc>
-        <w:tc>
-          <w:tcPr>
-            <w:tcW w:type="dxa" w:w="1440"/>
-            <w:shd w:fill="FFFFFF"/>
-            <w:tcMar>
-              <w:top w:w="100" w:type="dxa"/>
-              <w:bottom w:w="100" w:type="dxa"/>
-              <w:left w:w="120" w:type="dxa"/>
-              <w:right w:w="120" w:type="dxa"/>
-            </w:tcMar>
-            <w:tcBorders>
-              <w:top w:val="single" w:sz="4" w:space="0" w:color="CCCCCC"/>
-              <w:bottom w:val="single" w:sz="4" w:space="0" w:color="CCCCCC"/>
-              <w:left w:val="single" w:sz="4" w:space="0" w:color="CCCCCC"/>
-              <w:right w:val="single" w:sz="4" w:space="0" w:color="CCCCCC"/>
-            </w:tcBorders>
-          </w:tcPr>
-          <w:p>
-            <w:pPr>
-              <w:spacing w:before="60" w:after="60" w:line="252" w:lineRule="auto"/>
-              <w:jc w:val="left"/>
-            </w:pPr>
-            <w:r/>
-            <w:r>
-              <w:t>446.50</w:t>
-            </w:r>
-          </w:p>
-        </w:tc>
-        <w:tc>
-          <w:tcPr>
-            <w:tcW w:type="dxa" w:w="2016"/>
-            <w:shd w:fill="FFFFFF"/>
-            <w:tcMar>
-              <w:top w:w="100" w:type="dxa"/>
-              <w:bottom w:w="100" w:type="dxa"/>
-              <w:left w:w="120" w:type="dxa"/>
-              <w:right w:w="120" w:type="dxa"/>
-            </w:tcMar>
-            <w:tcBorders>
-              <w:top w:val="single" w:sz="4" w:space="0" w:color="CCCCCC"/>
-              <w:bottom w:val="single" w:sz="4" w:space="0" w:color="CCCCCC"/>
-              <w:left w:val="single" w:sz="4" w:space="0" w:color="CCCCCC"/>
-              <w:right w:val="single" w:sz="4" w:space="0" w:color="CCCCCC"/>
-            </w:tcBorders>
-          </w:tcPr>
-          <w:p>
-            <w:pPr>
-              <w:spacing w:before="60" w:after="60" w:line="252" w:lineRule="auto"/>
-              <w:jc w:val="left"/>
-            </w:pPr>
-            <w:r/>
-            <w:r>
-              <w:t>450.50</w:t>
-            </w:r>
-          </w:p>
-        </w:tc>
-        <w:tc>
-          <w:tcPr>
-            <w:tcW w:type="dxa" w:w="1152"/>
-            <w:shd w:fill="FFFFFF"/>
-            <w:tcMar>
-              <w:top w:w="100" w:type="dxa"/>
-              <w:bottom w:w="100" w:type="dxa"/>
-              <w:left w:w="120" w:type="dxa"/>
-              <w:right w:w="120" w:type="dxa"/>
-            </w:tcMar>
-            <w:tcBorders>
-              <w:top w:val="single" w:sz="4" w:space="0" w:color="CCCCCC"/>
-              <w:bottom w:val="single" w:sz="4" w:space="0" w:color="CCCCCC"/>
-              <w:left w:val="single" w:sz="4" w:space="0" w:color="CCCCCC"/>
-              <w:right w:val="single" w:sz="4" w:space="0" w:color="CCCCCC"/>
-            </w:tcBorders>
-          </w:tcPr>
-          <w:p>
-            <w:pPr>
-              <w:spacing w:before="60" w:after="60" w:line="252" w:lineRule="auto"/>
-              <w:jc w:val="left"/>
-            </w:pPr>
-            <w:r/>
-            <w:r>
-              <w:t>444.75</w:t>
-            </w:r>
-          </w:p>
-        </w:tc>
-        <w:tc>
-          <w:tcPr>
-            <w:tcW w:type="dxa" w:w="1728"/>
-            <w:shd w:fill="FFFFFF"/>
-            <w:tcMar>
-              <w:top w:w="100" w:type="dxa"/>
-              <w:bottom w:w="100" w:type="dxa"/>
-              <w:left w:w="120" w:type="dxa"/>
-              <w:right w:w="120" w:type="dxa"/>
-            </w:tcMar>
-            <w:tcBorders>
-              <w:top w:val="single" w:sz="4" w:space="0" w:color="CCCCCC"/>
-              <w:bottom w:val="single" w:sz="4" w:space="0" w:color="CCCCCC"/>
-              <w:left w:val="single" w:sz="4" w:space="0" w:color="CCCCCC"/>
-              <w:right w:val="single" w:sz="4" w:space="0" w:color="CCCCCC"/>
-            </w:tcBorders>
-          </w:tcPr>
-          <w:p>
-            <w:pPr>
-              <w:spacing w:before="60" w:after="60" w:line="252" w:lineRule="auto"/>
-              <w:jc w:val="left"/>
-            </w:pPr>
-            <w:r/>
-            <w:r>
-              <w:rPr>
-                <w:b/>
-              </w:rPr>
-              <w:t>446.25</w:t>
             </w:r>
           </w:p>
         </w:tc>
@@ -21839,7 +21839,7 @@
         <w:rPr>
           <w:b/>
         </w:rPr>
-        <w:t>`38,020`</w:t>
+        <w:t>`38,023`</w:t>
       </w:r>
       <w:r>
         <w:t xml:space="preserve"> (Chênh lệch: </w:t>
@@ -21848,7 +21848,7 @@
         <w:rPr>
           <w:b/>
         </w:rPr>
-        <w:t>`-30,828`</w:t>
+        <w:t>`-30,825`</w:t>
       </w:r>
       <w:r>
         <w:t xml:space="preserve">) | OI: </w:t>
